--- a/docs/IISM-Product-Backlog.docx
+++ b/docs/IISM-Product-Backlog.docx
@@ -61,7 +61,7 @@
           <w:color w:val="3C4752"/>
           <w:sz w:val="24"/>
         </w:rPr>
-        <w:t>Document Version 1.0</w:t>
+        <w:t>Document Version 1.1</w:t>
       </w:r>
     </w:p>
     <w:p>
@@ -89,7 +89,7 @@
           <w:color w:val="6B747C"/>
           <w:sz w:val="22"/>
         </w:rPr>
-        <w:t>Prepared for: Sprint 33 Planning and Ongoing Backlog Grooming</w:t>
+        <w:t>Prepared for: A Management-Facing MVP, and Ongoing Backlog Grooming</w:t>
       </w:r>
     </w:p>
     <w:p/>
@@ -196,7 +196,7 @@
                 <w:color w:val="3C4752"/>
                 <w:sz w:val="19"/>
               </w:rPr>
-              <w:t>1.0</w:t>
+              <w:t>1.1</w:t>
             </w:r>
           </w:p>
         </w:tc>
@@ -719,6 +719,108 @@
                 <w:sz w:val="19"/>
               </w:rPr>
               <w:t>First version circulated for Sprint 33 planning.</w:t>
+            </w:r>
+          </w:p>
+        </w:tc>
+      </w:tr>
+      <w:tr>
+        <w:tc>
+          <w:tcPr>
+            <w:tcW w:type="dxa" w:w="1152"/>
+            <w:shd w:val="clear" w:color="auto" w:fill="F2F4F6"/>
+            <w:tcMar>
+              <w:top w:w="60" w:type="dxa"/>
+              <w:bottom w:w="60" w:type="dxa"/>
+              <w:left w:w="100" w:type="dxa"/>
+              <w:right w:w="100" w:type="dxa"/>
+            </w:tcMar>
+          </w:tcPr>
+          <w:p>
+            <w:pPr>
+              <w:spacing w:before="0" w:after="0"/>
+            </w:pPr>
+            <w:r/>
+            <w:r>
+              <w:rPr>
+                <w:color w:val="3C4752"/>
+                <w:sz w:val="19"/>
+              </w:rPr>
+              <w:t>1.1</w:t>
+            </w:r>
+          </w:p>
+        </w:tc>
+        <w:tc>
+          <w:tcPr>
+            <w:tcW w:type="dxa" w:w="1296"/>
+            <w:shd w:val="clear" w:color="auto" w:fill="F2F4F6"/>
+            <w:tcMar>
+              <w:top w:w="60" w:type="dxa"/>
+              <w:bottom w:w="60" w:type="dxa"/>
+              <w:left w:w="100" w:type="dxa"/>
+              <w:right w:w="100" w:type="dxa"/>
+            </w:tcMar>
+          </w:tcPr>
+          <w:p>
+            <w:pPr>
+              <w:spacing w:before="0" w:after="0"/>
+            </w:pPr>
+            <w:r/>
+            <w:r>
+              <w:rPr>
+                <w:color w:val="3C4752"/>
+                <w:sz w:val="19"/>
+              </w:rPr>
+              <w:t>2026-09-25</w:t>
+            </w:r>
+          </w:p>
+        </w:tc>
+        <w:tc>
+          <w:tcPr>
+            <w:tcW w:type="dxa" w:w="2592"/>
+            <w:shd w:val="clear" w:color="auto" w:fill="F2F4F6"/>
+            <w:tcMar>
+              <w:top w:w="60" w:type="dxa"/>
+              <w:bottom w:w="60" w:type="dxa"/>
+              <w:left w:w="100" w:type="dxa"/>
+              <w:right w:w="100" w:type="dxa"/>
+            </w:tcMar>
+          </w:tcPr>
+          <w:p>
+            <w:pPr>
+              <w:spacing w:before="0" w:after="0"/>
+            </w:pPr>
+            <w:r/>
+            <w:r>
+              <w:rPr>
+                <w:color w:val="3C4752"/>
+                <w:sz w:val="19"/>
+              </w:rPr>
+              <w:t>Product &amp; Engineering</w:t>
+            </w:r>
+          </w:p>
+        </w:tc>
+        <w:tc>
+          <w:tcPr>
+            <w:tcW w:type="dxa" w:w="3600"/>
+            <w:shd w:val="clear" w:color="auto" w:fill="F2F4F6"/>
+            <w:tcMar>
+              <w:top w:w="60" w:type="dxa"/>
+              <w:bottom w:w="60" w:type="dxa"/>
+              <w:left w:w="100" w:type="dxa"/>
+              <w:right w:w="100" w:type="dxa"/>
+            </w:tcMar>
+          </w:tcPr>
+          <w:p>
+            <w:pPr>
+              <w:spacing w:before="0" w:after="0"/>
+            </w:pPr>
+            <w:r/>
+            <w:r>
+              <w:rPr>
+                <w:color w:val="3C4752"/>
+                <w:sz w:val="19"/>
+              </w:rPr>
+              <w:t>Reprioritised on the Product Owner's instruction: an actor-breadth MVP for a higher-management pitch takes precedence over monetisation. B7 rescoped to a demonstrable thin slice, BL-2.3 pulled forward as a credibility risk, B6 split into a near-term foundation story and a deferred graph epic. See Section 4.</w:t>
             </w:r>
           </w:p>
         </w:tc>
@@ -6699,6 +6801,16 @@
       </w:r>
     </w:p>
     <w:p>
+      <w:r>
+        <w:rPr>
+          <w:b w:val="0"/>
+          <w:i/>
+          <w:color w:val="B0760E"/>
+        </w:rPr>
+        <w:t>Reprioritised, v1.1: the Product Owner's instruction was to optimise the next few sprints for a management-facing MVP that demonstrates the platform's full actor breadth, ahead of monetisation. The priority tags, sizing and notes below reflect that decision; Section 4 gives the resulting sequence and the reasoning behind each change.</w:t>
+      </w:r>
+    </w:p>
+    <w:p>
       <w:pPr>
         <w:pStyle w:val="Heading2"/>
       </w:pPr>
@@ -6713,7 +6825,7 @@
           <w:i/>
           <w:color w:val="6B747C"/>
         </w:rPr>
-        <w:t>Already decided as the next epic (CLAUDE.md, Sprint 33) — the platform is free today by deliberate choice, not oversight, and this is where that choice is revisited.</w:t>
+        <w:t>Deliberately deferred behind the actor-breadth push (v1.1) — the platform is free today by choice, not oversight, and revisiting that choice can wait a few sprints without cost. The decision itself should not wait: BL-1.1 proceeds in parallel regardless.</w:t>
       </w:r>
     </w:p>
     <w:p>
@@ -6765,6 +6877,28 @@
     </w:p>
     <w:p>
       <w:pPr>
+        <w:spacing w:before="0" w:after="60"/>
+      </w:pPr>
+      <w:r>
+        <w:rPr>
+          <w:b/>
+          <w:i/>
+          <w:color w:val="B0760E"/>
+          <w:sz w:val="18"/>
+        </w:rPr>
+        <w:t xml:space="preserve">Reprioritisation note (v1.1): </w:t>
+      </w:r>
+      <w:r>
+        <w:rPr>
+          <w:i/>
+          <w:color w:val="3C4752"/>
+          <w:sz w:val="18"/>
+        </w:rPr>
+        <w:t>Still NOW and still runs in parallel with the actor-breadth epics below — it is a decision document, not engineering, so deferring the rest of B1 costs it nothing. Keeps a revenue answer ready for the first question a management demo of 8 working actors is likely to invite.</w:t>
+      </w:r>
+    </w:p>
+    <w:p>
+      <w:pPr>
         <w:pStyle w:val="Caption2"/>
       </w:pPr>
       <w:r>
@@ -6784,9 +6918,9 @@
       <w:r>
         <w:rPr>
           <w:b/>
-          <w:color w:val="B02A2A"/>
+          <w:color w:val="B0760E"/>
         </w:rPr>
-        <w:t xml:space="preserve">[NOW]  </w:t>
+        <w:t xml:space="preserve">[NEXT]  </w:t>
       </w:r>
       <w:r>
         <w:t>Build a payment-adapter port under api/adapters/payments/, mirroring the existing adapter pattern (ADR-017).</w:t>
@@ -6825,6 +6959,28 @@
       </w:pPr>
       <w:r>
         <w:t>No module calls a payment SDK directly.</w:t>
+      </w:r>
+    </w:p>
+    <w:p>
+      <w:pPr>
+        <w:spacing w:before="0" w:after="60"/>
+      </w:pPr>
+      <w:r>
+        <w:rPr>
+          <w:b/>
+          <w:i/>
+          <w:color w:val="B0760E"/>
+          <w:sz w:val="18"/>
+        </w:rPr>
+        <w:t xml:space="preserve">Reprioritisation note (v1.1): </w:t>
+      </w:r>
+      <w:r>
+        <w:rPr>
+          <w:i/>
+          <w:color w:val="3C4752"/>
+          <w:sz w:val="18"/>
+        </w:rPr>
+        <w:t>Downgraded from NOW to NEXT and pushed behind B7/B2/B3/B5/BL-6.1 — deferred, not cancelled. Resume once the actor-breadth push (Section 4) lands.</w:t>
       </w:r>
     </w:p>
     <w:p>
@@ -6848,9 +7004,9 @@
       <w:r>
         <w:rPr>
           <w:b/>
-          <w:color w:val="B02A2A"/>
+          <w:color w:val="B0760E"/>
         </w:rPr>
-        <w:t xml:space="preserve">[NOW]  </w:t>
+        <w:t xml:space="preserve">[NEXT]  </w:t>
       </w:r>
       <w:r>
         <w:t>A billing module for orders, entitlements and invoices, kept out of marketplace/.</w:t>
@@ -6889,6 +7045,28 @@
       </w:pPr>
       <w:r>
         <w:t>marketplace/ gains no payment-specific logic (ADR-014's module boundary holds).</w:t>
+      </w:r>
+    </w:p>
+    <w:p>
+      <w:pPr>
+        <w:spacing w:before="0" w:after="60"/>
+      </w:pPr>
+      <w:r>
+        <w:rPr>
+          <w:b/>
+          <w:i/>
+          <w:color w:val="B0760E"/>
+          <w:sz w:val="18"/>
+        </w:rPr>
+        <w:t xml:space="preserve">Reprioritisation note (v1.1): </w:t>
+      </w:r>
+      <w:r>
+        <w:rPr>
+          <w:i/>
+          <w:color w:val="3C4752"/>
+          <w:sz w:val="18"/>
+        </w:rPr>
+        <w:t>Same deferral as BL-1.2, which it depends on.</w:t>
       </w:r>
     </w:p>
     <w:p>
@@ -7049,9 +7227,9 @@
       <w:r>
         <w:rPr>
           <w:b/>
-          <w:color w:val="B0760E"/>
+          <w:color w:val="B02A2A"/>
         </w:rPr>
-        <w:t xml:space="preserve">[NEXT]  </w:t>
+        <w:t xml:space="preserve">[NOW]  </w:t>
       </w:r>
       <w:r>
         <w:t>A course-to-role alignment score: given a course and a target qualification pack, how much of its requirement the course covers — independent of any one candidate.</w:t>
@@ -7081,6 +7259,28 @@
       </w:pPr>
       <w:r>
         <w:t>Does not become a second scorer of candidates against ADR-037 — this is a role-to-course comparison and identifies nobody.</w:t>
+      </w:r>
+    </w:p>
+    <w:p>
+      <w:pPr>
+        <w:spacing w:before="0" w:after="60"/>
+      </w:pPr>
+      <w:r>
+        <w:rPr>
+          <w:b/>
+          <w:i/>
+          <w:color w:val="B0760E"/>
+          <w:sz w:val="18"/>
+        </w:rPr>
+        <w:t xml:space="preserve">Reprioritisation note (v1.1): </w:t>
+      </w:r>
+      <w:r>
+        <w:rPr>
+          <w:i/>
+          <w:color w:val="3C4752"/>
+          <w:sz w:val="18"/>
+        </w:rPr>
+        <w:t>Upgraded from NEXT to NOW and pulled forward to run alongside B7. The product definition itself calls this “the differentiator” and describes it as already built; scope-reconciliation.md #4 confirms it is not. If this MVP is pitched against that document, this is the single most likely thing to be asked for — cheap (M), no new infrastructure, no collision with B7's identity/auth work.</w:t>
       </w:r>
     </w:p>
     <w:p>
@@ -7552,9 +7752,9 @@
       <w:r>
         <w:rPr>
           <w:b/>
-          <w:color w:val="3C4752"/>
+          <w:color w:val="B0760E"/>
         </w:rPr>
-        <w:t xml:space="preserve">[LATER]  </w:t>
+        <w:t xml:space="preserve">[NEXT]  </w:t>
       </w:r>
       <w:r>
         <w:t>A typed, weighted SkillRelation model and migration.</w:t>
@@ -7584,6 +7784,28 @@
       </w:pPr>
       <w:r>
         <w:t>skill_concepts' equivalence grouping (Sprint 9) is left untouched as a separate, already-correct structure — this is a new graph, not a replacement.</w:t>
+      </w:r>
+    </w:p>
+    <w:p>
+      <w:pPr>
+        <w:spacing w:before="0" w:after="60"/>
+      </w:pPr>
+      <w:r>
+        <w:rPr>
+          <w:b/>
+          <w:i/>
+          <w:color w:val="B0760E"/>
+          <w:sz w:val="18"/>
+        </w:rPr>
+        <w:t xml:space="preserve">Reprioritisation note (v1.1): </w:t>
+      </w:r>
+      <w:r>
+        <w:rPr>
+          <w:i/>
+          <w:color w:val="3C4752"/>
+          <w:sz w:val="18"/>
+        </w:rPr>
+        <w:t>Upgraded from LATER to NEXT and split out of the rest of Epic B6. BL-6.2 and BL-6.3 together are XL and would dominate a near-term push on their own; a foundation model with no inference and no career-path output yet is not demoable, so there is no sell-ability cost to landing only this much in this window and deferring the rest.</w:t>
       </w:r>
     </w:p>
     <w:p>
@@ -7634,6 +7856,28 @@
     </w:p>
     <w:p>
       <w:pPr>
+        <w:spacing w:before="0" w:after="60"/>
+      </w:pPr>
+      <w:r>
+        <w:rPr>
+          <w:b/>
+          <w:i/>
+          <w:color w:val="B0760E"/>
+          <w:sz w:val="18"/>
+        </w:rPr>
+        <w:t xml:space="preserve">Reprioritisation note (v1.1): </w:t>
+      </w:r>
+      <w:r>
+        <w:rPr>
+          <w:i/>
+          <w:color w:val="3C4752"/>
+          <w:sz w:val="18"/>
+        </w:rPr>
+        <w:t>Held for the next planning cycle, gated on BL-6.1 landing first.</w:t>
+      </w:r>
+    </w:p>
+    <w:p>
+      <w:pPr>
         <w:pStyle w:val="Caption2"/>
       </w:pPr>
       <w:r>
@@ -7689,6 +7933,28 @@
     </w:p>
     <w:p>
       <w:pPr>
+        <w:spacing w:before="0" w:after="60"/>
+      </w:pPr>
+      <w:r>
+        <w:rPr>
+          <w:b/>
+          <w:i/>
+          <w:color w:val="B0760E"/>
+          <w:sz w:val="18"/>
+        </w:rPr>
+        <w:t xml:space="preserve">Reprioritisation note (v1.1): </w:t>
+      </w:r>
+      <w:r>
+        <w:rPr>
+          <w:i/>
+          <w:color w:val="3C4752"/>
+          <w:sz w:val="18"/>
+        </w:rPr>
+        <w:t>Held for the next planning cycle, gated on BL-6.1 and BL-6.2.</w:t>
+      </w:r>
+    </w:p>
+    <w:p>
+      <w:pPr>
         <w:pStyle w:val="Caption2"/>
       </w:pPr>
       <w:r>
@@ -7710,7 +7976,7 @@
           <w:i/>
           <w:color w:val="6B747C"/>
         </w:rPr>
-        <w:t>Three of eight actor types named in the product definition exist today, plus a partial fourth (docs/scope-reconciliation.md #5).</w:t>
+        <w:t>Three of eight actor types named in the product definition exist today, plus a partial fourth (docs/scope-reconciliation.md #5). Promoted to the front of the backlog in v1.1: a working demonstration of every actor type is the headline of the management-facing MVP. Rescoped below to what a live demo needs, not full production hardening — the difference is what took each story from L/M down to S. Note that this epic alone does not complete “all actors”: Assessment Provider is Epic B3, not B7.</w:t>
       </w:r>
     </w:p>
     <w:p>
@@ -7726,12 +7992,12 @@
       <w:r>
         <w:rPr>
           <w:b/>
-          <w:color w:val="3C4752"/>
+          <w:color w:val="B02A2A"/>
         </w:rPr>
-        <w:t xml:space="preserve">[LATER]  </w:t>
+        <w:t xml:space="preserve">[NOW]  </w:t>
       </w:r>
       <w:r>
-        <w:t>Government agency actor: bulk enrolment and programme-scoped reporting.</w:t>
+        <w:t>Government agency actor, thin slice: an ops-run bulk CSV enrolment for a named programme.</w:t>
       </w:r>
     </w:p>
     <w:p>
@@ -7748,7 +8014,7 @@
         <w:spacing w:before="0" w:after="40"/>
       </w:pPr>
       <w:r>
-        <w:t>A bulk-intake route in identity/, constructing accounts the way scripts/seed_candidates.py already does, server-side.</w:t>
+        <w:t>A single script-driven import endpoint, reusing the account-construction path scripts/seed_candidates.py already has — no second construction site for a User.</w:t>
       </w:r>
     </w:p>
     <w:p>
@@ -7757,15 +8023,123 @@
         <w:spacing w:before="0" w:after="40"/>
       </w:pPr>
       <w:r>
-        <w:t>A reporting view scoped to one programme, never the whole candidate pool.</w:t>
+        <w:t>20–50 candidates enrolled under one named programme in a single run, visible in the normal candidate pool.</w:t>
       </w:r>
     </w:p>
     <w:p>
       <w:pPr>
+        <w:pStyle w:val="ListBullet2"/>
+        <w:spacing w:before="0" w:after="40"/>
+      </w:pPr>
+      <w:r>
+        <w:t>No self-service upload UI, no new dedup logic, no multi-format import — CSV only, run by someone internal on the agency's behalf.</w:t>
+      </w:r>
+    </w:p>
+    <w:p>
+      <w:pPr>
+        <w:spacing w:before="0" w:after="60"/>
+      </w:pPr>
+      <w:r>
+        <w:rPr>
+          <w:b/>
+          <w:i/>
+          <w:color w:val="B0760E"/>
+          <w:sz w:val="18"/>
+        </w:rPr>
+        <w:t xml:space="preserve">Reprioritisation note (v1.1): </w:t>
+      </w:r>
+      <w:r>
+        <w:rPr>
+          <w:i/>
+          <w:color w:val="3C4752"/>
+          <w:sz w:val="18"/>
+        </w:rPr>
+        <w:t>Rescoped down from L. The original sizing assumed a self-service agency portal and production-grade bulk processing; a demo needs neither. Full self-service remains a later, separately-sized story once there is a real agency partner to build it for.</w:t>
+      </w:r>
+    </w:p>
+    <w:p>
+      <w:pPr>
         <w:pStyle w:val="Caption2"/>
       </w:pPr>
       <w:r>
-        <w:t>Size: L   |   Depends on: None   |   scope-reconciliation.md #5</w:t>
+        <w:t>Size: S   |   Depends on: None   |   scope-reconciliation.md #5</w:t>
+      </w:r>
+    </w:p>
+    <w:p>
+      <w:pPr>
+        <w:spacing w:before="160" w:after="40"/>
+      </w:pPr>
+      <w:r>
+        <w:rPr>
+          <w:rStyle w:val="ReqID"/>
+        </w:rPr>
+        <w:t xml:space="preserve">BL-7.1b  </w:t>
+      </w:r>
+      <w:r>
+        <w:rPr>
+          <w:b/>
+          <w:color w:val="B02A2A"/>
+        </w:rPr>
+        <w:t xml:space="preserve">[NOW]  </w:t>
+      </w:r>
+      <w:r>
+        <w:t>Government agency actor: programme-scoped outcome reporting.</w:t>
+      </w:r>
+    </w:p>
+    <w:p>
+      <w:pPr>
+        <w:pStyle w:val="BRHead"/>
+      </w:pPr>
+      <w:r>
+        <w:t>Acceptance Criteria</w:t>
+      </w:r>
+    </w:p>
+    <w:p>
+      <w:pPr>
+        <w:pStyle w:val="ListBullet2"/>
+        <w:spacing w:before="0" w:after="40"/>
+      </w:pPr>
+      <w:r>
+        <w:t>One read-only view: candidates enrolled under a programme, how many have matches, how many applied or were hired.</w:t>
+      </w:r>
+    </w:p>
+    <w:p>
+      <w:pPr>
+        <w:pStyle w:val="ListBullet2"/>
+        <w:spacing w:before="0" w:after="40"/>
+      </w:pPr>
+      <w:r>
+        <w:t>A filtered query over applications and candidate_profiles — no new table, no new infrastructure.</w:t>
+      </w:r>
+    </w:p>
+    <w:p>
+      <w:pPr>
+        <w:spacing w:before="0" w:after="60"/>
+      </w:pPr>
+      <w:r>
+        <w:rPr>
+          <w:b/>
+          <w:i/>
+          <w:color w:val="B0760E"/>
+          <w:sz w:val="18"/>
+        </w:rPr>
+        <w:t xml:space="preserve">Reprioritisation note (v1.1): </w:t>
+      </w:r>
+      <w:r>
+        <w:rPr>
+          <w:i/>
+          <w:color w:val="3C4752"/>
+          <w:sz w:val="18"/>
+        </w:rPr>
+        <w:t>Split out of the original BL-7.1 as its own story — reporting is what makes the enrolment demonstrable as a government-partner value proposition, not just a data load.</w:t>
+      </w:r>
+    </w:p>
+    <w:p>
+      <w:pPr>
+        <w:pStyle w:val="Caption2"/>
+      </w:pPr>
+      <w:r>
+        <w:t>Size: S   |   Depends on: BL-7.1   |   scope-reconciliation.md #5</w:t>
       </w:r>
     </w:p>
     <w:p>
@@ -7781,12 +8155,12 @@
       <w:r>
         <w:rPr>
           <w:b/>
-          <w:color w:val="3C4752"/>
+          <w:color w:val="B02A2A"/>
         </w:rPr>
-        <w:t xml:space="preserve">[LATER]  </w:t>
+        <w:t xml:space="preserve">[NOW]  </w:t>
       </w:r>
       <w:r>
-        <w:t>External system actor: API-key authentication and a ServiceAccount model.</w:t>
+        <w:t>External system actor, thin slice: API-key authentication on one or two read endpoints.</w:t>
       </w:r>
     </w:p>
     <w:p>
@@ -7812,15 +8186,46 @@
         <w:spacing w:before="0" w:after="40"/>
       </w:pPr>
       <w:r>
-        <w:t>Scoped write access only — never full platform authority through a key.</w:t>
+        <w:t>One coarse read scope (e.g. GET /jobs); keys issued manually or by script.</w:t>
       </w:r>
     </w:p>
     <w:p>
       <w:pPr>
+        <w:pStyle w:val="ListBullet2"/>
+        <w:spacing w:before="0" w:after="40"/>
+      </w:pPr>
+      <w:r>
+        <w:t>A live external request with a key header returns real data — demonstrable, not merely designed.</w:t>
+      </w:r>
+    </w:p>
+    <w:p>
+      <w:pPr>
+        <w:spacing w:before="0" w:after="60"/>
+      </w:pPr>
+      <w:r>
+        <w:rPr>
+          <w:b/>
+          <w:i/>
+          <w:color w:val="B0760E"/>
+          <w:sz w:val="18"/>
+        </w:rPr>
+        <w:t xml:space="preserve">Reprioritisation note (v1.1): </w:t>
+      </w:r>
+      <w:r>
+        <w:rPr>
+          <w:i/>
+          <w:color w:val="3C4752"/>
+          <w:sz w:val="18"/>
+        </w:rPr>
+        <w:t>Rescoped down from M. No self-service key-management UI and no per-scope permission granularity yet — both are real production concerns that do not need solving to prove the concept live.</w:t>
+      </w:r>
+    </w:p>
+    <w:p>
+      <w:pPr>
         <w:pStyle w:val="Caption2"/>
       </w:pPr>
       <w:r>
-        <w:t>Size: M   |   Depends on: None   |   scope-reconciliation.md #5</w:t>
+        <w:t>Size: S   |   Depends on: None   |   scope-reconciliation.md #5</w:t>
       </w:r>
     </w:p>
     <w:p>
@@ -7872,6 +8277,28 @@
     </w:p>
     <w:p>
       <w:pPr>
+        <w:spacing w:before="0" w:after="60"/>
+      </w:pPr>
+      <w:r>
+        <w:rPr>
+          <w:b/>
+          <w:i/>
+          <w:color w:val="B0760E"/>
+          <w:sz w:val="18"/>
+        </w:rPr>
+        <w:t xml:space="preserve">Reprioritisation note (v1.1): </w:t>
+      </w:r>
+      <w:r>
+        <w:rPr>
+          <w:i/>
+          <w:color w:val="3C4752"/>
+          <w:sz w:val="18"/>
+        </w:rPr>
+        <w:t>Recommend cutting from the near-term push entirely. It is the one item in this epic with no audience-visible payoff — nobody watching a demo is impressed by an internal permissions tier they cannot see. Revisit when there is a real second operator who needs it, per ADR-042's own standing rule against building admin escalation paths speculatively.</w:t>
+      </w:r>
+    </w:p>
+    <w:p>
+      <w:pPr>
         <w:pStyle w:val="Caption2"/>
       </w:pPr>
       <w:r>
@@ -8224,7 +8651,15 @@
           <w:b w:val="0"/>
           <w:i w:val="0"/>
         </w:rPr>
-        <w:t>A proposal for discussion, not a commitment — sequencing follows dependency order and the NOW/NEXT/LATER banding above, with Sprint 33 already decided in CLAUDE.md.</w:t>
+        <w:t>A proposal for discussion, not a commitment. Version 1.1 replaces the original monetisation-first sequence below with a management-facing MVP push, on the Product Owner's instruction: demonstrate the platform's full actor breadth before revisiting monetisation. CLAUDE.md's own “Sprint 33 is next: the monetisation ADR and the payment adapter port” line has not yet been updated to match this decision — that correction should land alongside whichever sprint acts on it.</w:t>
+      </w:r>
+    </w:p>
+    <w:p>
+      <w:pPr>
+        <w:pStyle w:val="Heading2"/>
+      </w:pPr>
+      <w:r>
+        <w:t>4.1  Near-Term Sequence — Management-Facing MVP (v1.1)</w:t>
       </w:r>
     </w:p>
     <w:tbl>
@@ -8261,13 +8696,13 @@
                 <w:color w:val="FFFFFF"/>
                 <w:sz w:val="19"/>
               </w:rPr>
-              <w:t>Sprint</w:t>
+              <w:t>Order</w:t>
             </w:r>
           </w:p>
         </w:tc>
         <w:tc>
           <w:tcPr>
-            <w:tcW w:type="dxa" w:w="3744"/>
+            <w:tcW w:type="dxa" w:w="3888"/>
             <w:shd w:val="clear" w:color="auto" w:fill="0B2E4E"/>
             <w:tcMar>
               <w:top w:w="60" w:type="dxa"/>
@@ -8291,7 +8726,7 @@
         </w:tc>
         <w:tc>
           <w:tcPr>
-            <w:tcW w:type="dxa" w:w="3888"/>
+            <w:tcW w:type="dxa" w:w="3744"/>
             <w:shd w:val="clear" w:color="auto" w:fill="0B2E4E"/>
             <w:tcMar>
               <w:top w:w="60" w:type="dxa"/>
@@ -8336,7 +8771,32 @@
                 <w:color w:val="3C4752"/>
                 <w:sz w:val="19"/>
               </w:rPr>
-              <w:t>33</w:t>
+              <w:t>1</w:t>
+            </w:r>
+          </w:p>
+        </w:tc>
+        <w:tc>
+          <w:tcPr>
+            <w:tcW w:type="dxa" w:w="3888"/>
+            <w:shd w:val="clear" w:color="auto" w:fill="F2F4F6"/>
+            <w:tcMar>
+              <w:top w:w="60" w:type="dxa"/>
+              <w:bottom w:w="60" w:type="dxa"/>
+              <w:left w:w="100" w:type="dxa"/>
+              <w:right w:w="100" w:type="dxa"/>
+            </w:tcMar>
+          </w:tcPr>
+          <w:p>
+            <w:pPr>
+              <w:spacing w:before="0" w:after="0"/>
+            </w:pPr>
+            <w:r/>
+            <w:r>
+              <w:rPr>
+                <w:color w:val="3C4752"/>
+                <w:sz w:val="19"/>
+              </w:rPr>
+              <w:t>BL-7.1, BL-7.1b, BL-7.2 (thin slice) + BL-2.3, in the same sprint</w:t>
             </w:r>
           </w:p>
         </w:tc>
@@ -8361,32 +8821,7 @@
                 <w:color w:val="3C4752"/>
                 <w:sz w:val="19"/>
               </w:rPr>
-              <w:t>BL-1.1, BL-1.2 — monetisation ADR and the payment adapter port</w:t>
-            </w:r>
-          </w:p>
-        </w:tc>
-        <w:tc>
-          <w:tcPr>
-            <w:tcW w:type="dxa" w:w="3888"/>
-            <w:shd w:val="clear" w:color="auto" w:fill="F2F4F6"/>
-            <w:tcMar>
-              <w:top w:w="60" w:type="dxa"/>
-              <w:bottom w:w="60" w:type="dxa"/>
-              <w:left w:w="100" w:type="dxa"/>
-              <w:right w:w="100" w:type="dxa"/>
-            </w:tcMar>
-          </w:tcPr>
-          <w:p>
-            <w:pPr>
-              <w:spacing w:before="0" w:after="0"/>
-            </w:pPr>
-            <w:r/>
-            <w:r>
-              <w:rPr>
-                <w:color w:val="3C4752"/>
-                <w:sz w:val="19"/>
-              </w:rPr>
-              <w:t>Already the decided next sprint; nothing else is committed ahead of it.</w:t>
+              <w:t>The headline: government agency, external system and the course-to-role “differentiator” all demonstrable together. Different modules (identity/auth vs. matching) — no engineering collision running them in parallel.</w:t>
             </w:r>
           </w:p>
         </w:tc>
@@ -8413,7 +8848,32 @@
                 <w:color w:val="3C4752"/>
                 <w:sz w:val="19"/>
               </w:rPr>
-              <w:t>34</w:t>
+              <w:t>2</w:t>
+            </w:r>
+          </w:p>
+        </w:tc>
+        <w:tc>
+          <w:tcPr>
+            <w:tcW w:type="dxa" w:w="3888"/>
+            <w:shd w:val="clear" w:color="auto" w:fill="FFFFFF"/>
+            <w:tcMar>
+              <w:top w:w="60" w:type="dxa"/>
+              <w:bottom w:w="60" w:type="dxa"/>
+              <w:left w:w="100" w:type="dxa"/>
+              <w:right w:w="100" w:type="dxa"/>
+            </w:tcMar>
+          </w:tcPr>
+          <w:p>
+            <w:pPr>
+              <w:spacing w:before="0" w:after="0"/>
+            </w:pPr>
+            <w:r/>
+            <w:r>
+              <w:rPr>
+                <w:color w:val="3C4752"/>
+                <w:sz w:val="19"/>
+              </w:rPr>
+              <w:t>BL-2.1, BL-2.2, BL-2.4 — the rest of Match Quality</w:t>
             </w:r>
           </w:p>
         </w:tc>
@@ -8438,32 +8898,7 @@
                 <w:color w:val="3C4752"/>
                 <w:sz w:val="19"/>
               </w:rPr>
-              <w:t>BL-2.1, BL-2.2, BL-9.1, BL-9.2</w:t>
-            </w:r>
-          </w:p>
-        </w:tc>
-        <w:tc>
-          <w:tcPr>
-            <w:tcW w:type="dxa" w:w="3888"/>
-            <w:shd w:val="clear" w:color="auto" w:fill="FFFFFF"/>
-            <w:tcMar>
-              <w:top w:w="60" w:type="dxa"/>
-              <w:bottom w:w="60" w:type="dxa"/>
-              <w:left w:w="100" w:type="dxa"/>
-              <w:right w:w="100" w:type="dxa"/>
-            </w:tcMar>
-          </w:tcPr>
-          <w:p>
-            <w:pPr>
-              <w:spacing w:before="0" w:after="0"/>
-            </w:pPr>
-            <w:r/>
-            <w:r>
-              <w:rPr>
-                <w:color w:val="3C4752"/>
-                <w:sz w:val="19"/>
-              </w:rPr>
-              <w:t>Four small, ready-now items with no external dependency — a low-risk sprint immediately after a larger one.</w:t>
+              <w:t>Cheap, no external dependency, rounds out the match-quality story started by BL-2.3.</w:t>
             </w:r>
           </w:p>
         </w:tc>
@@ -8490,7 +8925,32 @@
                 <w:color w:val="3C4752"/>
                 <w:sz w:val="19"/>
               </w:rPr>
-              <w:t>35</w:t>
+              <w:t>3</w:t>
+            </w:r>
+          </w:p>
+        </w:tc>
+        <w:tc>
+          <w:tcPr>
+            <w:tcW w:type="dxa" w:w="3888"/>
+            <w:shd w:val="clear" w:color="auto" w:fill="F2F4F6"/>
+            <w:tcMar>
+              <w:top w:w="60" w:type="dxa"/>
+              <w:bottom w:w="60" w:type="dxa"/>
+              <w:left w:w="100" w:type="dxa"/>
+              <w:right w:w="100" w:type="dxa"/>
+            </w:tcMar>
+          </w:tcPr>
+          <w:p>
+            <w:pPr>
+              <w:spacing w:before="0" w:after="0"/>
+            </w:pPr>
+            <w:r/>
+            <w:r>
+              <w:rPr>
+                <w:color w:val="3C4752"/>
+                <w:sz w:val="19"/>
+              </w:rPr>
+              <w:t>BL-3.1, BL-3.2 — Assessment Provider integration</w:t>
             </w:r>
           </w:p>
         </w:tc>
@@ -8515,32 +8975,7 @@
                 <w:color w:val="3C4752"/>
                 <w:sz w:val="19"/>
               </w:rPr>
-              <w:t>BL-1.3 — the billing module</w:t>
-            </w:r>
-          </w:p>
-        </w:tc>
-        <w:tc>
-          <w:tcPr>
-            <w:tcW w:type="dxa" w:w="3888"/>
-            <w:shd w:val="clear" w:color="auto" w:fill="F2F4F6"/>
-            <w:tcMar>
-              <w:top w:w="60" w:type="dxa"/>
-              <w:bottom w:w="60" w:type="dxa"/>
-              <w:left w:w="100" w:type="dxa"/>
-              <w:right w:w="100" w:type="dxa"/>
-            </w:tcMar>
-          </w:tcPr>
-          <w:p>
-            <w:pPr>
-              <w:spacing w:before="0" w:after="0"/>
-            </w:pPr>
-            <w:r/>
-            <w:r>
-              <w:rPr>
-                <w:color w:val="3C4752"/>
-                <w:sz w:val="19"/>
-              </w:rPr>
-              <w:t>Completes the monetisation epic before attention moves elsewhere.</w:t>
+              <w:t>Completes the actor-breadth claim. Do not demonstrate “all actors” before this lands — B7 alone is three of the four missing actor types, not all four.</w:t>
             </w:r>
           </w:p>
         </w:tc>
@@ -8567,7 +9002,32 @@
                 <w:color w:val="3C4752"/>
                 <w:sz w:val="19"/>
               </w:rPr>
-              <w:t>36</w:t>
+              <w:t>4</w:t>
+            </w:r>
+          </w:p>
+        </w:tc>
+        <w:tc>
+          <w:tcPr>
+            <w:tcW w:type="dxa" w:w="3888"/>
+            <w:shd w:val="clear" w:color="auto" w:fill="FFFFFF"/>
+            <w:tcMar>
+              <w:top w:w="60" w:type="dxa"/>
+              <w:bottom w:w="60" w:type="dxa"/>
+              <w:left w:w="100" w:type="dxa"/>
+              <w:right w:w="100" w:type="dxa"/>
+            </w:tcMar>
+          </w:tcPr>
+          <w:p>
+            <w:pPr>
+              <w:spacing w:before="0" w:after="0"/>
+            </w:pPr>
+            <w:r/>
+            <w:r>
+              <w:rPr>
+                <w:color w:val="3C4752"/>
+                <w:sz w:val="19"/>
+              </w:rPr>
+              <w:t>BL-5.1, BL-5.2 — Semantic Similarity</w:t>
             </w:r>
           </w:p>
         </w:tc>
@@ -8592,32 +9052,7 @@
                 <w:color w:val="3C4752"/>
                 <w:sz w:val="19"/>
               </w:rPr>
-              <w:t>BL-2.3, BL-2.4 — course-to-role alignment and the provider market signal</w:t>
-            </w:r>
-          </w:p>
-        </w:tc>
-        <w:tc>
-          <w:tcPr>
-            <w:tcW w:type="dxa" w:w="3888"/>
-            <w:shd w:val="clear" w:color="auto" w:fill="FFFFFF"/>
-            <w:tcMar>
-              <w:top w:w="60" w:type="dxa"/>
-              <w:bottom w:w="60" w:type="dxa"/>
-              <w:left w:w="100" w:type="dxa"/>
-              <w:right w:w="100" w:type="dxa"/>
-            </w:tcMar>
-          </w:tcPr>
-          <w:p>
-            <w:pPr>
-              <w:spacing w:before="0" w:after="0"/>
-            </w:pPr>
-            <w:r/>
-            <w:r>
-              <w:rPr>
-                <w:color w:val="3C4752"/>
-                <w:sz w:val="19"/>
-              </w:rPr>
-              <w:t>Both buildable on the existing matching engine with no new infrastructure.</w:t>
+              <w:t>Its dependency on BL-2.1 is satisfied by Order 2 above.</w:t>
             </w:r>
           </w:p>
         </w:tc>
@@ -8644,7 +9079,32 @@
                 <w:color w:val="3C4752"/>
                 <w:sz w:val="19"/>
               </w:rPr>
-              <w:t>37+</w:t>
+              <w:t>5</w:t>
+            </w:r>
+          </w:p>
+        </w:tc>
+        <w:tc>
+          <w:tcPr>
+            <w:tcW w:type="dxa" w:w="3888"/>
+            <w:shd w:val="clear" w:color="auto" w:fill="F2F4F6"/>
+            <w:tcMar>
+              <w:top w:w="60" w:type="dxa"/>
+              <w:bottom w:w="60" w:type="dxa"/>
+              <w:left w:w="100" w:type="dxa"/>
+              <w:right w:w="100" w:type="dxa"/>
+            </w:tcMar>
+          </w:tcPr>
+          <w:p>
+            <w:pPr>
+              <w:spacing w:before="0" w:after="0"/>
+            </w:pPr>
+            <w:r/>
+            <w:r>
+              <w:rPr>
+                <w:color w:val="3C4752"/>
+                <w:sz w:val="19"/>
+              </w:rPr>
+              <w:t>BL-6.1 only — the SkillRelation model</w:t>
             </w:r>
           </w:p>
         </w:tc>
@@ -8669,32 +9129,7 @@
                 <w:color w:val="3C4752"/>
                 <w:sz w:val="19"/>
               </w:rPr>
-              <w:t>BL-3.1, BL-3.2 — assessment provider integration</w:t>
-            </w:r>
-          </w:p>
-        </w:tc>
-        <w:tc>
-          <w:tcPr>
-            <w:tcW w:type="dxa" w:w="3888"/>
-            <w:shd w:val="clear" w:color="auto" w:fill="F2F4F6"/>
-            <w:tcMar>
-              <w:top w:w="60" w:type="dxa"/>
-              <w:bottom w:w="60" w:type="dxa"/>
-              <w:left w:w="100" w:type="dxa"/>
-              <w:right w:w="100" w:type="dxa"/>
-            </w:tcMar>
-          </w:tcPr>
-          <w:p>
-            <w:pPr>
-              <w:spacing w:before="0" w:after="0"/>
-            </w:pPr>
-            <w:r/>
-            <w:r>
-              <w:rPr>
-                <w:color w:val="3C4752"/>
-                <w:sz w:val="19"/>
-              </w:rPr>
-              <w:t>Gated on a business partnership; engineering-ready once one exists.</w:t>
+              <w:t>Foundation laid; BL-6.2 and BL-6.3 are deliberately held for the next planning cycle rather than risking a half-built graph with no demonstrable output.</w:t>
             </w:r>
           </w:p>
         </w:tc>
@@ -8721,7 +9156,32 @@
                 <w:color w:val="3C4752"/>
                 <w:sz w:val="19"/>
               </w:rPr>
-              <w:t>38+</w:t>
+              <w:t>parallel</w:t>
+            </w:r>
+          </w:p>
+        </w:tc>
+        <w:tc>
+          <w:tcPr>
+            <w:tcW w:type="dxa" w:w="3888"/>
+            <w:shd w:val="clear" w:color="auto" w:fill="FFFFFF"/>
+            <w:tcMar>
+              <w:top w:w="60" w:type="dxa"/>
+              <w:bottom w:w="60" w:type="dxa"/>
+              <w:left w:w="100" w:type="dxa"/>
+              <w:right w:w="100" w:type="dxa"/>
+            </w:tcMar>
+          </w:tcPr>
+          <w:p>
+            <w:pPr>
+              <w:spacing w:before="0" w:after="0"/>
+            </w:pPr>
+            <w:r/>
+            <w:r>
+              <w:rPr>
+                <w:color w:val="3C4752"/>
+                <w:sz w:val="19"/>
+              </w:rPr>
+              <w:t>BL-1.1 — the ADR-043 decision only</w:t>
             </w:r>
           </w:p>
         </w:tc>
@@ -8746,13 +9206,261 @@
                 <w:color w:val="3C4752"/>
                 <w:sz w:val="19"/>
               </w:rPr>
+              <w:t>Costs nothing to keep moving: a decision document, not engineering. Keeps a revenue answer ready for the question a demo of 8 working actors is likely to invite.</w:t>
+            </w:r>
+          </w:p>
+        </w:tc>
+      </w:tr>
+    </w:tbl>
+    <w:p>
+      <w:pPr>
+        <w:spacing w:after="80"/>
+      </w:pPr>
+    </w:p>
+    <w:p>
+      <w:r>
+        <w:rPr>
+          <w:b w:val="0"/>
+          <w:i w:val="0"/>
+        </w:rPr>
+        <w:t>BL-7.3 (a tiered super-admin authority) is deliberately absent from this sequence — see its note in Section 3. It has no audience-visible payoff for a demo and is better revisited once a real second operator needs it.</w:t>
+      </w:r>
+    </w:p>
+    <w:p>
+      <w:pPr>
+        <w:pStyle w:val="Heading2"/>
+      </w:pPr>
+      <w:r>
+        <w:t>4.2  Following This Window — the Original Sequence, Resumed</w:t>
+      </w:r>
+    </w:p>
+    <w:p>
+      <w:r>
+        <w:rPr>
+          <w:b w:val="0"/>
+          <w:i w:val="0"/>
+        </w:rPr>
+        <w:t>Once the management-facing push above lands, the backlog resumes in roughly its original order — monetisation now completed rather than deferred indefinitely.</w:t>
+      </w:r>
+    </w:p>
+    <w:tbl>
+      <w:tblPr>
+        <w:tblStyle w:val="TableGrid"/>
+        <w:tblW w:type="auto" w:w="0"/>
+        <w:jc w:val="center"/>
+        <w:tblLayout w:type="autofit"/>
+        <w:tblLook w:firstColumn="1" w:firstRow="1" w:lastColumn="0" w:lastRow="0" w:noHBand="0" w:noVBand="1" w:val="04A0"/>
+      </w:tblPr>
+      <w:tblGrid>
+        <w:gridCol w:w="3137"/>
+        <w:gridCol w:w="3137"/>
+        <w:gridCol w:w="3137"/>
+      </w:tblGrid>
+      <w:tr>
+        <w:tc>
+          <w:tcPr>
+            <w:tcW w:type="dxa" w:w="1008"/>
+            <w:shd w:val="clear" w:color="auto" w:fill="0B2E4E"/>
+            <w:tcMar>
+              <w:top w:w="60" w:type="dxa"/>
+              <w:bottom w:w="60" w:type="dxa"/>
+              <w:left w:w="100" w:type="dxa"/>
+              <w:right w:w="100" w:type="dxa"/>
+            </w:tcMar>
+            <w:vAlign w:val="center"/>
+          </w:tcPr>
+          <w:p>
+            <w:r/>
+            <w:r>
+              <w:rPr>
+                <w:b/>
+                <w:color w:val="FFFFFF"/>
+                <w:sz w:val="19"/>
+              </w:rPr>
+              <w:t>Order</w:t>
+            </w:r>
+          </w:p>
+        </w:tc>
+        <w:tc>
+          <w:tcPr>
+            <w:tcW w:type="dxa" w:w="3888"/>
+            <w:shd w:val="clear" w:color="auto" w:fill="0B2E4E"/>
+            <w:tcMar>
+              <w:top w:w="60" w:type="dxa"/>
+              <w:bottom w:w="60" w:type="dxa"/>
+              <w:left w:w="100" w:type="dxa"/>
+              <w:right w:w="100" w:type="dxa"/>
+            </w:tcMar>
+            <w:vAlign w:val="center"/>
+          </w:tcPr>
+          <w:p>
+            <w:r/>
+            <w:r>
+              <w:rPr>
+                <w:b/>
+                <w:color w:val="FFFFFF"/>
+                <w:sz w:val="19"/>
+              </w:rPr>
+              <w:t>Focus</w:t>
+            </w:r>
+          </w:p>
+        </w:tc>
+        <w:tc>
+          <w:tcPr>
+            <w:tcW w:type="dxa" w:w="3744"/>
+            <w:shd w:val="clear" w:color="auto" w:fill="0B2E4E"/>
+            <w:tcMar>
+              <w:top w:w="60" w:type="dxa"/>
+              <w:bottom w:w="60" w:type="dxa"/>
+              <w:left w:w="100" w:type="dxa"/>
+              <w:right w:w="100" w:type="dxa"/>
+            </w:tcMar>
+            <w:vAlign w:val="center"/>
+          </w:tcPr>
+          <w:p>
+            <w:r/>
+            <w:r>
+              <w:rPr>
+                <w:b/>
+                <w:color w:val="FFFFFF"/>
+                <w:sz w:val="19"/>
+              </w:rPr>
+              <w:t>Rationale</w:t>
+            </w:r>
+          </w:p>
+        </w:tc>
+      </w:tr>
+      <w:tr>
+        <w:tc>
+          <w:tcPr>
+            <w:tcW w:type="dxa" w:w="1008"/>
+            <w:shd w:val="clear" w:color="auto" w:fill="F2F4F6"/>
+            <w:tcMar>
+              <w:top w:w="60" w:type="dxa"/>
+              <w:bottom w:w="60" w:type="dxa"/>
+              <w:left w:w="100" w:type="dxa"/>
+              <w:right w:w="100" w:type="dxa"/>
+            </w:tcMar>
+          </w:tcPr>
+          <w:p>
+            <w:pPr>
+              <w:spacing w:before="0" w:after="0"/>
+            </w:pPr>
+            <w:r/>
+            <w:r>
+              <w:rPr>
+                <w:color w:val="3C4752"/>
+                <w:sz w:val="19"/>
+              </w:rPr>
+              <w:t>6</w:t>
+            </w:r>
+          </w:p>
+        </w:tc>
+        <w:tc>
+          <w:tcPr>
+            <w:tcW w:type="dxa" w:w="3888"/>
+            <w:shd w:val="clear" w:color="auto" w:fill="F2F4F6"/>
+            <w:tcMar>
+              <w:top w:w="60" w:type="dxa"/>
+              <w:bottom w:w="60" w:type="dxa"/>
+              <w:left w:w="100" w:type="dxa"/>
+              <w:right w:w="100" w:type="dxa"/>
+            </w:tcMar>
+          </w:tcPr>
+          <w:p>
+            <w:pPr>
+              <w:spacing w:before="0" w:after="0"/>
+            </w:pPr>
+            <w:r/>
+            <w:r>
+              <w:rPr>
+                <w:color w:val="3C4752"/>
+                <w:sz w:val="19"/>
+              </w:rPr>
+              <w:t>BL-1.2, BL-1.3 — the payment adapter port and billing module</w:t>
+            </w:r>
+          </w:p>
+        </w:tc>
+        <w:tc>
+          <w:tcPr>
+            <w:tcW w:type="dxa" w:w="3744"/>
+            <w:shd w:val="clear" w:color="auto" w:fill="F2F4F6"/>
+            <w:tcMar>
+              <w:top w:w="60" w:type="dxa"/>
+              <w:bottom w:w="60" w:type="dxa"/>
+              <w:left w:w="100" w:type="dxa"/>
+              <w:right w:w="100" w:type="dxa"/>
+            </w:tcMar>
+          </w:tcPr>
+          <w:p>
+            <w:pPr>
+              <w:spacing w:before="0" w:after="0"/>
+            </w:pPr>
+            <w:r/>
+            <w:r>
+              <w:rPr>
+                <w:color w:val="3C4752"/>
+                <w:sz w:val="19"/>
+              </w:rPr>
+              <w:t>Resumes the monetisation epic, deferred rather than cancelled by v1.1.</w:t>
+            </w:r>
+          </w:p>
+        </w:tc>
+      </w:tr>
+      <w:tr>
+        <w:tc>
+          <w:tcPr>
+            <w:tcW w:type="dxa" w:w="1008"/>
+            <w:shd w:val="clear" w:color="auto" w:fill="FFFFFF"/>
+            <w:tcMar>
+              <w:top w:w="60" w:type="dxa"/>
+              <w:bottom w:w="60" w:type="dxa"/>
+              <w:left w:w="100" w:type="dxa"/>
+              <w:right w:w="100" w:type="dxa"/>
+            </w:tcMar>
+          </w:tcPr>
+          <w:p>
+            <w:pPr>
+              <w:spacing w:before="0" w:after="0"/>
+            </w:pPr>
+            <w:r/>
+            <w:r>
+              <w:rPr>
+                <w:color w:val="3C4752"/>
+                <w:sz w:val="19"/>
+              </w:rPr>
+              <w:t>7+</w:t>
+            </w:r>
+          </w:p>
+        </w:tc>
+        <w:tc>
+          <w:tcPr>
+            <w:tcW w:type="dxa" w:w="3888"/>
+            <w:shd w:val="clear" w:color="auto" w:fill="FFFFFF"/>
+            <w:tcMar>
+              <w:top w:w="60" w:type="dxa"/>
+              <w:bottom w:w="60" w:type="dxa"/>
+              <w:left w:w="100" w:type="dxa"/>
+              <w:right w:w="100" w:type="dxa"/>
+            </w:tcMar>
+          </w:tcPr>
+          <w:p>
+            <w:pPr>
+              <w:spacing w:before="0" w:after="0"/>
+            </w:pPr>
+            <w:r/>
+            <w:r>
+              <w:rPr>
+                <w:color w:val="3C4752"/>
+                <w:sz w:val="19"/>
+              </w:rPr>
               <w:t>BL-4.1, BL-4.2 — résumé ingestion</w:t>
             </w:r>
           </w:p>
         </w:tc>
         <w:tc>
           <w:tcPr>
-            <w:tcW w:type="dxa" w:w="3888"/>
+            <w:tcW w:type="dxa" w:w="3744"/>
             <w:shd w:val="clear" w:color="auto" w:fill="FFFFFF"/>
             <w:tcMar>
               <w:top w:w="60" w:type="dxa"/>
@@ -8798,7 +9506,32 @@
                 <w:color w:val="3C4752"/>
                 <w:sz w:val="19"/>
               </w:rPr>
-              <w:t>39+</w:t>
+              <w:t>8+</w:t>
+            </w:r>
+          </w:p>
+        </w:tc>
+        <w:tc>
+          <w:tcPr>
+            <w:tcW w:type="dxa" w:w="3888"/>
+            <w:shd w:val="clear" w:color="auto" w:fill="F2F4F6"/>
+            <w:tcMar>
+              <w:top w:w="60" w:type="dxa"/>
+              <w:bottom w:w="60" w:type="dxa"/>
+              <w:left w:w="100" w:type="dxa"/>
+              <w:right w:w="100" w:type="dxa"/>
+            </w:tcMar>
+          </w:tcPr>
+          <w:p>
+            <w:pPr>
+              <w:spacing w:before="0" w:after="0"/>
+            </w:pPr>
+            <w:r/>
+            <w:r>
+              <w:rPr>
+                <w:color w:val="3C4752"/>
+                <w:sz w:val="19"/>
+              </w:rPr>
+              <w:t>BL-6.2, BL-6.3 — skill inference and career_paths/</w:t>
             </w:r>
           </w:p>
         </w:tc>
@@ -8823,32 +9556,7 @@
                 <w:color w:val="3C4752"/>
                 <w:sz w:val="19"/>
               </w:rPr>
-              <w:t>BL-5.1, BL-5.2 — semantic similarity</w:t>
-            </w:r>
-          </w:p>
-        </w:tc>
-        <w:tc>
-          <w:tcPr>
-            <w:tcW w:type="dxa" w:w="3888"/>
-            <w:shd w:val="clear" w:color="auto" w:fill="F2F4F6"/>
-            <w:tcMar>
-              <w:top w:w="60" w:type="dxa"/>
-              <w:bottom w:w="60" w:type="dxa"/>
-              <w:left w:w="100" w:type="dxa"/>
-              <w:right w:w="100" w:type="dxa"/>
-            </w:tcMar>
-          </w:tcPr>
-          <w:p>
-            <w:pPr>
-              <w:spacing w:before="0" w:after="0"/>
-            </w:pPr>
-            <w:r/>
-            <w:r>
-              <w:rPr>
-                <w:color w:val="3C4752"/>
-                <w:sz w:val="19"/>
-              </w:rPr>
-              <w:t>Deliberately sequenced after the deterministic scorer has a longer measured baseline (ADR-036).</w:t>
+              <w:t>The rest of Epic B6, now building on the foundation BL-6.1 laid in Order 5.</w:t>
             </w:r>
           </w:p>
         </w:tc>
@@ -8875,32 +9583,7 @@
                 <w:color w:val="3C4752"/>
                 <w:sz w:val="19"/>
               </w:rPr>
-              <w:t>40+</w:t>
-            </w:r>
-          </w:p>
-        </w:tc>
-        <w:tc>
-          <w:tcPr>
-            <w:tcW w:type="dxa" w:w="3744"/>
-            <w:shd w:val="clear" w:color="auto" w:fill="FFFFFF"/>
-            <w:tcMar>
-              <w:top w:w="60" w:type="dxa"/>
-              <w:bottom w:w="60" w:type="dxa"/>
-              <w:left w:w="100" w:type="dxa"/>
-              <w:right w:w="100" w:type="dxa"/>
-            </w:tcMar>
-          </w:tcPr>
-          <w:p>
-            <w:pPr>
-              <w:spacing w:before="0" w:after="0"/>
-            </w:pPr>
-            <w:r/>
-            <w:r>
-              <w:rPr>
-                <w:color w:val="3C4752"/>
-                <w:sz w:val="19"/>
-              </w:rPr>
-              <w:t>BL-6.1, BL-6.2, BL-6.3 — skill graph and career paths</w:t>
+              <w:t>9+</w:t>
             </w:r>
           </w:p>
         </w:tc>
@@ -8925,142 +9608,13 @@
                 <w:color w:val="3C4752"/>
                 <w:sz w:val="19"/>
               </w:rPr>
-              <w:t>The largest single epic in the backlog; warrants a dedicated design pass before it is broken into sprints of its own.</w:t>
-            </w:r>
-          </w:p>
-        </w:tc>
-      </w:tr>
-      <w:tr>
-        <w:tc>
-          <w:tcPr>
-            <w:tcW w:type="dxa" w:w="1008"/>
-            <w:shd w:val="clear" w:color="auto" w:fill="F2F4F6"/>
-            <w:tcMar>
-              <w:top w:w="60" w:type="dxa"/>
-              <w:bottom w:w="60" w:type="dxa"/>
-              <w:left w:w="100" w:type="dxa"/>
-              <w:right w:w="100" w:type="dxa"/>
-            </w:tcMar>
-          </w:tcPr>
-          <w:p>
-            <w:pPr>
-              <w:spacing w:before="0" w:after="0"/>
-            </w:pPr>
-            <w:r/>
-            <w:r>
-              <w:rPr>
-                <w:color w:val="3C4752"/>
-                <w:sz w:val="19"/>
-              </w:rPr>
-              <w:t>41+</w:t>
+              <w:t>BL-8.1, then BL-8.2 — gig work</w:t>
             </w:r>
           </w:p>
         </w:tc>
         <w:tc>
           <w:tcPr>
             <w:tcW w:type="dxa" w:w="3744"/>
-            <w:shd w:val="clear" w:color="auto" w:fill="F2F4F6"/>
-            <w:tcMar>
-              <w:top w:w="60" w:type="dxa"/>
-              <w:bottom w:w="60" w:type="dxa"/>
-              <w:left w:w="100" w:type="dxa"/>
-              <w:right w:w="100" w:type="dxa"/>
-            </w:tcMar>
-          </w:tcPr>
-          <w:p>
-            <w:pPr>
-              <w:spacing w:before="0" w:after="0"/>
-            </w:pPr>
-            <w:r/>
-            <w:r>
-              <w:rPr>
-                <w:color w:val="3C4752"/>
-                <w:sz w:val="19"/>
-              </w:rPr>
-              <w:t>BL-7.1, BL-7.2, BL-7.3 — new actor types</w:t>
-            </w:r>
-          </w:p>
-        </w:tc>
-        <w:tc>
-          <w:tcPr>
-            <w:tcW w:type="dxa" w:w="3888"/>
-            <w:shd w:val="clear" w:color="auto" w:fill="F2F4F6"/>
-            <w:tcMar>
-              <w:top w:w="60" w:type="dxa"/>
-              <w:bottom w:w="60" w:type="dxa"/>
-              <w:left w:w="100" w:type="dxa"/>
-              <w:right w:w="100" w:type="dxa"/>
-            </w:tcMar>
-          </w:tcPr>
-          <w:p>
-            <w:pPr>
-              <w:spacing w:before="0" w:after="0"/>
-            </w:pPr>
-            <w:r/>
-            <w:r>
-              <w:rPr>
-                <w:color w:val="3C4752"/>
-                <w:sz w:val="19"/>
-              </w:rPr>
-              <w:t>Each is independent of the others and can be resequenced against whichever partnership or demand arrives first.</w:t>
-            </w:r>
-          </w:p>
-        </w:tc>
-      </w:tr>
-      <w:tr>
-        <w:tc>
-          <w:tcPr>
-            <w:tcW w:type="dxa" w:w="1008"/>
-            <w:shd w:val="clear" w:color="auto" w:fill="FFFFFF"/>
-            <w:tcMar>
-              <w:top w:w="60" w:type="dxa"/>
-              <w:bottom w:w="60" w:type="dxa"/>
-              <w:left w:w="100" w:type="dxa"/>
-              <w:right w:w="100" w:type="dxa"/>
-            </w:tcMar>
-          </w:tcPr>
-          <w:p>
-            <w:pPr>
-              <w:spacing w:before="0" w:after="0"/>
-            </w:pPr>
-            <w:r/>
-            <w:r>
-              <w:rPr>
-                <w:color w:val="3C4752"/>
-                <w:sz w:val="19"/>
-              </w:rPr>
-              <w:t>42+</w:t>
-            </w:r>
-          </w:p>
-        </w:tc>
-        <w:tc>
-          <w:tcPr>
-            <w:tcW w:type="dxa" w:w="3744"/>
-            <w:shd w:val="clear" w:color="auto" w:fill="FFFFFF"/>
-            <w:tcMar>
-              <w:top w:w="60" w:type="dxa"/>
-              <w:bottom w:w="60" w:type="dxa"/>
-              <w:left w:w="100" w:type="dxa"/>
-              <w:right w:w="100" w:type="dxa"/>
-            </w:tcMar>
-          </w:tcPr>
-          <w:p>
-            <w:pPr>
-              <w:spacing w:before="0" w:after="0"/>
-            </w:pPr>
-            <w:r/>
-            <w:r>
-              <w:rPr>
-                <w:color w:val="3C4752"/>
-                <w:sz w:val="19"/>
-              </w:rPr>
-              <w:t>BL-8.1, then BL-8.2 — gig work</w:t>
-            </w:r>
-          </w:p>
-        </w:tc>
-        <w:tc>
-          <w:tcPr>
-            <w:tcW w:type="dxa" w:w="3888"/>
             <w:shd w:val="clear" w:color="auto" w:fill="FFFFFF"/>
             <w:tcMar>
               <w:top w:w="60" w:type="dxa"/>
@@ -9096,7 +9650,7 @@
           <w:b w:val="0"/>
           <w:i w:val="0"/>
         </w:rPr>
-        <w:t>Additional regional languages (BL-9.3) and the native mobile application (BL-9.4) are not placed in this sequence — both are ready to slot in wherever business priority or translation resourcing makes them timely, rather than being blocked on any other epic.</w:t>
+        <w:t>Additional regional languages (BL-9.3) and the native mobile application (BL-9.4) are not placed in either sequence — both are ready to slot in wherever business priority or translation resourcing makes them timely, rather than being blocked on any other epic. BL-9.1 and BL-9.2 are cheap enough to fold into whichever sprint has spare room, most naturally Order 2 above.</w:t>
       </w:r>
     </w:p>
     <w:p>

--- a/docs/IISM-Product-Backlog.docx
+++ b/docs/IISM-Product-Backlog.docx
@@ -8243,10 +8243,10 @@
           <w:b/>
           <w:color w:val="3C4752"/>
         </w:rPr>
-        <w:t xml:space="preserve">[LATER]  </w:t>
+        <w:t xml:space="preserve">[DONE]  </w:t>
       </w:r>
       <w:r>
-        <w:t>A tiered super-admin authority, beyond the current single is_staff flag.</w:t>
+        <w:t>A tiered operator authority (support/admin), beyond the previous single is_staff flag.</w:t>
       </w:r>
     </w:p>
     <w:p>
@@ -8286,7 +8286,7 @@
           <w:color w:val="B0760E"/>
           <w:sz w:val="18"/>
         </w:rPr>
-        <w:t xml:space="preserve">Reprioritisation note (v1.1): </w:t>
+        <w:t xml:space="preserve">Status: </w:t>
       </w:r>
       <w:r>
         <w:rPr>
@@ -8294,7 +8294,7 @@
           <w:color w:val="3C4752"/>
           <w:sz w:val="18"/>
         </w:rPr>
-        <w:t>Recommend cutting from the near-term push entirely. It is the one item in this epic with no audience-visible payoff — nobody watching a demo is impressed by an internal permissions tier they cannot see. Revisit when there is a real second operator who needs it, per ADR-042's own standing rule against building admin escalation paths speculatively.</w:t>
+        <w:t>Built in Sprint 37, ahead of Epic B8, on the Product Owner's direct instruction to reprioritise what remained of Epic B7 before starting B8. users.staff_tier (support/admin) sits beside is_staff; TIER_PERMISSIONS in core/authorization.py maps each tier to a frozenset of Permission values; require_operator()'s refusal splits into 404 (not staff at all) and 403 (staff, but this tier lacks the permission). scripts/grant_staff.py --tier is still the only writer of either column — no HTTP route grants either. See ADR-044.</w:t>
       </w:r>
     </w:p>
     <w:p>
@@ -8302,7 +8302,7 @@
         <w:pStyle w:val="Caption2"/>
       </w:pPr>
       <w:r>
-        <w:t>Size: M   |   Depends on: None   |   scope-reconciliation.md #5; ADR-042</w:t>
+        <w:t>Size: M   |   Depends on: None   |   scope-reconciliation.md #5; ADR-042; ADR-044</w:t>
       </w:r>
     </w:p>
     <w:p>
@@ -8320,7 +8320,7 @@
           <w:i/>
           <w:color w:val="6B747C"/>
         </w:rPr>
-        <w:t>A genuinely different market with its own physics, per the Product Requirements Document's own framing — not an extension of Job.</w:t>
+        <w:t>Originally scoped as a genuinely different market with its own physics, per the Product Requirements Document's own framing — not an extension of Job. Reversed in Sprint 37: the Product Owner determined a gig is a temporary job assignment and should be treated as one, both in the marketplace and in matching. ADR-046 supersedes ADR-045 §1-4 accordingly (ADR-045's §5, no payment/payout, still holds).</w:t>
       </w:r>
     </w:p>
     <w:p>
@@ -8338,7 +8338,7 @@
           <w:b/>
           <w:color w:val="3C4752"/>
         </w:rPr>
-        <w:t xml:space="preserve">[LATER]  </w:t>
+        <w:t xml:space="preserve">[DONE]  </w:t>
       </w:r>
       <w:r>
         <w:t>A design phase for gig work as its own pillar.</w:t>
@@ -8358,7 +8358,7 @@
         <w:spacing w:before="0" w:after="40"/>
       </w:pPr>
       <w:r>
-        <w:t>A written design covering availability-based matching, proximity and a reputation/completion model, reviewed before any code is written.</w:t>
+        <w:t>A written design, reviewed before any code was written, delivered as ADR-046: matching reuses score_match with no second scorer (proximity stays a tie-break, unchanged), gig postings reuse Job/Application, and a full two-sided reputation/completion model is specified (application_reviews, one row per direction, write-once).</w:t>
       </w:r>
     </w:p>
     <w:p>
@@ -8366,7 +8366,7 @@
         <w:pStyle w:val="Caption2"/>
       </w:pPr>
       <w:r>
-        <w:t>Size: S (design only)   |   Depends on: None   |   PRD §8.3</w:t>
+        <w:t>Size: S (design only)   |   Depends on: None   |   PRD §8.3; ADR-046</w:t>
       </w:r>
     </w:p>
     <w:p>
@@ -8384,10 +8384,10 @@
           <w:b/>
           <w:color w:val="3C4752"/>
         </w:rPr>
-        <w:t xml:space="preserve">[LATER]  </w:t>
+        <w:t xml:space="preserve">[DONE]  </w:t>
       </w:r>
       <w:r>
-        <w:t>A new sibling module for gig work, reusing geography/ and skills/.</w:t>
+        <w:t>Gig work, reusing Job/Application directly rather than a new sibling module (ADR-046 supersedes this story's original acceptance criteria below, which assumed the opposite decision).</w:t>
       </w:r>
     </w:p>
     <w:p>
@@ -8404,7 +8404,7 @@
         <w:spacing w:before="0" w:after="40"/>
       </w:pPr>
       <w:r>
-        <w:t>Does not extend marketplace.Job.</w:t>
+        <w:t>A gig is a Job with employment_type="gig" — open_job(), match_jobs's retrieval SQL, score_match and the hourly close_expired_jobs cron needed zero code changes, verified by grep before writing a line.</w:t>
       </w:r>
     </w:p>
     <w:p>
@@ -8413,7 +8413,7 @@
         <w:spacing w:before="0" w:after="40"/>
       </w:pPr>
       <w:r>
-        <w:t>Has its own status lifecycle suited to short-term availability, not a permanent vacancy's lifecycle (Sprint 27).</w:t>
+        <w:t>Application gains completed/no_show outcomes, reachable only from hired and only when the job's employment_type is "gig"; application_reviews adds a full two-sided rating, reviewable only once completed.</w:t>
       </w:r>
     </w:p>
     <w:p>
@@ -8421,7 +8421,7 @@
         <w:pStyle w:val="Caption2"/>
       </w:pPr>
       <w:r>
-        <w:t>Size: XL   |   Depends on: BL-8.1   |   PRD §8.3</w:t>
+        <w:t>Size: XL   |   Depends on: BL-8.1   |   PRD §8.3; ADR-046 (delivered Sprint 37, alongside BL-7.3, smaller in practice than XL once reuse replaced a new module)</w:t>
       </w:r>
     </w:p>
     <w:p>
@@ -9223,7 +9223,7 @@
           <w:b w:val="0"/>
           <w:i w:val="0"/>
         </w:rPr>
-        <w:t>BL-7.3 (a tiered super-admin authority) is deliberately absent from this sequence — see its note in Section 3. It has no audience-visible payoff for a demo and is better revisited once a real second operator needs it.</w:t>
+        <w:t>BL-7.3 (tiered operator authority) was pulled forward and built in Sprint 37, ahead of Epic B8, on the Product Owner's direct instruction — outside the sequence below, not absent from it. See ADR-044.</w:t>
       </w:r>
     </w:p>
     <w:p>
@@ -9577,13 +9577,14 @@
             <w:pPr>
               <w:spacing w:before="0" w:after="0"/>
             </w:pPr>
-            <w:r/>
+            <w:r>
+              <w:t>Done</w:t>
+            </w:r>
             <w:r>
               <w:rPr>
                 <w:color w:val="3C4752"/>
                 <w:sz w:val="19"/>
               </w:rPr>
-              <w:t>9+</w:t>
             </w:r>
           </w:p>
         </w:tc>
@@ -9602,13 +9603,14 @@
             <w:pPr>
               <w:spacing w:before="0" w:after="0"/>
             </w:pPr>
-            <w:r/>
+            <w:r>
+              <w:t>BL-8.1, then BL-8.2 — gig work</w:t>
+            </w:r>
             <w:r>
               <w:rPr>
                 <w:color w:val="3C4752"/>
                 <w:sz w:val="19"/>
               </w:rPr>
-              <w:t>BL-8.1, then BL-8.2 — gig work</w:t>
             </w:r>
           </w:p>
         </w:tc>
@@ -9627,13 +9629,14 @@
             <w:pPr>
               <w:spacing w:before="0" w:after="0"/>
             </w:pPr>
-            <w:r/>
+            <w:r>
+              <w:t>Built in Sprint 37, out of sequence, alongside BL-7.3 — reusing Job/Application (ADR-046) rather than the design phase originally proposed here.</w:t>
+            </w:r>
             <w:r>
               <w:rPr>
                 <w:color w:val="3C4752"/>
                 <w:sz w:val="19"/>
               </w:rPr>
-              <w:t>Starts with a design phase, per the Product Requirements Document's own framing of this as a new market rather than an extension.</w:t>
             </w:r>
           </w:p>
         </w:tc>

--- a/docs/IISM-Product-Backlog.docx
+++ b/docs/IISM-Product-Backlog.docx
@@ -6836,18 +6836,15 @@
         <w:rPr>
           <w:rStyle w:val="ReqID"/>
         </w:rPr>
-        <w:t xml:space="preserve">BL-1.1  </w:t>
+        <w:t>BL-1.1  [DONE]  Record ADR-043: the monetisation model — what is paid, by whom, and where the free tier ends.</w:t>
       </w:r>
       <w:r>
         <w:rPr>
           <w:b/>
           <w:color w:val="B02A2A"/>
         </w:rPr>
-        <w:t xml:space="preserve">[NOW]  </w:t>
       </w:r>
-      <w:r>
-        <w:t>Record ADR-043: the monetisation model — what is paid, by whom, and where the free tier ends.</w:t>
-      </w:r>
+      <w:r/>
     </w:p>
     <w:p>
       <w:pPr>
@@ -6886,7 +6883,7 @@
           <w:color w:val="B0760E"/>
           <w:sz w:val="18"/>
         </w:rPr>
-        <w:t xml:space="preserve">Reprioritisation note (v1.1): </w:t>
+        <w:t>Status: Recorded as ADR-025 (“Monetization Model”, accepted). Free v1, monetisation deferred; a successor ADR must cite precision@5, click-through and provider-reported enrolment conversion before any billing code is written. As of Sprint 38 (ADR-047) all three are mechanically computable — make evaluate, make monetisation-metrics — though their volume remains thin on this dev/demo platform. This alone does not authorise BL-1.3.</w:t>
       </w:r>
       <w:r>
         <w:rPr>
@@ -6894,7 +6891,6 @@
           <w:color w:val="3C4752"/>
           <w:sz w:val="18"/>
         </w:rPr>
-        <w:t>Still NOW and still runs in parallel with the actor-breadth epics below — it is a decision document, not engineering, so deferring the rest of B1 costs it nothing. Keeps a revenue answer ready for the first question a management demo of 8 working actors is likely to invite.</w:t>
       </w:r>
     </w:p>
     <w:p>
@@ -6913,18 +6909,15 @@
         <w:rPr>
           <w:rStyle w:val="ReqID"/>
         </w:rPr>
-        <w:t xml:space="preserve">BL-1.2  </w:t>
+        <w:t>BL-1.2  [DONE]  Build a payment-adapter port under api/adapters/payments/, mirroring the existing adapter pattern (ADR-017).</w:t>
       </w:r>
       <w:r>
         <w:rPr>
           <w:b/>
           <w:color w:val="B0760E"/>
         </w:rPr>
-        <w:t xml:space="preserve">[NEXT]  </w:t>
       </w:r>
-      <w:r>
-        <w:t>Build a payment-adapter port under api/adapters/payments/, mirroring the existing adapter pattern (ADR-017).</w:t>
-      </w:r>
+      <w:r/>
     </w:p>
     <w:p>
       <w:pPr>
@@ -6972,7 +6965,7 @@
           <w:color w:val="B0760E"/>
           <w:sz w:val="18"/>
         </w:rPr>
-        <w:t xml:space="preserve">Reprioritisation note (v1.1): </w:t>
+        <w:t>Status: Built in Sprint 34. api/adapters/payments/ defines a PaymentProvider protocol and a ConsolePaymentProvider that refuses unconditionally — no caller exists yet, since course checkout (BL-1.3) is unbuilt. See ADR-043.</w:t>
       </w:r>
       <w:r>
         <w:rPr>
@@ -6980,7 +6973,6 @@
           <w:color w:val="3C4752"/>
           <w:sz w:val="18"/>
         </w:rPr>
-        <w:t>Downgraded from NOW to NEXT and pushed behind B7/B2/B3/B5/BL-6.1 — deferred, not cancelled. Resume once the actor-breadth push (Section 4) lands.</w:t>
       </w:r>
     </w:p>
     <w:p>
@@ -7058,7 +7050,7 @@
           <w:color w:val="B0760E"/>
           <w:sz w:val="18"/>
         </w:rPr>
-        <w:t xml:space="preserve">Reprioritisation note (v1.1): </w:t>
+        <w:t>Status (2026-09-29): Not started, and not a free next pick. ADR-025 requires a successor ADR citing precision@5, click-through and provider-reported enrolment conversion before this may be built. Sprint 38 (ADR-047) made all three mechanically computable — closing the structural half of the gate — but their volume is still thin on this dev/demo platform, and that half cannot be closed by writing more code. Starting this needs either real traction clearing a bar the owner sets, or an explicit override of the kind already given once in this project for Epic B8 over ADR-045. Asked directly which way to resolve this, the owner chose to wait for real traffic rather than override (2026-09-29) — this is now a standing decision, not an open question, until usage moves either metric or the owner redirects.</w:t>
       </w:r>
       <w:r>
         <w:rPr>
@@ -7066,7 +7058,6 @@
           <w:color w:val="3C4752"/>
           <w:sz w:val="18"/>
         </w:rPr>
-        <w:t>Same deferral as BL-1.2, which it depends on.</w:t>
       </w:r>
     </w:p>
     <w:p>
@@ -9371,13 +9362,14 @@
             <w:pPr>
               <w:spacing w:before="0" w:after="0"/>
             </w:pPr>
-            <w:r/>
+            <w:r>
+              <w:t>BL-1.2 (done), BL-1.3 (blocked) — the payment adapter port and billing module</w:t>
+            </w:r>
             <w:r>
               <w:rPr>
                 <w:color w:val="3C4752"/>
                 <w:sz w:val="19"/>
               </w:rPr>
-              <w:t>BL-1.2, BL-1.3 — the payment adapter port and billing module</w:t>
             </w:r>
           </w:p>
         </w:tc>
@@ -9396,13 +9388,14 @@
             <w:pPr>
               <w:spacing w:before="0" w:after="0"/>
             </w:pPr>
-            <w:r/>
+            <w:r>
+              <w:t>BL-1.2 shipped in Sprint 34 (ADR-043). BL-1.3 is not a free resumption: ADR-025 gates it on citable precision@5/click-through/enrolment-conversion metrics. Sprint 38 (ADR-047) closed the structural half — both remaining metrics are now mechanically computable — but not the volume half, which needs real traffic or an explicit owner override, not more engineering. Owner decision, 2026-09-29: wait for real traffic rather than override.</w:t>
+            </w:r>
             <w:r>
               <w:rPr>
                 <w:color w:val="3C4752"/>
                 <w:sz w:val="19"/>
               </w:rPr>
-              <w:t>Resumes the monetisation epic, deferred rather than cancelled by v1.1.</w:t>
             </w:r>
           </w:p>
         </w:tc>

--- a/docs/IISM-Product-Backlog.docx
+++ b/docs/IISM-Product-Backlog.docx
@@ -7094,18 +7094,15 @@
         <w:rPr>
           <w:rStyle w:val="ReqID"/>
         </w:rPr>
-        <w:t xml:space="preserve">BL-2.1  </w:t>
+        <w:t>BL-2.1  [DONE]  Move match weights from module constants in scoring.py into a value passed into the scorer, defaulted from configuration at the call site.</w:t>
       </w:r>
       <w:r>
         <w:rPr>
           <w:b/>
           <w:color w:val="B02A2A"/>
         </w:rPr>
-        <w:t xml:space="preserve">[NOW]  </w:t>
       </w:r>
-      <w:r>
-        <w:t>Move match weights from module constants in scoring.py into a value passed into the scorer, defaulted from configuration at the call site.</w:t>
-      </w:r>
+      <w:r/>
     </w:p>
     <w:p>
       <w:pPr>
@@ -7143,6 +7140,12 @@
       </w:r>
     </w:p>
     <w:p>
+      <w:pPr/>
+      <w:r>
+        <w:t>Status: Built in Sprint 33. ScoreWeights (scoring.py:86) is a value passed into score_match; weights_from_settings() (matching/service.py:45) builds it from configuration. scoring.py itself still reads no settings.</w:t>
+      </w:r>
+    </w:p>
+    <w:p>
       <w:pPr>
         <w:pStyle w:val="Caption2"/>
       </w:pPr>
@@ -7158,18 +7161,15 @@
         <w:rPr>
           <w:rStyle w:val="ReqID"/>
         </w:rPr>
-        <w:t xml:space="preserve">BL-2.2  </w:t>
+        <w:t>BL-2.2  [DONE]  A “not interested” signal on recommendations, giving precision measurement a negative class.</w:t>
       </w:r>
       <w:r>
         <w:rPr>
           <w:b/>
           <w:color w:val="B02A2A"/>
         </w:rPr>
-        <w:t xml:space="preserve">[NOW]  </w:t>
       </w:r>
-      <w:r>
-        <w:t>A “not interested” signal on recommendations, giving precision measurement a negative class.</w:t>
-      </w:r>
+      <w:r/>
     </w:p>
     <w:p>
       <w:pPr>
@@ -7198,6 +7198,12 @@
       </w:r>
     </w:p>
     <w:p>
+      <w:pPr/>
+      <w:r>
+        <w:t>Status: Built in Sprint 33. course_dismissed is in EVENT_NAMES (analytics/models.py:79) with its own route (analytics/routes.py:49), the negative half course_opened never had.</w:t>
+      </w:r>
+    </w:p>
+    <w:p>
       <w:pPr>
         <w:pStyle w:val="Caption2"/>
       </w:pPr>
@@ -7213,18 +7219,15 @@
         <w:rPr>
           <w:rStyle w:val="ReqID"/>
         </w:rPr>
-        <w:t xml:space="preserve">BL-2.3  </w:t>
+        <w:t>BL-2.3  [DONE]  A course-to-role alignment score: given a course and a target qualification pack, how much of its requirement the course covers — independent of any one candidate.</w:t>
       </w:r>
       <w:r>
         <w:rPr>
           <w:b/>
           <w:color w:val="B02A2A"/>
         </w:rPr>
-        <w:t xml:space="preserve">[NOW]  </w:t>
       </w:r>
-      <w:r>
-        <w:t>A course-to-role alignment score: given a course and a target qualification pack, how much of its requirement the course covers — independent of any one candidate.</w:t>
-      </w:r>
+      <w:r/>
     </w:p>
     <w:p>
       <w:pPr>
@@ -7263,7 +7266,7 @@
           <w:color w:val="B0760E"/>
           <w:sz w:val="18"/>
         </w:rPr>
-        <w:t xml:space="preserve">Reprioritisation note (v1.1): </w:t>
+        <w:t>Status: Built in Sprint 33. course_role_alignment() (matching/service.py:383) returns coverage for a (course, role) pair with no candidate involved -- ADR-037 unaffected.</w:t>
       </w:r>
       <w:r>
         <w:rPr>
@@ -7271,7 +7274,6 @@
           <w:color w:val="3C4752"/>
           <w:sz w:val="18"/>
         </w:rPr>
-        <w:t>Upgraded from NEXT to NOW and pulled forward to run alongside B7. The product definition itself calls this “the differentiator” and describes it as already built; scope-reconciliation.md #4 confirms it is not. If this MVP is pitched against that document, this is the single most likely thing to be asked for — cheap (M), no new infrastructure, no collision with B7's identity/auth work.</w:t>
       </w:r>
     </w:p>
     <w:p>
@@ -7290,18 +7292,15 @@
         <w:rPr>
           <w:rStyle w:val="ReqID"/>
         </w:rPr>
-        <w:t xml:space="preserve">BL-2.4  </w:t>
+        <w:t>BL-2.4  [DONE]  A market-wide skill-shortage signal for course providers, the demand-side mirror of the employer-facing scarce_skills view.</w:t>
       </w:r>
       <w:r>
         <w:rPr>
           <w:b/>
           <w:color w:val="B0760E"/>
         </w:rPr>
-        <w:t xml:space="preserve">[NEXT]  </w:t>
       </w:r>
-      <w:r>
-        <w:t>A market-wide skill-shortage signal for course providers, the demand-side mirror of the employer-facing scarce_skills view.</w:t>
-      </w:r>
+      <w:r/>
     </w:p>
     <w:p>
       <w:pPr>
@@ -7318,6 +7317,12 @@
       </w:pPr>
       <w:r>
         <w:t>A provider sees which standards are broadly under-held relative to demand, not scoped to their own published courses alone.</w:t>
+      </w:r>
+    </w:p>
+    <w:p>
+      <w:pPr/>
+      <w:r>
+        <w:t>Status: Built in Sprint 33. market_scarce_skills() (matching/employer.py:384) is the same scarcity query with no tenant filter, read by course providers.</w:t>
       </w:r>
     </w:p>
     <w:p>
@@ -7354,18 +7359,15 @@
         <w:rPr>
           <w:rStyle w:val="ReqID"/>
         </w:rPr>
-        <w:t xml:space="preserve">BL-3.1  </w:t>
+        <w:t>BL-3.1  [DONE]  Partner with, and build an adapter for, at least one third-party assessment provider.</w:t>
       </w:r>
       <w:r>
         <w:rPr>
           <w:b/>
           <w:color w:val="B0760E"/>
         </w:rPr>
-        <w:t xml:space="preserve">[NEXT]  </w:t>
       </w:r>
-      <w:r>
-        <w:t>Partner with, and build an adapter for, at least one third-party assessment provider.</w:t>
-      </w:r>
+      <w:r/>
     </w:p>
     <w:p>
       <w:pPr>
@@ -7394,6 +7396,12 @@
       </w:r>
     </w:p>
     <w:p>
+      <w:pPr/>
+      <w:r>
+        <w:t>Status: Built in Sprint 35. api/adapters/assessment/ defines the protocol; api/modules/assessment/service.py is the one webhook a real provider calls, writing CandidateSkill.source='assessed' through the existing _write_skills path.</w:t>
+      </w:r>
+    </w:p>
+    <w:p>
       <w:pPr>
         <w:pStyle w:val="Caption2"/>
       </w:pPr>
@@ -7409,18 +7417,15 @@
         <w:rPr>
           <w:rStyle w:val="ReqID"/>
         </w:rPr>
-        <w:t xml:space="preserve">BL-3.2  </w:t>
+        <w:t>BL-3.2  [DONE]  A certification-upload or verification path that can set source='certified'.</w:t>
       </w:r>
       <w:r>
         <w:rPr>
           <w:b/>
           <w:color w:val="B0760E"/>
         </w:rPr>
-        <w:t xml:space="preserve">[NEXT]  </w:t>
       </w:r>
-      <w:r>
-        <w:t>A certification-upload or verification path that can set source='certified'.</w:t>
-      </w:r>
+      <w:r/>
     </w:p>
     <w:p>
       <w:pPr>
@@ -7446,6 +7451,12 @@
       </w:pPr>
       <w:r>
         <w:t>EVIDENCE_WEIGHT_SHARE stops being a constant 0.6-floor for every real candidate.</w:t>
+      </w:r>
+    </w:p>
+    <w:p>
+      <w:pPr/>
+      <w:r>
+        <w:t>Status: Built in Sprint 35. verify_certification() (operations/service.py:174) is the non-seed writer of source='certified', off a candidate's own certification.</w:t>
       </w:r>
     </w:p>
     <w:p>
@@ -7599,7 +7610,7 @@
           <w:i/>
           <w:color w:val="6B747C"/>
         </w:rPr>
-        <w:t>The clearest case of a hook the architecture already has a slot for: pgvector is enabled today with nothing stored in it.</w:t>
+        <w:t>The clearest case of a hook the architecture already has a slot for -- pgvector was enabled with nothing stored in it when this was written; both stories below shipped in Sprint 36 and that is no longer true.</w:t>
       </w:r>
     </w:p>
     <w:p>
@@ -7610,18 +7621,15 @@
         <w:rPr>
           <w:rStyle w:val="ReqID"/>
         </w:rPr>
-        <w:t xml:space="preserve">BL-5.1  </w:t>
+        <w:t>BL-5.1  [DONE]  An embedding-provider adapter and a worker task populating the two already-enabled pgvector columns.</w:t>
       </w:r>
       <w:r>
         <w:rPr>
           <w:b/>
           <w:color w:val="3C4752"/>
         </w:rPr>
-        <w:t xml:space="preserve">[LATER]  </w:t>
       </w:r>
-      <w:r>
-        <w:t>An embedding-provider adapter and a worker task populating the two already-enabled pgvector columns.</w:t>
-      </w:r>
+      <w:r/>
     </w:p>
     <w:p>
       <w:pPr>
@@ -7650,6 +7658,12 @@
       </w:r>
     </w:p>
     <w:p>
+      <w:pPr/>
+      <w:r>
+        <w:t>Status: Built in Sprint 36. api/adapters/embeddings/hashing.py is the console implementation (pinned to 384 dimensions, ADR-031); a worker cron fills Job.embedding/CandidateProfile.embedding in, computed at write time, never inside scoring.py.</w:t>
+      </w:r>
+    </w:p>
+    <w:p>
       <w:pPr>
         <w:pStyle w:val="Caption2"/>
       </w:pPr>
@@ -7665,18 +7679,15 @@
         <w:rPr>
           <w:rStyle w:val="ReqID"/>
         </w:rPr>
-        <w:t xml:space="preserve">BL-5.2  </w:t>
+        <w:t>BL-5.2  [DONE]  An additive, bounded similarity term inside score_match.</w:t>
       </w:r>
       <w:r>
         <w:rPr>
           <w:b/>
           <w:color w:val="3C4752"/>
         </w:rPr>
-        <w:t xml:space="preserve">[LATER]  </w:t>
       </w:r>
-      <w:r>
-        <w:t>An additive, bounded similarity term inside score_match.</w:t>
-      </w:r>
+      <w:r/>
     </w:p>
     <w:p>
       <w:pPr>
@@ -7702,6 +7713,12 @@
       </w:pPr>
       <w:r>
         <w:t>make evaluate's existing orderings hold with the term at zero weight before any deliberate, separately-measured re-tune.</w:t>
+      </w:r>
+    </w:p>
+    <w:p>
+      <w:pPr/>
+      <w:r>
+        <w:t>Status: Built in Sprint 36. scoring.py:196-212's cosine term is additive, clamped to [0, 1] and applied before the mandatory-standard cap, so it can refine a ranking but never escape it.</w:t>
       </w:r>
     </w:p>
     <w:p>
@@ -7727,7 +7744,7 @@
           <w:i/>
           <w:color w:val="6B747C"/>
         </w:rPr>
-        <w:t>“Most of the long-term value” per the product definition's own framing — and, today, entirely unbuilt.</w:t>
+        <w:t>“Most of the long-term value” per the product definition's own framing. BL-6.1's foundation shipped in Sprint 36; BL-6.2/BL-6.3 remain deliberately held, so this epic is partially built, not “entirely unbuilt” as first written here.</w:t>
       </w:r>
     </w:p>
     <w:p>
@@ -7738,18 +7755,15 @@
         <w:rPr>
           <w:rStyle w:val="ReqID"/>
         </w:rPr>
-        <w:t xml:space="preserve">BL-6.1  </w:t>
+        <w:t>BL-6.1  [DONE]  A typed, weighted SkillRelation model and migration.</w:t>
       </w:r>
       <w:r>
         <w:rPr>
           <w:b/>
           <w:color w:val="B0760E"/>
         </w:rPr>
-        <w:t xml:space="preserve">[NEXT]  </w:t>
       </w:r>
-      <w:r>
-        <w:t>A typed, weighted SkillRelation model and migration.</w:t>
-      </w:r>
+      <w:r/>
     </w:p>
     <w:p>
       <w:pPr>
@@ -7788,7 +7802,7 @@
           <w:color w:val="B0760E"/>
           <w:sz w:val="18"/>
         </w:rPr>
-        <w:t xml:space="preserve">Reprioritisation note (v1.1): </w:t>
+        <w:t>Status: Built in Sprint 36. SkillRelation (skills/graph.py:34) is a typed, weighted edge between two different skills, a new graph rather than a replacement for skill_concepts' equivalence grouping. Foundation only -- nothing reads it yet (BL-6.2/BL-6.3, still held).</w:t>
       </w:r>
       <w:r>
         <w:rPr>
@@ -7796,7 +7810,6 @@
           <w:color w:val="3C4752"/>
           <w:sz w:val="18"/>
         </w:rPr>
-        <w:t>Upgraded from LATER to NEXT and split out of the rest of Epic B6. BL-6.2 and BL-6.3 together are XL and would dominate a near-term push on their own; a foundation model with no inference and no career-path output yet is not demoable, so there is no sell-ability cost to landing only this much in this window and deferring the rest.</w:t>
       </w:r>
     </w:p>
     <w:p>
@@ -7967,7 +7980,7 @@
           <w:i/>
           <w:color w:val="6B747C"/>
         </w:rPr>
-        <w:t>Three of eight actor types named in the product definition exist today, plus a partial fourth (docs/scope-reconciliation.md #5). Promoted to the front of the backlog in v1.1: a working demonstration of every actor type is the headline of the management-facing MVP. Rescoped below to what a live demo needs, not full production hardening — the difference is what took each story from L/M down to S. Note that this epic alone does not complete “all actors”: Assessment Provider is Epic B3, not B7.</w:t>
+        <w:t>Three of eight actor types named in the product definition existed when this was written, plus a partial fourth (docs/scope-reconciliation.md #5) -- promoted to the front of the backlog in v1.1 so a working demonstration of every actor type could be the headline of the management-facing MVP. All three stories below shipped in Sprint 33, closing that gap; note that this epic alone still does not complete “all actors” -- Assessment Provider is Epic B3, not B7.</w:t>
       </w:r>
     </w:p>
     <w:p>
@@ -7978,18 +7991,15 @@
         <w:rPr>
           <w:rStyle w:val="ReqID"/>
         </w:rPr>
-        <w:t xml:space="preserve">BL-7.1  </w:t>
+        <w:t>BL-7.1  [DONE]  Government agency actor, thin slice: an ops-run bulk CSV enrolment for a named programme.</w:t>
       </w:r>
       <w:r>
         <w:rPr>
           <w:b/>
           <w:color w:val="B02A2A"/>
         </w:rPr>
-        <w:t xml:space="preserve">[NOW]  </w:t>
       </w:r>
-      <w:r>
-        <w:t>Government agency actor, thin slice: an ops-run bulk CSV enrolment for a named programme.</w:t>
-      </w:r>
+      <w:r/>
     </w:p>
     <w:p>
       <w:pPr>
@@ -8037,7 +8047,7 @@
           <w:color w:val="B0760E"/>
           <w:sz w:val="18"/>
         </w:rPr>
-        <w:t xml:space="preserve">Reprioritisation note (v1.1): </w:t>
+        <w:t>Status: Built in Sprint 33. scripts/bulk_enrol_candidates.py is the ops-run CSV import, reusing seed_candidates.py's own account-construction path.</w:t>
       </w:r>
       <w:r>
         <w:rPr>
@@ -8045,7 +8055,6 @@
           <w:color w:val="3C4752"/>
           <w:sz w:val="18"/>
         </w:rPr>
-        <w:t>Rescoped down from L. The original sizing assumed a self-service agency portal and production-grade bulk processing; a demo needs neither. Full self-service remains a later, separately-sized story once there is a real agency partner to build it for.</w:t>
       </w:r>
     </w:p>
     <w:p>
@@ -8064,18 +8073,15 @@
         <w:rPr>
           <w:rStyle w:val="ReqID"/>
         </w:rPr>
-        <w:t xml:space="preserve">BL-7.1b  </w:t>
+        <w:t>BL-7.1b  [DONE]  Government agency actor: programme-scoped outcome reporting.</w:t>
       </w:r>
       <w:r>
         <w:rPr>
           <w:b/>
           <w:color w:val="B02A2A"/>
         </w:rPr>
-        <w:t xml:space="preserve">[NOW]  </w:t>
       </w:r>
-      <w:r>
-        <w:t>Government agency actor: programme-scoped outcome reporting.</w:t>
-      </w:r>
+      <w:r/>
     </w:p>
     <w:p>
       <w:pPr>
@@ -8114,7 +8120,7 @@
           <w:color w:val="B0760E"/>
           <w:sz w:val="18"/>
         </w:rPr>
-        <w:t xml:space="preserve">Reprioritisation note (v1.1): </w:t>
+        <w:t>Status: Built in Sprint 33. programme_report() (operations/service.py:278) is the read-only ProgrammeReport -- enrolled, matched, applied, hired -- over applications and candidate_profiles, no new table.</w:t>
       </w:r>
       <w:r>
         <w:rPr>
@@ -8122,7 +8128,6 @@
           <w:color w:val="3C4752"/>
           <w:sz w:val="18"/>
         </w:rPr>
-        <w:t>Split out of the original BL-7.1 as its own story — reporting is what makes the enrolment demonstrable as a government-partner value proposition, not just a data load.</w:t>
       </w:r>
     </w:p>
     <w:p>
@@ -8141,18 +8146,15 @@
         <w:rPr>
           <w:rStyle w:val="ReqID"/>
         </w:rPr>
-        <w:t xml:space="preserve">BL-7.2  </w:t>
+        <w:t>BL-7.2  [DONE]  External system actor, thin slice: API-key authentication on one or two read endpoints.</w:t>
       </w:r>
       <w:r>
         <w:rPr>
           <w:b/>
           <w:color w:val="B02A2A"/>
         </w:rPr>
-        <w:t xml:space="preserve">[NOW]  </w:t>
       </w:r>
-      <w:r>
-        <w:t>External system actor, thin slice: API-key authentication on one or two read endpoints.</w:t>
-      </w:r>
+      <w:r/>
     </w:p>
     <w:p>
       <w:pPr>
@@ -8200,7 +8202,7 @@
           <w:color w:val="B0760E"/>
           <w:sz w:val="18"/>
         </w:rPr>
-        <w:t xml:space="preserve">Reprioritisation note (v1.1): </w:t>
+        <w:t>Status: Built in Sprint 33. ServiceAccount is a fourth credential alongside JWT (identity/models.py); get_service_account() (core/security.py:322) is the second auth scheme, gating marketplace/partner_routes.py's GET /partners/jobs.</w:t>
       </w:r>
       <w:r>
         <w:rPr>
@@ -8208,7 +8210,6 @@
           <w:color w:val="3C4752"/>
           <w:sz w:val="18"/>
         </w:rPr>
-        <w:t>Rescoped down from M. No self-service key-management UI and no per-scope permission granularity yet — both are real production concerns that do not need solving to prove the concept live.</w:t>
       </w:r>
     </w:p>
     <w:p>
@@ -8620,6 +8621,272 @@
     <w:p>
       <w:r>
         <w:br w:type="page"/>
+      </w:r>
+    </w:p>
+    <w:p>
+      <w:pPr>
+        <w:pStyle w:val="Heading2"/>
+      </w:pPr>
+      <w:r>
+        <w:t>Epic B10 — Actor Dashboards</w:t>
+      </w:r>
+    </w:p>
+    <w:p>
+      <w:pPr/>
+      <w:r>
+        <w:t>Every actor sees real numbers immediately after signing in, drawn from data this platform already computes — no new scorer, no new cross-module “dashboard” service (ADR-014). Grounded against the running code before any story below was written: most of these numbers already exist somewhere and have simply never been surfaced as one screen.</w:t>
+      </w:r>
+    </w:p>
+    <w:p>
+      <w:pPr/>
+      <w:r>
+        <w:t>BL-10.1  [NOW]  Candidate dashboard: live matches, application status and profile completeness, on /matches.</w:t>
+      </w:r>
+    </w:p>
+    <w:p>
+      <w:pPr>
+        <w:pStyle w:val="BRHead"/>
+      </w:pPr>
+      <w:r>
+        <w:t>Acceptance Criteria</w:t>
+      </w:r>
+    </w:p>
+    <w:p>
+      <w:pPr>
+        <w:pStyle w:val="ListBullet2"/>
+      </w:pPr>
+      <w:r>
+        <w:t>Reuses match_jobs (matching), the applications table and the existing profile-completeness meter (Sprint 5) — no new scorer, no new table.</w:t>
+      </w:r>
+    </w:p>
+    <w:p>
+      <w:pPr>
+        <w:pStyle w:val="ListBullet2"/>
+      </w:pPr>
+      <w:r>
+        <w:t>Shows live match count, best match score, applications by status (applied/shortlisted/hired) and profile completeness %.</w:t>
+      </w:r>
+    </w:p>
+    <w:p>
+      <w:pPr>
+        <w:pStyle w:val="ListBullet2"/>
+      </w:pPr>
+      <w:r>
+        <w:t>Ships as a summary section atop the existing /matches page; landingFor is unchanged.</w:t>
+      </w:r>
+    </w:p>
+    <w:p>
+      <w:pPr>
+        <w:pStyle w:val="Caption2"/>
+      </w:pPr>
+      <w:r>
+        <w:t>Size: M   |   Depends on: None   |   Product Owner instruction, 2026-09-29</w:t>
+      </w:r>
+    </w:p>
+    <w:p>
+      <w:pPr/>
+      <w:r>
+        <w:t>BL-10.2  [NOW]  Employer dashboard: vacancies and applicants aggregated across every posting, not per job.</w:t>
+      </w:r>
+    </w:p>
+    <w:p>
+      <w:pPr>
+        <w:pStyle w:val="BRHead"/>
+      </w:pPr>
+      <w:r>
+        <w:t>Acceptance Criteria</w:t>
+      </w:r>
+    </w:p>
+    <w:p>
+      <w:pPr>
+        <w:pStyle w:val="ListBullet2"/>
+      </w:pPr>
+      <w:r>
+        <w:t>Reuses the applications table and the batched-query pattern _candidates_for_jobs already established for this exact N+1 shape (Sprint 20).</w:t>
+      </w:r>
+    </w:p>
+    <w:p>
+      <w:pPr>
+        <w:pStyle w:val="ListBullet2"/>
+      </w:pPr>
+      <w:r>
+        <w:t>Names posted and open vacancies separately, never collapsed into one figure (the count's own established rule), plus applicants by status across every vacancy.</w:t>
+      </w:r>
+    </w:p>
+    <w:p>
+      <w:pPr>
+        <w:pStyle w:val="ListBullet2"/>
+      </w:pPr>
+      <w:r>
+        <w:t>Ships as a summary section atop EmployerWorkspace.</w:t>
+      </w:r>
+    </w:p>
+    <w:p>
+      <w:pPr>
+        <w:pStyle w:val="Caption2"/>
+      </w:pPr>
+      <w:r>
+        <w:t>Size: M   |   Depends on: None   |   Product Owner instruction, 2026-09-29</w:t>
+      </w:r>
+    </w:p>
+    <w:p>
+      <w:pPr/>
+      <w:r>
+        <w:t>BL-10.3  [NOW]  Course-provider dashboard: interest and enrolment conversion aggregated across every course.</w:t>
+      </w:r>
+    </w:p>
+    <w:p>
+      <w:pPr>
+        <w:pStyle w:val="BRHead"/>
+      </w:pPr>
+      <w:r>
+        <w:t>Acceptance Criteria</w:t>
+      </w:r>
+    </w:p>
+    <w:p>
+      <w:pPr>
+        <w:pStyle w:val="ListBullet2"/>
+      </w:pPr>
+      <w:r>
+        <w:t>Reuses counts_by_course (interests module) directly, plus a tenant-scoped version of the enrolment-conversion query ADR-047/Sprint 38 already built.</w:t>
+      </w:r>
+    </w:p>
+    <w:p>
+      <w:pPr>
+        <w:pStyle w:val="ListBullet2"/>
+      </w:pPr>
+      <w:r>
+        <w:t>Shows published courses, interest live/total, and this provider's own enrolment conversion rate — never the platform-wide figure ADR-047's report computes.</w:t>
+      </w:r>
+    </w:p>
+    <w:p>
+      <w:pPr>
+        <w:pStyle w:val="ListBullet2"/>
+      </w:pPr>
+      <w:r>
+        <w:t>Ships as a summary section atop ProviderWorkspace.</w:t>
+      </w:r>
+    </w:p>
+    <w:p>
+      <w:pPr>
+        <w:pStyle w:val="Caption2"/>
+      </w:pPr>
+      <w:r>
+        <w:t>Size: M   |   Depends on: None — ADR-047's query already exists   |   Product Owner instruction, 2026-09-29</w:t>
+      </w:r>
+    </w:p>
+    <w:p>
+      <w:pPr/>
+      <w:r>
+        <w:t>BL-10.4  [NOW]  Operator dashboard: the first real landing screen an operator has ever had.</w:t>
+      </w:r>
+    </w:p>
+    <w:p>
+      <w:pPr>
+        <w:pStyle w:val="BRHead"/>
+      </w:pPr>
+      <w:r>
+        <w:t>Acceptance Criteria</w:t>
+      </w:r>
+    </w:p>
+    <w:p>
+      <w:pPr>
+        <w:pStyle w:val="ListBullet2"/>
+      </w:pPr>
+      <w:r>
+        <w:t>Combines the two existing queue counts (unverified_organisations, unverified_certifications) with new platform-wide totals (organisations, candidates, published jobs/courses).</w:t>
+      </w:r>
+    </w:p>
+    <w:p>
+      <w:pPr>
+        <w:pStyle w:val="ListBullet2"/>
+      </w:pPr>
+      <w:r>
+        <w:t>Reachable on sign-in for a staff account — today's /admin is linked from nowhere and an operator is simply told the address.</w:t>
+      </w:r>
+    </w:p>
+    <w:p>
+      <w:pPr>
+        <w:pStyle w:val="Caption2"/>
+      </w:pPr>
+      <w:r>
+        <w:t>Size: S   |   Depends on: None   |   Product Owner instruction, 2026-09-29</w:t>
+      </w:r>
+    </w:p>
+    <w:p>
+      <w:pPr/>
+      <w:r>
+        <w:t>BL-10.5  [NOW]  Government-agency programme dashboard: the missing screen for a report that already exists.</w:t>
+      </w:r>
+    </w:p>
+    <w:p>
+      <w:pPr>
+        <w:pStyle w:val="BRHead"/>
+      </w:pPr>
+      <w:r>
+        <w:t>Acceptance Criteria</w:t>
+      </w:r>
+    </w:p>
+    <w:p>
+      <w:pPr>
+        <w:pStyle w:val="ListBullet2"/>
+      </w:pPr>
+      <w:r>
+        <w:t>Renders operations/service.py's existing programme_report (enrolled/matched/applied/hired) — no backend change.</w:t>
+      </w:r>
+    </w:p>
+    <w:p>
+      <w:pPr>
+        <w:pStyle w:val="ListBullet2"/>
+      </w:pPr>
+      <w:r>
+        <w:t>Viewed by an operator on the agency's behalf, per Sprint 33's thin-slice decision (no agency login exists) — unchanged here.</w:t>
+      </w:r>
+    </w:p>
+    <w:p>
+      <w:pPr>
+        <w:pStyle w:val="Caption2"/>
+      </w:pPr>
+      <w:r>
+        <w:t>Size: S   |   Depends on: None   |   Product Owner instruction, 2026-09-29</w:t>
+      </w:r>
+    </w:p>
+    <w:p>
+      <w:pPr/>
+      <w:r>
+        <w:t>BL-10.6  [LATER]  Partner/external-system summary — explicitly not a login dashboard.</w:t>
+      </w:r>
+    </w:p>
+    <w:p>
+      <w:pPr>
+        <w:pStyle w:val="BRHead"/>
+      </w:pPr>
+      <w:r>
+        <w:t>Acceptance Criteria</w:t>
+      </w:r>
+    </w:p>
+    <w:p>
+      <w:pPr>
+        <w:pStyle w:val="ListBullet2"/>
+      </w:pPr>
+      <w:r>
+        <w:t>States why the sixth actor is absent from Sprint 39 rather than silently skipping it: an API-key actor has no session to land a dashboard on.</w:t>
+      </w:r>
+    </w:p>
+    <w:p>
+      <w:pPr>
+        <w:pStyle w:val="ListBullet2"/>
+      </w:pPr>
+      <w:r>
+        <w:t>If ever built, the shape is a GET /partners/stats read, not a login surface.</w:t>
+      </w:r>
+    </w:p>
+    <w:p>
+      <w:pPr>
+        <w:pStyle w:val="Caption2"/>
+      </w:pPr>
+      <w:r>
+        <w:t>Size: S   |   Depends on: None   |   Product Owner instruction, 2026-09-29</w:t>
       </w:r>
     </w:p>
     <w:p>
@@ -9389,7 +9656,7 @@
               <w:spacing w:before="0" w:after="0"/>
             </w:pPr>
             <w:r>
-              <w:t>BL-1.2 shipped in Sprint 34 (ADR-043). BL-1.3 is not a free resumption: ADR-025 gates it on citable precision@5/click-through/enrolment-conversion metrics. Sprint 38 (ADR-047) closed the structural half — both remaining metrics are now mechanically computable — but not the volume half, which needs real traffic or an explicit owner override, not more engineering. Owner decision, 2026-09-29: wait for real traffic rather than override.</w:t>
+              <w:t>BL-1.2 shipped in Sprint 34 (ADR-043). BL-1.3 is not a free resumption: ADR-025 gates it on citable precision@5/click-through/enrolment-conversion metrics. Sprint 38 (ADR-047) closed the structural half — both remaining metrics are now mechanically computable — but not the volume half, which needs real traffic or an explicit owner override, not more engineering. Owner decision, 2026-09-29: wait for real traffic rather than override. Sprint 39 is Epic B10 (actor dashboards, §4.3) instead of a resumption here.</w:t>
             </w:r>
             <w:r>
               <w:rPr>
@@ -9652,6 +9919,26 @@
     <w:p>
       <w:r>
         <w:br w:type="page"/>
+      </w:r>
+    </w:p>
+    <w:p>
+      <w:pPr>
+        <w:pStyle w:val="Heading2"/>
+      </w:pPr>
+      <w:r>
+        <w:t>4.3  Sprint 39 (revised) — Actor Dashboards, Ahead of Monetisation</w:t>
+      </w:r>
+    </w:p>
+    <w:p>
+      <w:pPr/>
+      <w:r>
+        <w:t>Supersedes Order 6's default of resuming BL-1.2/BL-1.3 next (§4.2's table): asked whether to override the remaining volume half of ADR-025's gate or wait for real traffic, the Product Owner chose to wait — so BL-1.3 stays not started, and Sprint 39 is Epic B10 instead.</w:t>
+      </w:r>
+    </w:p>
+    <w:p>
+      <w:pPr/>
+      <w:r>
+        <w:t>All five [NOW] stories (BL-10.1–BL-10.5) fit one sprint: each is additive (one new read endpoint plus a UI section), none touches another's module, and four of the five reuse a query that already exists. Suggested order, cheapest and highest-signal first: BL-10.5 (zero backend work, proves the pattern end to end fastest), BL-10.4 (closes a real gap using only counts that already exist), BL-10.3 (the direct beneficiary of Sprint 38's new “enrolled” status), then BL-10.1 and BL-10.2 in parallel (the two highest-traffic actors, each needing one genuinely new aggregate query). BL-10.6 is recorded but held out of Sprint 39.</w:t>
       </w:r>
     </w:p>
     <w:p>

--- a/docs/IISM-Product-Backlog.docx
+++ b/docs/IISM-Product-Backlog.docx
@@ -61,7 +61,7 @@
           <w:color w:val="3C4752"/>
           <w:sz w:val="24"/>
         </w:rPr>
-        <w:t>Document Version 1.2</w:t>
+        <w:t>Document Version 1.3</w:t>
       </w:r>
     </w:p>
     <w:p>
@@ -196,7 +196,7 @@
                 <w:color w:val="3C4752"/>
                 <w:sz w:val="19"/>
               </w:rPr>
-              <w:t>1.2</w:t>
+              <w:t>1.3</w:t>
             </w:r>
           </w:p>
         </w:tc>
@@ -927,6 +927,108 @@
           </w:p>
         </w:tc>
       </w:tr>
+      <w:tr>
+        <w:tc>
+          <w:tcPr>
+            <w:tcW w:type="dxa" w:w="1152"/>
+            <w:shd w:val="clear" w:color="auto" w:fill="F2F4F6"/>
+            <w:tcMar>
+              <w:top w:w="60" w:type="dxa"/>
+              <w:bottom w:w="60" w:type="dxa"/>
+              <w:left w:w="100" w:type="dxa"/>
+              <w:right w:w="100" w:type="dxa"/>
+            </w:tcMar>
+          </w:tcPr>
+          <w:p>
+            <w:pPr>
+              <w:spacing w:before="0" w:after="0"/>
+            </w:pPr>
+            <w:r/>
+            <w:r>
+              <w:rPr>
+                <w:color w:val="3C4752"/>
+                <w:sz w:val="19"/>
+              </w:rPr>
+              <w:t xml:space="preserve">1.3</w:t>
+            </w:r>
+          </w:p>
+        </w:tc>
+        <w:tc>
+          <w:tcPr>
+            <w:tcW w:type="dxa" w:w="1296"/>
+            <w:shd w:val="clear" w:color="auto" w:fill="F2F4F6"/>
+            <w:tcMar>
+              <w:top w:w="60" w:type="dxa"/>
+              <w:bottom w:w="60" w:type="dxa"/>
+              <w:left w:w="100" w:type="dxa"/>
+              <w:right w:w="100" w:type="dxa"/>
+            </w:tcMar>
+          </w:tcPr>
+          <w:p>
+            <w:pPr>
+              <w:spacing w:before="0" w:after="0"/>
+            </w:pPr>
+            <w:r/>
+            <w:r>
+              <w:rPr>
+                <w:color w:val="3C4752"/>
+                <w:sz w:val="19"/>
+              </w:rPr>
+              <w:t xml:space="preserve">2026-10-04</w:t>
+            </w:r>
+          </w:p>
+        </w:tc>
+        <w:tc>
+          <w:tcPr>
+            <w:tcW w:type="dxa" w:w="2592"/>
+            <w:shd w:val="clear" w:color="auto" w:fill="F2F4F6"/>
+            <w:tcMar>
+              <w:top w:w="60" w:type="dxa"/>
+              <w:bottom w:w="60" w:type="dxa"/>
+              <w:left w:w="100" w:type="dxa"/>
+              <w:right w:w="100" w:type="dxa"/>
+            </w:tcMar>
+          </w:tcPr>
+          <w:p>
+            <w:pPr>
+              <w:spacing w:before="0" w:after="0"/>
+            </w:pPr>
+            <w:r/>
+            <w:r>
+              <w:rPr>
+                <w:color w:val="3C4752"/>
+                <w:sz w:val="19"/>
+              </w:rPr>
+              <w:t xml:space="preserve">Product &amp; Engineering</w:t>
+            </w:r>
+          </w:p>
+        </w:tc>
+        <w:tc>
+          <w:tcPr>
+            <w:tcW w:type="dxa" w:w="3600"/>
+            <w:shd w:val="clear" w:color="auto" w:fill="F2F4F6"/>
+            <w:tcMar>
+              <w:top w:w="60" w:type="dxa"/>
+              <w:bottom w:w="60" w:type="dxa"/>
+              <w:left w:w="100" w:type="dxa"/>
+              <w:right w:w="100" w:type="dxa"/>
+            </w:tcMar>
+          </w:tcPr>
+          <w:p>
+            <w:pPr>
+              <w:spacing w:before="0" w:after="0"/>
+            </w:pPr>
+            <w:r/>
+            <w:r>
+              <w:rPr>
+                <w:color w:val="3C4752"/>
+                <w:sz w:val="19"/>
+              </w:rPr>
+              <w:t xml:space="preserve">Brought up to date through Sprint 43: BL-12.6 and BL-9.2 done; BL-12.13 (role-search trust) added as done; BL-12.14 and BL-12.15 added; BL-12.12 updated; Epic 13 gains three stories; section 4.4 updated.</w:t>
+            </w:r>
+          </w:p>
+        </w:tc>
+      </w:tr>
     </w:tbl>
     <w:p>
       <w:pPr>
@@ -1716,7 +1818,7 @@
           <w:b w:val="0"/>
           <w:i w:val="0"/>
         </w:rPr>
-        <w:t>Thirteen epics and seventy-five stories, delivered from the walking skeleton through career ladders (Sprint 42). Epics 1 to 12 are grouped by theme, with the sprint each story shipped in named alongside it. Epic 13 collects everything delivered since version 1.1, in sprint order, because the later work cuts across the themes above.</w:t>
+        <w:t>Thirteen epics and seventy-eight stories, delivered from the walking skeleton through role search trust (Sprint 43). Epics 1 to 12 are grouped by theme, with the sprint each story shipped in named alongside it. Epic 13 collects everything delivered since version 1.1, in sprint order, because the later work cuts across the themes above.</w:t>
       </w:r>
     </w:p>
     <w:p>
@@ -6988,7 +7090,7 @@
         <w:pStyle w:val="Heading2"/>
       </w:pPr>
       <w:r>
-        <w:t>Epic 13 — Delivered Since Version 1.1 (Sprints 33–42)</w:t>
+        <w:t>Epic 13 — Delivered Since Version 1.1 (Sprints 33–43)</w:t>
       </w:r>
     </w:p>
     <w:p>
@@ -8932,6 +9034,237 @@
           </w:p>
         </w:tc>
       </w:tr>
+      <w:tr>
+        <w:tc>
+          <w:tcPr>
+            <w:tcW w:type="dxa" w:w="720"/>
+            <w:shd w:val="clear" w:color="auto" w:fill="F2F4F6"/>
+            <w:tcMar>
+              <w:top w:w="60" w:type="dxa"/>
+              <w:bottom w:w="60" w:type="dxa"/>
+              <w:left w:w="100" w:type="dxa"/>
+              <w:right w:w="100" w:type="dxa"/>
+            </w:tcMar>
+          </w:tcPr>
+          <w:p>
+            <w:pPr>
+              <w:spacing w:before="0" w:after="0"/>
+            </w:pPr>
+            <w:r/>
+            <w:r>
+              <w:rPr>
+                <w:color w:val="3C4752"/>
+                <w:sz w:val="19"/>
+              </w:rPr>
+              <w:t xml:space="preserve">13.25</w:t>
+            </w:r>
+          </w:p>
+        </w:tc>
+        <w:tc>
+          <w:tcPr>
+            <w:tcW w:type="dxa" w:w="6912"/>
+            <w:shd w:val="clear" w:color="auto" w:fill="F2F4F6"/>
+            <w:tcMar>
+              <w:top w:w="60" w:type="dxa"/>
+              <w:bottom w:w="60" w:type="dxa"/>
+              <w:left w:w="100" w:type="dxa"/>
+              <w:right w:w="100" w:type="dxa"/>
+            </w:tcMar>
+          </w:tcPr>
+          <w:p>
+            <w:pPr>
+              <w:spacing w:before="0" w:after="0"/>
+            </w:pPr>
+            <w:r/>
+            <w:r>
+              <w:rPr>
+                <w:color w:val="3C4752"/>
+                <w:sz w:val="19"/>
+              </w:rPr>
+              <w:t xml:space="preserve">Role search you can trust (ADR-050): a disability-track pack ranks one tier lower unless asked for, a half-typed alias beats a literal prefix, and a multi-word query matches a title containing every word. The alias checker now fails on an alias that resolves to a disability-track pack or shadows a role's exact title, and removed the 14 aliases that had broken that rule for twenty sprints.</w:t>
+            </w:r>
+          </w:p>
+        </w:tc>
+        <w:tc>
+          <w:tcPr>
+            <w:tcW w:type="dxa" w:w="1296"/>
+            <w:shd w:val="clear" w:color="auto" w:fill="F2F4F6"/>
+            <w:tcMar>
+              <w:top w:w="60" w:type="dxa"/>
+              <w:bottom w:w="60" w:type="dxa"/>
+              <w:left w:w="100" w:type="dxa"/>
+              <w:right w:w="100" w:type="dxa"/>
+            </w:tcMar>
+          </w:tcPr>
+          <w:p>
+            <w:pPr>
+              <w:spacing w:before="0" w:after="0"/>
+            </w:pPr>
+            <w:r/>
+            <w:r>
+              <w:rPr>
+                <w:color w:val="3C4752"/>
+                <w:sz w:val="19"/>
+              </w:rPr>
+              <w:t xml:space="preserve">Sprint 43</w:t>
+            </w:r>
+          </w:p>
+        </w:tc>
+      </w:tr>
+      <w:tr>
+        <w:tc>
+          <w:tcPr>
+            <w:tcW w:type="dxa" w:w="720"/>
+            <w:shd w:val="clear" w:color="auto" w:fill="FFFFFF"/>
+            <w:tcMar>
+              <w:top w:w="60" w:type="dxa"/>
+              <w:bottom w:w="60" w:type="dxa"/>
+              <w:left w:w="100" w:type="dxa"/>
+              <w:right w:w="100" w:type="dxa"/>
+            </w:tcMar>
+          </w:tcPr>
+          <w:p>
+            <w:pPr>
+              <w:spacing w:before="0" w:after="0"/>
+            </w:pPr>
+            <w:r/>
+            <w:r>
+              <w:rPr>
+                <w:color w:val="3C4752"/>
+                <w:sz w:val="19"/>
+              </w:rPr>
+              <w:t xml:space="preserve">13.26</w:t>
+            </w:r>
+          </w:p>
+        </w:tc>
+        <w:tc>
+          <w:tcPr>
+            <w:tcW w:type="dxa" w:w="6912"/>
+            <w:shd w:val="clear" w:color="auto" w:fill="FFFFFF"/>
+            <w:tcMar>
+              <w:top w:w="60" w:type="dxa"/>
+              <w:bottom w:w="60" w:type="dxa"/>
+              <w:left w:w="100" w:type="dxa"/>
+              <w:right w:w="100" w:type="dxa"/>
+            </w:tcMar>
+          </w:tcPr>
+          <w:p>
+            <w:pPr>
+              <w:spacing w:before="0" w:after="0"/>
+            </w:pPr>
+            <w:r/>
+            <w:r>
+              <w:rPr>
+                <w:color w:val="3C4752"/>
+                <w:sz w:val="19"/>
+              </w:rPr>
+              <w:t xml:space="preserve">A rejected, hired or finished application can no longer be withdrawn, so a rejection cannot be wiped by withdrawing and reapplying.</w:t>
+            </w:r>
+          </w:p>
+        </w:tc>
+        <w:tc>
+          <w:tcPr>
+            <w:tcW w:type="dxa" w:w="1296"/>
+            <w:shd w:val="clear" w:color="auto" w:fill="FFFFFF"/>
+            <w:tcMar>
+              <w:top w:w="60" w:type="dxa"/>
+              <w:bottom w:w="60" w:type="dxa"/>
+              <w:left w:w="100" w:type="dxa"/>
+              <w:right w:w="100" w:type="dxa"/>
+            </w:tcMar>
+          </w:tcPr>
+          <w:p>
+            <w:pPr>
+              <w:spacing w:before="0" w:after="0"/>
+            </w:pPr>
+            <w:r/>
+            <w:r>
+              <w:rPr>
+                <w:color w:val="3C4752"/>
+                <w:sz w:val="19"/>
+              </w:rPr>
+              <w:t xml:space="preserve">Sprint 43</w:t>
+            </w:r>
+          </w:p>
+        </w:tc>
+      </w:tr>
+      <w:tr>
+        <w:tc>
+          <w:tcPr>
+            <w:tcW w:type="dxa" w:w="720"/>
+            <w:shd w:val="clear" w:color="auto" w:fill="F2F4F6"/>
+            <w:tcMar>
+              <w:top w:w="60" w:type="dxa"/>
+              <w:bottom w:w="60" w:type="dxa"/>
+              <w:left w:w="100" w:type="dxa"/>
+              <w:right w:w="100" w:type="dxa"/>
+            </w:tcMar>
+          </w:tcPr>
+          <w:p>
+            <w:pPr>
+              <w:spacing w:before="0" w:after="0"/>
+            </w:pPr>
+            <w:r/>
+            <w:r>
+              <w:rPr>
+                <w:color w:val="3C4752"/>
+                <w:sz w:val="19"/>
+              </w:rPr>
+              <w:t xml:space="preserve">13.27</w:t>
+            </w:r>
+          </w:p>
+        </w:tc>
+        <w:tc>
+          <w:tcPr>
+            <w:tcW w:type="dxa" w:w="6912"/>
+            <w:shd w:val="clear" w:color="auto" w:fill="F2F4F6"/>
+            <w:tcMar>
+              <w:top w:w="60" w:type="dxa"/>
+              <w:bottom w:w="60" w:type="dxa"/>
+              <w:left w:w="100" w:type="dxa"/>
+              <w:right w:w="100" w:type="dxa"/>
+            </w:tcMar>
+          </w:tcPr>
+          <w:p>
+            <w:pPr>
+              <w:spacing w:before="0" w:after="0"/>
+            </w:pPr>
+            <w:r/>
+            <w:r>
+              <w:rPr>
+                <w:color w:val="3C4752"/>
+                <w:sz w:val="19"/>
+              </w:rPr>
+              <w:t xml:space="preserve">An organisation is emailed when its Verified badge is granted or revoked, only when the badge actually changes, with no operator note and no address in the message.</w:t>
+            </w:r>
+          </w:p>
+        </w:tc>
+        <w:tc>
+          <w:tcPr>
+            <w:tcW w:type="dxa" w:w="1296"/>
+            <w:shd w:val="clear" w:color="auto" w:fill="F2F4F6"/>
+            <w:tcMar>
+              <w:top w:w="60" w:type="dxa"/>
+              <w:bottom w:w="60" w:type="dxa"/>
+              <w:left w:w="100" w:type="dxa"/>
+              <w:right w:w="100" w:type="dxa"/>
+            </w:tcMar>
+          </w:tcPr>
+          <w:p>
+            <w:pPr>
+              <w:spacing w:before="0" w:after="0"/>
+            </w:pPr>
+            <w:r/>
+            <w:r>
+              <w:rPr>
+                <w:color w:val="3C4752"/>
+                <w:sz w:val="19"/>
+              </w:rPr>
+              <w:t xml:space="preserve">Sprint 43</w:t>
+            </w:r>
+          </w:p>
+        </w:tc>
+      </w:tr>
     </w:tbl>
     <w:p>
       <w:pPr>
@@ -8971,7 +9304,7 @@
         <w:pStyle w:val="Heading2"/>
       </w:pPr>
       <w:r>
-        <w:t>Status at a Glance — Version 1.2 (2026-10-03)</w:t>
+        <w:t>Status at a Glance — Version 1.3 (2026-10-04)</w:t>
       </w:r>
     </w:p>
     <w:p>
@@ -11084,25 +11417,25 @@
         <w:tc>
           <w:tcPr>
             <w:tcW w:type="dxa" w:w="1250"/>
-            <w:shd w:val="clear" w:color="auto" w:fill="FFFFFF"/>
-            <w:tcMar>
-              <w:top w:w="60" w:type="dxa"/>
-              <w:bottom w:w="60" w:type="dxa"/>
-              <w:left w:w="100" w:type="dxa"/>
-              <w:right w:w="100" w:type="dxa"/>
-            </w:tcMar>
-          </w:tcPr>
-          <w:p>
-            <w:pPr>
-              <w:spacing w:before="0" w:after="0"/>
-            </w:pPr>
-            <w:r/>
-            <w:r>
-              <w:rPr>
-                <w:color w:val="3C4752"/>
-                <w:sz w:val="19"/>
-              </w:rPr>
-              <w:t xml:space="preserve">To do — Now</w:t>
+            <w:shd w:val="clear" w:color="auto" w:fill="E3F2E6"/>
+            <w:tcMar>
+              <w:top w:w="60" w:type="dxa"/>
+              <w:bottom w:w="60" w:type="dxa"/>
+              <w:left w:w="100" w:type="dxa"/>
+              <w:right w:w="100" w:type="dxa"/>
+            </w:tcMar>
+          </w:tcPr>
+          <w:p>
+            <w:pPr>
+              <w:spacing w:before="0" w:after="0"/>
+            </w:pPr>
+            <w:r/>
+            <w:r>
+              <w:rPr>
+                <w:color w:val="3C4752"/>
+                <w:sz w:val="19"/>
+              </w:rPr>
+              <w:t xml:space="preserve">Done</w:t>
             </w:r>
           </w:p>
         </w:tc>
@@ -11127,7 +11460,7 @@
                 <w:color w:val="3C4752"/>
                 <w:sz w:val="19"/>
               </w:rPr>
-              <w:t xml:space="preserve">Not started.</w:t>
+              <w:t xml:space="preserve">Sprint 43 (migration 0044). Email only, and only when the badge changes.</w:t>
             </w:r>
           </w:p>
         </w:tc>
@@ -11900,25 +12233,25 @@
         <w:tc>
           <w:tcPr>
             <w:tcW w:type="dxa" w:w="1250"/>
-            <w:shd w:val="clear" w:color="auto" w:fill="FFFFFF"/>
-            <w:tcMar>
-              <w:top w:w="60" w:type="dxa"/>
-              <w:bottom w:w="60" w:type="dxa"/>
-              <w:left w:w="100" w:type="dxa"/>
-              <w:right w:w="100" w:type="dxa"/>
-            </w:tcMar>
-          </w:tcPr>
-          <w:p>
-            <w:pPr>
-              <w:spacing w:before="0" w:after="0"/>
-            </w:pPr>
-            <w:r/>
-            <w:r>
-              <w:rPr>
-                <w:color w:val="3C4752"/>
-                <w:sz w:val="19"/>
-              </w:rPr>
-              <w:t xml:space="preserve">To do — Now</w:t>
+            <w:shd w:val="clear" w:color="auto" w:fill="E3F2E6"/>
+            <w:tcMar>
+              <w:top w:w="60" w:type="dxa"/>
+              <w:bottom w:w="60" w:type="dxa"/>
+              <w:left w:w="100" w:type="dxa"/>
+              <w:right w:w="100" w:type="dxa"/>
+            </w:tcMar>
+          </w:tcPr>
+          <w:p>
+            <w:pPr>
+              <w:spacing w:before="0" w:after="0"/>
+            </w:pPr>
+            <w:r/>
+            <w:r>
+              <w:rPr>
+                <w:color w:val="3C4752"/>
+                <w:sz w:val="19"/>
+              </w:rPr>
+              <w:t xml:space="preserve">Done</w:t>
             </w:r>
           </w:p>
         </w:tc>
@@ -11943,7 +12276,7 @@
                 <w:color w:val="3C4752"/>
                 <w:sz w:val="19"/>
               </w:rPr>
-              <w:t xml:space="preserve">New. Needs an owner decision first.</w:t>
+              <w:t xml:space="preserve">Sprint 43. A rejected or decided application cannot be withdrawn.</w:t>
             </w:r>
           </w:p>
         </w:tc>
@@ -12555,7 +12888,313 @@
                 <w:color w:val="3C4752"/>
                 <w:sz w:val="19"/>
               </w:rPr>
-              <w:t xml:space="preserve">New. About 3,300 roles have no alias; now a data-entry task.</w:t>
+              <w:t xml:space="preserve">Sprint 43 fixed the defects, not the coverage: 43 of 3,417 roles. Awaits a reviewer.</w:t>
+            </w:r>
+          </w:p>
+        </w:tc>
+      </w:tr>
+      <w:tr>
+        <w:tc>
+          <w:tcPr>
+            <w:tcW w:type="dxa" w:w="1100"/>
+            <w:shd w:val="clear" w:color="auto" w:fill="F2F4F6"/>
+            <w:tcMar>
+              <w:top w:w="60" w:type="dxa"/>
+              <w:bottom w:w="60" w:type="dxa"/>
+              <w:left w:w="100" w:type="dxa"/>
+              <w:right w:w="100" w:type="dxa"/>
+            </w:tcMar>
+          </w:tcPr>
+          <w:p>
+            <w:pPr>
+              <w:spacing w:before="0" w:after="0"/>
+            </w:pPr>
+            <w:r/>
+            <w:r>
+              <w:rPr>
+                <w:color w:val="3C4752"/>
+                <w:sz w:val="19"/>
+              </w:rPr>
+              <w:t xml:space="preserve">BL-12.13</w:t>
+            </w:r>
+          </w:p>
+        </w:tc>
+        <w:tc>
+          <w:tcPr>
+            <w:tcW w:type="dxa" w:w="3300"/>
+            <w:shd w:val="clear" w:color="auto" w:fill="F2F4F6"/>
+            <w:tcMar>
+              <w:top w:w="60" w:type="dxa"/>
+              <w:bottom w:w="60" w:type="dxa"/>
+              <w:left w:w="100" w:type="dxa"/>
+              <w:right w:w="100" w:type="dxa"/>
+            </w:tcMar>
+          </w:tcPr>
+          <w:p>
+            <w:pPr>
+              <w:spacing w:before="0" w:after="0"/>
+            </w:pPr>
+            <w:r/>
+            <w:r>
+              <w:rPr>
+                <w:color w:val="3C4752"/>
+                <w:sz w:val="19"/>
+              </w:rPr>
+              <w:t xml:space="preserve">Role search you can trust</w:t>
+            </w:r>
+          </w:p>
+        </w:tc>
+        <w:tc>
+          <w:tcPr>
+            <w:tcW w:type="dxa" w:w="1250"/>
+            <w:shd w:val="clear" w:color="auto" w:fill="E3F2E6"/>
+            <w:tcMar>
+              <w:top w:w="60" w:type="dxa"/>
+              <w:bottom w:w="60" w:type="dxa"/>
+              <w:left w:w="100" w:type="dxa"/>
+              <w:right w:w="100" w:type="dxa"/>
+            </w:tcMar>
+          </w:tcPr>
+          <w:p>
+            <w:pPr>
+              <w:spacing w:before="0" w:after="0"/>
+            </w:pPr>
+            <w:r/>
+            <w:r>
+              <w:rPr>
+                <w:color w:val="3C4752"/>
+                <w:sz w:val="19"/>
+              </w:rPr>
+              <w:t xml:space="preserve">Done</w:t>
+            </w:r>
+          </w:p>
+        </w:tc>
+        <w:tc>
+          <w:tcPr>
+            <w:tcW w:type="dxa" w:w="3278"/>
+            <w:shd w:val="clear" w:color="auto" w:fill="F2F4F6"/>
+            <w:tcMar>
+              <w:top w:w="60" w:type="dxa"/>
+              <w:bottom w:w="60" w:type="dxa"/>
+              <w:left w:w="100" w:type="dxa"/>
+              <w:right w:w="100" w:type="dxa"/>
+            </w:tcMar>
+          </w:tcPr>
+          <w:p>
+            <w:pPr>
+              <w:spacing w:before="0" w:after="0"/>
+            </w:pPr>
+            <w:r/>
+            <w:r>
+              <w:rPr>
+                <w:color w:val="3C4752"/>
+                <w:sz w:val="19"/>
+              </w:rPr>
+              <w:t xml:space="preserve">Sprint 43 (ADR-050).</w:t>
+            </w:r>
+          </w:p>
+        </w:tc>
+      </w:tr>
+      <w:tr>
+        <w:tc>
+          <w:tcPr>
+            <w:tcW w:type="dxa" w:w="1100"/>
+            <w:shd w:val="clear" w:color="auto" w:fill="FFFFFF"/>
+            <w:tcMar>
+              <w:top w:w="60" w:type="dxa"/>
+              <w:bottom w:w="60" w:type="dxa"/>
+              <w:left w:w="100" w:type="dxa"/>
+              <w:right w:w="100" w:type="dxa"/>
+            </w:tcMar>
+          </w:tcPr>
+          <w:p>
+            <w:pPr>
+              <w:spacing w:before="0" w:after="0"/>
+            </w:pPr>
+            <w:r/>
+            <w:r>
+              <w:rPr>
+                <w:color w:val="3C4752"/>
+                <w:sz w:val="19"/>
+              </w:rPr>
+              <w:t xml:space="preserve">BL-12.14</w:t>
+            </w:r>
+          </w:p>
+        </w:tc>
+        <w:tc>
+          <w:tcPr>
+            <w:tcW w:type="dxa" w:w="3300"/>
+            <w:shd w:val="clear" w:color="auto" w:fill="FFFFFF"/>
+            <w:tcMar>
+              <w:top w:w="60" w:type="dxa"/>
+              <w:bottom w:w="60" w:type="dxa"/>
+              <w:left w:w="100" w:type="dxa"/>
+              <w:right w:w="100" w:type="dxa"/>
+            </w:tcMar>
+          </w:tcPr>
+          <w:p>
+            <w:pPr>
+              <w:spacing w:before="0" w:after="0"/>
+            </w:pPr>
+            <w:r/>
+            <w:r>
+              <w:rPr>
+                <w:color w:val="3C4752"/>
+                <w:sz w:val="19"/>
+              </w:rPr>
+              <w:t xml:space="preserve">Score synonym-admitted rows in role search</w:t>
+            </w:r>
+          </w:p>
+        </w:tc>
+        <w:tc>
+          <w:tcPr>
+            <w:tcW w:type="dxa" w:w="1250"/>
+            <w:shd w:val="clear" w:color="auto" w:fill="FFFFFF"/>
+            <w:tcMar>
+              <w:top w:w="60" w:type="dxa"/>
+              <w:bottom w:w="60" w:type="dxa"/>
+              <w:left w:w="100" w:type="dxa"/>
+              <w:right w:w="100" w:type="dxa"/>
+            </w:tcMar>
+          </w:tcPr>
+          <w:p>
+            <w:pPr>
+              <w:spacing w:before="0" w:after="0"/>
+            </w:pPr>
+            <w:r/>
+            <w:r>
+              <w:rPr>
+                <w:color w:val="3C4752"/>
+                <w:sz w:val="19"/>
+              </w:rPr>
+              <w:t xml:space="preserve">To do — Next</w:t>
+            </w:r>
+          </w:p>
+        </w:tc>
+        <w:tc>
+          <w:tcPr>
+            <w:tcW w:type="dxa" w:w="3278"/>
+            <w:shd w:val="clear" w:color="auto" w:fill="FFFFFF"/>
+            <w:tcMar>
+              <w:top w:w="60" w:type="dxa"/>
+              <w:bottom w:w="60" w:type="dxa"/>
+              <w:left w:w="100" w:type="dxa"/>
+              <w:right w:w="100" w:type="dxa"/>
+            </w:tcMar>
+          </w:tcPr>
+          <w:p>
+            <w:pPr>
+              <w:spacing w:before="0" w:after="0"/>
+            </w:pPr>
+            <w:r/>
+            <w:r>
+              <w:rPr>
+                <w:color w:val="3C4752"/>
+                <w:sz w:val="19"/>
+              </w:rPr>
+              <w:t xml:space="preserve">New. “tech” still returns Technician first.</w:t>
+            </w:r>
+          </w:p>
+        </w:tc>
+      </w:tr>
+      <w:tr>
+        <w:tc>
+          <w:tcPr>
+            <w:tcW w:type="dxa" w:w="1100"/>
+            <w:shd w:val="clear" w:color="auto" w:fill="F2F4F6"/>
+            <w:tcMar>
+              <w:top w:w="60" w:type="dxa"/>
+              <w:bottom w:w="60" w:type="dxa"/>
+              <w:left w:w="100" w:type="dxa"/>
+              <w:right w:w="100" w:type="dxa"/>
+            </w:tcMar>
+          </w:tcPr>
+          <w:p>
+            <w:pPr>
+              <w:spacing w:before="0" w:after="0"/>
+            </w:pPr>
+            <w:r/>
+            <w:r>
+              <w:rPr>
+                <w:color w:val="3C4752"/>
+                <w:sz w:val="19"/>
+              </w:rPr>
+              <w:t xml:space="preserve">BL-12.15</w:t>
+            </w:r>
+          </w:p>
+        </w:tc>
+        <w:tc>
+          <w:tcPr>
+            <w:tcW w:type="dxa" w:w="3300"/>
+            <w:shd w:val="clear" w:color="auto" w:fill="F2F4F6"/>
+            <w:tcMar>
+              <w:top w:w="60" w:type="dxa"/>
+              <w:bottom w:w="60" w:type="dxa"/>
+              <w:left w:w="100" w:type="dxa"/>
+              <w:right w:w="100" w:type="dxa"/>
+            </w:tcMar>
+          </w:tcPr>
+          <w:p>
+            <w:pPr>
+              <w:spacing w:before="0" w:after="0"/>
+            </w:pPr>
+            <w:r/>
+            <w:r>
+              <w:rPr>
+                <w:color w:val="3C4752"/>
+                <w:sz w:val="19"/>
+              </w:rPr>
+              <w:t xml:space="preserve">Operator screen for role aliases</w:t>
+            </w:r>
+          </w:p>
+        </w:tc>
+        <w:tc>
+          <w:tcPr>
+            <w:tcW w:type="dxa" w:w="1250"/>
+            <w:shd w:val="clear" w:color="auto" w:fill="F2F4F6"/>
+            <w:tcMar>
+              <w:top w:w="60" w:type="dxa"/>
+              <w:bottom w:w="60" w:type="dxa"/>
+              <w:left w:w="100" w:type="dxa"/>
+              <w:right w:w="100" w:type="dxa"/>
+            </w:tcMar>
+          </w:tcPr>
+          <w:p>
+            <w:pPr>
+              <w:spacing w:before="0" w:after="0"/>
+            </w:pPr>
+            <w:r/>
+            <w:r>
+              <w:rPr>
+                <w:color w:val="3C4752"/>
+                <w:sz w:val="19"/>
+              </w:rPr>
+              <w:t xml:space="preserve">To do — Later</w:t>
+            </w:r>
+          </w:p>
+        </w:tc>
+        <w:tc>
+          <w:tcPr>
+            <w:tcW w:type="dxa" w:w="3278"/>
+            <w:shd w:val="clear" w:color="auto" w:fill="F2F4F6"/>
+            <w:tcMar>
+              <w:top w:w="60" w:type="dxa"/>
+              <w:bottom w:w="60" w:type="dxa"/>
+              <w:left w:w="100" w:type="dxa"/>
+              <w:right w:w="100" w:type="dxa"/>
+            </w:tcMar>
+          </w:tcPr>
+          <w:p>
+            <w:pPr>
+              <w:spacing w:before="0" w:after="0"/>
+            </w:pPr>
+            <w:r/>
+            <w:r>
+              <w:rPr>
+                <w:color w:val="3C4752"/>
+                <w:sz w:val="19"/>
+              </w:rPr>
+              <w:t xml:space="preserve">New. Needs a source-of-truth decision first.</w:t>
             </w:r>
           </w:p>
         </w:tc>
@@ -15010,9 +15649,9 @@
       <w:r>
         <w:rPr>
           <w:b/>
-          <w:color w:val="B02A2A"/>
+          <w:color w:val="3C4752"/>
         </w:rPr>
-        <w:t xml:space="preserve">[NOW]  </w:t>
+        <w:t xml:space="preserve">[DONE]  </w:t>
       </w:r>
       <w:r>
         <w:t>Notify an organisation when its verification badge changes.</w:t>
@@ -15054,7 +15693,7 @@
           <w:color w:val="3C4752"/>
           <w:sz w:val="18"/>
         </w:rPr>
-        <w:t>Not started (2026-10-03). No verification-related notification template exists.</w:t>
+        <w:t>Built in Sprint 43 (migration 0044). One email to the organisation, queued in the decision's own transaction, only when the badge actually flips; a re-grant or a revoke of an unverified organisation sends nothing. The message names the organisation and links to its profile, with no operator note and no address. Email only, because organisation members have no in-app inbox. An owner who signed up by phone alone has no address, so that organisation is not told.</w:t>
       </w:r>
     </w:p>
     <w:p>
@@ -16288,9 +16927,9 @@
       <w:r>
         <w:rPr>
           <w:b/>
-          <w:color w:val="B02A2A"/>
+          <w:color w:val="3C4752"/>
         </w:rPr>
-        <w:t xml:space="preserve">[NOW]  </w:t>
+        <w:t xml:space="preserve">[DONE]  </w:t>
       </w:r>
       <w:r>
         <w:t>Settle what withdrawing and reapplying does to an employer's earlier decision.</w:t>
@@ -16332,7 +16971,7 @@
           <w:color w:val="3C4752"/>
           <w:sz w:val="18"/>
         </w:rPr>
-        <w:t>To be taken up once the owner decides. Today a reapply resets the employer's decision.</w:t>
+        <w:t>Built in Sprint 43. The owner chose to block rather than restore: an application that has been rejected, hired, completed or marked no-show can no longer be withdrawn, and a reapply after a rejection says “not selected” rather than “already applied”. Known limit: rows already withdrawn after a rejection cannot be told apart, because the earlier status was overwritten. A hired candidate can no longer withdraw here and is told to contact the employer, which is a behaviour change worth a second look.</w:t>
       </w:r>
     </w:p>
     <w:p>
@@ -16745,10 +17384,272 @@
     </w:p>
     <w:p>
       <w:pPr>
+        <w:spacing w:before="0" w:after="60"/>
+      </w:pPr>
+      <w:r>
+        <w:rPr>
+          <w:b/>
+          <w:i/>
+          <w:color w:val="B0760E"/>
+          <w:sz w:val="18"/>
+        </w:rPr>
+        <w:t xml:space="preserve">Update: </w:t>
+      </w:r>
+      <w:r>
+        <w:rPr>
+          <w:i/>
+          <w:color w:val="3C4752"/>
+          <w:sz w:val="18"/>
+        </w:rPr>
+        <w:t>Sprint 43 fixed the defects but not the coverage. 43 distinct roles of 3,417 (1.3%) have an alias, in 17 of 43 sectors; the figure of 3.6% quoted earlier was aliases divided by roles. make check-role-aliases now fails an alias that resolves to a disability-track pack or shadows a role's exact title. A curated batch needs someone who knows the labour market to review it, because nothing in the repository contains lay terms and logging what people type would conflict with ADR-023.</w:t>
+      </w:r>
+    </w:p>
+    <w:p>
+      <w:pPr>
         <w:pStyle w:val="Caption2"/>
       </w:pPr>
       <w:r>
         <w:t>Size: M   |   Depends on: None   |   Sprint 40</w:t>
+      </w:r>
+    </w:p>
+    <w:p>
+      <w:pPr>
+        <w:spacing w:before="160" w:after="40"/>
+      </w:pPr>
+      <w:r>
+        <w:rPr>
+          <w:rStyle w:val="ReqID"/>
+        </w:rPr>
+        <w:t xml:space="preserve">BL-12.13  </w:t>
+      </w:r>
+      <w:r>
+        <w:rPr>
+          <w:b/>
+          <w:color w:val="3C4752"/>
+        </w:rPr>
+        <w:t xml:space="preserve">[DONE]  </w:t>
+      </w:r>
+      <w:r>
+        <w:t>Role search you can trust.</w:t>
+      </w:r>
+    </w:p>
+    <w:p>
+      <w:pPr>
+        <w:pStyle w:val="BRHead"/>
+      </w:pPr>
+      <w:r>
+        <w:t>Acceptance Criteria</w:t>
+      </w:r>
+    </w:p>
+    <w:p>
+      <w:pPr>
+        <w:pStyle w:val="ListBullet2"/>
+        <w:spacing w:before="0" w:after="40"/>
+      </w:pPr>
+      <w:r>
+        <w:t>A disability-track pack ranks one match tier lower unless the query asks for one or is exactly its title; it is never an alias target.</w:t>
+      </w:r>
+    </w:p>
+    <w:p>
+      <w:pPr>
+        <w:pStyle w:val="ListBullet2"/>
+        <w:spacing w:before="0" w:after="40"/>
+      </w:pPr>
+      <w:r>
+        <w:t>A half-typed alias beats a literal prefix when they tie, and a multi-word query matches a title containing every word.</w:t>
+      </w:r>
+    </w:p>
+    <w:p>
+      <w:pPr>
+        <w:pStyle w:val="ListBullet2"/>
+        <w:spacing w:before="0" w:after="40"/>
+      </w:pPr>
+      <w:r>
+        <w:t>The alias checker fails on a disability-track target or a shadowed exact title.</w:t>
+      </w:r>
+    </w:p>
+    <w:p>
+      <w:pPr>
+        <w:spacing w:before="0" w:after="60"/>
+      </w:pPr>
+      <w:r>
+        <w:rPr>
+          <w:b/>
+          <w:i/>
+          <w:color w:val="B0760E"/>
+          <w:sz w:val="18"/>
+        </w:rPr>
+        <w:t xml:space="preserve">Status: </w:t>
+      </w:r>
+      <w:r>
+        <w:rPr>
+          <w:i/>
+          <w:color w:val="3C4752"/>
+          <w:sz w:val="18"/>
+        </w:rPr>
+        <w:t>Built in Sprint 43 (ADR-050). Measured on 726 real queries before and after: 11 top results changed, all explained, and no exact-title query changed. Aliases went from 124 to 114.</w:t>
+      </w:r>
+    </w:p>
+    <w:p>
+      <w:pPr>
+        <w:pStyle w:val="Caption2"/>
+      </w:pPr>
+      <w:r>
+        <w:t>Size: M   |   Depends on: BL-12.12   |   ADR-050</w:t>
+      </w:r>
+    </w:p>
+    <w:p>
+      <w:pPr>
+        <w:spacing w:before="160" w:after="40"/>
+      </w:pPr>
+      <w:r>
+        <w:rPr>
+          <w:rStyle w:val="ReqID"/>
+        </w:rPr>
+        <w:t xml:space="preserve">BL-12.14  </w:t>
+      </w:r>
+      <w:r>
+        <w:rPr>
+          <w:b/>
+          <w:color w:val="B0760E"/>
+        </w:rPr>
+        <w:t xml:space="preserve">[NEXT]  </w:t>
+      </w:r>
+      <w:r>
+        <w:t>Score synonym-admitted rows in role search.</w:t>
+      </w:r>
+    </w:p>
+    <w:p>
+      <w:pPr>
+        <w:pStyle w:val="BRHead"/>
+      </w:pPr>
+      <w:r>
+        <w:t>Acceptance Criteria</w:t>
+      </w:r>
+    </w:p>
+    <w:p>
+      <w:pPr>
+        <w:pStyle w:val="ListBullet2"/>
+        <w:spacing w:before="0" w:after="40"/>
+      </w:pPr>
+      <w:r>
+        <w:t>A query such as “mfg” or “tech” ranks the roles its synonym admits by how well they match, instead of only admitting them at the fuzzy tier.</w:t>
+      </w:r>
+    </w:p>
+    <w:p>
+      <w:pPr>
+        <w:pStyle w:val="ListBullet2"/>
+        <w:spacing w:before="0" w:after="40"/>
+      </w:pPr>
+      <w:r>
+        <w:t>Measured on the same before-and-after query snapshot used for BL-12.13.</w:t>
+      </w:r>
+    </w:p>
+    <w:p>
+      <w:pPr>
+        <w:spacing w:before="0" w:after="60"/>
+      </w:pPr>
+      <w:r>
+        <w:rPr>
+          <w:b/>
+          <w:i/>
+          <w:color w:val="B0760E"/>
+          <w:sz w:val="18"/>
+        </w:rPr>
+        <w:t xml:space="preserve">Status: </w:t>
+      </w:r>
+      <w:r>
+        <w:rPr>
+          <w:i/>
+          <w:color w:val="3C4752"/>
+          <w:sz w:val="18"/>
+        </w:rPr>
+        <w:t>To be taken up. Found in Sprint 43 and left out to keep that change separable: “tech” in role search still returns Technician and Technical Artist first.</w:t>
+      </w:r>
+    </w:p>
+    <w:p>
+      <w:pPr>
+        <w:pStyle w:val="Caption2"/>
+      </w:pPr>
+      <w:r>
+        <w:t>Size: S   |   Depends on: BL-12.13   |   Sprint 43</w:t>
+      </w:r>
+    </w:p>
+    <w:p>
+      <w:pPr>
+        <w:spacing w:before="160" w:after="40"/>
+      </w:pPr>
+      <w:r>
+        <w:rPr>
+          <w:rStyle w:val="ReqID"/>
+        </w:rPr>
+        <w:t xml:space="preserve">BL-12.15  </w:t>
+      </w:r>
+      <w:r>
+        <w:rPr>
+          <w:b/>
+          <w:color w:val="3C4752"/>
+        </w:rPr>
+        <w:t xml:space="preserve">[LATER]  </w:t>
+      </w:r>
+      <w:r>
+        <w:t>An operator screen for editing role aliases.</w:t>
+      </w:r>
+    </w:p>
+    <w:p>
+      <w:pPr>
+        <w:pStyle w:val="BRHead"/>
+      </w:pPr>
+      <w:r>
+        <w:t>Acceptance Criteria</w:t>
+      </w:r>
+    </w:p>
+    <w:p>
+      <w:pPr>
+        <w:pStyle w:val="ListBullet2"/>
+        <w:spacing w:before="0" w:after="40"/>
+      </w:pPr>
+      <w:r>
+        <w:t>An operator with the admin tier can add, change and remove an alias, with the same checks as make check-role-aliases and an audit record.</w:t>
+      </w:r>
+    </w:p>
+    <w:p>
+      <w:pPr>
+        <w:pStyle w:val="ListBullet2"/>
+        <w:spacing w:before="0" w:after="40"/>
+      </w:pPr>
+      <w:r>
+        <w:t>Operator edits survive a re-seed.</w:t>
+      </w:r>
+    </w:p>
+    <w:p>
+      <w:pPr>
+        <w:spacing w:before="0" w:after="60"/>
+      </w:pPr>
+      <w:r>
+        <w:rPr>
+          <w:b/>
+          <w:i/>
+          <w:color w:val="B0760E"/>
+          <w:sz w:val="18"/>
+        </w:rPr>
+        <w:t xml:space="preserve">Status: </w:t>
+      </w:r>
+      <w:r>
+        <w:rPr>
+          <w:i/>
+          <w:color w:val="3C4752"/>
+          <w:sz w:val="18"/>
+        </w:rPr>
+        <w:t>Not started. Needs a source-of-truth decision first: the seed deletes the whole role_aliases table on every run, so an operator's edit would vanish. Also needs a new permission and tier decision.</w:t>
+      </w:r>
+    </w:p>
+    <w:p>
+      <w:pPr>
+        <w:pStyle w:val="Caption2"/>
+      </w:pPr>
+      <w:r>
+        <w:t>Size: L   |   Depends on: BL-12.12   |   Sprint 43</w:t>
       </w:r>
     </w:p>
     <w:p>
@@ -18162,13 +19063,13 @@
         <w:pStyle w:val="Heading2"/>
       </w:pPr>
       <w:r>
-        <w:t>4.4  Status Since Version 1.1 (2026-10-03) and What Is Next</w:t>
+        <w:t>4.4  Status Since Version 1.1 (2026-10-04) and What Is Next</w:t>
       </w:r>
     </w:p>
     <w:p>
       <w:pPr/>
       <w:r>
-        <w:t xml:space="preserve">A record of what the sprints since version 1.1 delivered, followed by a proposal for the next one. Sprints 41 and 42 are committed together on the sprint-41 branch and pushed; they are not yet on main.</w:t>
+        <w:t xml:space="preserve">A record of what the sprints since version 1.1 delivered, followed by a proposal for the next one. Sprints 41 and 42 are committed together on the sprint-41 branch and pushed. Sprint 43 is on the sprint-43 branch and not yet committed. None of them is on main.</w:t>
       </w:r>
     </w:p>
     <w:tbl>
@@ -18801,6 +19702,58 @@
                 <w:sz w:val="19"/>
               </w:rPr>
               <w:t xml:space="preserve">Career ladders (ADR-049).</w:t>
+            </w:r>
+          </w:p>
+        </w:tc>
+      </w:tr>
+      <w:tr>
+        <w:tc>
+          <w:tcPr>
+            <w:tcW w:type="dxa" w:w="1200"/>
+            <w:shd w:val="clear" w:color="auto" w:fill="FFFFFF"/>
+            <w:tcMar>
+              <w:top w:w="60" w:type="dxa"/>
+              <w:bottom w:w="60" w:type="dxa"/>
+              <w:left w:w="100" w:type="dxa"/>
+              <w:right w:w="100" w:type="dxa"/>
+            </w:tcMar>
+          </w:tcPr>
+          <w:p>
+            <w:pPr>
+              <w:spacing w:before="0" w:after="0"/>
+            </w:pPr>
+            <w:r/>
+            <w:r>
+              <w:rPr>
+                <w:color w:val="3C4752"/>
+                <w:sz w:val="19"/>
+              </w:rPr>
+              <w:t xml:space="preserve">43</w:t>
+            </w:r>
+          </w:p>
+        </w:tc>
+        <w:tc>
+          <w:tcPr>
+            <w:tcW w:type="dxa" w:w="7728"/>
+            <w:shd w:val="clear" w:color="auto" w:fill="FFFFFF"/>
+            <w:tcMar>
+              <w:top w:w="60" w:type="dxa"/>
+              <w:bottom w:w="60" w:type="dxa"/>
+              <w:left w:w="100" w:type="dxa"/>
+              <w:right w:w="100" w:type="dxa"/>
+            </w:tcMar>
+          </w:tcPr>
+          <w:p>
+            <w:pPr>
+              <w:spacing w:before="0" w:after="0"/>
+            </w:pPr>
+            <w:r/>
+            <w:r>
+              <w:rPr>
+                <w:color w:val="3C4752"/>
+                <w:sz w:val="19"/>
+              </w:rPr>
+              <w:t xml:space="preserve">Role search trust (ADR-050), a rejected application cannot be withdrawn, and the Verified-badge email.</w:t>
             </w:r>
           </w:p>
         </w:tc>
@@ -19100,7 +20053,7 @@
                 <w:color w:val="3C4752"/>
                 <w:sz w:val="19"/>
               </w:rPr>
-              <w:t xml:space="preserve">BL-9.1 and BL-9.2</w:t>
+              <w:t xml:space="preserve">BL-9.1 Single-action ownership transfer</w:t>
             </w:r>
           </w:p>
         </w:tc>
@@ -19125,7 +20078,7 @@
                 <w:color w:val="3C4752"/>
                 <w:sz w:val="19"/>
               </w:rPr>
-              <w:t xml:space="preserve">Small, no new infrastructure, and they fit alongside a larger item.</w:t>
+              <w:t xml:space="preserve">Small, no new infrastructure, but it needs a locking decision for two owners transferring at once.</w:t>
             </w:r>
           </w:p>
         </w:tc>
@@ -19254,7 +20207,7 @@
                 <w:color w:val="3C4752"/>
                 <w:sz w:val="19"/>
               </w:rPr>
-              <w:t xml:space="preserve">BL-12.6 Withdraw-then-reapply</w:t>
+              <w:t xml:space="preserve">BL-12.14 Score synonym-admitted rows</w:t>
             </w:r>
           </w:p>
         </w:tc>
@@ -19279,7 +20232,7 @@
                 <w:color w:val="3C4752"/>
                 <w:sz w:val="19"/>
               </w:rPr>
-              <w:t xml:space="preserve">Only once the owner has chosen the rule.</w:t>
+              <w:t xml:space="preserve">A separate, measurable ranking change; the before-and-after query snapshot method now exists.</w:t>
             </w:r>
           </w:p>
         </w:tc>

--- a/docs/IISM-Product-Backlog.docx
+++ b/docs/IISM-Product-Backlog.docx
@@ -61,7 +61,7 @@
           <w:color w:val="3C4752"/>
           <w:sz w:val="24"/>
         </w:rPr>
-        <w:t>Document Version 1.3</w:t>
+        <w:t>Document Version 1.4</w:t>
       </w:r>
     </w:p>
     <w:p>
@@ -196,7 +196,7 @@
                 <w:color w:val="3C4752"/>
                 <w:sz w:val="19"/>
               </w:rPr>
-              <w:t>1.3</w:t>
+              <w:t>1.4</w:t>
             </w:r>
           </w:p>
         </w:tc>
@@ -1029,6 +1029,108 @@
           </w:p>
         </w:tc>
       </w:tr>
+      <w:tr>
+        <w:tc>
+          <w:tcPr>
+            <w:tcW w:type="dxa" w:w="1152"/>
+            <w:shd w:val="clear" w:color="auto" w:fill="FFFFFF"/>
+            <w:tcMar>
+              <w:top w:w="60" w:type="dxa"/>
+              <w:bottom w:w="60" w:type="dxa"/>
+              <w:left w:w="100" w:type="dxa"/>
+              <w:right w:w="100" w:type="dxa"/>
+            </w:tcMar>
+          </w:tcPr>
+          <w:p>
+            <w:pPr>
+              <w:spacing w:before="0" w:after="0"/>
+            </w:pPr>
+            <w:r/>
+            <w:r>
+              <w:rPr>
+                <w:color w:val="3C4752"/>
+                <w:sz w:val="19"/>
+              </w:rPr>
+              <w:t xml:space="preserve">1.4</w:t>
+            </w:r>
+          </w:p>
+        </w:tc>
+        <w:tc>
+          <w:tcPr>
+            <w:tcW w:type="dxa" w:w="1296"/>
+            <w:shd w:val="clear" w:color="auto" w:fill="FFFFFF"/>
+            <w:tcMar>
+              <w:top w:w="60" w:type="dxa"/>
+              <w:bottom w:w="60" w:type="dxa"/>
+              <w:left w:w="100" w:type="dxa"/>
+              <w:right w:w="100" w:type="dxa"/>
+            </w:tcMar>
+          </w:tcPr>
+          <w:p>
+            <w:pPr>
+              <w:spacing w:before="0" w:after="0"/>
+            </w:pPr>
+            <w:r/>
+            <w:r>
+              <w:rPr>
+                <w:color w:val="3C4752"/>
+                <w:sz w:val="19"/>
+              </w:rPr>
+              <w:t xml:space="preserve">2026-10-04</w:t>
+            </w:r>
+          </w:p>
+        </w:tc>
+        <w:tc>
+          <w:tcPr>
+            <w:tcW w:type="dxa" w:w="2592"/>
+            <w:shd w:val="clear" w:color="auto" w:fill="FFFFFF"/>
+            <w:tcMar>
+              <w:top w:w="60" w:type="dxa"/>
+              <w:bottom w:w="60" w:type="dxa"/>
+              <w:left w:w="100" w:type="dxa"/>
+              <w:right w:w="100" w:type="dxa"/>
+            </w:tcMar>
+          </w:tcPr>
+          <w:p>
+            <w:pPr>
+              <w:spacing w:before="0" w:after="0"/>
+            </w:pPr>
+            <w:r/>
+            <w:r>
+              <w:rPr>
+                <w:color w:val="3C4752"/>
+                <w:sz w:val="19"/>
+              </w:rPr>
+              <w:t xml:space="preserve">Product &amp; Engineering</w:t>
+            </w:r>
+          </w:p>
+        </w:tc>
+        <w:tc>
+          <w:tcPr>
+            <w:tcW w:type="dxa" w:w="3600"/>
+            <w:shd w:val="clear" w:color="auto" w:fill="FFFFFF"/>
+            <w:tcMar>
+              <w:top w:w="60" w:type="dxa"/>
+              <w:bottom w:w="60" w:type="dxa"/>
+              <w:left w:w="100" w:type="dxa"/>
+              <w:right w:w="100" w:type="dxa"/>
+            </w:tcMar>
+          </w:tcPr>
+          <w:p>
+            <w:pPr>
+              <w:spacing w:before="0" w:after="0"/>
+            </w:pPr>
+            <w:r/>
+            <w:r>
+              <w:rPr>
+                <w:color w:val="3C4752"/>
+                <w:sz w:val="19"/>
+              </w:rPr>
+              <w:t xml:space="preserve">Brought up to date through Sprint 44: BL-9.1 (single-action ownership transfer) done; Epic 13 gains two stories; section 4.4 updated, and Sprints 41 to 43 recorded as merged into main.</w:t>
+            </w:r>
+          </w:p>
+        </w:tc>
+      </w:tr>
     </w:tbl>
     <w:p>
       <w:pPr>
@@ -1818,7 +1920,7 @@
           <w:b w:val="0"/>
           <w:i w:val="0"/>
         </w:rPr>
-        <w:t>Thirteen epics and seventy-eight stories, delivered from the walking skeleton through role search trust (Sprint 43). Epics 1 to 12 are grouped by theme, with the sprint each story shipped in named alongside it. Epic 13 collects everything delivered since version 1.1, in sprint order, because the later work cuts across the themes above.</w:t>
+        <w:t>Thirteen epics and eighty stories, delivered from the walking skeleton through ownership handover (Sprint 44). Epics 1 to 12 are grouped by theme, with the sprint each story shipped in named alongside it. Epic 13 collects everything delivered since version 1.1, in sprint order, because the later work cuts across the themes above.</w:t>
       </w:r>
     </w:p>
     <w:p>
@@ -7090,7 +7192,7 @@
         <w:pStyle w:val="Heading2"/>
       </w:pPr>
       <w:r>
-        <w:t>Epic 13 — Delivered Since Version 1.1 (Sprints 33–43)</w:t>
+        <w:t>Epic 13 — Delivered Since Version 1.1 (Sprints 33–44)</w:t>
       </w:r>
     </w:p>
     <w:p>
@@ -9265,6 +9367,160 @@
           </w:p>
         </w:tc>
       </w:tr>
+      <w:tr>
+        <w:tc>
+          <w:tcPr>
+            <w:tcW w:type="dxa" w:w="720"/>
+            <w:shd w:val="clear" w:color="auto" w:fill="FFFFFF"/>
+            <w:tcMar>
+              <w:top w:w="60" w:type="dxa"/>
+              <w:bottom w:w="60" w:type="dxa"/>
+              <w:left w:w="100" w:type="dxa"/>
+              <w:right w:w="100" w:type="dxa"/>
+            </w:tcMar>
+          </w:tcPr>
+          <w:p>
+            <w:pPr>
+              <w:spacing w:before="0" w:after="0"/>
+            </w:pPr>
+            <w:r/>
+            <w:r>
+              <w:rPr>
+                <w:color w:val="3C4752"/>
+                <w:sz w:val="19"/>
+              </w:rPr>
+              <w:t xml:space="preserve">13.28</w:t>
+            </w:r>
+          </w:p>
+        </w:tc>
+        <w:tc>
+          <w:tcPr>
+            <w:tcW w:type="dxa" w:w="6912"/>
+            <w:shd w:val="clear" w:color="auto" w:fill="FFFFFF"/>
+            <w:tcMar>
+              <w:top w:w="60" w:type="dxa"/>
+              <w:bottom w:w="60" w:type="dxa"/>
+              <w:left w:w="100" w:type="dxa"/>
+              <w:right w:w="100" w:type="dxa"/>
+            </w:tcMar>
+          </w:tcPr>
+          <w:p>
+            <w:pPr>
+              <w:spacing w:before="0" w:after="0"/>
+            </w:pPr>
+            <w:r/>
+            <w:r>
+              <w:rPr>
+                <w:color w:val="3C4752"/>
+                <w:sz w:val="19"/>
+              </w:rPr>
+              <w:t xml:space="preserve">Hand an organisation over in one act (ADR-051): an owner makes an existing member the owner and steps down to admin or leaves, in one commit, with an email to the new owner. It replaces promote-then-leave, whose second step could fail on its own.</w:t>
+            </w:r>
+          </w:p>
+        </w:tc>
+        <w:tc>
+          <w:tcPr>
+            <w:tcW w:type="dxa" w:w="1296"/>
+            <w:shd w:val="clear" w:color="auto" w:fill="FFFFFF"/>
+            <w:tcMar>
+              <w:top w:w="60" w:type="dxa"/>
+              <w:bottom w:w="60" w:type="dxa"/>
+              <w:left w:w="100" w:type="dxa"/>
+              <w:right w:w="100" w:type="dxa"/>
+            </w:tcMar>
+          </w:tcPr>
+          <w:p>
+            <w:pPr>
+              <w:spacing w:before="0" w:after="0"/>
+            </w:pPr>
+            <w:r/>
+            <w:r>
+              <w:rPr>
+                <w:color w:val="3C4752"/>
+                <w:sz w:val="19"/>
+              </w:rPr>
+              <w:t xml:space="preserve">Sprint 44</w:t>
+            </w:r>
+          </w:p>
+        </w:tc>
+      </w:tr>
+      <w:tr>
+        <w:tc>
+          <w:tcPr>
+            <w:tcW w:type="dxa" w:w="720"/>
+            <w:shd w:val="clear" w:color="auto" w:fill="F2F4F6"/>
+            <w:tcMar>
+              <w:top w:w="60" w:type="dxa"/>
+              <w:bottom w:w="60" w:type="dxa"/>
+              <w:left w:w="100" w:type="dxa"/>
+              <w:right w:w="100" w:type="dxa"/>
+            </w:tcMar>
+          </w:tcPr>
+          <w:p>
+            <w:pPr>
+              <w:spacing w:before="0" w:after="0"/>
+            </w:pPr>
+            <w:r/>
+            <w:r>
+              <w:rPr>
+                <w:color w:val="3C4752"/>
+                <w:sz w:val="19"/>
+              </w:rPr>
+              <w:t xml:space="preserve">13.29</w:t>
+            </w:r>
+          </w:p>
+        </w:tc>
+        <w:tc>
+          <w:tcPr>
+            <w:tcW w:type="dxa" w:w="6912"/>
+            <w:shd w:val="clear" w:color="auto" w:fill="F2F4F6"/>
+            <w:tcMar>
+              <w:top w:w="60" w:type="dxa"/>
+              <w:bottom w:w="60" w:type="dxa"/>
+              <w:left w:w="100" w:type="dxa"/>
+              <w:right w:w="100" w:type="dxa"/>
+            </w:tcMar>
+          </w:tcPr>
+          <w:p>
+            <w:pPr>
+              <w:spacing w:before="0" w:after="0"/>
+            </w:pPr>
+            <w:r/>
+            <w:r>
+              <w:rPr>
+                <w:color w:val="3C4752"/>
+                <w:sz w:val="19"/>
+              </w:rPr>
+              <w:t xml:space="preserve">The last-owner rule made safe against two owners acting at once: every ownership change, account erasure included, now takes a lock on the organisation and re-checks the caller's authority. Before this, two owners demoting each other, or both leaving, could leave an organisation with no owner.</w:t>
+            </w:r>
+          </w:p>
+        </w:tc>
+        <w:tc>
+          <w:tcPr>
+            <w:tcW w:type="dxa" w:w="1296"/>
+            <w:shd w:val="clear" w:color="auto" w:fill="F2F4F6"/>
+            <w:tcMar>
+              <w:top w:w="60" w:type="dxa"/>
+              <w:bottom w:w="60" w:type="dxa"/>
+              <w:left w:w="100" w:type="dxa"/>
+              <w:right w:w="100" w:type="dxa"/>
+            </w:tcMar>
+          </w:tcPr>
+          <w:p>
+            <w:pPr>
+              <w:spacing w:before="0" w:after="0"/>
+            </w:pPr>
+            <w:r/>
+            <w:r>
+              <w:rPr>
+                <w:color w:val="3C4752"/>
+                <w:sz w:val="19"/>
+              </w:rPr>
+              <w:t xml:space="preserve">Sprint 44</w:t>
+            </w:r>
+          </w:p>
+        </w:tc>
+      </w:tr>
     </w:tbl>
     <w:p>
       <w:pPr>
@@ -9304,7 +9560,7 @@
         <w:pStyle w:val="Heading2"/>
       </w:pPr>
       <w:r>
-        <w:t>Status at a Glance — Version 1.3 (2026-10-04)</w:t>
+        <w:t>Status at a Glance — Version 1.4 (2026-10-04)</w:t>
       </w:r>
     </w:p>
     <w:p>
@@ -11315,25 +11571,25 @@
         <w:tc>
           <w:tcPr>
             <w:tcW w:type="dxa" w:w="1250"/>
-            <w:shd w:val="clear" w:color="auto" w:fill="F2F4F6"/>
-            <w:tcMar>
-              <w:top w:w="60" w:type="dxa"/>
-              <w:bottom w:w="60" w:type="dxa"/>
-              <w:left w:w="100" w:type="dxa"/>
-              <w:right w:w="100" w:type="dxa"/>
-            </w:tcMar>
-          </w:tcPr>
-          <w:p>
-            <w:pPr>
-              <w:spacing w:before="0" w:after="0"/>
-            </w:pPr>
-            <w:r/>
-            <w:r>
-              <w:rPr>
-                <w:color w:val="3C4752"/>
-                <w:sz w:val="19"/>
-              </w:rPr>
-              <w:t xml:space="preserve">To do — Now</w:t>
+            <w:shd w:val="clear" w:color="auto" w:fill="E3F2E6"/>
+            <w:tcMar>
+              <w:top w:w="60" w:type="dxa"/>
+              <w:bottom w:w="60" w:type="dxa"/>
+              <w:left w:w="100" w:type="dxa"/>
+              <w:right w:w="100" w:type="dxa"/>
+            </w:tcMar>
+          </w:tcPr>
+          <w:p>
+            <w:pPr>
+              <w:spacing w:before="0" w:after="0"/>
+            </w:pPr>
+            <w:r/>
+            <w:r>
+              <w:rPr>
+                <w:color w:val="3C4752"/>
+                <w:sz w:val="19"/>
+              </w:rPr>
+              <w:t xml:space="preserve">Done</w:t>
             </w:r>
           </w:p>
         </w:tc>
@@ -11358,7 +11614,7 @@
                 <w:color w:val="3C4752"/>
                 <w:sz w:val="19"/>
               </w:rPr>
-              <w:t xml:space="preserve">Not started.</w:t>
+              <w:t xml:space="preserve">Sprint 44 (migration 0045). Also closed a race in the last-owner rule.</w:t>
             </w:r>
           </w:p>
         </w:tc>
@@ -15581,9 +15837,9 @@
       <w:r>
         <w:rPr>
           <w:b/>
-          <w:color w:val="B02A2A"/>
+          <w:color w:val="3C4752"/>
         </w:rPr>
-        <w:t xml:space="preserve">[NOW]  </w:t>
+        <w:t xml:space="preserve">[DONE]  </w:t>
       </w:r>
       <w:r>
         <w:t>Single-action ownership transfer, combining promote-then-leave into one guarded action.</w:t>
@@ -15603,7 +15859,25 @@
         <w:spacing w:before="0" w:after="40"/>
       </w:pPr>
       <w:r>
-        <w:t>Both steps already exist independently; this adds one endpoint and one confirmation step, not new authority logic.</w:t>
+        <w:t>POST /org/{slug}/transfer-ownership makes an existing member an owner and steps the caller down to admin, or out of the organisation, in one commit; an owner chooses which, defaulting to admin.</w:t>
+      </w:r>
+    </w:p>
+    <w:p>
+      <w:pPr>
+        <w:pStyle w:val="ListBullet2"/>
+        <w:spacing w:before="0" w:after="40"/>
+      </w:pPr>
+      <w:r>
+        <w:t>Refused for yourself, for somebody who is not a member and for somebody who is already an owner; an admin cannot do it.</w:t>
+      </w:r>
+    </w:p>
+    <w:p>
+      <w:pPr>
+        <w:pStyle w:val="ListBullet2"/>
+        <w:spacing w:before="0" w:after="40"/>
+      </w:pPr>
+      <w:r>
+        <w:t>The new owner is emailed, and nobody is made an owner without the notice being queued.</w:t>
       </w:r>
     </w:p>
     <w:p>
@@ -15625,7 +15899,7 @@
           <w:color w:val="3C4752"/>
           <w:sz w:val="18"/>
         </w:rPr>
-        <w:t>Not started (2026-10-03). Sprint 25 made it possible in two steps, promote then leave; the second can fail on its own.</w:t>
+        <w:t>Built in Sprint 44 (ADR-051, migration 0045). Making the locking decision exposed a race that predates the story: the last-owner check and the write that followed it were separate statements, so two owners demoting each other, or both leaving, could leave an organisation with no owner. Reproduced with two simultaneous sessions before any fix. Every ownership change, account erasure included, now takes a lock on the organisation and re-checks the caller's authority after it. Not built: inviting somebody as an owner, handing over to someone who is not yet a member, undo, and approval by two owners. A person without an email address is not notified.</w:t>
       </w:r>
     </w:p>
     <w:p>
@@ -19030,7 +19304,7 @@
           <w:b w:val="0"/>
           <w:i w:val="0"/>
         </w:rPr>
-        <w:t>Additional regional languages (BL-9.3) and the native mobile application (BL-9.4) are not placed in either sequence — both are ready to slot in wherever business priority or translation resourcing makes them timely, rather than being blocked on any other epic. BL-9.1 and BL-9.2 are cheap enough to fold into whichever sprint has spare room, most naturally Order 2 above.</w:t>
+        <w:t>Additional regional languages (BL-9.3) and the native mobile application (BL-9.4) are not placed in either sequence — both are ready to slot in wherever business priority or translation resourcing makes them timely, rather than being blocked on any other epic. BL-9.1 and BL-9.2 were the two small items in Epic B9, and both are now done (Sprints 44 and 43).</w:t>
       </w:r>
     </w:p>
     <w:p>
@@ -19069,7 +19343,7 @@
     <w:p>
       <w:pPr/>
       <w:r>
-        <w:t xml:space="preserve">A record of what the sprints since version 1.1 delivered, followed by a proposal for the next one. Sprints 41 and 42 are committed together on the sprint-41 branch and pushed. Sprint 43 is on the sprint-43 branch and not yet committed. None of them is on main.</w:t>
+        <w:t xml:space="preserve">A record of what the sprints since version 1.1 delivered, followed by a proposal for the next one. Sprints 41 to 43 are merged into main (pull requests #17 and #18). Sprint 44 is on its own branch and not yet committed.</w:t>
       </w:r>
     </w:p>
     <w:tbl>
@@ -19754,6 +20028,58 @@
                 <w:sz w:val="19"/>
               </w:rPr>
               <w:t xml:space="preserve">Role search trust (ADR-050), a rejected application cannot be withdrawn, and the Verified-badge email.</w:t>
+            </w:r>
+          </w:p>
+        </w:tc>
+      </w:tr>
+      <w:tr>
+        <w:tc>
+          <w:tcPr>
+            <w:tcW w:type="dxa" w:w="1200"/>
+            <w:shd w:val="clear" w:color="auto" w:fill="F2F4F6"/>
+            <w:tcMar>
+              <w:top w:w="60" w:type="dxa"/>
+              <w:bottom w:w="60" w:type="dxa"/>
+              <w:left w:w="100" w:type="dxa"/>
+              <w:right w:w="100" w:type="dxa"/>
+            </w:tcMar>
+          </w:tcPr>
+          <w:p>
+            <w:pPr>
+              <w:spacing w:before="0" w:after="0"/>
+            </w:pPr>
+            <w:r/>
+            <w:r>
+              <w:rPr>
+                <w:color w:val="3C4752"/>
+                <w:sz w:val="19"/>
+              </w:rPr>
+              <w:t xml:space="preserve">44</w:t>
+            </w:r>
+          </w:p>
+        </w:tc>
+        <w:tc>
+          <w:tcPr>
+            <w:tcW w:type="dxa" w:w="7728"/>
+            <w:shd w:val="clear" w:color="auto" w:fill="F2F4F6"/>
+            <w:tcMar>
+              <w:top w:w="60" w:type="dxa"/>
+              <w:bottom w:w="60" w:type="dxa"/>
+              <w:left w:w="100" w:type="dxa"/>
+              <w:right w:w="100" w:type="dxa"/>
+            </w:tcMar>
+          </w:tcPr>
+          <w:p>
+            <w:pPr>
+              <w:spacing w:before="0" w:after="0"/>
+            </w:pPr>
+            <w:r/>
+            <w:r>
+              <w:rPr>
+                <w:color w:val="3C4752"/>
+                <w:sz w:val="19"/>
+              </w:rPr>
+              <w:t xml:space="preserve">Single-action ownership transfer (ADR-051), and the last-owner race it exposed.</w:t>
             </w:r>
           </w:p>
         </w:tc>
@@ -20053,7 +20379,7 @@
                 <w:color w:val="3C4752"/>
                 <w:sz w:val="19"/>
               </w:rPr>
-              <w:t xml:space="preserve">BL-9.1 Single-action ownership transfer</w:t>
+              <w:t xml:space="preserve">BL-12.7 District skill-gap view</w:t>
             </w:r>
           </w:p>
         </w:tc>
@@ -20078,7 +20404,7 @@
                 <w:color w:val="3C4752"/>
                 <w:sz w:val="19"/>
               </w:rPr>
-              <w:t xml:space="preserve">Small, no new infrastructure, but it needs a locking decision for two owners transferring at once.</w:t>
+              <w:t xml:space="preserve">Needs a threshold for what counts as scarce decided first; only nine districts have both candidates and vacancies in the development data.</w:t>
             </w:r>
           </w:p>
         </w:tc>
@@ -20130,7 +20456,7 @@
                 <w:color w:val="3C4752"/>
                 <w:sz w:val="19"/>
               </w:rPr>
-              <w:t xml:space="preserve">BL-12.8 Course credit chips, BL-12.7 District skill-gap view</w:t>
+              <w:t xml:space="preserve">BL-12.8 Course credit chips</w:t>
             </w:r>
           </w:p>
         </w:tc>
@@ -20155,7 +20481,7 @@
                 <w:color w:val="3C4752"/>
                 <w:sz w:val="19"/>
               </w:rPr>
-              <w:t xml:space="preserve">Both need scoping or data first; settle that early in the sprint.</w:t>
+              <w:t xml:space="preserve">Blocked until a course is tied to a qualification; no course links to one today.</w:t>
             </w:r>
           </w:p>
         </w:tc>

--- a/docs/IISM-Product-Backlog.docx
+++ b/docs/IISM-Product-Backlog.docx
@@ -61,7 +61,7 @@
           <w:color w:val="3C4752"/>
           <w:sz w:val="24"/>
         </w:rPr>
-        <w:t>Document Version 1.4</w:t>
+        <w:t>Document Version 1.5</w:t>
       </w:r>
     </w:p>
     <w:p>
@@ -196,7 +196,7 @@
                 <w:color w:val="3C4752"/>
                 <w:sz w:val="19"/>
               </w:rPr>
-              <w:t>1.4</w:t>
+              <w:t>1.5</w:t>
             </w:r>
           </w:p>
         </w:tc>
@@ -1131,6 +1131,108 @@
           </w:p>
         </w:tc>
       </w:tr>
+      <w:tr>
+        <w:tc>
+          <w:tcPr>
+            <w:tcW w:type="dxa" w:w="1152"/>
+            <w:shd w:val="clear" w:color="auto" w:fill="F2F4F6"/>
+            <w:tcMar>
+              <w:top w:w="60" w:type="dxa"/>
+              <w:bottom w:w="60" w:type="dxa"/>
+              <w:left w:w="100" w:type="dxa"/>
+              <w:right w:w="100" w:type="dxa"/>
+            </w:tcMar>
+          </w:tcPr>
+          <w:p>
+            <w:pPr>
+              <w:spacing w:before="0" w:after="0"/>
+            </w:pPr>
+            <w:r/>
+            <w:r>
+              <w:rPr>
+                <w:color w:val="3C4752"/>
+                <w:sz w:val="19"/>
+              </w:rPr>
+              <w:t xml:space="preserve">1.5</w:t>
+            </w:r>
+          </w:p>
+        </w:tc>
+        <w:tc>
+          <w:tcPr>
+            <w:tcW w:type="dxa" w:w="1296"/>
+            <w:shd w:val="clear" w:color="auto" w:fill="F2F4F6"/>
+            <w:tcMar>
+              <w:top w:w="60" w:type="dxa"/>
+              <w:bottom w:w="60" w:type="dxa"/>
+              <w:left w:w="100" w:type="dxa"/>
+              <w:right w:w="100" w:type="dxa"/>
+            </w:tcMar>
+          </w:tcPr>
+          <w:p>
+            <w:pPr>
+              <w:spacing w:before="0" w:after="0"/>
+            </w:pPr>
+            <w:r/>
+            <w:r>
+              <w:rPr>
+                <w:color w:val="3C4752"/>
+                <w:sz w:val="19"/>
+              </w:rPr>
+              <w:t xml:space="preserve">2026-10-04</w:t>
+            </w:r>
+          </w:p>
+        </w:tc>
+        <w:tc>
+          <w:tcPr>
+            <w:tcW w:type="dxa" w:w="2592"/>
+            <w:shd w:val="clear" w:color="auto" w:fill="F2F4F6"/>
+            <w:tcMar>
+              <w:top w:w="60" w:type="dxa"/>
+              <w:bottom w:w="60" w:type="dxa"/>
+              <w:left w:w="100" w:type="dxa"/>
+              <w:right w:w="100" w:type="dxa"/>
+            </w:tcMar>
+          </w:tcPr>
+          <w:p>
+            <w:pPr>
+              <w:spacing w:before="0" w:after="0"/>
+            </w:pPr>
+            <w:r/>
+            <w:r>
+              <w:rPr>
+                <w:color w:val="3C4752"/>
+                <w:sz w:val="19"/>
+              </w:rPr>
+              <w:t xml:space="preserve">Product &amp; Engineering</w:t>
+            </w:r>
+          </w:p>
+        </w:tc>
+        <w:tc>
+          <w:tcPr>
+            <w:tcW w:type="dxa" w:w="3600"/>
+            <w:shd w:val="clear" w:color="auto" w:fill="F2F4F6"/>
+            <w:tcMar>
+              <w:top w:w="60" w:type="dxa"/>
+              <w:bottom w:w="60" w:type="dxa"/>
+              <w:left w:w="100" w:type="dxa"/>
+              <w:right w:w="100" w:type="dxa"/>
+            </w:tcMar>
+          </w:tcPr>
+          <w:p>
+            <w:pPr>
+              <w:spacing w:before="0" w:after="0"/>
+            </w:pPr>
+            <w:r/>
+            <w:r>
+              <w:rPr>
+                <w:color w:val="3C4752"/>
+                <w:sz w:val="19"/>
+              </w:rPr>
+              <w:t xml:space="preserve">Brought up to date through Sprint 45: BL-12.14 (abbreviations in multi-word role search) done and its premise corrected; Epic 13 gains two stories; section 4.4 updated, Sprint 44 recorded as merged, and BL-12.7's note records the minimum-cell-size question.</w:t>
+            </w:r>
+          </w:p>
+        </w:tc>
+      </w:tr>
     </w:tbl>
     <w:p>
       <w:pPr>
@@ -1920,7 +2022,7 @@
           <w:b w:val="0"/>
           <w:i w:val="0"/>
         </w:rPr>
-        <w:t>Thirteen epics and eighty stories, delivered from the walking skeleton through ownership handover (Sprint 44). Epics 1 to 12 are grouped by theme, with the sprint each story shipped in named alongside it. Epic 13 collects everything delivered since version 1.1, in sprint order, because the later work cuts across the themes above.</w:t>
+        <w:t>Thirteen epics and eighty-two stories, delivered from the walking skeleton through the concurrency audit (Sprint 45). Epics 1 to 12 are grouped by theme, with the sprint each story shipped in named alongside it. Epic 13 collects everything delivered since version 1.1, in sprint order, because the later work cuts across the themes above.</w:t>
       </w:r>
     </w:p>
     <w:p>
@@ -7192,7 +7294,7 @@
         <w:pStyle w:val="Heading2"/>
       </w:pPr>
       <w:r>
-        <w:t>Epic 13 — Delivered Since Version 1.1 (Sprints 33–44)</w:t>
+        <w:t>Epic 13 — Delivered Since Version 1.1 (Sprints 33–45)</w:t>
       </w:r>
     </w:p>
     <w:p>
@@ -9521,6 +9623,160 @@
           </w:p>
         </w:tc>
       </w:tr>
+      <w:tr>
+        <w:tc>
+          <w:tcPr>
+            <w:tcW w:type="dxa" w:w="720"/>
+            <w:shd w:val="clear" w:color="auto" w:fill="FFFFFF"/>
+            <w:tcMar>
+              <w:top w:w="60" w:type="dxa"/>
+              <w:bottom w:w="60" w:type="dxa"/>
+              <w:left w:w="100" w:type="dxa"/>
+              <w:right w:w="100" w:type="dxa"/>
+            </w:tcMar>
+          </w:tcPr>
+          <w:p>
+            <w:pPr>
+              <w:spacing w:before="0" w:after="0"/>
+            </w:pPr>
+            <w:r/>
+            <w:r>
+              <w:rPr>
+                <w:color w:val="3C4752"/>
+                <w:sz w:val="19"/>
+              </w:rPr>
+              <w:t xml:space="preserve">13.30</w:t>
+            </w:r>
+          </w:p>
+        </w:tc>
+        <w:tc>
+          <w:tcPr>
+            <w:tcW w:type="dxa" w:w="6912"/>
+            <w:shd w:val="clear" w:color="auto" w:fill="FFFFFF"/>
+            <w:tcMar>
+              <w:top w:w="60" w:type="dxa"/>
+              <w:bottom w:w="60" w:type="dxa"/>
+              <w:left w:w="100" w:type="dxa"/>
+              <w:right w:w="100" w:type="dxa"/>
+            </w:tcMar>
+          </w:tcPr>
+          <w:p>
+            <w:pPr>
+              <w:spacing w:before="0" w:after="0"/>
+            </w:pPr>
+            <w:r/>
+            <w:r>
+              <w:rPr>
+                <w:color w:val="3C4752"/>
+                <w:sz w:val="19"/>
+              </w:rPr>
+              <w:t xml:space="preserve">A concurrency audit of the candidate-facing writes (ADR-052). A double-tap on Apply, on registering interest or on saving a vacancy no longer returns a 500; a candidate withdrawing at the instant an employer decides can no longer overwrite the decision or leave contact visible after a revocation; re-applying twice no longer emails the employer twice. Each was reproduced with two real requests before it was fixed.</w:t>
+            </w:r>
+          </w:p>
+        </w:tc>
+        <w:tc>
+          <w:tcPr>
+            <w:tcW w:type="dxa" w:w="1296"/>
+            <w:shd w:val="clear" w:color="auto" w:fill="FFFFFF"/>
+            <w:tcMar>
+              <w:top w:w="60" w:type="dxa"/>
+              <w:bottom w:w="60" w:type="dxa"/>
+              <w:left w:w="100" w:type="dxa"/>
+              <w:right w:w="100" w:type="dxa"/>
+            </w:tcMar>
+          </w:tcPr>
+          <w:p>
+            <w:pPr>
+              <w:spacing w:before="0" w:after="0"/>
+            </w:pPr>
+            <w:r/>
+            <w:r>
+              <w:rPr>
+                <w:color w:val="3C4752"/>
+                <w:sz w:val="19"/>
+              </w:rPr>
+              <w:t xml:space="preserve">Sprint 45</w:t>
+            </w:r>
+          </w:p>
+        </w:tc>
+      </w:tr>
+      <w:tr>
+        <w:tc>
+          <w:tcPr>
+            <w:tcW w:type="dxa" w:w="720"/>
+            <w:shd w:val="clear" w:color="auto" w:fill="F2F4F6"/>
+            <w:tcMar>
+              <w:top w:w="60" w:type="dxa"/>
+              <w:bottom w:w="60" w:type="dxa"/>
+              <w:left w:w="100" w:type="dxa"/>
+              <w:right w:w="100" w:type="dxa"/>
+            </w:tcMar>
+          </w:tcPr>
+          <w:p>
+            <w:pPr>
+              <w:spacing w:before="0" w:after="0"/>
+            </w:pPr>
+            <w:r/>
+            <w:r>
+              <w:rPr>
+                <w:color w:val="3C4752"/>
+                <w:sz w:val="19"/>
+              </w:rPr>
+              <w:t xml:space="preserve">13.31</w:t>
+            </w:r>
+          </w:p>
+        </w:tc>
+        <w:tc>
+          <w:tcPr>
+            <w:tcW w:type="dxa" w:w="6912"/>
+            <w:shd w:val="clear" w:color="auto" w:fill="F2F4F6"/>
+            <w:tcMar>
+              <w:top w:w="60" w:type="dxa"/>
+              <w:bottom w:w="60" w:type="dxa"/>
+              <w:left w:w="100" w:type="dxa"/>
+              <w:right w:w="100" w:type="dxa"/>
+            </w:tcMar>
+          </w:tcPr>
+          <w:p>
+            <w:pPr>
+              <w:spacing w:before="0" w:after="0"/>
+            </w:pPr>
+            <w:r/>
+            <w:r>
+              <w:rPr>
+                <w:color w:val="3C4752"/>
+                <w:sz w:val="19"/>
+              </w:rPr>
+              <w:t xml:space="preserve">Abbreviations work across a multi-word role search: “mfg technician” finds Pharma Manufacturing Technician and “mfg operator” finds manufacturing operators, scored below everything the person actually typed.</w:t>
+            </w:r>
+          </w:p>
+        </w:tc>
+        <w:tc>
+          <w:tcPr>
+            <w:tcW w:type="dxa" w:w="1296"/>
+            <w:shd w:val="clear" w:color="auto" w:fill="F2F4F6"/>
+            <w:tcMar>
+              <w:top w:w="60" w:type="dxa"/>
+              <w:bottom w:w="60" w:type="dxa"/>
+              <w:left w:w="100" w:type="dxa"/>
+              <w:right w:w="100" w:type="dxa"/>
+            </w:tcMar>
+          </w:tcPr>
+          <w:p>
+            <w:pPr>
+              <w:spacing w:before="0" w:after="0"/>
+            </w:pPr>
+            <w:r/>
+            <w:r>
+              <w:rPr>
+                <w:color w:val="3C4752"/>
+                <w:sz w:val="19"/>
+              </w:rPr>
+              <w:t xml:space="preserve">Sprint 45</w:t>
+            </w:r>
+          </w:p>
+        </w:tc>
+      </w:tr>
     </w:tbl>
     <w:p>
       <w:pPr>
@@ -9560,7 +9816,7 @@
         <w:pStyle w:val="Heading2"/>
       </w:pPr>
       <w:r>
-        <w:t>Status at a Glance — Version 1.4 (2026-10-04)</w:t>
+        <w:t>Status at a Glance — Version 1.5 (2026-10-04)</w:t>
       </w:r>
     </w:p>
     <w:p>
@@ -12634,7 +12890,7 @@
                 <w:color w:val="3C4752"/>
                 <w:sz w:val="19"/>
               </w:rPr>
-              <w:t xml:space="preserve">New. Scope to be confirmed.</w:t>
+              <w:t xml:space="preserve">Needs a ranking not a threshold, and a minimum cell size so a small district's counts identify nobody.</w:t>
             </w:r>
           </w:p>
         </w:tc>
@@ -13305,25 +13561,25 @@
         <w:tc>
           <w:tcPr>
             <w:tcW w:type="dxa" w:w="1250"/>
-            <w:shd w:val="clear" w:color="auto" w:fill="FFFFFF"/>
-            <w:tcMar>
-              <w:top w:w="60" w:type="dxa"/>
-              <w:bottom w:w="60" w:type="dxa"/>
-              <w:left w:w="100" w:type="dxa"/>
-              <w:right w:w="100" w:type="dxa"/>
-            </w:tcMar>
-          </w:tcPr>
-          <w:p>
-            <w:pPr>
-              <w:spacing w:before="0" w:after="0"/>
-            </w:pPr>
-            <w:r/>
-            <w:r>
-              <w:rPr>
-                <w:color w:val="3C4752"/>
-                <w:sz w:val="19"/>
-              </w:rPr>
-              <w:t xml:space="preserve">To do — Next</w:t>
+            <w:shd w:val="clear" w:color="auto" w:fill="E3F2E6"/>
+            <w:tcMar>
+              <w:top w:w="60" w:type="dxa"/>
+              <w:bottom w:w="60" w:type="dxa"/>
+              <w:left w:w="100" w:type="dxa"/>
+              <w:right w:w="100" w:type="dxa"/>
+            </w:tcMar>
+          </w:tcPr>
+          <w:p>
+            <w:pPr>
+              <w:spacing w:before="0" w:after="0"/>
+            </w:pPr>
+            <w:r/>
+            <w:r>
+              <w:rPr>
+                <w:color w:val="3C4752"/>
+                <w:sz w:val="19"/>
+              </w:rPr>
+              <w:t xml:space="preserve">Done</w:t>
             </w:r>
           </w:p>
         </w:tc>
@@ -13348,7 +13604,7 @@
                 <w:color w:val="3C4752"/>
                 <w:sz w:val="19"/>
               </w:rPr>
-              <w:t xml:space="preserve">New. “tech” still returns Technician first.</w:t>
+              <w:t xml:space="preserve">Sprint 45 (ADR-052). The backlog premise was partly wrong; see the story.</w:t>
             </w:r>
           </w:p>
         </w:tc>
@@ -17785,9 +18041,9 @@
       <w:r>
         <w:rPr>
           <w:b/>
-          <w:color w:val="B0760E"/>
+          <w:color w:val="3C4752"/>
         </w:rPr>
-        <w:t xml:space="preserve">[NEXT]  </w:t>
+        <w:t xml:space="preserve">[DONE]  </w:t>
       </w:r>
       <w:r>
         <w:t>Score synonym-admitted rows in role search.</w:t>
@@ -17838,7 +18094,7 @@
           <w:color w:val="3C4752"/>
           <w:sz w:val="18"/>
         </w:rPr>
-        <w:t>To be taken up. Found in Sprint 43 and left out to keep that change separable: “tech” in role search still returns Technician and Technical Artist first.</w:t>
+        <w:t>Built in Sprint 45 (ADR-052, no migration). The premise was partly wrong: “tech” leading with Technical and Technician is correct, not a defect. The real defect was that a synonym applied only to the whole query string, so “mfg technician” led with Technician - Mechatronics and “mfg operator” with Loader Operator. Two tiers now sit below every literal one: the query with its abbreviations spelled out found whole in the title, and every word met by itself or a synonym in any order. Measured on 764 real queries: 6 lists changed, 4 at the top, every one an improvement, and no exact-title or single-word query moved. A first design ranked the spelled-out phrase above the typed words and was corrected before it shipped.</w:t>
       </w:r>
     </w:p>
     <w:p>
@@ -19343,7 +19599,7 @@
     <w:p>
       <w:pPr/>
       <w:r>
-        <w:t xml:space="preserve">A record of what the sprints since version 1.1 delivered, followed by a proposal for the next one. Sprints 41 to 43 are merged into main (pull requests #17 and #18). Sprint 44 is on its own branch and not yet committed.</w:t>
+        <w:t xml:space="preserve">A record of what the sprints since version 1.1 delivered, followed by a proposal for the next one. Sprints 41 to 44 are merged into main (pull requests #17 to #19). Sprint 45 is on its own branch and not yet committed.</w:t>
       </w:r>
     </w:p>
     <w:tbl>
@@ -20080,6 +20336,58 @@
                 <w:sz w:val="19"/>
               </w:rPr>
               <w:t xml:space="preserve">Single-action ownership transfer (ADR-051), and the last-owner race it exposed.</w:t>
+            </w:r>
+          </w:p>
+        </w:tc>
+      </w:tr>
+      <w:tr>
+        <w:tc>
+          <w:tcPr>
+            <w:tcW w:type="dxa" w:w="1200"/>
+            <w:shd w:val="clear" w:color="auto" w:fill="FFFFFF"/>
+            <w:tcMar>
+              <w:top w:w="60" w:type="dxa"/>
+              <w:bottom w:w="60" w:type="dxa"/>
+              <w:left w:w="100" w:type="dxa"/>
+              <w:right w:w="100" w:type="dxa"/>
+            </w:tcMar>
+          </w:tcPr>
+          <w:p>
+            <w:pPr>
+              <w:spacing w:before="0" w:after="0"/>
+            </w:pPr>
+            <w:r/>
+            <w:r>
+              <w:rPr>
+                <w:color w:val="3C4752"/>
+                <w:sz w:val="19"/>
+              </w:rPr>
+              <w:t xml:space="preserve">45</w:t>
+            </w:r>
+          </w:p>
+        </w:tc>
+        <w:tc>
+          <w:tcPr>
+            <w:tcW w:type="dxa" w:w="7728"/>
+            <w:shd w:val="clear" w:color="auto" w:fill="FFFFFF"/>
+            <w:tcMar>
+              <w:top w:w="60" w:type="dxa"/>
+              <w:bottom w:w="60" w:type="dxa"/>
+              <w:left w:w="100" w:type="dxa"/>
+              <w:right w:w="100" w:type="dxa"/>
+            </w:tcMar>
+          </w:tcPr>
+          <w:p>
+            <w:pPr>
+              <w:spacing w:before="0" w:after="0"/>
+            </w:pPr>
+            <w:r/>
+            <w:r>
+              <w:rPr>
+                <w:color w:val="3C4752"/>
+                <w:sz w:val="19"/>
+              </w:rPr>
+              <w:t xml:space="preserve">A concurrency audit of the candidate-facing writes (ADR-052), and abbreviations in multi-word role search.</w:t>
             </w:r>
           </w:p>
         </w:tc>
@@ -20404,7 +20712,7 @@
                 <w:color w:val="3C4752"/>
                 <w:sz w:val="19"/>
               </w:rPr>
-              <w:t xml:space="preserve">Needs a threshold for what counts as scarce decided first; only nine districts have both candidates and vacancies in the development data.</w:t>
+              <w:t xml:space="preserve">Rank by shortfall rather than a threshold, and suppress counts below a minimum cell size so a small district identifies nobody; only nine districts have both candidates and vacancies in the development data.</w:t>
             </w:r>
           </w:p>
         </w:tc>
@@ -20533,7 +20841,7 @@
                 <w:color w:val="3C4752"/>
                 <w:sz w:val="19"/>
               </w:rPr>
-              <w:t xml:space="preserve">BL-12.14 Score synonym-admitted rows</w:t>
+              <w:t xml:space="preserve">BL-12.15 Operator screen for role aliases</w:t>
             </w:r>
           </w:p>
         </w:tc>
@@ -20558,7 +20866,7 @@
                 <w:color w:val="3C4752"/>
                 <w:sz w:val="19"/>
               </w:rPr>
-              <w:t xml:space="preserve">A separate, measurable ranking change; the before-and-after query snapshot method now exists.</w:t>
+              <w:t xml:space="preserve">Needs a source-of-truth decision first: the seed deletes the alias table on every run, so an operator's edit would vanish.</w:t>
             </w:r>
           </w:p>
         </w:tc>

--- a/docs/IISM-Product-Backlog.docx
+++ b/docs/IISM-Product-Backlog.docx
@@ -61,7 +61,7 @@
           <w:color w:val="3C4752"/>
           <w:sz w:val="24"/>
         </w:rPr>
-        <w:t>Document Version 1.5</w:t>
+        <w:t>Document Version 1.6</w:t>
       </w:r>
     </w:p>
     <w:p>
@@ -196,7 +196,7 @@
                 <w:color w:val="3C4752"/>
                 <w:sz w:val="19"/>
               </w:rPr>
-              <w:t>1.5</w:t>
+              <w:t>1.6</w:t>
             </w:r>
           </w:p>
         </w:tc>
@@ -1233,6 +1233,108 @@
           </w:p>
         </w:tc>
       </w:tr>
+      <w:tr>
+        <w:tc>
+          <w:tcPr>
+            <w:tcW w:type="dxa" w:w="1152"/>
+            <w:shd w:val="clear" w:color="auto" w:fill="FFFFFF"/>
+            <w:tcMar>
+              <w:top w:w="60" w:type="dxa"/>
+              <w:bottom w:w="60" w:type="dxa"/>
+              <w:left w:w="100" w:type="dxa"/>
+              <w:right w:w="100" w:type="dxa"/>
+            </w:tcMar>
+          </w:tcPr>
+          <w:p>
+            <w:pPr>
+              <w:spacing w:before="0" w:after="0"/>
+            </w:pPr>
+            <w:r/>
+            <w:r>
+              <w:rPr>
+                <w:color w:val="3C4752"/>
+                <w:sz w:val="19"/>
+              </w:rPr>
+              <w:t xml:space="preserve">1.6</w:t>
+            </w:r>
+          </w:p>
+        </w:tc>
+        <w:tc>
+          <w:tcPr>
+            <w:tcW w:type="dxa" w:w="1296"/>
+            <w:shd w:val="clear" w:color="auto" w:fill="FFFFFF"/>
+            <w:tcMar>
+              <w:top w:w="60" w:type="dxa"/>
+              <w:bottom w:w="60" w:type="dxa"/>
+              <w:left w:w="100" w:type="dxa"/>
+              <w:right w:w="100" w:type="dxa"/>
+            </w:tcMar>
+          </w:tcPr>
+          <w:p>
+            <w:pPr>
+              <w:spacing w:before="0" w:after="0"/>
+            </w:pPr>
+            <w:r/>
+            <w:r>
+              <w:rPr>
+                <w:color w:val="3C4752"/>
+                <w:sz w:val="19"/>
+              </w:rPr>
+              <w:t xml:space="preserve">2026-10-04</w:t>
+            </w:r>
+          </w:p>
+        </w:tc>
+        <w:tc>
+          <w:tcPr>
+            <w:tcW w:type="dxa" w:w="2592"/>
+            <w:shd w:val="clear" w:color="auto" w:fill="FFFFFF"/>
+            <w:tcMar>
+              <w:top w:w="60" w:type="dxa"/>
+              <w:bottom w:w="60" w:type="dxa"/>
+              <w:left w:w="100" w:type="dxa"/>
+              <w:right w:w="100" w:type="dxa"/>
+            </w:tcMar>
+          </w:tcPr>
+          <w:p>
+            <w:pPr>
+              <w:spacing w:before="0" w:after="0"/>
+            </w:pPr>
+            <w:r/>
+            <w:r>
+              <w:rPr>
+                <w:color w:val="3C4752"/>
+                <w:sz w:val="19"/>
+              </w:rPr>
+              <w:t xml:space="preserve">Product &amp; Engineering</w:t>
+            </w:r>
+          </w:p>
+        </w:tc>
+        <w:tc>
+          <w:tcPr>
+            <w:tcW w:type="dxa" w:w="3600"/>
+            <w:shd w:val="clear" w:color="auto" w:fill="FFFFFF"/>
+            <w:tcMar>
+              <w:top w:w="60" w:type="dxa"/>
+              <w:bottom w:w="60" w:type="dxa"/>
+              <w:left w:w="100" w:type="dxa"/>
+              <w:right w:w="100" w:type="dxa"/>
+            </w:tcMar>
+          </w:tcPr>
+          <w:p>
+            <w:pPr>
+              <w:spacing w:before="0" w:after="0"/>
+            </w:pPr>
+            <w:r/>
+            <w:r>
+              <w:rPr>
+                <w:color w:val="3C4752"/>
+                <w:sz w:val="19"/>
+              </w:rPr>
+              <w:t xml:space="preserve">Brought up to date through Sprint 46: Epic 13 gains two stories, BL-13.6 (revisit the held dependency majors) added, section 4.4 updated and Sprint 45 recorded as merged.</w:t>
+            </w:r>
+          </w:p>
+        </w:tc>
+      </w:tr>
     </w:tbl>
     <w:p>
       <w:pPr>
@@ -2022,7 +2124,7 @@
           <w:b w:val="0"/>
           <w:i w:val="0"/>
         </w:rPr>
-        <w:t>Thirteen epics and eighty-two stories, delivered from the walking skeleton through the concurrency audit (Sprint 45). Epics 1 to 12 are grouped by theme, with the sprint each story shipped in named alongside it. Epic 13 collects everything delivered since version 1.1, in sprint order, because the later work cuts across the themes above.</w:t>
+        <w:t>Thirteen epics and eighty-four stories, delivered from the walking skeleton through dependency triage (Sprint 46). Epics 1 to 12 are grouped by theme, with the sprint each story shipped in named alongside it. Epic 13 collects everything delivered since version 1.1, in sprint order, because the later work cuts across the themes above.</w:t>
       </w:r>
     </w:p>
     <w:p>
@@ -7294,7 +7396,7 @@
         <w:pStyle w:val="Heading2"/>
       </w:pPr>
       <w:r>
-        <w:t>Epic 13 — Delivered Since Version 1.1 (Sprints 33–45)</w:t>
+        <w:t>Epic 13 — Delivered Since Version 1.1 (Sprints 33–46)</w:t>
       </w:r>
     </w:p>
     <w:p>
@@ -9777,6 +9879,160 @@
           </w:p>
         </w:tc>
       </w:tr>
+      <w:tr>
+        <w:tc>
+          <w:tcPr>
+            <w:tcW w:type="dxa" w:w="720"/>
+            <w:shd w:val="clear" w:color="auto" w:fill="FFFFFF"/>
+            <w:tcMar>
+              <w:top w:w="60" w:type="dxa"/>
+              <w:bottom w:w="60" w:type="dxa"/>
+              <w:left w:w="100" w:type="dxa"/>
+              <w:right w:w="100" w:type="dxa"/>
+            </w:tcMar>
+          </w:tcPr>
+          <w:p>
+            <w:pPr>
+              <w:spacing w:before="0" w:after="0"/>
+            </w:pPr>
+            <w:r/>
+            <w:r>
+              <w:rPr>
+                <w:color w:val="3C4752"/>
+                <w:sz w:val="19"/>
+              </w:rPr>
+              <w:t xml:space="preserve">13.32</w:t>
+            </w:r>
+          </w:p>
+        </w:tc>
+        <w:tc>
+          <w:tcPr>
+            <w:tcW w:type="dxa" w:w="6912"/>
+            <w:shd w:val="clear" w:color="auto" w:fill="FFFFFF"/>
+            <w:tcMar>
+              <w:top w:w="60" w:type="dxa"/>
+              <w:bottom w:w="60" w:type="dxa"/>
+              <w:left w:w="100" w:type="dxa"/>
+              <w:right w:w="100" w:type="dxa"/>
+            </w:tcMar>
+          </w:tcPr>
+          <w:p>
+            <w:pPr>
+              <w:spacing w:before="0" w:after="0"/>
+            </w:pPr>
+            <w:r/>
+            <w:r>
+              <w:rPr>
+                <w:color w:val="3C4752"/>
+                <w:sz w:val="19"/>
+              </w:rPr>
+              <w:t xml:space="preserve">Dependency triage (ADR-053). Five dependabot pull requests were unmergeable because the configuration grouped every major with everything else. Majors now arrive alone; the safe updates, vitest 5 and jsdom 30 are adopted; TypeScript 7 and ESLint 10 are held, each with the upstream condition that would release it.</w:t>
+            </w:r>
+          </w:p>
+        </w:tc>
+        <w:tc>
+          <w:tcPr>
+            <w:tcW w:type="dxa" w:w="1296"/>
+            <w:shd w:val="clear" w:color="auto" w:fill="FFFFFF"/>
+            <w:tcMar>
+              <w:top w:w="60" w:type="dxa"/>
+              <w:bottom w:w="60" w:type="dxa"/>
+              <w:left w:w="100" w:type="dxa"/>
+              <w:right w:w="100" w:type="dxa"/>
+            </w:tcMar>
+          </w:tcPr>
+          <w:p>
+            <w:pPr>
+              <w:spacing w:before="0" w:after="0"/>
+            </w:pPr>
+            <w:r/>
+            <w:r>
+              <w:rPr>
+                <w:color w:val="3C4752"/>
+                <w:sz w:val="19"/>
+              </w:rPr>
+              <w:t xml:space="preserve">Sprint 46</w:t>
+            </w:r>
+          </w:p>
+        </w:tc>
+      </w:tr>
+      <w:tr>
+        <w:tc>
+          <w:tcPr>
+            <w:tcW w:type="dxa" w:w="720"/>
+            <w:shd w:val="clear" w:color="auto" w:fill="F2F4F6"/>
+            <w:tcMar>
+              <w:top w:w="60" w:type="dxa"/>
+              <w:bottom w:w="60" w:type="dxa"/>
+              <w:left w:w="100" w:type="dxa"/>
+              <w:right w:w="100" w:type="dxa"/>
+            </w:tcMar>
+          </w:tcPr>
+          <w:p>
+            <w:pPr>
+              <w:spacing w:before="0" w:after="0"/>
+            </w:pPr>
+            <w:r/>
+            <w:r>
+              <w:rPr>
+                <w:color w:val="3C4752"/>
+                <w:sz w:val="19"/>
+              </w:rPr>
+              <w:t xml:space="preserve">13.33</w:t>
+            </w:r>
+          </w:p>
+        </w:tc>
+        <w:tc>
+          <w:tcPr>
+            <w:tcW w:type="dxa" w:w="6912"/>
+            <w:shd w:val="clear" w:color="auto" w:fill="F2F4F6"/>
+            <w:tcMar>
+              <w:top w:w="60" w:type="dxa"/>
+              <w:bottom w:w="60" w:type="dxa"/>
+              <w:left w:w="100" w:type="dxa"/>
+              <w:right w:w="100" w:type="dxa"/>
+            </w:tcMar>
+          </w:tcPr>
+          <w:p>
+            <w:pPr>
+              <w:spacing w:before="0" w:after="0"/>
+            </w:pPr>
+            <w:r/>
+            <w:r>
+              <w:rPr>
+                <w:color w:val="3C4752"/>
+                <w:sz w:val="19"/>
+              </w:rPr>
+              <w:t xml:space="preserve">A double-tap on Create vacancy, Create course or Create organisation no longer returns a 500 when two requests choose the same address: a second vacancy takes the next suffix, and one person's second tap on Create organisation gets the existing duplicate refusal.</w:t>
+            </w:r>
+          </w:p>
+        </w:tc>
+        <w:tc>
+          <w:tcPr>
+            <w:tcW w:type="dxa" w:w="1296"/>
+            <w:shd w:val="clear" w:color="auto" w:fill="F2F4F6"/>
+            <w:tcMar>
+              <w:top w:w="60" w:type="dxa"/>
+              <w:bottom w:w="60" w:type="dxa"/>
+              <w:left w:w="100" w:type="dxa"/>
+              <w:right w:w="100" w:type="dxa"/>
+            </w:tcMar>
+          </w:tcPr>
+          <w:p>
+            <w:pPr>
+              <w:spacing w:before="0" w:after="0"/>
+            </w:pPr>
+            <w:r/>
+            <w:r>
+              <w:rPr>
+                <w:color w:val="3C4752"/>
+                <w:sz w:val="19"/>
+              </w:rPr>
+              <w:t xml:space="preserve">Sprint 46</w:t>
+            </w:r>
+          </w:p>
+        </w:tc>
+      </w:tr>
     </w:tbl>
     <w:p>
       <w:pPr>
@@ -9816,7 +10072,7 @@
         <w:pStyle w:val="Heading2"/>
       </w:pPr>
       <w:r>
-        <w:t>Status at a Glance — Version 1.5 (2026-10-04)</w:t>
+        <w:t>Status at a Glance — Version 1.6 (2026-10-04)</w:t>
       </w:r>
     </w:p>
     <w:p>
@@ -14017,6 +14273,108 @@
           </w:p>
         </w:tc>
       </w:tr>
+      <w:tr>
+        <w:tc>
+          <w:tcPr>
+            <w:tcW w:type="dxa" w:w="1100"/>
+            <w:shd w:val="clear" w:color="auto" w:fill="FFFFFF"/>
+            <w:tcMar>
+              <w:top w:w="60" w:type="dxa"/>
+              <w:bottom w:w="60" w:type="dxa"/>
+              <w:left w:w="100" w:type="dxa"/>
+              <w:right w:w="100" w:type="dxa"/>
+            </w:tcMar>
+          </w:tcPr>
+          <w:p>
+            <w:pPr>
+              <w:spacing w:before="0" w:after="0"/>
+            </w:pPr>
+            <w:r/>
+            <w:r>
+              <w:rPr>
+                <w:color w:val="3C4752"/>
+                <w:sz w:val="19"/>
+              </w:rPr>
+              <w:t xml:space="preserve">BL-13.6</w:t>
+            </w:r>
+          </w:p>
+        </w:tc>
+        <w:tc>
+          <w:tcPr>
+            <w:tcW w:type="dxa" w:w="3300"/>
+            <w:shd w:val="clear" w:color="auto" w:fill="FFFFFF"/>
+            <w:tcMar>
+              <w:top w:w="60" w:type="dxa"/>
+              <w:bottom w:w="60" w:type="dxa"/>
+              <w:left w:w="100" w:type="dxa"/>
+              <w:right w:w="100" w:type="dxa"/>
+            </w:tcMar>
+          </w:tcPr>
+          <w:p>
+            <w:pPr>
+              <w:spacing w:before="0" w:after="0"/>
+            </w:pPr>
+            <w:r/>
+            <w:r>
+              <w:rPr>
+                <w:color w:val="3C4752"/>
+                <w:sz w:val="19"/>
+              </w:rPr>
+              <w:t xml:space="preserve">Revisit the held dependency majors</w:t>
+            </w:r>
+          </w:p>
+        </w:tc>
+        <w:tc>
+          <w:tcPr>
+            <w:tcW w:type="dxa" w:w="1250"/>
+            <w:shd w:val="clear" w:color="auto" w:fill="ECECEC"/>
+            <w:tcMar>
+              <w:top w:w="60" w:type="dxa"/>
+              <w:bottom w:w="60" w:type="dxa"/>
+              <w:left w:w="100" w:type="dxa"/>
+              <w:right w:w="100" w:type="dxa"/>
+            </w:tcMar>
+          </w:tcPr>
+          <w:p>
+            <w:pPr>
+              <w:spacing w:before="0" w:after="0"/>
+            </w:pPr>
+            <w:r/>
+            <w:r>
+              <w:rPr>
+                <w:color w:val="3C4752"/>
+                <w:sz w:val="19"/>
+              </w:rPr>
+              <w:t xml:space="preserve">Waiting</w:t>
+            </w:r>
+          </w:p>
+        </w:tc>
+        <w:tc>
+          <w:tcPr>
+            <w:tcW w:type="dxa" w:w="3278"/>
+            <w:shd w:val="clear" w:color="auto" w:fill="FFFFFF"/>
+            <w:tcMar>
+              <w:top w:w="60" w:type="dxa"/>
+              <w:bottom w:w="60" w:type="dxa"/>
+              <w:left w:w="100" w:type="dxa"/>
+              <w:right w:w="100" w:type="dxa"/>
+            </w:tcMar>
+          </w:tcPr>
+          <w:p>
+            <w:pPr>
+              <w:spacing w:before="0" w:after="0"/>
+            </w:pPr>
+            <w:r/>
+            <w:r>
+              <w:rPr>
+                <w:color w:val="3C4752"/>
+                <w:sz w:val="19"/>
+              </w:rPr>
+              <w:t xml:space="preserve">New. TypeScript 7 and ESLint 10, each waiting on one upstream release.</w:t>
+            </w:r>
+          </w:p>
+        </w:tc>
+      </w:tr>
     </w:tbl>
     <w:p>
       <w:pPr>
@@ -18534,6 +18892,83 @@
       </w:pPr>
       <w:r>
         <w:t>Size: L   |   Depends on: Partner agreements   |   ADR-017</w:t>
+      </w:r>
+    </w:p>
+    <w:p>
+      <w:pPr>
+        <w:spacing w:before="160" w:after="40"/>
+      </w:pPr>
+      <w:r>
+        <w:rPr>
+          <w:rStyle w:val="ReqID"/>
+        </w:rPr>
+        <w:t xml:space="preserve">BL-13.6  </w:t>
+      </w:r>
+      <w:r>
+        <w:rPr>
+          <w:b/>
+          <w:color w:val="3C4752"/>
+        </w:rPr>
+        <w:t xml:space="preserve">[LATER]  </w:t>
+      </w:r>
+      <w:r>
+        <w:t>Revisit the held dependency majors.</w:t>
+      </w:r>
+    </w:p>
+    <w:p>
+      <w:pPr>
+        <w:pStyle w:val="BRHead"/>
+      </w:pPr>
+      <w:r>
+        <w:t>Acceptance Criteria</w:t>
+      </w:r>
+    </w:p>
+    <w:p>
+      <w:pPr>
+        <w:pStyle w:val="ListBullet2"/>
+        <w:spacing w:before="0" w:after="40"/>
+      </w:pPr>
+      <w:r>
+        <w:t>TypeScript 7 is adopted once openapi-typescript accepts it as a peer, with make gen-api and the generated client still working.</w:t>
+      </w:r>
+    </w:p>
+    <w:p>
+      <w:pPr>
+        <w:pStyle w:val="ListBullet2"/>
+        <w:spacing w:before="0" w:after="40"/>
+      </w:pPr>
+      <w:r>
+        <w:t>ESLint 10 is adopted once eslint-config-next's React plugin runs under it, with npm run lint reporting rather than crashing.</w:t>
+      </w:r>
+    </w:p>
+    <w:p>
+      <w:pPr>
+        <w:spacing w:before="0" w:after="60"/>
+      </w:pPr>
+      <w:r>
+        <w:rPr>
+          <w:b/>
+          <w:i/>
+          <w:color w:val="B0760E"/>
+          <w:sz w:val="18"/>
+        </w:rPr>
+        <w:t xml:space="preserve">Status: </w:t>
+      </w:r>
+      <w:r>
+        <w:rPr>
+          <w:i/>
+          <w:color w:val="3C4752"/>
+          <w:sz w:val="18"/>
+        </w:rPr>
+        <w:t>Held in Sprint 46 (ADR-053), each with its condition written beside it in dependabot.yml. Removing an ignore entry makes the pull request reappear. Not a free pick for a sprint: it waits on two upstream releases.</w:t>
+      </w:r>
+    </w:p>
+    <w:p>
+      <w:pPr>
+        <w:pStyle w:val="Caption2"/>
+      </w:pPr>
+      <w:r>
+        <w:t>Size: S   |   Depends on: upstream releases   |   Sprint 46</w:t>
       </w:r>
     </w:p>
     <w:p>
@@ -19599,7 +20034,7 @@
     <w:p>
       <w:pPr/>
       <w:r>
-        <w:t xml:space="preserve">A record of what the sprints since version 1.1 delivered, followed by a proposal for the next one. Sprints 41 to 44 are merged into main (pull requests #17 to #19). Sprint 45 is on its own branch and not yet committed.</w:t>
+        <w:t xml:space="preserve">A record of what the sprints since version 1.1 delivered, followed by a proposal for the next one. Sprints 41 to 45 are merged into main (pull requests #17 to #20). Sprint 46 is on its own branch and not yet committed.</w:t>
       </w:r>
     </w:p>
     <w:tbl>
@@ -20388,6 +20823,58 @@
                 <w:sz w:val="19"/>
               </w:rPr>
               <w:t xml:space="preserve">A concurrency audit of the candidate-facing writes (ADR-052), and abbreviations in multi-word role search.</w:t>
+            </w:r>
+          </w:p>
+        </w:tc>
+      </w:tr>
+      <w:tr>
+        <w:tc>
+          <w:tcPr>
+            <w:tcW w:type="dxa" w:w="1200"/>
+            <w:shd w:val="clear" w:color="auto" w:fill="F2F4F6"/>
+            <w:tcMar>
+              <w:top w:w="60" w:type="dxa"/>
+              <w:bottom w:w="60" w:type="dxa"/>
+              <w:left w:w="100" w:type="dxa"/>
+              <w:right w:w="100" w:type="dxa"/>
+            </w:tcMar>
+          </w:tcPr>
+          <w:p>
+            <w:pPr>
+              <w:spacing w:before="0" w:after="0"/>
+            </w:pPr>
+            <w:r/>
+            <w:r>
+              <w:rPr>
+                <w:color w:val="3C4752"/>
+                <w:sz w:val="19"/>
+              </w:rPr>
+              <w:t xml:space="preserve">46</w:t>
+            </w:r>
+          </w:p>
+        </w:tc>
+        <w:tc>
+          <w:tcPr>
+            <w:tcW w:type="dxa" w:w="7728"/>
+            <w:shd w:val="clear" w:color="auto" w:fill="F2F4F6"/>
+            <w:tcMar>
+              <w:top w:w="60" w:type="dxa"/>
+              <w:bottom w:w="60" w:type="dxa"/>
+              <w:left w:w="100" w:type="dxa"/>
+              <w:right w:w="100" w:type="dxa"/>
+            </w:tcMar>
+          </w:tcPr>
+          <w:p>
+            <w:pPr>
+              <w:spacing w:before="0" w:after="0"/>
+            </w:pPr>
+            <w:r/>
+            <w:r>
+              <w:rPr>
+                <w:color w:val="3C4752"/>
+                <w:sz w:val="19"/>
+              </w:rPr>
+              <w:t xml:space="preserve">Dependency triage (ADR-053), and the slug-uniqueness races.</w:t>
             </w:r>
           </w:p>
         </w:tc>

--- a/docs/IISM-Product-Backlog.docx
+++ b/docs/IISM-Product-Backlog.docx
@@ -61,7 +61,7 @@
           <w:color w:val="3C4752"/>
           <w:sz w:val="24"/>
         </w:rPr>
-        <w:t>Document Version 1.6</w:t>
+        <w:t>Document Version 1.7</w:t>
       </w:r>
     </w:p>
     <w:p>
@@ -196,7 +196,7 @@
                 <w:color w:val="3C4752"/>
                 <w:sz w:val="19"/>
               </w:rPr>
-              <w:t>1.6</w:t>
+              <w:t>1.7</w:t>
             </w:r>
           </w:p>
         </w:tc>
@@ -1335,6 +1335,108 @@
           </w:p>
         </w:tc>
       </w:tr>
+      <w:tr>
+        <w:tc>
+          <w:tcPr>
+            <w:tcW w:type="dxa" w:w="1152"/>
+            <w:shd w:val="clear" w:color="auto" w:fill="F2F4F6"/>
+            <w:tcMar>
+              <w:top w:w="60" w:type="dxa"/>
+              <w:bottom w:w="60" w:type="dxa"/>
+              <w:left w:w="100" w:type="dxa"/>
+              <w:right w:w="100" w:type="dxa"/>
+            </w:tcMar>
+          </w:tcPr>
+          <w:p>
+            <w:pPr>
+              <w:spacing w:before="0" w:after="0"/>
+            </w:pPr>
+            <w:r/>
+            <w:r>
+              <w:rPr>
+                <w:color w:val="3C4752"/>
+                <w:sz w:val="19"/>
+              </w:rPr>
+              <w:t xml:space="preserve">1.7</w:t>
+            </w:r>
+          </w:p>
+        </w:tc>
+        <w:tc>
+          <w:tcPr>
+            <w:tcW w:type="dxa" w:w="1296"/>
+            <w:shd w:val="clear" w:color="auto" w:fill="F2F4F6"/>
+            <w:tcMar>
+              <w:top w:w="60" w:type="dxa"/>
+              <w:bottom w:w="60" w:type="dxa"/>
+              <w:left w:w="100" w:type="dxa"/>
+              <w:right w:w="100" w:type="dxa"/>
+            </w:tcMar>
+          </w:tcPr>
+          <w:p>
+            <w:pPr>
+              <w:spacing w:before="0" w:after="0"/>
+            </w:pPr>
+            <w:r/>
+            <w:r>
+              <w:rPr>
+                <w:color w:val="3C4752"/>
+                <w:sz w:val="19"/>
+              </w:rPr>
+              <w:t xml:space="preserve">2026-10-04</w:t>
+            </w:r>
+          </w:p>
+        </w:tc>
+        <w:tc>
+          <w:tcPr>
+            <w:tcW w:type="dxa" w:w="2592"/>
+            <w:shd w:val="clear" w:color="auto" w:fill="F2F4F6"/>
+            <w:tcMar>
+              <w:top w:w="60" w:type="dxa"/>
+              <w:bottom w:w="60" w:type="dxa"/>
+              <w:left w:w="100" w:type="dxa"/>
+              <w:right w:w="100" w:type="dxa"/>
+            </w:tcMar>
+          </w:tcPr>
+          <w:p>
+            <w:pPr>
+              <w:spacing w:before="0" w:after="0"/>
+            </w:pPr>
+            <w:r/>
+            <w:r>
+              <w:rPr>
+                <w:color w:val="3C4752"/>
+                <w:sz w:val="19"/>
+              </w:rPr>
+              <w:t xml:space="preserve">Product &amp; Engineering</w:t>
+            </w:r>
+          </w:p>
+        </w:tc>
+        <w:tc>
+          <w:tcPr>
+            <w:tcW w:type="dxa" w:w="3600"/>
+            <w:shd w:val="clear" w:color="auto" w:fill="F2F4F6"/>
+            <w:tcMar>
+              <w:top w:w="60" w:type="dxa"/>
+              <w:bottom w:w="60" w:type="dxa"/>
+              <w:left w:w="100" w:type="dxa"/>
+              <w:right w:w="100" w:type="dxa"/>
+            </w:tcMar>
+          </w:tcPr>
+          <w:p>
+            <w:pPr>
+              <w:spacing w:before="0" w:after="0"/>
+            </w:pPr>
+            <w:r/>
+            <w:r>
+              <w:rPr>
+                <w:color w:val="3C4752"/>
+                <w:sz w:val="19"/>
+              </w:rPr>
+              <w:t xml:space="preserve">Brought up to date through Sprint 47: BL-12.15 (operator screen for role aliases) done; BL-12.12 updated; Epic 13 gains one story; section 4.4 updated and Sprint 46 recorded as merged.</w:t>
+            </w:r>
+          </w:p>
+        </w:tc>
+      </w:tr>
     </w:tbl>
     <w:p>
       <w:pPr>
@@ -2124,7 +2226,7 @@
           <w:b w:val="0"/>
           <w:i w:val="0"/>
         </w:rPr>
-        <w:t>Thirteen epics and eighty-four stories, delivered from the walking skeleton through dependency triage (Sprint 46). Epics 1 to 12 are grouped by theme, with the sprint each story shipped in named alongside it. Epic 13 collects everything delivered since version 1.1, in sprint order, because the later work cuts across the themes above.</w:t>
+        <w:t>Thirteen epics and eighty-five stories, delivered from the walking skeleton through the role-alias screen (Sprint 47). Epics 1 to 12 are grouped by theme, with the sprint each story shipped in named alongside it. Epic 13 collects everything delivered since version 1.1, in sprint order, because the later work cuts across the themes above.</w:t>
       </w:r>
     </w:p>
     <w:p>
@@ -7396,7 +7498,7 @@
         <w:pStyle w:val="Heading2"/>
       </w:pPr>
       <w:r>
-        <w:t>Epic 13 — Delivered Since Version 1.1 (Sprints 33–46)</w:t>
+        <w:t>Epic 13 — Delivered Since Version 1.1 (Sprints 33–47)</w:t>
       </w:r>
     </w:p>
     <w:p>
@@ -10033,6 +10135,83 @@
           </w:p>
         </w:tc>
       </w:tr>
+      <w:tr>
+        <w:tc>
+          <w:tcPr>
+            <w:tcW w:type="dxa" w:w="720"/>
+            <w:shd w:val="clear" w:color="auto" w:fill="FFFFFF"/>
+            <w:tcMar>
+              <w:top w:w="60" w:type="dxa"/>
+              <w:bottom w:w="60" w:type="dxa"/>
+              <w:left w:w="100" w:type="dxa"/>
+              <w:right w:w="100" w:type="dxa"/>
+            </w:tcMar>
+          </w:tcPr>
+          <w:p>
+            <w:pPr>
+              <w:spacing w:before="0" w:after="0"/>
+            </w:pPr>
+            <w:r/>
+            <w:r>
+              <w:rPr>
+                <w:color w:val="3C4752"/>
+                <w:sz w:val="19"/>
+              </w:rPr>
+              <w:t xml:space="preserve">13.34</w:t>
+            </w:r>
+          </w:p>
+        </w:tc>
+        <w:tc>
+          <w:tcPr>
+            <w:tcW w:type="dxa" w:w="6912"/>
+            <w:shd w:val="clear" w:color="auto" w:fill="FFFFFF"/>
+            <w:tcMar>
+              <w:top w:w="60" w:type="dxa"/>
+              <w:bottom w:w="60" w:type="dxa"/>
+              <w:left w:w="100" w:type="dxa"/>
+              <w:right w:w="100" w:type="dxa"/>
+            </w:tcMar>
+          </w:tcPr>
+          <w:p>
+            <w:pPr>
+              <w:spacing w:before="0" w:after="0"/>
+            </w:pPr>
+            <w:r/>
+            <w:r>
+              <w:rPr>
+                <w:color w:val="3C4752"/>
+                <w:sz w:val="19"/>
+              </w:rPr>
+              <w:t xml:space="preserve">An operator screen for role aliases (ADR-054). An admin-tier operator adds and retires the lay terms that role search resolves onto a qualification, with the same checks as the alias checker, the target picked from role search rather than typed, and every change recorded. The table is now the source of truth and the seed no longer deletes an operator's work.</w:t>
+            </w:r>
+          </w:p>
+        </w:tc>
+        <w:tc>
+          <w:tcPr>
+            <w:tcW w:type="dxa" w:w="1296"/>
+            <w:shd w:val="clear" w:color="auto" w:fill="FFFFFF"/>
+            <w:tcMar>
+              <w:top w:w="60" w:type="dxa"/>
+              <w:bottom w:w="60" w:type="dxa"/>
+              <w:left w:w="100" w:type="dxa"/>
+              <w:right w:w="100" w:type="dxa"/>
+            </w:tcMar>
+          </w:tcPr>
+          <w:p>
+            <w:pPr>
+              <w:spacing w:before="0" w:after="0"/>
+            </w:pPr>
+            <w:r/>
+            <w:r>
+              <w:rPr>
+                <w:color w:val="3C4752"/>
+                <w:sz w:val="19"/>
+              </w:rPr>
+              <w:t xml:space="preserve">Sprint 47</w:t>
+            </w:r>
+          </w:p>
+        </w:tc>
+      </w:tr>
     </w:tbl>
     <w:p>
       <w:pPr>
@@ -10072,7 +10251,7 @@
         <w:pStyle w:val="Heading2"/>
       </w:pPr>
       <w:r>
-        <w:t>Status at a Glance — Version 1.6 (2026-10-04)</w:t>
+        <w:t>Status at a Glance — Version 1.7 (2026-10-04)</w:t>
       </w:r>
     </w:p>
     <w:p>
@@ -13656,7 +13835,7 @@
                 <w:color w:val="3C4752"/>
                 <w:sz w:val="19"/>
               </w:rPr>
-              <w:t xml:space="preserve">Sprint 43 fixed the defects, not the coverage: 43 of 3,417 roles. Awaits a reviewer.</w:t>
+              <w:t xml:space="preserve">The screen exists (BL-12.15); still 43 of 3,417 roles until a reviewer uses it.</w:t>
             </w:r>
           </w:p>
         </w:tc>
@@ -13919,25 +14098,25 @@
         <w:tc>
           <w:tcPr>
             <w:tcW w:type="dxa" w:w="1250"/>
-            <w:shd w:val="clear" w:color="auto" w:fill="F2F4F6"/>
-            <w:tcMar>
-              <w:top w:w="60" w:type="dxa"/>
-              <w:bottom w:w="60" w:type="dxa"/>
-              <w:left w:w="100" w:type="dxa"/>
-              <w:right w:w="100" w:type="dxa"/>
-            </w:tcMar>
-          </w:tcPr>
-          <w:p>
-            <w:pPr>
-              <w:spacing w:before="0" w:after="0"/>
-            </w:pPr>
-            <w:r/>
-            <w:r>
-              <w:rPr>
-                <w:color w:val="3C4752"/>
-                <w:sz w:val="19"/>
-              </w:rPr>
-              <w:t xml:space="preserve">To do — Later</w:t>
+            <w:shd w:val="clear" w:color="auto" w:fill="E3F2E6"/>
+            <w:tcMar>
+              <w:top w:w="60" w:type="dxa"/>
+              <w:bottom w:w="60" w:type="dxa"/>
+              <w:left w:w="100" w:type="dxa"/>
+              <w:right w:w="100" w:type="dxa"/>
+            </w:tcMar>
+          </w:tcPr>
+          <w:p>
+            <w:pPr>
+              <w:spacing w:before="0" w:after="0"/>
+            </w:pPr>
+            <w:r/>
+            <w:r>
+              <w:rPr>
+                <w:color w:val="3C4752"/>
+                <w:sz w:val="19"/>
+              </w:rPr>
+              <w:t xml:space="preserve">Done</w:t>
             </w:r>
           </w:p>
         </w:tc>
@@ -13962,7 +14141,7 @@
                 <w:color w:val="3C4752"/>
                 <w:sz w:val="19"/>
               </w:rPr>
-              <w:t xml:space="preserve">New. Needs a source-of-truth decision first.</w:t>
+              <w:t xml:space="preserve">Sprint 47 (ADR-054). The screen exists; the aliases do not yet.</w:t>
             </w:r>
           </w:p>
         </w:tc>
@@ -18294,6 +18473,28 @@
     </w:p>
     <w:p>
       <w:pPr>
+        <w:spacing w:before="0" w:after="60"/>
+      </w:pPr>
+      <w:r>
+        <w:rPr>
+          <w:b/>
+          <w:i/>
+          <w:color w:val="B0760E"/>
+          <w:sz w:val="18"/>
+        </w:rPr>
+        <w:t xml:space="preserve">Update: </w:t>
+      </w:r>
+      <w:r>
+        <w:rPr>
+          <w:i/>
+          <w:color w:val="3C4752"/>
+          <w:sz w:val="18"/>
+        </w:rPr>
+        <w:t>Sprint 47 built the screen (BL-12.15), so this is now purely data entry by somebody who knows the labour market. Coverage is unchanged at 43 of 3,417 roles. Typed searches are deliberately not logged (ADR-023), so nothing in the system says which lay terms people actually use; a reviewer starts from knowledge, not from a report.</w:t>
+      </w:r>
+    </w:p>
+    <w:p>
+      <w:pPr>
         <w:pStyle w:val="Caption2"/>
       </w:pPr>
       <w:r>
@@ -18478,7 +18679,7 @@
           <w:b/>
           <w:color w:val="3C4752"/>
         </w:rPr>
-        <w:t xml:space="preserve">[LATER]  </w:t>
+        <w:t xml:space="preserve">[DONE]  </w:t>
       </w:r>
       <w:r>
         <w:t>An operator screen for editing role aliases.</w:t>
@@ -18529,7 +18730,7 @@
           <w:color w:val="3C4752"/>
           <w:sz w:val="18"/>
         </w:rPr>
-        <w:t>Not started. Needs a source-of-truth decision first: the seed deletes the whole role_aliases table on every run, so an operator's edit would vanish. Also needs a new permission and tier decision.</w:t>
+        <w:t>Built in Sprint 47 (ADR-054, migration 0046). The table is the source of truth and the Python dict only seeds it: the seed inserts what is missing, keeps its own rows current and never touches a row an operator owns, retired ones included. Admin tier only. An alias is checked by the same function the alias checker uses; the target is picked from role search, and every add and retire is an append-only audit row. An operator retires rather than edits, so the history says what happened. Two operators adding one term at once get one success and one refusal. It raises capability, not coverage: 43 of 3,417 roles have an alias until a reviewer uses the screen.</w:t>
       </w:r>
     </w:p>
     <w:p>
@@ -20034,7 +20235,7 @@
     <w:p>
       <w:pPr/>
       <w:r>
-        <w:t xml:space="preserve">A record of what the sprints since version 1.1 delivered, followed by a proposal for the next one. Sprints 41 to 45 are merged into main (pull requests #17 to #20). Sprint 46 is on its own branch and not yet committed.</w:t>
+        <w:t xml:space="preserve">A record of what the sprints since version 1.1 delivered, followed by a proposal for the next one. Sprints 41 to 46 are merged into main (pull requests #17 to #21). Sprint 47 is on its own branch and not yet committed.</w:t>
       </w:r>
     </w:p>
     <w:tbl>
@@ -20875,6 +21076,58 @@
                 <w:sz w:val="19"/>
               </w:rPr>
               <w:t xml:space="preserve">Dependency triage (ADR-053), and the slug-uniqueness races.</w:t>
+            </w:r>
+          </w:p>
+        </w:tc>
+      </w:tr>
+      <w:tr>
+        <w:tc>
+          <w:tcPr>
+            <w:tcW w:type="dxa" w:w="1200"/>
+            <w:shd w:val="clear" w:color="auto" w:fill="FFFFFF"/>
+            <w:tcMar>
+              <w:top w:w="60" w:type="dxa"/>
+              <w:bottom w:w="60" w:type="dxa"/>
+              <w:left w:w="100" w:type="dxa"/>
+              <w:right w:w="100" w:type="dxa"/>
+            </w:tcMar>
+          </w:tcPr>
+          <w:p>
+            <w:pPr>
+              <w:spacing w:before="0" w:after="0"/>
+            </w:pPr>
+            <w:r/>
+            <w:r>
+              <w:rPr>
+                <w:color w:val="3C4752"/>
+                <w:sz w:val="19"/>
+              </w:rPr>
+              <w:t xml:space="preserve">47</w:t>
+            </w:r>
+          </w:p>
+        </w:tc>
+        <w:tc>
+          <w:tcPr>
+            <w:tcW w:type="dxa" w:w="7728"/>
+            <w:shd w:val="clear" w:color="auto" w:fill="FFFFFF"/>
+            <w:tcMar>
+              <w:top w:w="60" w:type="dxa"/>
+              <w:bottom w:w="60" w:type="dxa"/>
+              <w:left w:w="100" w:type="dxa"/>
+              <w:right w:w="100" w:type="dxa"/>
+            </w:tcMar>
+          </w:tcPr>
+          <w:p>
+            <w:pPr>
+              <w:spacing w:before="0" w:after="0"/>
+            </w:pPr>
+            <w:r/>
+            <w:r>
+              <w:rPr>
+                <w:color w:val="3C4752"/>
+                <w:sz w:val="19"/>
+              </w:rPr>
+              <w:t xml:space="preserve">An operator screen for role aliases (ADR-054): the table as source of truth, an audit trail, and a seed that leaves an operator's work alone.</w:t>
             </w:r>
           </w:p>
         </w:tc>
@@ -21328,7 +21581,7 @@
                 <w:color w:val="3C4752"/>
                 <w:sz w:val="19"/>
               </w:rPr>
-              <w:t xml:space="preserve">BL-12.15 Operator screen for role aliases</w:t>
+              <w:t xml:space="preserve">BL-12.10 Hindi for the standards corpus</w:t>
             </w:r>
           </w:p>
         </w:tc>
@@ -21353,7 +21606,7 @@
                 <w:color w:val="3C4752"/>
                 <w:sz w:val="19"/>
               </w:rPr>
-              <w:t xml:space="preserve">Needs a source-of-truth decision first: the seed deletes the alias table on every run, so an operator's edit would vanish.</w:t>
+              <w:t xml:space="preserve">Blocked on translation-service credentials rather than on design; the navigable surface is small and cheap once they exist.</w:t>
             </w:r>
           </w:p>
         </w:tc>

--- a/docs/IISM-Product-Backlog.docx
+++ b/docs/IISM-Product-Backlog.docx
@@ -61,7 +61,7 @@
           <w:color w:val="3C4752"/>
           <w:sz w:val="24"/>
         </w:rPr>
-        <w:t>Document Version 1.7</w:t>
+        <w:t>Document Version 1.8</w:t>
       </w:r>
     </w:p>
     <w:p>
@@ -196,7 +196,7 @@
                 <w:color w:val="3C4752"/>
                 <w:sz w:val="19"/>
               </w:rPr>
-              <w:t>1.7</w:t>
+              <w:t>1.8</w:t>
             </w:r>
           </w:p>
         </w:tc>
@@ -1437,6 +1437,108 @@
           </w:p>
         </w:tc>
       </w:tr>
+      <w:tr>
+        <w:tc>
+          <w:tcPr>
+            <w:tcW w:type="dxa" w:w="1152"/>
+            <w:shd w:val="clear" w:color="auto" w:fill="FFFFFF"/>
+            <w:tcMar>
+              <w:top w:w="60" w:type="dxa"/>
+              <w:bottom w:w="60" w:type="dxa"/>
+              <w:left w:w="100" w:type="dxa"/>
+              <w:right w:w="100" w:type="dxa"/>
+            </w:tcMar>
+          </w:tcPr>
+          <w:p>
+            <w:pPr>
+              <w:spacing w:before="0" w:after="0"/>
+            </w:pPr>
+            <w:r/>
+            <w:r>
+              <w:rPr>
+                <w:color w:val="3C4752"/>
+                <w:sz w:val="19"/>
+              </w:rPr>
+              <w:t xml:space="preserve">1.8</w:t>
+            </w:r>
+          </w:p>
+        </w:tc>
+        <w:tc>
+          <w:tcPr>
+            <w:tcW w:type="dxa" w:w="1296"/>
+            <w:shd w:val="clear" w:color="auto" w:fill="FFFFFF"/>
+            <w:tcMar>
+              <w:top w:w="60" w:type="dxa"/>
+              <w:bottom w:w="60" w:type="dxa"/>
+              <w:left w:w="100" w:type="dxa"/>
+              <w:right w:w="100" w:type="dxa"/>
+            </w:tcMar>
+          </w:tcPr>
+          <w:p>
+            <w:pPr>
+              <w:spacing w:before="0" w:after="0"/>
+            </w:pPr>
+            <w:r/>
+            <w:r>
+              <w:rPr>
+                <w:color w:val="3C4752"/>
+                <w:sz w:val="19"/>
+              </w:rPr>
+              <w:t xml:space="preserve">2026-10-04</w:t>
+            </w:r>
+          </w:p>
+        </w:tc>
+        <w:tc>
+          <w:tcPr>
+            <w:tcW w:type="dxa" w:w="2592"/>
+            <w:shd w:val="clear" w:color="auto" w:fill="FFFFFF"/>
+            <w:tcMar>
+              <w:top w:w="60" w:type="dxa"/>
+              <w:bottom w:w="60" w:type="dxa"/>
+              <w:left w:w="100" w:type="dxa"/>
+              <w:right w:w="100" w:type="dxa"/>
+            </w:tcMar>
+          </w:tcPr>
+          <w:p>
+            <w:pPr>
+              <w:spacing w:before="0" w:after="0"/>
+            </w:pPr>
+            <w:r/>
+            <w:r>
+              <w:rPr>
+                <w:color w:val="3C4752"/>
+                <w:sz w:val="19"/>
+              </w:rPr>
+              <w:t xml:space="preserve">Product &amp; Engineering</w:t>
+            </w:r>
+          </w:p>
+        </w:tc>
+        <w:tc>
+          <w:tcPr>
+            <w:tcW w:type="dxa" w:w="3600"/>
+            <w:shd w:val="clear" w:color="auto" w:fill="FFFFFF"/>
+            <w:tcMar>
+              <w:top w:w="60" w:type="dxa"/>
+              <w:bottom w:w="60" w:type="dxa"/>
+              <w:left w:w="100" w:type="dxa"/>
+              <w:right w:w="100" w:type="dxa"/>
+            </w:tcMar>
+          </w:tcPr>
+          <w:p>
+            <w:pPr>
+              <w:spacing w:before="0" w:after="0"/>
+            </w:pPr>
+            <w:r/>
+            <w:r>
+              <w:rPr>
+                <w:color w:val="3C4752"/>
+                <w:sz w:val="19"/>
+              </w:rPr>
+              <w:t xml:space="preserve">Brought up to date through Sprint 48: Epic 13 gains two stories, section 4.4 updated and Sprint 47 recorded as merged.</w:t>
+            </w:r>
+          </w:p>
+        </w:tc>
+      </w:tr>
     </w:tbl>
     <w:p>
       <w:pPr>
@@ -2226,7 +2328,7 @@
           <w:b w:val="0"/>
           <w:i w:val="0"/>
         </w:rPr>
-        <w:t>Thirteen epics and eighty-five stories, delivered from the walking skeleton through the role-alias screen (Sprint 47). Epics 1 to 12 are grouped by theme, with the sprint each story shipped in named alongside it. Epic 13 collects everything delivered since version 1.1, in sprint order, because the later work cuts across the themes above.</w:t>
+        <w:t>Thirteen epics and eighty-seven stories, delivered from the walking skeleton through the personal-data export (Sprint 48). Epics 1 to 12 are grouped by theme, with the sprint each story shipped in named alongside it. Epic 13 collects everything delivered since version 1.1, in sprint order, because the later work cuts across the themes above.</w:t>
       </w:r>
     </w:p>
     <w:p>
@@ -7498,7 +7600,7 @@
         <w:pStyle w:val="Heading2"/>
       </w:pPr>
       <w:r>
-        <w:t>Epic 13 — Delivered Since Version 1.1 (Sprints 33–47)</w:t>
+        <w:t>Epic 13 — Delivered Since Version 1.1 (Sprints 33–48)</w:t>
       </w:r>
     </w:p>
     <w:p>
@@ -10212,6 +10314,160 @@
           </w:p>
         </w:tc>
       </w:tr>
+      <w:tr>
+        <w:tc>
+          <w:tcPr>
+            <w:tcW w:type="dxa" w:w="720"/>
+            <w:shd w:val="clear" w:color="auto" w:fill="F2F4F6"/>
+            <w:tcMar>
+              <w:top w:w="60" w:type="dxa"/>
+              <w:bottom w:w="60" w:type="dxa"/>
+              <w:left w:w="100" w:type="dxa"/>
+              <w:right w:w="100" w:type="dxa"/>
+            </w:tcMar>
+          </w:tcPr>
+          <w:p>
+            <w:pPr>
+              <w:spacing w:before="0" w:after="0"/>
+            </w:pPr>
+            <w:r/>
+            <w:r>
+              <w:rPr>
+                <w:color w:val="3C4752"/>
+                <w:sz w:val="19"/>
+              </w:rPr>
+              <w:t xml:space="preserve">13.35</w:t>
+            </w:r>
+          </w:p>
+        </w:tc>
+        <w:tc>
+          <w:tcPr>
+            <w:tcW w:type="dxa" w:w="6912"/>
+            <w:shd w:val="clear" w:color="auto" w:fill="F2F4F6"/>
+            <w:tcMar>
+              <w:top w:w="60" w:type="dxa"/>
+              <w:bottom w:w="60" w:type="dxa"/>
+              <w:left w:w="100" w:type="dxa"/>
+              <w:right w:w="100" w:type="dxa"/>
+            </w:tcMar>
+          </w:tcPr>
+          <w:p>
+            <w:pPr>
+              <w:spacing w:before="0" w:after="0"/>
+            </w:pPr>
+            <w:r/>
+            <w:r>
+              <w:rPr>
+                <w:color w:val="3C4752"/>
+                <w:sz w:val="19"/>
+              </w:rPr>
+              <w:t xml:space="preserve">The personal-data export now shows what erasure deletes (ADR-055). Job alerts, sponsorship offers, ratings about and by the person, and the notices addressed to them were erased correctly and never shown; the export carries them, naming nobody else. A guard walks the database schema and fails on the next table that holds a person's data and is neither exported nor excused with a reason.</w:t>
+            </w:r>
+          </w:p>
+        </w:tc>
+        <w:tc>
+          <w:tcPr>
+            <w:tcW w:type="dxa" w:w="1296"/>
+            <w:shd w:val="clear" w:color="auto" w:fill="F2F4F6"/>
+            <w:tcMar>
+              <w:top w:w="60" w:type="dxa"/>
+              <w:bottom w:w="60" w:type="dxa"/>
+              <w:left w:w="100" w:type="dxa"/>
+              <w:right w:w="100" w:type="dxa"/>
+            </w:tcMar>
+          </w:tcPr>
+          <w:p>
+            <w:pPr>
+              <w:spacing w:before="0" w:after="0"/>
+            </w:pPr>
+            <w:r/>
+            <w:r>
+              <w:rPr>
+                <w:color w:val="3C4752"/>
+                <w:sz w:val="19"/>
+              </w:rPr>
+              <w:t xml:space="preserve">Sprint 48</w:t>
+            </w:r>
+          </w:p>
+        </w:tc>
+      </w:tr>
+      <w:tr>
+        <w:tc>
+          <w:tcPr>
+            <w:tcW w:type="dxa" w:w="720"/>
+            <w:shd w:val="clear" w:color="auto" w:fill="FFFFFF"/>
+            <w:tcMar>
+              <w:top w:w="60" w:type="dxa"/>
+              <w:bottom w:w="60" w:type="dxa"/>
+              <w:left w:w="100" w:type="dxa"/>
+              <w:right w:w="100" w:type="dxa"/>
+            </w:tcMar>
+          </w:tcPr>
+          <w:p>
+            <w:pPr>
+              <w:spacing w:before="0" w:after="0"/>
+            </w:pPr>
+            <w:r/>
+            <w:r>
+              <w:rPr>
+                <w:color w:val="3C4752"/>
+                <w:sz w:val="19"/>
+              </w:rPr>
+              <w:t xml:space="preserve">13.36</w:t>
+            </w:r>
+          </w:p>
+        </w:tc>
+        <w:tc>
+          <w:tcPr>
+            <w:tcW w:type="dxa" w:w="6912"/>
+            <w:shd w:val="clear" w:color="auto" w:fill="FFFFFF"/>
+            <w:tcMar>
+              <w:top w:w="60" w:type="dxa"/>
+              <w:bottom w:w="60" w:type="dxa"/>
+              <w:left w:w="100" w:type="dxa"/>
+              <w:right w:w="100" w:type="dxa"/>
+            </w:tcMar>
+          </w:tcPr>
+          <w:p>
+            <w:pPr>
+              <w:spacing w:before="0" w:after="0"/>
+            </w:pPr>
+            <w:r/>
+            <w:r>
+              <w:rPr>
+                <w:color w:val="3C4752"/>
+                <w:sz w:val="19"/>
+              </w:rPr>
+              <w:t xml:space="preserve">Dependency maintenance follow-up (ADR-053). Node type definitions follow the Node version CI runs rather than the newest release, so that update no longer reopens each week, and the pending Python dependency update was run through lint, type checking and the full test suite before merging.</w:t>
+            </w:r>
+          </w:p>
+        </w:tc>
+        <w:tc>
+          <w:tcPr>
+            <w:tcW w:type="dxa" w:w="1296"/>
+            <w:shd w:val="clear" w:color="auto" w:fill="FFFFFF"/>
+            <w:tcMar>
+              <w:top w:w="60" w:type="dxa"/>
+              <w:bottom w:w="60" w:type="dxa"/>
+              <w:left w:w="100" w:type="dxa"/>
+              <w:right w:w="100" w:type="dxa"/>
+            </w:tcMar>
+          </w:tcPr>
+          <w:p>
+            <w:pPr>
+              <w:spacing w:before="0" w:after="0"/>
+            </w:pPr>
+            <w:r/>
+            <w:r>
+              <w:rPr>
+                <w:color w:val="3C4752"/>
+                <w:sz w:val="19"/>
+              </w:rPr>
+              <w:t xml:space="preserve">Sprint 48</w:t>
+            </w:r>
+          </w:p>
+        </w:tc>
+      </w:tr>
     </w:tbl>
     <w:p>
       <w:pPr>
@@ -10251,7 +10507,7 @@
         <w:pStyle w:val="Heading2"/>
       </w:pPr>
       <w:r>
-        <w:t>Status at a Glance — Version 1.7 (2026-10-04)</w:t>
+        <w:t>Status at a Glance — Version 1.8 (2026-10-04)</w:t>
       </w:r>
     </w:p>
     <w:p>
@@ -20235,7 +20491,7 @@
     <w:p>
       <w:pPr/>
       <w:r>
-        <w:t xml:space="preserve">A record of what the sprints since version 1.1 delivered, followed by a proposal for the next one. Sprints 41 to 46 are merged into main (pull requests #17 to #21). Sprint 47 is on its own branch and not yet committed.</w:t>
+        <w:t xml:space="preserve">A record of what the sprints since version 1.1 delivered, followed by a proposal for the next one. Sprints 41 to 47 are merged into main (pull requests #17 to #24). Sprint 48 is on its own branch and not yet committed.</w:t>
       </w:r>
     </w:p>
     <w:tbl>
@@ -21128,6 +21384,58 @@
                 <w:sz w:val="19"/>
               </w:rPr>
               <w:t xml:space="preserve">An operator screen for role aliases (ADR-054): the table as source of truth, an audit trail, and a seed that leaves an operator's work alone.</w:t>
+            </w:r>
+          </w:p>
+        </w:tc>
+      </w:tr>
+      <w:tr>
+        <w:tc>
+          <w:tcPr>
+            <w:tcW w:type="dxa" w:w="1200"/>
+            <w:shd w:val="clear" w:color="auto" w:fill="F2F4F6"/>
+            <w:tcMar>
+              <w:top w:w="60" w:type="dxa"/>
+              <w:bottom w:w="60" w:type="dxa"/>
+              <w:left w:w="100" w:type="dxa"/>
+              <w:right w:w="100" w:type="dxa"/>
+            </w:tcMar>
+          </w:tcPr>
+          <w:p>
+            <w:pPr>
+              <w:spacing w:before="0" w:after="0"/>
+            </w:pPr>
+            <w:r/>
+            <w:r>
+              <w:rPr>
+                <w:color w:val="3C4752"/>
+                <w:sz w:val="19"/>
+              </w:rPr>
+              <w:t xml:space="preserve">48</w:t>
+            </w:r>
+          </w:p>
+        </w:tc>
+        <w:tc>
+          <w:tcPr>
+            <w:tcW w:type="dxa" w:w="7728"/>
+            <w:shd w:val="clear" w:color="auto" w:fill="F2F4F6"/>
+            <w:tcMar>
+              <w:top w:w="60" w:type="dxa"/>
+              <w:bottom w:w="60" w:type="dxa"/>
+              <w:left w:w="100" w:type="dxa"/>
+              <w:right w:w="100" w:type="dxa"/>
+            </w:tcMar>
+          </w:tcPr>
+          <w:p>
+            <w:pPr>
+              <w:spacing w:before="0" w:after="0"/>
+            </w:pPr>
+            <w:r/>
+            <w:r>
+              <w:rPr>
+                <w:color w:val="3C4752"/>
+                <w:sz w:val="19"/>
+              </w:rPr>
+              <w:t xml:space="preserve">The personal-data export shows what erasure deletes, with a guard for the next table (ADR-055), and dependency maintenance follow-ups.</w:t>
             </w:r>
           </w:p>
         </w:tc>
@@ -21375,7 +21683,7 @@
                 <w:color w:val="3C4752"/>
                 <w:sz w:val="19"/>
               </w:rPr>
-              <w:t xml:space="preserve">The same bug was reported twice and the cause is a data gap, not code. A candidate's first screen depends on it.</w:t>
+              <w:t xml:space="preserve">The same bug was reported twice and the cause is a data gap, not code. The screen exists (Sprint 47); what is missing is the reviewer.</w:t>
             </w:r>
           </w:p>
         </w:tc>

--- a/docs/IISM-Product-Backlog.docx
+++ b/docs/IISM-Product-Backlog.docx
@@ -61,7 +61,7 @@
           <w:color w:val="3C4752"/>
           <w:sz w:val="24"/>
         </w:rPr>
-        <w:t>Document Version 1.8</w:t>
+        <w:t>Document Version 1.9</w:t>
       </w:r>
     </w:p>
     <w:p>
@@ -196,7 +196,7 @@
                 <w:color w:val="3C4752"/>
                 <w:sz w:val="19"/>
               </w:rPr>
-              <w:t>1.8</w:t>
+              <w:t>1.9</w:t>
             </w:r>
           </w:p>
         </w:tc>
@@ -1539,6 +1539,108 @@
           </w:p>
         </w:tc>
       </w:tr>
+      <w:tr>
+        <w:tc>
+          <w:tcPr>
+            <w:tcW w:type="dxa" w:w="1152"/>
+            <w:shd w:val="clear" w:color="auto" w:fill="F2F4F6"/>
+            <w:tcMar>
+              <w:top w:w="60" w:type="dxa"/>
+              <w:bottom w:w="60" w:type="dxa"/>
+              <w:left w:w="100" w:type="dxa"/>
+              <w:right w:w="100" w:type="dxa"/>
+            </w:tcMar>
+          </w:tcPr>
+          <w:p>
+            <w:pPr>
+              <w:spacing w:before="0" w:after="0"/>
+            </w:pPr>
+            <w:r/>
+            <w:r>
+              <w:rPr>
+                <w:color w:val="3C4752"/>
+                <w:sz w:val="19"/>
+              </w:rPr>
+              <w:t xml:space="preserve">1.9</w:t>
+            </w:r>
+          </w:p>
+        </w:tc>
+        <w:tc>
+          <w:tcPr>
+            <w:tcW w:type="dxa" w:w="1296"/>
+            <w:shd w:val="clear" w:color="auto" w:fill="F2F4F6"/>
+            <w:tcMar>
+              <w:top w:w="60" w:type="dxa"/>
+              <w:bottom w:w="60" w:type="dxa"/>
+              <w:left w:w="100" w:type="dxa"/>
+              <w:right w:w="100" w:type="dxa"/>
+            </w:tcMar>
+          </w:tcPr>
+          <w:p>
+            <w:pPr>
+              <w:spacing w:before="0" w:after="0"/>
+            </w:pPr>
+            <w:r/>
+            <w:r>
+              <w:rPr>
+                <w:color w:val="3C4752"/>
+                <w:sz w:val="19"/>
+              </w:rPr>
+              <w:t xml:space="preserve">2026-10-05</w:t>
+            </w:r>
+          </w:p>
+        </w:tc>
+        <w:tc>
+          <w:tcPr>
+            <w:tcW w:type="dxa" w:w="2592"/>
+            <w:shd w:val="clear" w:color="auto" w:fill="F2F4F6"/>
+            <w:tcMar>
+              <w:top w:w="60" w:type="dxa"/>
+              <w:bottom w:w="60" w:type="dxa"/>
+              <w:left w:w="100" w:type="dxa"/>
+              <w:right w:w="100" w:type="dxa"/>
+            </w:tcMar>
+          </w:tcPr>
+          <w:p>
+            <w:pPr>
+              <w:spacing w:before="0" w:after="0"/>
+            </w:pPr>
+            <w:r/>
+            <w:r>
+              <w:rPr>
+                <w:color w:val="3C4752"/>
+                <w:sz w:val="19"/>
+              </w:rPr>
+              <w:t xml:space="preserve">Product &amp; Engineering</w:t>
+            </w:r>
+          </w:p>
+        </w:tc>
+        <w:tc>
+          <w:tcPr>
+            <w:tcW w:type="dxa" w:w="3600"/>
+            <w:shd w:val="clear" w:color="auto" w:fill="F2F4F6"/>
+            <w:tcMar>
+              <w:top w:w="60" w:type="dxa"/>
+              <w:bottom w:w="60" w:type="dxa"/>
+              <w:left w:w="100" w:type="dxa"/>
+              <w:right w:w="100" w:type="dxa"/>
+            </w:tcMar>
+          </w:tcPr>
+          <w:p>
+            <w:pPr>
+              <w:spacing w:before="0" w:after="0"/>
+            </w:pPr>
+            <w:r/>
+            <w:r>
+              <w:rPr>
+                <w:color w:val="3C4752"/>
+                <w:sz w:val="19"/>
+              </w:rPr>
+              <w:t xml:space="preserve">Brought up to date through Sprint 49: BL-12.7 (district skill-gap view) done; Epic 13 gains four stories; section 4.4 updated and Sprint 48 recorded as merged.</w:t>
+            </w:r>
+          </w:p>
+        </w:tc>
+      </w:tr>
     </w:tbl>
     <w:p>
       <w:pPr>
@@ -2328,7 +2430,7 @@
           <w:b w:val="0"/>
           <w:i w:val="0"/>
         </w:rPr>
-        <w:t>Thirteen epics and eighty-seven stories, delivered from the walking skeleton through the personal-data export (Sprint 48). Epics 1 to 12 are grouped by theme, with the sprint each story shipped in named alongside it. Epic 13 collects everything delivered since version 1.1, in sprint order, because the later work cuts across the themes above.</w:t>
+        <w:t>Thirteen epics and ninety-one stories, delivered from the walking skeleton through matching at volume (Sprint 49). Epics 1 to 12 are grouped by theme, with the sprint each story shipped in named alongside it. Epic 13 collects everything delivered since version 1.1, in sprint order, because the later work cuts across the themes above.</w:t>
       </w:r>
     </w:p>
     <w:p>
@@ -7600,7 +7702,7 @@
         <w:pStyle w:val="Heading2"/>
       </w:pPr>
       <w:r>
-        <w:t>Epic 13 — Delivered Since Version 1.1 (Sprints 33–48)</w:t>
+        <w:t>Epic 13 — Delivered Since Version 1.1 (Sprints 33–49)</w:t>
       </w:r>
     </w:p>
     <w:p>
@@ -10468,6 +10570,314 @@
           </w:p>
         </w:tc>
       </w:tr>
+      <w:tr>
+        <w:tc>
+          <w:tcPr>
+            <w:tcW w:type="dxa" w:w="720"/>
+            <w:shd w:val="clear" w:color="auto" w:fill="F2F4F6"/>
+            <w:tcMar>
+              <w:top w:w="60" w:type="dxa"/>
+              <w:bottom w:w="60" w:type="dxa"/>
+              <w:left w:w="100" w:type="dxa"/>
+              <w:right w:w="100" w:type="dxa"/>
+            </w:tcMar>
+          </w:tcPr>
+          <w:p>
+            <w:pPr>
+              <w:spacing w:before="0" w:after="0"/>
+            </w:pPr>
+            <w:r/>
+            <w:r>
+              <w:rPr>
+                <w:color w:val="3C4752"/>
+                <w:sz w:val="19"/>
+              </w:rPr>
+              <w:t xml:space="preserve">13.37</w:t>
+            </w:r>
+          </w:p>
+        </w:tc>
+        <w:tc>
+          <w:tcPr>
+            <w:tcW w:type="dxa" w:w="6912"/>
+            <w:shd w:val="clear" w:color="auto" w:fill="F2F4F6"/>
+            <w:tcMar>
+              <w:top w:w="60" w:type="dxa"/>
+              <w:bottom w:w="60" w:type="dxa"/>
+              <w:left w:w="100" w:type="dxa"/>
+              <w:right w:w="100" w:type="dxa"/>
+            </w:tcMar>
+          </w:tcPr>
+          <w:p>
+            <w:pPr>
+              <w:spacing w:before="0" w:after="0"/>
+            </w:pPr>
+            <w:r/>
+            <w:r>
+              <w:rPr>
+                <w:color w:val="3C4752"/>
+                <w:sz w:val="19"/>
+              </w:rPr>
+              <w:t xml:space="preserve">A scale harness (ADR-056). A separate database holds a deterministic synthetic marketplace of fifty thousand candidates and five thousand vacancies, and a benchmark reports latency and, more importantly, recall measured against exhaustive truth. It refuses to run against any database whose name does not end in _scale.</w:t>
+            </w:r>
+          </w:p>
+        </w:tc>
+        <w:tc>
+          <w:tcPr>
+            <w:tcW w:type="dxa" w:w="1296"/>
+            <w:shd w:val="clear" w:color="auto" w:fill="F2F4F6"/>
+            <w:tcMar>
+              <w:top w:w="60" w:type="dxa"/>
+              <w:bottom w:w="60" w:type="dxa"/>
+              <w:left w:w="100" w:type="dxa"/>
+              <w:right w:w="100" w:type="dxa"/>
+            </w:tcMar>
+          </w:tcPr>
+          <w:p>
+            <w:pPr>
+              <w:spacing w:before="0" w:after="0"/>
+            </w:pPr>
+            <w:r/>
+            <w:r>
+              <w:rPr>
+                <w:color w:val="3C4752"/>
+                <w:sz w:val="19"/>
+              </w:rPr>
+              <w:t xml:space="preserve">Sprint 49</w:t>
+            </w:r>
+          </w:p>
+        </w:tc>
+      </w:tr>
+      <w:tr>
+        <w:tc>
+          <w:tcPr>
+            <w:tcW w:type="dxa" w:w="720"/>
+            <w:shd w:val="clear" w:color="auto" w:fill="FFFFFF"/>
+            <w:tcMar>
+              <w:top w:w="60" w:type="dxa"/>
+              <w:bottom w:w="60" w:type="dxa"/>
+              <w:left w:w="100" w:type="dxa"/>
+              <w:right w:w="100" w:type="dxa"/>
+            </w:tcMar>
+          </w:tcPr>
+          <w:p>
+            <w:pPr>
+              <w:spacing w:before="0" w:after="0"/>
+            </w:pPr>
+            <w:r/>
+            <w:r>
+              <w:rPr>
+                <w:color w:val="3C4752"/>
+                <w:sz w:val="19"/>
+              </w:rPr>
+              <w:t xml:space="preserve">13.38</w:t>
+            </w:r>
+          </w:p>
+        </w:tc>
+        <w:tc>
+          <w:tcPr>
+            <w:tcW w:type="dxa" w:w="6912"/>
+            <w:shd w:val="clear" w:color="auto" w:fill="FFFFFF"/>
+            <w:tcMar>
+              <w:top w:w="60" w:type="dxa"/>
+              <w:bottom w:w="60" w:type="dxa"/>
+              <w:left w:w="100" w:type="dxa"/>
+              <w:right w:w="100" w:type="dxa"/>
+            </w:tcMar>
+          </w:tcPr>
+          <w:p>
+            <w:pPr>
+              <w:spacing w:before="0" w:after="0"/>
+            </w:pPr>
+            <w:r/>
+            <w:r>
+              <w:rPr>
+                <w:color w:val="3C4752"/>
+                <w:sz w:val="19"/>
+              </w:rPr>
+              <w:t xml:space="preserve">Retrieval ranks before it caps (ADR-056). The candidates and vacancies that reach the scorer are the best by an upper bound on the score, not an arbitrary first five hundred. At fifty thousand candidates the share of a true top twenty that was returned rose from 2.9 and 1.2 of 20 to 20 of 20, an employer's shortlist went from about 920 to 460 ms, and the employer path no longer fails on a very large pool. The bound only chooses what is loaded; every number a person sees still comes from the one scorer.</w:t>
+            </w:r>
+          </w:p>
+        </w:tc>
+        <w:tc>
+          <w:tcPr>
+            <w:tcW w:type="dxa" w:w="1296"/>
+            <w:shd w:val="clear" w:color="auto" w:fill="FFFFFF"/>
+            <w:tcMar>
+              <w:top w:w="60" w:type="dxa"/>
+              <w:bottom w:w="60" w:type="dxa"/>
+              <w:left w:w="100" w:type="dxa"/>
+              <w:right w:w="100" w:type="dxa"/>
+            </w:tcMar>
+          </w:tcPr>
+          <w:p>
+            <w:pPr>
+              <w:spacing w:before="0" w:after="0"/>
+            </w:pPr>
+            <w:r/>
+            <w:r>
+              <w:rPr>
+                <w:color w:val="3C4752"/>
+                <w:sz w:val="19"/>
+              </w:rPr>
+              <w:t xml:space="preserve">Sprint 49</w:t>
+            </w:r>
+          </w:p>
+        </w:tc>
+      </w:tr>
+      <w:tr>
+        <w:tc>
+          <w:tcPr>
+            <w:tcW w:type="dxa" w:w="720"/>
+            <w:shd w:val="clear" w:color="auto" w:fill="F2F4F6"/>
+            <w:tcMar>
+              <w:top w:w="60" w:type="dxa"/>
+              <w:bottom w:w="60" w:type="dxa"/>
+              <w:left w:w="100" w:type="dxa"/>
+              <w:right w:w="100" w:type="dxa"/>
+            </w:tcMar>
+          </w:tcPr>
+          <w:p>
+            <w:pPr>
+              <w:spacing w:before="0" w:after="0"/>
+            </w:pPr>
+            <w:r/>
+            <w:r>
+              <w:rPr>
+                <w:color w:val="3C4752"/>
+                <w:sz w:val="19"/>
+              </w:rPr>
+              <w:t xml:space="preserve">13.39</w:t>
+            </w:r>
+          </w:p>
+        </w:tc>
+        <w:tc>
+          <w:tcPr>
+            <w:tcW w:type="dxa" w:w="6912"/>
+            <w:shd w:val="clear" w:color="auto" w:fill="F2F4F6"/>
+            <w:tcMar>
+              <w:top w:w="60" w:type="dxa"/>
+              <w:bottom w:w="60" w:type="dxa"/>
+              <w:left w:w="100" w:type="dxa"/>
+              <w:right w:w="100" w:type="dxa"/>
+            </w:tcMar>
+          </w:tcPr>
+          <w:p>
+            <w:pPr>
+              <w:spacing w:before="0" w:after="0"/>
+            </w:pPr>
+            <w:r/>
+            <w:r>
+              <w:rPr>
+                <w:color w:val="3C4752"/>
+                <w:sz w:val="19"/>
+              </w:rPr>
+              <w:t xml:space="preserve">Notification retention (ADR-058). Delivered email and read notices are deleted after ninety days and an unopened notice after one hundred and eighty; a message still waiting to be sent is never deleted.</w:t>
+            </w:r>
+          </w:p>
+        </w:tc>
+        <w:tc>
+          <w:tcPr>
+            <w:tcW w:type="dxa" w:w="1296"/>
+            <w:shd w:val="clear" w:color="auto" w:fill="F2F4F6"/>
+            <w:tcMar>
+              <w:top w:w="60" w:type="dxa"/>
+              <w:bottom w:w="60" w:type="dxa"/>
+              <w:left w:w="100" w:type="dxa"/>
+              <w:right w:w="100" w:type="dxa"/>
+            </w:tcMar>
+          </w:tcPr>
+          <w:p>
+            <w:pPr>
+              <w:spacing w:before="0" w:after="0"/>
+            </w:pPr>
+            <w:r/>
+            <w:r>
+              <w:rPr>
+                <w:color w:val="3C4752"/>
+                <w:sz w:val="19"/>
+              </w:rPr>
+              <w:t xml:space="preserve">Sprint 49</w:t>
+            </w:r>
+          </w:p>
+        </w:tc>
+      </w:tr>
+      <w:tr>
+        <w:tc>
+          <w:tcPr>
+            <w:tcW w:type="dxa" w:w="720"/>
+            <w:shd w:val="clear" w:color="auto" w:fill="FFFFFF"/>
+            <w:tcMar>
+              <w:top w:w="60" w:type="dxa"/>
+              <w:bottom w:w="60" w:type="dxa"/>
+              <w:left w:w="100" w:type="dxa"/>
+              <w:right w:w="100" w:type="dxa"/>
+            </w:tcMar>
+          </w:tcPr>
+          <w:p>
+            <w:pPr>
+              <w:spacing w:before="0" w:after="0"/>
+            </w:pPr>
+            <w:r/>
+            <w:r>
+              <w:rPr>
+                <w:color w:val="3C4752"/>
+                <w:sz w:val="19"/>
+              </w:rPr>
+              <w:t xml:space="preserve">13.40</w:t>
+            </w:r>
+          </w:p>
+        </w:tc>
+        <w:tc>
+          <w:tcPr>
+            <w:tcW w:type="dxa" w:w="6912"/>
+            <w:shd w:val="clear" w:color="auto" w:fill="FFFFFF"/>
+            <w:tcMar>
+              <w:top w:w="60" w:type="dxa"/>
+              <w:bottom w:w="60" w:type="dxa"/>
+              <w:left w:w="100" w:type="dxa"/>
+              <w:right w:w="100" w:type="dxa"/>
+            </w:tcMar>
+          </w:tcPr>
+          <w:p>
+            <w:pPr>
+              <w:spacing w:before="0" w:after="0"/>
+            </w:pPr>
+            <w:r/>
+            <w:r>
+              <w:rPr>
+                <w:color w:val="3C4752"/>
+                <w:sz w:val="19"/>
+              </w:rPr>
+              <w:t xml:space="preserve">An authorization matrix (ADR-059). A test reads every route from the schema and checks who each one lets in: signed-out callers, strangers to an organisation, non-operators and each operator tier, and partner keys. It found no defect in the current code and covers each new route the day it is added. It guards the doors, not whose record a permitted caller can reach.</w:t>
+            </w:r>
+          </w:p>
+        </w:tc>
+        <w:tc>
+          <w:tcPr>
+            <w:tcW w:type="dxa" w:w="1296"/>
+            <w:shd w:val="clear" w:color="auto" w:fill="FFFFFF"/>
+            <w:tcMar>
+              <w:top w:w="60" w:type="dxa"/>
+              <w:bottom w:w="60" w:type="dxa"/>
+              <w:left w:w="100" w:type="dxa"/>
+              <w:right w:w="100" w:type="dxa"/>
+            </w:tcMar>
+          </w:tcPr>
+          <w:p>
+            <w:pPr>
+              <w:spacing w:before="0" w:after="0"/>
+            </w:pPr>
+            <w:r/>
+            <w:r>
+              <w:rPr>
+                <w:color w:val="3C4752"/>
+                <w:sz w:val="19"/>
+              </w:rPr>
+              <w:t xml:space="preserve">Sprint 49</w:t>
+            </w:r>
+          </w:p>
+        </w:tc>
+      </w:tr>
     </w:tbl>
     <w:p>
       <w:pPr>
@@ -10507,7 +10917,7 @@
         <w:pStyle w:val="Heading2"/>
       </w:pPr>
       <w:r>
-        <w:t>Status at a Glance — Version 1.8 (2026-10-04)</w:t>
+        <w:t>Status at a Glance — Version 1.9 (2026-10-05)</w:t>
       </w:r>
     </w:p>
     <w:p>
@@ -13538,25 +13948,25 @@
         <w:tc>
           <w:tcPr>
             <w:tcW w:type="dxa" w:w="1250"/>
-            <w:shd w:val="clear" w:color="auto" w:fill="F2F4F6"/>
-            <w:tcMar>
-              <w:top w:w="60" w:type="dxa"/>
-              <w:bottom w:w="60" w:type="dxa"/>
-              <w:left w:w="100" w:type="dxa"/>
-              <w:right w:w="100" w:type="dxa"/>
-            </w:tcMar>
-          </w:tcPr>
-          <w:p>
-            <w:pPr>
-              <w:spacing w:before="0" w:after="0"/>
-            </w:pPr>
-            <w:r/>
-            <w:r>
-              <w:rPr>
-                <w:color w:val="3C4752"/>
-                <w:sz w:val="19"/>
-              </w:rPr>
-              <w:t xml:space="preserve">To do — Now</w:t>
+            <w:shd w:val="clear" w:color="auto" w:fill="E3F2E6"/>
+            <w:tcMar>
+              <w:top w:w="60" w:type="dxa"/>
+              <w:bottom w:w="60" w:type="dxa"/>
+              <w:left w:w="100" w:type="dxa"/>
+              <w:right w:w="100" w:type="dxa"/>
+            </w:tcMar>
+          </w:tcPr>
+          <w:p>
+            <w:pPr>
+              <w:spacing w:before="0" w:after="0"/>
+            </w:pPr>
+            <w:r/>
+            <w:r>
+              <w:rPr>
+                <w:color w:val="3C4752"/>
+                <w:sz w:val="19"/>
+              </w:rPr>
+              <w:t xml:space="preserve">Done</w:t>
             </w:r>
           </w:p>
         </w:tc>
@@ -13581,7 +13991,7 @@
                 <w:color w:val="3C4752"/>
                 <w:sz w:val="19"/>
               </w:rPr>
-              <w:t xml:space="preserve">Needs a ranking not a threshold, and a minimum cell size so a small district's counts identify nobody.</w:t>
+              <w:t xml:space="preserve">Sprint 49 (ADR-057). Ranked by shortfall; counts under five are never shown.</w:t>
             </w:r>
           </w:p>
         </w:tc>
@@ -18318,9 +18728,9 @@
       <w:r>
         <w:rPr>
           <w:b/>
-          <w:color w:val="B02A2A"/>
+          <w:color w:val="3C4752"/>
         </w:rPr>
-        <w:t xml:space="preserve">[NOW]  </w:t>
+        <w:t xml:space="preserve">[DONE]  </w:t>
       </w:r>
       <w:r>
         <w:t>A district skill-gap view.</w:t>
@@ -18362,7 +18772,7 @@
           <w:color w:val="3C4752"/>
           <w:sz w:val="18"/>
         </w:rPr>
-        <w:t>To be taken up. Scope to be confirmed with the Product Owner before a sprint is planned.</w:t>
+        <w:t>Built in Sprint 49 (ADR-057, no migration). Operator-only, beside the programme report. Every standard an open vacancy in the district requires is listed and ranked by shortfall, with no threshold deciding what appears. A supply of one to four residents is never shown, and the shortfall beside it is computed against the largest hidden value and marked as a minimum, so the demand cannot be used to subtract the count back out. Measured on a synthetic marketplace of fifty thousand candidates: about fifty milliseconds a district. Not done: the existing per-district programme enrolment still shows exact counts, including cells under five, and should adopt the same rule.</w:t>
       </w:r>
     </w:p>
     <w:p>
@@ -20491,7 +20901,7 @@
     <w:p>
       <w:pPr/>
       <w:r>
-        <w:t xml:space="preserve">A record of what the sprints since version 1.1 delivered, followed by a proposal for the next one. Sprints 41 to 47 are merged into main (pull requests #17 to #24). Sprint 48 is on its own branch and not yet committed.</w:t>
+        <w:t xml:space="preserve">A record of what the sprints since version 1.1 delivered, followed by a proposal for the next one. Sprints 41 to 48 are merged into main (pull requests #17 to #25). Sprint 49 is on its own branch and not yet committed.</w:t>
       </w:r>
     </w:p>
     <w:tbl>
@@ -21436,6 +21846,58 @@
                 <w:sz w:val="19"/>
               </w:rPr>
               <w:t xml:space="preserve">The personal-data export shows what erasure deletes, with a guard for the next table (ADR-055), and dependency maintenance follow-ups.</w:t>
+            </w:r>
+          </w:p>
+        </w:tc>
+      </w:tr>
+      <w:tr>
+        <w:tc>
+          <w:tcPr>
+            <w:tcW w:type="dxa" w:w="1200"/>
+            <w:shd w:val="clear" w:color="auto" w:fill="FFFFFF"/>
+            <w:tcMar>
+              <w:top w:w="60" w:type="dxa"/>
+              <w:bottom w:w="60" w:type="dxa"/>
+              <w:left w:w="100" w:type="dxa"/>
+              <w:right w:w="100" w:type="dxa"/>
+            </w:tcMar>
+          </w:tcPr>
+          <w:p>
+            <w:pPr>
+              <w:spacing w:before="0" w:after="0"/>
+            </w:pPr>
+            <w:r/>
+            <w:r>
+              <w:rPr>
+                <w:color w:val="3C4752"/>
+                <w:sz w:val="19"/>
+              </w:rPr>
+              <w:t xml:space="preserve">49</w:t>
+            </w:r>
+          </w:p>
+        </w:tc>
+        <w:tc>
+          <w:tcPr>
+            <w:tcW w:type="dxa" w:w="7728"/>
+            <w:shd w:val="clear" w:color="auto" w:fill="FFFFFF"/>
+            <w:tcMar>
+              <w:top w:w="60" w:type="dxa"/>
+              <w:bottom w:w="60" w:type="dxa"/>
+              <w:left w:w="100" w:type="dxa"/>
+              <w:right w:w="100" w:type="dxa"/>
+            </w:tcMar>
+          </w:tcPr>
+          <w:p>
+            <w:pPr>
+              <w:spacing w:before="0" w:after="0"/>
+            </w:pPr>
+            <w:r/>
+            <w:r>
+              <w:rPr>
+                <w:color w:val="3C4752"/>
+                <w:sz w:val="19"/>
+              </w:rPr>
+              <w:t xml:space="preserve">Matching at volume (ADR-056): a scale harness, and retrieval that ranks before it caps. The district skill-gap view (ADR-057), a retention limit on notifications (ADR-058) and an authorization matrix (ADR-059).</w:t>
             </w:r>
           </w:p>
         </w:tc>
@@ -21735,7 +22197,7 @@
                 <w:color w:val="3C4752"/>
                 <w:sz w:val="19"/>
               </w:rPr>
-              <w:t xml:space="preserve">BL-12.7 District skill-gap view</w:t>
+              <w:t xml:space="preserve">BL-12.16 Retrieval size (owner decision)</w:t>
             </w:r>
           </w:p>
         </w:tc>
@@ -21760,7 +22222,7 @@
                 <w:color w:val="3C4752"/>
                 <w:sz w:val="19"/>
               </w:rPr>
-              <w:t xml:space="preserve">Rank by shortfall rather than a threshold, and suppress counts below a minimum cell size so a small district identifies nobody; only nine districts have both candidates and vacancies in the development data.</w:t>
+              <w:t xml:space="preserve">The default of 500 candidates or vacancies kept per retrieval misses the 300 ms employer-shortlist target at fifty thousand candidates (95th percentile 569 ms); 150 meets it (273 ms) with the same recall on the benchmark. The benchmark data is synthetic and more skewed than real data will be, so this is a choice to make, not a conclusion.</w:t>
             </w:r>
           </w:p>
         </w:tc>

--- a/docs/IISM-Product-Backlog.docx
+++ b/docs/IISM-Product-Backlog.docx
@@ -61,7 +61,7 @@
           <w:color w:val="3C4752"/>
           <w:sz w:val="24"/>
         </w:rPr>
-        <w:t>Document Version 1.9</w:t>
+        <w:t>Document Version 1.10</w:t>
       </w:r>
     </w:p>
     <w:p>
@@ -196,7 +196,7 @@
                 <w:color w:val="3C4752"/>
                 <w:sz w:val="19"/>
               </w:rPr>
-              <w:t>1.9</w:t>
+              <w:t>1.10</w:t>
             </w:r>
           </w:p>
         </w:tc>
@@ -1641,6 +1641,108 @@
           </w:p>
         </w:tc>
       </w:tr>
+      <w:tr>
+        <w:tc>
+          <w:tcPr>
+            <w:tcW w:type="dxa" w:w="1152"/>
+            <w:shd w:val="clear" w:color="auto" w:fill="FFFFFF"/>
+            <w:tcMar>
+              <w:top w:w="60" w:type="dxa"/>
+              <w:bottom w:w="60" w:type="dxa"/>
+              <w:left w:w="100" w:type="dxa"/>
+              <w:right w:w="100" w:type="dxa"/>
+            </w:tcMar>
+          </w:tcPr>
+          <w:p>
+            <w:pPr>
+              <w:spacing w:before="0" w:after="0"/>
+            </w:pPr>
+            <w:r/>
+            <w:r>
+              <w:rPr>
+                <w:color w:val="3C4752"/>
+                <w:sz w:val="19"/>
+              </w:rPr>
+              <w:t xml:space="preserve">1.10</w:t>
+            </w:r>
+          </w:p>
+        </w:tc>
+        <w:tc>
+          <w:tcPr>
+            <w:tcW w:type="dxa" w:w="1296"/>
+            <w:shd w:val="clear" w:color="auto" w:fill="FFFFFF"/>
+            <w:tcMar>
+              <w:top w:w="60" w:type="dxa"/>
+              <w:bottom w:w="60" w:type="dxa"/>
+              <w:left w:w="100" w:type="dxa"/>
+              <w:right w:w="100" w:type="dxa"/>
+            </w:tcMar>
+          </w:tcPr>
+          <w:p>
+            <w:pPr>
+              <w:spacing w:before="0" w:after="0"/>
+            </w:pPr>
+            <w:r/>
+            <w:r>
+              <w:rPr>
+                <w:color w:val="3C4752"/>
+                <w:sz w:val="19"/>
+              </w:rPr>
+              <w:t xml:space="preserve">2026-10-05</w:t>
+            </w:r>
+          </w:p>
+        </w:tc>
+        <w:tc>
+          <w:tcPr>
+            <w:tcW w:type="dxa" w:w="2592"/>
+            <w:shd w:val="clear" w:color="auto" w:fill="FFFFFF"/>
+            <w:tcMar>
+              <w:top w:w="60" w:type="dxa"/>
+              <w:bottom w:w="60" w:type="dxa"/>
+              <w:left w:w="100" w:type="dxa"/>
+              <w:right w:w="100" w:type="dxa"/>
+            </w:tcMar>
+          </w:tcPr>
+          <w:p>
+            <w:pPr>
+              <w:spacing w:before="0" w:after="0"/>
+            </w:pPr>
+            <w:r/>
+            <w:r>
+              <w:rPr>
+                <w:color w:val="3C4752"/>
+                <w:sz w:val="19"/>
+              </w:rPr>
+              <w:t xml:space="preserve">Product &amp; Engineering</w:t>
+            </w:r>
+          </w:p>
+        </w:tc>
+        <w:tc>
+          <w:tcPr>
+            <w:tcW w:type="dxa" w:w="3600"/>
+            <w:shd w:val="clear" w:color="auto" w:fill="FFFFFF"/>
+            <w:tcMar>
+              <w:top w:w="60" w:type="dxa"/>
+              <w:bottom w:w="60" w:type="dxa"/>
+              <w:left w:w="100" w:type="dxa"/>
+              <w:right w:w="100" w:type="dxa"/>
+            </w:tcMar>
+          </w:tcPr>
+          <w:p>
+            <w:pPr>
+              <w:spacing w:before="0" w:after="0"/>
+            </w:pPr>
+            <w:r/>
+            <w:r>
+              <w:rPr>
+                <w:color w:val="3C4752"/>
+                <w:sz w:val="19"/>
+              </w:rPr>
+              <w:t xml:space="preserve">Brought up to date through Sprint 50: Epic 13 gains five stories; BL-12.7's note updated; section 4.4 updated and Sprint 49 recorded as merged.</w:t>
+            </w:r>
+          </w:p>
+        </w:tc>
+      </w:tr>
     </w:tbl>
     <w:p>
       <w:pPr>
@@ -2430,7 +2532,7 @@
           <w:b w:val="0"/>
           <w:i w:val="0"/>
         </w:rPr>
-        <w:t>Thirteen epics and ninety-one stories, delivered from the walking skeleton through matching at volume (Sprint 49). Epics 1 to 12 are grouped by theme, with the sprint each story shipped in named alongside it. Epic 13 collects everything delivered since version 1.1, in sprint order, because the later work cuts across the themes above.</w:t>
+        <w:t>Thirteen epics and ninety-six stories, delivered from the walking skeleton through scaling the rest of the product (Sprint 50). Epics 1 to 12 are grouped by theme, with the sprint each story shipped in named alongside it. Epic 13 collects everything delivered since version 1.1, in sprint order, because the later work cuts across the themes above.</w:t>
       </w:r>
     </w:p>
     <w:p>
@@ -7702,7 +7804,7 @@
         <w:pStyle w:val="Heading2"/>
       </w:pPr>
       <w:r>
-        <w:t>Epic 13 — Delivered Since Version 1.1 (Sprints 33–49)</w:t>
+        <w:t>Epic 13 — Delivered Since Version 1.1 (Sprints 33–50)</w:t>
       </w:r>
     </w:p>
     <w:p>
@@ -10878,6 +10980,391 @@
           </w:p>
         </w:tc>
       </w:tr>
+      <w:tr>
+        <w:tc>
+          <w:tcPr>
+            <w:tcW w:type="dxa" w:w="720"/>
+            <w:shd w:val="clear" w:color="auto" w:fill="F2F4F6"/>
+            <w:tcMar>
+              <w:top w:w="60" w:type="dxa"/>
+              <w:bottom w:w="60" w:type="dxa"/>
+              <w:left w:w="100" w:type="dxa"/>
+              <w:right w:w="100" w:type="dxa"/>
+            </w:tcMar>
+          </w:tcPr>
+          <w:p>
+            <w:pPr>
+              <w:spacing w:before="0" w:after="0"/>
+            </w:pPr>
+            <w:r/>
+            <w:r>
+              <w:rPr>
+                <w:color w:val="3C4752"/>
+                <w:sz w:val="19"/>
+              </w:rPr>
+              <w:t xml:space="preserve">13.41</w:t>
+            </w:r>
+          </w:p>
+        </w:tc>
+        <w:tc>
+          <w:tcPr>
+            <w:tcW w:type="dxa" w:w="6912"/>
+            <w:shd w:val="clear" w:color="auto" w:fill="F2F4F6"/>
+            <w:tcMar>
+              <w:top w:w="60" w:type="dxa"/>
+              <w:bottom w:w="60" w:type="dxa"/>
+              <w:left w:w="100" w:type="dxa"/>
+              <w:right w:w="100" w:type="dxa"/>
+            </w:tcMar>
+          </w:tcPr>
+          <w:p>
+            <w:pPr>
+              <w:spacing w:before="0" w:after="0"/>
+            </w:pPr>
+            <w:r/>
+            <w:r>
+              <w:rPr>
+                <w:color w:val="3C4752"/>
+                <w:sz w:val="19"/>
+              </w:rPr>
+              <w:t xml:space="preserve">The scale harness grows (ADR-060). Seeding can add candidates with no declared standard, a large programme enrolment, thousands of applicants to one vacancy and half a million pending notifications, and the benchmark times each path the product runs on them. The default dataset is unchanged, so earlier measurements still compare.</w:t>
+            </w:r>
+          </w:p>
+        </w:tc>
+        <w:tc>
+          <w:tcPr>
+            <w:tcW w:type="dxa" w:w="1296"/>
+            <w:shd w:val="clear" w:color="auto" w:fill="F2F4F6"/>
+            <w:tcMar>
+              <w:top w:w="60" w:type="dxa"/>
+              <w:bottom w:w="60" w:type="dxa"/>
+              <w:left w:w="100" w:type="dxa"/>
+              <w:right w:w="100" w:type="dxa"/>
+            </w:tcMar>
+          </w:tcPr>
+          <w:p>
+            <w:pPr>
+              <w:spacing w:before="0" w:after="0"/>
+            </w:pPr>
+            <w:r/>
+            <w:r>
+              <w:rPr>
+                <w:color w:val="3C4752"/>
+                <w:sz w:val="19"/>
+              </w:rPr>
+              <w:t xml:space="preserve">Sprint 50</w:t>
+            </w:r>
+          </w:p>
+        </w:tc>
+      </w:tr>
+      <w:tr>
+        <w:tc>
+          <w:tcPr>
+            <w:tcW w:type="dxa" w:w="720"/>
+            <w:shd w:val="clear" w:color="auto" w:fill="FFFFFF"/>
+            <w:tcMar>
+              <w:top w:w="60" w:type="dxa"/>
+              <w:bottom w:w="60" w:type="dxa"/>
+              <w:left w:w="100" w:type="dxa"/>
+              <w:right w:w="100" w:type="dxa"/>
+            </w:tcMar>
+          </w:tcPr>
+          <w:p>
+            <w:pPr>
+              <w:spacing w:before="0" w:after="0"/>
+            </w:pPr>
+            <w:r/>
+            <w:r>
+              <w:rPr>
+                <w:color w:val="3C4752"/>
+                <w:sz w:val="19"/>
+              </w:rPr>
+              <w:t xml:space="preserve">13.42</w:t>
+            </w:r>
+          </w:p>
+        </w:tc>
+        <w:tc>
+          <w:tcPr>
+            <w:tcW w:type="dxa" w:w="6912"/>
+            <w:shd w:val="clear" w:color="auto" w:fill="FFFFFF"/>
+            <w:tcMar>
+              <w:top w:w="60" w:type="dxa"/>
+              <w:bottom w:w="60" w:type="dxa"/>
+              <w:left w:w="100" w:type="dxa"/>
+              <w:right w:w="100" w:type="dxa"/>
+            </w:tcMar>
+          </w:tcPr>
+          <w:p>
+            <w:pPr>
+              <w:spacing w:before="0" w:after="0"/>
+            </w:pPr>
+            <w:r/>
+            <w:r>
+              <w:rPr>
+                <w:color w:val="3C4752"/>
+                <w:sz w:val="19"/>
+              </w:rPr>
+              <w:t xml:space="preserve">The programme report asks one question of many people (ADR-060). It used to run the full matching once for every enrolled candidate: 133 ms each, so about twenty-two minutes for ten thousand, and a failure past thirty-two thousand. It now scores only the candidate-and-vacancy pairs that can reach the threshold, and gives the same answer as before, which a test checks against the old loop. Ten thousand enrolled takes about eighteen seconds.</w:t>
+            </w:r>
+          </w:p>
+        </w:tc>
+        <w:tc>
+          <w:tcPr>
+            <w:tcW w:type="dxa" w:w="1296"/>
+            <w:shd w:val="clear" w:color="auto" w:fill="FFFFFF"/>
+            <w:tcMar>
+              <w:top w:w="60" w:type="dxa"/>
+              <w:bottom w:w="60" w:type="dxa"/>
+              <w:left w:w="100" w:type="dxa"/>
+              <w:right w:w="100" w:type="dxa"/>
+            </w:tcMar>
+          </w:tcPr>
+          <w:p>
+            <w:pPr>
+              <w:spacing w:before="0" w:after="0"/>
+            </w:pPr>
+            <w:r/>
+            <w:r>
+              <w:rPr>
+                <w:color w:val="3C4752"/>
+                <w:sz w:val="19"/>
+              </w:rPr>
+              <w:t xml:space="preserve">Sprint 50</w:t>
+            </w:r>
+          </w:p>
+        </w:tc>
+      </w:tr>
+      <w:tr>
+        <w:tc>
+          <w:tcPr>
+            <w:tcW w:type="dxa" w:w="720"/>
+            <w:shd w:val="clear" w:color="auto" w:fill="F2F4F6"/>
+            <w:tcMar>
+              <w:top w:w="60" w:type="dxa"/>
+              <w:bottom w:w="60" w:type="dxa"/>
+              <w:left w:w="100" w:type="dxa"/>
+              <w:right w:w="100" w:type="dxa"/>
+            </w:tcMar>
+          </w:tcPr>
+          <w:p>
+            <w:pPr>
+              <w:spacing w:before="0" w:after="0"/>
+            </w:pPr>
+            <w:r/>
+            <w:r>
+              <w:rPr>
+                <w:color w:val="3C4752"/>
+                <w:sz w:val="19"/>
+              </w:rPr>
+              <w:t xml:space="preserve">13.43</w:t>
+            </w:r>
+          </w:p>
+        </w:tc>
+        <w:tc>
+          <w:tcPr>
+            <w:tcW w:type="dxa" w:w="6912"/>
+            <w:shd w:val="clear" w:color="auto" w:fill="F2F4F6"/>
+            <w:tcMar>
+              <w:top w:w="60" w:type="dxa"/>
+              <w:bottom w:w="60" w:type="dxa"/>
+              <w:left w:w="100" w:type="dxa"/>
+              <w:right w:w="100" w:type="dxa"/>
+            </w:tcMar>
+          </w:tcPr>
+          <w:p>
+            <w:pPr>
+              <w:spacing w:before="0" w:after="0"/>
+            </w:pPr>
+            <w:r/>
+            <w:r>
+              <w:rPr>
+                <w:color w:val="3C4752"/>
+                <w:sz w:val="19"/>
+              </w:rPr>
+              <w:t xml:space="preserve">The employer overview is counted in the database (ADR-060). The ready and nearly-ready counts were read off a full scoring of every candidate sharing a standard with every vacancy: twenty seconds for an employer with fifty-four vacancies at fifty thousand candidates. They are now counted directly, in about two and a half seconds, and are true totals rather than counts over the first five hundred. A shortlist click on the inbox scores the one applicant it changed instead of all of them.</w:t>
+            </w:r>
+          </w:p>
+        </w:tc>
+        <w:tc>
+          <w:tcPr>
+            <w:tcW w:type="dxa" w:w="1296"/>
+            <w:shd w:val="clear" w:color="auto" w:fill="F2F4F6"/>
+            <w:tcMar>
+              <w:top w:w="60" w:type="dxa"/>
+              <w:bottom w:w="60" w:type="dxa"/>
+              <w:left w:w="100" w:type="dxa"/>
+              <w:right w:w="100" w:type="dxa"/>
+            </w:tcMar>
+          </w:tcPr>
+          <w:p>
+            <w:pPr>
+              <w:spacing w:before="0" w:after="0"/>
+            </w:pPr>
+            <w:r/>
+            <w:r>
+              <w:rPr>
+                <w:color w:val="3C4752"/>
+                <w:sz w:val="19"/>
+              </w:rPr>
+              <w:t xml:space="preserve">Sprint 50</w:t>
+            </w:r>
+          </w:p>
+        </w:tc>
+      </w:tr>
+      <w:tr>
+        <w:tc>
+          <w:tcPr>
+            <w:tcW w:type="dxa" w:w="720"/>
+            <w:shd w:val="clear" w:color="auto" w:fill="FFFFFF"/>
+            <w:tcMar>
+              <w:top w:w="60" w:type="dxa"/>
+              <w:bottom w:w="60" w:type="dxa"/>
+              <w:left w:w="100" w:type="dxa"/>
+              <w:right w:w="100" w:type="dxa"/>
+            </w:tcMar>
+          </w:tcPr>
+          <w:p>
+            <w:pPr>
+              <w:spacing w:before="0" w:after="0"/>
+            </w:pPr>
+            <w:r/>
+            <w:r>
+              <w:rPr>
+                <w:color w:val="3C4752"/>
+                <w:sz w:val="19"/>
+              </w:rPr>
+              <w:t xml:space="preserve">13.44</w:t>
+            </w:r>
+          </w:p>
+        </w:tc>
+        <w:tc>
+          <w:tcPr>
+            <w:tcW w:type="dxa" w:w="6912"/>
+            <w:shd w:val="clear" w:color="auto" w:fill="FFFFFF"/>
+            <w:tcMar>
+              <w:top w:w="60" w:type="dxa"/>
+              <w:bottom w:w="60" w:type="dxa"/>
+              <w:left w:w="100" w:type="dxa"/>
+              <w:right w:w="100" w:type="dxa"/>
+            </w:tcMar>
+          </w:tcPr>
+          <w:p>
+            <w:pPr>
+              <w:spacing w:before="0" w:after="0"/>
+            </w:pPr>
+            <w:r/>
+            <w:r>
+              <w:rPr>
+                <w:color w:val="3C4752"/>
+                <w:sz w:val="19"/>
+              </w:rPr>
+              <w:t xml:space="preserve">Background work cannot stall (ADR-060). The embedding sweeps picked the same rows first on every run, so a hundred profiles with nothing to embed stopped everyone behind them ever being processed; they now take the row looked at longest ago first and note what they could not do. The notification drain no longer walks the whole backlog of in-app notices to find email, and the alert sweep takes thirty vacancies a run instead of ten.</w:t>
+            </w:r>
+          </w:p>
+        </w:tc>
+        <w:tc>
+          <w:tcPr>
+            <w:tcW w:type="dxa" w:w="1296"/>
+            <w:shd w:val="clear" w:color="auto" w:fill="FFFFFF"/>
+            <w:tcMar>
+              <w:top w:w="60" w:type="dxa"/>
+              <w:bottom w:w="60" w:type="dxa"/>
+              <w:left w:w="100" w:type="dxa"/>
+              <w:right w:w="100" w:type="dxa"/>
+            </w:tcMar>
+          </w:tcPr>
+          <w:p>
+            <w:pPr>
+              <w:spacing w:before="0" w:after="0"/>
+            </w:pPr>
+            <w:r/>
+            <w:r>
+              <w:rPr>
+                <w:color w:val="3C4752"/>
+                <w:sz w:val="19"/>
+              </w:rPr>
+              <w:t xml:space="preserve">Sprint 50</w:t>
+            </w:r>
+          </w:p>
+        </w:tc>
+      </w:tr>
+      <w:tr>
+        <w:tc>
+          <w:tcPr>
+            <w:tcW w:type="dxa" w:w="720"/>
+            <w:shd w:val="clear" w:color="auto" w:fill="F2F4F6"/>
+            <w:tcMar>
+              <w:top w:w="60" w:type="dxa"/>
+              <w:bottom w:w="60" w:type="dxa"/>
+              <w:left w:w="100" w:type="dxa"/>
+              <w:right w:w="100" w:type="dxa"/>
+            </w:tcMar>
+          </w:tcPr>
+          <w:p>
+            <w:pPr>
+              <w:spacing w:before="0" w:after="0"/>
+            </w:pPr>
+            <w:r/>
+            <w:r>
+              <w:rPr>
+                <w:color w:val="3C4752"/>
+                <w:sz w:val="19"/>
+              </w:rPr>
+              <w:t xml:space="preserve">13.45</w:t>
+            </w:r>
+          </w:p>
+        </w:tc>
+        <w:tc>
+          <w:tcPr>
+            <w:tcW w:type="dxa" w:w="6912"/>
+            <w:shd w:val="clear" w:color="auto" w:fill="F2F4F6"/>
+            <w:tcMar>
+              <w:top w:w="60" w:type="dxa"/>
+              <w:bottom w:w="60" w:type="dxa"/>
+              <w:left w:w="100" w:type="dxa"/>
+              <w:right w:w="100" w:type="dxa"/>
+            </w:tcMar>
+          </w:tcPr>
+          <w:p>
+            <w:pPr>
+              <w:spacing w:before="0" w:after="0"/>
+            </w:pPr>
+            <w:r/>
+            <w:r>
+              <w:rPr>
+                <w:color w:val="3C4752"/>
+                <w:sz w:val="19"/>
+              </w:rPr>
+              <w:t xml:space="preserve">Programme enrolment by district hides small counts (ADR-057, ADR-060). A district with one to four enrolled shows as fewer than five, and districts are ranked on what is shown, so the order tells the reader no more than the figures. This closes the follow-up recorded when the district skill-gap view shipped.</w:t>
+            </w:r>
+          </w:p>
+        </w:tc>
+        <w:tc>
+          <w:tcPr>
+            <w:tcW w:type="dxa" w:w="1296"/>
+            <w:shd w:val="clear" w:color="auto" w:fill="F2F4F6"/>
+            <w:tcMar>
+              <w:top w:w="60" w:type="dxa"/>
+              <w:bottom w:w="60" w:type="dxa"/>
+              <w:left w:w="100" w:type="dxa"/>
+              <w:right w:w="100" w:type="dxa"/>
+            </w:tcMar>
+          </w:tcPr>
+          <w:p>
+            <w:pPr>
+              <w:spacing w:before="0" w:after="0"/>
+            </w:pPr>
+            <w:r/>
+            <w:r>
+              <w:rPr>
+                <w:color w:val="3C4752"/>
+                <w:sz w:val="19"/>
+              </w:rPr>
+              <w:t xml:space="preserve">Sprint 50</w:t>
+            </w:r>
+          </w:p>
+        </w:tc>
+      </w:tr>
     </w:tbl>
     <w:p>
       <w:pPr>
@@ -10917,7 +11404,7 @@
         <w:pStyle w:val="Heading2"/>
       </w:pPr>
       <w:r>
-        <w:t>Status at a Glance — Version 1.9 (2026-10-05)</w:t>
+        <w:t>Status at a Glance — Version 1.10 (2026-10-05)</w:t>
       </w:r>
     </w:p>
     <w:p>
@@ -18772,7 +19259,7 @@
           <w:color w:val="3C4752"/>
           <w:sz w:val="18"/>
         </w:rPr>
-        <w:t>Built in Sprint 49 (ADR-057, no migration). Operator-only, beside the programme report. Every standard an open vacancy in the district requires is listed and ranked by shortfall, with no threshold deciding what appears. A supply of one to four residents is never shown, and the shortfall beside it is computed against the largest hidden value and marked as a minimum, so the demand cannot be used to subtract the count back out. Measured on a synthetic marketplace of fifty thousand candidates: about fifty milliseconds a district. Not done: the existing per-district programme enrolment still shows exact counts, including cells under five, and should adopt the same rule.</w:t>
+        <w:t>Built in Sprint 49 (ADR-057, no migration). Operator-only, beside the programme report. Every standard an open vacancy in the district requires is listed and ranked by shortfall, with no threshold deciding what appears. A supply of one to four residents is never shown, and the shortfall beside it is computed against the largest hidden value and marked as a minimum, so the demand cannot be used to subtract the count back out. Measured on a synthetic marketplace of fifty thousand candidates: about fifty milliseconds a district. In Sprint 50 the existing per-district programme enrolment adopted the same rule.</w:t>
       </w:r>
     </w:p>
     <w:p>
@@ -20901,7 +21388,7 @@
     <w:p>
       <w:pPr/>
       <w:r>
-        <w:t xml:space="preserve">A record of what the sprints since version 1.1 delivered, followed by a proposal for the next one. Sprints 41 to 48 are merged into main (pull requests #17 to #25). Sprint 49 is on its own branch and not yet committed.</w:t>
+        <w:t xml:space="preserve">A record of what the sprints since version 1.1 delivered, followed by a proposal for the next one. Sprints 41 to 49 are merged into main (pull requests #17 to #26). Sprint 50 is on its own branch and not yet committed.</w:t>
       </w:r>
     </w:p>
     <w:tbl>
@@ -21898,6 +22385,58 @@
                 <w:sz w:val="19"/>
               </w:rPr>
               <w:t xml:space="preserve">Matching at volume (ADR-056): a scale harness, and retrieval that ranks before it caps. The district skill-gap view (ADR-057), a retention limit on notifications (ADR-058) and an authorization matrix (ADR-059).</w:t>
+            </w:r>
+          </w:p>
+        </w:tc>
+      </w:tr>
+      <w:tr>
+        <w:tc>
+          <w:tcPr>
+            <w:tcW w:type="dxa" w:w="1200"/>
+            <w:shd w:val="clear" w:color="auto" w:fill="F2F4F6"/>
+            <w:tcMar>
+              <w:top w:w="60" w:type="dxa"/>
+              <w:bottom w:w="60" w:type="dxa"/>
+              <w:left w:w="100" w:type="dxa"/>
+              <w:right w:w="100" w:type="dxa"/>
+            </w:tcMar>
+          </w:tcPr>
+          <w:p>
+            <w:pPr>
+              <w:spacing w:before="0" w:after="0"/>
+            </w:pPr>
+            <w:r/>
+            <w:r>
+              <w:rPr>
+                <w:color w:val="3C4752"/>
+                <w:sz w:val="19"/>
+              </w:rPr>
+              <w:t xml:space="preserve">50</w:t>
+            </w:r>
+          </w:p>
+        </w:tc>
+        <w:tc>
+          <w:tcPr>
+            <w:tcW w:type="dxa" w:w="7728"/>
+            <w:shd w:val="clear" w:color="auto" w:fill="F2F4F6"/>
+            <w:tcMar>
+              <w:top w:w="60" w:type="dxa"/>
+              <w:bottom w:w="60" w:type="dxa"/>
+              <w:left w:w="100" w:type="dxa"/>
+              <w:right w:w="100" w:type="dxa"/>
+            </w:tcMar>
+          </w:tcPr>
+          <w:p>
+            <w:pPr>
+              <w:spacing w:before="0" w:after="0"/>
+            </w:pPr>
+            <w:r/>
+            <w:r>
+              <w:rPr>
+                <w:color w:val="3C4752"/>
+                <w:sz w:val="19"/>
+              </w:rPr>
+              <w:t xml:space="preserve">Scaling the rest of the product (ADR-060): the programme report asks once instead of per candidate, the employer overview is counted in the database, background sweeps cannot stall, the notification drain has an index, and programme enrolment by district hides small counts.</w:t>
             </w:r>
           </w:p>
         </w:tc>
@@ -22197,7 +22736,7 @@
                 <w:color w:val="3C4752"/>
                 <w:sz w:val="19"/>
               </w:rPr>
-              <w:t xml:space="preserve">BL-12.16 Retrieval size (owner decision)</w:t>
+              <w:t xml:space="preserve">BL-12.16 Public search at volume</w:t>
             </w:r>
           </w:p>
         </w:tc>
@@ -22222,7 +22761,7 @@
                 <w:color w:val="3C4752"/>
                 <w:sz w:val="19"/>
               </w:rPr>
-              <w:t xml:space="preserve">The default of 500 candidates or vacancies kept per retrieval misses the 300 ms employer-shortlist target at fifty thousand candidates (95th percentile 569 ms); 150 meets it (273 ms) with the same recall on the benchmark. The benchmark data is synthetic and more skewed than real data will be, so this is a choice to make, not a conclusion.</w:t>
+              <w:t xml:space="preserve">The text search on jobs and courses has no trigram index and has not been measured at five thousand vacancies. Measure first with the benchmark, and fix only if it is slow; the retrieval size stays at 500 by the Product Owner's decision.</w:t>
             </w:r>
           </w:p>
         </w:tc>

--- a/docs/IISM-Product-Backlog.docx
+++ b/docs/IISM-Product-Backlog.docx
@@ -61,7 +61,7 @@
           <w:color w:val="3C4752"/>
           <w:sz w:val="24"/>
         </w:rPr>
-        <w:t>Document Version 1.10</w:t>
+        <w:t>Document Version 1.11</w:t>
       </w:r>
     </w:p>
     <w:p>
@@ -196,7 +196,7 @@
                 <w:color w:val="3C4752"/>
                 <w:sz w:val="19"/>
               </w:rPr>
-              <w:t>1.10</w:t>
+              <w:t>1.11</w:t>
             </w:r>
           </w:p>
         </w:tc>
@@ -1743,6 +1743,108 @@
           </w:p>
         </w:tc>
       </w:tr>
+      <w:tr>
+        <w:tc>
+          <w:tcPr>
+            <w:tcW w:type="dxa" w:w="1152"/>
+            <w:shd w:val="clear" w:color="auto" w:fill="F2F4F6"/>
+            <w:tcMar>
+              <w:top w:w="60" w:type="dxa"/>
+              <w:bottom w:w="60" w:type="dxa"/>
+              <w:left w:w="100" w:type="dxa"/>
+              <w:right w:w="100" w:type="dxa"/>
+            </w:tcMar>
+          </w:tcPr>
+          <w:p>
+            <w:pPr>
+              <w:spacing w:before="0" w:after="0"/>
+            </w:pPr>
+            <w:r/>
+            <w:r>
+              <w:rPr>
+                <w:color w:val="3C4752"/>
+                <w:sz w:val="19"/>
+              </w:rPr>
+              <w:t xml:space="preserve">1.11</w:t>
+            </w:r>
+          </w:p>
+        </w:tc>
+        <w:tc>
+          <w:tcPr>
+            <w:tcW w:type="dxa" w:w="1296"/>
+            <w:shd w:val="clear" w:color="auto" w:fill="F2F4F6"/>
+            <w:tcMar>
+              <w:top w:w="60" w:type="dxa"/>
+              <w:bottom w:w="60" w:type="dxa"/>
+              <w:left w:w="100" w:type="dxa"/>
+              <w:right w:w="100" w:type="dxa"/>
+            </w:tcMar>
+          </w:tcPr>
+          <w:p>
+            <w:pPr>
+              <w:spacing w:before="0" w:after="0"/>
+            </w:pPr>
+            <w:r/>
+            <w:r>
+              <w:rPr>
+                <w:color w:val="3C4752"/>
+                <w:sz w:val="19"/>
+              </w:rPr>
+              <w:t xml:space="preserve">2026-10-05</w:t>
+            </w:r>
+          </w:p>
+        </w:tc>
+        <w:tc>
+          <w:tcPr>
+            <w:tcW w:type="dxa" w:w="2592"/>
+            <w:shd w:val="clear" w:color="auto" w:fill="F2F4F6"/>
+            <w:tcMar>
+              <w:top w:w="60" w:type="dxa"/>
+              <w:bottom w:w="60" w:type="dxa"/>
+              <w:left w:w="100" w:type="dxa"/>
+              <w:right w:w="100" w:type="dxa"/>
+            </w:tcMar>
+          </w:tcPr>
+          <w:p>
+            <w:pPr>
+              <w:spacing w:before="0" w:after="0"/>
+            </w:pPr>
+            <w:r/>
+            <w:r>
+              <w:rPr>
+                <w:color w:val="3C4752"/>
+                <w:sz w:val="19"/>
+              </w:rPr>
+              <w:t xml:space="preserve">Product &amp; Engineering</w:t>
+            </w:r>
+          </w:p>
+        </w:tc>
+        <w:tc>
+          <w:tcPr>
+            <w:tcW w:type="dxa" w:w="3600"/>
+            <w:shd w:val="clear" w:color="auto" w:fill="F2F4F6"/>
+            <w:tcMar>
+              <w:top w:w="60" w:type="dxa"/>
+              <w:bottom w:w="60" w:type="dxa"/>
+              <w:left w:w="100" w:type="dxa"/>
+              <w:right w:w="100" w:type="dxa"/>
+            </w:tcMar>
+          </w:tcPr>
+          <w:p>
+            <w:pPr>
+              <w:spacing w:before="0" w:after="0"/>
+            </w:pPr>
+            <w:r/>
+            <w:r>
+              <w:rPr>
+                <w:color w:val="3C4752"/>
+                <w:sz w:val="19"/>
+              </w:rPr>
+              <w:t xml:space="preserve">Brought up to date through Sprint 50.5: Epic 13 gains two stories (the homepage figures and the demonstration marker); section 4.4 updated, Sprint 50 recorded as merged and the next-sprint proposal replaced.</w:t>
+            </w:r>
+          </w:p>
+        </w:tc>
+      </w:tr>
     </w:tbl>
     <w:p>
       <w:pPr>
@@ -2532,7 +2634,7 @@
           <w:b w:val="0"/>
           <w:i w:val="0"/>
         </w:rPr>
-        <w:t>Thirteen epics and ninety-six stories, delivered from the walking skeleton through scaling the rest of the product (Sprint 50). Epics 1 to 12 are grouped by theme, with the sprint each story shipped in named alongside it. Epic 13 collects everything delivered since version 1.1, in sprint order, because the later work cuts across the themes above.</w:t>
+        <w:t>Thirteen epics and ninety-eight stories, delivered from the walking skeleton through the homepage figures (Sprint 50.5). Epics 1 to 12 are grouped by theme, with the sprint each story shipped in named alongside it. Epic 13 collects everything delivered since version 1.1, in sprint order, because the later work cuts across the themes above.</w:t>
       </w:r>
     </w:p>
     <w:p>
@@ -7804,7 +7906,7 @@
         <w:pStyle w:val="Heading2"/>
       </w:pPr>
       <w:r>
-        <w:t>Epic 13 — Delivered Since Version 1.1 (Sprints 33–50)</w:t>
+        <w:t>Epic 13 — Delivered Since Version 1.1 (Sprints 33–50.5)</w:t>
       </w:r>
     </w:p>
     <w:p>
@@ -11365,6 +11467,160 @@
           </w:p>
         </w:tc>
       </w:tr>
+      <w:tr>
+        <w:tc>
+          <w:tcPr>
+            <w:tcW w:type="dxa" w:w="720"/>
+            <w:shd w:val="clear" w:color="auto" w:fill="FFFFFF"/>
+            <w:tcMar>
+              <w:top w:w="60" w:type="dxa"/>
+              <w:bottom w:w="60" w:type="dxa"/>
+              <w:left w:w="100" w:type="dxa"/>
+              <w:right w:w="100" w:type="dxa"/>
+            </w:tcMar>
+          </w:tcPr>
+          <w:p>
+            <w:pPr>
+              <w:spacing w:before="0" w:after="0"/>
+            </w:pPr>
+            <w:r/>
+            <w:r>
+              <w:rPr>
+                <w:color w:val="3C4752"/>
+                <w:sz w:val="19"/>
+              </w:rPr>
+              <w:t xml:space="preserve">13.46</w:t>
+            </w:r>
+          </w:p>
+        </w:tc>
+        <w:tc>
+          <w:tcPr>
+            <w:tcW w:type="dxa" w:w="6912"/>
+            <w:shd w:val="clear" w:color="auto" w:fill="FFFFFF"/>
+            <w:tcMar>
+              <w:top w:w="60" w:type="dxa"/>
+              <w:bottom w:w="60" w:type="dxa"/>
+              <w:left w:w="100" w:type="dxa"/>
+              <w:right w:w="100" w:type="dxa"/>
+            </w:tcMar>
+          </w:tcPr>
+          <w:p>
+            <w:pPr>
+              <w:spacing w:before="0" w:after="0"/>
+            </w:pPr>
+            <w:r/>
+            <w:r>
+              <w:rPr>
+                <w:color w:val="3C4752"/>
+                <w:sz w:val="19"/>
+              </w:rPr>
+              <w:t xml:space="preserve">The homepage shows who is here and what has been done (ADR-061). Job seekers, employers, training providers, applications, hires and districts with an open vacancy, each counted live and defined where it is computed. A job seeker is a profile that has declared at least one standard, so a visit alone cannot inflate it; where a broader figure differs, the narrower one is named underneath. A true zero is shown as zero and a small number is shown, as the Product Owner decided.</w:t>
+            </w:r>
+          </w:p>
+        </w:tc>
+        <w:tc>
+          <w:tcPr>
+            <w:tcW w:type="dxa" w:w="1296"/>
+            <w:shd w:val="clear" w:color="auto" w:fill="FFFFFF"/>
+            <w:tcMar>
+              <w:top w:w="60" w:type="dxa"/>
+              <w:bottom w:w="60" w:type="dxa"/>
+              <w:left w:w="100" w:type="dxa"/>
+              <w:right w:w="100" w:type="dxa"/>
+            </w:tcMar>
+          </w:tcPr>
+          <w:p>
+            <w:pPr>
+              <w:spacing w:before="0" w:after="0"/>
+            </w:pPr>
+            <w:r/>
+            <w:r>
+              <w:rPr>
+                <w:color w:val="3C4752"/>
+                <w:sz w:val="19"/>
+              </w:rPr>
+              <w:t xml:space="preserve">Sprint 50.5</w:t>
+            </w:r>
+          </w:p>
+        </w:tc>
+      </w:tr>
+      <w:tr>
+        <w:tc>
+          <w:tcPr>
+            <w:tcW w:type="dxa" w:w="720"/>
+            <w:shd w:val="clear" w:color="auto" w:fill="F2F4F6"/>
+            <w:tcMar>
+              <w:top w:w="60" w:type="dxa"/>
+              <w:bottom w:w="60" w:type="dxa"/>
+              <w:left w:w="100" w:type="dxa"/>
+              <w:right w:w="100" w:type="dxa"/>
+            </w:tcMar>
+          </w:tcPr>
+          <w:p>
+            <w:pPr>
+              <w:spacing w:before="0" w:after="0"/>
+            </w:pPr>
+            <w:r/>
+            <w:r>
+              <w:rPr>
+                <w:color w:val="3C4752"/>
+                <w:sz w:val="19"/>
+              </w:rPr>
+              <w:t xml:space="preserve">13.47</w:t>
+            </w:r>
+          </w:p>
+        </w:tc>
+        <w:tc>
+          <w:tcPr>
+            <w:tcW w:type="dxa" w:w="6912"/>
+            <w:shd w:val="clear" w:color="auto" w:fill="F2F4F6"/>
+            <w:tcMar>
+              <w:top w:w="60" w:type="dxa"/>
+              <w:bottom w:w="60" w:type="dxa"/>
+              <w:left w:w="100" w:type="dxa"/>
+              <w:right w:w="100" w:type="dxa"/>
+            </w:tcMar>
+          </w:tcPr>
+          <w:p>
+            <w:pPr>
+              <w:spacing w:before="0" w:after="0"/>
+            </w:pPr>
+            <w:r/>
+            <w:r>
+              <w:rPr>
+                <w:color w:val="3C4752"/>
+                <w:sz w:val="19"/>
+              </w:rPr>
+              <w:t xml:space="preserve">A demonstration database says so (ADR-061). The figures carry a flag that is true for anything other than production data, and for the benchmark database, and the page shows a one-line note when it is set, so seeded data cannot pass for a customer base. The figures are one database statement and are deliberately not cached.</w:t>
+            </w:r>
+          </w:p>
+        </w:tc>
+        <w:tc>
+          <w:tcPr>
+            <w:tcW w:type="dxa" w:w="1296"/>
+            <w:shd w:val="clear" w:color="auto" w:fill="F2F4F6"/>
+            <w:tcMar>
+              <w:top w:w="60" w:type="dxa"/>
+              <w:bottom w:w="60" w:type="dxa"/>
+              <w:left w:w="100" w:type="dxa"/>
+              <w:right w:w="100" w:type="dxa"/>
+            </w:tcMar>
+          </w:tcPr>
+          <w:p>
+            <w:pPr>
+              <w:spacing w:before="0" w:after="0"/>
+            </w:pPr>
+            <w:r/>
+            <w:r>
+              <w:rPr>
+                <w:color w:val="3C4752"/>
+                <w:sz w:val="19"/>
+              </w:rPr>
+              <w:t xml:space="preserve">Sprint 50.5</w:t>
+            </w:r>
+          </w:p>
+        </w:tc>
+      </w:tr>
     </w:tbl>
     <w:p>
       <w:pPr>
@@ -11404,7 +11660,7 @@
         <w:pStyle w:val="Heading2"/>
       </w:pPr>
       <w:r>
-        <w:t>Status at a Glance — Version 1.10 (2026-10-05)</w:t>
+        <w:t>Status at a Glance — Version 1.11 (2026-10-05)</w:t>
       </w:r>
     </w:p>
     <w:p>
@@ -21388,7 +21644,7 @@
     <w:p>
       <w:pPr/>
       <w:r>
-        <w:t xml:space="preserve">A record of what the sprints since version 1.1 delivered, followed by a proposal for the next one. Sprints 41 to 49 are merged into main (pull requests #17 to #26). Sprint 50 is on its own branch and not yet committed.</w:t>
+        <w:t xml:space="preserve">A record of what the sprints since version 1.1 delivered, followed by a proposal for the next one. Sprints 41 to 50 are merged into main (pull requests #17 to #27). Sprint 50.5 is on its own branch and not yet committed.</w:t>
       </w:r>
     </w:p>
     <w:tbl>
@@ -22437,6 +22693,58 @@
                 <w:sz w:val="19"/>
               </w:rPr>
               <w:t xml:space="preserve">Scaling the rest of the product (ADR-060): the programme report asks once instead of per candidate, the employer overview is counted in the database, background sweeps cannot stall, the notification drain has an index, and programme enrolment by district hides small counts.</w:t>
+            </w:r>
+          </w:p>
+        </w:tc>
+      </w:tr>
+      <w:tr>
+        <w:tc>
+          <w:tcPr>
+            <w:tcW w:type="dxa" w:w="1200"/>
+            <w:shd w:val="clear" w:color="auto" w:fill="FFFFFF"/>
+            <w:tcMar>
+              <w:top w:w="60" w:type="dxa"/>
+              <w:bottom w:w="60" w:type="dxa"/>
+              <w:left w:w="100" w:type="dxa"/>
+              <w:right w:w="100" w:type="dxa"/>
+            </w:tcMar>
+          </w:tcPr>
+          <w:p>
+            <w:pPr>
+              <w:spacing w:before="0" w:after="0"/>
+            </w:pPr>
+            <w:r/>
+            <w:r>
+              <w:rPr>
+                <w:color w:val="3C4752"/>
+                <w:sz w:val="19"/>
+              </w:rPr>
+              <w:t xml:space="preserve">50.5</w:t>
+            </w:r>
+          </w:p>
+        </w:tc>
+        <w:tc>
+          <w:tcPr>
+            <w:tcW w:type="dxa" w:w="7728"/>
+            <w:shd w:val="clear" w:color="auto" w:fill="FFFFFF"/>
+            <w:tcMar>
+              <w:top w:w="60" w:type="dxa"/>
+              <w:bottom w:w="60" w:type="dxa"/>
+              <w:left w:w="100" w:type="dxa"/>
+              <w:right w:w="100" w:type="dxa"/>
+            </w:tcMar>
+          </w:tcPr>
+          <w:p>
+            <w:pPr>
+              <w:spacing w:before="0" w:after="0"/>
+            </w:pPr>
+            <w:r/>
+            <w:r>
+              <w:rPr>
+                <w:color w:val="3C4752"/>
+                <w:sz w:val="19"/>
+              </w:rPr>
+              <w:t xml:space="preserve">The homepage shows who is here and what has been done: job seekers, employers, training providers, applications, hires and districts with an open vacancy, each defined, with a note when the data is a demonstration (ADR-061).</w:t>
             </w:r>
           </w:p>
         </w:tc>
@@ -22736,7 +23044,7 @@
                 <w:color w:val="3C4752"/>
                 <w:sz w:val="19"/>
               </w:rPr>
-              <w:t xml:space="preserve">BL-12.16 Public search at volume</w:t>
+              <w:t xml:space="preserve">BL-12.16 Browser journeys end to end</w:t>
             </w:r>
           </w:p>
         </w:tc>
@@ -22761,7 +23069,7 @@
                 <w:color w:val="3C4752"/>
                 <w:sz w:val="19"/>
               </w:rPr>
-              <w:t xml:space="preserve">The text search on jobs and courses has no trigram index and has not been measured at five thousand vacancies. Measure first with the benchmark, and fix only if it is slow; the retrieval size stays at 500 by the Product Owner's decision.</w:t>
+              <w:t xml:space="preserve">Nothing runs a real browser, so a wrong screen for the wrong kind of user compiles and ships, and the accessibility check cannot see colour contrast. Add browser tests for the five main journeys (job seeker, employer, training provider, operator, Hindi on a phone) that also check for console errors and security-policy violations. Public search was measured at five thousand vacancies and is fast.</w:t>
             </w:r>
           </w:p>
         </w:tc>

--- a/docs/IISM-Product-Backlog.docx
+++ b/docs/IISM-Product-Backlog.docx
@@ -61,7 +61,7 @@
           <w:color w:val="3C4752"/>
           <w:sz w:val="24"/>
         </w:rPr>
-        <w:t>Document Version 1.11</w:t>
+        <w:t>Document Version 1.12</w:t>
       </w:r>
     </w:p>
     <w:p>
@@ -196,7 +196,7 @@
                 <w:color w:val="3C4752"/>
                 <w:sz w:val="19"/>
               </w:rPr>
-              <w:t>1.11</w:t>
+              <w:t>1.12</w:t>
             </w:r>
           </w:p>
         </w:tc>
@@ -1845,6 +1845,108 @@
           </w:p>
         </w:tc>
       </w:tr>
+      <w:tr>
+        <w:tc>
+          <w:tcPr>
+            <w:tcW w:type="dxa" w:w="1152"/>
+            <w:shd w:val="clear" w:color="auto" w:fill="FFFFFF"/>
+            <w:tcMar>
+              <w:top w:w="60" w:type="dxa"/>
+              <w:bottom w:w="60" w:type="dxa"/>
+              <w:left w:w="100" w:type="dxa"/>
+              <w:right w:w="100" w:type="dxa"/>
+            </w:tcMar>
+          </w:tcPr>
+          <w:p>
+            <w:pPr>
+              <w:spacing w:before="0" w:after="0"/>
+            </w:pPr>
+            <w:r/>
+            <w:r>
+              <w:rPr>
+                <w:color w:val="3C4752"/>
+                <w:sz w:val="19"/>
+              </w:rPr>
+              <w:t xml:space="preserve">1.12</w:t>
+            </w:r>
+          </w:p>
+        </w:tc>
+        <w:tc>
+          <w:tcPr>
+            <w:tcW w:type="dxa" w:w="1296"/>
+            <w:shd w:val="clear" w:color="auto" w:fill="FFFFFF"/>
+            <w:tcMar>
+              <w:top w:w="60" w:type="dxa"/>
+              <w:bottom w:w="60" w:type="dxa"/>
+              <w:left w:w="100" w:type="dxa"/>
+              <w:right w:w="100" w:type="dxa"/>
+            </w:tcMar>
+          </w:tcPr>
+          <w:p>
+            <w:pPr>
+              <w:spacing w:before="0" w:after="0"/>
+            </w:pPr>
+            <w:r/>
+            <w:r>
+              <w:rPr>
+                <w:color w:val="3C4752"/>
+                <w:sz w:val="19"/>
+              </w:rPr>
+              <w:t xml:space="preserve">2026-10-05</w:t>
+            </w:r>
+          </w:p>
+        </w:tc>
+        <w:tc>
+          <w:tcPr>
+            <w:tcW w:type="dxa" w:w="2592"/>
+            <w:shd w:val="clear" w:color="auto" w:fill="FFFFFF"/>
+            <w:tcMar>
+              <w:top w:w="60" w:type="dxa"/>
+              <w:bottom w:w="60" w:type="dxa"/>
+              <w:left w:w="100" w:type="dxa"/>
+              <w:right w:w="100" w:type="dxa"/>
+            </w:tcMar>
+          </w:tcPr>
+          <w:p>
+            <w:pPr>
+              <w:spacing w:before="0" w:after="0"/>
+            </w:pPr>
+            <w:r/>
+            <w:r>
+              <w:rPr>
+                <w:color w:val="3C4752"/>
+                <w:sz w:val="19"/>
+              </w:rPr>
+              <w:t xml:space="preserve">Product &amp; Engineering</w:t>
+            </w:r>
+          </w:p>
+        </w:tc>
+        <w:tc>
+          <w:tcPr>
+            <w:tcW w:type="dxa" w:w="3600"/>
+            <w:shd w:val="clear" w:color="auto" w:fill="FFFFFF"/>
+            <w:tcMar>
+              <w:top w:w="60" w:type="dxa"/>
+              <w:bottom w:w="60" w:type="dxa"/>
+              <w:left w:w="100" w:type="dxa"/>
+              <w:right w:w="100" w:type="dxa"/>
+            </w:tcMar>
+          </w:tcPr>
+          <w:p>
+            <w:pPr>
+              <w:spacing w:before="0" w:after="0"/>
+            </w:pPr>
+            <w:r/>
+            <w:r>
+              <w:rPr>
+                <w:color w:val="3C4752"/>
+                <w:sz w:val="19"/>
+              </w:rPr>
+              <w:t xml:space="preserve">Brought up to date through Sprint 51: Epic 13 gains seven stories (bulk upload of vacancies and courses); two later stories added to the glance table; section 4.4 updated.</w:t>
+            </w:r>
+          </w:p>
+        </w:tc>
+      </w:tr>
     </w:tbl>
     <w:p>
       <w:pPr>
@@ -2634,7 +2736,7 @@
           <w:b w:val="0"/>
           <w:i w:val="0"/>
         </w:rPr>
-        <w:t>Thirteen epics and ninety-eight stories, delivered from the walking skeleton through the homepage figures (Sprint 50.5). Epics 1 to 12 are grouped by theme, with the sprint each story shipped in named alongside it. Epic 13 collects everything delivered since version 1.1, in sprint order, because the later work cuts across the themes above.</w:t>
+        <w:t>Thirteen epics and one hundred and five stories, delivered from the walking skeleton through bulk upload (Sprint 51). Epics 1 to 12 are grouped by theme, with the sprint each story shipped in named alongside it. Epic 13 collects everything delivered since version 1.1, in sprint order, because the later work cuts across the themes above.</w:t>
       </w:r>
     </w:p>
     <w:p>
@@ -7906,7 +8008,7 @@
         <w:pStyle w:val="Heading2"/>
       </w:pPr>
       <w:r>
-        <w:t>Epic 13 — Delivered Since Version 1.1 (Sprints 33–50.5)</w:t>
+        <w:t>Epic 13 — Delivered Since Version 1.1 (Sprints 33–51)</w:t>
       </w:r>
     </w:p>
     <w:p>
@@ -11621,6 +11723,545 @@
           </w:p>
         </w:tc>
       </w:tr>
+      <w:tr>
+        <w:tc>
+          <w:tcPr>
+            <w:tcW w:type="dxa" w:w="720"/>
+            <w:shd w:val="clear" w:color="auto" w:fill="FFFFFF"/>
+            <w:tcMar>
+              <w:top w:w="60" w:type="dxa"/>
+              <w:bottom w:w="60" w:type="dxa"/>
+              <w:left w:w="100" w:type="dxa"/>
+              <w:right w:w="100" w:type="dxa"/>
+            </w:tcMar>
+          </w:tcPr>
+          <w:p>
+            <w:pPr>
+              <w:spacing w:before="0" w:after="0"/>
+            </w:pPr>
+            <w:r/>
+            <w:r>
+              <w:rPr>
+                <w:color w:val="3C4752"/>
+                <w:sz w:val="19"/>
+              </w:rPr>
+              <w:t xml:space="preserve">13.48</w:t>
+            </w:r>
+          </w:p>
+        </w:tc>
+        <w:tc>
+          <w:tcPr>
+            <w:tcW w:type="dxa" w:w="6912"/>
+            <w:shd w:val="clear" w:color="auto" w:fill="FFFFFF"/>
+            <w:tcMar>
+              <w:top w:w="60" w:type="dxa"/>
+              <w:bottom w:w="60" w:type="dxa"/>
+              <w:left w:w="100" w:type="dxa"/>
+              <w:right w:w="100" w:type="dxa"/>
+            </w:tcMar>
+          </w:tcPr>
+          <w:p>
+            <w:pPr>
+              <w:spacing w:before="0" w:after="0"/>
+            </w:pPr>
+            <w:r/>
+            <w:r>
+              <w:rPr>
+                <w:color w:val="3C4752"/>
+                <w:sz w:val="19"/>
+              </w:rPr>
+              <w:t xml:space="preserve">Check a spreadsheet of vacancies before anything is saved (ADR-063). A CSV is read, every row is validated by the same rules as the vacancy form, and the person sees, row by row, what would be created and what is wrong. Nothing is written.</w:t>
+            </w:r>
+          </w:p>
+        </w:tc>
+        <w:tc>
+          <w:tcPr>
+            <w:tcW w:type="dxa" w:w="1296"/>
+            <w:shd w:val="clear" w:color="auto" w:fill="FFFFFF"/>
+            <w:tcMar>
+              <w:top w:w="60" w:type="dxa"/>
+              <w:bottom w:w="60" w:type="dxa"/>
+              <w:left w:w="100" w:type="dxa"/>
+              <w:right w:w="100" w:type="dxa"/>
+            </w:tcMar>
+          </w:tcPr>
+          <w:p>
+            <w:pPr>
+              <w:spacing w:before="0" w:after="0"/>
+            </w:pPr>
+            <w:r/>
+            <w:r>
+              <w:rPr>
+                <w:color w:val="3C4752"/>
+                <w:sz w:val="19"/>
+              </w:rPr>
+              <w:t xml:space="preserve">Sprint 51</w:t>
+            </w:r>
+          </w:p>
+        </w:tc>
+      </w:tr>
+      <w:tr>
+        <w:tc>
+          <w:tcPr>
+            <w:tcW w:type="dxa" w:w="720"/>
+            <w:shd w:val="clear" w:color="auto" w:fill="F2F4F6"/>
+            <w:tcMar>
+              <w:top w:w="60" w:type="dxa"/>
+              <w:bottom w:w="60" w:type="dxa"/>
+              <w:left w:w="100" w:type="dxa"/>
+              <w:right w:w="100" w:type="dxa"/>
+            </w:tcMar>
+          </w:tcPr>
+          <w:p>
+            <w:pPr>
+              <w:spacing w:before="0" w:after="0"/>
+            </w:pPr>
+            <w:r/>
+            <w:r>
+              <w:rPr>
+                <w:color w:val="3C4752"/>
+                <w:sz w:val="19"/>
+              </w:rPr>
+              <w:t xml:space="preserve">13.49</w:t>
+            </w:r>
+          </w:p>
+        </w:tc>
+        <w:tc>
+          <w:tcPr>
+            <w:tcW w:type="dxa" w:w="6912"/>
+            <w:shd w:val="clear" w:color="auto" w:fill="F2F4F6"/>
+            <w:tcMar>
+              <w:top w:w="60" w:type="dxa"/>
+              <w:bottom w:w="60" w:type="dxa"/>
+              <w:left w:w="100" w:type="dxa"/>
+              <w:right w:w="100" w:type="dxa"/>
+            </w:tcMar>
+          </w:tcPr>
+          <w:p>
+            <w:pPr>
+              <w:spacing w:before="0" w:after="0"/>
+            </w:pPr>
+            <w:r/>
+            <w:r>
+              <w:rPr>
+                <w:color w:val="3C4752"/>
+                <w:sz w:val="19"/>
+              </w:rPr>
+              <w:t xml:space="preserve">Standards by code or by job role (ADR-063). A row lists National Occupational Standard codes, or names a job role and gets its compulsory standards, shown by code and name for review. A role is matched by exact title or alias only, never guessed; listed standards win; mandatory defaults to no.</w:t>
+            </w:r>
+          </w:p>
+        </w:tc>
+        <w:tc>
+          <w:tcPr>
+            <w:tcW w:type="dxa" w:w="1296"/>
+            <w:shd w:val="clear" w:color="auto" w:fill="F2F4F6"/>
+            <w:tcMar>
+              <w:top w:w="60" w:type="dxa"/>
+              <w:bottom w:w="60" w:type="dxa"/>
+              <w:left w:w="100" w:type="dxa"/>
+              <w:right w:w="100" w:type="dxa"/>
+            </w:tcMar>
+          </w:tcPr>
+          <w:p>
+            <w:pPr>
+              <w:spacing w:before="0" w:after="0"/>
+            </w:pPr>
+            <w:r/>
+            <w:r>
+              <w:rPr>
+                <w:color w:val="3C4752"/>
+                <w:sz w:val="19"/>
+              </w:rPr>
+              <w:t xml:space="preserve">Sprint 51</w:t>
+            </w:r>
+          </w:p>
+        </w:tc>
+      </w:tr>
+      <w:tr>
+        <w:tc>
+          <w:tcPr>
+            <w:tcW w:type="dxa" w:w="720"/>
+            <w:shd w:val="clear" w:color="auto" w:fill="FFFFFF"/>
+            <w:tcMar>
+              <w:top w:w="60" w:type="dxa"/>
+              <w:bottom w:w="60" w:type="dxa"/>
+              <w:left w:w="100" w:type="dxa"/>
+              <w:right w:w="100" w:type="dxa"/>
+            </w:tcMar>
+          </w:tcPr>
+          <w:p>
+            <w:pPr>
+              <w:spacing w:before="0" w:after="0"/>
+            </w:pPr>
+            <w:r/>
+            <w:r>
+              <w:rPr>
+                <w:color w:val="3C4752"/>
+                <w:sz w:val="19"/>
+              </w:rPr>
+              <w:t xml:space="preserve">13.50</w:t>
+            </w:r>
+          </w:p>
+        </w:tc>
+        <w:tc>
+          <w:tcPr>
+            <w:tcW w:type="dxa" w:w="6912"/>
+            <w:shd w:val="clear" w:color="auto" w:fill="FFFFFF"/>
+            <w:tcMar>
+              <w:top w:w="60" w:type="dxa"/>
+              <w:bottom w:w="60" w:type="dxa"/>
+              <w:left w:w="100" w:type="dxa"/>
+              <w:right w:w="100" w:type="dxa"/>
+            </w:tcMar>
+          </w:tcPr>
+          <w:p>
+            <w:pPr>
+              <w:spacing w:before="0" w:after="0"/>
+            </w:pPr>
+            <w:r/>
+            <w:r>
+              <w:rPr>
+                <w:color w:val="3C4752"/>
+                <w:sz w:val="19"/>
+              </w:rPr>
+              <w:t xml:space="preserve">Create the valid rows as drafts, safely repeatable (ADR-063). A bad row never blocks a good one; re-uploading a corrected file creates only what is new, by the organisation's own reference or by a title and place match. A rolling daily cap of 100 rows (500 once an operator has verified the organisation) applies to every way of creating a listing.</w:t>
+            </w:r>
+          </w:p>
+        </w:tc>
+        <w:tc>
+          <w:tcPr>
+            <w:tcW w:type="dxa" w:w="1296"/>
+            <w:shd w:val="clear" w:color="auto" w:fill="FFFFFF"/>
+            <w:tcMar>
+              <w:top w:w="60" w:type="dxa"/>
+              <w:bottom w:w="60" w:type="dxa"/>
+              <w:left w:w="100" w:type="dxa"/>
+              <w:right w:w="100" w:type="dxa"/>
+            </w:tcMar>
+          </w:tcPr>
+          <w:p>
+            <w:pPr>
+              <w:spacing w:before="0" w:after="0"/>
+            </w:pPr>
+            <w:r/>
+            <w:r>
+              <w:rPr>
+                <w:color w:val="3C4752"/>
+                <w:sz w:val="19"/>
+              </w:rPr>
+              <w:t xml:space="preserve">Sprint 51</w:t>
+            </w:r>
+          </w:p>
+        </w:tc>
+      </w:tr>
+      <w:tr>
+        <w:tc>
+          <w:tcPr>
+            <w:tcW w:type="dxa" w:w="720"/>
+            <w:shd w:val="clear" w:color="auto" w:fill="F2F4F6"/>
+            <w:tcMar>
+              <w:top w:w="60" w:type="dxa"/>
+              <w:bottom w:w="60" w:type="dxa"/>
+              <w:left w:w="100" w:type="dxa"/>
+              <w:right w:w="100" w:type="dxa"/>
+            </w:tcMar>
+          </w:tcPr>
+          <w:p>
+            <w:pPr>
+              <w:spacing w:before="0" w:after="0"/>
+            </w:pPr>
+            <w:r/>
+            <w:r>
+              <w:rPr>
+                <w:color w:val="3C4752"/>
+                <w:sz w:val="19"/>
+              </w:rPr>
+              <w:t xml:space="preserve">13.51</w:t>
+            </w:r>
+          </w:p>
+        </w:tc>
+        <w:tc>
+          <w:tcPr>
+            <w:tcW w:type="dxa" w:w="6912"/>
+            <w:shd w:val="clear" w:color="auto" w:fill="F2F4F6"/>
+            <w:tcMar>
+              <w:top w:w="60" w:type="dxa"/>
+              <w:bottom w:w="60" w:type="dxa"/>
+              <w:left w:w="100" w:type="dxa"/>
+              <w:right w:w="100" w:type="dxa"/>
+            </w:tcMar>
+          </w:tcPr>
+          <w:p>
+            <w:pPr>
+              <w:spacing w:before="0" w:after="0"/>
+            </w:pPr>
+            <w:r/>
+            <w:r>
+              <w:rPr>
+                <w:color w:val="3C4752"/>
+                <w:sz w:val="19"/>
+              </w:rPr>
+              <w:t xml:space="preserve">Publish a batch as a separate, confirmed step (ADR-063). Drafts are visible only to the organisation. Publishing applies the single-listing rules to each row and reports which were refused and why.</w:t>
+            </w:r>
+          </w:p>
+        </w:tc>
+        <w:tc>
+          <w:tcPr>
+            <w:tcW w:type="dxa" w:w="1296"/>
+            <w:shd w:val="clear" w:color="auto" w:fill="F2F4F6"/>
+            <w:tcMar>
+              <w:top w:w="60" w:type="dxa"/>
+              <w:bottom w:w="60" w:type="dxa"/>
+              <w:left w:w="100" w:type="dxa"/>
+              <w:right w:w="100" w:type="dxa"/>
+            </w:tcMar>
+          </w:tcPr>
+          <w:p>
+            <w:pPr>
+              <w:spacing w:before="0" w:after="0"/>
+            </w:pPr>
+            <w:r/>
+            <w:r>
+              <w:rPr>
+                <w:color w:val="3C4752"/>
+                <w:sz w:val="19"/>
+              </w:rPr>
+              <w:t xml:space="preserve">Sprint 51</w:t>
+            </w:r>
+          </w:p>
+        </w:tc>
+      </w:tr>
+      <w:tr>
+        <w:tc>
+          <w:tcPr>
+            <w:tcW w:type="dxa" w:w="720"/>
+            <w:shd w:val="clear" w:color="auto" w:fill="FFFFFF"/>
+            <w:tcMar>
+              <w:top w:w="60" w:type="dxa"/>
+              <w:bottom w:w="60" w:type="dxa"/>
+              <w:left w:w="100" w:type="dxa"/>
+              <w:right w:w="100" w:type="dxa"/>
+            </w:tcMar>
+          </w:tcPr>
+          <w:p>
+            <w:pPr>
+              <w:spacing w:before="0" w:after="0"/>
+            </w:pPr>
+            <w:r/>
+            <w:r>
+              <w:rPr>
+                <w:color w:val="3C4752"/>
+                <w:sz w:val="19"/>
+              </w:rPr>
+              <w:t xml:space="preserve">13.52</w:t>
+            </w:r>
+          </w:p>
+        </w:tc>
+        <w:tc>
+          <w:tcPr>
+            <w:tcW w:type="dxa" w:w="6912"/>
+            <w:shd w:val="clear" w:color="auto" w:fill="FFFFFF"/>
+            <w:tcMar>
+              <w:top w:w="60" w:type="dxa"/>
+              <w:bottom w:w="60" w:type="dxa"/>
+              <w:left w:w="100" w:type="dxa"/>
+              <w:right w:w="100" w:type="dxa"/>
+            </w:tcMar>
+          </w:tcPr>
+          <w:p>
+            <w:pPr>
+              <w:spacing w:before="0" w:after="0"/>
+            </w:pPr>
+            <w:r/>
+            <w:r>
+              <w:rPr>
+                <w:color w:val="3C4752"/>
+                <w:sz w:val="19"/>
+              </w:rPr>
+              <w:t xml:space="preserve">Courses on the same engine (ADR-063). A training provider uploads courses the same way, with a level taught per standard, on the same check, draft, publish and cap rules.</w:t>
+            </w:r>
+          </w:p>
+        </w:tc>
+        <w:tc>
+          <w:tcPr>
+            <w:tcW w:type="dxa" w:w="1296"/>
+            <w:shd w:val="clear" w:color="auto" w:fill="FFFFFF"/>
+            <w:tcMar>
+              <w:top w:w="60" w:type="dxa"/>
+              <w:bottom w:w="60" w:type="dxa"/>
+              <w:left w:w="100" w:type="dxa"/>
+              <w:right w:w="100" w:type="dxa"/>
+            </w:tcMar>
+          </w:tcPr>
+          <w:p>
+            <w:pPr>
+              <w:spacing w:before="0" w:after="0"/>
+            </w:pPr>
+            <w:r/>
+            <w:r>
+              <w:rPr>
+                <w:color w:val="3C4752"/>
+                <w:sz w:val="19"/>
+              </w:rPr>
+              <w:t xml:space="preserve">Sprint 51</w:t>
+            </w:r>
+          </w:p>
+        </w:tc>
+      </w:tr>
+      <w:tr>
+        <w:tc>
+          <w:tcPr>
+            <w:tcW w:type="dxa" w:w="720"/>
+            <w:shd w:val="clear" w:color="auto" w:fill="F2F4F6"/>
+            <w:tcMar>
+              <w:top w:w="60" w:type="dxa"/>
+              <w:bottom w:w="60" w:type="dxa"/>
+              <w:left w:w="100" w:type="dxa"/>
+              <w:right w:w="100" w:type="dxa"/>
+            </w:tcMar>
+          </w:tcPr>
+          <w:p>
+            <w:pPr>
+              <w:spacing w:before="0" w:after="0"/>
+            </w:pPr>
+            <w:r/>
+            <w:r>
+              <w:rPr>
+                <w:color w:val="3C4752"/>
+                <w:sz w:val="19"/>
+              </w:rPr>
+              <w:t xml:space="preserve">13.53</w:t>
+            </w:r>
+          </w:p>
+        </w:tc>
+        <w:tc>
+          <w:tcPr>
+            <w:tcW w:type="dxa" w:w="6912"/>
+            <w:shd w:val="clear" w:color="auto" w:fill="F2F4F6"/>
+            <w:tcMar>
+              <w:top w:w="60" w:type="dxa"/>
+              <w:bottom w:w="60" w:type="dxa"/>
+              <w:left w:w="100" w:type="dxa"/>
+              <w:right w:w="100" w:type="dxa"/>
+            </w:tcMar>
+          </w:tcPr>
+          <w:p>
+            <w:pPr>
+              <w:spacing w:before="0" w:after="0"/>
+            </w:pPr>
+            <w:r/>
+            <w:r>
+              <w:rPr>
+                <w:color w:val="3C4752"/>
+                <w:sz w:val="19"/>
+              </w:rPr>
+              <w:t xml:space="preserve">The upload screens. Download a template, choose a file, review a table of results with the standards each row resolved to, acknowledge the rows that will be skipped, create drafts, then publish. The rows to fix download as a CSV. Available in English and Hindi, and checked for accessibility.</w:t>
+            </w:r>
+          </w:p>
+        </w:tc>
+        <w:tc>
+          <w:tcPr>
+            <w:tcW w:type="dxa" w:w="1296"/>
+            <w:shd w:val="clear" w:color="auto" w:fill="F2F4F6"/>
+            <w:tcMar>
+              <w:top w:w="60" w:type="dxa"/>
+              <w:bottom w:w="60" w:type="dxa"/>
+              <w:left w:w="100" w:type="dxa"/>
+              <w:right w:w="100" w:type="dxa"/>
+            </w:tcMar>
+          </w:tcPr>
+          <w:p>
+            <w:pPr>
+              <w:spacing w:before="0" w:after="0"/>
+            </w:pPr>
+            <w:r/>
+            <w:r>
+              <w:rPr>
+                <w:color w:val="3C4752"/>
+                <w:sz w:val="19"/>
+              </w:rPr>
+              <w:t xml:space="preserve">Sprint 51</w:t>
+            </w:r>
+          </w:p>
+        </w:tc>
+      </w:tr>
+      <w:tr>
+        <w:tc>
+          <w:tcPr>
+            <w:tcW w:type="dxa" w:w="720"/>
+            <w:shd w:val="clear" w:color="auto" w:fill="FFFFFF"/>
+            <w:tcMar>
+              <w:top w:w="60" w:type="dxa"/>
+              <w:bottom w:w="60" w:type="dxa"/>
+              <w:left w:w="100" w:type="dxa"/>
+              <w:right w:w="100" w:type="dxa"/>
+            </w:tcMar>
+          </w:tcPr>
+          <w:p>
+            <w:pPr>
+              <w:spacing w:before="0" w:after="0"/>
+            </w:pPr>
+            <w:r/>
+            <w:r>
+              <w:rPr>
+                <w:color w:val="3C4752"/>
+                <w:sz w:val="19"/>
+              </w:rPr>
+              <w:t xml:space="preserve">13.54</w:t>
+            </w:r>
+          </w:p>
+        </w:tc>
+        <w:tc>
+          <w:tcPr>
+            <w:tcW w:type="dxa" w:w="6912"/>
+            <w:shd w:val="clear" w:color="auto" w:fill="FFFFFF"/>
+            <w:tcMar>
+              <w:top w:w="60" w:type="dxa"/>
+              <w:bottom w:w="60" w:type="dxa"/>
+              <w:left w:w="100" w:type="dxa"/>
+              <w:right w:w="100" w:type="dxa"/>
+            </w:tcMar>
+          </w:tcPr>
+          <w:p>
+            <w:pPr>
+              <w:spacing w:before="0" w:after="0"/>
+            </w:pPr>
+            <w:r/>
+            <w:r>
+              <w:rPr>
+                <w:color w:val="3C4752"/>
+                <w:sz w:val="19"/>
+              </w:rPr>
+              <w:t xml:space="preserve">Measurement and limits for bulk upload. Two analytics events carry counts only; a file over 200 rows or 2 MB is refused whole; a 200-row upload applies in about two and a half seconds, measured on the 50,000-candidate benchmark database.</w:t>
+            </w:r>
+          </w:p>
+        </w:tc>
+        <w:tc>
+          <w:tcPr>
+            <w:tcW w:type="dxa" w:w="1296"/>
+            <w:shd w:val="clear" w:color="auto" w:fill="FFFFFF"/>
+            <w:tcMar>
+              <w:top w:w="60" w:type="dxa"/>
+              <w:bottom w:w="60" w:type="dxa"/>
+              <w:left w:w="100" w:type="dxa"/>
+              <w:right w:w="100" w:type="dxa"/>
+            </w:tcMar>
+          </w:tcPr>
+          <w:p>
+            <w:pPr>
+              <w:spacing w:before="0" w:after="0"/>
+            </w:pPr>
+            <w:r/>
+            <w:r>
+              <w:rPr>
+                <w:color w:val="3C4752"/>
+                <w:sz w:val="19"/>
+              </w:rPr>
+              <w:t xml:space="preserve">Sprint 51</w:t>
+            </w:r>
+          </w:p>
+        </w:tc>
+      </w:tr>
     </w:tbl>
     <w:p>
       <w:pPr>
@@ -11660,7 +12301,7 @@
         <w:pStyle w:val="Heading2"/>
       </w:pPr>
       <w:r>
-        <w:t>Status at a Glance — Version 1.11 (2026-10-05)</w:t>
+        <w:t>Status at a Glance — Version 1.12 (2026-10-05)</w:t>
       </w:r>
     </w:p>
     <w:p>
@@ -15559,6 +16200,210 @@
         <w:tc>
           <w:tcPr>
             <w:tcW w:type="dxa" w:w="1100"/>
+            <w:shd w:val="clear" w:color="auto" w:fill="FFFFFF"/>
+            <w:tcMar>
+              <w:top w:w="60" w:type="dxa"/>
+              <w:bottom w:w="60" w:type="dxa"/>
+              <w:left w:w="100" w:type="dxa"/>
+              <w:right w:w="100" w:type="dxa"/>
+            </w:tcMar>
+          </w:tcPr>
+          <w:p>
+            <w:pPr>
+              <w:spacing w:before="0" w:after="0"/>
+            </w:pPr>
+            <w:r/>
+            <w:r>
+              <w:rPr>
+                <w:color w:val="3C4752"/>
+                <w:sz w:val="19"/>
+              </w:rPr>
+              <w:t xml:space="preserve">BL-12.17</w:t>
+            </w:r>
+          </w:p>
+        </w:tc>
+        <w:tc>
+          <w:tcPr>
+            <w:tcW w:type="dxa" w:w="3300"/>
+            <w:shd w:val="clear" w:color="auto" w:fill="FFFFFF"/>
+            <w:tcMar>
+              <w:top w:w="60" w:type="dxa"/>
+              <w:bottom w:w="60" w:type="dxa"/>
+              <w:left w:w="100" w:type="dxa"/>
+              <w:right w:w="100" w:type="dxa"/>
+            </w:tcMar>
+          </w:tcPr>
+          <w:p>
+            <w:pPr>
+              <w:spacing w:before="0" w:after="0"/>
+            </w:pPr>
+            <w:r/>
+            <w:r>
+              <w:rPr>
+                <w:color w:val="3C4752"/>
+                <w:sz w:val="19"/>
+              </w:rPr>
+              <w:t xml:space="preserve">Bulk upload of vacancies and courses</w:t>
+            </w:r>
+          </w:p>
+        </w:tc>
+        <w:tc>
+          <w:tcPr>
+            <w:tcW w:type="dxa" w:w="1250"/>
+            <w:shd w:val="clear" w:color="auto" w:fill="E3F2E6"/>
+            <w:tcMar>
+              <w:top w:w="60" w:type="dxa"/>
+              <w:bottom w:w="60" w:type="dxa"/>
+              <w:left w:w="100" w:type="dxa"/>
+              <w:right w:w="100" w:type="dxa"/>
+            </w:tcMar>
+          </w:tcPr>
+          <w:p>
+            <w:pPr>
+              <w:spacing w:before="0" w:after="0"/>
+            </w:pPr>
+            <w:r/>
+            <w:r>
+              <w:rPr>
+                <w:color w:val="3C4752"/>
+                <w:sz w:val="19"/>
+              </w:rPr>
+              <w:t xml:space="preserve">Done</w:t>
+            </w:r>
+          </w:p>
+        </w:tc>
+        <w:tc>
+          <w:tcPr>
+            <w:tcW w:type="dxa" w:w="3278"/>
+            <w:shd w:val="clear" w:color="auto" w:fill="FFFFFF"/>
+            <w:tcMar>
+              <w:top w:w="60" w:type="dxa"/>
+              <w:bottom w:w="60" w:type="dxa"/>
+              <w:left w:w="100" w:type="dxa"/>
+              <w:right w:w="100" w:type="dxa"/>
+            </w:tcMar>
+          </w:tcPr>
+          <w:p>
+            <w:pPr>
+              <w:spacing w:before="0" w:after="0"/>
+            </w:pPr>
+            <w:r/>
+            <w:r>
+              <w:rPr>
+                <w:color w:val="3C4752"/>
+                <w:sz w:val="19"/>
+              </w:rPr>
+              <w:t xml:space="preserve">Sprint 51 (ADR-063, migration 0048). Check, create drafts, publish; role expansion; caps.</w:t>
+            </w:r>
+          </w:p>
+        </w:tc>
+      </w:tr>
+      <w:tr>
+        <w:tc>
+          <w:tcPr>
+            <w:tcW w:type="dxa" w:w="1100"/>
+            <w:shd w:val="clear" w:color="auto" w:fill="F2F4F6"/>
+            <w:tcMar>
+              <w:top w:w="60" w:type="dxa"/>
+              <w:bottom w:w="60" w:type="dxa"/>
+              <w:left w:w="100" w:type="dxa"/>
+              <w:right w:w="100" w:type="dxa"/>
+            </w:tcMar>
+          </w:tcPr>
+          <w:p>
+            <w:pPr>
+              <w:spacing w:before="0" w:after="0"/>
+            </w:pPr>
+            <w:r/>
+            <w:r>
+              <w:rPr>
+                <w:color w:val="3C4752"/>
+                <w:sz w:val="19"/>
+              </w:rPr>
+              <w:t xml:space="preserve">BL-12.18</w:t>
+            </w:r>
+          </w:p>
+        </w:tc>
+        <w:tc>
+          <w:tcPr>
+            <w:tcW w:type="dxa" w:w="3300"/>
+            <w:shd w:val="clear" w:color="auto" w:fill="F2F4F6"/>
+            <w:tcMar>
+              <w:top w:w="60" w:type="dxa"/>
+              <w:bottom w:w="60" w:type="dxa"/>
+              <w:left w:w="100" w:type="dxa"/>
+              <w:right w:w="100" w:type="dxa"/>
+            </w:tcMar>
+          </w:tcPr>
+          <w:p>
+            <w:pPr>
+              <w:spacing w:before="0" w:after="0"/>
+            </w:pPr>
+            <w:r/>
+            <w:r>
+              <w:rPr>
+                <w:color w:val="3C4752"/>
+                <w:sz w:val="19"/>
+              </w:rPr>
+              <w:t xml:space="preserve">Bulk upload, later: update by reference, XLSX, partner or ATS push, upload history, async above 200 rows</w:t>
+            </w:r>
+          </w:p>
+        </w:tc>
+        <w:tc>
+          <w:tcPr>
+            <w:tcW w:type="dxa" w:w="1250"/>
+            <w:shd w:val="clear" w:color="auto" w:fill="F2F4F6"/>
+            <w:tcMar>
+              <w:top w:w="60" w:type="dxa"/>
+              <w:bottom w:w="60" w:type="dxa"/>
+              <w:left w:w="100" w:type="dxa"/>
+              <w:right w:w="100" w:type="dxa"/>
+            </w:tcMar>
+          </w:tcPr>
+          <w:p>
+            <w:pPr>
+              <w:spacing w:before="0" w:after="0"/>
+            </w:pPr>
+            <w:r/>
+            <w:r>
+              <w:rPr>
+                <w:color w:val="3C4752"/>
+                <w:sz w:val="19"/>
+              </w:rPr>
+              <w:t xml:space="preserve">To do — Later</w:t>
+            </w:r>
+          </w:p>
+        </w:tc>
+        <w:tc>
+          <w:tcPr>
+            <w:tcW w:type="dxa" w:w="3278"/>
+            <w:shd w:val="clear" w:color="auto" w:fill="F2F4F6"/>
+            <w:tcMar>
+              <w:top w:w="60" w:type="dxa"/>
+              <w:bottom w:w="60" w:type="dxa"/>
+              <w:left w:w="100" w:type="dxa"/>
+              <w:right w:w="100" w:type="dxa"/>
+            </w:tcMar>
+          </w:tcPr>
+          <w:p>
+            <w:pPr>
+              <w:spacing w:before="0" w:after="0"/>
+            </w:pPr>
+            <w:r/>
+            <w:r>
+              <w:rPr>
+                <w:color w:val="3C4752"/>
+                <w:sz w:val="19"/>
+              </w:rPr>
+              <w:t xml:space="preserve">New. Partner push needs an API key tied to one organisation.</w:t>
+            </w:r>
+          </w:p>
+        </w:tc>
+      </w:tr>
+      <w:tr>
+        <w:tc>
+          <w:tcPr>
+            <w:tcW w:type="dxa" w:w="1100"/>
             <w:shd w:val="clear" w:color="auto" w:fill="F2F4F6"/>
             <w:tcMar>
               <w:top w:w="60" w:type="dxa"/>
@@ -21644,7 +22489,7 @@
     <w:p>
       <w:pPr/>
       <w:r>
-        <w:t xml:space="preserve">A record of what the sprints since version 1.1 delivered, followed by a proposal for the next one. Sprints 41 to 50 are merged into main (pull requests #17 to #27). Sprint 50.5 is on its own branch and not yet committed.</w:t>
+        <w:t xml:space="preserve">A record of what the sprints since version 1.1 delivered, followed by a proposal for the next one. Sprints 41 to 50 are merged into main (pull requests #17 to #27). Sprints 50.5 and 51 are on their own branches and not yet merged.</w:t>
       </w:r>
     </w:p>
     <w:tbl>
@@ -22745,6 +23590,58 @@
                 <w:sz w:val="19"/>
               </w:rPr>
               <w:t xml:space="preserve">The homepage shows who is here and what has been done: job seekers, employers, training providers, applications, hires and districts with an open vacancy, each defined, with a note when the data is a demonstration (ADR-061).</w:t>
+            </w:r>
+          </w:p>
+        </w:tc>
+      </w:tr>
+      <w:tr>
+        <w:tc>
+          <w:tcPr>
+            <w:tcW w:type="dxa" w:w="1200"/>
+            <w:shd w:val="clear" w:color="auto" w:fill="F2F4F6"/>
+            <w:tcMar>
+              <w:top w:w="60" w:type="dxa"/>
+              <w:bottom w:w="60" w:type="dxa"/>
+              <w:left w:w="100" w:type="dxa"/>
+              <w:right w:w="100" w:type="dxa"/>
+            </w:tcMar>
+          </w:tcPr>
+          <w:p>
+            <w:pPr>
+              <w:spacing w:before="0" w:after="0"/>
+            </w:pPr>
+            <w:r/>
+            <w:r>
+              <w:rPr>
+                <w:color w:val="3C4752"/>
+                <w:sz w:val="19"/>
+              </w:rPr>
+              <w:t xml:space="preserve">51</w:t>
+            </w:r>
+          </w:p>
+        </w:tc>
+        <w:tc>
+          <w:tcPr>
+            <w:tcW w:type="dxa" w:w="7728"/>
+            <w:shd w:val="clear" w:color="auto" w:fill="F2F4F6"/>
+            <w:tcMar>
+              <w:top w:w="60" w:type="dxa"/>
+              <w:bottom w:w="60" w:type="dxa"/>
+              <w:left w:w="100" w:type="dxa"/>
+              <w:right w:w="100" w:type="dxa"/>
+            </w:tcMar>
+          </w:tcPr>
+          <w:p>
+            <w:pPr>
+              <w:spacing w:before="0" w:after="0"/>
+            </w:pPr>
+            <w:r/>
+            <w:r>
+              <w:rPr>
+                <w:color w:val="3C4752"/>
+                <w:sz w:val="19"/>
+              </w:rPr>
+              <w:t xml:space="preserve">Bulk upload of vacancies and courses: a spreadsheet is checked, created as drafts and published as a separate step; a job role can stand in for its standards; re-uploading is safe; daily caps are higher once verified (ADR-063).</w:t>
             </w:r>
           </w:p>
         </w:tc>
@@ -23069,7 +23966,7 @@
                 <w:color w:val="3C4752"/>
                 <w:sz w:val="19"/>
               </w:rPr>
-              <w:t xml:space="preserve">Nothing runs a real browser, so a wrong screen for the wrong kind of user compiles and ships, and the accessibility check cannot see colour contrast. Add browser tests for the five main journeys (job seeker, employer, training provider, operator, Hindi on a phone) that also check for console errors and security-policy violations. Public search was measured at five thousand vacancies and is fast.</w:t>
+              <w:t xml:space="preserve">Nothing runs a real browser, so a wrong screen for the wrong kind of user compiles and ships, and the accessibility check cannot see colour contrast. Add browser tests for the six main journeys (job seeker, employer, training provider, operator, Hindi on a phone, and bulk upload) that also check for console errors and security-policy violations. Public search was measured at five thousand vacancies and is fast.</w:t>
             </w:r>
           </w:p>
         </w:tc>

--- a/docs/IISM-Product-Backlog.docx
+++ b/docs/IISM-Product-Backlog.docx
@@ -61,7 +61,7 @@
           <w:color w:val="3C4752"/>
           <w:sz w:val="24"/>
         </w:rPr>
-        <w:t>Document Version 1.12</w:t>
+        <w:t>Document Version 1.13</w:t>
       </w:r>
     </w:p>
     <w:p>
@@ -196,7 +196,7 @@
                 <w:color w:val="3C4752"/>
                 <w:sz w:val="19"/>
               </w:rPr>
-              <w:t>1.12</w:t>
+              <w:t>1.13</w:t>
             </w:r>
           </w:p>
         </w:tc>
@@ -1947,6 +1947,108 @@
           </w:p>
         </w:tc>
       </w:tr>
+      <w:tr>
+        <w:tc>
+          <w:tcPr>
+            <w:tcW w:type="dxa" w:w="1152"/>
+            <w:shd w:val="clear" w:color="auto" w:fill="F2F4F6"/>
+            <w:tcMar>
+              <w:top w:w="60" w:type="dxa"/>
+              <w:bottom w:w="60" w:type="dxa"/>
+              <w:left w:w="100" w:type="dxa"/>
+              <w:right w:w="100" w:type="dxa"/>
+            </w:tcMar>
+          </w:tcPr>
+          <w:p>
+            <w:pPr>
+              <w:spacing w:before="0" w:after="0"/>
+            </w:pPr>
+            <w:r/>
+            <w:r>
+              <w:rPr>
+                <w:color w:val="3C4752"/>
+                <w:sz w:val="19"/>
+              </w:rPr>
+              <w:t xml:space="preserve">1.13</w:t>
+            </w:r>
+          </w:p>
+        </w:tc>
+        <w:tc>
+          <w:tcPr>
+            <w:tcW w:type="dxa" w:w="1296"/>
+            <w:shd w:val="clear" w:color="auto" w:fill="F2F4F6"/>
+            <w:tcMar>
+              <w:top w:w="60" w:type="dxa"/>
+              <w:bottom w:w="60" w:type="dxa"/>
+              <w:left w:w="100" w:type="dxa"/>
+              <w:right w:w="100" w:type="dxa"/>
+            </w:tcMar>
+          </w:tcPr>
+          <w:p>
+            <w:pPr>
+              <w:spacing w:before="0" w:after="0"/>
+            </w:pPr>
+            <w:r/>
+            <w:r>
+              <w:rPr>
+                <w:color w:val="3C4752"/>
+                <w:sz w:val="19"/>
+              </w:rPr>
+              <w:t xml:space="preserve">2026-10-08</w:t>
+            </w:r>
+          </w:p>
+        </w:tc>
+        <w:tc>
+          <w:tcPr>
+            <w:tcW w:type="dxa" w:w="2592"/>
+            <w:shd w:val="clear" w:color="auto" w:fill="F2F4F6"/>
+            <w:tcMar>
+              <w:top w:w="60" w:type="dxa"/>
+              <w:bottom w:w="60" w:type="dxa"/>
+              <w:left w:w="100" w:type="dxa"/>
+              <w:right w:w="100" w:type="dxa"/>
+            </w:tcMar>
+          </w:tcPr>
+          <w:p>
+            <w:pPr>
+              <w:spacing w:before="0" w:after="0"/>
+            </w:pPr>
+            <w:r/>
+            <w:r>
+              <w:rPr>
+                <w:color w:val="3C4752"/>
+                <w:sz w:val="19"/>
+              </w:rPr>
+              <w:t xml:space="preserve">Product &amp; Engineering</w:t>
+            </w:r>
+          </w:p>
+        </w:tc>
+        <w:tc>
+          <w:tcPr>
+            <w:tcW w:type="dxa" w:w="3600"/>
+            <w:shd w:val="clear" w:color="auto" w:fill="F2F4F6"/>
+            <w:tcMar>
+              <w:top w:w="60" w:type="dxa"/>
+              <w:bottom w:w="60" w:type="dxa"/>
+              <w:left w:w="100" w:type="dxa"/>
+              <w:right w:w="100" w:type="dxa"/>
+            </w:tcMar>
+          </w:tcPr>
+          <w:p>
+            <w:pPr>
+              <w:spacing w:before="0" w:after="0"/>
+            </w:pPr>
+            <w:r/>
+            <w:r>
+              <w:rPr>
+                <w:color w:val="3C4752"/>
+                <w:sz w:val="19"/>
+              </w:rPr>
+              <w:t xml:space="preserve">Brought up to date through Sprint 52: Epic 13 gains five stories (real-browser journeys); BL-12.16 marked done; BL-13.7 added for two production npm advisories; section 4.4 updated.</w:t>
+            </w:r>
+          </w:p>
+        </w:tc>
+      </w:tr>
     </w:tbl>
     <w:p>
       <w:pPr>
@@ -2736,7 +2838,7 @@
           <w:b w:val="0"/>
           <w:i w:val="0"/>
         </w:rPr>
-        <w:t>Thirteen epics and one hundred and five stories, delivered from the walking skeleton through bulk upload (Sprint 51). Epics 1 to 12 are grouped by theme, with the sprint each story shipped in named alongside it. Epic 13 collects everything delivered since version 1.1, in sprint order, because the later work cuts across the themes above.</w:t>
+        <w:t>Thirteen epics and one hundred and ten stories, delivered from the walking skeleton through real-browser journeys (Sprint 52). Epics 1 to 12 are grouped by theme, with the sprint each story shipped in named alongside it. Epic 13 collects everything delivered since version 1.1, in sprint order, because the later work cuts across the themes above.</w:t>
       </w:r>
     </w:p>
     <w:p>
@@ -8008,7 +8110,7 @@
         <w:pStyle w:val="Heading2"/>
       </w:pPr>
       <w:r>
-        <w:t>Epic 13 — Delivered Since Version 1.1 (Sprints 33–51)</w:t>
+        <w:t>Epic 13 — Delivered Since Version 1.1 (Sprints 33–52)</w:t>
       </w:r>
     </w:p>
     <w:p>
@@ -12262,6 +12364,391 @@
           </w:p>
         </w:tc>
       </w:tr>
+      <w:tr>
+        <w:tc>
+          <w:tcPr>
+            <w:tcW w:type="dxa" w:w="720"/>
+            <w:shd w:val="clear" w:color="auto" w:fill="F2F4F6"/>
+            <w:tcMar>
+              <w:top w:w="60" w:type="dxa"/>
+              <w:bottom w:w="60" w:type="dxa"/>
+              <w:left w:w="100" w:type="dxa"/>
+              <w:right w:w="100" w:type="dxa"/>
+            </w:tcMar>
+          </w:tcPr>
+          <w:p>
+            <w:pPr>
+              <w:spacing w:before="0" w:after="0"/>
+            </w:pPr>
+            <w:r/>
+            <w:r>
+              <w:rPr>
+                <w:color w:val="3C4752"/>
+                <w:sz w:val="19"/>
+              </w:rPr>
+              <w:t xml:space="preserve">13.55</w:t>
+            </w:r>
+          </w:p>
+        </w:tc>
+        <w:tc>
+          <w:tcPr>
+            <w:tcW w:type="dxa" w:w="6912"/>
+            <w:shd w:val="clear" w:color="auto" w:fill="F2F4F6"/>
+            <w:tcMar>
+              <w:top w:w="60" w:type="dxa"/>
+              <w:bottom w:w="60" w:type="dxa"/>
+              <w:left w:w="100" w:type="dxa"/>
+              <w:right w:w="100" w:type="dxa"/>
+            </w:tcMar>
+          </w:tcPr>
+          <w:p>
+            <w:pPr>
+              <w:spacing w:before="0" w:after="0"/>
+            </w:pPr>
+            <w:r/>
+            <w:r>
+              <w:rPr>
+                <w:color w:val="3C4752"/>
+                <w:sz w:val="19"/>
+              </w:rPr>
+              <w:t xml:space="preserve">Real-browser journeys on a production build (ADR-062). Six journeys run in Chromium: a candidate signing up, naming their job, seeing a match with its gap, applying and withdrawing; an employer posting, publishing and meeting candidates only by reference; a provider publishing a course and hearing from a learner who chose to be contacted; an operator verifying an organisation with a reason; the Hindi homepage on a 360 by 640 phone; and a bulk upload from file to published vacancies.</w:t>
+            </w:r>
+          </w:p>
+        </w:tc>
+        <w:tc>
+          <w:tcPr>
+            <w:tcW w:type="dxa" w:w="1296"/>
+            <w:shd w:val="clear" w:color="auto" w:fill="F2F4F6"/>
+            <w:tcMar>
+              <w:top w:w="60" w:type="dxa"/>
+              <w:bottom w:w="60" w:type="dxa"/>
+              <w:left w:w="100" w:type="dxa"/>
+              <w:right w:w="100" w:type="dxa"/>
+            </w:tcMar>
+          </w:tcPr>
+          <w:p>
+            <w:pPr>
+              <w:spacing w:before="0" w:after="0"/>
+            </w:pPr>
+            <w:r/>
+            <w:r>
+              <w:rPr>
+                <w:color w:val="3C4752"/>
+                <w:sz w:val="19"/>
+              </w:rPr>
+              <w:t xml:space="preserve">Sprint 52</w:t>
+            </w:r>
+          </w:p>
+        </w:tc>
+      </w:tr>
+      <w:tr>
+        <w:tc>
+          <w:tcPr>
+            <w:tcW w:type="dxa" w:w="720"/>
+            <w:shd w:val="clear" w:color="auto" w:fill="FFFFFF"/>
+            <w:tcMar>
+              <w:top w:w="60" w:type="dxa"/>
+              <w:bottom w:w="60" w:type="dxa"/>
+              <w:left w:w="100" w:type="dxa"/>
+              <w:right w:w="100" w:type="dxa"/>
+            </w:tcMar>
+          </w:tcPr>
+          <w:p>
+            <w:pPr>
+              <w:spacing w:before="0" w:after="0"/>
+            </w:pPr>
+            <w:r/>
+            <w:r>
+              <w:rPr>
+                <w:color w:val="3C4752"/>
+                <w:sz w:val="19"/>
+              </w:rPr>
+              <w:t xml:space="preserve">13.56</w:t>
+            </w:r>
+          </w:p>
+        </w:tc>
+        <w:tc>
+          <w:tcPr>
+            <w:tcW w:type="dxa" w:w="6912"/>
+            <w:shd w:val="clear" w:color="auto" w:fill="FFFFFF"/>
+            <w:tcMar>
+              <w:top w:w="60" w:type="dxa"/>
+              <w:bottom w:w="60" w:type="dxa"/>
+              <w:left w:w="100" w:type="dxa"/>
+              <w:right w:w="100" w:type="dxa"/>
+            </w:tcMar>
+          </w:tcPr>
+          <w:p>
+            <w:pPr>
+              <w:spacing w:before="0" w:after="0"/>
+            </w:pPr>
+            <w:r/>
+            <w:r>
+              <w:rPr>
+                <w:color w:val="3C4752"/>
+                <w:sz w:val="19"/>
+              </w:rPr>
+              <w:t xml:space="preserve">Every page a journey visits is checked for what a unit test cannot see: console errors, failed requests, content-security-policy violations (the policy only reports, so nothing else would notice) and colour contrast in both colour schemes. A third CI job runs this on every pull request, never nightly.</w:t>
+            </w:r>
+          </w:p>
+        </w:tc>
+        <w:tc>
+          <w:tcPr>
+            <w:tcW w:type="dxa" w:w="1296"/>
+            <w:shd w:val="clear" w:color="auto" w:fill="FFFFFF"/>
+            <w:tcMar>
+              <w:top w:w="60" w:type="dxa"/>
+              <w:bottom w:w="60" w:type="dxa"/>
+              <w:left w:w="100" w:type="dxa"/>
+              <w:right w:w="100" w:type="dxa"/>
+            </w:tcMar>
+          </w:tcPr>
+          <w:p>
+            <w:pPr>
+              <w:spacing w:before="0" w:after="0"/>
+            </w:pPr>
+            <w:r/>
+            <w:r>
+              <w:rPr>
+                <w:color w:val="3C4752"/>
+                <w:sz w:val="19"/>
+              </w:rPr>
+              <w:t xml:space="preserve">Sprint 52</w:t>
+            </w:r>
+          </w:p>
+        </w:tc>
+      </w:tr>
+      <w:tr>
+        <w:tc>
+          <w:tcPr>
+            <w:tcW w:type="dxa" w:w="720"/>
+            <w:shd w:val="clear" w:color="auto" w:fill="F2F4F6"/>
+            <w:tcMar>
+              <w:top w:w="60" w:type="dxa"/>
+              <w:bottom w:w="60" w:type="dxa"/>
+              <w:left w:w="100" w:type="dxa"/>
+              <w:right w:w="100" w:type="dxa"/>
+            </w:tcMar>
+          </w:tcPr>
+          <w:p>
+            <w:pPr>
+              <w:spacing w:before="0" w:after="0"/>
+            </w:pPr>
+            <w:r/>
+            <w:r>
+              <w:rPr>
+                <w:color w:val="3C4752"/>
+                <w:sz w:val="19"/>
+              </w:rPr>
+              <w:t xml:space="preserve">13.57</w:t>
+            </w:r>
+          </w:p>
+        </w:tc>
+        <w:tc>
+          <w:tcPr>
+            <w:tcW w:type="dxa" w:w="6912"/>
+            <w:shd w:val="clear" w:color="auto" w:fill="F2F4F6"/>
+            <w:tcMar>
+              <w:top w:w="60" w:type="dxa"/>
+              <w:bottom w:w="60" w:type="dxa"/>
+              <w:left w:w="100" w:type="dxa"/>
+              <w:right w:w="100" w:type="dxa"/>
+            </w:tcMar>
+          </w:tcPr>
+          <w:p>
+            <w:pPr>
+              <w:spacing w:before="0" w:after="0"/>
+            </w:pPr>
+            <w:r/>
+            <w:r>
+              <w:rPr>
+                <w:color w:val="3C4752"/>
+                <w:sz w:val="19"/>
+              </w:rPr>
+              <w:t xml:space="preserve">Five real defects the browser checks found are fixed: secondary text and skill-code labels below the contrast the standard asks for, a doomed sign-in check on every page for visitors who were signed out, an invalid definition list on the homepage figures, and the bulk upload screen ignoring a file chosen a second time.</w:t>
+            </w:r>
+          </w:p>
+        </w:tc>
+        <w:tc>
+          <w:tcPr>
+            <w:tcW w:type="dxa" w:w="1296"/>
+            <w:shd w:val="clear" w:color="auto" w:fill="F2F4F6"/>
+            <w:tcMar>
+              <w:top w:w="60" w:type="dxa"/>
+              <w:bottom w:w="60" w:type="dxa"/>
+              <w:left w:w="100" w:type="dxa"/>
+              <w:right w:w="100" w:type="dxa"/>
+            </w:tcMar>
+          </w:tcPr>
+          <w:p>
+            <w:pPr>
+              <w:spacing w:before="0" w:after="0"/>
+            </w:pPr>
+            <w:r/>
+            <w:r>
+              <w:rPr>
+                <w:color w:val="3C4752"/>
+                <w:sz w:val="19"/>
+              </w:rPr>
+              <w:t xml:space="preserve">Sprint 52</w:t>
+            </w:r>
+          </w:p>
+        </w:tc>
+      </w:tr>
+      <w:tr>
+        <w:tc>
+          <w:tcPr>
+            <w:tcW w:type="dxa" w:w="720"/>
+            <w:shd w:val="clear" w:color="auto" w:fill="FFFFFF"/>
+            <w:tcMar>
+              <w:top w:w="60" w:type="dxa"/>
+              <w:bottom w:w="60" w:type="dxa"/>
+              <w:left w:w="100" w:type="dxa"/>
+              <w:right w:w="100" w:type="dxa"/>
+            </w:tcMar>
+          </w:tcPr>
+          <w:p>
+            <w:pPr>
+              <w:spacing w:before="0" w:after="0"/>
+            </w:pPr>
+            <w:r/>
+            <w:r>
+              <w:rPr>
+                <w:color w:val="3C4752"/>
+                <w:sz w:val="19"/>
+              </w:rPr>
+              <w:t xml:space="preserve">13.58</w:t>
+            </w:r>
+          </w:p>
+        </w:tc>
+        <w:tc>
+          <w:tcPr>
+            <w:tcW w:type="dxa" w:w="6912"/>
+            <w:shd w:val="clear" w:color="auto" w:fill="FFFFFF"/>
+            <w:tcMar>
+              <w:top w:w="60" w:type="dxa"/>
+              <w:bottom w:w="60" w:type="dxa"/>
+              <w:left w:w="100" w:type="dxa"/>
+              <w:right w:w="100" w:type="dxa"/>
+            </w:tcMar>
+          </w:tcPr>
+          <w:p>
+            <w:pPr>
+              <w:spacing w:before="0" w:after="0"/>
+            </w:pPr>
+            <w:r/>
+            <w:r>
+              <w:rPr>
+                <w:color w:val="3C4752"/>
+                <w:sz w:val="19"/>
+              </w:rPr>
+              <w:t xml:space="preserve">An index for the hourly sweep that closes vacancies whose date has passed, so it no longer scans every vacancy (migration 0049).</w:t>
+            </w:r>
+          </w:p>
+        </w:tc>
+        <w:tc>
+          <w:tcPr>
+            <w:tcW w:type="dxa" w:w="1296"/>
+            <w:shd w:val="clear" w:color="auto" w:fill="FFFFFF"/>
+            <w:tcMar>
+              <w:top w:w="60" w:type="dxa"/>
+              <w:bottom w:w="60" w:type="dxa"/>
+              <w:left w:w="100" w:type="dxa"/>
+              <w:right w:w="100" w:type="dxa"/>
+            </w:tcMar>
+          </w:tcPr>
+          <w:p>
+            <w:pPr>
+              <w:spacing w:before="0" w:after="0"/>
+            </w:pPr>
+            <w:r/>
+            <w:r>
+              <w:rPr>
+                <w:color w:val="3C4752"/>
+                <w:sz w:val="19"/>
+              </w:rPr>
+              <w:t xml:space="preserve">Sprint 52</w:t>
+            </w:r>
+          </w:p>
+        </w:tc>
+      </w:tr>
+      <w:tr>
+        <w:tc>
+          <w:tcPr>
+            <w:tcW w:type="dxa" w:w="720"/>
+            <w:shd w:val="clear" w:color="auto" w:fill="F2F4F6"/>
+            <w:tcMar>
+              <w:top w:w="60" w:type="dxa"/>
+              <w:bottom w:w="60" w:type="dxa"/>
+              <w:left w:w="100" w:type="dxa"/>
+              <w:right w:w="100" w:type="dxa"/>
+            </w:tcMar>
+          </w:tcPr>
+          <w:p>
+            <w:pPr>
+              <w:spacing w:before="0" w:after="0"/>
+            </w:pPr>
+            <w:r/>
+            <w:r>
+              <w:rPr>
+                <w:color w:val="3C4752"/>
+                <w:sz w:val="19"/>
+              </w:rPr>
+              <w:t xml:space="preserve">13.59</w:t>
+            </w:r>
+          </w:p>
+        </w:tc>
+        <w:tc>
+          <w:tcPr>
+            <w:tcW w:type="dxa" w:w="6912"/>
+            <w:shd w:val="clear" w:color="auto" w:fill="F2F4F6"/>
+            <w:tcMar>
+              <w:top w:w="60" w:type="dxa"/>
+              <w:bottom w:w="60" w:type="dxa"/>
+              <w:left w:w="100" w:type="dxa"/>
+              <w:right w:w="100" w:type="dxa"/>
+            </w:tcMar>
+          </w:tcPr>
+          <w:p>
+            <w:pPr>
+              <w:spacing w:before="0" w:after="0"/>
+            </w:pPr>
+            <w:r/>
+            <w:r>
+              <w:rPr>
+                <w:color w:val="3C4752"/>
+                <w:sz w:val="19"/>
+              </w:rPr>
+              <w:t xml:space="preserve">Erasing an organisation tells its waiting applicants in batched inserts rather than one object each.</w:t>
+            </w:r>
+          </w:p>
+        </w:tc>
+        <w:tc>
+          <w:tcPr>
+            <w:tcW w:type="dxa" w:w="1296"/>
+            <w:shd w:val="clear" w:color="auto" w:fill="F2F4F6"/>
+            <w:tcMar>
+              <w:top w:w="60" w:type="dxa"/>
+              <w:bottom w:w="60" w:type="dxa"/>
+              <w:left w:w="100" w:type="dxa"/>
+              <w:right w:w="100" w:type="dxa"/>
+            </w:tcMar>
+          </w:tcPr>
+          <w:p>
+            <w:pPr>
+              <w:spacing w:before="0" w:after="0"/>
+            </w:pPr>
+            <w:r/>
+            <w:r>
+              <w:rPr>
+                <w:color w:val="3C4752"/>
+                <w:sz w:val="19"/>
+              </w:rPr>
+              <w:t xml:space="preserve">Sprint 52</w:t>
+            </w:r>
+          </w:p>
+        </w:tc>
+      </w:tr>
     </w:tbl>
     <w:p>
       <w:pPr>
@@ -12301,7 +12788,7 @@
         <w:pStyle w:val="Heading2"/>
       </w:pPr>
       <w:r>
-        <w:t>Status at a Glance — Version 1.12 (2026-10-05)</w:t>
+        <w:t>Status at a Glance — Version 1.13 (2026-10-08)</w:t>
       </w:r>
     </w:p>
     <w:p>
@@ -16218,7 +16705,7 @@
                 <w:color w:val="3C4752"/>
                 <w:sz w:val="19"/>
               </w:rPr>
-              <w:t xml:space="preserve">BL-12.17</w:t>
+              <w:t xml:space="preserve">BL-12.16</w:t>
             </w:r>
           </w:p>
         </w:tc>
@@ -16243,7 +16730,7 @@
                 <w:color w:val="3C4752"/>
                 <w:sz w:val="19"/>
               </w:rPr>
-              <w:t xml:space="preserve">Bulk upload of vacancies and courses</w:t>
+              <w:t xml:space="preserve">Browser journeys end to end</w:t>
             </w:r>
           </w:p>
         </w:tc>
@@ -16293,7 +16780,7 @@
                 <w:color w:val="3C4752"/>
                 <w:sz w:val="19"/>
               </w:rPr>
-              <w:t xml:space="preserve">Sprint 51 (ADR-063, migration 0048). Check, create drafts, publish; role expansion; caps.</w:t>
+              <w:t xml:space="preserve">Sprint 52 (ADR-062). Six journeys, a third CI job, five defects fixed. Padding and spacing are not covered.</w:t>
             </w:r>
           </w:p>
         </w:tc>
@@ -16302,6 +16789,108 @@
         <w:tc>
           <w:tcPr>
             <w:tcW w:type="dxa" w:w="1100"/>
+            <w:shd w:val="clear" w:color="auto" w:fill="FFFFFF"/>
+            <w:tcMar>
+              <w:top w:w="60" w:type="dxa"/>
+              <w:bottom w:w="60" w:type="dxa"/>
+              <w:left w:w="100" w:type="dxa"/>
+              <w:right w:w="100" w:type="dxa"/>
+            </w:tcMar>
+          </w:tcPr>
+          <w:p>
+            <w:pPr>
+              <w:spacing w:before="0" w:after="0"/>
+            </w:pPr>
+            <w:r/>
+            <w:r>
+              <w:rPr>
+                <w:color w:val="3C4752"/>
+                <w:sz w:val="19"/>
+              </w:rPr>
+              <w:t xml:space="preserve">BL-12.17</w:t>
+            </w:r>
+          </w:p>
+        </w:tc>
+        <w:tc>
+          <w:tcPr>
+            <w:tcW w:type="dxa" w:w="3300"/>
+            <w:shd w:val="clear" w:color="auto" w:fill="FFFFFF"/>
+            <w:tcMar>
+              <w:top w:w="60" w:type="dxa"/>
+              <w:bottom w:w="60" w:type="dxa"/>
+              <w:left w:w="100" w:type="dxa"/>
+              <w:right w:w="100" w:type="dxa"/>
+            </w:tcMar>
+          </w:tcPr>
+          <w:p>
+            <w:pPr>
+              <w:spacing w:before="0" w:after="0"/>
+            </w:pPr>
+            <w:r/>
+            <w:r>
+              <w:rPr>
+                <w:color w:val="3C4752"/>
+                <w:sz w:val="19"/>
+              </w:rPr>
+              <w:t xml:space="preserve">Bulk upload of vacancies and courses</w:t>
+            </w:r>
+          </w:p>
+        </w:tc>
+        <w:tc>
+          <w:tcPr>
+            <w:tcW w:type="dxa" w:w="1250"/>
+            <w:shd w:val="clear" w:color="auto" w:fill="E3F2E6"/>
+            <w:tcMar>
+              <w:top w:w="60" w:type="dxa"/>
+              <w:bottom w:w="60" w:type="dxa"/>
+              <w:left w:w="100" w:type="dxa"/>
+              <w:right w:w="100" w:type="dxa"/>
+            </w:tcMar>
+          </w:tcPr>
+          <w:p>
+            <w:pPr>
+              <w:spacing w:before="0" w:after="0"/>
+            </w:pPr>
+            <w:r/>
+            <w:r>
+              <w:rPr>
+                <w:color w:val="3C4752"/>
+                <w:sz w:val="19"/>
+              </w:rPr>
+              <w:t xml:space="preserve">Done</w:t>
+            </w:r>
+          </w:p>
+        </w:tc>
+        <w:tc>
+          <w:tcPr>
+            <w:tcW w:type="dxa" w:w="3278"/>
+            <w:shd w:val="clear" w:color="auto" w:fill="FFFFFF"/>
+            <w:tcMar>
+              <w:top w:w="60" w:type="dxa"/>
+              <w:bottom w:w="60" w:type="dxa"/>
+              <w:left w:w="100" w:type="dxa"/>
+              <w:right w:w="100" w:type="dxa"/>
+            </w:tcMar>
+          </w:tcPr>
+          <w:p>
+            <w:pPr>
+              <w:spacing w:before="0" w:after="0"/>
+            </w:pPr>
+            <w:r/>
+            <w:r>
+              <w:rPr>
+                <w:color w:val="3C4752"/>
+                <w:sz w:val="19"/>
+              </w:rPr>
+              <w:t xml:space="preserve">Sprint 51 (ADR-063, migration 0048). Check, create drafts, publish; role expansion; caps.</w:t>
+            </w:r>
+          </w:p>
+        </w:tc>
+      </w:tr>
+      <w:tr>
+        <w:tc>
+          <w:tcPr>
+            <w:tcW w:type="dxa" w:w="1100"/>
             <w:shd w:val="clear" w:color="auto" w:fill="F2F4F6"/>
             <w:tcMar>
               <w:top w:w="60" w:type="dxa"/>
@@ -16804,6 +17393,108 @@
                 <w:sz w:val="19"/>
               </w:rPr>
               <w:t xml:space="preserve">New. TypeScript 7 and ESLint 10, each waiting on one upstream release.</w:t>
+            </w:r>
+          </w:p>
+        </w:tc>
+      </w:tr>
+      <w:tr>
+        <w:tc>
+          <w:tcPr>
+            <w:tcW w:type="dxa" w:w="1100"/>
+            <w:shd w:val="clear" w:color="auto" w:fill="F2F4F6"/>
+            <w:tcMar>
+              <w:top w:w="60" w:type="dxa"/>
+              <w:bottom w:w="60" w:type="dxa"/>
+              <w:left w:w="100" w:type="dxa"/>
+              <w:right w:w="100" w:type="dxa"/>
+            </w:tcMar>
+          </w:tcPr>
+          <w:p>
+            <w:pPr>
+              <w:spacing w:before="0" w:after="0"/>
+            </w:pPr>
+            <w:r/>
+            <w:r>
+              <w:rPr>
+                <w:color w:val="3C4752"/>
+                <w:sz w:val="19"/>
+              </w:rPr>
+              <w:t xml:space="preserve">BL-13.7</w:t>
+            </w:r>
+          </w:p>
+        </w:tc>
+        <w:tc>
+          <w:tcPr>
+            <w:tcW w:type="dxa" w:w="3300"/>
+            <w:shd w:val="clear" w:color="auto" w:fill="F2F4F6"/>
+            <w:tcMar>
+              <w:top w:w="60" w:type="dxa"/>
+              <w:bottom w:w="60" w:type="dxa"/>
+              <w:left w:w="100" w:type="dxa"/>
+              <w:right w:w="100" w:type="dxa"/>
+            </w:tcMar>
+          </w:tcPr>
+          <w:p>
+            <w:pPr>
+              <w:spacing w:before="0" w:after="0"/>
+            </w:pPr>
+            <w:r/>
+            <w:r>
+              <w:rPr>
+                <w:color w:val="3C4752"/>
+                <w:sz w:val="19"/>
+              </w:rPr>
+              <w:t xml:space="preserve">Fix two high advisories in the production npm packages (sharp, source-map-js)</w:t>
+            </w:r>
+          </w:p>
+        </w:tc>
+        <w:tc>
+          <w:tcPr>
+            <w:tcW w:type="dxa" w:w="1250"/>
+            <w:shd w:val="clear" w:color="auto" w:fill="F2F4F6"/>
+            <w:tcMar>
+              <w:top w:w="60" w:type="dxa"/>
+              <w:bottom w:w="60" w:type="dxa"/>
+              <w:left w:w="100" w:type="dxa"/>
+              <w:right w:w="100" w:type="dxa"/>
+            </w:tcMar>
+          </w:tcPr>
+          <w:p>
+            <w:pPr>
+              <w:spacing w:before="0" w:after="0"/>
+            </w:pPr>
+            <w:r/>
+            <w:r>
+              <w:rPr>
+                <w:color w:val="3C4752"/>
+                <w:sz w:val="19"/>
+              </w:rPr>
+              <w:t xml:space="preserve">To do — Now</w:t>
+            </w:r>
+          </w:p>
+        </w:tc>
+        <w:tc>
+          <w:tcPr>
+            <w:tcW w:type="dxa" w:w="3278"/>
+            <w:shd w:val="clear" w:color="auto" w:fill="F2F4F6"/>
+            <w:tcMar>
+              <w:top w:w="60" w:type="dxa"/>
+              <w:bottom w:w="60" w:type="dxa"/>
+              <w:left w:w="100" w:type="dxa"/>
+              <w:right w:w="100" w:type="dxa"/>
+            </w:tcMar>
+          </w:tcPr>
+          <w:p>
+            <w:pPr>
+              <w:spacing w:before="0" w:after="0"/>
+            </w:pPr>
+            <w:r/>
+            <w:r>
+              <w:rPr>
+                <w:color w:val="3C4752"/>
+                <w:sz w:val="19"/>
+              </w:rPr>
+              <w:t xml:space="preserve">New. Pre-existing; npm audit fix is four patch bumps in the lock file. Until then the web CI job fails.</w:t>
             </w:r>
           </w:p>
         </w:tc>
@@ -22489,7 +23180,7 @@
     <w:p>
       <w:pPr/>
       <w:r>
-        <w:t xml:space="preserve">A record of what the sprints since version 1.1 delivered, followed by a proposal for the next one. Sprints 41 to 50 are merged into main (pull requests #17 to #27). Sprints 50.5 and 51 are on their own branches and not yet merged.</w:t>
+        <w:t xml:space="preserve">A record of what the sprints since version 1.1 delivered, followed by a proposal for the next one. Sprints 41 to 51 are merged into main (pull requests #17 to #29). Sprint 52 is on its own branch and not yet merged.</w:t>
       </w:r>
     </w:p>
     <w:tbl>
@@ -23642,6 +24333,58 @@
                 <w:sz w:val="19"/>
               </w:rPr>
               <w:t xml:space="preserve">Bulk upload of vacancies and courses: a spreadsheet is checked, created as drafts and published as a separate step; a job role can stand in for its standards; re-uploading is safe; daily caps are higher once verified (ADR-063).</w:t>
+            </w:r>
+          </w:p>
+        </w:tc>
+      </w:tr>
+      <w:tr>
+        <w:tc>
+          <w:tcPr>
+            <w:tcW w:type="dxa" w:w="1200"/>
+            <w:shd w:val="clear" w:color="auto" w:fill="FFFFFF"/>
+            <w:tcMar>
+              <w:top w:w="60" w:type="dxa"/>
+              <w:bottom w:w="60" w:type="dxa"/>
+              <w:left w:w="100" w:type="dxa"/>
+              <w:right w:w="100" w:type="dxa"/>
+            </w:tcMar>
+          </w:tcPr>
+          <w:p>
+            <w:pPr>
+              <w:spacing w:before="0" w:after="0"/>
+            </w:pPr>
+            <w:r/>
+            <w:r>
+              <w:rPr>
+                <w:color w:val="3C4752"/>
+                <w:sz w:val="19"/>
+              </w:rPr>
+              <w:t xml:space="preserve">52</w:t>
+            </w:r>
+          </w:p>
+        </w:tc>
+        <w:tc>
+          <w:tcPr>
+            <w:tcW w:type="dxa" w:w="7728"/>
+            <w:shd w:val="clear" w:color="auto" w:fill="FFFFFF"/>
+            <w:tcMar>
+              <w:top w:w="60" w:type="dxa"/>
+              <w:bottom w:w="60" w:type="dxa"/>
+              <w:left w:w="100" w:type="dxa"/>
+              <w:right w:w="100" w:type="dxa"/>
+            </w:tcMar>
+          </w:tcPr>
+          <w:p>
+            <w:pPr>
+              <w:spacing w:before="0" w:after="0"/>
+            </w:pPr>
+            <w:r/>
+            <w:r>
+              <w:rPr>
+                <w:color w:val="3C4752"/>
+                <w:sz w:val="19"/>
+              </w:rPr>
+              <w:t xml:space="preserve">Real-browser journeys: six journeys in Chromium on a production build, with console, network, content-security-policy and contrast checks on every page, in a new CI job; five real defects found and fixed; an expiry-sweep index and batched erasure notices (ADR-062).</w:t>
             </w:r>
           </w:p>
         </w:tc>
@@ -23898,7 +24641,7 @@
         <w:tc>
           <w:tcPr>
             <w:tcW w:type="dxa" w:w="1200"/>
-            <w:shd w:val="clear" w:color="auto" w:fill="F2F4F6"/>
+            <w:shd w:val="clear" w:color="auto" w:fill="FFFFFF"/>
             <w:tcMar>
               <w:top w:w="60" w:type="dxa"/>
               <w:bottom w:w="60" w:type="dxa"/>
@@ -23923,50 +24666,50 @@
         <w:tc>
           <w:tcPr>
             <w:tcW w:type="dxa" w:w="3600"/>
-            <w:shd w:val="clear" w:color="auto" w:fill="F2F4F6"/>
-            <w:tcMar>
-              <w:top w:w="60" w:type="dxa"/>
-              <w:bottom w:w="60" w:type="dxa"/>
-              <w:left w:w="100" w:type="dxa"/>
-              <w:right w:w="100" w:type="dxa"/>
-            </w:tcMar>
-          </w:tcPr>
-          <w:p>
-            <w:pPr>
-              <w:spacing w:before="0" w:after="0"/>
-            </w:pPr>
-            <w:r/>
-            <w:r>
-              <w:rPr>
-                <w:color w:val="3C4752"/>
-                <w:sz w:val="19"/>
-              </w:rPr>
-              <w:t xml:space="preserve">BL-12.16 Browser journeys end to end</w:t>
+            <w:shd w:val="clear" w:color="auto" w:fill="FFFFFF"/>
+            <w:tcMar>
+              <w:top w:w="60" w:type="dxa"/>
+              <w:bottom w:w="60" w:type="dxa"/>
+              <w:left w:w="100" w:type="dxa"/>
+              <w:right w:w="100" w:type="dxa"/>
+            </w:tcMar>
+          </w:tcPr>
+          <w:p>
+            <w:pPr>
+              <w:spacing w:before="0" w:after="0"/>
+            </w:pPr>
+            <w:r/>
+            <w:r>
+              <w:rPr>
+                <w:color w:val="3C4752"/>
+                <w:sz w:val="19"/>
+              </w:rPr>
+              <w:t xml:space="preserve">BL-12.8 Course credit chips</w:t>
             </w:r>
           </w:p>
         </w:tc>
         <w:tc>
           <w:tcPr>
             <w:tcW w:type="dxa" w:w="4128"/>
-            <w:shd w:val="clear" w:color="auto" w:fill="F2F4F6"/>
-            <w:tcMar>
-              <w:top w:w="60" w:type="dxa"/>
-              <w:bottom w:w="60" w:type="dxa"/>
-              <w:left w:w="100" w:type="dxa"/>
-              <w:right w:w="100" w:type="dxa"/>
-            </w:tcMar>
-          </w:tcPr>
-          <w:p>
-            <w:pPr>
-              <w:spacing w:before="0" w:after="0"/>
-            </w:pPr>
-            <w:r/>
-            <w:r>
-              <w:rPr>
-                <w:color w:val="3C4752"/>
-                <w:sz w:val="19"/>
-              </w:rPr>
-              <w:t xml:space="preserve">Nothing runs a real browser, so a wrong screen for the wrong kind of user compiles and ships, and the accessibility check cannot see colour contrast. Add browser tests for the six main journeys (job seeker, employer, training provider, operator, Hindi on a phone, and bulk upload) that also check for console errors and security-policy violations. Public search was measured at five thousand vacancies and is fast.</w:t>
+            <w:shd w:val="clear" w:color="auto" w:fill="FFFFFF"/>
+            <w:tcMar>
+              <w:top w:w="60" w:type="dxa"/>
+              <w:bottom w:w="60" w:type="dxa"/>
+              <w:left w:w="100" w:type="dxa"/>
+              <w:right w:w="100" w:type="dxa"/>
+            </w:tcMar>
+          </w:tcPr>
+          <w:p>
+            <w:pPr>
+              <w:spacing w:before="0" w:after="0"/>
+            </w:pPr>
+            <w:r/>
+            <w:r>
+              <w:rPr>
+                <w:color w:val="3C4752"/>
+                <w:sz w:val="19"/>
+              </w:rPr>
+              <w:t xml:space="preserve">Blocked until a course is tied to a qualification; no course links to one today.</w:t>
             </w:r>
           </w:p>
         </w:tc>
@@ -23975,7 +24718,7 @@
         <w:tc>
           <w:tcPr>
             <w:tcW w:type="dxa" w:w="1200"/>
-            <w:shd w:val="clear" w:color="auto" w:fill="FFFFFF"/>
+            <w:shd w:val="clear" w:color="auto" w:fill="F2F4F6"/>
             <w:tcMar>
               <w:top w:w="60" w:type="dxa"/>
               <w:bottom w:w="60" w:type="dxa"/>
@@ -23994,83 +24737,6 @@
                 <w:sz w:val="19"/>
               </w:rPr>
               <w:t xml:space="preserve">4</w:t>
-            </w:r>
-          </w:p>
-        </w:tc>
-        <w:tc>
-          <w:tcPr>
-            <w:tcW w:type="dxa" w:w="3600"/>
-            <w:shd w:val="clear" w:color="auto" w:fill="FFFFFF"/>
-            <w:tcMar>
-              <w:top w:w="60" w:type="dxa"/>
-              <w:bottom w:w="60" w:type="dxa"/>
-              <w:left w:w="100" w:type="dxa"/>
-              <w:right w:w="100" w:type="dxa"/>
-            </w:tcMar>
-          </w:tcPr>
-          <w:p>
-            <w:pPr>
-              <w:spacing w:before="0" w:after="0"/>
-            </w:pPr>
-            <w:r/>
-            <w:r>
-              <w:rPr>
-                <w:color w:val="3C4752"/>
-                <w:sz w:val="19"/>
-              </w:rPr>
-              <w:t xml:space="preserve">BL-12.8 Course credit chips</w:t>
-            </w:r>
-          </w:p>
-        </w:tc>
-        <w:tc>
-          <w:tcPr>
-            <w:tcW w:type="dxa" w:w="4128"/>
-            <w:shd w:val="clear" w:color="auto" w:fill="FFFFFF"/>
-            <w:tcMar>
-              <w:top w:w="60" w:type="dxa"/>
-              <w:bottom w:w="60" w:type="dxa"/>
-              <w:left w:w="100" w:type="dxa"/>
-              <w:right w:w="100" w:type="dxa"/>
-            </w:tcMar>
-          </w:tcPr>
-          <w:p>
-            <w:pPr>
-              <w:spacing w:before="0" w:after="0"/>
-            </w:pPr>
-            <w:r/>
-            <w:r>
-              <w:rPr>
-                <w:color w:val="3C4752"/>
-                <w:sz w:val="19"/>
-              </w:rPr>
-              <w:t xml:space="preserve">Blocked until a course is tied to a qualification; no course links to one today.</w:t>
-            </w:r>
-          </w:p>
-        </w:tc>
-      </w:tr>
-      <w:tr>
-        <w:tc>
-          <w:tcPr>
-            <w:tcW w:type="dxa" w:w="1200"/>
-            <w:shd w:val="clear" w:color="auto" w:fill="F2F4F6"/>
-            <w:tcMar>
-              <w:top w:w="60" w:type="dxa"/>
-              <w:bottom w:w="60" w:type="dxa"/>
-              <w:left w:w="100" w:type="dxa"/>
-              <w:right w:w="100" w:type="dxa"/>
-            </w:tcMar>
-          </w:tcPr>
-          <w:p>
-            <w:pPr>
-              <w:spacing w:before="0" w:after="0"/>
-            </w:pPr>
-            <w:r/>
-            <w:r>
-              <w:rPr>
-                <w:color w:val="3C4752"/>
-                <w:sz w:val="19"/>
-              </w:rPr>
-              <w:t xml:space="preserve">5</w:t>
             </w:r>
           </w:p>
         </w:tc>

--- a/docs/IISM-Product-Backlog.docx
+++ b/docs/IISM-Product-Backlog.docx
@@ -61,7 +61,7 @@
           <w:color w:val="3C4752"/>
           <w:sz w:val="24"/>
         </w:rPr>
-        <w:t>Document Version 1.13</w:t>
+        <w:t>Document Version 1.14</w:t>
       </w:r>
     </w:p>
     <w:p>
@@ -196,7 +196,7 @@
                 <w:color w:val="3C4752"/>
                 <w:sz w:val="19"/>
               </w:rPr>
-              <w:t>1.13</w:t>
+              <w:t>1.14</w:t>
             </w:r>
           </w:p>
         </w:tc>
@@ -2049,6 +2049,108 @@
           </w:p>
         </w:tc>
       </w:tr>
+      <w:tr>
+        <w:tc>
+          <w:tcPr>
+            <w:tcW w:type="dxa" w:w="1152"/>
+            <w:shd w:val="clear" w:color="auto" w:fill="FFFFFF"/>
+            <w:tcMar>
+              <w:top w:w="60" w:type="dxa"/>
+              <w:bottom w:w="60" w:type="dxa"/>
+              <w:left w:w="100" w:type="dxa"/>
+              <w:right w:w="100" w:type="dxa"/>
+            </w:tcMar>
+          </w:tcPr>
+          <w:p>
+            <w:pPr>
+              <w:spacing w:before="0" w:after="0"/>
+            </w:pPr>
+            <w:r/>
+            <w:r>
+              <w:rPr>
+                <w:color w:val="3C4752"/>
+                <w:sz w:val="19"/>
+              </w:rPr>
+              <w:t xml:space="preserve">1.14</w:t>
+            </w:r>
+          </w:p>
+        </w:tc>
+        <w:tc>
+          <w:tcPr>
+            <w:tcW w:type="dxa" w:w="1296"/>
+            <w:shd w:val="clear" w:color="auto" w:fill="FFFFFF"/>
+            <w:tcMar>
+              <w:top w:w="60" w:type="dxa"/>
+              <w:bottom w:w="60" w:type="dxa"/>
+              <w:left w:w="100" w:type="dxa"/>
+              <w:right w:w="100" w:type="dxa"/>
+            </w:tcMar>
+          </w:tcPr>
+          <w:p>
+            <w:pPr>
+              <w:spacing w:before="0" w:after="0"/>
+            </w:pPr>
+            <w:r/>
+            <w:r>
+              <w:rPr>
+                <w:color w:val="3C4752"/>
+                <w:sz w:val="19"/>
+              </w:rPr>
+              <w:t xml:space="preserve">2026-10-09</w:t>
+            </w:r>
+          </w:p>
+        </w:tc>
+        <w:tc>
+          <w:tcPr>
+            <w:tcW w:type="dxa" w:w="2592"/>
+            <w:shd w:val="clear" w:color="auto" w:fill="FFFFFF"/>
+            <w:tcMar>
+              <w:top w:w="60" w:type="dxa"/>
+              <w:bottom w:w="60" w:type="dxa"/>
+              <w:left w:w="100" w:type="dxa"/>
+              <w:right w:w="100" w:type="dxa"/>
+            </w:tcMar>
+          </w:tcPr>
+          <w:p>
+            <w:pPr>
+              <w:spacing w:before="0" w:after="0"/>
+            </w:pPr>
+            <w:r/>
+            <w:r>
+              <w:rPr>
+                <w:color w:val="3C4752"/>
+                <w:sz w:val="19"/>
+              </w:rPr>
+              <w:t xml:space="preserve">Product &amp; Engineering</w:t>
+            </w:r>
+          </w:p>
+        </w:tc>
+        <w:tc>
+          <w:tcPr>
+            <w:tcW w:type="dxa" w:w="3600"/>
+            <w:shd w:val="clear" w:color="auto" w:fill="FFFFFF"/>
+            <w:tcMar>
+              <w:top w:w="60" w:type="dxa"/>
+              <w:bottom w:w="60" w:type="dxa"/>
+              <w:left w:w="100" w:type="dxa"/>
+              <w:right w:w="100" w:type="dxa"/>
+            </w:tcMar>
+          </w:tcPr>
+          <w:p>
+            <w:pPr>
+              <w:spacing w:before="0" w:after="0"/>
+            </w:pPr>
+            <w:r/>
+            <w:r>
+              <w:rPr>
+                <w:color w:val="3C4752"/>
+                <w:sz w:val="19"/>
+              </w:rPr>
+              <w:t xml:space="preserve">Brought up to date through Sprint 53: Epic 13 gains six stories (every page checked in a browser, a published listing keeps its standards, bulk upload can update by reference); BL-13.7 done; BL-12.18 narrowed; section 4.4 updated.</w:t>
+            </w:r>
+          </w:p>
+        </w:tc>
+      </w:tr>
     </w:tbl>
     <w:p>
       <w:pPr>
@@ -2838,7 +2940,7 @@
           <w:b w:val="0"/>
           <w:i w:val="0"/>
         </w:rPr>
-        <w:t>Thirteen epics and one hundred and ten stories, delivered from the walking skeleton through real-browser journeys (Sprint 52). Epics 1 to 12 are grouped by theme, with the sprint each story shipped in named alongside it. Epic 13 collects everything delivered since version 1.1, in sprint order, because the later work cuts across the themes above.</w:t>
+        <w:t>Thirteen epics and one hundred and sixteen stories, delivered from the walking skeleton through every-page browser checks and bulk update (Sprint 53). Epics 1 to 12 are grouped by theme, with the sprint each story shipped in named alongside it. Epic 13 collects everything delivered since version 1.1, in sprint order, because the later work cuts across the themes above.</w:t>
       </w:r>
     </w:p>
     <w:p>
@@ -8110,7 +8212,7 @@
         <w:pStyle w:val="Heading2"/>
       </w:pPr>
       <w:r>
-        <w:t>Epic 13 — Delivered Since Version 1.1 (Sprints 33–52)</w:t>
+        <w:t>Epic 13 — Delivered Since Version 1.1 (Sprints 33–53)</w:t>
       </w:r>
     </w:p>
     <w:p>
@@ -12749,6 +12851,468 @@
           </w:p>
         </w:tc>
       </w:tr>
+      <w:tr>
+        <w:tc>
+          <w:tcPr>
+            <w:tcW w:type="dxa" w:w="720"/>
+            <w:shd w:val="clear" w:color="auto" w:fill="FFFFFF"/>
+            <w:tcMar>
+              <w:top w:w="60" w:type="dxa"/>
+              <w:bottom w:w="60" w:type="dxa"/>
+              <w:left w:w="100" w:type="dxa"/>
+              <w:right w:w="100" w:type="dxa"/>
+            </w:tcMar>
+          </w:tcPr>
+          <w:p>
+            <w:pPr>
+              <w:spacing w:before="0" w:after="0"/>
+            </w:pPr>
+            <w:r/>
+            <w:r>
+              <w:rPr>
+                <w:color w:val="3C4752"/>
+                <w:sz w:val="19"/>
+              </w:rPr>
+              <w:t xml:space="preserve">13.60</w:t>
+            </w:r>
+          </w:p>
+        </w:tc>
+        <w:tc>
+          <w:tcPr>
+            <w:tcW w:type="dxa" w:w="6912"/>
+            <w:shd w:val="clear" w:color="auto" w:fill="FFFFFF"/>
+            <w:tcMar>
+              <w:top w:w="60" w:type="dxa"/>
+              <w:bottom w:w="60" w:type="dxa"/>
+              <w:left w:w="100" w:type="dxa"/>
+              <w:right w:w="100" w:type="dxa"/>
+            </w:tcMar>
+          </w:tcPr>
+          <w:p>
+            <w:pPr>
+              <w:spacing w:before="0" w:after="0"/>
+            </w:pPr>
+            <w:r/>
+            <w:r>
+              <w:rPr>
+                <w:color w:val="3C4752"/>
+                <w:sz w:val="19"/>
+              </w:rPr>
+              <w:t xml:space="preserve">Every page is visited in a real browser, not only the journeys (ADR-064). About forty-five routes in English and Hindi, signed out and as a job seeker, an employer, a training provider and an operator, with real rows on every list, each checked for console errors, failed requests, content-security-policy violations and colour contrast in light and dark.</w:t>
+            </w:r>
+          </w:p>
+        </w:tc>
+        <w:tc>
+          <w:tcPr>
+            <w:tcW w:type="dxa" w:w="1296"/>
+            <w:shd w:val="clear" w:color="auto" w:fill="FFFFFF"/>
+            <w:tcMar>
+              <w:top w:w="60" w:type="dxa"/>
+              <w:bottom w:w="60" w:type="dxa"/>
+              <w:left w:w="100" w:type="dxa"/>
+              <w:right w:w="100" w:type="dxa"/>
+            </w:tcMar>
+          </w:tcPr>
+          <w:p>
+            <w:pPr>
+              <w:spacing w:before="0" w:after="0"/>
+            </w:pPr>
+            <w:r/>
+            <w:r>
+              <w:rPr>
+                <w:color w:val="3C4752"/>
+                <w:sz w:val="19"/>
+              </w:rPr>
+              <w:t xml:space="preserve">Sprint 53</w:t>
+            </w:r>
+          </w:p>
+        </w:tc>
+      </w:tr>
+      <w:tr>
+        <w:tc>
+          <w:tcPr>
+            <w:tcW w:type="dxa" w:w="720"/>
+            <w:shd w:val="clear" w:color="auto" w:fill="F2F4F6"/>
+            <w:tcMar>
+              <w:top w:w="60" w:type="dxa"/>
+              <w:bottom w:w="60" w:type="dxa"/>
+              <w:left w:w="100" w:type="dxa"/>
+              <w:right w:w="100" w:type="dxa"/>
+            </w:tcMar>
+          </w:tcPr>
+          <w:p>
+            <w:pPr>
+              <w:spacing w:before="0" w:after="0"/>
+            </w:pPr>
+            <w:r/>
+            <w:r>
+              <w:rPr>
+                <w:color w:val="3C4752"/>
+                <w:sz w:val="19"/>
+              </w:rPr>
+              <w:t xml:space="preserve">13.61</w:t>
+            </w:r>
+          </w:p>
+        </w:tc>
+        <w:tc>
+          <w:tcPr>
+            <w:tcW w:type="dxa" w:w="6912"/>
+            <w:shd w:val="clear" w:color="auto" w:fill="F2F4F6"/>
+            <w:tcMar>
+              <w:top w:w="60" w:type="dxa"/>
+              <w:bottom w:w="60" w:type="dxa"/>
+              <w:left w:w="100" w:type="dxa"/>
+              <w:right w:w="100" w:type="dxa"/>
+            </w:tcMar>
+          </w:tcPr>
+          <w:p>
+            <w:pPr>
+              <w:spacing w:before="0" w:after="0"/>
+            </w:pPr>
+            <w:r/>
+            <w:r>
+              <w:rPr>
+                <w:color w:val="3C4752"/>
+                <w:sz w:val="19"/>
+              </w:rPr>
+              <w:t xml:space="preserve">A new browser check asks whether text sits flush against the border of the box it is in, the fault that left a homepage panel unpadded for four sprints. It was proved able to fail by removing a card's padding, which failed every journey and named each box.</w:t>
+            </w:r>
+          </w:p>
+        </w:tc>
+        <w:tc>
+          <w:tcPr>
+            <w:tcW w:type="dxa" w:w="1296"/>
+            <w:shd w:val="clear" w:color="auto" w:fill="F2F4F6"/>
+            <w:tcMar>
+              <w:top w:w="60" w:type="dxa"/>
+              <w:bottom w:w="60" w:type="dxa"/>
+              <w:left w:w="100" w:type="dxa"/>
+              <w:right w:w="100" w:type="dxa"/>
+            </w:tcMar>
+          </w:tcPr>
+          <w:p>
+            <w:pPr>
+              <w:spacing w:before="0" w:after="0"/>
+            </w:pPr>
+            <w:r/>
+            <w:r>
+              <w:rPr>
+                <w:color w:val="3C4752"/>
+                <w:sz w:val="19"/>
+              </w:rPr>
+              <w:t xml:space="preserve">Sprint 53</w:t>
+            </w:r>
+          </w:p>
+        </w:tc>
+      </w:tr>
+      <w:tr>
+        <w:tc>
+          <w:tcPr>
+            <w:tcW w:type="dxa" w:w="720"/>
+            <w:shd w:val="clear" w:color="auto" w:fill="FFFFFF"/>
+            <w:tcMar>
+              <w:top w:w="60" w:type="dxa"/>
+              <w:bottom w:w="60" w:type="dxa"/>
+              <w:left w:w="100" w:type="dxa"/>
+              <w:right w:w="100" w:type="dxa"/>
+            </w:tcMar>
+          </w:tcPr>
+          <w:p>
+            <w:pPr>
+              <w:spacing w:before="0" w:after="0"/>
+            </w:pPr>
+            <w:r/>
+            <w:r>
+              <w:rPr>
+                <w:color w:val="3C4752"/>
+                <w:sz w:val="19"/>
+              </w:rPr>
+              <w:t xml:space="preserve">13.62</w:t>
+            </w:r>
+          </w:p>
+        </w:tc>
+        <w:tc>
+          <w:tcPr>
+            <w:tcW w:type="dxa" w:w="6912"/>
+            <w:shd w:val="clear" w:color="auto" w:fill="FFFFFF"/>
+            <w:tcMar>
+              <w:top w:w="60" w:type="dxa"/>
+              <w:bottom w:w="60" w:type="dxa"/>
+              <w:left w:w="100" w:type="dxa"/>
+              <w:right w:w="100" w:type="dxa"/>
+            </w:tcMar>
+          </w:tcPr>
+          <w:p>
+            <w:pPr>
+              <w:spacing w:before="0" w:after="0"/>
+            </w:pPr>
+            <w:r/>
+            <w:r>
+              <w:rPr>
+                <w:color w:val="3C4752"/>
+                <w:sz w:val="19"/>
+              </w:rPr>
+              <w:t xml:space="preserve">Two classes of accessibility defect the sweep found are fixed: links inside a sentence told apart only by colour on the sign-in and sign-up pages, and two unnamed selects on the operator screen.</w:t>
+            </w:r>
+          </w:p>
+        </w:tc>
+        <w:tc>
+          <w:tcPr>
+            <w:tcW w:type="dxa" w:w="1296"/>
+            <w:shd w:val="clear" w:color="auto" w:fill="FFFFFF"/>
+            <w:tcMar>
+              <w:top w:w="60" w:type="dxa"/>
+              <w:bottom w:w="60" w:type="dxa"/>
+              <w:left w:w="100" w:type="dxa"/>
+              <w:right w:w="100" w:type="dxa"/>
+            </w:tcMar>
+          </w:tcPr>
+          <w:p>
+            <w:pPr>
+              <w:spacing w:before="0" w:after="0"/>
+            </w:pPr>
+            <w:r/>
+            <w:r>
+              <w:rPr>
+                <w:color w:val="3C4752"/>
+                <w:sz w:val="19"/>
+              </w:rPr>
+              <w:t xml:space="preserve">Sprint 53</w:t>
+            </w:r>
+          </w:p>
+        </w:tc>
+      </w:tr>
+      <w:tr>
+        <w:tc>
+          <w:tcPr>
+            <w:tcW w:type="dxa" w:w="720"/>
+            <w:shd w:val="clear" w:color="auto" w:fill="F2F4F6"/>
+            <w:tcMar>
+              <w:top w:w="60" w:type="dxa"/>
+              <w:bottom w:w="60" w:type="dxa"/>
+              <w:left w:w="100" w:type="dxa"/>
+              <w:right w:w="100" w:type="dxa"/>
+            </w:tcMar>
+          </w:tcPr>
+          <w:p>
+            <w:pPr>
+              <w:spacing w:before="0" w:after="0"/>
+            </w:pPr>
+            <w:r/>
+            <w:r>
+              <w:rPr>
+                <w:color w:val="3C4752"/>
+                <w:sz w:val="19"/>
+              </w:rPr>
+              <w:t xml:space="preserve">13.63</w:t>
+            </w:r>
+          </w:p>
+        </w:tc>
+        <w:tc>
+          <w:tcPr>
+            <w:tcW w:type="dxa" w:w="6912"/>
+            <w:shd w:val="clear" w:color="auto" w:fill="F2F4F6"/>
+            <w:tcMar>
+              <w:top w:w="60" w:type="dxa"/>
+              <w:bottom w:w="60" w:type="dxa"/>
+              <w:left w:w="100" w:type="dxa"/>
+              <w:right w:w="100" w:type="dxa"/>
+            </w:tcMar>
+          </w:tcPr>
+          <w:p>
+            <w:pPr>
+              <w:spacing w:before="0" w:after="0"/>
+            </w:pPr>
+            <w:r/>
+            <w:r>
+              <w:rPr>
+                <w:color w:val="3C4752"/>
+                <w:sz w:val="19"/>
+              </w:rPr>
+              <w:t xml:space="preserve">A published vacancy or course can no longer be edited down to no standards. The rule that a live listing has at least one standard used to be checked only at the moment of publishing, so a live vacancy could be saved empty and become permanently unmatchable (ADR-064).</w:t>
+            </w:r>
+          </w:p>
+        </w:tc>
+        <w:tc>
+          <w:tcPr>
+            <w:tcW w:type="dxa" w:w="1296"/>
+            <w:shd w:val="clear" w:color="auto" w:fill="F2F4F6"/>
+            <w:tcMar>
+              <w:top w:w="60" w:type="dxa"/>
+              <w:bottom w:w="60" w:type="dxa"/>
+              <w:left w:w="100" w:type="dxa"/>
+              <w:right w:w="100" w:type="dxa"/>
+            </w:tcMar>
+          </w:tcPr>
+          <w:p>
+            <w:pPr>
+              <w:spacing w:before="0" w:after="0"/>
+            </w:pPr>
+            <w:r/>
+            <w:r>
+              <w:rPr>
+                <w:color w:val="3C4752"/>
+                <w:sz w:val="19"/>
+              </w:rPr>
+              <w:t xml:space="preserve">Sprint 53</w:t>
+            </w:r>
+          </w:p>
+        </w:tc>
+      </w:tr>
+      <w:tr>
+        <w:tc>
+          <w:tcPr>
+            <w:tcW w:type="dxa" w:w="720"/>
+            <w:shd w:val="clear" w:color="auto" w:fill="FFFFFF"/>
+            <w:tcMar>
+              <w:top w:w="60" w:type="dxa"/>
+              <w:bottom w:w="60" w:type="dxa"/>
+              <w:left w:w="100" w:type="dxa"/>
+              <w:right w:w="100" w:type="dxa"/>
+            </w:tcMar>
+          </w:tcPr>
+          <w:p>
+            <w:pPr>
+              <w:spacing w:before="0" w:after="0"/>
+            </w:pPr>
+            <w:r/>
+            <w:r>
+              <w:rPr>
+                <w:color w:val="3C4752"/>
+                <w:sz w:val="19"/>
+              </w:rPr>
+              <w:t xml:space="preserve">13.64</w:t>
+            </w:r>
+          </w:p>
+        </w:tc>
+        <w:tc>
+          <w:tcPr>
+            <w:tcW w:type="dxa" w:w="6912"/>
+            <w:shd w:val="clear" w:color="auto" w:fill="FFFFFF"/>
+            <w:tcMar>
+              <w:top w:w="60" w:type="dxa"/>
+              <w:bottom w:w="60" w:type="dxa"/>
+              <w:left w:w="100" w:type="dxa"/>
+              <w:right w:w="100" w:type="dxa"/>
+            </w:tcMar>
+          </w:tcPr>
+          <w:p>
+            <w:pPr>
+              <w:spacing w:before="0" w:after="0"/>
+            </w:pPr>
+            <w:r/>
+            <w:r>
+              <w:rPr>
+                <w:color w:val="3C4752"/>
+                <w:sz w:val="19"/>
+              </w:rPr>
+              <w:t xml:space="preserve">Bulk upload can update what was uploaded before, by the organisation's own reference (ADR-064). It is opt-in, changes only the columns the file carries, leaves a column the file lacks alone, treats a blank cell as clearing, reports an unchanged row as skipped, never changes whether a listing is published, and asks the person to acknowledge how many live listings will change.</w:t>
+            </w:r>
+          </w:p>
+        </w:tc>
+        <w:tc>
+          <w:tcPr>
+            <w:tcW w:type="dxa" w:w="1296"/>
+            <w:shd w:val="clear" w:color="auto" w:fill="FFFFFF"/>
+            <w:tcMar>
+              <w:top w:w="60" w:type="dxa"/>
+              <w:bottom w:w="60" w:type="dxa"/>
+              <w:left w:w="100" w:type="dxa"/>
+              <w:right w:w="100" w:type="dxa"/>
+            </w:tcMar>
+          </w:tcPr>
+          <w:p>
+            <w:pPr>
+              <w:spacing w:before="0" w:after="0"/>
+            </w:pPr>
+            <w:r/>
+            <w:r>
+              <w:rPr>
+                <w:color w:val="3C4752"/>
+                <w:sz w:val="19"/>
+              </w:rPr>
+              <w:t xml:space="preserve">Sprint 53</w:t>
+            </w:r>
+          </w:p>
+        </w:tc>
+      </w:tr>
+      <w:tr>
+        <w:tc>
+          <w:tcPr>
+            <w:tcW w:type="dxa" w:w="720"/>
+            <w:shd w:val="clear" w:color="auto" w:fill="F2F4F6"/>
+            <w:tcMar>
+              <w:top w:w="60" w:type="dxa"/>
+              <w:bottom w:w="60" w:type="dxa"/>
+              <w:left w:w="100" w:type="dxa"/>
+              <w:right w:w="100" w:type="dxa"/>
+            </w:tcMar>
+          </w:tcPr>
+          <w:p>
+            <w:pPr>
+              <w:spacing w:before="0" w:after="0"/>
+            </w:pPr>
+            <w:r/>
+            <w:r>
+              <w:rPr>
+                <w:color w:val="3C4752"/>
+                <w:sz w:val="19"/>
+              </w:rPr>
+              <w:t xml:space="preserve">13.65</w:t>
+            </w:r>
+          </w:p>
+        </w:tc>
+        <w:tc>
+          <w:tcPr>
+            <w:tcW w:type="dxa" w:w="6912"/>
+            <w:shd w:val="clear" w:color="auto" w:fill="F2F4F6"/>
+            <w:tcMar>
+              <w:top w:w="60" w:type="dxa"/>
+              <w:bottom w:w="60" w:type="dxa"/>
+              <w:left w:w="100" w:type="dxa"/>
+              <w:right w:w="100" w:type="dxa"/>
+            </w:tcMar>
+          </w:tcPr>
+          <w:p>
+            <w:pPr>
+              <w:spacing w:before="0" w:after="0"/>
+            </w:pPr>
+            <w:r/>
+            <w:r>
+              <w:rPr>
+                <w:color w:val="3C4752"/>
+                <w:sz w:val="19"/>
+              </w:rPr>
+              <w:t xml:space="preserve">The provider's side of bulk upload is covered in a browser end to end (template, role expansion, drafts, confirmed publish, re-upload, update by reference), and the two high-severity production npm advisories are cleared.</w:t>
+            </w:r>
+          </w:p>
+        </w:tc>
+        <w:tc>
+          <w:tcPr>
+            <w:tcW w:type="dxa" w:w="1296"/>
+            <w:shd w:val="clear" w:color="auto" w:fill="F2F4F6"/>
+            <w:tcMar>
+              <w:top w:w="60" w:type="dxa"/>
+              <w:bottom w:w="60" w:type="dxa"/>
+              <w:left w:w="100" w:type="dxa"/>
+              <w:right w:w="100" w:type="dxa"/>
+            </w:tcMar>
+          </w:tcPr>
+          <w:p>
+            <w:pPr>
+              <w:spacing w:before="0" w:after="0"/>
+            </w:pPr>
+            <w:r/>
+            <w:r>
+              <w:rPr>
+                <w:color w:val="3C4752"/>
+                <w:sz w:val="19"/>
+              </w:rPr>
+              <w:t xml:space="preserve">Sprint 53</w:t>
+            </w:r>
+          </w:p>
+        </w:tc>
+      </w:tr>
     </w:tbl>
     <w:p>
       <w:pPr>
@@ -12788,7 +13352,7 @@
         <w:pStyle w:val="Heading2"/>
       </w:pPr>
       <w:r>
-        <w:t>Status at a Glance — Version 1.13 (2026-10-08)</w:t>
+        <w:t>Status at a Glance — Version 1.14 (2026-10-09)</w:t>
       </w:r>
     </w:p>
     <w:p>
@@ -16780,7 +17344,7 @@
                 <w:color w:val="3C4752"/>
                 <w:sz w:val="19"/>
               </w:rPr>
-              <w:t xml:space="preserve">Sprint 52 (ADR-062). Six journeys, a third CI job, five defects fixed. Padding and spacing are not covered.</w:t>
+              <w:t xml:space="preserve">Sprint 52 (ADR-062), widened to every page in Sprint 53 (ADR-064): seven journeys and an eighty-one-test route sweep. Padding that is present but wrong is not covered.</w:t>
             </w:r>
           </w:p>
         </w:tc>
@@ -16934,7 +17498,7 @@
                 <w:color w:val="3C4752"/>
                 <w:sz w:val="19"/>
               </w:rPr>
-              <w:t xml:space="preserve">Bulk upload, later: update by reference, XLSX, partner or ATS push, upload history, async above 200 rows</w:t>
+              <w:t xml:space="preserve">Bulk upload, later: XLSX, partner or ATS push, upload history, async above 200 rows</w:t>
             </w:r>
           </w:p>
         </w:tc>
@@ -16993,6 +17557,108 @@
         <w:tc>
           <w:tcPr>
             <w:tcW w:type="dxa" w:w="1100"/>
+            <w:shd w:val="clear" w:color="auto" w:fill="FFFFFF"/>
+            <w:tcMar>
+              <w:top w:w="60" w:type="dxa"/>
+              <w:bottom w:w="60" w:type="dxa"/>
+              <w:left w:w="100" w:type="dxa"/>
+              <w:right w:w="100" w:type="dxa"/>
+            </w:tcMar>
+          </w:tcPr>
+          <w:p>
+            <w:pPr>
+              <w:spacing w:before="0" w:after="0"/>
+            </w:pPr>
+            <w:r/>
+            <w:r>
+              <w:rPr>
+                <w:color w:val="3C4752"/>
+                <w:sz w:val="19"/>
+              </w:rPr>
+              <w:t xml:space="preserve">BL-12.19</w:t>
+            </w:r>
+          </w:p>
+        </w:tc>
+        <w:tc>
+          <w:tcPr>
+            <w:tcW w:type="dxa" w:w="3300"/>
+            <w:shd w:val="clear" w:color="auto" w:fill="FFFFFF"/>
+            <w:tcMar>
+              <w:top w:w="60" w:type="dxa"/>
+              <w:bottom w:w="60" w:type="dxa"/>
+              <w:left w:w="100" w:type="dxa"/>
+              <w:right w:w="100" w:type="dxa"/>
+            </w:tcMar>
+          </w:tcPr>
+          <w:p>
+            <w:pPr>
+              <w:spacing w:before="0" w:after="0"/>
+            </w:pPr>
+            <w:r/>
+            <w:r>
+              <w:rPr>
+                <w:color w:val="3C4752"/>
+                <w:sz w:val="19"/>
+              </w:rPr>
+              <w:t xml:space="preserve">Bulk upload can update by external reference; a published listing keeps its standards</w:t>
+            </w:r>
+          </w:p>
+        </w:tc>
+        <w:tc>
+          <w:tcPr>
+            <w:tcW w:type="dxa" w:w="1250"/>
+            <w:shd w:val="clear" w:color="auto" w:fill="E3F2E6"/>
+            <w:tcMar>
+              <w:top w:w="60" w:type="dxa"/>
+              <w:bottom w:w="60" w:type="dxa"/>
+              <w:left w:w="100" w:type="dxa"/>
+              <w:right w:w="100" w:type="dxa"/>
+            </w:tcMar>
+          </w:tcPr>
+          <w:p>
+            <w:pPr>
+              <w:spacing w:before="0" w:after="0"/>
+            </w:pPr>
+            <w:r/>
+            <w:r>
+              <w:rPr>
+                <w:color w:val="3C4752"/>
+                <w:sz w:val="19"/>
+              </w:rPr>
+              <w:t xml:space="preserve">Done</w:t>
+            </w:r>
+          </w:p>
+        </w:tc>
+        <w:tc>
+          <w:tcPr>
+            <w:tcW w:type="dxa" w:w="3278"/>
+            <w:shd w:val="clear" w:color="auto" w:fill="FFFFFF"/>
+            <w:tcMar>
+              <w:top w:w="60" w:type="dxa"/>
+              <w:bottom w:w="60" w:type="dxa"/>
+              <w:left w:w="100" w:type="dxa"/>
+              <w:right w:w="100" w:type="dxa"/>
+            </w:tcMar>
+          </w:tcPr>
+          <w:p>
+            <w:pPr>
+              <w:spacing w:before="0" w:after="0"/>
+            </w:pPr>
+            <w:r/>
+            <w:r>
+              <w:rPr>
+                <w:color w:val="3C4752"/>
+                <w:sz w:val="19"/>
+              </w:rPr>
+              <w:t xml:space="preserve">Sprint 53 (ADR-064). Opt-in, only the columns the file carries, live listings acknowledged first.</w:t>
+            </w:r>
+          </w:p>
+        </w:tc>
+      </w:tr>
+      <w:tr>
+        <w:tc>
+          <w:tcPr>
+            <w:tcW w:type="dxa" w:w="1100"/>
             <w:shd w:val="clear" w:color="auto" w:fill="F2F4F6"/>
             <w:tcMar>
               <w:top w:w="60" w:type="dxa"/>
@@ -17451,25 +18117,25 @@
         <w:tc>
           <w:tcPr>
             <w:tcW w:type="dxa" w:w="1250"/>
-            <w:shd w:val="clear" w:color="auto" w:fill="F2F4F6"/>
-            <w:tcMar>
-              <w:top w:w="60" w:type="dxa"/>
-              <w:bottom w:w="60" w:type="dxa"/>
-              <w:left w:w="100" w:type="dxa"/>
-              <w:right w:w="100" w:type="dxa"/>
-            </w:tcMar>
-          </w:tcPr>
-          <w:p>
-            <w:pPr>
-              <w:spacing w:before="0" w:after="0"/>
-            </w:pPr>
-            <w:r/>
-            <w:r>
-              <w:rPr>
-                <w:color w:val="3C4752"/>
-                <w:sz w:val="19"/>
-              </w:rPr>
-              <w:t xml:space="preserve">To do — Now</w:t>
+            <w:shd w:val="clear" w:color="auto" w:fill="E3F2E6"/>
+            <w:tcMar>
+              <w:top w:w="60" w:type="dxa"/>
+              <w:bottom w:w="60" w:type="dxa"/>
+              <w:left w:w="100" w:type="dxa"/>
+              <w:right w:w="100" w:type="dxa"/>
+            </w:tcMar>
+          </w:tcPr>
+          <w:p>
+            <w:pPr>
+              <w:spacing w:before="0" w:after="0"/>
+            </w:pPr>
+            <w:r/>
+            <w:r>
+              <w:rPr>
+                <w:color w:val="3C4752"/>
+                <w:sz w:val="19"/>
+              </w:rPr>
+              <w:t xml:space="preserve">Done</w:t>
             </w:r>
           </w:p>
         </w:tc>
@@ -17494,7 +18160,7 @@
                 <w:color w:val="3C4752"/>
                 <w:sz w:val="19"/>
               </w:rPr>
-              <w:t xml:space="preserve">New. Pre-existing; npm audit fix is four patch bumps in the lock file. Until then the web CI job fails.</w:t>
+              <w:t xml:space="preserve">Sprint 53. Four patch bumps in the lock file; the production audit is clean.</w:t>
             </w:r>
           </w:p>
         </w:tc>
@@ -23180,7 +23846,7 @@
     <w:p>
       <w:pPr/>
       <w:r>
-        <w:t xml:space="preserve">A record of what the sprints since version 1.1 delivered, followed by a proposal for the next one. Sprints 41 to 51 are merged into main (pull requests #17 to #29). Sprint 52 is on its own branch and not yet merged.</w:t>
+        <w:t xml:space="preserve">A record of what the sprints since version 1.1 delivered, followed by a proposal for the next one. Sprints 41 to 52 are merged into main (pull requests #17 to #30). Sprint 53 is on its own branch and not yet merged.</w:t>
       </w:r>
     </w:p>
     <w:tbl>
@@ -24385,6 +25051,58 @@
                 <w:sz w:val="19"/>
               </w:rPr>
               <w:t xml:space="preserve">Real-browser journeys: six journeys in Chromium on a production build, with console, network, content-security-policy and contrast checks on every page, in a new CI job; five real defects found and fixed; an expiry-sweep index and batched erasure notices (ADR-062).</w:t>
+            </w:r>
+          </w:p>
+        </w:tc>
+      </w:tr>
+      <w:tr>
+        <w:tc>
+          <w:tcPr>
+            <w:tcW w:type="dxa" w:w="1200"/>
+            <w:shd w:val="clear" w:color="auto" w:fill="F2F4F6"/>
+            <w:tcMar>
+              <w:top w:w="60" w:type="dxa"/>
+              <w:bottom w:w="60" w:type="dxa"/>
+              <w:left w:w="100" w:type="dxa"/>
+              <w:right w:w="100" w:type="dxa"/>
+            </w:tcMar>
+          </w:tcPr>
+          <w:p>
+            <w:pPr>
+              <w:spacing w:before="0" w:after="0"/>
+            </w:pPr>
+            <w:r/>
+            <w:r>
+              <w:rPr>
+                <w:color w:val="3C4752"/>
+                <w:sz w:val="19"/>
+              </w:rPr>
+              <w:t xml:space="preserve">53</w:t>
+            </w:r>
+          </w:p>
+        </w:tc>
+        <w:tc>
+          <w:tcPr>
+            <w:tcW w:type="dxa" w:w="7728"/>
+            <w:shd w:val="clear" w:color="auto" w:fill="F2F4F6"/>
+            <w:tcMar>
+              <w:top w:w="60" w:type="dxa"/>
+              <w:bottom w:w="60" w:type="dxa"/>
+              <w:left w:w="100" w:type="dxa"/>
+              <w:right w:w="100" w:type="dxa"/>
+            </w:tcMar>
+          </w:tcPr>
+          <w:p>
+            <w:pPr>
+              <w:spacing w:before="0" w:after="0"/>
+            </w:pPr>
+            <w:r/>
+            <w:r>
+              <w:rPr>
+                <w:color w:val="3C4752"/>
+                <w:sz w:val="19"/>
+              </w:rPr>
+              <w:t xml:space="preserve">Every page checked in a browser in two languages, a flush-border check, two accessibility defect classes fixed, a published listing must keep its standards, bulk upload can update by reference, and the production npm advisories cleared (ADR-064).</w:t>
             </w:r>
           </w:p>
         </w:tc>

--- a/docs/IISM-Product-Backlog.docx
+++ b/docs/IISM-Product-Backlog.docx
@@ -61,7 +61,7 @@
           <w:color w:val="3C4752"/>
           <w:sz w:val="24"/>
         </w:rPr>
-        <w:t>Document Version 1.14</w:t>
+        <w:t>Document Version 1.15</w:t>
       </w:r>
     </w:p>
     <w:p>
@@ -196,7 +196,7 @@
                 <w:color w:val="3C4752"/>
                 <w:sz w:val="19"/>
               </w:rPr>
-              <w:t>1.14</w:t>
+              <w:t>1.15</w:t>
             </w:r>
           </w:p>
         </w:tc>
@@ -2151,6 +2151,108 @@
           </w:p>
         </w:tc>
       </w:tr>
+      <w:tr>
+        <w:tc>
+          <w:tcPr>
+            <w:tcW w:type="dxa" w:w="1152"/>
+            <w:shd w:val="clear" w:color="auto" w:fill="F2F4F6"/>
+            <w:tcMar>
+              <w:top w:w="60" w:type="dxa"/>
+              <w:bottom w:w="60" w:type="dxa"/>
+              <w:left w:w="100" w:type="dxa"/>
+              <w:right w:w="100" w:type="dxa"/>
+            </w:tcMar>
+          </w:tcPr>
+          <w:p>
+            <w:pPr>
+              <w:spacing w:before="0" w:after="0"/>
+            </w:pPr>
+            <w:r/>
+            <w:r>
+              <w:rPr>
+                <w:color w:val="3C4752"/>
+                <w:sz w:val="19"/>
+              </w:rPr>
+              <w:t xml:space="preserve">1.15</w:t>
+            </w:r>
+          </w:p>
+        </w:tc>
+        <w:tc>
+          <w:tcPr>
+            <w:tcW w:type="dxa" w:w="1296"/>
+            <w:shd w:val="clear" w:color="auto" w:fill="F2F4F6"/>
+            <w:tcMar>
+              <w:top w:w="60" w:type="dxa"/>
+              <w:bottom w:w="60" w:type="dxa"/>
+              <w:left w:w="100" w:type="dxa"/>
+              <w:right w:w="100" w:type="dxa"/>
+            </w:tcMar>
+          </w:tcPr>
+          <w:p>
+            <w:pPr>
+              <w:spacing w:before="0" w:after="0"/>
+            </w:pPr>
+            <w:r/>
+            <w:r>
+              <w:rPr>
+                <w:color w:val="3C4752"/>
+                <w:sz w:val="19"/>
+              </w:rPr>
+              <w:t xml:space="preserve">2026-10-13</w:t>
+            </w:r>
+          </w:p>
+        </w:tc>
+        <w:tc>
+          <w:tcPr>
+            <w:tcW w:type="dxa" w:w="2592"/>
+            <w:shd w:val="clear" w:color="auto" w:fill="F2F4F6"/>
+            <w:tcMar>
+              <w:top w:w="60" w:type="dxa"/>
+              <w:bottom w:w="60" w:type="dxa"/>
+              <w:left w:w="100" w:type="dxa"/>
+              <w:right w:w="100" w:type="dxa"/>
+            </w:tcMar>
+          </w:tcPr>
+          <w:p>
+            <w:pPr>
+              <w:spacing w:before="0" w:after="0"/>
+            </w:pPr>
+            <w:r/>
+            <w:r>
+              <w:rPr>
+                <w:color w:val="3C4752"/>
+                <w:sz w:val="19"/>
+              </w:rPr>
+              <w:t xml:space="preserve">Product &amp; Engineering</w:t>
+            </w:r>
+          </w:p>
+        </w:tc>
+        <w:tc>
+          <w:tcPr>
+            <w:tcW w:type="dxa" w:w="3600"/>
+            <w:shd w:val="clear" w:color="auto" w:fill="F2F4F6"/>
+            <w:tcMar>
+              <w:top w:w="60" w:type="dxa"/>
+              <w:bottom w:w="60" w:type="dxa"/>
+              <w:left w:w="100" w:type="dxa"/>
+              <w:right w:w="100" w:type="dxa"/>
+            </w:tcMar>
+          </w:tcPr>
+          <w:p>
+            <w:pPr>
+              <w:spacing w:before="0" w:after="0"/>
+            </w:pPr>
+            <w:r/>
+            <w:r>
+              <w:rPr>
+                <w:color w:val="3C4752"/>
+                <w:sz w:val="19"/>
+              </w:rPr>
+              <w:t xml:space="preserve">Brought up to date through Sprint 55: Epic 13 gains nine stories (pages that do not jump, an enforced content-security policy, and the code review's fixes); new Epic B14 (First-User Readiness, BL-14.1 to BL-14.10) holds the next six sprints; section 4.4 records Sprints 54 and 55 and replaces the next-sprint proposal with the Sprint 56 to 61 roadmap. SEO, deployment and monetisation stay deferred.</w:t>
+            </w:r>
+          </w:p>
+        </w:tc>
+      </w:tr>
     </w:tbl>
     <w:p>
       <w:pPr>
@@ -2940,7 +3042,7 @@
           <w:b w:val="0"/>
           <w:i w:val="0"/>
         </w:rPr>
-        <w:t>Thirteen epics and one hundred and sixteen stories, delivered from the walking skeleton through every-page browser checks and bulk update (Sprint 53). Epics 1 to 12 are grouped by theme, with the sprint each story shipped in named alongside it. Epic 13 collects everything delivered since version 1.1, in sprint order, because the later work cuts across the themes above.</w:t>
+        <w:t>Thirteen epics and one hundred and twenty-five stories, delivered from the walking skeleton through every-page browser checks, bulk update, layout stability and an enforced content-security policy (Sprint 55). Epics 1 to 12 are grouped by theme, with the sprint each story shipped in named alongside it. Epic 13 collects everything delivered since version 1.1, in sprint order, because the later work cuts across the themes above.</w:t>
       </w:r>
     </w:p>
     <w:p>
@@ -8212,7 +8314,7 @@
         <w:pStyle w:val="Heading2"/>
       </w:pPr>
       <w:r>
-        <w:t>Epic 13 — Delivered Since Version 1.1 (Sprints 33–53)</w:t>
+        <w:t>Epic 13 — Delivered Since Version 1.1 (Sprints 33–55)</w:t>
       </w:r>
     </w:p>
     <w:p>
@@ -13313,6 +13415,699 @@
           </w:p>
         </w:tc>
       </w:tr>
+      <w:tr>
+        <w:tc>
+          <w:tcPr>
+            <w:tcW w:type="dxa" w:w="720"/>
+            <w:shd w:val="clear" w:color="auto" w:fill="FFFFFF"/>
+            <w:tcMar>
+              <w:top w:w="60" w:type="dxa"/>
+              <w:bottom w:w="60" w:type="dxa"/>
+              <w:left w:w="100" w:type="dxa"/>
+              <w:right w:w="100" w:type="dxa"/>
+            </w:tcMar>
+          </w:tcPr>
+          <w:p>
+            <w:pPr>
+              <w:spacing w:before="0" w:after="0"/>
+            </w:pPr>
+            <w:r/>
+            <w:r>
+              <w:rPr>
+                <w:color w:val="3C4752"/>
+                <w:sz w:val="19"/>
+              </w:rPr>
+              <w:t xml:space="preserve">13.66</w:t>
+            </w:r>
+          </w:p>
+        </w:tc>
+        <w:tc>
+          <w:tcPr>
+            <w:tcW w:type="dxa" w:w="6912"/>
+            <w:shd w:val="clear" w:color="auto" w:fill="FFFFFF"/>
+            <w:tcMar>
+              <w:top w:w="60" w:type="dxa"/>
+              <w:bottom w:w="60" w:type="dxa"/>
+              <w:left w:w="100" w:type="dxa"/>
+              <w:right w:w="100" w:type="dxa"/>
+            </w:tcMar>
+          </w:tcPr>
+          <w:p>
+            <w:pPr>
+              <w:spacing w:before="0" w:after="0"/>
+            </w:pPr>
+            <w:r/>
+            <w:r>
+              <w:rPr>
+                <w:color w:val="3C4752"/>
+                <w:sz w:val="19"/>
+              </w:rPr>
+              <w:t xml:space="preserve">The footer waits for the page: it is hidden, not removed, while anything on a page is still a placeholder, which removed the jump that every list produced on a phone (0.2 to 0.6 of layout shift against a limit of 0.1). Three screens that rendered nothing while loading now show placeholders.</w:t>
+            </w:r>
+          </w:p>
+        </w:tc>
+        <w:tc>
+          <w:tcPr>
+            <w:tcW w:type="dxa" w:w="1296"/>
+            <w:shd w:val="clear" w:color="auto" w:fill="FFFFFF"/>
+            <w:tcMar>
+              <w:top w:w="60" w:type="dxa"/>
+              <w:bottom w:w="60" w:type="dxa"/>
+              <w:left w:w="100" w:type="dxa"/>
+              <w:right w:w="100" w:type="dxa"/>
+            </w:tcMar>
+          </w:tcPr>
+          <w:p>
+            <w:pPr>
+              <w:spacing w:before="0" w:after="0"/>
+            </w:pPr>
+            <w:r/>
+            <w:r>
+              <w:rPr>
+                <w:color w:val="3C4752"/>
+                <w:sz w:val="19"/>
+              </w:rPr>
+              <w:t xml:space="preserve">Sprint 54</w:t>
+            </w:r>
+          </w:p>
+        </w:tc>
+      </w:tr>
+      <w:tr>
+        <w:tc>
+          <w:tcPr>
+            <w:tcW w:type="dxa" w:w="720"/>
+            <w:shd w:val="clear" w:color="auto" w:fill="F2F4F6"/>
+            <w:tcMar>
+              <w:top w:w="60" w:type="dxa"/>
+              <w:bottom w:w="60" w:type="dxa"/>
+              <w:left w:w="100" w:type="dxa"/>
+              <w:right w:w="100" w:type="dxa"/>
+            </w:tcMar>
+          </w:tcPr>
+          <w:p>
+            <w:pPr>
+              <w:spacing w:before="0" w:after="0"/>
+            </w:pPr>
+            <w:r/>
+            <w:r>
+              <w:rPr>
+                <w:color w:val="3C4752"/>
+                <w:sz w:val="19"/>
+              </w:rPr>
+              <w:t xml:space="preserve">13.67</w:t>
+            </w:r>
+          </w:p>
+        </w:tc>
+        <w:tc>
+          <w:tcPr>
+            <w:tcW w:type="dxa" w:w="6912"/>
+            <w:shd w:val="clear" w:color="auto" w:fill="F2F4F6"/>
+            <w:tcMar>
+              <w:top w:w="60" w:type="dxa"/>
+              <w:bottom w:w="60" w:type="dxa"/>
+              <w:left w:w="100" w:type="dxa"/>
+              <w:right w:w="100" w:type="dxa"/>
+            </w:tcMar>
+          </w:tcPr>
+          <w:p>
+            <w:pPr>
+              <w:spacing w:before="0" w:after="0"/>
+            </w:pPr>
+            <w:r/>
+            <w:r>
+              <w:rPr>
+                <w:color w:val="3C4752"/>
+                <w:sz w:val="19"/>
+              </w:rPr>
+              <w:t xml:space="preserve">A page that jumps while it loads now fails the browser checks, on a desktop window and on a 360 by 640 phone, with API reads delayed so the loading phase is always seen. The first version of the check passed the very pages that were jumping; the lesson is recorded.</w:t>
+            </w:r>
+          </w:p>
+        </w:tc>
+        <w:tc>
+          <w:tcPr>
+            <w:tcW w:type="dxa" w:w="1296"/>
+            <w:shd w:val="clear" w:color="auto" w:fill="F2F4F6"/>
+            <w:tcMar>
+              <w:top w:w="60" w:type="dxa"/>
+              <w:bottom w:w="60" w:type="dxa"/>
+              <w:left w:w="100" w:type="dxa"/>
+              <w:right w:w="100" w:type="dxa"/>
+            </w:tcMar>
+          </w:tcPr>
+          <w:p>
+            <w:pPr>
+              <w:spacing w:before="0" w:after="0"/>
+            </w:pPr>
+            <w:r/>
+            <w:r>
+              <w:rPr>
+                <w:color w:val="3C4752"/>
+                <w:sz w:val="19"/>
+              </w:rPr>
+              <w:t xml:space="preserve">Sprint 54</w:t>
+            </w:r>
+          </w:p>
+        </w:tc>
+      </w:tr>
+      <w:tr>
+        <w:tc>
+          <w:tcPr>
+            <w:tcW w:type="dxa" w:w="720"/>
+            <w:shd w:val="clear" w:color="auto" w:fill="FFFFFF"/>
+            <w:tcMar>
+              <w:top w:w="60" w:type="dxa"/>
+              <w:bottom w:w="60" w:type="dxa"/>
+              <w:left w:w="100" w:type="dxa"/>
+              <w:right w:w="100" w:type="dxa"/>
+            </w:tcMar>
+          </w:tcPr>
+          <w:p>
+            <w:pPr>
+              <w:spacing w:before="0" w:after="0"/>
+            </w:pPr>
+            <w:r/>
+            <w:r>
+              <w:rPr>
+                <w:color w:val="3C4752"/>
+                <w:sz w:val="19"/>
+              </w:rPr>
+              <w:t xml:space="preserve">13.68</w:t>
+            </w:r>
+          </w:p>
+        </w:tc>
+        <w:tc>
+          <w:tcPr>
+            <w:tcW w:type="dxa" w:w="6912"/>
+            <w:shd w:val="clear" w:color="auto" w:fill="FFFFFF"/>
+            <w:tcMar>
+              <w:top w:w="60" w:type="dxa"/>
+              <w:bottom w:w="60" w:type="dxa"/>
+              <w:left w:w="100" w:type="dxa"/>
+              <w:right w:w="100" w:type="dxa"/>
+            </w:tcMar>
+          </w:tcPr>
+          <w:p>
+            <w:pPr>
+              <w:spacing w:before="0" w:after="0"/>
+            </w:pPr>
+            <w:r/>
+            <w:r>
+              <w:rPr>
+                <w:color w:val="3C4752"/>
+                <w:sz w:val="19"/>
+              </w:rPr>
+              <w:t xml:space="preserve">The web content-security policy is enforced in a production build, not only reported, with tests that the header is the enforcing one and that a foreign script is blocked.</w:t>
+            </w:r>
+          </w:p>
+        </w:tc>
+        <w:tc>
+          <w:tcPr>
+            <w:tcW w:type="dxa" w:w="1296"/>
+            <w:shd w:val="clear" w:color="auto" w:fill="FFFFFF"/>
+            <w:tcMar>
+              <w:top w:w="60" w:type="dxa"/>
+              <w:bottom w:w="60" w:type="dxa"/>
+              <w:left w:w="100" w:type="dxa"/>
+              <w:right w:w="100" w:type="dxa"/>
+            </w:tcMar>
+          </w:tcPr>
+          <w:p>
+            <w:pPr>
+              <w:spacing w:before="0" w:after="0"/>
+            </w:pPr>
+            <w:r/>
+            <w:r>
+              <w:rPr>
+                <w:color w:val="3C4752"/>
+                <w:sz w:val="19"/>
+              </w:rPr>
+              <w:t xml:space="preserve">Sprint 54</w:t>
+            </w:r>
+          </w:p>
+        </w:tc>
+      </w:tr>
+      <w:tr>
+        <w:tc>
+          <w:tcPr>
+            <w:tcW w:type="dxa" w:w="720"/>
+            <w:shd w:val="clear" w:color="auto" w:fill="F2F4F6"/>
+            <w:tcMar>
+              <w:top w:w="60" w:type="dxa"/>
+              <w:bottom w:w="60" w:type="dxa"/>
+              <w:left w:w="100" w:type="dxa"/>
+              <w:right w:w="100" w:type="dxa"/>
+            </w:tcMar>
+          </w:tcPr>
+          <w:p>
+            <w:pPr>
+              <w:spacing w:before="0" w:after="0"/>
+            </w:pPr>
+            <w:r/>
+            <w:r>
+              <w:rPr>
+                <w:color w:val="3C4752"/>
+                <w:sz w:val="19"/>
+              </w:rPr>
+              <w:t xml:space="preserve">13.69</w:t>
+            </w:r>
+          </w:p>
+        </w:tc>
+        <w:tc>
+          <w:tcPr>
+            <w:tcW w:type="dxa" w:w="6912"/>
+            <w:shd w:val="clear" w:color="auto" w:fill="F2F4F6"/>
+            <w:tcMar>
+              <w:top w:w="60" w:type="dxa"/>
+              <w:bottom w:w="60" w:type="dxa"/>
+              <w:left w:w="100" w:type="dxa"/>
+              <w:right w:w="100" w:type="dxa"/>
+            </w:tcMar>
+          </w:tcPr>
+          <w:p>
+            <w:pPr>
+              <w:spacing w:before="0" w:after="0"/>
+            </w:pPr>
+            <w:r/>
+            <w:r>
+              <w:rPr>
+                <w:color w:val="3C4752"/>
+                <w:sz w:val="19"/>
+              </w:rPr>
+              <w:t xml:space="preserve">A cell that is not a number (nan, inf, 1e999) is that row's error and no longer fails a whole bulk upload with a 500.</w:t>
+            </w:r>
+          </w:p>
+        </w:tc>
+        <w:tc>
+          <w:tcPr>
+            <w:tcW w:type="dxa" w:w="1296"/>
+            <w:shd w:val="clear" w:color="auto" w:fill="F2F4F6"/>
+            <w:tcMar>
+              <w:top w:w="60" w:type="dxa"/>
+              <w:bottom w:w="60" w:type="dxa"/>
+              <w:left w:w="100" w:type="dxa"/>
+              <w:right w:w="100" w:type="dxa"/>
+            </w:tcMar>
+          </w:tcPr>
+          <w:p>
+            <w:pPr>
+              <w:spacing w:before="0" w:after="0"/>
+            </w:pPr>
+            <w:r/>
+            <w:r>
+              <w:rPr>
+                <w:color w:val="3C4752"/>
+                <w:sz w:val="19"/>
+              </w:rPr>
+              <w:t xml:space="preserve">Sprint 55</w:t>
+            </w:r>
+          </w:p>
+        </w:tc>
+      </w:tr>
+      <w:tr>
+        <w:tc>
+          <w:tcPr>
+            <w:tcW w:type="dxa" w:w="720"/>
+            <w:shd w:val="clear" w:color="auto" w:fill="FFFFFF"/>
+            <w:tcMar>
+              <w:top w:w="60" w:type="dxa"/>
+              <w:bottom w:w="60" w:type="dxa"/>
+              <w:left w:w="100" w:type="dxa"/>
+              <w:right w:w="100" w:type="dxa"/>
+            </w:tcMar>
+          </w:tcPr>
+          <w:p>
+            <w:pPr>
+              <w:spacing w:before="0" w:after="0"/>
+            </w:pPr>
+            <w:r/>
+            <w:r>
+              <w:rPr>
+                <w:color w:val="3C4752"/>
+                <w:sz w:val="19"/>
+              </w:rPr>
+              <w:t xml:space="preserve">13.70</w:t>
+            </w:r>
+          </w:p>
+        </w:tc>
+        <w:tc>
+          <w:tcPr>
+            <w:tcW w:type="dxa" w:w="6912"/>
+            <w:shd w:val="clear" w:color="auto" w:fill="FFFFFF"/>
+            <w:tcMar>
+              <w:top w:w="60" w:type="dxa"/>
+              <w:bottom w:w="60" w:type="dxa"/>
+              <w:left w:w="100" w:type="dxa"/>
+              <w:right w:w="100" w:type="dxa"/>
+            </w:tcMar>
+          </w:tcPr>
+          <w:p>
+            <w:pPr>
+              <w:spacing w:before="0" w:after="0"/>
+            </w:pPr>
+            <w:r/>
+            <w:r>
+              <w:rPr>
+                <w:color w:val="3C4752"/>
+                <w:sz w:val="19"/>
+              </w:rPr>
+              <w:t xml:space="preserve">A refused bulk update is no longer saved by the next row: the updaters validate before they change anything, and a refused row is rolled back.</w:t>
+            </w:r>
+          </w:p>
+        </w:tc>
+        <w:tc>
+          <w:tcPr>
+            <w:tcW w:type="dxa" w:w="1296"/>
+            <w:shd w:val="clear" w:color="auto" w:fill="FFFFFF"/>
+            <w:tcMar>
+              <w:top w:w="60" w:type="dxa"/>
+              <w:bottom w:w="60" w:type="dxa"/>
+              <w:left w:w="100" w:type="dxa"/>
+              <w:right w:w="100" w:type="dxa"/>
+            </w:tcMar>
+          </w:tcPr>
+          <w:p>
+            <w:pPr>
+              <w:spacing w:before="0" w:after="0"/>
+            </w:pPr>
+            <w:r/>
+            <w:r>
+              <w:rPr>
+                <w:color w:val="3C4752"/>
+                <w:sz w:val="19"/>
+              </w:rPr>
+              <w:t xml:space="preserve">Sprint 55</w:t>
+            </w:r>
+          </w:p>
+        </w:tc>
+      </w:tr>
+      <w:tr>
+        <w:tc>
+          <w:tcPr>
+            <w:tcW w:type="dxa" w:w="720"/>
+            <w:shd w:val="clear" w:color="auto" w:fill="F2F4F6"/>
+            <w:tcMar>
+              <w:top w:w="60" w:type="dxa"/>
+              <w:bottom w:w="60" w:type="dxa"/>
+              <w:left w:w="100" w:type="dxa"/>
+              <w:right w:w="100" w:type="dxa"/>
+            </w:tcMar>
+          </w:tcPr>
+          <w:p>
+            <w:pPr>
+              <w:spacing w:before="0" w:after="0"/>
+            </w:pPr>
+            <w:r/>
+            <w:r>
+              <w:rPr>
+                <w:color w:val="3C4752"/>
+                <w:sz w:val="19"/>
+              </w:rPr>
+              <w:t xml:space="preserve">13.71</w:t>
+            </w:r>
+          </w:p>
+        </w:tc>
+        <w:tc>
+          <w:tcPr>
+            <w:tcW w:type="dxa" w:w="6912"/>
+            <w:shd w:val="clear" w:color="auto" w:fill="F2F4F6"/>
+            <w:tcMar>
+              <w:top w:w="60" w:type="dxa"/>
+              <w:bottom w:w="60" w:type="dxa"/>
+              <w:left w:w="100" w:type="dxa"/>
+              <w:right w:w="100" w:type="dxa"/>
+            </w:tcMar>
+          </w:tcPr>
+          <w:p>
+            <w:pPr>
+              <w:spacing w:before="0" w:after="0"/>
+            </w:pPr>
+            <w:r/>
+            <w:r>
+              <w:rPr>
+                <w:color w:val="3C4752"/>
+                <w:sz w:val="19"/>
+              </w:rPr>
+              <w:t xml:space="preserve">A bulk upload that loses a race to a duplicate insert skips that row instead of failing the file; the path now has a test with committed rows.</w:t>
+            </w:r>
+          </w:p>
+        </w:tc>
+        <w:tc>
+          <w:tcPr>
+            <w:tcW w:type="dxa" w:w="1296"/>
+            <w:shd w:val="clear" w:color="auto" w:fill="F2F4F6"/>
+            <w:tcMar>
+              <w:top w:w="60" w:type="dxa"/>
+              <w:bottom w:w="60" w:type="dxa"/>
+              <w:left w:w="100" w:type="dxa"/>
+              <w:right w:w="100" w:type="dxa"/>
+            </w:tcMar>
+          </w:tcPr>
+          <w:p>
+            <w:pPr>
+              <w:spacing w:before="0" w:after="0"/>
+            </w:pPr>
+            <w:r/>
+            <w:r>
+              <w:rPr>
+                <w:color w:val="3C4752"/>
+                <w:sz w:val="19"/>
+              </w:rPr>
+              <w:t xml:space="preserve">Sprint 55</w:t>
+            </w:r>
+          </w:p>
+        </w:tc>
+      </w:tr>
+      <w:tr>
+        <w:tc>
+          <w:tcPr>
+            <w:tcW w:type="dxa" w:w="720"/>
+            <w:shd w:val="clear" w:color="auto" w:fill="FFFFFF"/>
+            <w:tcMar>
+              <w:top w:w="60" w:type="dxa"/>
+              <w:bottom w:w="60" w:type="dxa"/>
+              <w:left w:w="100" w:type="dxa"/>
+              <w:right w:w="100" w:type="dxa"/>
+            </w:tcMar>
+          </w:tcPr>
+          <w:p>
+            <w:pPr>
+              <w:spacing w:before="0" w:after="0"/>
+            </w:pPr>
+            <w:r/>
+            <w:r>
+              <w:rPr>
+                <w:color w:val="3C4752"/>
+                <w:sz w:val="19"/>
+              </w:rPr>
+              <w:t xml:space="preserve">13.72</w:t>
+            </w:r>
+          </w:p>
+        </w:tc>
+        <w:tc>
+          <w:tcPr>
+            <w:tcW w:type="dxa" w:w="6912"/>
+            <w:shd w:val="clear" w:color="auto" w:fill="FFFFFF"/>
+            <w:tcMar>
+              <w:top w:w="60" w:type="dxa"/>
+              <w:bottom w:w="60" w:type="dxa"/>
+              <w:left w:w="100" w:type="dxa"/>
+              <w:right w:w="100" w:type="dxa"/>
+            </w:tcMar>
+          </w:tcPr>
+          <w:p>
+            <w:pPr>
+              <w:spacing w:before="0" w:after="0"/>
+            </w:pPr>
+            <w:r/>
+            <w:r>
+              <w:rPr>
+                <w:color w:val="3C4752"/>
+                <w:sz w:val="19"/>
+              </w:rPr>
+              <w:t xml:space="preserve">Check and apply agree about gigs (a state alone is not a place), and a new state takes the old district with it when an update changes only the state.</w:t>
+            </w:r>
+          </w:p>
+        </w:tc>
+        <w:tc>
+          <w:tcPr>
+            <w:tcW w:type="dxa" w:w="1296"/>
+            <w:shd w:val="clear" w:color="auto" w:fill="FFFFFF"/>
+            <w:tcMar>
+              <w:top w:w="60" w:type="dxa"/>
+              <w:bottom w:w="60" w:type="dxa"/>
+              <w:left w:w="100" w:type="dxa"/>
+              <w:right w:w="100" w:type="dxa"/>
+            </w:tcMar>
+          </w:tcPr>
+          <w:p>
+            <w:pPr>
+              <w:spacing w:before="0" w:after="0"/>
+            </w:pPr>
+            <w:r/>
+            <w:r>
+              <w:rPr>
+                <w:color w:val="3C4752"/>
+                <w:sz w:val="19"/>
+              </w:rPr>
+              <w:t xml:space="preserve">Sprint 55</w:t>
+            </w:r>
+          </w:p>
+        </w:tc>
+      </w:tr>
+      <w:tr>
+        <w:tc>
+          <w:tcPr>
+            <w:tcW w:type="dxa" w:w="720"/>
+            <w:shd w:val="clear" w:color="auto" w:fill="F2F4F6"/>
+            <w:tcMar>
+              <w:top w:w="60" w:type="dxa"/>
+              <w:bottom w:w="60" w:type="dxa"/>
+              <w:left w:w="100" w:type="dxa"/>
+              <w:right w:w="100" w:type="dxa"/>
+            </w:tcMar>
+          </w:tcPr>
+          <w:p>
+            <w:pPr>
+              <w:spacing w:before="0" w:after="0"/>
+            </w:pPr>
+            <w:r/>
+            <w:r>
+              <w:rPr>
+                <w:color w:val="3C4752"/>
+                <w:sz w:val="19"/>
+              </w:rPr>
+              <w:t xml:space="preserve">13.73</w:t>
+            </w:r>
+          </w:p>
+        </w:tc>
+        <w:tc>
+          <w:tcPr>
+            <w:tcW w:type="dxa" w:w="6912"/>
+            <w:shd w:val="clear" w:color="auto" w:fill="F2F4F6"/>
+            <w:tcMar>
+              <w:top w:w="60" w:type="dxa"/>
+              <w:bottom w:w="60" w:type="dxa"/>
+              <w:left w:w="100" w:type="dxa"/>
+              <w:right w:w="100" w:type="dxa"/>
+            </w:tcMar>
+          </w:tcPr>
+          <w:p>
+            <w:pPr>
+              <w:spacing w:before="0" w:after="0"/>
+            </w:pPr>
+            <w:r/>
+            <w:r>
+              <w:rPr>
+                <w:color w:val="3C4752"/>
+                <w:sz w:val="19"/>
+              </w:rPr>
+              <w:t xml:space="preserve">A bulk upload that updates existing listings needs the update permission as well as the create permission.</w:t>
+            </w:r>
+          </w:p>
+        </w:tc>
+        <w:tc>
+          <w:tcPr>
+            <w:tcW w:type="dxa" w:w="1296"/>
+            <w:shd w:val="clear" w:color="auto" w:fill="F2F4F6"/>
+            <w:tcMar>
+              <w:top w:w="60" w:type="dxa"/>
+              <w:bottom w:w="60" w:type="dxa"/>
+              <w:left w:w="100" w:type="dxa"/>
+              <w:right w:w="100" w:type="dxa"/>
+            </w:tcMar>
+          </w:tcPr>
+          <w:p>
+            <w:pPr>
+              <w:spacing w:before="0" w:after="0"/>
+            </w:pPr>
+            <w:r/>
+            <w:r>
+              <w:rPr>
+                <w:color w:val="3C4752"/>
+                <w:sz w:val="19"/>
+              </w:rPr>
+              <w:t xml:space="preserve">Sprint 55</w:t>
+            </w:r>
+          </w:p>
+        </w:tc>
+      </w:tr>
+      <w:tr>
+        <w:tc>
+          <w:tcPr>
+            <w:tcW w:type="dxa" w:w="720"/>
+            <w:shd w:val="clear" w:color="auto" w:fill="FFFFFF"/>
+            <w:tcMar>
+              <w:top w:w="60" w:type="dxa"/>
+              <w:bottom w:w="60" w:type="dxa"/>
+              <w:left w:w="100" w:type="dxa"/>
+              <w:right w:w="100" w:type="dxa"/>
+            </w:tcMar>
+          </w:tcPr>
+          <w:p>
+            <w:pPr>
+              <w:spacing w:before="0" w:after="0"/>
+            </w:pPr>
+            <w:r/>
+            <w:r>
+              <w:rPr>
+                <w:color w:val="3C4752"/>
+                <w:sz w:val="19"/>
+              </w:rPr>
+              <w:t xml:space="preserve">13.74</w:t>
+            </w:r>
+          </w:p>
+        </w:tc>
+        <w:tc>
+          <w:tcPr>
+            <w:tcW w:type="dxa" w:w="6912"/>
+            <w:shd w:val="clear" w:color="auto" w:fill="FFFFFF"/>
+            <w:tcMar>
+              <w:top w:w="60" w:type="dxa"/>
+              <w:bottom w:w="60" w:type="dxa"/>
+              <w:left w:w="100" w:type="dxa"/>
+              <w:right w:w="100" w:type="dxa"/>
+            </w:tcMar>
+          </w:tcPr>
+          <w:p>
+            <w:pPr>
+              <w:spacing w:before="0" w:after="0"/>
+            </w:pPr>
+            <w:r/>
+            <w:r>
+              <w:rPr>
+                <w:color w:val="3C4752"/>
+                <w:sz w:val="19"/>
+              </w:rPr>
+              <w:t xml:space="preserve">A superscript digit in an importance is a row error, a repeated message in a row is said once, and the browser sweep waits on the product's own loading marker and shares its route lists between desktop and phone.</w:t>
+            </w:r>
+          </w:p>
+        </w:tc>
+        <w:tc>
+          <w:tcPr>
+            <w:tcW w:type="dxa" w:w="1296"/>
+            <w:shd w:val="clear" w:color="auto" w:fill="FFFFFF"/>
+            <w:tcMar>
+              <w:top w:w="60" w:type="dxa"/>
+              <w:bottom w:w="60" w:type="dxa"/>
+              <w:left w:w="100" w:type="dxa"/>
+              <w:right w:w="100" w:type="dxa"/>
+            </w:tcMar>
+          </w:tcPr>
+          <w:p>
+            <w:pPr>
+              <w:spacing w:before="0" w:after="0"/>
+            </w:pPr>
+            <w:r/>
+            <w:r>
+              <w:rPr>
+                <w:color w:val="3C4752"/>
+                <w:sz w:val="19"/>
+              </w:rPr>
+              <w:t xml:space="preserve">Sprint 55</w:t>
+            </w:r>
+          </w:p>
+        </w:tc>
+      </w:tr>
     </w:tbl>
     <w:p>
       <w:pPr>
@@ -13352,13 +14147,13 @@
         <w:pStyle w:val="Heading2"/>
       </w:pPr>
       <w:r>
-        <w:t>Status at a Glance — Version 1.14 (2026-10-09)</w:t>
+        <w:t>Status at a Glance — Version 1.15 (2026-10-13)</w:t>
       </w:r>
     </w:p>
     <w:p>
       <w:pPr/>
       <w:r>
-        <w:t xml:space="preserve">Done means built, tested and recorded. In progress means a first slice is in use and the rest is not. To do carries its priority band (Now, Next or Later). Waiting means the work is understood but blocked on something outside engineering. Deferred means the Product Owner has chosen to put it off. Stories added in version 1.2 are marked New in the notes.</w:t>
+        <w:t xml:space="preserve">Done means built, tested and recorded. In progress means a first slice is in use and the rest is not. To do carries its priority band (Now, Next or Later). Waiting means the work is understood but blocked on something outside engineering. Deferred means the Product Owner has chosen to put it off. Stories added in version 1.2 are marked New in the notes. Epic B14 (First-User Readiness, version 1.15) is the next six sprints.</w:t>
       </w:r>
     </w:p>
     <w:tbl>
@@ -18165,6 +18960,1026 @@
           </w:p>
         </w:tc>
       </w:tr>
+      <w:tr>
+        <w:tc>
+          <w:tcPr>
+            <w:tcW w:type="dxa" w:w="1100"/>
+            <w:shd w:val="clear" w:color="auto" w:fill="FFFFFF"/>
+            <w:tcMar>
+              <w:top w:w="60" w:type="dxa"/>
+              <w:bottom w:w="60" w:type="dxa"/>
+              <w:left w:w="100" w:type="dxa"/>
+              <w:right w:w="100" w:type="dxa"/>
+            </w:tcMar>
+          </w:tcPr>
+          <w:p>
+            <w:pPr>
+              <w:spacing w:before="0" w:after="0"/>
+            </w:pPr>
+            <w:r/>
+            <w:r>
+              <w:rPr>
+                <w:color w:val="3C4752"/>
+                <w:sz w:val="19"/>
+              </w:rPr>
+              <w:t xml:space="preserve">BL-14.1</w:t>
+            </w:r>
+          </w:p>
+        </w:tc>
+        <w:tc>
+          <w:tcPr>
+            <w:tcW w:type="dxa" w:w="3300"/>
+            <w:shd w:val="clear" w:color="auto" w:fill="FFFFFF"/>
+            <w:tcMar>
+              <w:top w:w="60" w:type="dxa"/>
+              <w:bottom w:w="60" w:type="dxa"/>
+              <w:left w:w="100" w:type="dxa"/>
+              <w:right w:w="100" w:type="dxa"/>
+            </w:tcMar>
+          </w:tcPr>
+          <w:p>
+            <w:pPr>
+              <w:spacing w:before="0" w:after="0"/>
+            </w:pPr>
+            <w:r/>
+            <w:r>
+              <w:rPr>
+                <w:color w:val="3C4752"/>
+                <w:sz w:val="19"/>
+              </w:rPr>
+              <w:t xml:space="preserve">Resend a sign-in code, with a cooldown</w:t>
+            </w:r>
+          </w:p>
+        </w:tc>
+        <w:tc>
+          <w:tcPr>
+            <w:tcW w:type="dxa" w:w="1250"/>
+            <w:shd w:val="clear" w:color="auto" w:fill="FFFFFF"/>
+            <w:tcMar>
+              <w:top w:w="60" w:type="dxa"/>
+              <w:bottom w:w="60" w:type="dxa"/>
+              <w:left w:w="100" w:type="dxa"/>
+              <w:right w:w="100" w:type="dxa"/>
+            </w:tcMar>
+          </w:tcPr>
+          <w:p>
+            <w:pPr>
+              <w:spacing w:before="0" w:after="0"/>
+            </w:pPr>
+            <w:r/>
+            <w:r>
+              <w:rPr>
+                <w:color w:val="3C4752"/>
+                <w:sz w:val="19"/>
+              </w:rPr>
+              <w:t xml:space="preserve">To do — Now</w:t>
+            </w:r>
+          </w:p>
+        </w:tc>
+        <w:tc>
+          <w:tcPr>
+            <w:tcW w:type="dxa" w:w="3278"/>
+            <w:shd w:val="clear" w:color="auto" w:fill="FFFFFF"/>
+            <w:tcMar>
+              <w:top w:w="60" w:type="dxa"/>
+              <w:bottom w:w="60" w:type="dxa"/>
+              <w:left w:w="100" w:type="dxa"/>
+              <w:right w:w="100" w:type="dxa"/>
+            </w:tcMar>
+          </w:tcPr>
+          <w:p>
+            <w:pPr>
+              <w:spacing w:before="0" w:after="0"/>
+            </w:pPr>
+            <w:r/>
+            <w:r>
+              <w:rPr>
+                <w:color w:val="3C4752"/>
+                <w:sz w:val="19"/>
+              </w:rPr>
+              <w:t xml:space="preserve">New in v1.15. Sprint 56.</w:t>
+            </w:r>
+          </w:p>
+        </w:tc>
+      </w:tr>
+      <w:tr>
+        <w:tc>
+          <w:tcPr>
+            <w:tcW w:type="dxa" w:w="1100"/>
+            <w:shd w:val="clear" w:color="auto" w:fill="F2F4F6"/>
+            <w:tcMar>
+              <w:top w:w="60" w:type="dxa"/>
+              <w:bottom w:w="60" w:type="dxa"/>
+              <w:left w:w="100" w:type="dxa"/>
+              <w:right w:w="100" w:type="dxa"/>
+            </w:tcMar>
+          </w:tcPr>
+          <w:p>
+            <w:pPr>
+              <w:spacing w:before="0" w:after="0"/>
+            </w:pPr>
+            <w:r/>
+            <w:r>
+              <w:rPr>
+                <w:color w:val="3C4752"/>
+                <w:sz w:val="19"/>
+              </w:rPr>
+              <w:t xml:space="preserve">BL-14.2</w:t>
+            </w:r>
+          </w:p>
+        </w:tc>
+        <w:tc>
+          <w:tcPr>
+            <w:tcW w:type="dxa" w:w="3300"/>
+            <w:shd w:val="clear" w:color="auto" w:fill="F2F4F6"/>
+            <w:tcMar>
+              <w:top w:w="60" w:type="dxa"/>
+              <w:bottom w:w="60" w:type="dxa"/>
+              <w:left w:w="100" w:type="dxa"/>
+              <w:right w:w="100" w:type="dxa"/>
+            </w:tcMar>
+          </w:tcPr>
+          <w:p>
+            <w:pPr>
+              <w:spacing w:before="0" w:after="0"/>
+            </w:pPr>
+            <w:r/>
+            <w:r>
+              <w:rPr>
+                <w:color w:val="3C4752"/>
+                <w:sz w:val="19"/>
+              </w:rPr>
+              <w:t xml:space="preserve">Replace or remove a sign-in credential</w:t>
+            </w:r>
+          </w:p>
+        </w:tc>
+        <w:tc>
+          <w:tcPr>
+            <w:tcW w:type="dxa" w:w="1250"/>
+            <w:shd w:val="clear" w:color="auto" w:fill="F2F4F6"/>
+            <w:tcMar>
+              <w:top w:w="60" w:type="dxa"/>
+              <w:bottom w:w="60" w:type="dxa"/>
+              <w:left w:w="100" w:type="dxa"/>
+              <w:right w:w="100" w:type="dxa"/>
+            </w:tcMar>
+          </w:tcPr>
+          <w:p>
+            <w:pPr>
+              <w:spacing w:before="0" w:after="0"/>
+            </w:pPr>
+            <w:r/>
+            <w:r>
+              <w:rPr>
+                <w:color w:val="3C4752"/>
+                <w:sz w:val="19"/>
+              </w:rPr>
+              <w:t xml:space="preserve">To do — Now</w:t>
+            </w:r>
+          </w:p>
+        </w:tc>
+        <w:tc>
+          <w:tcPr>
+            <w:tcW w:type="dxa" w:w="3278"/>
+            <w:shd w:val="clear" w:color="auto" w:fill="F2F4F6"/>
+            <w:tcMar>
+              <w:top w:w="60" w:type="dxa"/>
+              <w:bottom w:w="60" w:type="dxa"/>
+              <w:left w:w="100" w:type="dxa"/>
+              <w:right w:w="100" w:type="dxa"/>
+            </w:tcMar>
+          </w:tcPr>
+          <w:p>
+            <w:pPr>
+              <w:spacing w:before="0" w:after="0"/>
+            </w:pPr>
+            <w:r/>
+            <w:r>
+              <w:rPr>
+                <w:color w:val="3C4752"/>
+                <w:sz w:val="19"/>
+              </w:rPr>
+              <w:t xml:space="preserve">New in v1.15. Sprint 56.</w:t>
+            </w:r>
+          </w:p>
+        </w:tc>
+      </w:tr>
+      <w:tr>
+        <w:tc>
+          <w:tcPr>
+            <w:tcW w:type="dxa" w:w="1100"/>
+            <w:shd w:val="clear" w:color="auto" w:fill="FFFFFF"/>
+            <w:tcMar>
+              <w:top w:w="60" w:type="dxa"/>
+              <w:bottom w:w="60" w:type="dxa"/>
+              <w:left w:w="100" w:type="dxa"/>
+              <w:right w:w="100" w:type="dxa"/>
+            </w:tcMar>
+          </w:tcPr>
+          <w:p>
+            <w:pPr>
+              <w:spacing w:before="0" w:after="0"/>
+            </w:pPr>
+            <w:r/>
+            <w:r>
+              <w:rPr>
+                <w:color w:val="3C4752"/>
+                <w:sz w:val="19"/>
+              </w:rPr>
+              <w:t xml:space="preserve">BL-14.3</w:t>
+            </w:r>
+          </w:p>
+        </w:tc>
+        <w:tc>
+          <w:tcPr>
+            <w:tcW w:type="dxa" w:w="3300"/>
+            <w:shd w:val="clear" w:color="auto" w:fill="FFFFFF"/>
+            <w:tcMar>
+              <w:top w:w="60" w:type="dxa"/>
+              <w:bottom w:w="60" w:type="dxa"/>
+              <w:left w:w="100" w:type="dxa"/>
+              <w:right w:w="100" w:type="dxa"/>
+            </w:tcMar>
+          </w:tcPr>
+          <w:p>
+            <w:pPr>
+              <w:spacing w:before="0" w:after="0"/>
+            </w:pPr>
+            <w:r/>
+            <w:r>
+              <w:rPr>
+                <w:color w:val="3C4752"/>
+                <w:sz w:val="19"/>
+              </w:rPr>
+              <w:t xml:space="preserve">Working contact and grievance forms</w:t>
+            </w:r>
+          </w:p>
+        </w:tc>
+        <w:tc>
+          <w:tcPr>
+            <w:tcW w:type="dxa" w:w="1250"/>
+            <w:shd w:val="clear" w:color="auto" w:fill="FFFFFF"/>
+            <w:tcMar>
+              <w:top w:w="60" w:type="dxa"/>
+              <w:bottom w:w="60" w:type="dxa"/>
+              <w:left w:w="100" w:type="dxa"/>
+              <w:right w:w="100" w:type="dxa"/>
+            </w:tcMar>
+          </w:tcPr>
+          <w:p>
+            <w:pPr>
+              <w:spacing w:before="0" w:after="0"/>
+            </w:pPr>
+            <w:r/>
+            <w:r>
+              <w:rPr>
+                <w:color w:val="3C4752"/>
+                <w:sz w:val="19"/>
+              </w:rPr>
+              <w:t xml:space="preserve">To do — Now</w:t>
+            </w:r>
+          </w:p>
+        </w:tc>
+        <w:tc>
+          <w:tcPr>
+            <w:tcW w:type="dxa" w:w="3278"/>
+            <w:shd w:val="clear" w:color="auto" w:fill="FFFFFF"/>
+            <w:tcMar>
+              <w:top w:w="60" w:type="dxa"/>
+              <w:bottom w:w="60" w:type="dxa"/>
+              <w:left w:w="100" w:type="dxa"/>
+              <w:right w:w="100" w:type="dxa"/>
+            </w:tcMar>
+          </w:tcPr>
+          <w:p>
+            <w:pPr>
+              <w:spacing w:before="0" w:after="0"/>
+            </w:pPr>
+            <w:r/>
+            <w:r>
+              <w:rPr>
+                <w:color w:val="3C4752"/>
+                <w:sz w:val="19"/>
+              </w:rPr>
+              <w:t xml:space="preserve">New in v1.15. Sprint 57.</w:t>
+            </w:r>
+          </w:p>
+        </w:tc>
+      </w:tr>
+      <w:tr>
+        <w:tc>
+          <w:tcPr>
+            <w:tcW w:type="dxa" w:w="1100"/>
+            <w:shd w:val="clear" w:color="auto" w:fill="F2F4F6"/>
+            <w:tcMar>
+              <w:top w:w="60" w:type="dxa"/>
+              <w:bottom w:w="60" w:type="dxa"/>
+              <w:left w:w="100" w:type="dxa"/>
+              <w:right w:w="100" w:type="dxa"/>
+            </w:tcMar>
+          </w:tcPr>
+          <w:p>
+            <w:pPr>
+              <w:spacing w:before="0" w:after="0"/>
+            </w:pPr>
+            <w:r/>
+            <w:r>
+              <w:rPr>
+                <w:color w:val="3C4752"/>
+                <w:sz w:val="19"/>
+              </w:rPr>
+              <w:t xml:space="preserve">BL-14.4</w:t>
+            </w:r>
+          </w:p>
+        </w:tc>
+        <w:tc>
+          <w:tcPr>
+            <w:tcW w:type="dxa" w:w="3300"/>
+            <w:shd w:val="clear" w:color="auto" w:fill="F2F4F6"/>
+            <w:tcMar>
+              <w:top w:w="60" w:type="dxa"/>
+              <w:bottom w:w="60" w:type="dxa"/>
+              <w:left w:w="100" w:type="dxa"/>
+              <w:right w:w="100" w:type="dxa"/>
+            </w:tcMar>
+          </w:tcPr>
+          <w:p>
+            <w:pPr>
+              <w:spacing w:before="0" w:after="0"/>
+            </w:pPr>
+            <w:r/>
+            <w:r>
+              <w:rPr>
+                <w:color w:val="3C4752"/>
+                <w:sz w:val="19"/>
+              </w:rPr>
+              <w:t xml:space="preserve">Report a vacancy or course; operator takedown</w:t>
+            </w:r>
+          </w:p>
+        </w:tc>
+        <w:tc>
+          <w:tcPr>
+            <w:tcW w:type="dxa" w:w="1250"/>
+            <w:shd w:val="clear" w:color="auto" w:fill="F2F4F6"/>
+            <w:tcMar>
+              <w:top w:w="60" w:type="dxa"/>
+              <w:bottom w:w="60" w:type="dxa"/>
+              <w:left w:w="100" w:type="dxa"/>
+              <w:right w:w="100" w:type="dxa"/>
+            </w:tcMar>
+          </w:tcPr>
+          <w:p>
+            <w:pPr>
+              <w:spacing w:before="0" w:after="0"/>
+            </w:pPr>
+            <w:r/>
+            <w:r>
+              <w:rPr>
+                <w:color w:val="3C4752"/>
+                <w:sz w:val="19"/>
+              </w:rPr>
+              <w:t xml:space="preserve">To do — Next</w:t>
+            </w:r>
+          </w:p>
+        </w:tc>
+        <w:tc>
+          <w:tcPr>
+            <w:tcW w:type="dxa" w:w="3278"/>
+            <w:shd w:val="clear" w:color="auto" w:fill="F2F4F6"/>
+            <w:tcMar>
+              <w:top w:w="60" w:type="dxa"/>
+              <w:bottom w:w="60" w:type="dxa"/>
+              <w:left w:w="100" w:type="dxa"/>
+              <w:right w:w="100" w:type="dxa"/>
+            </w:tcMar>
+          </w:tcPr>
+          <w:p>
+            <w:pPr>
+              <w:spacing w:before="0" w:after="0"/>
+            </w:pPr>
+            <w:r/>
+            <w:r>
+              <w:rPr>
+                <w:color w:val="3C4752"/>
+                <w:sz w:val="19"/>
+              </w:rPr>
+              <w:t xml:space="preserve">New in v1.15. Sprint 59.</w:t>
+            </w:r>
+          </w:p>
+        </w:tc>
+      </w:tr>
+      <w:tr>
+        <w:tc>
+          <w:tcPr>
+            <w:tcW w:type="dxa" w:w="1100"/>
+            <w:shd w:val="clear" w:color="auto" w:fill="FFFFFF"/>
+            <w:tcMar>
+              <w:top w:w="60" w:type="dxa"/>
+              <w:bottom w:w="60" w:type="dxa"/>
+              <w:left w:w="100" w:type="dxa"/>
+              <w:right w:w="100" w:type="dxa"/>
+            </w:tcMar>
+          </w:tcPr>
+          <w:p>
+            <w:pPr>
+              <w:spacing w:before="0" w:after="0"/>
+            </w:pPr>
+            <w:r/>
+            <w:r>
+              <w:rPr>
+                <w:color w:val="3C4752"/>
+                <w:sz w:val="19"/>
+              </w:rPr>
+              <w:t xml:space="preserve">BL-14.5</w:t>
+            </w:r>
+          </w:p>
+        </w:tc>
+        <w:tc>
+          <w:tcPr>
+            <w:tcW w:type="dxa" w:w="3300"/>
+            <w:shd w:val="clear" w:color="auto" w:fill="FFFFFF"/>
+            <w:tcMar>
+              <w:top w:w="60" w:type="dxa"/>
+              <w:bottom w:w="60" w:type="dxa"/>
+              <w:left w:w="100" w:type="dxa"/>
+              <w:right w:w="100" w:type="dxa"/>
+            </w:tcMar>
+          </w:tcPr>
+          <w:p>
+            <w:pPr>
+              <w:spacing w:before="0" w:after="0"/>
+            </w:pPr>
+            <w:r/>
+            <w:r>
+              <w:rPr>
+                <w:color w:val="3C4752"/>
+                <w:sz w:val="19"/>
+              </w:rPr>
+              <w:t xml:space="preserve">A course has a place, a next intake and seats</w:t>
+            </w:r>
+          </w:p>
+        </w:tc>
+        <w:tc>
+          <w:tcPr>
+            <w:tcW w:type="dxa" w:w="1250"/>
+            <w:shd w:val="clear" w:color="auto" w:fill="FFFFFF"/>
+            <w:tcMar>
+              <w:top w:w="60" w:type="dxa"/>
+              <w:bottom w:w="60" w:type="dxa"/>
+              <w:left w:w="100" w:type="dxa"/>
+              <w:right w:w="100" w:type="dxa"/>
+            </w:tcMar>
+          </w:tcPr>
+          <w:p>
+            <w:pPr>
+              <w:spacing w:before="0" w:after="0"/>
+            </w:pPr>
+            <w:r/>
+            <w:r>
+              <w:rPr>
+                <w:color w:val="3C4752"/>
+                <w:sz w:val="19"/>
+              </w:rPr>
+              <w:t xml:space="preserve">To do — Next</w:t>
+            </w:r>
+          </w:p>
+        </w:tc>
+        <w:tc>
+          <w:tcPr>
+            <w:tcW w:type="dxa" w:w="3278"/>
+            <w:shd w:val="clear" w:color="auto" w:fill="FFFFFF"/>
+            <w:tcMar>
+              <w:top w:w="60" w:type="dxa"/>
+              <w:bottom w:w="60" w:type="dxa"/>
+              <w:left w:w="100" w:type="dxa"/>
+              <w:right w:w="100" w:type="dxa"/>
+            </w:tcMar>
+          </w:tcPr>
+          <w:p>
+            <w:pPr>
+              <w:spacing w:before="0" w:after="0"/>
+            </w:pPr>
+            <w:r/>
+            <w:r>
+              <w:rPr>
+                <w:color w:val="3C4752"/>
+                <w:sz w:val="19"/>
+              </w:rPr>
+              <w:t xml:space="preserve">New in v1.15. Sprint 58.</w:t>
+            </w:r>
+          </w:p>
+        </w:tc>
+      </w:tr>
+      <w:tr>
+        <w:tc>
+          <w:tcPr>
+            <w:tcW w:type="dxa" w:w="1100"/>
+            <w:shd w:val="clear" w:color="auto" w:fill="F2F4F6"/>
+            <w:tcMar>
+              <w:top w:w="60" w:type="dxa"/>
+              <w:bottom w:w="60" w:type="dxa"/>
+              <w:left w:w="100" w:type="dxa"/>
+              <w:right w:w="100" w:type="dxa"/>
+            </w:tcMar>
+          </w:tcPr>
+          <w:p>
+            <w:pPr>
+              <w:spacing w:before="0" w:after="0"/>
+            </w:pPr>
+            <w:r/>
+            <w:r>
+              <w:rPr>
+                <w:color w:val="3C4752"/>
+                <w:sz w:val="19"/>
+              </w:rPr>
+              <w:t xml:space="preserve">BL-14.6</w:t>
+            </w:r>
+          </w:p>
+        </w:tc>
+        <w:tc>
+          <w:tcPr>
+            <w:tcW w:type="dxa" w:w="3300"/>
+            <w:shd w:val="clear" w:color="auto" w:fill="F2F4F6"/>
+            <w:tcMar>
+              <w:top w:w="60" w:type="dxa"/>
+              <w:bottom w:w="60" w:type="dxa"/>
+              <w:left w:w="100" w:type="dxa"/>
+              <w:right w:w="100" w:type="dxa"/>
+            </w:tcMar>
+          </w:tcPr>
+          <w:p>
+            <w:pPr>
+              <w:spacing w:before="0" w:after="0"/>
+            </w:pPr>
+            <w:r/>
+            <w:r>
+              <w:rPr>
+                <w:color w:val="3C4752"/>
+                <w:sz w:val="19"/>
+              </w:rPr>
+              <w:t xml:space="preserve">Recommend courses a person can attend and afford</w:t>
+            </w:r>
+          </w:p>
+        </w:tc>
+        <w:tc>
+          <w:tcPr>
+            <w:tcW w:type="dxa" w:w="1250"/>
+            <w:shd w:val="clear" w:color="auto" w:fill="F2F4F6"/>
+            <w:tcMar>
+              <w:top w:w="60" w:type="dxa"/>
+              <w:bottom w:w="60" w:type="dxa"/>
+              <w:left w:w="100" w:type="dxa"/>
+              <w:right w:w="100" w:type="dxa"/>
+            </w:tcMar>
+          </w:tcPr>
+          <w:p>
+            <w:pPr>
+              <w:spacing w:before="0" w:after="0"/>
+            </w:pPr>
+            <w:r/>
+            <w:r>
+              <w:rPr>
+                <w:color w:val="3C4752"/>
+                <w:sz w:val="19"/>
+              </w:rPr>
+              <w:t xml:space="preserve">To do — Next</w:t>
+            </w:r>
+          </w:p>
+        </w:tc>
+        <w:tc>
+          <w:tcPr>
+            <w:tcW w:type="dxa" w:w="3278"/>
+            <w:shd w:val="clear" w:color="auto" w:fill="F2F4F6"/>
+            <w:tcMar>
+              <w:top w:w="60" w:type="dxa"/>
+              <w:bottom w:w="60" w:type="dxa"/>
+              <w:left w:w="100" w:type="dxa"/>
+              <w:right w:w="100" w:type="dxa"/>
+            </w:tcMar>
+          </w:tcPr>
+          <w:p>
+            <w:pPr>
+              <w:spacing w:before="0" w:after="0"/>
+            </w:pPr>
+            <w:r/>
+            <w:r>
+              <w:rPr>
+                <w:color w:val="3C4752"/>
+                <w:sz w:val="19"/>
+              </w:rPr>
+              <w:t xml:space="preserve">New in v1.15. Sprint 58.</w:t>
+            </w:r>
+          </w:p>
+        </w:tc>
+      </w:tr>
+      <w:tr>
+        <w:tc>
+          <w:tcPr>
+            <w:tcW w:type="dxa" w:w="1100"/>
+            <w:shd w:val="clear" w:color="auto" w:fill="FFFFFF"/>
+            <w:tcMar>
+              <w:top w:w="60" w:type="dxa"/>
+              <w:bottom w:w="60" w:type="dxa"/>
+              <w:left w:w="100" w:type="dxa"/>
+              <w:right w:w="100" w:type="dxa"/>
+            </w:tcMar>
+          </w:tcPr>
+          <w:p>
+            <w:pPr>
+              <w:spacing w:before="0" w:after="0"/>
+            </w:pPr>
+            <w:r/>
+            <w:r>
+              <w:rPr>
+                <w:color w:val="3C4752"/>
+                <w:sz w:val="19"/>
+              </w:rPr>
+              <w:t xml:space="preserve">BL-14.7</w:t>
+            </w:r>
+          </w:p>
+        </w:tc>
+        <w:tc>
+          <w:tcPr>
+            <w:tcW w:type="dxa" w:w="3300"/>
+            <w:shd w:val="clear" w:color="auto" w:fill="FFFFFF"/>
+            <w:tcMar>
+              <w:top w:w="60" w:type="dxa"/>
+              <w:bottom w:w="60" w:type="dxa"/>
+              <w:left w:w="100" w:type="dxa"/>
+              <w:right w:w="100" w:type="dxa"/>
+            </w:tcMar>
+          </w:tcPr>
+          <w:p>
+            <w:pPr>
+              <w:spacing w:before="0" w:after="0"/>
+            </w:pPr>
+            <w:r/>
+            <w:r>
+              <w:rPr>
+                <w:color w:val="3C4752"/>
+                <w:sz w:val="19"/>
+              </w:rPr>
+              <w:t xml:space="preserve">Tell the candidate what happens next</w:t>
+            </w:r>
+          </w:p>
+        </w:tc>
+        <w:tc>
+          <w:tcPr>
+            <w:tcW w:type="dxa" w:w="1250"/>
+            <w:shd w:val="clear" w:color="auto" w:fill="FFFFFF"/>
+            <w:tcMar>
+              <w:top w:w="60" w:type="dxa"/>
+              <w:bottom w:w="60" w:type="dxa"/>
+              <w:left w:w="100" w:type="dxa"/>
+              <w:right w:w="100" w:type="dxa"/>
+            </w:tcMar>
+          </w:tcPr>
+          <w:p>
+            <w:pPr>
+              <w:spacing w:before="0" w:after="0"/>
+            </w:pPr>
+            <w:r/>
+            <w:r>
+              <w:rPr>
+                <w:color w:val="3C4752"/>
+                <w:sz w:val="19"/>
+              </w:rPr>
+              <w:t xml:space="preserve">To do — Next</w:t>
+            </w:r>
+          </w:p>
+        </w:tc>
+        <w:tc>
+          <w:tcPr>
+            <w:tcW w:type="dxa" w:w="3278"/>
+            <w:shd w:val="clear" w:color="auto" w:fill="FFFFFF"/>
+            <w:tcMar>
+              <w:top w:w="60" w:type="dxa"/>
+              <w:bottom w:w="60" w:type="dxa"/>
+              <w:left w:w="100" w:type="dxa"/>
+              <w:right w:w="100" w:type="dxa"/>
+            </w:tcMar>
+          </w:tcPr>
+          <w:p>
+            <w:pPr>
+              <w:spacing w:before="0" w:after="0"/>
+            </w:pPr>
+            <w:r/>
+            <w:r>
+              <w:rPr>
+                <w:color w:val="3C4752"/>
+                <w:sz w:val="19"/>
+              </w:rPr>
+              <w:t xml:space="preserve">New in v1.15. Sprint 60.</w:t>
+            </w:r>
+          </w:p>
+        </w:tc>
+      </w:tr>
+      <w:tr>
+        <w:tc>
+          <w:tcPr>
+            <w:tcW w:type="dxa" w:w="1100"/>
+            <w:shd w:val="clear" w:color="auto" w:fill="F2F4F6"/>
+            <w:tcMar>
+              <w:top w:w="60" w:type="dxa"/>
+              <w:bottom w:w="60" w:type="dxa"/>
+              <w:left w:w="100" w:type="dxa"/>
+              <w:right w:w="100" w:type="dxa"/>
+            </w:tcMar>
+          </w:tcPr>
+          <w:p>
+            <w:pPr>
+              <w:spacing w:before="0" w:after="0"/>
+            </w:pPr>
+            <w:r/>
+            <w:r>
+              <w:rPr>
+                <w:color w:val="3C4752"/>
+                <w:sz w:val="19"/>
+              </w:rPr>
+              <w:t xml:space="preserve">BL-14.8</w:t>
+            </w:r>
+          </w:p>
+        </w:tc>
+        <w:tc>
+          <w:tcPr>
+            <w:tcW w:type="dxa" w:w="3300"/>
+            <w:shd w:val="clear" w:color="auto" w:fill="F2F4F6"/>
+            <w:tcMar>
+              <w:top w:w="60" w:type="dxa"/>
+              <w:bottom w:w="60" w:type="dxa"/>
+              <w:left w:w="100" w:type="dxa"/>
+              <w:right w:w="100" w:type="dxa"/>
+            </w:tcMar>
+          </w:tcPr>
+          <w:p>
+            <w:pPr>
+              <w:spacing w:before="0" w:after="0"/>
+            </w:pPr>
+            <w:r/>
+            <w:r>
+              <w:rPr>
+                <w:color w:val="3C4752"/>
+                <w:sz w:val="19"/>
+              </w:rPr>
+              <w:t xml:space="preserve">Applicant notes and a CSV export</w:t>
+            </w:r>
+          </w:p>
+        </w:tc>
+        <w:tc>
+          <w:tcPr>
+            <w:tcW w:type="dxa" w:w="1250"/>
+            <w:shd w:val="clear" w:color="auto" w:fill="F2F4F6"/>
+            <w:tcMar>
+              <w:top w:w="60" w:type="dxa"/>
+              <w:bottom w:w="60" w:type="dxa"/>
+              <w:left w:w="100" w:type="dxa"/>
+              <w:right w:w="100" w:type="dxa"/>
+            </w:tcMar>
+          </w:tcPr>
+          <w:p>
+            <w:pPr>
+              <w:spacing w:before="0" w:after="0"/>
+            </w:pPr>
+            <w:r/>
+            <w:r>
+              <w:rPr>
+                <w:color w:val="3C4752"/>
+                <w:sz w:val="19"/>
+              </w:rPr>
+              <w:t xml:space="preserve">To do — Next</w:t>
+            </w:r>
+          </w:p>
+        </w:tc>
+        <w:tc>
+          <w:tcPr>
+            <w:tcW w:type="dxa" w:w="3278"/>
+            <w:shd w:val="clear" w:color="auto" w:fill="F2F4F6"/>
+            <w:tcMar>
+              <w:top w:w="60" w:type="dxa"/>
+              <w:bottom w:w="60" w:type="dxa"/>
+              <w:left w:w="100" w:type="dxa"/>
+              <w:right w:w="100" w:type="dxa"/>
+            </w:tcMar>
+          </w:tcPr>
+          <w:p>
+            <w:pPr>
+              <w:spacing w:before="0" w:after="0"/>
+            </w:pPr>
+            <w:r/>
+            <w:r>
+              <w:rPr>
+                <w:color w:val="3C4752"/>
+                <w:sz w:val="19"/>
+              </w:rPr>
+              <w:t xml:space="preserve">New in v1.15. Sprint 60.</w:t>
+            </w:r>
+          </w:p>
+        </w:tc>
+      </w:tr>
+      <w:tr>
+        <w:tc>
+          <w:tcPr>
+            <w:tcW w:type="dxa" w:w="1100"/>
+            <w:shd w:val="clear" w:color="auto" w:fill="FFFFFF"/>
+            <w:tcMar>
+              <w:top w:w="60" w:type="dxa"/>
+              <w:bottom w:w="60" w:type="dxa"/>
+              <w:left w:w="100" w:type="dxa"/>
+              <w:right w:w="100" w:type="dxa"/>
+            </w:tcMar>
+          </w:tcPr>
+          <w:p>
+            <w:pPr>
+              <w:spacing w:before="0" w:after="0"/>
+            </w:pPr>
+            <w:r/>
+            <w:r>
+              <w:rPr>
+                <w:color w:val="3C4752"/>
+                <w:sz w:val="19"/>
+              </w:rPr>
+              <w:t xml:space="preserve">BL-14.9</w:t>
+            </w:r>
+          </w:p>
+        </w:tc>
+        <w:tc>
+          <w:tcPr>
+            <w:tcW w:type="dxa" w:w="3300"/>
+            <w:shd w:val="clear" w:color="auto" w:fill="FFFFFF"/>
+            <w:tcMar>
+              <w:top w:w="60" w:type="dxa"/>
+              <w:bottom w:w="60" w:type="dxa"/>
+              <w:left w:w="100" w:type="dxa"/>
+              <w:right w:w="100" w:type="dxa"/>
+            </w:tcMar>
+          </w:tcPr>
+          <w:p>
+            <w:pPr>
+              <w:spacing w:before="0" w:after="0"/>
+            </w:pPr>
+            <w:r/>
+            <w:r>
+              <w:rPr>
+                <w:color w:val="3C4752"/>
+                <w:sz w:val="19"/>
+              </w:rPr>
+              <w:t xml:space="preserve">A notification page</w:t>
+            </w:r>
+          </w:p>
+        </w:tc>
+        <w:tc>
+          <w:tcPr>
+            <w:tcW w:type="dxa" w:w="1250"/>
+            <w:shd w:val="clear" w:color="auto" w:fill="FFFFFF"/>
+            <w:tcMar>
+              <w:top w:w="60" w:type="dxa"/>
+              <w:bottom w:w="60" w:type="dxa"/>
+              <w:left w:w="100" w:type="dxa"/>
+              <w:right w:w="100" w:type="dxa"/>
+            </w:tcMar>
+          </w:tcPr>
+          <w:p>
+            <w:pPr>
+              <w:spacing w:before="0" w:after="0"/>
+            </w:pPr>
+            <w:r/>
+            <w:r>
+              <w:rPr>
+                <w:color w:val="3C4752"/>
+                <w:sz w:val="19"/>
+              </w:rPr>
+              <w:t xml:space="preserve">To do — Next</w:t>
+            </w:r>
+          </w:p>
+        </w:tc>
+        <w:tc>
+          <w:tcPr>
+            <w:tcW w:type="dxa" w:w="3278"/>
+            <w:shd w:val="clear" w:color="auto" w:fill="FFFFFF"/>
+            <w:tcMar>
+              <w:top w:w="60" w:type="dxa"/>
+              <w:bottom w:w="60" w:type="dxa"/>
+              <w:left w:w="100" w:type="dxa"/>
+              <w:right w:w="100" w:type="dxa"/>
+            </w:tcMar>
+          </w:tcPr>
+          <w:p>
+            <w:pPr>
+              <w:spacing w:before="0" w:after="0"/>
+            </w:pPr>
+            <w:r/>
+            <w:r>
+              <w:rPr>
+                <w:color w:val="3C4752"/>
+                <w:sz w:val="19"/>
+              </w:rPr>
+              <w:t xml:space="preserve">New in v1.15. Sprint 60.</w:t>
+            </w:r>
+          </w:p>
+        </w:tc>
+      </w:tr>
+      <w:tr>
+        <w:tc>
+          <w:tcPr>
+            <w:tcW w:type="dxa" w:w="1100"/>
+            <w:shd w:val="clear" w:color="auto" w:fill="F2F4F6"/>
+            <w:tcMar>
+              <w:top w:w="60" w:type="dxa"/>
+              <w:bottom w:w="60" w:type="dxa"/>
+              <w:left w:w="100" w:type="dxa"/>
+              <w:right w:w="100" w:type="dxa"/>
+            </w:tcMar>
+          </w:tcPr>
+          <w:p>
+            <w:pPr>
+              <w:spacing w:before="0" w:after="0"/>
+            </w:pPr>
+            <w:r/>
+            <w:r>
+              <w:rPr>
+                <w:color w:val="3C4752"/>
+                <w:sz w:val="19"/>
+              </w:rPr>
+              <w:t xml:space="preserve">BL-14.10</w:t>
+            </w:r>
+          </w:p>
+        </w:tc>
+        <w:tc>
+          <w:tcPr>
+            <w:tcW w:type="dxa" w:w="3300"/>
+            <w:shd w:val="clear" w:color="auto" w:fill="F2F4F6"/>
+            <w:tcMar>
+              <w:top w:w="60" w:type="dxa"/>
+              <w:bottom w:w="60" w:type="dxa"/>
+              <w:left w:w="100" w:type="dxa"/>
+              <w:right w:w="100" w:type="dxa"/>
+            </w:tcMar>
+          </w:tcPr>
+          <w:p>
+            <w:pPr>
+              <w:spacing w:before="0" w:after="0"/>
+            </w:pPr>
+            <w:r/>
+            <w:r>
+              <w:rPr>
+                <w:color w:val="3C4752"/>
+                <w:sz w:val="19"/>
+              </w:rPr>
+              <w:t xml:space="preserve">Upload an agency's enrolment file in the back office</w:t>
+            </w:r>
+          </w:p>
+        </w:tc>
+        <w:tc>
+          <w:tcPr>
+            <w:tcW w:type="dxa" w:w="1250"/>
+            <w:shd w:val="clear" w:color="auto" w:fill="F2F4F6"/>
+            <w:tcMar>
+              <w:top w:w="60" w:type="dxa"/>
+              <w:bottom w:w="60" w:type="dxa"/>
+              <w:left w:w="100" w:type="dxa"/>
+              <w:right w:w="100" w:type="dxa"/>
+            </w:tcMar>
+          </w:tcPr>
+          <w:p>
+            <w:pPr>
+              <w:spacing w:before="0" w:after="0"/>
+            </w:pPr>
+            <w:r/>
+            <w:r>
+              <w:rPr>
+                <w:color w:val="3C4752"/>
+                <w:sz w:val="19"/>
+              </w:rPr>
+              <w:t xml:space="preserve">To do — Later</w:t>
+            </w:r>
+          </w:p>
+        </w:tc>
+        <w:tc>
+          <w:tcPr>
+            <w:tcW w:type="dxa" w:w="3278"/>
+            <w:shd w:val="clear" w:color="auto" w:fill="F2F4F6"/>
+            <w:tcMar>
+              <w:top w:w="60" w:type="dxa"/>
+              <w:bottom w:w="60" w:type="dxa"/>
+              <w:left w:w="100" w:type="dxa"/>
+              <w:right w:w="100" w:type="dxa"/>
+            </w:tcMar>
+          </w:tcPr>
+          <w:p>
+            <w:pPr>
+              <w:spacing w:before="0" w:after="0"/>
+            </w:pPr>
+            <w:r/>
+            <w:r>
+              <w:rPr>
+                <w:color w:val="3C4752"/>
+                <w:sz w:val="19"/>
+              </w:rPr>
+              <w:t xml:space="preserve">New in v1.15. Sprint 61.</w:t>
+            </w:r>
+          </w:p>
+        </w:tc>
+      </w:tr>
     </w:tbl>
     <w:p>
       <w:pPr>
@@ -22781,6 +24596,888 @@
       </w:pPr>
       <w:r>
         <w:t>Size: S   |   Depends on: upstream releases   |   Sprint 46</w:t>
+      </w:r>
+    </w:p>
+    <w:p>
+      <w:pPr>
+        <w:pStyle w:val="Heading2"/>
+      </w:pPr>
+      <w:r>
+        <w:t>Epic B14 — First-User Readiness</w:t>
+      </w:r>
+    </w:p>
+    <w:p>
+      <w:pPr/>
+      <w:r>
+        <w:t xml:space="preserve">Added in version 1.15. The product delivers every story in the Product Requirements Document; what a first real user would trip over is the journeys around the core loop: a code that never arrives, a course that cannot be attended, no way to complain or to report a fake vacancy, an employer's reply with no detail. These ten stories are code-only, need no external account, and are ordered as Sprints 56 to 61 in section 4.4. SEO, deployment and monetisation stay deferred by the Product Owner.</w:t>
+      </w:r>
+    </w:p>
+    <w:p>
+      <w:pPr>
+        <w:spacing w:before="160" w:after="40"/>
+      </w:pPr>
+      <w:r>
+        <w:rPr>
+          <w:rStyle w:val="ReqID"/>
+        </w:rPr>
+        <w:t xml:space="preserve">BL-14.1  </w:t>
+      </w:r>
+      <w:r>
+        <w:rPr>
+          <w:b/>
+          <w:color w:val="3C4752"/>
+        </w:rPr>
+        <w:t xml:space="preserve">[NOW]  </w:t>
+      </w:r>
+      <w:r>
+        <w:t>Resend a sign-in code, with a cooldown, on every one-time-code path.</w:t>
+      </w:r>
+    </w:p>
+    <w:p>
+      <w:pPr>
+        <w:pStyle w:val="BRHead"/>
+      </w:pPr>
+      <w:r>
+        <w:t>Acceptance Criteria</w:t>
+      </w:r>
+    </w:p>
+    <w:p>
+      <w:pPr>
+        <w:pStyle w:val="ListBullet2"/>
+        <w:spacing w:before="0" w:after="40"/>
+      </w:pPr>
+      <w:r>
+        <w:t>A person who has not received a sign-up code can ask for a new one without reloading, and the screen says when they may ask again.</w:t>
+      </w:r>
+    </w:p>
+    <w:p>
+      <w:pPr>
+        <w:pStyle w:val="ListBullet2"/>
+        <w:spacing w:before="0" w:after="40"/>
+      </w:pPr>
+      <w:r>
+        <w:t>The server refuses a second request for the same phone or address inside the cooldown with a 429 that says how long to wait, on sign-in, sign-up and both linking flows.</w:t>
+      </w:r>
+    </w:p>
+    <w:p>
+      <w:pPr>
+        <w:pStyle w:val="ListBullet2"/>
+        <w:spacing w:before="0" w:after="40"/>
+      </w:pPr>
+      <w:r>
+        <w:t>The existing request budget and the five-guess cap are unchanged.</w:t>
+      </w:r>
+    </w:p>
+    <w:p>
+      <w:pPr>
+        <w:spacing w:before="0" w:after="60"/>
+      </w:pPr>
+      <w:r>
+        <w:rPr>
+          <w:b/>
+          <w:i/>
+          <w:color w:val="B0760E"/>
+          <w:sz w:val="18"/>
+        </w:rPr>
+        <w:t xml:space="preserve">Status: </w:t>
+      </w:r>
+      <w:r>
+        <w:rPr>
+          <w:i/>
+          <w:color w:val="3C4752"/>
+          <w:sz w:val="18"/>
+        </w:rPr>
+        <w:t>Not started. Sign-in has a resend control, sign-up has none, and the server has no cooldown. A one-time code is the only way in, so a code that never arrives is a lost user.</w:t>
+      </w:r>
+    </w:p>
+    <w:p>
+      <w:pPr>
+        <w:pStyle w:val="Caption2"/>
+      </w:pPr>
+      <w:r>
+        <w:t>Size: S   |   Depends on: None   |   Sprint 56</w:t>
+      </w:r>
+    </w:p>
+    <w:p>
+      <w:pPr>
+        <w:spacing w:before="160" w:after="40"/>
+      </w:pPr>
+      <w:r>
+        <w:rPr>
+          <w:rStyle w:val="ReqID"/>
+        </w:rPr>
+        <w:t xml:space="preserve">BL-14.2  </w:t>
+      </w:r>
+      <w:r>
+        <w:rPr>
+          <w:b/>
+          <w:color w:val="3C4752"/>
+        </w:rPr>
+        <w:t xml:space="preserve">[NOW]  </w:t>
+      </w:r>
+      <w:r>
+        <w:t>Replace or remove a sign-in credential.</w:t>
+      </w:r>
+    </w:p>
+    <w:p>
+      <w:pPr>
+        <w:pStyle w:val="BRHead"/>
+      </w:pPr>
+      <w:r>
+        <w:t>Acceptance Criteria</w:t>
+      </w:r>
+    </w:p>
+    <w:p>
+      <w:pPr>
+        <w:pStyle w:val="ListBullet2"/>
+        <w:spacing w:before="0" w:after="40"/>
+      </w:pPr>
+      <w:r>
+        <w:t>A signed-in person can replace their phone number or email by proving they hold the new one with a code; the old one then stops working.</w:t>
+      </w:r>
+    </w:p>
+    <w:p>
+      <w:pPr>
+        <w:pStyle w:val="ListBullet2"/>
+        <w:spacing w:before="0" w:after="40"/>
+      </w:pPr>
+      <w:r>
+        <w:t>A credential can be removed only while another remains; either change ends the person's other sessions.</w:t>
+      </w:r>
+    </w:p>
+    <w:p>
+      <w:pPr>
+        <w:pStyle w:val="ListBullet2"/>
+        <w:spacing w:before="0" w:after="40"/>
+      </w:pPr>
+      <w:r>
+        <w:t>An identifier already used by another account is refused with a 409 that reveals nothing else.</w:t>
+      </w:r>
+    </w:p>
+    <w:p>
+      <w:pPr>
+        <w:pStyle w:val="ListBullet2"/>
+        <w:spacing w:before="0" w:after="40"/>
+      </w:pPr>
+      <w:r>
+        <w:t>The account page invites a phone-only person to add a backup email.</w:t>
+      </w:r>
+    </w:p>
+    <w:p>
+      <w:pPr>
+        <w:spacing w:before="0" w:after="60"/>
+      </w:pPr>
+      <w:r>
+        <w:rPr>
+          <w:b/>
+          <w:i/>
+          <w:color w:val="B0760E"/>
+          <w:sz w:val="18"/>
+        </w:rPr>
+        <w:t xml:space="preserve">Status: </w:t>
+      </w:r>
+      <w:r>
+        <w:rPr>
+          <w:i/>
+          <w:color w:val="3C4752"/>
+          <w:sz w:val="18"/>
+        </w:rPr>
+        <w:t>Not started. A second credential can be linked (Sprint 18) but never replaced or removed, so a lost number is a lost account. Phone codes reach a real phone only once SMS exists, so recovery works first through email; a recycled number is a risk the decision record must state.</w:t>
+      </w:r>
+    </w:p>
+    <w:p>
+      <w:pPr>
+        <w:pStyle w:val="Caption2"/>
+      </w:pPr>
+      <w:r>
+        <w:t>Size: M   |   Depends on: BL-14.1   |   Sprint 56; new decision record</w:t>
+      </w:r>
+    </w:p>
+    <w:p>
+      <w:pPr>
+        <w:spacing w:before="160" w:after="40"/>
+      </w:pPr>
+      <w:r>
+        <w:rPr>
+          <w:rStyle w:val="ReqID"/>
+        </w:rPr>
+        <w:t xml:space="preserve">BL-14.3  </w:t>
+      </w:r>
+      <w:r>
+        <w:rPr>
+          <w:b/>
+          <w:color w:val="3C4752"/>
+        </w:rPr>
+        <w:t xml:space="preserve">[NOW]  </w:t>
+      </w:r>
+      <w:r>
+        <w:t>Working contact and grievance forms, with an operator queue.</w:t>
+      </w:r>
+    </w:p>
+    <w:p>
+      <w:pPr>
+        <w:pStyle w:val="BRHead"/>
+      </w:pPr>
+      <w:r>
+        <w:t>Acceptance Criteria</w:t>
+      </w:r>
+    </w:p>
+    <w:p>
+      <w:pPr>
+        <w:pStyle w:val="ListBullet2"/>
+        <w:spacing w:before="0" w:after="40"/>
+      </w:pPr>
+      <w:r>
+        <w:t>The contact and grievance pages take a message from anyone, signed in or not, and give back a reference.</w:t>
+      </w:r>
+    </w:p>
+    <w:p>
+      <w:pPr>
+        <w:pStyle w:val="ListBullet2"/>
+        <w:spacing w:before="0" w:after="40"/>
+      </w:pPr>
+      <w:r>
+        <w:t>An operator sees the queue and marks each entry acknowledged or resolved, under its own permissions and tiers.</w:t>
+      </w:r>
+    </w:p>
+    <w:p>
+      <w:pPr>
+        <w:pStyle w:val="ListBullet2"/>
+        <w:spacing w:before="0" w:after="40"/>
+      </w:pPr>
+      <w:r>
+        <w:t>What was written, and any reply address, is deleted after a retention period; a signed-in sender's entries appear in their personal-data export.</w:t>
+      </w:r>
+    </w:p>
+    <w:p>
+      <w:pPr>
+        <w:pStyle w:val="ListBullet2"/>
+        <w:spacing w:before="0" w:after="40"/>
+      </w:pPr>
+      <w:r>
+        <w:t>Anonymous submissions are rate-limited and length-capped.</w:t>
+      </w:r>
+    </w:p>
+    <w:p>
+      <w:pPr>
+        <w:spacing w:before="0" w:after="60"/>
+      </w:pPr>
+      <w:r>
+        <w:rPr>
+          <w:b/>
+          <w:i/>
+          <w:color w:val="B0760E"/>
+          <w:sz w:val="18"/>
+        </w:rPr>
+        <w:t xml:space="preserve">Status: </w:t>
+      </w:r>
+      <w:r>
+        <w:rPr>
+          <w:i/>
+          <w:color w:val="3C4752"/>
+          <w:sz w:val="18"/>
+        </w:rPr>
+        <w:t>Not started. The contact page is a placeholder and the grievance page is static text; the Digital Personal Data Protection Act expects a working grievance route before real users.</w:t>
+      </w:r>
+    </w:p>
+    <w:p>
+      <w:pPr>
+        <w:pStyle w:val="Caption2"/>
+      </w:pPr>
+      <w:r>
+        <w:t>Size: M   |   Depends on: None   |   Sprint 57; migration 0050</w:t>
+      </w:r>
+    </w:p>
+    <w:p>
+      <w:pPr>
+        <w:spacing w:before="160" w:after="40"/>
+      </w:pPr>
+      <w:r>
+        <w:rPr>
+          <w:rStyle w:val="ReqID"/>
+        </w:rPr>
+        <w:t xml:space="preserve">BL-14.5  </w:t>
+      </w:r>
+      <w:r>
+        <w:rPr>
+          <w:b/>
+          <w:color w:val="3C4752"/>
+        </w:rPr>
+        <w:t xml:space="preserve">[NEXT]  </w:t>
+      </w:r>
+      <w:r>
+        <w:t>A course has a place, a next intake and seats.</w:t>
+      </w:r>
+    </w:p>
+    <w:p>
+      <w:pPr>
+        <w:pStyle w:val="BRHead"/>
+      </w:pPr>
+      <w:r>
+        <w:t>Acceptance Criteria</w:t>
+      </w:r>
+    </w:p>
+    <w:p>
+      <w:pPr>
+        <w:pStyle w:val="ListBullet2"/>
+        <w:spacing w:before="0" w:after="40"/>
+      </w:pPr>
+      <w:r>
+        <w:t>A provider can give a course a state and district, a next start date and a number of seats, in the editor and in the bulk-upload template.</w:t>
+      </w:r>
+    </w:p>
+    <w:p>
+      <w:pPr>
+        <w:pStyle w:val="ListBullet2"/>
+        <w:spacing w:before="0" w:after="40"/>
+      </w:pPr>
+      <w:r>
+        <w:t>Seats left is derived from enrolled interests, never a stored counter.</w:t>
+      </w:r>
+    </w:p>
+    <w:p>
+      <w:pPr>
+        <w:pStyle w:val="ListBullet2"/>
+        <w:spacing w:before="0" w:after="40"/>
+      </w:pPr>
+      <w:r>
+        <w:t>A course whose start date has passed is shown as started.</w:t>
+      </w:r>
+    </w:p>
+    <w:p>
+      <w:pPr>
+        <w:spacing w:before="0" w:after="60"/>
+      </w:pPr>
+      <w:r>
+        <w:rPr>
+          <w:b/>
+          <w:i/>
+          <w:color w:val="B0760E"/>
+          <w:sz w:val="18"/>
+        </w:rPr>
+        <w:t xml:space="preserve">Status: </w:t>
+      </w:r>
+      <w:r>
+        <w:rPr>
+          <w:i/>
+          <w:color w:val="3C4752"/>
+          <w:sz w:val="18"/>
+        </w:rPr>
+        <w:t>Not started. A course has a mode, language, fee and duration but no place, so an offline course in another state is recommended as readily as one next door.</w:t>
+      </w:r>
+    </w:p>
+    <w:p>
+      <w:pPr>
+        <w:pStyle w:val="Caption2"/>
+      </w:pPr>
+      <w:r>
+        <w:t>Size: M   |   Depends on: None   |   Sprint 58; migration 0051</w:t>
+      </w:r>
+    </w:p>
+    <w:p>
+      <w:pPr>
+        <w:spacing w:before="160" w:after="40"/>
+      </w:pPr>
+      <w:r>
+        <w:rPr>
+          <w:rStyle w:val="ReqID"/>
+        </w:rPr>
+        <w:t xml:space="preserve">BL-14.6  </w:t>
+      </w:r>
+      <w:r>
+        <w:rPr>
+          <w:b/>
+          <w:color w:val="3C4752"/>
+        </w:rPr>
+        <w:t xml:space="preserve">[NEXT]  </w:t>
+      </w:r>
+      <w:r>
+        <w:t>Recommend courses a person can attend and afford.</w:t>
+      </w:r>
+    </w:p>
+    <w:p>
+      <w:pPr>
+        <w:pStyle w:val="BRHead"/>
+      </w:pPr>
+      <w:r>
+        <w:t>Acceptance Criteria</w:t>
+      </w:r>
+    </w:p>
+    <w:p>
+      <w:pPr>
+        <w:pStyle w:val="ListBullet2"/>
+        <w:spacing w:before="0" w:after="40"/>
+      </w:pPr>
+      <w:r>
+        <w:t>Gap-closing suggestions prefer a course the person can attend (online, or in their district or state, and not already started) and, when a budget is given, within it.</w:t>
+      </w:r>
+    </w:p>
+    <w:p>
+      <w:pPr>
+        <w:pStyle w:val="ListBullet2"/>
+        <w:spacing w:before="0" w:after="40"/>
+      </w:pPr>
+      <w:r>
+        <w:t>A course that closes a mandatory standard is never outranked by a nearer one that does not.</w:t>
+      </w:r>
+    </w:p>
+    <w:p>
+      <w:pPr>
+        <w:pStyle w:val="ListBullet2"/>
+        <w:spacing w:before="0" w:after="40"/>
+      </w:pPr>
+      <w:r>
+        <w:t>The scorer is unchanged (ADR-037); the golden set gains attendability expectations derived from its inputs.</w:t>
+      </w:r>
+    </w:p>
+    <w:p>
+      <w:pPr>
+        <w:pStyle w:val="ListBullet2"/>
+        <w:spacing w:before="0" w:after="40"/>
+      </w:pPr>
+      <w:r>
+        <w:t>Every screen that shows a suggested course shows where, when and the fee.</w:t>
+      </w:r>
+    </w:p>
+    <w:p>
+      <w:pPr>
+        <w:spacing w:before="0" w:after="60"/>
+      </w:pPr>
+      <w:r>
+        <w:rPr>
+          <w:b/>
+          <w:i/>
+          <w:color w:val="B0760E"/>
+          <w:sz w:val="18"/>
+        </w:rPr>
+        <w:t xml:space="preserve">Status: </w:t>
+      </w:r>
+      <w:r>
+        <w:rPr>
+          <w:i/>
+          <w:color w:val="3C4752"/>
+          <w:sz w:val="18"/>
+        </w:rPr>
+        <w:t>Not started. Suggestions rank by mandatory-gap closure only, although the product definition names fee, duration, mode and language.</w:t>
+      </w:r>
+    </w:p>
+    <w:p>
+      <w:pPr>
+        <w:pStyle w:val="Caption2"/>
+      </w:pPr>
+      <w:r>
+        <w:t>Size: M   |   Depends on: BL-14.5   |   Sprint 58; ADR-037</w:t>
+      </w:r>
+    </w:p>
+    <w:p>
+      <w:pPr>
+        <w:spacing w:before="160" w:after="40"/>
+      </w:pPr>
+      <w:r>
+        <w:rPr>
+          <w:rStyle w:val="ReqID"/>
+        </w:rPr>
+        <w:t xml:space="preserve">BL-14.4  </w:t>
+      </w:r>
+      <w:r>
+        <w:rPr>
+          <w:b/>
+          <w:color w:val="3C4752"/>
+        </w:rPr>
+        <w:t xml:space="preserve">[NEXT]  </w:t>
+      </w:r>
+      <w:r>
+        <w:t>Report a vacancy or course, and an operator takedown.</w:t>
+      </w:r>
+    </w:p>
+    <w:p>
+      <w:pPr>
+        <w:pStyle w:val="BRHead"/>
+      </w:pPr>
+      <w:r>
+        <w:t>Acceptance Criteria</w:t>
+      </w:r>
+    </w:p>
+    <w:p>
+      <w:pPr>
+        <w:pStyle w:val="ListBullet2"/>
+        <w:spacing w:before="0" w:after="40"/>
+      </w:pPr>
+      <w:r>
+        <w:t>Any signed-in person can report a vacancy or course with a reason, once per listing.</w:t>
+      </w:r>
+    </w:p>
+    <w:p>
+      <w:pPr>
+        <w:pStyle w:val="ListBullet2"/>
+        <w:spacing w:before="0" w:after="40"/>
+      </w:pPr>
+      <w:r>
+        <w:t>An operator reviews the reports and either dismisses one or takes the listing down with a reason.</w:t>
+      </w:r>
+    </w:p>
+    <w:p>
+      <w:pPr>
+        <w:pStyle w:val="ListBullet2"/>
+        <w:spacing w:before="0" w:after="40"/>
+      </w:pPr>
+      <w:r>
+        <w:t>A taken-down listing leaves every public list, cannot be republished by its owner, and its applicants and its organisation are told. It reuses the draft status; no third status is added.</w:t>
+      </w:r>
+    </w:p>
+    <w:p>
+      <w:pPr>
+        <w:pStyle w:val="ListBullet2"/>
+        <w:spacing w:before="0" w:after="40"/>
+      </w:pPr>
+      <w:r>
+        <w:t>Every action is recorded as an event.</w:t>
+      </w:r>
+    </w:p>
+    <w:p>
+      <w:pPr>
+        <w:spacing w:before="0" w:after="60"/>
+      </w:pPr>
+      <w:r>
+        <w:rPr>
+          <w:b/>
+          <w:i/>
+          <w:color w:val="B0760E"/>
+          <w:sz w:val="18"/>
+        </w:rPr>
+        <w:t xml:space="preserve">Status: </w:t>
+      </w:r>
+      <w:r>
+        <w:rPr>
+          <w:i/>
+          <w:color w:val="3C4752"/>
+          <w:sz w:val="18"/>
+        </w:rPr>
+        <w:t>Not started. The owner unpublishing is the only moderation lever, and fake vacancies are the main trust risk of a jobs marketplace.</w:t>
+      </w:r>
+    </w:p>
+    <w:p>
+      <w:pPr>
+        <w:pStyle w:val="Caption2"/>
+      </w:pPr>
+      <w:r>
+        <w:t>Size: L   |   Depends on: BL-14.3   |   Sprint 59; migration 0052; new decision record</w:t>
+      </w:r>
+    </w:p>
+    <w:p>
+      <w:pPr>
+        <w:spacing w:before="160" w:after="40"/>
+      </w:pPr>
+      <w:r>
+        <w:rPr>
+          <w:rStyle w:val="ReqID"/>
+        </w:rPr>
+        <w:t xml:space="preserve">BL-14.7  </w:t>
+      </w:r>
+      <w:r>
+        <w:rPr>
+          <w:b/>
+          <w:color w:val="3C4752"/>
+        </w:rPr>
+        <w:t xml:space="preserve">[NEXT]  </w:t>
+      </w:r>
+      <w:r>
+        <w:t>Tell the candidate what happens next.</w:t>
+      </w:r>
+    </w:p>
+    <w:p>
+      <w:pPr>
+        <w:pStyle w:val="BRHead"/>
+      </w:pPr>
+      <w:r>
+        <w:t>Acceptance Criteria</w:t>
+      </w:r>
+    </w:p>
+    <w:p>
+      <w:pPr>
+        <w:pStyle w:val="ListBullet2"/>
+        <w:spacing w:before="0" w:after="40"/>
+      </w:pPr>
+      <w:r>
+        <w:t>An employer can attach a short message (an interview time and place, for example) when moving an application; the candidate sees it on the application and in the notice.</w:t>
+      </w:r>
+    </w:p>
+    <w:p>
+      <w:pPr>
+        <w:pStyle w:val="ListBullet2"/>
+        <w:spacing w:before="0" w:after="40"/>
+      </w:pPr>
+      <w:r>
+        <w:t>The message is length-capped and appears in the candidate's personal-data export.</w:t>
+      </w:r>
+    </w:p>
+    <w:p>
+      <w:pPr>
+        <w:spacing w:before="0" w:after="60"/>
+      </w:pPr>
+      <w:r>
+        <w:rPr>
+          <w:b/>
+          <w:i/>
+          <w:color w:val="B0760E"/>
+          <w:sz w:val="18"/>
+        </w:rPr>
+        <w:t xml:space="preserve">Status: </w:t>
+      </w:r>
+      <w:r>
+        <w:rPr>
+          <w:i/>
+          <w:color w:val="3C4752"/>
+          <w:sz w:val="18"/>
+        </w:rPr>
+        <w:t>Not started. A status change notifies the candidate but carries no detail.</w:t>
+      </w:r>
+    </w:p>
+    <w:p>
+      <w:pPr>
+        <w:pStyle w:val="Caption2"/>
+      </w:pPr>
+      <w:r>
+        <w:t>Size: S   |   Depends on: None   |   Sprint 60; migration 0053</w:t>
+      </w:r>
+    </w:p>
+    <w:p>
+      <w:pPr>
+        <w:spacing w:before="160" w:after="40"/>
+      </w:pPr>
+      <w:r>
+        <w:rPr>
+          <w:rStyle w:val="ReqID"/>
+        </w:rPr>
+        <w:t xml:space="preserve">BL-14.8  </w:t>
+      </w:r>
+      <w:r>
+        <w:rPr>
+          <w:b/>
+          <w:color w:val="3C4752"/>
+        </w:rPr>
+        <w:t xml:space="preserve">[NEXT]  </w:t>
+      </w:r>
+      <w:r>
+        <w:t>Applicant notes and a CSV export of applicants.</w:t>
+      </w:r>
+    </w:p>
+    <w:p>
+      <w:pPr>
+        <w:pStyle w:val="BRHead"/>
+      </w:pPr>
+      <w:r>
+        <w:t>Acceptance Criteria</w:t>
+      </w:r>
+    </w:p>
+    <w:p>
+      <w:pPr>
+        <w:pStyle w:val="ListBullet2"/>
+        <w:spacing w:before="0" w:after="40"/>
+      </w:pPr>
+      <w:r>
+        <w:t>An employer can keep a private note on an applicant that the candidate never sees.</w:t>
+      </w:r>
+    </w:p>
+    <w:p>
+      <w:pPr>
+        <w:pStyle w:val="ListBullet2"/>
+        <w:spacing w:before="0" w:after="40"/>
+      </w:pPr>
+      <w:r>
+        <w:t>A vacancy's applicants can be exported as CSV through the same serialiser as the inbox: a withdrawn applicant's contact is blank, spreadsheet formula characters are neutralised, and the export is recorded as an event.</w:t>
+      </w:r>
+    </w:p>
+    <w:p>
+      <w:pPr>
+        <w:spacing w:before="0" w:after="60"/>
+      </w:pPr>
+      <w:r>
+        <w:rPr>
+          <w:b/>
+          <w:i/>
+          <w:color w:val="B0760E"/>
+          <w:sz w:val="18"/>
+        </w:rPr>
+        <w:t xml:space="preserve">Status: </w:t>
+      </w:r>
+      <w:r>
+        <w:rPr>
+          <w:i/>
+          <w:color w:val="3C4752"/>
+          <w:sz w:val="18"/>
+        </w:rPr>
+        <w:t>Not started.</w:t>
+      </w:r>
+    </w:p>
+    <w:p>
+      <w:pPr>
+        <w:pStyle w:val="Caption2"/>
+      </w:pPr>
+      <w:r>
+        <w:t>Size: M   |   Depends on: None   |   Sprint 60</w:t>
+      </w:r>
+    </w:p>
+    <w:p>
+      <w:pPr>
+        <w:spacing w:before="160" w:after="40"/>
+      </w:pPr>
+      <w:r>
+        <w:rPr>
+          <w:rStyle w:val="ReqID"/>
+        </w:rPr>
+        <w:t xml:space="preserve">BL-14.9  </w:t>
+      </w:r>
+      <w:r>
+        <w:rPr>
+          <w:b/>
+          <w:color w:val="3C4752"/>
+        </w:rPr>
+        <w:t xml:space="preserve">[NEXT]  </w:t>
+      </w:r>
+      <w:r>
+        <w:t>A notification page.</w:t>
+      </w:r>
+    </w:p>
+    <w:p>
+      <w:pPr>
+        <w:pStyle w:val="BRHead"/>
+      </w:pPr>
+      <w:r>
+        <w:t>Acceptance Criteria</w:t>
+      </w:r>
+    </w:p>
+    <w:p>
+      <w:pPr>
+        <w:pStyle w:val="ListBullet2"/>
+        <w:spacing w:before="0" w:after="40"/>
+      </w:pPr>
+      <w:r>
+        <w:t>The header shows an unread count; a notifications page lists every notice, beyond the first fifty, with mark one read and mark all read.</w:t>
+      </w:r>
+    </w:p>
+    <w:p>
+      <w:pPr>
+        <w:spacing w:before="0" w:after="60"/>
+      </w:pPr>
+      <w:r>
+        <w:rPr>
+          <w:b/>
+          <w:i/>
+          <w:color w:val="B0760E"/>
+          <w:sz w:val="18"/>
+        </w:rPr>
+        <w:t xml:space="preserve">Status: </w:t>
+      </w:r>
+      <w:r>
+        <w:rPr>
+          <w:i/>
+          <w:color w:val="3C4752"/>
+          <w:sz w:val="18"/>
+        </w:rPr>
+        <w:t>Not started. Notices show only inside the applications page.</w:t>
+      </w:r>
+    </w:p>
+    <w:p>
+      <w:pPr>
+        <w:pStyle w:val="Caption2"/>
+      </w:pPr>
+      <w:r>
+        <w:t>Size: S   |   Depends on: None   |   Sprint 60</w:t>
+      </w:r>
+    </w:p>
+    <w:p>
+      <w:pPr>
+        <w:spacing w:before="160" w:after="40"/>
+      </w:pPr>
+      <w:r>
+        <w:rPr>
+          <w:rStyle w:val="ReqID"/>
+        </w:rPr>
+        <w:t xml:space="preserve">BL-14.10  </w:t>
+      </w:r>
+      <w:r>
+        <w:rPr>
+          <w:b/>
+          <w:color w:val="3C4752"/>
+        </w:rPr>
+        <w:t xml:space="preserve">[LATER]  </w:t>
+      </w:r>
+      <w:r>
+        <w:t>Upload an agency's enrolment file in the back office.</w:t>
+      </w:r>
+    </w:p>
+    <w:p>
+      <w:pPr>
+        <w:pStyle w:val="BRHead"/>
+      </w:pPr>
+      <w:r>
+        <w:t>Acceptance Criteria</w:t>
+      </w:r>
+    </w:p>
+    <w:p>
+      <w:pPr>
+        <w:pStyle w:val="ListBullet2"/>
+        <w:spacing w:before="0" w:after="40"/>
+      </w:pPr>
+      <w:r>
+        <w:t>An admin-tier operator uploads a CSV of people enrolled in a programme, sees a check before anything is written, then applies it, with the same engine the command-line script uses.</w:t>
+      </w:r>
+    </w:p>
+    <w:p>
+      <w:pPr>
+        <w:pStyle w:val="ListBullet2"/>
+        <w:spacing w:before="0" w:after="40"/>
+      </w:pPr>
+      <w:r>
+        <w:t>The operator attests that the privacy notice was read to the enrolled people, and the batch records who attested.</w:t>
+      </w:r>
+    </w:p>
+    <w:p>
+      <w:pPr>
+        <w:pStyle w:val="ListBullet2"/>
+        <w:spacing w:before="0" w:after="40"/>
+      </w:pPr>
+      <w:r>
+        <w:t>Phone numbers are masked in every report.</w:t>
+      </w:r>
+    </w:p>
+    <w:p>
+      <w:pPr>
+        <w:spacing w:before="0" w:after="60"/>
+      </w:pPr>
+      <w:r>
+        <w:rPr>
+          <w:b/>
+          <w:i/>
+          <w:color w:val="B0760E"/>
+          <w:sz w:val="18"/>
+        </w:rPr>
+        <w:t xml:space="preserve">Status: </w:t>
+      </w:r>
+      <w:r>
+        <w:rPr>
+          <w:i/>
+          <w:color w:val="3C4752"/>
+          <w:sz w:val="18"/>
+        </w:rPr>
+        <w:t>Not started. Enrolment today needs an engineer to run scripts/bulk_enrol_candidates.py.</w:t>
+      </w:r>
+    </w:p>
+    <w:p>
+      <w:pPr>
+        <w:pStyle w:val="Caption2"/>
+      </w:pPr>
+      <w:r>
+        <w:t>Size: M   |   Depends on: None   |   Sprint 61; migration 0054; new decision record</w:t>
+      </w:r>
+    </w:p>
+    <w:p>
+      <w:pPr>
+        <w:spacing w:before="160" w:after="60"/>
+      </w:pPr>
+      <w:r>
+        <w:t xml:space="preserve">Considered and not scheduled: alert preferences beyond the on and off switch (the job alert is the only message sent unasked; revisit on demand); a partner write interface for applicant-tracking systems (BL-12.18; no partner has asked, and it needs signed outbound webhooks); CV upload and résumé extraction (BL-4.1, BL-4.2), to be built together with the encryption path (BL-13.2) when an employer segment asks; the real embedding model (BL-5.3), to be shadow-evaluated against the golden set first.</w:t>
       </w:r>
     </w:p>
     <w:p>
@@ -23846,7 +26543,7 @@
     <w:p>
       <w:pPr/>
       <w:r>
-        <w:t xml:space="preserve">A record of what the sprints since version 1.1 delivered, followed by a proposal for the next one. Sprints 41 to 52 are merged into main (pull requests #17 to #30). Sprint 53 is on its own branch and not yet merged.</w:t>
+        <w:t xml:space="preserve">A record of what the sprints since version 1.1 delivered, followed by a proposal for the next one. Sprints 41 to 55 are merged into main (pull requests #17 to #40).</w:t>
       </w:r>
     </w:p>
     <w:tbl>
@@ -25107,11 +27804,115 @@
           </w:p>
         </w:tc>
       </w:tr>
+      <w:tr>
+        <w:tc>
+          <w:tcPr>
+            <w:tcW w:type="dxa" w:w="1200"/>
+            <w:shd w:val="clear" w:color="auto" w:fill="FFFFFF"/>
+            <w:tcMar>
+              <w:top w:w="60" w:type="dxa"/>
+              <w:bottom w:w="60" w:type="dxa"/>
+              <w:left w:w="100" w:type="dxa"/>
+              <w:right w:w="100" w:type="dxa"/>
+            </w:tcMar>
+          </w:tcPr>
+          <w:p>
+            <w:pPr>
+              <w:spacing w:before="0" w:after="0"/>
+            </w:pPr>
+            <w:r/>
+            <w:r>
+              <w:rPr>
+                <w:color w:val="3C4752"/>
+                <w:sz w:val="19"/>
+              </w:rPr>
+              <w:t xml:space="preserve">54</w:t>
+            </w:r>
+          </w:p>
+        </w:tc>
+        <w:tc>
+          <w:tcPr>
+            <w:tcW w:type="dxa" w:w="7728"/>
+            <w:shd w:val="clear" w:color="auto" w:fill="FFFFFF"/>
+            <w:tcMar>
+              <w:top w:w="60" w:type="dxa"/>
+              <w:bottom w:w="60" w:type="dxa"/>
+              <w:left w:w="100" w:type="dxa"/>
+              <w:right w:w="100" w:type="dxa"/>
+            </w:tcMar>
+          </w:tcPr>
+          <w:p>
+            <w:pPr>
+              <w:spacing w:before="0" w:after="0"/>
+            </w:pPr>
+            <w:r/>
+            <w:r>
+              <w:rPr>
+                <w:color w:val="3C4752"/>
+                <w:sz w:val="19"/>
+              </w:rPr>
+              <w:t xml:space="preserve">Pages that do not jump while they load: the footer waits for the page, three blank-while-loading screens have placeholders, a layout-shift check runs on every page (on a phone too), the homepage stats band holds its room, and the content-security policy is enforced (ADR-065). Merged as PR #38.</w:t>
+            </w:r>
+          </w:p>
+        </w:tc>
+      </w:tr>
+      <w:tr>
+        <w:tc>
+          <w:tcPr>
+            <w:tcW w:type="dxa" w:w="1200"/>
+            <w:shd w:val="clear" w:color="auto" w:fill="F2F4F6"/>
+            <w:tcMar>
+              <w:top w:w="60" w:type="dxa"/>
+              <w:bottom w:w="60" w:type="dxa"/>
+              <w:left w:w="100" w:type="dxa"/>
+              <w:right w:w="100" w:type="dxa"/>
+            </w:tcMar>
+          </w:tcPr>
+          <w:p>
+            <w:pPr>
+              <w:spacing w:before="0" w:after="0"/>
+            </w:pPr>
+            <w:r/>
+            <w:r>
+              <w:rPr>
+                <w:color w:val="3C4752"/>
+                <w:sz w:val="19"/>
+              </w:rPr>
+              <w:t xml:space="preserve">55</w:t>
+            </w:r>
+          </w:p>
+        </w:tc>
+        <w:tc>
+          <w:tcPr>
+            <w:tcW w:type="dxa" w:w="7728"/>
+            <w:shd w:val="clear" w:color="auto" w:fill="F2F4F6"/>
+            <w:tcMar>
+              <w:top w:w="60" w:type="dxa"/>
+              <w:bottom w:w="60" w:type="dxa"/>
+              <w:left w:w="100" w:type="dxa"/>
+              <w:right w:w="100" w:type="dxa"/>
+            </w:tcMar>
+          </w:tcPr>
+          <w:p>
+            <w:pPr>
+              <w:spacing w:before="0" w:after="0"/>
+            </w:pPr>
+            <w:r/>
+            <w:r>
+              <w:rPr>
+                <w:color w:val="3C4752"/>
+                <w:sz w:val="19"/>
+              </w:rPr>
+              <w:t xml:space="preserve">The code review of Sprints 51 to 54: all ten findings fixed (a nan or inf cell, a refused bulk update saved by the next row, a lost insert race, check and apply disagreeing about gigs, a stale district, the update permission, a superscript digit, a duplicate message key, and two sweep tidy-ups). Merged as PRs #39 and #40.</w:t>
+            </w:r>
+          </w:p>
+        </w:tc>
+      </w:tr>
     </w:tbl>
     <w:p>
       <w:pPr/>
       <w:r>
-        <w:t xml:space="preserve">Proposal for the next sprint, for discussion. Monetisation and real external integrations stay deferred by the Product Owner.</w:t>
+        <w:t xml:space="preserve">Proposal for Sprints 56 to 61, for discussion (version 1.15). SEO, deployment, monetisation and real external integrations stay deferred by the Product Owner; every sprint below is code-only. If one runs long, its cut line is: Sprint 56 keeps the resend and defers credential replacement; Sprint 59 ships report and takedown and defers the removal notice; Sprint 60 ships the message and defers the export; Sprint 61 can wait for a real agency.</w:t>
       </w:r>
     </w:p>
     <w:tbl>
@@ -25248,7 +28049,7 @@
                 <w:color w:val="3C4752"/>
                 <w:sz w:val="19"/>
               </w:rPr>
-              <w:t xml:space="preserve">BL-12.11 Confirm the PWA on a real device</w:t>
+              <w:t xml:space="preserve">BL-14.1, BL-14.2: Never locked out (Sprint 56)</w:t>
             </w:r>
           </w:p>
         </w:tc>
@@ -25273,7 +28074,7 @@
                 <w:color w:val="3C4752"/>
                 <w:sz w:val="19"/>
               </w:rPr>
-              <w:t xml:space="preserve">Five minutes, and it removes a caveat from every demo.</w:t>
+              <w:t xml:space="preserve">A one-time code is the only way in, so a code that never arrives, or a number that is lost, must not be a lost user. Phone codes reach a real phone only once SMS exists, so recovery by email comes first.</w:t>
             </w:r>
           </w:p>
         </w:tc>
@@ -25325,7 +28126,7 @@
                 <w:color w:val="3C4752"/>
                 <w:sz w:val="19"/>
               </w:rPr>
-              <w:t xml:space="preserve">BL-12.12 Role-alias coverage</w:t>
+              <w:t xml:space="preserve">BL-14.3: A way to complain (Sprint 57)</w:t>
             </w:r>
           </w:p>
         </w:tc>
@@ -25350,7 +28151,7 @@
                 <w:color w:val="3C4752"/>
                 <w:sz w:val="19"/>
               </w:rPr>
-              <w:t xml:space="preserve">The same bug was reported twice and the cause is a data gap, not code. The screen exists (Sprint 47); what is missing is the reviewer.</w:t>
+              <w:t xml:space="preserve">The Digital Personal Data Protection Act expects a working grievance route before real users. Small, and the contact and grievance pages are placeholders today.</w:t>
             </w:r>
           </w:p>
         </w:tc>
@@ -25359,6 +28160,83 @@
         <w:tc>
           <w:tcPr>
             <w:tcW w:type="dxa" w:w="1200"/>
+            <w:shd w:val="clear" w:color="auto" w:fill="F2F4F6"/>
+            <w:tcMar>
+              <w:top w:w="60" w:type="dxa"/>
+              <w:bottom w:w="60" w:type="dxa"/>
+              <w:left w:w="100" w:type="dxa"/>
+              <w:right w:w="100" w:type="dxa"/>
+            </w:tcMar>
+          </w:tcPr>
+          <w:p>
+            <w:pPr>
+              <w:spacing w:before="0" w:after="0"/>
+            </w:pPr>
+            <w:r/>
+            <w:r>
+              <w:rPr>
+                <w:color w:val="3C4752"/>
+                <w:sz w:val="19"/>
+              </w:rPr>
+              <w:t xml:space="preserve">3</w:t>
+            </w:r>
+          </w:p>
+        </w:tc>
+        <w:tc>
+          <w:tcPr>
+            <w:tcW w:type="dxa" w:w="3600"/>
+            <w:shd w:val="clear" w:color="auto" w:fill="F2F4F6"/>
+            <w:tcMar>
+              <w:top w:w="60" w:type="dxa"/>
+              <w:bottom w:w="60" w:type="dxa"/>
+              <w:left w:w="100" w:type="dxa"/>
+              <w:right w:w="100" w:type="dxa"/>
+            </w:tcMar>
+          </w:tcPr>
+          <w:p>
+            <w:pPr>
+              <w:spacing w:before="0" w:after="0"/>
+            </w:pPr>
+            <w:r/>
+            <w:r>
+              <w:rPr>
+                <w:color w:val="3C4752"/>
+                <w:sz w:val="19"/>
+              </w:rPr>
+              <w:t xml:space="preserve">BL-14.5, BL-14.6: Courses you can attend (Sprint 58)</w:t>
+            </w:r>
+          </w:p>
+        </w:tc>
+        <w:tc>
+          <w:tcPr>
+            <w:tcW w:type="dxa" w:w="4128"/>
+            <w:shd w:val="clear" w:color="auto" w:fill="F2F4F6"/>
+            <w:tcMar>
+              <w:top w:w="60" w:type="dxa"/>
+              <w:bottom w:w="60" w:type="dxa"/>
+              <w:left w:w="100" w:type="dxa"/>
+              <w:right w:w="100" w:type="dxa"/>
+            </w:tcMar>
+          </w:tcPr>
+          <w:p>
+            <w:pPr>
+              <w:spacing w:before="0" w:after="0"/>
+            </w:pPr>
+            <w:r/>
+            <w:r>
+              <w:rPr>
+                <w:color w:val="3C4752"/>
+                <w:sz w:val="19"/>
+              </w:rPr>
+              <w:t xml:space="preserve">The core promise is the course that closes the gap, and a course with no place or intake date cannot be attended. The scorer does not change.</w:t>
+            </w:r>
+          </w:p>
+        </w:tc>
+      </w:tr>
+      <w:tr>
+        <w:tc>
+          <w:tcPr>
+            <w:tcW w:type="dxa" w:w="1200"/>
             <w:shd w:val="clear" w:color="auto" w:fill="FFFFFF"/>
             <w:tcMar>
               <w:top w:w="60" w:type="dxa"/>
@@ -25377,7 +28255,7 @@
                 <w:color w:val="3C4752"/>
                 <w:sz w:val="19"/>
               </w:rPr>
-              <w:t xml:space="preserve">3</w:t>
+              <w:t xml:space="preserve">4</w:t>
             </w:r>
           </w:p>
         </w:tc>
@@ -25402,7 +28280,7 @@
                 <w:color w:val="3C4752"/>
                 <w:sz w:val="19"/>
               </w:rPr>
-              <w:t xml:space="preserve">BL-12.8 Course credit chips</w:t>
+              <w:t xml:space="preserve">BL-14.4: A marketplace you can trust (Sprint 59)</w:t>
             </w:r>
           </w:p>
         </w:tc>
@@ -25427,7 +28305,7 @@
                 <w:color w:val="3C4752"/>
                 <w:sz w:val="19"/>
               </w:rPr>
-              <w:t xml:space="preserve">Blocked until a course is tied to a qualification; no course links to one today.</w:t>
+              <w:t xml:space="preserve">Fake vacancies are the main trust risk of a jobs marketplace and the only lever today is the owner unpublishing. Large; reuses the operator queue from Sprint 57.</w:t>
             </w:r>
           </w:p>
         </w:tc>
@@ -25454,7 +28332,7 @@
                 <w:color w:val="3C4752"/>
                 <w:sz w:val="19"/>
               </w:rPr>
-              <w:t xml:space="preserve">4</w:t>
+              <w:t xml:space="preserve">5</w:t>
             </w:r>
           </w:p>
         </w:tc>
@@ -25479,7 +28357,7 @@
                 <w:color w:val="3C4752"/>
                 <w:sz w:val="19"/>
               </w:rPr>
-              <w:t xml:space="preserve">BL-12.10 Hindi for the standards corpus</w:t>
+              <w:t xml:space="preserve">BL-14.7 to BL-14.9: Hiring that finishes (Sprint 60)</w:t>
             </w:r>
           </w:p>
         </w:tc>
@@ -25504,7 +28382,7 @@
                 <w:color w:val="3C4752"/>
                 <w:sz w:val="19"/>
               </w:rPr>
-              <w:t xml:space="preserve">Blocked on translation-service credentials rather than on design; the navigable surface is small and cheap once they exist.</w:t>
+              <w:t xml:space="preserve">The employer can change a status but cannot say when or where, and the candidate has no notification page.</w:t>
             </w:r>
           </w:p>
         </w:tc>
@@ -25531,7 +28409,7 @@
                 <w:color w:val="3C4752"/>
                 <w:sz w:val="19"/>
               </w:rPr>
-              <w:t xml:space="preserve">Needs the owner</w:t>
+              <w:t xml:space="preserve">6</w:t>
             </w:r>
           </w:p>
         </w:tc>
@@ -25556,7 +28434,7 @@
                 <w:color w:val="3C4752"/>
                 <w:sz w:val="19"/>
               </w:rPr>
-              <w:t xml:space="preserve">BL-5.3 Turn on the real embedding model</w:t>
+              <w:t xml:space="preserve">BL-14.10: A pilot with an agency (Sprint 61)</w:t>
             </w:r>
           </w:p>
         </w:tc>
@@ -25581,7 +28459,7 @@
                 <w:color w:val="3C4752"/>
                 <w:sz w:val="19"/>
               </w:rPr>
-              <w:t xml:space="preserve">A model download and a hosting decision; not a free pick.</w:t>
+              <w:t xml:space="preserve">Enrolment is a script only an engineer can run. Can wait for a real agency.</w:t>
             </w:r>
           </w:p>
         </w:tc>
@@ -25608,7 +28486,7 @@
                 <w:color w:val="3C4752"/>
                 <w:sz w:val="19"/>
               </w:rPr>
-              <w:t xml:space="preserve">Held</w:t>
+              <w:t xml:space="preserve">Needs a person</w:t>
             </w:r>
           </w:p>
         </w:tc>
@@ -25633,7 +28511,7 @@
                 <w:color w:val="3C4752"/>
                 <w:sz w:val="19"/>
               </w:rPr>
-              <w:t xml:space="preserve">BL-1.3, BL-4.1, BL-4.2, BL-6.2</w:t>
+              <w:t xml:space="preserve">BL-12.11, BL-12.12</w:t>
             </w:r>
           </w:p>
         </w:tc>
@@ -25658,7 +28536,161 @@
                 <w:color w:val="3C4752"/>
                 <w:sz w:val="19"/>
               </w:rPr>
-              <w:t xml:space="preserve">Waiting on real traffic, the encryption path, or edges that do not exist.</w:t>
+              <w:t xml:space="preserve">Five minutes on one real phone; and a labour-market reviewer for role aliases (43 of 3,417 roles have one).</w:t>
+            </w:r>
+          </w:p>
+        </w:tc>
+      </w:tr>
+      <w:tr>
+        <w:tc>
+          <w:tcPr>
+            <w:tcW w:type="dxa" w:w="1200"/>
+            <w:shd w:val="clear" w:color="auto" w:fill="FFFFFF"/>
+            <w:tcMar>
+              <w:top w:w="60" w:type="dxa"/>
+              <w:bottom w:w="60" w:type="dxa"/>
+              <w:left w:w="100" w:type="dxa"/>
+              <w:right w:w="100" w:type="dxa"/>
+            </w:tcMar>
+          </w:tcPr>
+          <w:p>
+            <w:pPr>
+              <w:spacing w:before="0" w:after="0"/>
+            </w:pPr>
+            <w:r/>
+            <w:r>
+              <w:rPr>
+                <w:color w:val="3C4752"/>
+                <w:sz w:val="19"/>
+              </w:rPr>
+              <w:t xml:space="preserve">Needs the owner</w:t>
+            </w:r>
+          </w:p>
+        </w:tc>
+        <w:tc>
+          <w:tcPr>
+            <w:tcW w:type="dxa" w:w="3600"/>
+            <w:shd w:val="clear" w:color="auto" w:fill="FFFFFF"/>
+            <w:tcMar>
+              <w:top w:w="60" w:type="dxa"/>
+              <w:bottom w:w="60" w:type="dxa"/>
+              <w:left w:w="100" w:type="dxa"/>
+              <w:right w:w="100" w:type="dxa"/>
+            </w:tcMar>
+          </w:tcPr>
+          <w:p>
+            <w:pPr>
+              <w:spacing w:before="0" w:after="0"/>
+            </w:pPr>
+            <w:r/>
+            <w:r>
+              <w:rPr>
+                <w:color w:val="3C4752"/>
+                <w:sz w:val="19"/>
+              </w:rPr>
+              <w:t xml:space="preserve">BL-4.1, BL-4.2 with BL-13.2; BL-5.3</w:t>
+            </w:r>
+          </w:p>
+        </w:tc>
+        <w:tc>
+          <w:tcPr>
+            <w:tcW w:type="dxa" w:w="4128"/>
+            <w:shd w:val="clear" w:color="auto" w:fill="FFFFFF"/>
+            <w:tcMar>
+              <w:top w:w="60" w:type="dxa"/>
+              <w:bottom w:w="60" w:type="dxa"/>
+              <w:left w:w="100" w:type="dxa"/>
+              <w:right w:w="100" w:type="dxa"/>
+            </w:tcMar>
+          </w:tcPr>
+          <w:p>
+            <w:pPr>
+              <w:spacing w:before="0" w:after="0"/>
+            </w:pPr>
+            <w:r/>
+            <w:r>
+              <w:rPr>
+                <w:color w:val="3C4752"/>
+                <w:sz w:val="19"/>
+              </w:rPr>
+              <w:t xml:space="preserve">CV upload only together with its encryption path and when an employer segment asks; the real embedding model first as a measured shadow evaluation against the golden set.</w:t>
+            </w:r>
+          </w:p>
+        </w:tc>
+      </w:tr>
+      <w:tr>
+        <w:tc>
+          <w:tcPr>
+            <w:tcW w:type="dxa" w:w="1200"/>
+            <w:shd w:val="clear" w:color="auto" w:fill="F2F4F6"/>
+            <w:tcMar>
+              <w:top w:w="60" w:type="dxa"/>
+              <w:bottom w:w="60" w:type="dxa"/>
+              <w:left w:w="100" w:type="dxa"/>
+              <w:right w:w="100" w:type="dxa"/>
+            </w:tcMar>
+          </w:tcPr>
+          <w:p>
+            <w:pPr>
+              <w:spacing w:before="0" w:after="0"/>
+            </w:pPr>
+            <w:r/>
+            <w:r>
+              <w:rPr>
+                <w:color w:val="3C4752"/>
+                <w:sz w:val="19"/>
+              </w:rPr>
+              <w:t xml:space="preserve">Held</w:t>
+            </w:r>
+          </w:p>
+        </w:tc>
+        <w:tc>
+          <w:tcPr>
+            <w:tcW w:type="dxa" w:w="3600"/>
+            <w:shd w:val="clear" w:color="auto" w:fill="F2F4F6"/>
+            <w:tcMar>
+              <w:top w:w="60" w:type="dxa"/>
+              <w:bottom w:w="60" w:type="dxa"/>
+              <w:left w:w="100" w:type="dxa"/>
+              <w:right w:w="100" w:type="dxa"/>
+            </w:tcMar>
+          </w:tcPr>
+          <w:p>
+            <w:pPr>
+              <w:spacing w:before="0" w:after="0"/>
+            </w:pPr>
+            <w:r/>
+            <w:r>
+              <w:rPr>
+                <w:color w:val="3C4752"/>
+                <w:sz w:val="19"/>
+              </w:rPr>
+              <w:t xml:space="preserve">BL-1.3, BL-6.2, BL-12.8, BL-12.9, BL-12.10, BL-13.1</w:t>
+            </w:r>
+          </w:p>
+        </w:tc>
+        <w:tc>
+          <w:tcPr>
+            <w:tcW w:type="dxa" w:w="4128"/>
+            <w:shd w:val="clear" w:color="auto" w:fill="F2F4F6"/>
+            <w:tcMar>
+              <w:top w:w="60" w:type="dxa"/>
+              <w:bottom w:w="60" w:type="dxa"/>
+              <w:left w:w="100" w:type="dxa"/>
+              <w:right w:w="100" w:type="dxa"/>
+            </w:tcMar>
+          </w:tcPr>
+          <w:p>
+            <w:pPr>
+              <w:spacing w:before="0" w:after="0"/>
+            </w:pPr>
+            <w:r/>
+            <w:r>
+              <w:rPr>
+                <w:color w:val="3C4752"/>
+                <w:sz w:val="19"/>
+              </w:rPr>
+              <w:t xml:space="preserve">Waiting on real traffic, edges that do not exist, a data link between courses and qualifications, SMS registration, translation credentials, or a deployment.</w:t>
             </w:r>
           </w:p>
         </w:tc>

--- a/docs/IISM-Product-Backlog.docx
+++ b/docs/IISM-Product-Backlog.docx
@@ -61,7 +61,7 @@
           <w:color w:val="3C4752"/>
           <w:sz w:val="24"/>
         </w:rPr>
-        <w:t>Document Version 1.15</w:t>
+        <w:t>Document Version 1.16</w:t>
       </w:r>
     </w:p>
     <w:p>
@@ -196,7 +196,7 @@
                 <w:color w:val="3C4752"/>
                 <w:sz w:val="19"/>
               </w:rPr>
-              <w:t>1.15</w:t>
+              <w:t>1.16</w:t>
             </w:r>
           </w:p>
         </w:tc>
@@ -2253,6 +2253,108 @@
           </w:p>
         </w:tc>
       </w:tr>
+      <w:tr>
+        <w:tc>
+          <w:tcPr>
+            <w:tcW w:type="dxa" w:w="1152"/>
+            <w:shd w:val="clear" w:color="auto" w:fill="FFFFFF"/>
+            <w:tcMar>
+              <w:top w:w="60" w:type="dxa"/>
+              <w:bottom w:w="60" w:type="dxa"/>
+              <w:left w:w="100" w:type="dxa"/>
+              <w:right w:w="100" w:type="dxa"/>
+            </w:tcMar>
+          </w:tcPr>
+          <w:p>
+            <w:pPr>
+              <w:spacing w:before="0" w:after="0"/>
+            </w:pPr>
+            <w:r/>
+            <w:r>
+              <w:rPr>
+                <w:color w:val="3C4752"/>
+                <w:sz w:val="19"/>
+              </w:rPr>
+              <w:t xml:space="preserve">1.16</w:t>
+            </w:r>
+          </w:p>
+        </w:tc>
+        <w:tc>
+          <w:tcPr>
+            <w:tcW w:type="dxa" w:w="1296"/>
+            <w:shd w:val="clear" w:color="auto" w:fill="FFFFFF"/>
+            <w:tcMar>
+              <w:top w:w="60" w:type="dxa"/>
+              <w:bottom w:w="60" w:type="dxa"/>
+              <w:left w:w="100" w:type="dxa"/>
+              <w:right w:w="100" w:type="dxa"/>
+            </w:tcMar>
+          </w:tcPr>
+          <w:p>
+            <w:pPr>
+              <w:spacing w:before="0" w:after="0"/>
+            </w:pPr>
+            <w:r/>
+            <w:r>
+              <w:rPr>
+                <w:color w:val="3C4752"/>
+                <w:sz w:val="19"/>
+              </w:rPr>
+              <w:t xml:space="preserve">2026-10-13</w:t>
+            </w:r>
+          </w:p>
+        </w:tc>
+        <w:tc>
+          <w:tcPr>
+            <w:tcW w:type="dxa" w:w="2592"/>
+            <w:shd w:val="clear" w:color="auto" w:fill="FFFFFF"/>
+            <w:tcMar>
+              <w:top w:w="60" w:type="dxa"/>
+              <w:bottom w:w="60" w:type="dxa"/>
+              <w:left w:w="100" w:type="dxa"/>
+              <w:right w:w="100" w:type="dxa"/>
+            </w:tcMar>
+          </w:tcPr>
+          <w:p>
+            <w:pPr>
+              <w:spacing w:before="0" w:after="0"/>
+            </w:pPr>
+            <w:r/>
+            <w:r>
+              <w:rPr>
+                <w:color w:val="3C4752"/>
+                <w:sz w:val="19"/>
+              </w:rPr>
+              <w:t xml:space="preserve">Product &amp; Engineering</w:t>
+            </w:r>
+          </w:p>
+        </w:tc>
+        <w:tc>
+          <w:tcPr>
+            <w:tcW w:type="dxa" w:w="3600"/>
+            <w:shd w:val="clear" w:color="auto" w:fill="FFFFFF"/>
+            <w:tcMar>
+              <w:top w:w="60" w:type="dxa"/>
+              <w:bottom w:w="60" w:type="dxa"/>
+              <w:left w:w="100" w:type="dxa"/>
+              <w:right w:w="100" w:type="dxa"/>
+            </w:tcMar>
+          </w:tcPr>
+          <w:p>
+            <w:pPr>
+              <w:spacing w:before="0" w:after="0"/>
+            </w:pPr>
+            <w:r/>
+            <w:r>
+              <w:rPr>
+                <w:color w:val="3C4752"/>
+                <w:sz w:val="19"/>
+              </w:rPr>
+              <w:t xml:space="preserve">Brought up to date through Sprint 56: Epic 13 gains seven stories (a code can be asked for again after a wait; a sign-in credential can be changed, removed, and no longer silently overwritten); BL-14.1 and BL-14.2 done; section 4.4 records Sprint 56 and the next-sprint proposal now starts at Sprint 57.</w:t>
+            </w:r>
+          </w:p>
+        </w:tc>
+      </w:tr>
     </w:tbl>
     <w:p>
       <w:pPr>
@@ -3042,7 +3144,7 @@
           <w:b w:val="0"/>
           <w:i w:val="0"/>
         </w:rPr>
-        <w:t>Thirteen epics and one hundred and twenty-five stories, delivered from the walking skeleton through every-page browser checks, bulk update, layout stability and an enforced content-security policy (Sprint 55). Epics 1 to 12 are grouped by theme, with the sprint each story shipped in named alongside it. Epic 13 collects everything delivered since version 1.1, in sprint order, because the later work cuts across the themes above.</w:t>
+        <w:t>Thirteen epics and one hundred and thirty-two stories, delivered from the walking skeleton through every-page browser checks, bulk update, layout stability, an enforced content-security policy and sign-in that cannot lock a person out (Sprint 56). Epics 1 to 12 are grouped by theme, with the sprint each story shipped in named alongside it. Epic 13 collects everything delivered since version 1.1, in sprint order, because the later work cuts across the themes above.</w:t>
       </w:r>
     </w:p>
     <w:p>
@@ -8314,7 +8416,7 @@
         <w:pStyle w:val="Heading2"/>
       </w:pPr>
       <w:r>
-        <w:t>Epic 13 — Delivered Since Version 1.1 (Sprints 33–55)</w:t>
+        <w:t>Epic 13 — Delivered Since Version 1.1 (Sprints 33–56)</w:t>
       </w:r>
     </w:p>
     <w:p>
@@ -14108,6 +14210,545 @@
           </w:p>
         </w:tc>
       </w:tr>
+      <w:tr>
+        <w:tc>
+          <w:tcPr>
+            <w:tcW w:type="dxa" w:w="720"/>
+            <w:shd w:val="clear" w:color="auto" w:fill="F2F4F6"/>
+            <w:tcMar>
+              <w:top w:w="60" w:type="dxa"/>
+              <w:bottom w:w="60" w:type="dxa"/>
+              <w:left w:w="100" w:type="dxa"/>
+              <w:right w:w="100" w:type="dxa"/>
+            </w:tcMar>
+          </w:tcPr>
+          <w:p>
+            <w:pPr>
+              <w:spacing w:before="0" w:after="0"/>
+            </w:pPr>
+            <w:r/>
+            <w:r>
+              <w:rPr>
+                <w:color w:val="3C4752"/>
+                <w:sz w:val="19"/>
+              </w:rPr>
+              <w:t xml:space="preserve">13.75</w:t>
+            </w:r>
+          </w:p>
+        </w:tc>
+        <w:tc>
+          <w:tcPr>
+            <w:tcW w:type="dxa" w:w="6912"/>
+            <w:shd w:val="clear" w:color="auto" w:fill="F2F4F6"/>
+            <w:tcMar>
+              <w:top w:w="60" w:type="dxa"/>
+              <w:bottom w:w="60" w:type="dxa"/>
+              <w:left w:w="100" w:type="dxa"/>
+              <w:right w:w="100" w:type="dxa"/>
+            </w:tcMar>
+          </w:tcPr>
+          <w:p>
+            <w:pPr>
+              <w:spacing w:before="0" w:after="0"/>
+            </w:pPr>
+            <w:r/>
+            <w:r>
+              <w:rPr>
+                <w:color w:val="3C4752"/>
+                <w:sz w:val="19"/>
+              </w:rPr>
+              <w:t xml:space="preserve">A one-time code can be asked for again after a wait: one cooldown in the one place every request passes (sign-in by phone or email, organisation registration, both linking requests), a refusal that says how long, and a countdown on every form. The sign-up form could not ask again at all.</w:t>
+            </w:r>
+          </w:p>
+        </w:tc>
+        <w:tc>
+          <w:tcPr>
+            <w:tcW w:type="dxa" w:w="1296"/>
+            <w:shd w:val="clear" w:color="auto" w:fill="F2F4F6"/>
+            <w:tcMar>
+              <w:top w:w="60" w:type="dxa"/>
+              <w:bottom w:w="60" w:type="dxa"/>
+              <w:left w:w="100" w:type="dxa"/>
+              <w:right w:w="100" w:type="dxa"/>
+            </w:tcMar>
+          </w:tcPr>
+          <w:p>
+            <w:pPr>
+              <w:spacing w:before="0" w:after="0"/>
+            </w:pPr>
+            <w:r/>
+            <w:r>
+              <w:rPr>
+                <w:color w:val="3C4752"/>
+                <w:sz w:val="19"/>
+              </w:rPr>
+              <w:t xml:space="preserve">Sprint 56</w:t>
+            </w:r>
+          </w:p>
+        </w:tc>
+      </w:tr>
+      <w:tr>
+        <w:tc>
+          <w:tcPr>
+            <w:tcW w:type="dxa" w:w="720"/>
+            <w:shd w:val="clear" w:color="auto" w:fill="FFFFFF"/>
+            <w:tcMar>
+              <w:top w:w="60" w:type="dxa"/>
+              <w:bottom w:w="60" w:type="dxa"/>
+              <w:left w:w="100" w:type="dxa"/>
+              <w:right w:w="100" w:type="dxa"/>
+            </w:tcMar>
+          </w:tcPr>
+          <w:p>
+            <w:pPr>
+              <w:spacing w:before="0" w:after="0"/>
+            </w:pPr>
+            <w:r/>
+            <w:r>
+              <w:rPr>
+                <w:color w:val="3C4752"/>
+                <w:sz w:val="19"/>
+              </w:rPr>
+              <w:t xml:space="preserve">13.76</w:t>
+            </w:r>
+          </w:p>
+        </w:tc>
+        <w:tc>
+          <w:tcPr>
+            <w:tcW w:type="dxa" w:w="6912"/>
+            <w:shd w:val="clear" w:color="auto" w:fill="FFFFFF"/>
+            <w:tcMar>
+              <w:top w:w="60" w:type="dxa"/>
+              <w:bottom w:w="60" w:type="dxa"/>
+              <w:left w:w="100" w:type="dxa"/>
+              <w:right w:w="100" w:type="dxa"/>
+            </w:tcMar>
+          </w:tcPr>
+          <w:p>
+            <w:pPr>
+              <w:spacing w:before="0" w:after="0"/>
+            </w:pPr>
+            <w:r/>
+            <w:r>
+              <w:rPr>
+                <w:color w:val="3C4752"/>
+                <w:sz w:val="19"/>
+              </w:rPr>
+              <w:t xml:space="preserve">An organisation whose code did not arrive asks for a sign-in code and never registers a second time, which would have held a second pending organisation of the same name.</w:t>
+            </w:r>
+          </w:p>
+        </w:tc>
+        <w:tc>
+          <w:tcPr>
+            <w:tcW w:type="dxa" w:w="1296"/>
+            <w:shd w:val="clear" w:color="auto" w:fill="FFFFFF"/>
+            <w:tcMar>
+              <w:top w:w="60" w:type="dxa"/>
+              <w:bottom w:w="60" w:type="dxa"/>
+              <w:left w:w="100" w:type="dxa"/>
+              <w:right w:w="100" w:type="dxa"/>
+            </w:tcMar>
+          </w:tcPr>
+          <w:p>
+            <w:pPr>
+              <w:spacing w:before="0" w:after="0"/>
+            </w:pPr>
+            <w:r/>
+            <w:r>
+              <w:rPr>
+                <w:color w:val="3C4752"/>
+                <w:sz w:val="19"/>
+              </w:rPr>
+              <w:t xml:space="preserve">Sprint 56</w:t>
+            </w:r>
+          </w:p>
+        </w:tc>
+      </w:tr>
+      <w:tr>
+        <w:tc>
+          <w:tcPr>
+            <w:tcW w:type="dxa" w:w="720"/>
+            <w:shd w:val="clear" w:color="auto" w:fill="F2F4F6"/>
+            <w:tcMar>
+              <w:top w:w="60" w:type="dxa"/>
+              <w:bottom w:w="60" w:type="dxa"/>
+              <w:left w:w="100" w:type="dxa"/>
+              <w:right w:w="100" w:type="dxa"/>
+            </w:tcMar>
+          </w:tcPr>
+          <w:p>
+            <w:pPr>
+              <w:spacing w:before="0" w:after="0"/>
+            </w:pPr>
+            <w:r/>
+            <w:r>
+              <w:rPr>
+                <w:color w:val="3C4752"/>
+                <w:sz w:val="19"/>
+              </w:rPr>
+              <w:t xml:space="preserve">13.77</w:t>
+            </w:r>
+          </w:p>
+        </w:tc>
+        <w:tc>
+          <w:tcPr>
+            <w:tcW w:type="dxa" w:w="6912"/>
+            <w:shd w:val="clear" w:color="auto" w:fill="F2F4F6"/>
+            <w:tcMar>
+              <w:top w:w="60" w:type="dxa"/>
+              <w:bottom w:w="60" w:type="dxa"/>
+              <w:left w:w="100" w:type="dxa"/>
+              <w:right w:w="100" w:type="dxa"/>
+            </w:tcMar>
+          </w:tcPr>
+          <w:p>
+            <w:pPr>
+              <w:spacing w:before="0" w:after="0"/>
+            </w:pPr>
+            <w:r/>
+            <w:r>
+              <w:rPr>
+                <w:color w:val="3C4752"/>
+                <w:sz w:val="19"/>
+              </w:rPr>
+              <w:t xml:space="preserve">A sign-in credential can be changed by proving the new one: every other session ends, the person is handed a fresh one so they are not signed out of the screen they changed it on, and the account's other credential is told.</w:t>
+            </w:r>
+          </w:p>
+        </w:tc>
+        <w:tc>
+          <w:tcPr>
+            <w:tcW w:type="dxa" w:w="1296"/>
+            <w:shd w:val="clear" w:color="auto" w:fill="F2F4F6"/>
+            <w:tcMar>
+              <w:top w:w="60" w:type="dxa"/>
+              <w:bottom w:w="60" w:type="dxa"/>
+              <w:left w:w="100" w:type="dxa"/>
+              <w:right w:w="100" w:type="dxa"/>
+            </w:tcMar>
+          </w:tcPr>
+          <w:p>
+            <w:pPr>
+              <w:spacing w:before="0" w:after="0"/>
+            </w:pPr>
+            <w:r/>
+            <w:r>
+              <w:rPr>
+                <w:color w:val="3C4752"/>
+                <w:sz w:val="19"/>
+              </w:rPr>
+              <w:t xml:space="preserve">Sprint 56</w:t>
+            </w:r>
+          </w:p>
+        </w:tc>
+      </w:tr>
+      <w:tr>
+        <w:tc>
+          <w:tcPr>
+            <w:tcW w:type="dxa" w:w="720"/>
+            <w:shd w:val="clear" w:color="auto" w:fill="FFFFFF"/>
+            <w:tcMar>
+              <w:top w:w="60" w:type="dxa"/>
+              <w:bottom w:w="60" w:type="dxa"/>
+              <w:left w:w="100" w:type="dxa"/>
+              <w:right w:w="100" w:type="dxa"/>
+            </w:tcMar>
+          </w:tcPr>
+          <w:p>
+            <w:pPr>
+              <w:spacing w:before="0" w:after="0"/>
+            </w:pPr>
+            <w:r/>
+            <w:r>
+              <w:rPr>
+                <w:color w:val="3C4752"/>
+                <w:sz w:val="19"/>
+              </w:rPr>
+              <w:t xml:space="preserve">13.78</w:t>
+            </w:r>
+          </w:p>
+        </w:tc>
+        <w:tc>
+          <w:tcPr>
+            <w:tcW w:type="dxa" w:w="6912"/>
+            <w:shd w:val="clear" w:color="auto" w:fill="FFFFFF"/>
+            <w:tcMar>
+              <w:top w:w="60" w:type="dxa"/>
+              <w:bottom w:w="60" w:type="dxa"/>
+              <w:left w:w="100" w:type="dxa"/>
+              <w:right w:w="100" w:type="dxa"/>
+            </w:tcMar>
+          </w:tcPr>
+          <w:p>
+            <w:pPr>
+              <w:spacing w:before="0" w:after="0"/>
+            </w:pPr>
+            <w:r/>
+            <w:r>
+              <w:rPr>
+                <w:color w:val="3C4752"/>
+                <w:sz w:val="19"/>
+              </w:rPr>
+              <w:t xml:space="preserve">A credential can be removed only while another verified way in remains, under a lock on the user's row so two removals at once cannot leave an account nobody can open.</w:t>
+            </w:r>
+          </w:p>
+        </w:tc>
+        <w:tc>
+          <w:tcPr>
+            <w:tcW w:type="dxa" w:w="1296"/>
+            <w:shd w:val="clear" w:color="auto" w:fill="FFFFFF"/>
+            <w:tcMar>
+              <w:top w:w="60" w:type="dxa"/>
+              <w:bottom w:w="60" w:type="dxa"/>
+              <w:left w:w="100" w:type="dxa"/>
+              <w:right w:w="100" w:type="dxa"/>
+            </w:tcMar>
+          </w:tcPr>
+          <w:p>
+            <w:pPr>
+              <w:spacing w:before="0" w:after="0"/>
+            </w:pPr>
+            <w:r/>
+            <w:r>
+              <w:rPr>
+                <w:color w:val="3C4752"/>
+                <w:sz w:val="19"/>
+              </w:rPr>
+              <w:t xml:space="preserve">Sprint 56</w:t>
+            </w:r>
+          </w:p>
+        </w:tc>
+      </w:tr>
+      <w:tr>
+        <w:tc>
+          <w:tcPr>
+            <w:tcW w:type="dxa" w:w="720"/>
+            <w:shd w:val="clear" w:color="auto" w:fill="F2F4F6"/>
+            <w:tcMar>
+              <w:top w:w="60" w:type="dxa"/>
+              <w:bottom w:w="60" w:type="dxa"/>
+              <w:left w:w="100" w:type="dxa"/>
+              <w:right w:w="100" w:type="dxa"/>
+            </w:tcMar>
+          </w:tcPr>
+          <w:p>
+            <w:pPr>
+              <w:spacing w:before="0" w:after="0"/>
+            </w:pPr>
+            <w:r/>
+            <w:r>
+              <w:rPr>
+                <w:color w:val="3C4752"/>
+                <w:sz w:val="19"/>
+              </w:rPr>
+              <w:t xml:space="preserve">13.79</w:t>
+            </w:r>
+          </w:p>
+        </w:tc>
+        <w:tc>
+          <w:tcPr>
+            <w:tcW w:type="dxa" w:w="6912"/>
+            <w:shd w:val="clear" w:color="auto" w:fill="F2F4F6"/>
+            <w:tcMar>
+              <w:top w:w="60" w:type="dxa"/>
+              <w:bottom w:w="60" w:type="dxa"/>
+              <w:left w:w="100" w:type="dxa"/>
+              <w:right w:w="100" w:type="dxa"/>
+            </w:tcMar>
+          </w:tcPr>
+          <w:p>
+            <w:pPr>
+              <w:spacing w:before="0" w:after="0"/>
+            </w:pPr>
+            <w:r/>
+            <w:r>
+              <w:rPr>
+                <w:color w:val="3C4752"/>
+                <w:sz w:val="19"/>
+              </w:rPr>
+              <w:t xml:space="preserve">Adding a second phone or email no longer silently overwrites the one already held, which let a stolen session swap the number and keep the account; it now says to replace it.</w:t>
+            </w:r>
+          </w:p>
+        </w:tc>
+        <w:tc>
+          <w:tcPr>
+            <w:tcW w:type="dxa" w:w="1296"/>
+            <w:shd w:val="clear" w:color="auto" w:fill="F2F4F6"/>
+            <w:tcMar>
+              <w:top w:w="60" w:type="dxa"/>
+              <w:bottom w:w="60" w:type="dxa"/>
+              <w:left w:w="100" w:type="dxa"/>
+              <w:right w:w="100" w:type="dxa"/>
+            </w:tcMar>
+          </w:tcPr>
+          <w:p>
+            <w:pPr>
+              <w:spacing w:before="0" w:after="0"/>
+            </w:pPr>
+            <w:r/>
+            <w:r>
+              <w:rPr>
+                <w:color w:val="3C4752"/>
+                <w:sz w:val="19"/>
+              </w:rPr>
+              <w:t xml:space="preserve">Sprint 56</w:t>
+            </w:r>
+          </w:p>
+        </w:tc>
+      </w:tr>
+      <w:tr>
+        <w:tc>
+          <w:tcPr>
+            <w:tcW w:type="dxa" w:w="720"/>
+            <w:shd w:val="clear" w:color="auto" w:fill="FFFFFF"/>
+            <w:tcMar>
+              <w:top w:w="60" w:type="dxa"/>
+              <w:bottom w:w="60" w:type="dxa"/>
+              <w:left w:w="100" w:type="dxa"/>
+              <w:right w:w="100" w:type="dxa"/>
+            </w:tcMar>
+          </w:tcPr>
+          <w:p>
+            <w:pPr>
+              <w:spacing w:before="0" w:after="0"/>
+            </w:pPr>
+            <w:r/>
+            <w:r>
+              <w:rPr>
+                <w:color w:val="3C4752"/>
+                <w:sz w:val="19"/>
+              </w:rPr>
+              <w:t xml:space="preserve">13.80</w:t>
+            </w:r>
+          </w:p>
+        </w:tc>
+        <w:tc>
+          <w:tcPr>
+            <w:tcW w:type="dxa" w:w="6912"/>
+            <w:shd w:val="clear" w:color="auto" w:fill="FFFFFF"/>
+            <w:tcMar>
+              <w:top w:w="60" w:type="dxa"/>
+              <w:bottom w:w="60" w:type="dxa"/>
+              <w:left w:w="100" w:type="dxa"/>
+              <w:right w:w="100" w:type="dxa"/>
+            </w:tcMar>
+          </w:tcPr>
+          <w:p>
+            <w:pPr>
+              <w:spacing w:before="0" w:after="0"/>
+            </w:pPr>
+            <w:r/>
+            <w:r>
+              <w:rPr>
+                <w:color w:val="3C4752"/>
+                <w:sz w:val="19"/>
+              </w:rPr>
+              <w:t xml:space="preserve">The sign-in details screen adds, changes and removes, with a countdown on every resend and a nudge for a phone-only person to add an email; it is on the profile and on the account page, so an organisation-only account has it too.</w:t>
+            </w:r>
+          </w:p>
+        </w:tc>
+        <w:tc>
+          <w:tcPr>
+            <w:tcW w:type="dxa" w:w="1296"/>
+            <w:shd w:val="clear" w:color="auto" w:fill="FFFFFF"/>
+            <w:tcMar>
+              <w:top w:w="60" w:type="dxa"/>
+              <w:bottom w:w="60" w:type="dxa"/>
+              <w:left w:w="100" w:type="dxa"/>
+              <w:right w:w="100" w:type="dxa"/>
+            </w:tcMar>
+          </w:tcPr>
+          <w:p>
+            <w:pPr>
+              <w:spacing w:before="0" w:after="0"/>
+            </w:pPr>
+            <w:r/>
+            <w:r>
+              <w:rPr>
+                <w:color w:val="3C4752"/>
+                <w:sz w:val="19"/>
+              </w:rPr>
+              <w:t xml:space="preserve">Sprint 56</w:t>
+            </w:r>
+          </w:p>
+        </w:tc>
+      </w:tr>
+      <w:tr>
+        <w:tc>
+          <w:tcPr>
+            <w:tcW w:type="dxa" w:w="720"/>
+            <w:shd w:val="clear" w:color="auto" w:fill="F2F4F6"/>
+            <w:tcMar>
+              <w:top w:w="60" w:type="dxa"/>
+              <w:bottom w:w="60" w:type="dxa"/>
+              <w:left w:w="100" w:type="dxa"/>
+              <w:right w:w="100" w:type="dxa"/>
+            </w:tcMar>
+          </w:tcPr>
+          <w:p>
+            <w:pPr>
+              <w:spacing w:before="0" w:after="0"/>
+            </w:pPr>
+            <w:r/>
+            <w:r>
+              <w:rPr>
+                <w:color w:val="3C4752"/>
+                <w:sz w:val="19"/>
+              </w:rPr>
+              <w:t xml:space="preserve">13.81</w:t>
+            </w:r>
+          </w:p>
+        </w:tc>
+        <w:tc>
+          <w:tcPr>
+            <w:tcW w:type="dxa" w:w="6912"/>
+            <w:shd w:val="clear" w:color="auto" w:fill="F2F4F6"/>
+            <w:tcMar>
+              <w:top w:w="60" w:type="dxa"/>
+              <w:bottom w:w="60" w:type="dxa"/>
+              <w:left w:w="100" w:type="dxa"/>
+              <w:right w:w="100" w:type="dxa"/>
+            </w:tcMar>
+          </w:tcPr>
+          <w:p>
+            <w:pPr>
+              <w:spacing w:before="0" w:after="0"/>
+            </w:pPr>
+            <w:r/>
+            <w:r>
+              <w:rPr>
+                <w:color w:val="3C4752"/>
+                <w:sz w:val="19"/>
+              </w:rPr>
+              <w:t xml:space="preserve">A browser journey covers asking again for a code after the wait, adding an email, changing the phone (the other device's session ends, this one stays) and removing the email.</w:t>
+            </w:r>
+          </w:p>
+        </w:tc>
+        <w:tc>
+          <w:tcPr>
+            <w:tcW w:type="dxa" w:w="1296"/>
+            <w:shd w:val="clear" w:color="auto" w:fill="F2F4F6"/>
+            <w:tcMar>
+              <w:top w:w="60" w:type="dxa"/>
+              <w:bottom w:w="60" w:type="dxa"/>
+              <w:left w:w="100" w:type="dxa"/>
+              <w:right w:w="100" w:type="dxa"/>
+            </w:tcMar>
+          </w:tcPr>
+          <w:p>
+            <w:pPr>
+              <w:spacing w:before="0" w:after="0"/>
+            </w:pPr>
+            <w:r/>
+            <w:r>
+              <w:rPr>
+                <w:color w:val="3C4752"/>
+                <w:sz w:val="19"/>
+              </w:rPr>
+              <w:t xml:space="preserve">Sprint 56</w:t>
+            </w:r>
+          </w:p>
+        </w:tc>
+      </w:tr>
     </w:tbl>
     <w:p>
       <w:pPr>
@@ -14147,7 +14788,7 @@
         <w:pStyle w:val="Heading2"/>
       </w:pPr>
       <w:r>
-        <w:t>Status at a Glance — Version 1.15 (2026-10-13)</w:t>
+        <w:t>Status at a Glance — Version 1.16 (2026-10-13)</w:t>
       </w:r>
     </w:p>
     <w:p>
@@ -19014,25 +19655,25 @@
         <w:tc>
           <w:tcPr>
             <w:tcW w:type="dxa" w:w="1250"/>
-            <w:shd w:val="clear" w:color="auto" w:fill="FFFFFF"/>
-            <w:tcMar>
-              <w:top w:w="60" w:type="dxa"/>
-              <w:bottom w:w="60" w:type="dxa"/>
-              <w:left w:w="100" w:type="dxa"/>
-              <w:right w:w="100" w:type="dxa"/>
-            </w:tcMar>
-          </w:tcPr>
-          <w:p>
-            <w:pPr>
-              <w:spacing w:before="0" w:after="0"/>
-            </w:pPr>
-            <w:r/>
-            <w:r>
-              <w:rPr>
-                <w:color w:val="3C4752"/>
-                <w:sz w:val="19"/>
-              </w:rPr>
-              <w:t xml:space="preserve">To do — Now</w:t>
+            <w:shd w:val="clear" w:color="auto" w:fill="E3F2E6"/>
+            <w:tcMar>
+              <w:top w:w="60" w:type="dxa"/>
+              <w:bottom w:w="60" w:type="dxa"/>
+              <w:left w:w="100" w:type="dxa"/>
+              <w:right w:w="100" w:type="dxa"/>
+            </w:tcMar>
+          </w:tcPr>
+          <w:p>
+            <w:pPr>
+              <w:spacing w:before="0" w:after="0"/>
+            </w:pPr>
+            <w:r/>
+            <w:r>
+              <w:rPr>
+                <w:color w:val="3C4752"/>
+                <w:sz w:val="19"/>
+              </w:rPr>
+              <w:t xml:space="preserve">Done</w:t>
             </w:r>
           </w:p>
         </w:tc>
@@ -19057,7 +19698,7 @@
                 <w:color w:val="3C4752"/>
                 <w:sz w:val="19"/>
               </w:rPr>
-              <w:t xml:space="preserve">New in v1.15. Sprint 56.</w:t>
+              <w:t xml:space="preserve">Sprint 56 (ADR-066). One cooldown for every way of asking for a code.</w:t>
             </w:r>
           </w:p>
         </w:tc>
@@ -19116,25 +19757,25 @@
         <w:tc>
           <w:tcPr>
             <w:tcW w:type="dxa" w:w="1250"/>
-            <w:shd w:val="clear" w:color="auto" w:fill="F2F4F6"/>
-            <w:tcMar>
-              <w:top w:w="60" w:type="dxa"/>
-              <w:bottom w:w="60" w:type="dxa"/>
-              <w:left w:w="100" w:type="dxa"/>
-              <w:right w:w="100" w:type="dxa"/>
-            </w:tcMar>
-          </w:tcPr>
-          <w:p>
-            <w:pPr>
-              <w:spacing w:before="0" w:after="0"/>
-            </w:pPr>
-            <w:r/>
-            <w:r>
-              <w:rPr>
-                <w:color w:val="3C4752"/>
-                <w:sz w:val="19"/>
-              </w:rPr>
-              <w:t xml:space="preserve">To do — Now</w:t>
+            <w:shd w:val="clear" w:color="auto" w:fill="E3F2E6"/>
+            <w:tcMar>
+              <w:top w:w="60" w:type="dxa"/>
+              <w:bottom w:w="60" w:type="dxa"/>
+              <w:left w:w="100" w:type="dxa"/>
+              <w:right w:w="100" w:type="dxa"/>
+            </w:tcMar>
+          </w:tcPr>
+          <w:p>
+            <w:pPr>
+              <w:spacing w:before="0" w:after="0"/>
+            </w:pPr>
+            <w:r/>
+            <w:r>
+              <w:rPr>
+                <w:color w:val="3C4752"/>
+                <w:sz w:val="19"/>
+              </w:rPr>
+              <w:t xml:space="preserve">Done</w:t>
             </w:r>
           </w:p>
         </w:tc>
@@ -19159,7 +19800,7 @@
                 <w:color w:val="3C4752"/>
                 <w:sz w:val="19"/>
               </w:rPr>
-              <w:t xml:space="preserve">New in v1.15. Sprint 56.</w:t>
+              <w:t xml:space="preserve">Sprint 56 (ADR-066). Replace by proving the new one; remove while another verified way in remains.</w:t>
             </w:r>
           </w:p>
         </w:tc>
@@ -24687,7 +25328,7 @@
           <w:color w:val="3C4752"/>
           <w:sz w:val="18"/>
         </w:rPr>
-        <w:t>Not started. Sign-in has a resend control, sign-up has none, and the server has no cooldown. A one-time code is the only way in, so a code that never arrives is a lost user.</w:t>
+        <w:t>Done in Sprint 56 (ADR-066). One cooldown in the one place every code request passes, a 429 with Retry-After, and a countdown on sign-in, sign-up and the credential forms. An organisation asks again through the sign-in request, never by registering again.</w:t>
       </w:r>
     </w:p>
     <w:p>
@@ -24782,7 +25423,7 @@
           <w:color w:val="3C4752"/>
           <w:sz w:val="18"/>
         </w:rPr>
-        <w:t>Not started. A second credential can be linked (Sprint 18) but never replaced or removed, so a lost number is a lost account. Phone codes reach a real phone only once SMS exists, so recovery works first through email; a recycled number is a risk the decision record must state.</w:t>
+        <w:t>Done in Sprint 56 (ADR-066). Linking used to overwrite a held credential silently; it is now add-only, and replace and remove end every other session. Phone codes reach a real phone only once SMS exists, so recovery works first through email; a recycled number is a risk the decision record states.</w:t>
       </w:r>
     </w:p>
     <w:p>
@@ -26543,7 +27184,7 @@
     <w:p>
       <w:pPr/>
       <w:r>
-        <w:t xml:space="preserve">A record of what the sprints since version 1.1 delivered, followed by a proposal for the next one. Sprints 41 to 55 are merged into main (pull requests #17 to #40).</w:t>
+        <w:t xml:space="preserve">A record of what the sprints since version 1.1 delivered, followed by a proposal for the next one. Sprints 41 to 55 are merged into main (pull requests #17 to #41). Sprint 56 is on its own branch and not yet merged.</w:t>
       </w:r>
     </w:p>
     <w:tbl>
@@ -27908,11 +28549,63 @@
           </w:p>
         </w:tc>
       </w:tr>
+      <w:tr>
+        <w:tc>
+          <w:tcPr>
+            <w:tcW w:type="dxa" w:w="1200"/>
+            <w:shd w:val="clear" w:color="auto" w:fill="FFFFFF"/>
+            <w:tcMar>
+              <w:top w:w="60" w:type="dxa"/>
+              <w:bottom w:w="60" w:type="dxa"/>
+              <w:left w:w="100" w:type="dxa"/>
+              <w:right w:w="100" w:type="dxa"/>
+            </w:tcMar>
+          </w:tcPr>
+          <w:p>
+            <w:pPr>
+              <w:spacing w:before="0" w:after="0"/>
+            </w:pPr>
+            <w:r/>
+            <w:r>
+              <w:rPr>
+                <w:color w:val="3C4752"/>
+                <w:sz w:val="19"/>
+              </w:rPr>
+              <w:t xml:space="preserve">56</w:t>
+            </w:r>
+          </w:p>
+        </w:tc>
+        <w:tc>
+          <w:tcPr>
+            <w:tcW w:type="dxa" w:w="7728"/>
+            <w:shd w:val="clear" w:color="auto" w:fill="FFFFFF"/>
+            <w:tcMar>
+              <w:top w:w="60" w:type="dxa"/>
+              <w:bottom w:w="60" w:type="dxa"/>
+              <w:left w:w="100" w:type="dxa"/>
+              <w:right w:w="100" w:type="dxa"/>
+            </w:tcMar>
+          </w:tcPr>
+          <w:p>
+            <w:pPr>
+              <w:spacing w:before="0" w:after="0"/>
+            </w:pPr>
+            <w:r/>
+            <w:r>
+              <w:rPr>
+                <w:color w:val="3C4752"/>
+                <w:sz w:val="19"/>
+              </w:rPr>
+              <w:t xml:space="preserve">Never locked out: one cooldown for every way of asking for a code and a countdown on every form; a sign-in credential can be changed by proving the new one, or removed while another verified way in remains; every other session ends and the person is handed a fresh one; linking no longer overwrites silently (ADR-066).</w:t>
+            </w:r>
+          </w:p>
+        </w:tc>
+      </w:tr>
     </w:tbl>
     <w:p>
       <w:pPr/>
       <w:r>
-        <w:t xml:space="preserve">Proposal for Sprints 56 to 61, for discussion (version 1.15). SEO, deployment, monetisation and real external integrations stay deferred by the Product Owner; every sprint below is code-only. If one runs long, its cut line is: Sprint 56 keeps the resend and defers credential replacement; Sprint 59 ships report and takedown and defers the removal notice; Sprint 60 ships the message and defers the export; Sprint 61 can wait for a real agency.</w:t>
+        <w:t xml:space="preserve">Proposal for Sprints 57 to 61, for discussion (version 1.16). SEO, deployment, monetisation and real external integrations stay deferred by the Product Owner; every sprint below is code-only. If one runs long, its cut line is: Sprint 59 ships report and takedown and defers the removal notice; Sprint 60 ships the message and defers the export; Sprint 61 can wait for a real agency.</w:t>
       </w:r>
     </w:p>
     <w:tbl>
@@ -28049,7 +28742,7 @@
                 <w:color w:val="3C4752"/>
                 <w:sz w:val="19"/>
               </w:rPr>
-              <w:t xml:space="preserve">BL-14.1, BL-14.2: Never locked out (Sprint 56)</w:t>
+              <w:t xml:space="preserve">BL-14.3: A way to complain (Sprint 57)</w:t>
             </w:r>
           </w:p>
         </w:tc>
@@ -28074,7 +28767,7 @@
                 <w:color w:val="3C4752"/>
                 <w:sz w:val="19"/>
               </w:rPr>
-              <w:t xml:space="preserve">A one-time code is the only way in, so a code that never arrives, or a number that is lost, must not be a lost user. Phone codes reach a real phone only once SMS exists, so recovery by email comes first.</w:t>
+              <w:t xml:space="preserve">The Digital Personal Data Protection Act expects a working grievance route before real users. Small, and the contact and grievance pages are placeholders today.</w:t>
             </w:r>
           </w:p>
         </w:tc>
@@ -28126,7 +28819,7 @@
                 <w:color w:val="3C4752"/>
                 <w:sz w:val="19"/>
               </w:rPr>
-              <w:t xml:space="preserve">BL-14.3: A way to complain (Sprint 57)</w:t>
+              <w:t xml:space="preserve">BL-14.5, BL-14.6: Courses you can attend (Sprint 58)</w:t>
             </w:r>
           </w:p>
         </w:tc>
@@ -28151,7 +28844,7 @@
                 <w:color w:val="3C4752"/>
                 <w:sz w:val="19"/>
               </w:rPr>
-              <w:t xml:space="preserve">The Digital Personal Data Protection Act expects a working grievance route before real users. Small, and the contact and grievance pages are placeholders today.</w:t>
+              <w:t xml:space="preserve">The core promise is the course that closes the gap, and a course with no place or intake date cannot be attended. The scorer does not change.</w:t>
             </w:r>
           </w:p>
         </w:tc>
@@ -28203,7 +28896,7 @@
                 <w:color w:val="3C4752"/>
                 <w:sz w:val="19"/>
               </w:rPr>
-              <w:t xml:space="preserve">BL-14.5, BL-14.6: Courses you can attend (Sprint 58)</w:t>
+              <w:t xml:space="preserve">BL-14.4: A marketplace you can trust (Sprint 59)</w:t>
             </w:r>
           </w:p>
         </w:tc>
@@ -28228,7 +28921,7 @@
                 <w:color w:val="3C4752"/>
                 <w:sz w:val="19"/>
               </w:rPr>
-              <w:t xml:space="preserve">The core promise is the course that closes the gap, and a course with no place or intake date cannot be attended. The scorer does not change.</w:t>
+              <w:t xml:space="preserve">Fake vacancies are the main trust risk of a jobs marketplace and the only lever today is the owner unpublishing. Large; reuses the operator queue from Sprint 57.</w:t>
             </w:r>
           </w:p>
         </w:tc>
@@ -28280,7 +28973,7 @@
                 <w:color w:val="3C4752"/>
                 <w:sz w:val="19"/>
               </w:rPr>
-              <w:t xml:space="preserve">BL-14.4: A marketplace you can trust (Sprint 59)</w:t>
+              <w:t xml:space="preserve">BL-14.7 to BL-14.9: Hiring that finishes (Sprint 60)</w:t>
             </w:r>
           </w:p>
         </w:tc>
@@ -28305,7 +28998,7 @@
                 <w:color w:val="3C4752"/>
                 <w:sz w:val="19"/>
               </w:rPr>
-              <w:t xml:space="preserve">Fake vacancies are the main trust risk of a jobs marketplace and the only lever today is the owner unpublishing. Large; reuses the operator queue from Sprint 57.</w:t>
+              <w:t xml:space="preserve">The employer can change a status but cannot say when or where, and the candidate has no notification page.</w:t>
             </w:r>
           </w:p>
         </w:tc>
@@ -28357,7 +29050,7 @@
                 <w:color w:val="3C4752"/>
                 <w:sz w:val="19"/>
               </w:rPr>
-              <w:t xml:space="preserve">BL-14.7 to BL-14.9: Hiring that finishes (Sprint 60)</w:t>
+              <w:t xml:space="preserve">BL-14.10: A pilot with an agency (Sprint 61)</w:t>
             </w:r>
           </w:p>
         </w:tc>
@@ -28382,7 +29075,7 @@
                 <w:color w:val="3C4752"/>
                 <w:sz w:val="19"/>
               </w:rPr>
-              <w:t xml:space="preserve">The employer can change a status but cannot say when or where, and the candidate has no notification page.</w:t>
+              <w:t xml:space="preserve">Enrolment is a script only an engineer can run. Can wait for a real agency.</w:t>
             </w:r>
           </w:p>
         </w:tc>
@@ -28409,7 +29102,7 @@
                 <w:color w:val="3C4752"/>
                 <w:sz w:val="19"/>
               </w:rPr>
-              <w:t xml:space="preserve">6</w:t>
+              <w:t xml:space="preserve">Needs a person</w:t>
             </w:r>
           </w:p>
         </w:tc>
@@ -28434,7 +29127,7 @@
                 <w:color w:val="3C4752"/>
                 <w:sz w:val="19"/>
               </w:rPr>
-              <w:t xml:space="preserve">BL-14.10: A pilot with an agency (Sprint 61)</w:t>
+              <w:t xml:space="preserve">BL-12.11, BL-12.12</w:t>
             </w:r>
           </w:p>
         </w:tc>
@@ -28459,7 +29152,7 @@
                 <w:color w:val="3C4752"/>
                 <w:sz w:val="19"/>
               </w:rPr>
-              <w:t xml:space="preserve">Enrolment is a script only an engineer can run. Can wait for a real agency.</w:t>
+              <w:t xml:space="preserve">Five minutes on one real phone; and a labour-market reviewer for role aliases (43 of 3,417 roles have one).</w:t>
             </w:r>
           </w:p>
         </w:tc>
@@ -28486,7 +29179,7 @@
                 <w:color w:val="3C4752"/>
                 <w:sz w:val="19"/>
               </w:rPr>
-              <w:t xml:space="preserve">Needs a person</w:t>
+              <w:t xml:space="preserve">Needs the owner</w:t>
             </w:r>
           </w:p>
         </w:tc>
@@ -28511,7 +29204,7 @@
                 <w:color w:val="3C4752"/>
                 <w:sz w:val="19"/>
               </w:rPr>
-              <w:t xml:space="preserve">BL-12.11, BL-12.12</w:t>
+              <w:t xml:space="preserve">BL-4.1, BL-4.2 with BL-13.2; BL-5.3</w:t>
             </w:r>
           </w:p>
         </w:tc>
@@ -28536,7 +29229,7 @@
                 <w:color w:val="3C4752"/>
                 <w:sz w:val="19"/>
               </w:rPr>
-              <w:t xml:space="preserve">Five minutes on one real phone; and a labour-market reviewer for role aliases (43 of 3,417 roles have one).</w:t>
+              <w:t xml:space="preserve">CV upload only together with its encryption path and when an employer segment asks; the real embedding model first as a measured shadow evaluation against the golden set.</w:t>
             </w:r>
           </w:p>
         </w:tc>
@@ -28563,7 +29256,7 @@
                 <w:color w:val="3C4752"/>
                 <w:sz w:val="19"/>
               </w:rPr>
-              <w:t xml:space="preserve">Needs the owner</w:t>
+              <w:t xml:space="preserve">Held</w:t>
             </w:r>
           </w:p>
         </w:tc>
@@ -28588,7 +29281,7 @@
                 <w:color w:val="3C4752"/>
                 <w:sz w:val="19"/>
               </w:rPr>
-              <w:t xml:space="preserve">BL-4.1, BL-4.2 with BL-13.2; BL-5.3</w:t>
+              <w:t xml:space="preserve">BL-1.3, BL-6.2, BL-12.8, BL-12.9, BL-12.10, BL-13.1</w:t>
             </w:r>
           </w:p>
         </w:tc>
@@ -28596,83 +29289,6 @@
           <w:tcPr>
             <w:tcW w:type="dxa" w:w="4128"/>
             <w:shd w:val="clear" w:color="auto" w:fill="FFFFFF"/>
-            <w:tcMar>
-              <w:top w:w="60" w:type="dxa"/>
-              <w:bottom w:w="60" w:type="dxa"/>
-              <w:left w:w="100" w:type="dxa"/>
-              <w:right w:w="100" w:type="dxa"/>
-            </w:tcMar>
-          </w:tcPr>
-          <w:p>
-            <w:pPr>
-              <w:spacing w:before="0" w:after="0"/>
-            </w:pPr>
-            <w:r/>
-            <w:r>
-              <w:rPr>
-                <w:color w:val="3C4752"/>
-                <w:sz w:val="19"/>
-              </w:rPr>
-              <w:t xml:space="preserve">CV upload only together with its encryption path and when an employer segment asks; the real embedding model first as a measured shadow evaluation against the golden set.</w:t>
-            </w:r>
-          </w:p>
-        </w:tc>
-      </w:tr>
-      <w:tr>
-        <w:tc>
-          <w:tcPr>
-            <w:tcW w:type="dxa" w:w="1200"/>
-            <w:shd w:val="clear" w:color="auto" w:fill="F2F4F6"/>
-            <w:tcMar>
-              <w:top w:w="60" w:type="dxa"/>
-              <w:bottom w:w="60" w:type="dxa"/>
-              <w:left w:w="100" w:type="dxa"/>
-              <w:right w:w="100" w:type="dxa"/>
-            </w:tcMar>
-          </w:tcPr>
-          <w:p>
-            <w:pPr>
-              <w:spacing w:before="0" w:after="0"/>
-            </w:pPr>
-            <w:r/>
-            <w:r>
-              <w:rPr>
-                <w:color w:val="3C4752"/>
-                <w:sz w:val="19"/>
-              </w:rPr>
-              <w:t xml:space="preserve">Held</w:t>
-            </w:r>
-          </w:p>
-        </w:tc>
-        <w:tc>
-          <w:tcPr>
-            <w:tcW w:type="dxa" w:w="3600"/>
-            <w:shd w:val="clear" w:color="auto" w:fill="F2F4F6"/>
-            <w:tcMar>
-              <w:top w:w="60" w:type="dxa"/>
-              <w:bottom w:w="60" w:type="dxa"/>
-              <w:left w:w="100" w:type="dxa"/>
-              <w:right w:w="100" w:type="dxa"/>
-            </w:tcMar>
-          </w:tcPr>
-          <w:p>
-            <w:pPr>
-              <w:spacing w:before="0" w:after="0"/>
-            </w:pPr>
-            <w:r/>
-            <w:r>
-              <w:rPr>
-                <w:color w:val="3C4752"/>
-                <w:sz w:val="19"/>
-              </w:rPr>
-              <w:t xml:space="preserve">BL-1.3, BL-6.2, BL-12.8, BL-12.9, BL-12.10, BL-13.1</w:t>
-            </w:r>
-          </w:p>
-        </w:tc>
-        <w:tc>
-          <w:tcPr>
-            <w:tcW w:type="dxa" w:w="4128"/>
-            <w:shd w:val="clear" w:color="auto" w:fill="F2F4F6"/>
             <w:tcMar>
               <w:top w:w="60" w:type="dxa"/>
               <w:bottom w:w="60" w:type="dxa"/>

--- a/docs/IISM-Product-Backlog.docx
+++ b/docs/IISM-Product-Backlog.docx
@@ -61,7 +61,7 @@
           <w:color w:val="3C4752"/>
           <w:sz w:val="24"/>
         </w:rPr>
-        <w:t>Document Version 1.16</w:t>
+        <w:t>Document Version 1.17</w:t>
       </w:r>
     </w:p>
     <w:p>
@@ -196,7 +196,7 @@
                 <w:color w:val="3C4752"/>
                 <w:sz w:val="19"/>
               </w:rPr>
-              <w:t>1.16</w:t>
+              <w:t>1.17</w:t>
             </w:r>
           </w:p>
         </w:tc>
@@ -2355,6 +2355,108 @@
           </w:p>
         </w:tc>
       </w:tr>
+      <w:tr>
+        <w:tc>
+          <w:tcPr>
+            <w:tcW w:type="dxa" w:w="1152"/>
+            <w:shd w:val="clear" w:color="auto" w:fill="F2F4F6"/>
+            <w:tcMar>
+              <w:top w:w="60" w:type="dxa"/>
+              <w:bottom w:w="60" w:type="dxa"/>
+              <w:left w:w="100" w:type="dxa"/>
+              <w:right w:w="100" w:type="dxa"/>
+            </w:tcMar>
+          </w:tcPr>
+          <w:p>
+            <w:pPr>
+              <w:spacing w:before="0" w:after="0"/>
+            </w:pPr>
+            <w:r/>
+            <w:r>
+              <w:rPr>
+                <w:color w:val="3C4752"/>
+                <w:sz w:val="19"/>
+              </w:rPr>
+              <w:t xml:space="preserve">1.17</w:t>
+            </w:r>
+          </w:p>
+        </w:tc>
+        <w:tc>
+          <w:tcPr>
+            <w:tcW w:type="dxa" w:w="1296"/>
+            <w:shd w:val="clear" w:color="auto" w:fill="F2F4F6"/>
+            <w:tcMar>
+              <w:top w:w="60" w:type="dxa"/>
+              <w:bottom w:w="60" w:type="dxa"/>
+              <w:left w:w="100" w:type="dxa"/>
+              <w:right w:w="100" w:type="dxa"/>
+            </w:tcMar>
+          </w:tcPr>
+          <w:p>
+            <w:pPr>
+              <w:spacing w:before="0" w:after="0"/>
+            </w:pPr>
+            <w:r/>
+            <w:r>
+              <w:rPr>
+                <w:color w:val="3C4752"/>
+                <w:sz w:val="19"/>
+              </w:rPr>
+              <w:t xml:space="preserve">2026-10-13</w:t>
+            </w:r>
+          </w:p>
+        </w:tc>
+        <w:tc>
+          <w:tcPr>
+            <w:tcW w:type="dxa" w:w="2592"/>
+            <w:shd w:val="clear" w:color="auto" w:fill="F2F4F6"/>
+            <w:tcMar>
+              <w:top w:w="60" w:type="dxa"/>
+              <w:bottom w:w="60" w:type="dxa"/>
+              <w:left w:w="100" w:type="dxa"/>
+              <w:right w:w="100" w:type="dxa"/>
+            </w:tcMar>
+          </w:tcPr>
+          <w:p>
+            <w:pPr>
+              <w:spacing w:before="0" w:after="0"/>
+            </w:pPr>
+            <w:r/>
+            <w:r>
+              <w:rPr>
+                <w:color w:val="3C4752"/>
+                <w:sz w:val="19"/>
+              </w:rPr>
+              <w:t xml:space="preserve">Product &amp; Engineering</w:t>
+            </w:r>
+          </w:p>
+        </w:tc>
+        <w:tc>
+          <w:tcPr>
+            <w:tcW w:type="dxa" w:w="3600"/>
+            <w:shd w:val="clear" w:color="auto" w:fill="F2F4F6"/>
+            <w:tcMar>
+              <w:top w:w="60" w:type="dxa"/>
+              <w:bottom w:w="60" w:type="dxa"/>
+              <w:left w:w="100" w:type="dxa"/>
+              <w:right w:w="100" w:type="dxa"/>
+            </w:tcMar>
+          </w:tcPr>
+          <w:p>
+            <w:pPr>
+              <w:spacing w:before="0" w:after="0"/>
+            </w:pPr>
+            <w:r/>
+            <w:r>
+              <w:rPr>
+                <w:color w:val="3C4752"/>
+                <w:sz w:val="19"/>
+              </w:rPr>
+              <w:t xml:space="preserve">Brought up to date through Sprint 57: Epic 13 gains seven stories (a working contact and grievance route with a queue, a deadline the queue measures, no relay to an address a stranger typed, limits on a public form, retention, export and erasure, and a browser journey); BL-14.3 done; section 4.4 records Sprint 57 and the next-sprint proposal now starts at Sprint 58.</w:t>
+            </w:r>
+          </w:p>
+        </w:tc>
+      </w:tr>
     </w:tbl>
     <w:p>
       <w:pPr>
@@ -3144,7 +3246,7 @@
           <w:b w:val="0"/>
           <w:i w:val="0"/>
         </w:rPr>
-        <w:t>Thirteen epics and one hundred and thirty-two stories, delivered from the walking skeleton through every-page browser checks, bulk update, layout stability, an enforced content-security policy and sign-in that cannot lock a person out (Sprint 56). Epics 1 to 12 are grouped by theme, with the sprint each story shipped in named alongside it. Epic 13 collects everything delivered since version 1.1, in sprint order, because the later work cuts across the themes above.</w:t>
+        <w:t>Thirteen epics and one hundred and thirty-nine stories, delivered from the walking skeleton through every-page browser checks, bulk update, layout stability, an enforced content-security policy and sign-in that cannot lock a person out (Sprint 56) and a grievance route with a deadline (Sprint 57). Epics 1 to 12 are grouped by theme, with the sprint each story shipped in named alongside it. Epic 13 collects everything delivered since version 1.1, in sprint order, because the later work cuts across the themes above.</w:t>
       </w:r>
     </w:p>
     <w:p>
@@ -14749,6 +14851,545 @@
           </w:p>
         </w:tc>
       </w:tr>
+      <w:tr>
+        <w:tc>
+          <w:tcPr>
+            <w:tcW w:type="dxa" w:w="720"/>
+            <w:shd w:val="clear" w:color="auto" w:fill="FFFFFF"/>
+            <w:tcMar>
+              <w:top w:w="60" w:type="dxa"/>
+              <w:bottom w:w="60" w:type="dxa"/>
+              <w:left w:w="100" w:type="dxa"/>
+              <w:right w:w="100" w:type="dxa"/>
+            </w:tcMar>
+          </w:tcPr>
+          <w:p>
+            <w:pPr>
+              <w:spacing w:before="0" w:after="0"/>
+            </w:pPr>
+            <w:r/>
+            <w:r>
+              <w:rPr>
+                <w:color w:val="3C4752"/>
+                <w:sz w:val="19"/>
+              </w:rPr>
+              <w:t xml:space="preserve">13.82</w:t>
+            </w:r>
+          </w:p>
+        </w:tc>
+        <w:tc>
+          <w:tcPr>
+            <w:tcW w:type="dxa" w:w="6912"/>
+            <w:shd w:val="clear" w:color="auto" w:fill="FFFFFF"/>
+            <w:tcMar>
+              <w:top w:w="60" w:type="dxa"/>
+              <w:bottom w:w="60" w:type="dxa"/>
+              <w:left w:w="100" w:type="dxa"/>
+              <w:right w:w="100" w:type="dxa"/>
+            </w:tcMar>
+          </w:tcPr>
+          <w:p>
+            <w:pPr>
+              <w:spacing w:before="0" w:after="0"/>
+            </w:pPr>
+            <w:r/>
+            <w:r>
+              <w:rPr>
+                <w:color w:val="3C4752"/>
+                <w:sz w:val="19"/>
+              </w:rPr>
+              <w:t xml:space="preserve">A message can be sent to us and kept: contact and grievance are real forms behind one table, a message gets a reference the sender keeps, and a signed-in sender sees their own messages and where each stands.</w:t>
+            </w:r>
+          </w:p>
+        </w:tc>
+        <w:tc>
+          <w:tcPr>
+            <w:tcW w:type="dxa" w:w="1296"/>
+            <w:shd w:val="clear" w:color="auto" w:fill="FFFFFF"/>
+            <w:tcMar>
+              <w:top w:w="60" w:type="dxa"/>
+              <w:bottom w:w="60" w:type="dxa"/>
+              <w:left w:w="100" w:type="dxa"/>
+              <w:right w:w="100" w:type="dxa"/>
+            </w:tcMar>
+          </w:tcPr>
+          <w:p>
+            <w:pPr>
+              <w:spacing w:before="0" w:after="0"/>
+            </w:pPr>
+            <w:r/>
+            <w:r>
+              <w:rPr>
+                <w:color w:val="3C4752"/>
+                <w:sz w:val="19"/>
+              </w:rPr>
+              <w:t xml:space="preserve">Sprint 57</w:t>
+            </w:r>
+          </w:p>
+        </w:tc>
+      </w:tr>
+      <w:tr>
+        <w:tc>
+          <w:tcPr>
+            <w:tcW w:type="dxa" w:w="720"/>
+            <w:shd w:val="clear" w:color="auto" w:fill="F2F4F6"/>
+            <w:tcMar>
+              <w:top w:w="60" w:type="dxa"/>
+              <w:bottom w:w="60" w:type="dxa"/>
+              <w:left w:w="100" w:type="dxa"/>
+              <w:right w:w="100" w:type="dxa"/>
+            </w:tcMar>
+          </w:tcPr>
+          <w:p>
+            <w:pPr>
+              <w:spacing w:before="0" w:after="0"/>
+            </w:pPr>
+            <w:r/>
+            <w:r>
+              <w:rPr>
+                <w:color w:val="3C4752"/>
+                <w:sz w:val="19"/>
+              </w:rPr>
+              <w:t xml:space="preserve">13.83</w:t>
+            </w:r>
+          </w:p>
+        </w:tc>
+        <w:tc>
+          <w:tcPr>
+            <w:tcW w:type="dxa" w:w="6912"/>
+            <w:shd w:val="clear" w:color="auto" w:fill="F2F4F6"/>
+            <w:tcMar>
+              <w:top w:w="60" w:type="dxa"/>
+              <w:bottom w:w="60" w:type="dxa"/>
+              <w:left w:w="100" w:type="dxa"/>
+              <w:right w:w="100" w:type="dxa"/>
+            </w:tcMar>
+          </w:tcPr>
+          <w:p>
+            <w:pPr>
+              <w:spacing w:before="0" w:after="0"/>
+            </w:pPr>
+            <w:r/>
+            <w:r>
+              <w:rPr>
+                <w:color w:val="3C4752"/>
+                <w:sz w:val="19"/>
+              </w:rPr>
+              <w:t xml:space="preserve">Who may send what is one rule: anyone may send a message or a grievance and must leave somewhere to reply; a request about their own data needs an account, because the account is the proof of who is asking.</w:t>
+            </w:r>
+          </w:p>
+        </w:tc>
+        <w:tc>
+          <w:tcPr>
+            <w:tcW w:type="dxa" w:w="1296"/>
+            <w:shd w:val="clear" w:color="auto" w:fill="F2F4F6"/>
+            <w:tcMar>
+              <w:top w:w="60" w:type="dxa"/>
+              <w:bottom w:w="60" w:type="dxa"/>
+              <w:left w:w="100" w:type="dxa"/>
+              <w:right w:w="100" w:type="dxa"/>
+            </w:tcMar>
+          </w:tcPr>
+          <w:p>
+            <w:pPr>
+              <w:spacing w:before="0" w:after="0"/>
+            </w:pPr>
+            <w:r/>
+            <w:r>
+              <w:rPr>
+                <w:color w:val="3C4752"/>
+                <w:sz w:val="19"/>
+              </w:rPr>
+              <w:t xml:space="preserve">Sprint 57</w:t>
+            </w:r>
+          </w:p>
+        </w:tc>
+      </w:tr>
+      <w:tr>
+        <w:tc>
+          <w:tcPr>
+            <w:tcW w:type="dxa" w:w="720"/>
+            <w:shd w:val="clear" w:color="auto" w:fill="FFFFFF"/>
+            <w:tcMar>
+              <w:top w:w="60" w:type="dxa"/>
+              <w:bottom w:w="60" w:type="dxa"/>
+              <w:left w:w="100" w:type="dxa"/>
+              <w:right w:w="100" w:type="dxa"/>
+            </w:tcMar>
+          </w:tcPr>
+          <w:p>
+            <w:pPr>
+              <w:spacing w:before="0" w:after="0"/>
+            </w:pPr>
+            <w:r/>
+            <w:r>
+              <w:rPr>
+                <w:color w:val="3C4752"/>
+                <w:sz w:val="19"/>
+              </w:rPr>
+              <w:t xml:space="preserve">13.84</w:t>
+            </w:r>
+          </w:p>
+        </w:tc>
+        <w:tc>
+          <w:tcPr>
+            <w:tcW w:type="dxa" w:w="6912"/>
+            <w:shd w:val="clear" w:color="auto" w:fill="FFFFFF"/>
+            <w:tcMar>
+              <w:top w:w="60" w:type="dxa"/>
+              <w:bottom w:w="60" w:type="dxa"/>
+              <w:left w:w="100" w:type="dxa"/>
+              <w:right w:w="100" w:type="dxa"/>
+            </w:tcMar>
+          </w:tcPr>
+          <w:p>
+            <w:pPr>
+              <w:spacing w:before="0" w:after="0"/>
+            </w:pPr>
+            <w:r/>
+            <w:r>
+              <w:rPr>
+                <w:color w:val="3C4752"/>
+                <w:sz w:val="19"/>
+              </w:rPr>
+              <w:t xml:space="preserve">We never write to an address a stranger typed: the operator replies by hand, a signed-in sender is told by an in-app notice and an email to their verified address, and the notice never carries the operator's note.</w:t>
+            </w:r>
+          </w:p>
+        </w:tc>
+        <w:tc>
+          <w:tcPr>
+            <w:tcW w:type="dxa" w:w="1296"/>
+            <w:shd w:val="clear" w:color="auto" w:fill="FFFFFF"/>
+            <w:tcMar>
+              <w:top w:w="60" w:type="dxa"/>
+              <w:bottom w:w="60" w:type="dxa"/>
+              <w:left w:w="100" w:type="dxa"/>
+              <w:right w:w="100" w:type="dxa"/>
+            </w:tcMar>
+          </w:tcPr>
+          <w:p>
+            <w:pPr>
+              <w:spacing w:before="0" w:after="0"/>
+            </w:pPr>
+            <w:r/>
+            <w:r>
+              <w:rPr>
+                <w:color w:val="3C4752"/>
+                <w:sz w:val="19"/>
+              </w:rPr>
+              <w:t xml:space="preserve">Sprint 57</w:t>
+            </w:r>
+          </w:p>
+        </w:tc>
+      </w:tr>
+      <w:tr>
+        <w:tc>
+          <w:tcPr>
+            <w:tcW w:type="dxa" w:w="720"/>
+            <w:shd w:val="clear" w:color="auto" w:fill="F2F4F6"/>
+            <w:tcMar>
+              <w:top w:w="60" w:type="dxa"/>
+              <w:bottom w:w="60" w:type="dxa"/>
+              <w:left w:w="100" w:type="dxa"/>
+              <w:right w:w="100" w:type="dxa"/>
+            </w:tcMar>
+          </w:tcPr>
+          <w:p>
+            <w:pPr>
+              <w:spacing w:before="0" w:after="0"/>
+            </w:pPr>
+            <w:r/>
+            <w:r>
+              <w:rPr>
+                <w:color w:val="3C4752"/>
+                <w:sz w:val="19"/>
+              </w:rPr>
+              <w:t xml:space="preserve">13.85</w:t>
+            </w:r>
+          </w:p>
+        </w:tc>
+        <w:tc>
+          <w:tcPr>
+            <w:tcW w:type="dxa" w:w="6912"/>
+            <w:shd w:val="clear" w:color="auto" w:fill="F2F4F6"/>
+            <w:tcMar>
+              <w:top w:w="60" w:type="dxa"/>
+              <w:bottom w:w="60" w:type="dxa"/>
+              <w:left w:w="100" w:type="dxa"/>
+              <w:right w:w="100" w:type="dxa"/>
+            </w:tcMar>
+          </w:tcPr>
+          <w:p>
+            <w:pPr>
+              <w:spacing w:before="0" w:after="0"/>
+            </w:pPr>
+            <w:r/>
+            <w:r>
+              <w:rPr>
+                <w:color w:val="3C4752"/>
+                <w:sz w:val="19"/>
+              </w:rPr>
+              <w:t xml:space="preserve">A public form carries its own limits: a budget per address and per sender (each proved alone), a hidden field that answers a bot with a fake success and keeps nothing, and a length cap.</w:t>
+            </w:r>
+          </w:p>
+        </w:tc>
+        <w:tc>
+          <w:tcPr>
+            <w:tcW w:type="dxa" w:w="1296"/>
+            <w:shd w:val="clear" w:color="auto" w:fill="F2F4F6"/>
+            <w:tcMar>
+              <w:top w:w="60" w:type="dxa"/>
+              <w:bottom w:w="60" w:type="dxa"/>
+              <w:left w:w="100" w:type="dxa"/>
+              <w:right w:w="100" w:type="dxa"/>
+            </w:tcMar>
+          </w:tcPr>
+          <w:p>
+            <w:pPr>
+              <w:spacing w:before="0" w:after="0"/>
+            </w:pPr>
+            <w:r/>
+            <w:r>
+              <w:rPr>
+                <w:color w:val="3C4752"/>
+                <w:sz w:val="19"/>
+              </w:rPr>
+              <w:t xml:space="preserve">Sprint 57</w:t>
+            </w:r>
+          </w:p>
+        </w:tc>
+      </w:tr>
+      <w:tr>
+        <w:tc>
+          <w:tcPr>
+            <w:tcW w:type="dxa" w:w="720"/>
+            <w:shd w:val="clear" w:color="auto" w:fill="FFFFFF"/>
+            <w:tcMar>
+              <w:top w:w="60" w:type="dxa"/>
+              <w:bottom w:w="60" w:type="dxa"/>
+              <w:left w:w="100" w:type="dxa"/>
+              <w:right w:w="100" w:type="dxa"/>
+            </w:tcMar>
+          </w:tcPr>
+          <w:p>
+            <w:pPr>
+              <w:spacing w:before="0" w:after="0"/>
+            </w:pPr>
+            <w:r/>
+            <w:r>
+              <w:rPr>
+                <w:color w:val="3C4752"/>
+                <w:sz w:val="19"/>
+              </w:rPr>
+              <w:t xml:space="preserve">13.86</w:t>
+            </w:r>
+          </w:p>
+        </w:tc>
+        <w:tc>
+          <w:tcPr>
+            <w:tcW w:type="dxa" w:w="6912"/>
+            <w:shd w:val="clear" w:color="auto" w:fill="FFFFFF"/>
+            <w:tcMar>
+              <w:top w:w="60" w:type="dxa"/>
+              <w:bottom w:w="60" w:type="dxa"/>
+              <w:left w:w="100" w:type="dxa"/>
+              <w:right w:w="100" w:type="dxa"/>
+            </w:tcMar>
+          </w:tcPr>
+          <w:p>
+            <w:pPr>
+              <w:spacing w:before="0" w:after="0"/>
+            </w:pPr>
+            <w:r/>
+            <w:r>
+              <w:rPr>
+                <w:color w:val="3C4752"/>
+                <w:sz w:val="19"/>
+              </w:rPr>
+              <w:t xml:space="preserve">The grievance page's promise is measured: the operator queue marks a message overdue against the page's own 24 hours and 15 days, read from settings; the account is shown masked; every decision takes a lock, is final, and needs a note to close.</w:t>
+            </w:r>
+          </w:p>
+        </w:tc>
+        <w:tc>
+          <w:tcPr>
+            <w:tcW w:type="dxa" w:w="1296"/>
+            <w:shd w:val="clear" w:color="auto" w:fill="FFFFFF"/>
+            <w:tcMar>
+              <w:top w:w="60" w:type="dxa"/>
+              <w:bottom w:w="60" w:type="dxa"/>
+              <w:left w:w="100" w:type="dxa"/>
+              <w:right w:w="100" w:type="dxa"/>
+            </w:tcMar>
+          </w:tcPr>
+          <w:p>
+            <w:pPr>
+              <w:spacing w:before="0" w:after="0"/>
+            </w:pPr>
+            <w:r/>
+            <w:r>
+              <w:rPr>
+                <w:color w:val="3C4752"/>
+                <w:sz w:val="19"/>
+              </w:rPr>
+              <w:t xml:space="preserve">Sprint 57</w:t>
+            </w:r>
+          </w:p>
+        </w:tc>
+      </w:tr>
+      <w:tr>
+        <w:tc>
+          <w:tcPr>
+            <w:tcW w:type="dxa" w:w="720"/>
+            <w:shd w:val="clear" w:color="auto" w:fill="F2F4F6"/>
+            <w:tcMar>
+              <w:top w:w="60" w:type="dxa"/>
+              <w:bottom w:w="60" w:type="dxa"/>
+              <w:left w:w="100" w:type="dxa"/>
+              <w:right w:w="100" w:type="dxa"/>
+            </w:tcMar>
+          </w:tcPr>
+          <w:p>
+            <w:pPr>
+              <w:spacing w:before="0" w:after="0"/>
+            </w:pPr>
+            <w:r/>
+            <w:r>
+              <w:rPr>
+                <w:color w:val="3C4752"/>
+                <w:sz w:val="19"/>
+              </w:rPr>
+              <w:t xml:space="preserve">13.87</w:t>
+            </w:r>
+          </w:p>
+        </w:tc>
+        <w:tc>
+          <w:tcPr>
+            <w:tcW w:type="dxa" w:w="6912"/>
+            <w:shd w:val="clear" w:color="auto" w:fill="F2F4F6"/>
+            <w:tcMar>
+              <w:top w:w="60" w:type="dxa"/>
+              <w:bottom w:w="60" w:type="dxa"/>
+              <w:left w:w="100" w:type="dxa"/>
+              <w:right w:w="100" w:type="dxa"/>
+            </w:tcMar>
+          </w:tcPr>
+          <w:p>
+            <w:pPr>
+              <w:spacing w:before="0" w:after="0"/>
+            </w:pPr>
+            <w:r/>
+            <w:r>
+              <w:rPr>
+                <w:color w:val="3C4752"/>
+                <w:sz w:val="19"/>
+              </w:rPr>
+              <w:t xml:space="preserve">A closed message is deleted a year after it was closed and an open one never; the personal-data export lists a person's messages (without the operator's note) and erasure removes them.</w:t>
+            </w:r>
+          </w:p>
+        </w:tc>
+        <w:tc>
+          <w:tcPr>
+            <w:tcW w:type="dxa" w:w="1296"/>
+            <w:shd w:val="clear" w:color="auto" w:fill="F2F4F6"/>
+            <w:tcMar>
+              <w:top w:w="60" w:type="dxa"/>
+              <w:bottom w:w="60" w:type="dxa"/>
+              <w:left w:w="100" w:type="dxa"/>
+              <w:right w:w="100" w:type="dxa"/>
+            </w:tcMar>
+          </w:tcPr>
+          <w:p>
+            <w:pPr>
+              <w:spacing w:before="0" w:after="0"/>
+            </w:pPr>
+            <w:r/>
+            <w:r>
+              <w:rPr>
+                <w:color w:val="3C4752"/>
+                <w:sz w:val="19"/>
+              </w:rPr>
+              <w:t xml:space="preserve">Sprint 57</w:t>
+            </w:r>
+          </w:p>
+        </w:tc>
+      </w:tr>
+      <w:tr>
+        <w:tc>
+          <w:tcPr>
+            <w:tcW w:type="dxa" w:w="720"/>
+            <w:shd w:val="clear" w:color="auto" w:fill="FFFFFF"/>
+            <w:tcMar>
+              <w:top w:w="60" w:type="dxa"/>
+              <w:bottom w:w="60" w:type="dxa"/>
+              <w:left w:w="100" w:type="dxa"/>
+              <w:right w:w="100" w:type="dxa"/>
+            </w:tcMar>
+          </w:tcPr>
+          <w:p>
+            <w:pPr>
+              <w:spacing w:before="0" w:after="0"/>
+            </w:pPr>
+            <w:r/>
+            <w:r>
+              <w:rPr>
+                <w:color w:val="3C4752"/>
+                <w:sz w:val="19"/>
+              </w:rPr>
+              <w:t xml:space="preserve">13.88</w:t>
+            </w:r>
+          </w:p>
+        </w:tc>
+        <w:tc>
+          <w:tcPr>
+            <w:tcW w:type="dxa" w:w="6912"/>
+            <w:shd w:val="clear" w:color="auto" w:fill="FFFFFF"/>
+            <w:tcMar>
+              <w:top w:w="60" w:type="dxa"/>
+              <w:bottom w:w="60" w:type="dxa"/>
+              <w:left w:w="100" w:type="dxa"/>
+              <w:right w:w="100" w:type="dxa"/>
+            </w:tcMar>
+          </w:tcPr>
+          <w:p>
+            <w:pPr>
+              <w:spacing w:before="0" w:after="0"/>
+            </w:pPr>
+            <w:r/>
+            <w:r>
+              <w:rPr>
+                <w:color w:val="3C4752"/>
+                <w:sz w:val="19"/>
+              </w:rPr>
+              <w:t xml:space="preserve">A browser journey sends a complaint as a stranger and as a signed-in person, answers it as an operator and checks the sender sees it resolved; it found that the queue's default view hid an acknowledged message, now fixed.</w:t>
+            </w:r>
+          </w:p>
+        </w:tc>
+        <w:tc>
+          <w:tcPr>
+            <w:tcW w:type="dxa" w:w="1296"/>
+            <w:shd w:val="clear" w:color="auto" w:fill="FFFFFF"/>
+            <w:tcMar>
+              <w:top w:w="60" w:type="dxa"/>
+              <w:bottom w:w="60" w:type="dxa"/>
+              <w:left w:w="100" w:type="dxa"/>
+              <w:right w:w="100" w:type="dxa"/>
+            </w:tcMar>
+          </w:tcPr>
+          <w:p>
+            <w:pPr>
+              <w:spacing w:before="0" w:after="0"/>
+            </w:pPr>
+            <w:r/>
+            <w:r>
+              <w:rPr>
+                <w:color w:val="3C4752"/>
+                <w:sz w:val="19"/>
+              </w:rPr>
+              <w:t xml:space="preserve">Sprint 57</w:t>
+            </w:r>
+          </w:p>
+        </w:tc>
+      </w:tr>
     </w:tbl>
     <w:p>
       <w:pPr>
@@ -14788,7 +15429,7 @@
         <w:pStyle w:val="Heading2"/>
       </w:pPr>
       <w:r>
-        <w:t>Status at a Glance — Version 1.16 (2026-10-13)</w:t>
+        <w:t>Status at a Glance — Version 1.17 (2026-10-13)</w:t>
       </w:r>
     </w:p>
     <w:p>
@@ -19859,25 +20500,25 @@
         <w:tc>
           <w:tcPr>
             <w:tcW w:type="dxa" w:w="1250"/>
-            <w:shd w:val="clear" w:color="auto" w:fill="FFFFFF"/>
-            <w:tcMar>
-              <w:top w:w="60" w:type="dxa"/>
-              <w:bottom w:w="60" w:type="dxa"/>
-              <w:left w:w="100" w:type="dxa"/>
-              <w:right w:w="100" w:type="dxa"/>
-            </w:tcMar>
-          </w:tcPr>
-          <w:p>
-            <w:pPr>
-              <w:spacing w:before="0" w:after="0"/>
-            </w:pPr>
-            <w:r/>
-            <w:r>
-              <w:rPr>
-                <w:color w:val="3C4752"/>
-                <w:sz w:val="19"/>
-              </w:rPr>
-              <w:t xml:space="preserve">To do — Now</w:t>
+            <w:shd w:val="clear" w:color="auto" w:fill="E3F2E6"/>
+            <w:tcMar>
+              <w:top w:w="60" w:type="dxa"/>
+              <w:bottom w:w="60" w:type="dxa"/>
+              <w:left w:w="100" w:type="dxa"/>
+              <w:right w:w="100" w:type="dxa"/>
+            </w:tcMar>
+          </w:tcPr>
+          <w:p>
+            <w:pPr>
+              <w:spacing w:before="0" w:after="0"/>
+            </w:pPr>
+            <w:r/>
+            <w:r>
+              <w:rPr>
+                <w:color w:val="3C4752"/>
+                <w:sz w:val="19"/>
+              </w:rPr>
+              <w:t xml:space="preserve">Done</w:t>
             </w:r>
           </w:p>
         </w:tc>
@@ -19902,7 +20543,7 @@
                 <w:color w:val="3C4752"/>
                 <w:sz w:val="19"/>
               </w:rPr>
-              <w:t xml:space="preserve">New in v1.15. Sprint 57.</w:t>
+              <w:t xml:space="preserve">Sprint 57 (ADR-067). A grievance is a row with a deadline, and nothing is written to an address a stranger typed.</w:t>
             </w:r>
           </w:p>
         </w:tc>
@@ -25518,7 +26159,7 @@
           <w:color w:val="3C4752"/>
           <w:sz w:val="18"/>
         </w:rPr>
-        <w:t>Not started. The contact page is a placeholder and the grievance page is static text; the Digital Personal Data Protection Act expects a working grievance route before real users.</w:t>
+        <w:t>Done in Sprint 57 (ADR-067). The contact and grievance pages are forms behind one table; the operator queue measures the page's own promise (acknowledged within 24 hours, resolved within 15 days); a stranger must leave somewhere to reply and is never written to; a request about one's own data needs an account; closed messages are deleted after a year. The grievance officer is still to be appointed, and a mailbox for the operator to reply from is the owner's to provide.</w:t>
       </w:r>
     </w:p>
     <w:p>
@@ -27184,7 +27825,7 @@
     <w:p>
       <w:pPr/>
       <w:r>
-        <w:t xml:space="preserve">A record of what the sprints since version 1.1 delivered, followed by a proposal for the next one. Sprints 41 to 55 are merged into main (pull requests #17 to #41). Sprint 56 is on its own branch and not yet merged.</w:t>
+        <w:t xml:space="preserve">A record of what the sprints since version 1.1 delivered, followed by a proposal for the next one. Sprints 41 to 56 are merged into main (pull requests #17 to #42). Sprint 57 is on its own branch and not yet merged.</w:t>
       </w:r>
     </w:p>
     <w:tbl>
@@ -28601,11 +29242,63 @@
           </w:p>
         </w:tc>
       </w:tr>
+      <w:tr>
+        <w:tc>
+          <w:tcPr>
+            <w:tcW w:type="dxa" w:w="1200"/>
+            <w:shd w:val="clear" w:color="auto" w:fill="F2F4F6"/>
+            <w:tcMar>
+              <w:top w:w="60" w:type="dxa"/>
+              <w:bottom w:w="60" w:type="dxa"/>
+              <w:left w:w="100" w:type="dxa"/>
+              <w:right w:w="100" w:type="dxa"/>
+            </w:tcMar>
+          </w:tcPr>
+          <w:p>
+            <w:pPr>
+              <w:spacing w:before="0" w:after="0"/>
+            </w:pPr>
+            <w:r/>
+            <w:r>
+              <w:rPr>
+                <w:color w:val="3C4752"/>
+                <w:sz w:val="19"/>
+              </w:rPr>
+              <w:t xml:space="preserve">57</w:t>
+            </w:r>
+          </w:p>
+        </w:tc>
+        <w:tc>
+          <w:tcPr>
+            <w:tcW w:type="dxa" w:w="7728"/>
+            <w:shd w:val="clear" w:color="auto" w:fill="F2F4F6"/>
+            <w:tcMar>
+              <w:top w:w="60" w:type="dxa"/>
+              <w:bottom w:w="60" w:type="dxa"/>
+              <w:left w:w="100" w:type="dxa"/>
+              <w:right w:w="100" w:type="dxa"/>
+            </w:tcMar>
+          </w:tcPr>
+          <w:p>
+            <w:pPr>
+              <w:spacing w:before="0" w:after="0"/>
+            </w:pPr>
+            <w:r/>
+            <w:r>
+              <w:rPr>
+                <w:color w:val="3C4752"/>
+                <w:sz w:val="19"/>
+              </w:rPr>
+              <w:t xml:space="preserve">A way to complain: contact and grievance are forms behind one table, with an operator queue that marks what is overdue against the page's own 24 hours and 15 days; no relay to an address a stranger typed, a budget and a honeypot on the public endpoint, retention, export and erasure; the journey found that the queue's default hid an acknowledged message (ADR-067, migration 0050).</w:t>
+            </w:r>
+          </w:p>
+        </w:tc>
+      </w:tr>
     </w:tbl>
     <w:p>
       <w:pPr/>
       <w:r>
-        <w:t xml:space="preserve">Proposal for Sprints 57 to 61, for discussion (version 1.16). SEO, deployment, monetisation and real external integrations stay deferred by the Product Owner; every sprint below is code-only. If one runs long, its cut line is: Sprint 59 ships report and takedown and defers the removal notice; Sprint 60 ships the message and defers the export; Sprint 61 can wait for a real agency.</w:t>
+        <w:t xml:space="preserve">Proposal for Sprints 58 to 61, for discussion (version 1.17). SEO, deployment, monetisation and real external integrations stay deferred by the Product Owner; every sprint below is code-only. If one runs long, its cut line is: Sprint 59 ships report and takedown and defers the removal notice; Sprint 60 ships the message and defers the export; Sprint 61 can wait for a real agency.</w:t>
       </w:r>
     </w:p>
     <w:tbl>
@@ -28742,7 +29435,7 @@
                 <w:color w:val="3C4752"/>
                 <w:sz w:val="19"/>
               </w:rPr>
-              <w:t xml:space="preserve">BL-14.3: A way to complain (Sprint 57)</w:t>
+              <w:t xml:space="preserve">BL-14.5, BL-14.6: Courses you can attend (Sprint 58)</w:t>
             </w:r>
           </w:p>
         </w:tc>
@@ -28767,7 +29460,7 @@
                 <w:color w:val="3C4752"/>
                 <w:sz w:val="19"/>
               </w:rPr>
-              <w:t xml:space="preserve">The Digital Personal Data Protection Act expects a working grievance route before real users. Small, and the contact and grievance pages are placeholders today.</w:t>
+              <w:t xml:space="preserve">The core promise is the course that closes the gap, and a course with no place or intake date cannot be attended. The scorer does not change.</w:t>
             </w:r>
           </w:p>
         </w:tc>
@@ -28819,7 +29512,7 @@
                 <w:color w:val="3C4752"/>
                 <w:sz w:val="19"/>
               </w:rPr>
-              <w:t xml:space="preserve">BL-14.5, BL-14.6: Courses you can attend (Sprint 58)</w:t>
+              <w:t xml:space="preserve">BL-14.4: A marketplace you can trust (Sprint 59)</w:t>
             </w:r>
           </w:p>
         </w:tc>
@@ -28844,7 +29537,7 @@
                 <w:color w:val="3C4752"/>
                 <w:sz w:val="19"/>
               </w:rPr>
-              <w:t xml:space="preserve">The core promise is the course that closes the gap, and a course with no place or intake date cannot be attended. The scorer does not change.</w:t>
+              <w:t xml:space="preserve">Fake vacancies are the main trust risk of a jobs marketplace and the only lever today is the owner unpublishing. Large; reuses the operator queue built in Sprint 57.</w:t>
             </w:r>
           </w:p>
         </w:tc>
@@ -28896,7 +29589,7 @@
                 <w:color w:val="3C4752"/>
                 <w:sz w:val="19"/>
               </w:rPr>
-              <w:t xml:space="preserve">BL-14.4: A marketplace you can trust (Sprint 59)</w:t>
+              <w:t xml:space="preserve">BL-14.7 to BL-14.9: Hiring that finishes (Sprint 60)</w:t>
             </w:r>
           </w:p>
         </w:tc>
@@ -28921,7 +29614,7 @@
                 <w:color w:val="3C4752"/>
                 <w:sz w:val="19"/>
               </w:rPr>
-              <w:t xml:space="preserve">Fake vacancies are the main trust risk of a jobs marketplace and the only lever today is the owner unpublishing. Large; reuses the operator queue from Sprint 57.</w:t>
+              <w:t xml:space="preserve">The employer can change a status but cannot say when or where, and the candidate has no notification page.</w:t>
             </w:r>
           </w:p>
         </w:tc>
@@ -28973,7 +29666,7 @@
                 <w:color w:val="3C4752"/>
                 <w:sz w:val="19"/>
               </w:rPr>
-              <w:t xml:space="preserve">BL-14.7 to BL-14.9: Hiring that finishes (Sprint 60)</w:t>
+              <w:t xml:space="preserve">BL-14.10: A pilot with an agency (Sprint 61)</w:t>
             </w:r>
           </w:p>
         </w:tc>
@@ -28981,83 +29674,6 @@
           <w:tcPr>
             <w:tcW w:type="dxa" w:w="4128"/>
             <w:shd w:val="clear" w:color="auto" w:fill="FFFFFF"/>
-            <w:tcMar>
-              <w:top w:w="60" w:type="dxa"/>
-              <w:bottom w:w="60" w:type="dxa"/>
-              <w:left w:w="100" w:type="dxa"/>
-              <w:right w:w="100" w:type="dxa"/>
-            </w:tcMar>
-          </w:tcPr>
-          <w:p>
-            <w:pPr>
-              <w:spacing w:before="0" w:after="0"/>
-            </w:pPr>
-            <w:r/>
-            <w:r>
-              <w:rPr>
-                <w:color w:val="3C4752"/>
-                <w:sz w:val="19"/>
-              </w:rPr>
-              <w:t xml:space="preserve">The employer can change a status but cannot say when or where, and the candidate has no notification page.</w:t>
-            </w:r>
-          </w:p>
-        </w:tc>
-      </w:tr>
-      <w:tr>
-        <w:tc>
-          <w:tcPr>
-            <w:tcW w:type="dxa" w:w="1200"/>
-            <w:shd w:val="clear" w:color="auto" w:fill="F2F4F6"/>
-            <w:tcMar>
-              <w:top w:w="60" w:type="dxa"/>
-              <w:bottom w:w="60" w:type="dxa"/>
-              <w:left w:w="100" w:type="dxa"/>
-              <w:right w:w="100" w:type="dxa"/>
-            </w:tcMar>
-          </w:tcPr>
-          <w:p>
-            <w:pPr>
-              <w:spacing w:before="0" w:after="0"/>
-            </w:pPr>
-            <w:r/>
-            <w:r>
-              <w:rPr>
-                <w:color w:val="3C4752"/>
-                <w:sz w:val="19"/>
-              </w:rPr>
-              <w:t xml:space="preserve">5</w:t>
-            </w:r>
-          </w:p>
-        </w:tc>
-        <w:tc>
-          <w:tcPr>
-            <w:tcW w:type="dxa" w:w="3600"/>
-            <w:shd w:val="clear" w:color="auto" w:fill="F2F4F6"/>
-            <w:tcMar>
-              <w:top w:w="60" w:type="dxa"/>
-              <w:bottom w:w="60" w:type="dxa"/>
-              <w:left w:w="100" w:type="dxa"/>
-              <w:right w:w="100" w:type="dxa"/>
-            </w:tcMar>
-          </w:tcPr>
-          <w:p>
-            <w:pPr>
-              <w:spacing w:before="0" w:after="0"/>
-            </w:pPr>
-            <w:r/>
-            <w:r>
-              <w:rPr>
-                <w:color w:val="3C4752"/>
-                <w:sz w:val="19"/>
-              </w:rPr>
-              <w:t xml:space="preserve">BL-14.10: A pilot with an agency (Sprint 61)</w:t>
-            </w:r>
-          </w:p>
-        </w:tc>
-        <w:tc>
-          <w:tcPr>
-            <w:tcW w:type="dxa" w:w="4128"/>
-            <w:shd w:val="clear" w:color="auto" w:fill="F2F4F6"/>
             <w:tcMar>
               <w:top w:w="60" w:type="dxa"/>
               <w:bottom w:w="60" w:type="dxa"/>

--- a/docs/IISM-Product-Backlog.docx
+++ b/docs/IISM-Product-Backlog.docx
@@ -61,7 +61,7 @@
           <w:color w:val="3C4752"/>
           <w:sz w:val="24"/>
         </w:rPr>
-        <w:t>Document Version 1.17</w:t>
+        <w:t>Document Version 1.18</w:t>
       </w:r>
     </w:p>
     <w:p>
@@ -196,7 +196,7 @@
                 <w:color w:val="3C4752"/>
                 <w:sz w:val="19"/>
               </w:rPr>
-              <w:t>1.17</w:t>
+              <w:t>1.18</w:t>
             </w:r>
           </w:p>
         </w:tc>
@@ -2457,6 +2457,108 @@
           </w:p>
         </w:tc>
       </w:tr>
+      <w:tr>
+        <w:tc>
+          <w:tcPr>
+            <w:tcW w:type="dxa" w:w="1152"/>
+            <w:shd w:val="clear" w:color="auto" w:fill="FFFFFF"/>
+            <w:tcMar>
+              <w:top w:w="60" w:type="dxa"/>
+              <w:bottom w:w="60" w:type="dxa"/>
+              <w:left w:w="100" w:type="dxa"/>
+              <w:right w:w="100" w:type="dxa"/>
+            </w:tcMar>
+          </w:tcPr>
+          <w:p>
+            <w:pPr>
+              <w:spacing w:before="0" w:after="0"/>
+            </w:pPr>
+            <w:r/>
+            <w:r>
+              <w:rPr>
+                <w:color w:val="3C4752"/>
+                <w:sz w:val="19"/>
+              </w:rPr>
+              <w:t xml:space="preserve">1.18</w:t>
+            </w:r>
+          </w:p>
+        </w:tc>
+        <w:tc>
+          <w:tcPr>
+            <w:tcW w:type="dxa" w:w="1296"/>
+            <w:shd w:val="clear" w:color="auto" w:fill="FFFFFF"/>
+            <w:tcMar>
+              <w:top w:w="60" w:type="dxa"/>
+              <w:bottom w:w="60" w:type="dxa"/>
+              <w:left w:w="100" w:type="dxa"/>
+              <w:right w:w="100" w:type="dxa"/>
+            </w:tcMar>
+          </w:tcPr>
+          <w:p>
+            <w:pPr>
+              <w:spacing w:before="0" w:after="0"/>
+            </w:pPr>
+            <w:r/>
+            <w:r>
+              <w:rPr>
+                <w:color w:val="3C4752"/>
+                <w:sz w:val="19"/>
+              </w:rPr>
+              <w:t xml:space="preserve">2026-10-13</w:t>
+            </w:r>
+          </w:p>
+        </w:tc>
+        <w:tc>
+          <w:tcPr>
+            <w:tcW w:type="dxa" w:w="2592"/>
+            <w:shd w:val="clear" w:color="auto" w:fill="FFFFFF"/>
+            <w:tcMar>
+              <w:top w:w="60" w:type="dxa"/>
+              <w:bottom w:w="60" w:type="dxa"/>
+              <w:left w:w="100" w:type="dxa"/>
+              <w:right w:w="100" w:type="dxa"/>
+            </w:tcMar>
+          </w:tcPr>
+          <w:p>
+            <w:pPr>
+              <w:spacing w:before="0" w:after="0"/>
+            </w:pPr>
+            <w:r/>
+            <w:r>
+              <w:rPr>
+                <w:color w:val="3C4752"/>
+                <w:sz w:val="19"/>
+              </w:rPr>
+              <w:t xml:space="preserve">Product &amp; Engineering</w:t>
+            </w:r>
+          </w:p>
+        </w:tc>
+        <w:tc>
+          <w:tcPr>
+            <w:tcW w:type="dxa" w:w="3600"/>
+            <w:shd w:val="clear" w:color="auto" w:fill="FFFFFF"/>
+            <w:tcMar>
+              <w:top w:w="60" w:type="dxa"/>
+              <w:bottom w:w="60" w:type="dxa"/>
+              <w:left w:w="100" w:type="dxa"/>
+              <w:right w:w="100" w:type="dxa"/>
+            </w:tcMar>
+          </w:tcPr>
+          <w:p>
+            <w:pPr>
+              <w:spacing w:before="0" w:after="0"/>
+            </w:pPr>
+            <w:r/>
+            <w:r>
+              <w:rPr>
+                <w:color w:val="3C4752"/>
+                <w:sz w:val="19"/>
+              </w:rPr>
+              <w:t xml:space="preserve">Brought up to date through Sprint 58: Epic 13 gains seven stories (a course has a place, an intake and seats; seats left derived; attendability orders a candidate's suggested courses without touching the score; one shared course list; bulk upload carries the new columns; a golden set labelled from its inputs; a browser journey); BL-14.5 and BL-14.6 done; section 4.4 records Sprint 58 and the next-sprint proposal now starts at Sprint 59.</w:t>
+            </w:r>
+          </w:p>
+        </w:tc>
+      </w:tr>
     </w:tbl>
     <w:p>
       <w:pPr>
@@ -3246,7 +3348,7 @@
           <w:b w:val="0"/>
           <w:i w:val="0"/>
         </w:rPr>
-        <w:t>Thirteen epics and one hundred and thirty-nine stories, delivered from the walking skeleton through every-page browser checks, bulk update, layout stability, an enforced content-security policy and sign-in that cannot lock a person out (Sprint 56) and a grievance route with a deadline (Sprint 57). Epics 1 to 12 are grouped by theme, with the sprint each story shipped in named alongside it. Epic 13 collects everything delivered since version 1.1, in sprint order, because the later work cuts across the themes above.</w:t>
+        <w:t>Thirteen epics and one hundred and forty-six stories, delivered from the walking skeleton through every-page browser checks, bulk update, layout stability, an enforced content-security policy and sign-in that cannot lock a person out (Sprint 56) a grievance route with a deadline (Sprint 57) and course recommendations a person can act on (Sprint 58). Epics 1 to 12 are grouped by theme, with the sprint each story shipped in named alongside it. Epic 13 collects everything delivered since version 1.1, in sprint order, because the later work cuts across the themes above.</w:t>
       </w:r>
     </w:p>
     <w:p>
@@ -15390,6 +15492,545 @@
           </w:p>
         </w:tc>
       </w:tr>
+      <w:tr>
+        <w:tc>
+          <w:tcPr>
+            <w:tcW w:type="dxa" w:w="720"/>
+            <w:shd w:val="clear" w:color="auto" w:fill="F2F4F6"/>
+            <w:tcMar>
+              <w:top w:w="60" w:type="dxa"/>
+              <w:bottom w:w="60" w:type="dxa"/>
+              <w:left w:w="100" w:type="dxa"/>
+              <w:right w:w="100" w:type="dxa"/>
+            </w:tcMar>
+          </w:tcPr>
+          <w:p>
+            <w:pPr>
+              <w:spacing w:before="0" w:after="0"/>
+            </w:pPr>
+            <w:r/>
+            <w:r>
+              <w:rPr>
+                <w:color w:val="3C4752"/>
+                <w:sz w:val="19"/>
+              </w:rPr>
+              <w:t xml:space="preserve">13.89</w:t>
+            </w:r>
+          </w:p>
+        </w:tc>
+        <w:tc>
+          <w:tcPr>
+            <w:tcW w:type="dxa" w:w="6912"/>
+            <w:shd w:val="clear" w:color="auto" w:fill="F2F4F6"/>
+            <w:tcMar>
+              <w:top w:w="60" w:type="dxa"/>
+              <w:bottom w:w="60" w:type="dxa"/>
+              <w:left w:w="100" w:type="dxa"/>
+              <w:right w:w="100" w:type="dxa"/>
+            </w:tcMar>
+          </w:tcPr>
+          <w:p>
+            <w:pPr>
+              <w:spacing w:before="0" w:after="0"/>
+            </w:pPr>
+            <w:r/>
+            <w:r>
+              <w:rPr>
+                <w:color w:val="3C4752"/>
+                <w:sz w:val="19"/>
+              </w:rPr>
+              <w:t xml:space="preserve">A course has a place, a next intake and a number of seats, written in the editor and in a bulk upload; the place is resolved against the national master before anything changes, and a place that does not resolve is kept as typed with no id.</w:t>
+            </w:r>
+          </w:p>
+        </w:tc>
+        <w:tc>
+          <w:tcPr>
+            <w:tcW w:type="dxa" w:w="1296"/>
+            <w:shd w:val="clear" w:color="auto" w:fill="F2F4F6"/>
+            <w:tcMar>
+              <w:top w:w="60" w:type="dxa"/>
+              <w:bottom w:w="60" w:type="dxa"/>
+              <w:left w:w="100" w:type="dxa"/>
+              <w:right w:w="100" w:type="dxa"/>
+            </w:tcMar>
+          </w:tcPr>
+          <w:p>
+            <w:pPr>
+              <w:spacing w:before="0" w:after="0"/>
+            </w:pPr>
+            <w:r/>
+            <w:r>
+              <w:rPr>
+                <w:color w:val="3C4752"/>
+                <w:sz w:val="19"/>
+              </w:rPr>
+              <w:t xml:space="preserve">Sprint 58</w:t>
+            </w:r>
+          </w:p>
+        </w:tc>
+      </w:tr>
+      <w:tr>
+        <w:tc>
+          <w:tcPr>
+            <w:tcW w:type="dxa" w:w="720"/>
+            <w:shd w:val="clear" w:color="auto" w:fill="FFFFFF"/>
+            <w:tcMar>
+              <w:top w:w="60" w:type="dxa"/>
+              <w:bottom w:w="60" w:type="dxa"/>
+              <w:left w:w="100" w:type="dxa"/>
+              <w:right w:w="100" w:type="dxa"/>
+            </w:tcMar>
+          </w:tcPr>
+          <w:p>
+            <w:pPr>
+              <w:spacing w:before="0" w:after="0"/>
+            </w:pPr>
+            <w:r/>
+            <w:r>
+              <w:rPr>
+                <w:color w:val="3C4752"/>
+                <w:sz w:val="19"/>
+              </w:rPr>
+              <w:t xml:space="preserve">13.90</w:t>
+            </w:r>
+          </w:p>
+        </w:tc>
+        <w:tc>
+          <w:tcPr>
+            <w:tcW w:type="dxa" w:w="6912"/>
+            <w:shd w:val="clear" w:color="auto" w:fill="FFFFFF"/>
+            <w:tcMar>
+              <w:top w:w="60" w:type="dxa"/>
+              <w:bottom w:w="60" w:type="dxa"/>
+              <w:left w:w="100" w:type="dxa"/>
+              <w:right w:w="100" w:type="dxa"/>
+            </w:tcMar>
+          </w:tcPr>
+          <w:p>
+            <w:pPr>
+              <w:spacing w:before="0" w:after="0"/>
+            </w:pPr>
+            <w:r/>
+            <w:r>
+              <w:rPr>
+                <w:color w:val="3C4752"/>
+                <w:sz w:val="19"/>
+              </w:rPr>
+              <w:t xml:space="preserve">Seats left is derived from the learners a provider has marked enrolled and floored at zero, and a course has started when its date has passed in India; neither is stored, so neither can drift.</w:t>
+            </w:r>
+          </w:p>
+        </w:tc>
+        <w:tc>
+          <w:tcPr>
+            <w:tcW w:type="dxa" w:w="1296"/>
+            <w:shd w:val="clear" w:color="auto" w:fill="FFFFFF"/>
+            <w:tcMar>
+              <w:top w:w="60" w:type="dxa"/>
+              <w:bottom w:w="60" w:type="dxa"/>
+              <w:left w:w="100" w:type="dxa"/>
+              <w:right w:w="100" w:type="dxa"/>
+            </w:tcMar>
+          </w:tcPr>
+          <w:p>
+            <w:pPr>
+              <w:spacing w:before="0" w:after="0"/>
+            </w:pPr>
+            <w:r/>
+            <w:r>
+              <w:rPr>
+                <w:color w:val="3C4752"/>
+                <w:sz w:val="19"/>
+              </w:rPr>
+              <w:t xml:space="preserve">Sprint 58</w:t>
+            </w:r>
+          </w:p>
+        </w:tc>
+      </w:tr>
+      <w:tr>
+        <w:tc>
+          <w:tcPr>
+            <w:tcW w:type="dxa" w:w="720"/>
+            <w:shd w:val="clear" w:color="auto" w:fill="F2F4F6"/>
+            <w:tcMar>
+              <w:top w:w="60" w:type="dxa"/>
+              <w:bottom w:w="60" w:type="dxa"/>
+              <w:left w:w="100" w:type="dxa"/>
+              <w:right w:w="100" w:type="dxa"/>
+            </w:tcMar>
+          </w:tcPr>
+          <w:p>
+            <w:pPr>
+              <w:spacing w:before="0" w:after="0"/>
+            </w:pPr>
+            <w:r/>
+            <w:r>
+              <w:rPr>
+                <w:color w:val="3C4752"/>
+                <w:sz w:val="19"/>
+              </w:rPr>
+              <w:t xml:space="preserve">13.91</w:t>
+            </w:r>
+          </w:p>
+        </w:tc>
+        <w:tc>
+          <w:tcPr>
+            <w:tcW w:type="dxa" w:w="6912"/>
+            <w:shd w:val="clear" w:color="auto" w:fill="F2F4F6"/>
+            <w:tcMar>
+              <w:top w:w="60" w:type="dxa"/>
+              <w:bottom w:w="60" w:type="dxa"/>
+              <w:left w:w="100" w:type="dxa"/>
+              <w:right w:w="100" w:type="dxa"/>
+            </w:tcMar>
+          </w:tcPr>
+          <w:p>
+            <w:pPr>
+              <w:spacing w:before="0" w:after="0"/>
+            </w:pPr>
+            <w:r/>
+            <w:r>
+              <w:rPr>
+                <w:color w:val="3C4752"/>
+                <w:sz w:val="19"/>
+              </w:rPr>
+              <w:t xml:space="preserve">Whether a person can take a course is its own pure module: online, in their district, in their state, unknown or elsewhere; started, full, and within a budget. It is not part of the match score.</w:t>
+            </w:r>
+          </w:p>
+        </w:tc>
+        <w:tc>
+          <w:tcPr>
+            <w:tcW w:type="dxa" w:w="1296"/>
+            <w:shd w:val="clear" w:color="auto" w:fill="F2F4F6"/>
+            <w:tcMar>
+              <w:top w:w="60" w:type="dxa"/>
+              <w:bottom w:w="60" w:type="dxa"/>
+              <w:left w:w="100" w:type="dxa"/>
+              <w:right w:w="100" w:type="dxa"/>
+            </w:tcMar>
+          </w:tcPr>
+          <w:p>
+            <w:pPr>
+              <w:spacing w:before="0" w:after="0"/>
+            </w:pPr>
+            <w:r/>
+            <w:r>
+              <w:rPr>
+                <w:color w:val="3C4752"/>
+                <w:sz w:val="19"/>
+              </w:rPr>
+              <w:t xml:space="preserve">Sprint 58</w:t>
+            </w:r>
+          </w:p>
+        </w:tc>
+      </w:tr>
+      <w:tr>
+        <w:tc>
+          <w:tcPr>
+            <w:tcW w:type="dxa" w:w="720"/>
+            <w:shd w:val="clear" w:color="auto" w:fill="FFFFFF"/>
+            <w:tcMar>
+              <w:top w:w="60" w:type="dxa"/>
+              <w:bottom w:w="60" w:type="dxa"/>
+              <w:left w:w="100" w:type="dxa"/>
+              <w:right w:w="100" w:type="dxa"/>
+            </w:tcMar>
+          </w:tcPr>
+          <w:p>
+            <w:pPr>
+              <w:spacing w:before="0" w:after="0"/>
+            </w:pPr>
+            <w:r/>
+            <w:r>
+              <w:rPr>
+                <w:color w:val="3C4752"/>
+                <w:sz w:val="19"/>
+              </w:rPr>
+              <w:t xml:space="preserve">13.92</w:t>
+            </w:r>
+          </w:p>
+        </w:tc>
+        <w:tc>
+          <w:tcPr>
+            <w:tcW w:type="dxa" w:w="6912"/>
+            <w:shd w:val="clear" w:color="auto" w:fill="FFFFFF"/>
+            <w:tcMar>
+              <w:top w:w="60" w:type="dxa"/>
+              <w:bottom w:w="60" w:type="dxa"/>
+              <w:left w:w="100" w:type="dxa"/>
+              <w:right w:w="100" w:type="dxa"/>
+            </w:tcMar>
+          </w:tcPr>
+          <w:p>
+            <w:pPr>
+              <w:spacing w:before="0" w:after="0"/>
+            </w:pPr>
+            <w:r/>
+            <w:r>
+              <w:rPr>
+                <w:color w:val="3C4752"/>
+                <w:sz w:val="19"/>
+              </w:rPr>
+              <w:t xml:space="preserve">Suggested courses are ordered with a mandatory closer first, then the one the person can attend, then the nearer, and nothing is hidden; an unknown place is neutral and a person with no location gets no reordering. An employer-facing caller that knows no one keeps the old order.</w:t>
+            </w:r>
+          </w:p>
+        </w:tc>
+        <w:tc>
+          <w:tcPr>
+            <w:tcW w:type="dxa" w:w="1296"/>
+            <w:shd w:val="clear" w:color="auto" w:fill="FFFFFF"/>
+            <w:tcMar>
+              <w:top w:w="60" w:type="dxa"/>
+              <w:bottom w:w="60" w:type="dxa"/>
+              <w:left w:w="100" w:type="dxa"/>
+              <w:right w:w="100" w:type="dxa"/>
+            </w:tcMar>
+          </w:tcPr>
+          <w:p>
+            <w:pPr>
+              <w:spacing w:before="0" w:after="0"/>
+            </w:pPr>
+            <w:r/>
+            <w:r>
+              <w:rPr>
+                <w:color w:val="3C4752"/>
+                <w:sz w:val="19"/>
+              </w:rPr>
+              <w:t xml:space="preserve">Sprint 58</w:t>
+            </w:r>
+          </w:p>
+        </w:tc>
+      </w:tr>
+      <w:tr>
+        <w:tc>
+          <w:tcPr>
+            <w:tcW w:type="dxa" w:w="720"/>
+            <w:shd w:val="clear" w:color="auto" w:fill="F2F4F6"/>
+            <w:tcMar>
+              <w:top w:w="60" w:type="dxa"/>
+              <w:bottom w:w="60" w:type="dxa"/>
+              <w:left w:w="100" w:type="dxa"/>
+              <w:right w:w="100" w:type="dxa"/>
+            </w:tcMar>
+          </w:tcPr>
+          <w:p>
+            <w:pPr>
+              <w:spacing w:before="0" w:after="0"/>
+            </w:pPr>
+            <w:r/>
+            <w:r>
+              <w:rPr>
+                <w:color w:val="3C4752"/>
+                <w:sz w:val="19"/>
+              </w:rPr>
+              <w:t xml:space="preserve">13.93</w:t>
+            </w:r>
+          </w:p>
+        </w:tc>
+        <w:tc>
+          <w:tcPr>
+            <w:tcW w:type="dxa" w:w="6912"/>
+            <w:shd w:val="clear" w:color="auto" w:fill="F2F4F6"/>
+            <w:tcMar>
+              <w:top w:w="60" w:type="dxa"/>
+              <w:bottom w:w="60" w:type="dxa"/>
+              <w:left w:w="100" w:type="dxa"/>
+              <w:right w:w="100" w:type="dxa"/>
+            </w:tcMar>
+          </w:tcPr>
+          <w:p>
+            <w:pPr>
+              <w:spacing w:before="0" w:after="0"/>
+            </w:pPr>
+            <w:r/>
+            <w:r>
+              <w:rPr>
+                <w:color w:val="3C4752"/>
+                <w:sz w:val="19"/>
+              </w:rPr>
+              <w:t xml:space="preserve">One shared list replaces four hand-rolled ones on matches, the rejection panel, career ladders and the sponsor panel, and every course shown carries where, when, the fee and the places; a per-request budget, kept only in the browser, moves what a person cannot afford down.</w:t>
+            </w:r>
+          </w:p>
+        </w:tc>
+        <w:tc>
+          <w:tcPr>
+            <w:tcW w:type="dxa" w:w="1296"/>
+            <w:shd w:val="clear" w:color="auto" w:fill="F2F4F6"/>
+            <w:tcMar>
+              <w:top w:w="60" w:type="dxa"/>
+              <w:bottom w:w="60" w:type="dxa"/>
+              <w:left w:w="100" w:type="dxa"/>
+              <w:right w:w="100" w:type="dxa"/>
+            </w:tcMar>
+          </w:tcPr>
+          <w:p>
+            <w:pPr>
+              <w:spacing w:before="0" w:after="0"/>
+            </w:pPr>
+            <w:r/>
+            <w:r>
+              <w:rPr>
+                <w:color w:val="3C4752"/>
+                <w:sz w:val="19"/>
+              </w:rPr>
+              <w:t xml:space="preserve">Sprint 58</w:t>
+            </w:r>
+          </w:p>
+        </w:tc>
+      </w:tr>
+      <w:tr>
+        <w:tc>
+          <w:tcPr>
+            <w:tcW w:type="dxa" w:w="720"/>
+            <w:shd w:val="clear" w:color="auto" w:fill="FFFFFF"/>
+            <w:tcMar>
+              <w:top w:w="60" w:type="dxa"/>
+              <w:bottom w:w="60" w:type="dxa"/>
+              <w:left w:w="100" w:type="dxa"/>
+              <w:right w:w="100" w:type="dxa"/>
+            </w:tcMar>
+          </w:tcPr>
+          <w:p>
+            <w:pPr>
+              <w:spacing w:before="0" w:after="0"/>
+            </w:pPr>
+            <w:r/>
+            <w:r>
+              <w:rPr>
+                <w:color w:val="3C4752"/>
+                <w:sz w:val="19"/>
+              </w:rPr>
+              <w:t xml:space="preserve">13.94</w:t>
+            </w:r>
+          </w:p>
+        </w:tc>
+        <w:tc>
+          <w:tcPr>
+            <w:tcW w:type="dxa" w:w="6912"/>
+            <w:shd w:val="clear" w:color="auto" w:fill="FFFFFF"/>
+            <w:tcMar>
+              <w:top w:w="60" w:type="dxa"/>
+              <w:bottom w:w="60" w:type="dxa"/>
+              <w:left w:w="100" w:type="dxa"/>
+              <w:right w:w="100" w:type="dxa"/>
+            </w:tcMar>
+          </w:tcPr>
+          <w:p>
+            <w:pPr>
+              <w:spacing w:before="0" w:after="0"/>
+            </w:pPr>
+            <w:r/>
+            <w:r>
+              <w:rPr>
+                <w:color w:val="3C4752"/>
+                <w:sz w:val="19"/>
+              </w:rPr>
+              <w:t xml:space="preserve">Seeded courses carry places and relative start dates so the demonstration never ages, and the golden set gains attendability labels derived from the seed's own tables and checked independently in CI and by the evaluator.</w:t>
+            </w:r>
+          </w:p>
+        </w:tc>
+        <w:tc>
+          <w:tcPr>
+            <w:tcW w:type="dxa" w:w="1296"/>
+            <w:shd w:val="clear" w:color="auto" w:fill="FFFFFF"/>
+            <w:tcMar>
+              <w:top w:w="60" w:type="dxa"/>
+              <w:bottom w:w="60" w:type="dxa"/>
+              <w:left w:w="100" w:type="dxa"/>
+              <w:right w:w="100" w:type="dxa"/>
+            </w:tcMar>
+          </w:tcPr>
+          <w:p>
+            <w:pPr>
+              <w:spacing w:before="0" w:after="0"/>
+            </w:pPr>
+            <w:r/>
+            <w:r>
+              <w:rPr>
+                <w:color w:val="3C4752"/>
+                <w:sz w:val="19"/>
+              </w:rPr>
+              <w:t xml:space="preserve">Sprint 58</w:t>
+            </w:r>
+          </w:p>
+        </w:tc>
+      </w:tr>
+      <w:tr>
+        <w:tc>
+          <w:tcPr>
+            <w:tcW w:type="dxa" w:w="720"/>
+            <w:shd w:val="clear" w:color="auto" w:fill="F2F4F6"/>
+            <w:tcMar>
+              <w:top w:w="60" w:type="dxa"/>
+              <w:bottom w:w="60" w:type="dxa"/>
+              <w:left w:w="100" w:type="dxa"/>
+              <w:right w:w="100" w:type="dxa"/>
+            </w:tcMar>
+          </w:tcPr>
+          <w:p>
+            <w:pPr>
+              <w:spacing w:before="0" w:after="0"/>
+            </w:pPr>
+            <w:r/>
+            <w:r>
+              <w:rPr>
+                <w:color w:val="3C4752"/>
+                <w:sz w:val="19"/>
+              </w:rPr>
+              <w:t xml:space="preserve">13.95</w:t>
+            </w:r>
+          </w:p>
+        </w:tc>
+        <w:tc>
+          <w:tcPr>
+            <w:tcW w:type="dxa" w:w="6912"/>
+            <w:shd w:val="clear" w:color="auto" w:fill="F2F4F6"/>
+            <w:tcMar>
+              <w:top w:w="60" w:type="dxa"/>
+              <w:bottom w:w="60" w:type="dxa"/>
+              <w:left w:w="100" w:type="dxa"/>
+              <w:right w:w="100" w:type="dxa"/>
+            </w:tcMar>
+          </w:tcPr>
+          <w:p>
+            <w:pPr>
+              <w:spacing w:before="0" w:after="0"/>
+            </w:pPr>
+            <w:r/>
+            <w:r>
+              <w:rPr>
+                <w:color w:val="3C4752"/>
+                <w:sz w:val="19"/>
+              </w:rPr>
+              <w:t xml:space="preserve">A browser journey puts three courses teaching one missing standard in a candidate's district, their state and another state, checks the order, the place, start, fee and seats shown on each, and that a budget moves the dearer one down.</w:t>
+            </w:r>
+          </w:p>
+        </w:tc>
+        <w:tc>
+          <w:tcPr>
+            <w:tcW w:type="dxa" w:w="1296"/>
+            <w:shd w:val="clear" w:color="auto" w:fill="F2F4F6"/>
+            <w:tcMar>
+              <w:top w:w="60" w:type="dxa"/>
+              <w:bottom w:w="60" w:type="dxa"/>
+              <w:left w:w="100" w:type="dxa"/>
+              <w:right w:w="100" w:type="dxa"/>
+            </w:tcMar>
+          </w:tcPr>
+          <w:p>
+            <w:pPr>
+              <w:spacing w:before="0" w:after="0"/>
+            </w:pPr>
+            <w:r/>
+            <w:r>
+              <w:rPr>
+                <w:color w:val="3C4752"/>
+                <w:sz w:val="19"/>
+              </w:rPr>
+              <w:t xml:space="preserve">Sprint 58</w:t>
+            </w:r>
+          </w:p>
+        </w:tc>
+      </w:tr>
     </w:tbl>
     <w:p>
       <w:pPr>
@@ -15429,7 +16070,7 @@
         <w:pStyle w:val="Heading2"/>
       </w:pPr>
       <w:r>
-        <w:t>Status at a Glance — Version 1.17 (2026-10-13)</w:t>
+        <w:t>Status at a Glance — Version 1.18 (2026-10-13)</w:t>
       </w:r>
     </w:p>
     <w:p>
@@ -20704,25 +21345,25 @@
         <w:tc>
           <w:tcPr>
             <w:tcW w:type="dxa" w:w="1250"/>
-            <w:shd w:val="clear" w:color="auto" w:fill="FFFFFF"/>
-            <w:tcMar>
-              <w:top w:w="60" w:type="dxa"/>
-              <w:bottom w:w="60" w:type="dxa"/>
-              <w:left w:w="100" w:type="dxa"/>
-              <w:right w:w="100" w:type="dxa"/>
-            </w:tcMar>
-          </w:tcPr>
-          <w:p>
-            <w:pPr>
-              <w:spacing w:before="0" w:after="0"/>
-            </w:pPr>
-            <w:r/>
-            <w:r>
-              <w:rPr>
-                <w:color w:val="3C4752"/>
-                <w:sz w:val="19"/>
-              </w:rPr>
-              <w:t xml:space="preserve">To do — Next</w:t>
+            <w:shd w:val="clear" w:color="auto" w:fill="E3F2E6"/>
+            <w:tcMar>
+              <w:top w:w="60" w:type="dxa"/>
+              <w:bottom w:w="60" w:type="dxa"/>
+              <w:left w:w="100" w:type="dxa"/>
+              <w:right w:w="100" w:type="dxa"/>
+            </w:tcMar>
+          </w:tcPr>
+          <w:p>
+            <w:pPr>
+              <w:spacing w:before="0" w:after="0"/>
+            </w:pPr>
+            <w:r/>
+            <w:r>
+              <w:rPr>
+                <w:color w:val="3C4752"/>
+                <w:sz w:val="19"/>
+              </w:rPr>
+              <w:t xml:space="preserve">Done</w:t>
             </w:r>
           </w:p>
         </w:tc>
@@ -20747,7 +21388,7 @@
                 <w:color w:val="3C4752"/>
                 <w:sz w:val="19"/>
               </w:rPr>
-              <w:t xml:space="preserve">New in v1.15. Sprint 58.</w:t>
+              <w:t xml:space="preserve">Sprint 58 (ADR-068). Place, intake and seats; seats left derived from enrolled interests.</w:t>
             </w:r>
           </w:p>
         </w:tc>
@@ -20806,25 +21447,25 @@
         <w:tc>
           <w:tcPr>
             <w:tcW w:type="dxa" w:w="1250"/>
-            <w:shd w:val="clear" w:color="auto" w:fill="F2F4F6"/>
-            <w:tcMar>
-              <w:top w:w="60" w:type="dxa"/>
-              <w:bottom w:w="60" w:type="dxa"/>
-              <w:left w:w="100" w:type="dxa"/>
-              <w:right w:w="100" w:type="dxa"/>
-            </w:tcMar>
-          </w:tcPr>
-          <w:p>
-            <w:pPr>
-              <w:spacing w:before="0" w:after="0"/>
-            </w:pPr>
-            <w:r/>
-            <w:r>
-              <w:rPr>
-                <w:color w:val="3C4752"/>
-                <w:sz w:val="19"/>
-              </w:rPr>
-              <w:t xml:space="preserve">To do — Next</w:t>
+            <w:shd w:val="clear" w:color="auto" w:fill="E3F2E6"/>
+            <w:tcMar>
+              <w:top w:w="60" w:type="dxa"/>
+              <w:bottom w:w="60" w:type="dxa"/>
+              <w:left w:w="100" w:type="dxa"/>
+              <w:right w:w="100" w:type="dxa"/>
+            </w:tcMar>
+          </w:tcPr>
+          <w:p>
+            <w:pPr>
+              <w:spacing w:before="0" w:after="0"/>
+            </w:pPr>
+            <w:r/>
+            <w:r>
+              <w:rPr>
+                <w:color w:val="3C4752"/>
+                <w:sz w:val="19"/>
+              </w:rPr>
+              <w:t xml:space="preserve">Done</w:t>
             </w:r>
           </w:p>
         </w:tc>
@@ -20849,7 +21490,7 @@
                 <w:color w:val="3C4752"/>
                 <w:sz w:val="19"/>
               </w:rPr>
-              <w:t xml:space="preserve">New in v1.15. Sprint 58.</w:t>
+              <w:t xml:space="preserve">Sprint 58 (ADR-068). Suggestions ordered by attendability, labelled and never hidden; the scorer is unchanged.</w:t>
             </w:r>
           </w:p>
         </w:tc>
@@ -26245,7 +26886,7 @@
           <w:color w:val="3C4752"/>
           <w:sz w:val="18"/>
         </w:rPr>
-        <w:t>Not started. A course has a mode, language, fee and duration but no place, so an offline course in another state is recommended as readily as one next door.</w:t>
+        <w:t>Done in Sprint 58 (ADR-068, migration 0051). A course has a place, a next intake and a number of seats, in the editor, the course page and the bulk-upload template. Seats left is derived from the learners a provider marks enrolled, and a course whose date has passed is shown as started. Existing courses keep no stated place rather than a guessed one.</w:t>
       </w:r>
     </w:p>
     <w:p>
@@ -26340,7 +26981,7 @@
           <w:color w:val="3C4752"/>
           <w:sz w:val="18"/>
         </w:rPr>
-        <w:t>Not started. Suggestions rank by mandatory-gap closure only, although the product definition names fee, duration, mode and language.</w:t>
+        <w:t>Done in Sprint 58 (ADR-068). A mandatory closer comes first, then a course the person can attend, then the nearer; started, full, faraway and over-budget courses are labelled, never hidden. The budget is a per-request parameter remembered only in the browser. Language and distance beyond district and state are not in the ranking.</w:t>
       </w:r>
     </w:p>
     <w:p>
@@ -27825,7 +28466,7 @@
     <w:p>
       <w:pPr/>
       <w:r>
-        <w:t xml:space="preserve">A record of what the sprints since version 1.1 delivered, followed by a proposal for the next one. Sprints 41 to 56 are merged into main (pull requests #17 to #42). Sprint 57 is on its own branch and not yet merged.</w:t>
+        <w:t xml:space="preserve">A record of what the sprints since version 1.1 delivered, followed by a proposal for the next one. Sprints 41 to 57 are merged into main (pull requests #17 to #43). Sprint 58 is on its own branch and not yet merged.</w:t>
       </w:r>
     </w:p>
     <w:tbl>
@@ -29294,11 +29935,63 @@
           </w:p>
         </w:tc>
       </w:tr>
+      <w:tr>
+        <w:tc>
+          <w:tcPr>
+            <w:tcW w:type="dxa" w:w="1200"/>
+            <w:shd w:val="clear" w:color="auto" w:fill="FFFFFF"/>
+            <w:tcMar>
+              <w:top w:w="60" w:type="dxa"/>
+              <w:bottom w:w="60" w:type="dxa"/>
+              <w:left w:w="100" w:type="dxa"/>
+              <w:right w:w="100" w:type="dxa"/>
+            </w:tcMar>
+          </w:tcPr>
+          <w:p>
+            <w:pPr>
+              <w:spacing w:before="0" w:after="0"/>
+            </w:pPr>
+            <w:r/>
+            <w:r>
+              <w:rPr>
+                <w:color w:val="3C4752"/>
+                <w:sz w:val="19"/>
+              </w:rPr>
+              <w:t xml:space="preserve">58</w:t>
+            </w:r>
+          </w:p>
+        </w:tc>
+        <w:tc>
+          <w:tcPr>
+            <w:tcW w:type="dxa" w:w="7728"/>
+            <w:shd w:val="clear" w:color="auto" w:fill="FFFFFF"/>
+            <w:tcMar>
+              <w:top w:w="60" w:type="dxa"/>
+              <w:bottom w:w="60" w:type="dxa"/>
+              <w:left w:w="100" w:type="dxa"/>
+              <w:right w:w="100" w:type="dxa"/>
+            </w:tcMar>
+          </w:tcPr>
+          <w:p>
+            <w:pPr>
+              <w:spacing w:before="0" w:after="0"/>
+            </w:pPr>
+            <w:r/>
+            <w:r>
+              <w:rPr>
+                <w:color w:val="3C4752"/>
+                <w:sz w:val="19"/>
+              </w:rPr>
+              <w:t xml:space="preserve">Courses you can attend: a course has a place, a next intake and seats (seats left derived); a candidate's suggested courses are ordered by whether they can take them, labelled and never hidden, with a per-request budget; one shared list on four screens; the scorer untouched; golden attendability labels derived from inputs (ADR-068, migration 0051).</w:t>
+            </w:r>
+          </w:p>
+        </w:tc>
+      </w:tr>
     </w:tbl>
     <w:p>
       <w:pPr/>
       <w:r>
-        <w:t xml:space="preserve">Proposal for Sprints 58 to 61, for discussion (version 1.17). SEO, deployment, monetisation and real external integrations stay deferred by the Product Owner; every sprint below is code-only. If one runs long, its cut line is: Sprint 59 ships report and takedown and defers the removal notice; Sprint 60 ships the message and defers the export; Sprint 61 can wait for a real agency.</w:t>
+        <w:t xml:space="preserve">Proposal for Sprints 59 to 61, for discussion (version 1.18). SEO, deployment, monetisation and real external integrations stay deferred by the Product Owner; every sprint below is code-only. If one runs long, its cut line is: Sprint 59 ships report and takedown and defers the removal notice; Sprint 60 ships the message and defers the export; Sprint 61 can wait for a real agency.</w:t>
       </w:r>
     </w:p>
     <w:tbl>
@@ -29435,7 +30128,7 @@
                 <w:color w:val="3C4752"/>
                 <w:sz w:val="19"/>
               </w:rPr>
-              <w:t xml:space="preserve">BL-14.5, BL-14.6: Courses you can attend (Sprint 58)</w:t>
+              <w:t xml:space="preserve">BL-14.4: A marketplace you can trust (Sprint 59)</w:t>
             </w:r>
           </w:p>
         </w:tc>
@@ -29460,7 +30153,7 @@
                 <w:color w:val="3C4752"/>
                 <w:sz w:val="19"/>
               </w:rPr>
-              <w:t xml:space="preserve">The core promise is the course that closes the gap, and a course with no place or intake date cannot be attended. The scorer does not change.</w:t>
+              <w:t xml:space="preserve">Fake vacancies are the main trust risk of a jobs marketplace and the only lever today is the owner unpublishing. Large; reuses the operator queue built in Sprint 57.</w:t>
             </w:r>
           </w:p>
         </w:tc>
@@ -29512,7 +30205,7 @@
                 <w:color w:val="3C4752"/>
                 <w:sz w:val="19"/>
               </w:rPr>
-              <w:t xml:space="preserve">BL-14.4: A marketplace you can trust (Sprint 59)</w:t>
+              <w:t xml:space="preserve">BL-14.7 to BL-14.9: Hiring that finishes (Sprint 60)</w:t>
             </w:r>
           </w:p>
         </w:tc>
@@ -29537,7 +30230,7 @@
                 <w:color w:val="3C4752"/>
                 <w:sz w:val="19"/>
               </w:rPr>
-              <w:t xml:space="preserve">Fake vacancies are the main trust risk of a jobs marketplace and the only lever today is the owner unpublishing. Large; reuses the operator queue built in Sprint 57.</w:t>
+              <w:t xml:space="preserve">The employer can change a status but cannot say when or where, and the candidate has no notification page.</w:t>
             </w:r>
           </w:p>
         </w:tc>
@@ -29589,7 +30282,7 @@
                 <w:color w:val="3C4752"/>
                 <w:sz w:val="19"/>
               </w:rPr>
-              <w:t xml:space="preserve">BL-14.7 to BL-14.9: Hiring that finishes (Sprint 60)</w:t>
+              <w:t xml:space="preserve">BL-14.10: A pilot with an agency (Sprint 61)</w:t>
             </w:r>
           </w:p>
         </w:tc>
@@ -29597,83 +30290,6 @@
           <w:tcPr>
             <w:tcW w:type="dxa" w:w="4128"/>
             <w:shd w:val="clear" w:color="auto" w:fill="F2F4F6"/>
-            <w:tcMar>
-              <w:top w:w="60" w:type="dxa"/>
-              <w:bottom w:w="60" w:type="dxa"/>
-              <w:left w:w="100" w:type="dxa"/>
-              <w:right w:w="100" w:type="dxa"/>
-            </w:tcMar>
-          </w:tcPr>
-          <w:p>
-            <w:pPr>
-              <w:spacing w:before="0" w:after="0"/>
-            </w:pPr>
-            <w:r/>
-            <w:r>
-              <w:rPr>
-                <w:color w:val="3C4752"/>
-                <w:sz w:val="19"/>
-              </w:rPr>
-              <w:t xml:space="preserve">The employer can change a status but cannot say when or where, and the candidate has no notification page.</w:t>
-            </w:r>
-          </w:p>
-        </w:tc>
-      </w:tr>
-      <w:tr>
-        <w:tc>
-          <w:tcPr>
-            <w:tcW w:type="dxa" w:w="1200"/>
-            <w:shd w:val="clear" w:color="auto" w:fill="FFFFFF"/>
-            <w:tcMar>
-              <w:top w:w="60" w:type="dxa"/>
-              <w:bottom w:w="60" w:type="dxa"/>
-              <w:left w:w="100" w:type="dxa"/>
-              <w:right w:w="100" w:type="dxa"/>
-            </w:tcMar>
-          </w:tcPr>
-          <w:p>
-            <w:pPr>
-              <w:spacing w:before="0" w:after="0"/>
-            </w:pPr>
-            <w:r/>
-            <w:r>
-              <w:rPr>
-                <w:color w:val="3C4752"/>
-                <w:sz w:val="19"/>
-              </w:rPr>
-              <w:t xml:space="preserve">4</w:t>
-            </w:r>
-          </w:p>
-        </w:tc>
-        <w:tc>
-          <w:tcPr>
-            <w:tcW w:type="dxa" w:w="3600"/>
-            <w:shd w:val="clear" w:color="auto" w:fill="FFFFFF"/>
-            <w:tcMar>
-              <w:top w:w="60" w:type="dxa"/>
-              <w:bottom w:w="60" w:type="dxa"/>
-              <w:left w:w="100" w:type="dxa"/>
-              <w:right w:w="100" w:type="dxa"/>
-            </w:tcMar>
-          </w:tcPr>
-          <w:p>
-            <w:pPr>
-              <w:spacing w:before="0" w:after="0"/>
-            </w:pPr>
-            <w:r/>
-            <w:r>
-              <w:rPr>
-                <w:color w:val="3C4752"/>
-                <w:sz w:val="19"/>
-              </w:rPr>
-              <w:t xml:space="preserve">BL-14.10: A pilot with an agency (Sprint 61)</w:t>
-            </w:r>
-          </w:p>
-        </w:tc>
-        <w:tc>
-          <w:tcPr>
-            <w:tcW w:type="dxa" w:w="4128"/>
-            <w:shd w:val="clear" w:color="auto" w:fill="FFFFFF"/>
             <w:tcMar>
               <w:top w:w="60" w:type="dxa"/>
               <w:bottom w:w="60" w:type="dxa"/>

--- a/docs/IISM-Product-Backlog.docx
+++ b/docs/IISM-Product-Backlog.docx
@@ -61,7 +61,7 @@
           <w:color w:val="3C4752"/>
           <w:sz w:val="24"/>
         </w:rPr>
-        <w:t>Document Version 1.18</w:t>
+        <w:t>Document Version 1.19</w:t>
       </w:r>
     </w:p>
     <w:p>
@@ -196,7 +196,7 @@
                 <w:color w:val="3C4752"/>
                 <w:sz w:val="19"/>
               </w:rPr>
-              <w:t>1.18</w:t>
+              <w:t>1.19</w:t>
             </w:r>
           </w:p>
         </w:tc>
@@ -2559,6 +2559,108 @@
           </w:p>
         </w:tc>
       </w:tr>
+      <w:tr>
+        <w:tc>
+          <w:tcPr>
+            <w:tcW w:type="dxa" w:w="1152"/>
+            <w:shd w:val="clear" w:color="auto" w:fill="F2F4F6"/>
+            <w:tcMar>
+              <w:top w:w="60" w:type="dxa"/>
+              <w:bottom w:w="60" w:type="dxa"/>
+              <w:left w:w="100" w:type="dxa"/>
+              <w:right w:w="100" w:type="dxa"/>
+            </w:tcMar>
+          </w:tcPr>
+          <w:p>
+            <w:pPr>
+              <w:spacing w:before="0" w:after="0"/>
+            </w:pPr>
+            <w:r/>
+            <w:r>
+              <w:rPr>
+                <w:color w:val="3C4752"/>
+                <w:sz w:val="19"/>
+              </w:rPr>
+              <w:t xml:space="preserve">1.19</w:t>
+            </w:r>
+          </w:p>
+        </w:tc>
+        <w:tc>
+          <w:tcPr>
+            <w:tcW w:type="dxa" w:w="1296"/>
+            <w:shd w:val="clear" w:color="auto" w:fill="F2F4F6"/>
+            <w:tcMar>
+              <w:top w:w="60" w:type="dxa"/>
+              <w:bottom w:w="60" w:type="dxa"/>
+              <w:left w:w="100" w:type="dxa"/>
+              <w:right w:w="100" w:type="dxa"/>
+            </w:tcMar>
+          </w:tcPr>
+          <w:p>
+            <w:pPr>
+              <w:spacing w:before="0" w:after="0"/>
+            </w:pPr>
+            <w:r/>
+            <w:r>
+              <w:rPr>
+                <w:color w:val="3C4752"/>
+                <w:sz w:val="19"/>
+              </w:rPr>
+              <w:t xml:space="preserve">2026-10-13</w:t>
+            </w:r>
+          </w:p>
+        </w:tc>
+        <w:tc>
+          <w:tcPr>
+            <w:tcW w:type="dxa" w:w="2592"/>
+            <w:shd w:val="clear" w:color="auto" w:fill="F2F4F6"/>
+            <w:tcMar>
+              <w:top w:w="60" w:type="dxa"/>
+              <w:bottom w:w="60" w:type="dxa"/>
+              <w:left w:w="100" w:type="dxa"/>
+              <w:right w:w="100" w:type="dxa"/>
+            </w:tcMar>
+          </w:tcPr>
+          <w:p>
+            <w:pPr>
+              <w:spacing w:before="0" w:after="0"/>
+            </w:pPr>
+            <w:r/>
+            <w:r>
+              <w:rPr>
+                <w:color w:val="3C4752"/>
+                <w:sz w:val="19"/>
+              </w:rPr>
+              <w:t xml:space="preserve">Product &amp; Engineering</w:t>
+            </w:r>
+          </w:p>
+        </w:tc>
+        <w:tc>
+          <w:tcPr>
+            <w:tcW w:type="dxa" w:w="3600"/>
+            <w:shd w:val="clear" w:color="auto" w:fill="F2F4F6"/>
+            <w:tcMar>
+              <w:top w:w="60" w:type="dxa"/>
+              <w:bottom w:w="60" w:type="dxa"/>
+              <w:left w:w="100" w:type="dxa"/>
+              <w:right w:w="100" w:type="dxa"/>
+            </w:tcMar>
+          </w:tcPr>
+          <w:p>
+            <w:pPr>
+              <w:spacing w:before="0" w:after="0"/>
+            </w:pPr>
+            <w:r/>
+            <w:r>
+              <w:rPr>
+                <w:color w:val="3C4752"/>
+                <w:sz w:val="19"/>
+              </w:rPr>
+              <w:t xml:space="preserve">Brought up to date through Sprint 59: Epic 13 gains seven stories (reporting a vacancy or course, an operator queue grouped by listing, a takedown that is a draft with a stamp, every writer of published refusing it, who is told, retention and a browser journey); BL-14.4 done; section 4.4 records Sprint 59 and the next-sprint proposal now starts at Sprint 60.</w:t>
+            </w:r>
+          </w:p>
+        </w:tc>
+      </w:tr>
     </w:tbl>
     <w:p>
       <w:pPr>
@@ -3348,7 +3450,7 @@
           <w:b w:val="0"/>
           <w:i w:val="0"/>
         </w:rPr>
-        <w:t>Thirteen epics and one hundred and forty-six stories, delivered from the walking skeleton through every-page browser checks, bulk update, layout stability, an enforced content-security policy and sign-in that cannot lock a person out (Sprint 56) a grievance route with a deadline (Sprint 57) and course recommendations a person can act on (Sprint 58). Epics 1 to 12 are grouped by theme, with the sprint each story shipped in named alongside it. Epic 13 collects everything delivered since version 1.1, in sprint order, because the later work cuts across the themes above.</w:t>
+        <w:t>Thirteen epics and one hundred and fifty-three stories, delivered from the walking skeleton through every-page browser checks, bulk update, layout stability, an enforced content-security policy and sign-in that cannot lock a person out (Sprint 56) a grievance route with a deadline (Sprint 57) course recommendations a person can act on (Sprint 58) and a way to report and remove a bad listing (Sprint 59). Epics 1 to 12 are grouped by theme, with the sprint each story shipped in named alongside it. Epic 13 collects everything delivered since version 1.1, in sprint order, because the later work cuts across the themes above.</w:t>
       </w:r>
     </w:p>
     <w:p>
@@ -16031,6 +16133,545 @@
           </w:p>
         </w:tc>
       </w:tr>
+      <w:tr>
+        <w:tc>
+          <w:tcPr>
+            <w:tcW w:type="dxa" w:w="720"/>
+            <w:shd w:val="clear" w:color="auto" w:fill="FFFFFF"/>
+            <w:tcMar>
+              <w:top w:w="60" w:type="dxa"/>
+              <w:bottom w:w="60" w:type="dxa"/>
+              <w:left w:w="100" w:type="dxa"/>
+              <w:right w:w="100" w:type="dxa"/>
+            </w:tcMar>
+          </w:tcPr>
+          <w:p>
+            <w:pPr>
+              <w:spacing w:before="0" w:after="0"/>
+            </w:pPr>
+            <w:r/>
+            <w:r>
+              <w:rPr>
+                <w:color w:val="3C4752"/>
+                <w:sz w:val="19"/>
+              </w:rPr>
+              <w:t xml:space="preserve">13.96</w:t>
+            </w:r>
+          </w:p>
+        </w:tc>
+        <w:tc>
+          <w:tcPr>
+            <w:tcW w:type="dxa" w:w="6912"/>
+            <w:shd w:val="clear" w:color="auto" w:fill="FFFFFF"/>
+            <w:tcMar>
+              <w:top w:w="60" w:type="dxa"/>
+              <w:bottom w:w="60" w:type="dxa"/>
+              <w:left w:w="100" w:type="dxa"/>
+              <w:right w:w="100" w:type="dxa"/>
+            </w:tcMar>
+          </w:tcPr>
+          <w:p>
+            <w:pPr>
+              <w:spacing w:before="0" w:after="0"/>
+            </w:pPr>
+            <w:r/>
+            <w:r>
+              <w:rPr>
+                <w:color w:val="3C4752"/>
+                <w:sz w:val="19"/>
+              </w:rPr>
+              <w:t xml:space="preserve">A signed-in person can report a vacancy or a course, once, with a reason from a fixed list and optional words; a draft is a 404, a member of the publishing organisation is refused, and each person has a daily limit.</w:t>
+            </w:r>
+          </w:p>
+        </w:tc>
+        <w:tc>
+          <w:tcPr>
+            <w:tcW w:type="dxa" w:w="1296"/>
+            <w:shd w:val="clear" w:color="auto" w:fill="FFFFFF"/>
+            <w:tcMar>
+              <w:top w:w="60" w:type="dxa"/>
+              <w:bottom w:w="60" w:type="dxa"/>
+              <w:left w:w="100" w:type="dxa"/>
+              <w:right w:w="100" w:type="dxa"/>
+            </w:tcMar>
+          </w:tcPr>
+          <w:p>
+            <w:pPr>
+              <w:spacing w:before="0" w:after="0"/>
+            </w:pPr>
+            <w:r/>
+            <w:r>
+              <w:rPr>
+                <w:color w:val="3C4752"/>
+                <w:sz w:val="19"/>
+              </w:rPr>
+              <w:t xml:space="preserve">Sprint 59</w:t>
+            </w:r>
+          </w:p>
+        </w:tc>
+      </w:tr>
+      <w:tr>
+        <w:tc>
+          <w:tcPr>
+            <w:tcW w:type="dxa" w:w="720"/>
+            <w:shd w:val="clear" w:color="auto" w:fill="F2F4F6"/>
+            <w:tcMar>
+              <w:top w:w="60" w:type="dxa"/>
+              <w:bottom w:w="60" w:type="dxa"/>
+              <w:left w:w="100" w:type="dxa"/>
+              <w:right w:w="100" w:type="dxa"/>
+            </w:tcMar>
+          </w:tcPr>
+          <w:p>
+            <w:pPr>
+              <w:spacing w:before="0" w:after="0"/>
+            </w:pPr>
+            <w:r/>
+            <w:r>
+              <w:rPr>
+                <w:color w:val="3C4752"/>
+                <w:sz w:val="19"/>
+              </w:rPr>
+              <w:t xml:space="preserve">13.97</w:t>
+            </w:r>
+          </w:p>
+        </w:tc>
+        <w:tc>
+          <w:tcPr>
+            <w:tcW w:type="dxa" w:w="6912"/>
+            <w:shd w:val="clear" w:color="auto" w:fill="F2F4F6"/>
+            <w:tcMar>
+              <w:top w:w="60" w:type="dxa"/>
+              <w:bottom w:w="60" w:type="dxa"/>
+              <w:left w:w="100" w:type="dxa"/>
+              <w:right w:w="100" w:type="dxa"/>
+            </w:tcMar>
+          </w:tcPr>
+          <w:p>
+            <w:pPr>
+              <w:spacing w:before="0" w:after="0"/>
+            </w:pPr>
+            <w:r/>
+            <w:r>
+              <w:rPr>
+                <w:color w:val="3C4752"/>
+                <w:sz w:val="19"/>
+              </w:rPr>
+              <w:t xml:space="preserve">Reports are grouped by listing, most reporters first, with the reporter shown masked; an operator decides about the listing, and dismissing closes every open report on it.</w:t>
+            </w:r>
+          </w:p>
+        </w:tc>
+        <w:tc>
+          <w:tcPr>
+            <w:tcW w:type="dxa" w:w="1296"/>
+            <w:shd w:val="clear" w:color="auto" w:fill="F2F4F6"/>
+            <w:tcMar>
+              <w:top w:w="60" w:type="dxa"/>
+              <w:bottom w:w="60" w:type="dxa"/>
+              <w:left w:w="100" w:type="dxa"/>
+              <w:right w:w="100" w:type="dxa"/>
+            </w:tcMar>
+          </w:tcPr>
+          <w:p>
+            <w:pPr>
+              <w:spacing w:before="0" w:after="0"/>
+            </w:pPr>
+            <w:r/>
+            <w:r>
+              <w:rPr>
+                <w:color w:val="3C4752"/>
+                <w:sz w:val="19"/>
+              </w:rPr>
+              <w:t xml:space="preserve">Sprint 59</w:t>
+            </w:r>
+          </w:p>
+        </w:tc>
+      </w:tr>
+      <w:tr>
+        <w:tc>
+          <w:tcPr>
+            <w:tcW w:type="dxa" w:w="720"/>
+            <w:shd w:val="clear" w:color="auto" w:fill="FFFFFF"/>
+            <w:tcMar>
+              <w:top w:w="60" w:type="dxa"/>
+              <w:bottom w:w="60" w:type="dxa"/>
+              <w:left w:w="100" w:type="dxa"/>
+              <w:right w:w="100" w:type="dxa"/>
+            </w:tcMar>
+          </w:tcPr>
+          <w:p>
+            <w:pPr>
+              <w:spacing w:before="0" w:after="0"/>
+            </w:pPr>
+            <w:r/>
+            <w:r>
+              <w:rPr>
+                <w:color w:val="3C4752"/>
+                <w:sz w:val="19"/>
+              </w:rPr>
+              <w:t xml:space="preserve">13.98</w:t>
+            </w:r>
+          </w:p>
+        </w:tc>
+        <w:tc>
+          <w:tcPr>
+            <w:tcW w:type="dxa" w:w="6912"/>
+            <w:shd w:val="clear" w:color="auto" w:fill="FFFFFF"/>
+            <w:tcMar>
+              <w:top w:w="60" w:type="dxa"/>
+              <w:bottom w:w="60" w:type="dxa"/>
+              <w:left w:w="100" w:type="dxa"/>
+              <w:right w:w="100" w:type="dxa"/>
+            </w:tcMar>
+          </w:tcPr>
+          <w:p>
+            <w:pPr>
+              <w:spacing w:before="0" w:after="0"/>
+            </w:pPr>
+            <w:r/>
+            <w:r>
+              <w:rPr>
+                <w:color w:val="3C4752"/>
+                <w:sz w:val="19"/>
+              </w:rPr>
+              <w:t xml:space="preserve">Taking a listing down is a draft with a stamp and not a new status, so every public list already excludes it; a vacancy also closes with its own reason, and the applicants still waiting are told.</w:t>
+            </w:r>
+          </w:p>
+        </w:tc>
+        <w:tc>
+          <w:tcPr>
+            <w:tcW w:type="dxa" w:w="1296"/>
+            <w:shd w:val="clear" w:color="auto" w:fill="FFFFFF"/>
+            <w:tcMar>
+              <w:top w:w="60" w:type="dxa"/>
+              <w:bottom w:w="60" w:type="dxa"/>
+              <w:left w:w="100" w:type="dxa"/>
+              <w:right w:w="100" w:type="dxa"/>
+            </w:tcMar>
+          </w:tcPr>
+          <w:p>
+            <w:pPr>
+              <w:spacing w:before="0" w:after="0"/>
+            </w:pPr>
+            <w:r/>
+            <w:r>
+              <w:rPr>
+                <w:color w:val="3C4752"/>
+                <w:sz w:val="19"/>
+              </w:rPr>
+              <w:t xml:space="preserve">Sprint 59</w:t>
+            </w:r>
+          </w:p>
+        </w:tc>
+      </w:tr>
+      <w:tr>
+        <w:tc>
+          <w:tcPr>
+            <w:tcW w:type="dxa" w:w="720"/>
+            <w:shd w:val="clear" w:color="auto" w:fill="F2F4F6"/>
+            <w:tcMar>
+              <w:top w:w="60" w:type="dxa"/>
+              <w:bottom w:w="60" w:type="dxa"/>
+              <w:left w:w="100" w:type="dxa"/>
+              <w:right w:w="100" w:type="dxa"/>
+            </w:tcMar>
+          </w:tcPr>
+          <w:p>
+            <w:pPr>
+              <w:spacing w:before="0" w:after="0"/>
+            </w:pPr>
+            <w:r/>
+            <w:r>
+              <w:rPr>
+                <w:color w:val="3C4752"/>
+                <w:sz w:val="19"/>
+              </w:rPr>
+              <w:t xml:space="preserve">13.99</w:t>
+            </w:r>
+          </w:p>
+        </w:tc>
+        <w:tc>
+          <w:tcPr>
+            <w:tcW w:type="dxa" w:w="6912"/>
+            <w:shd w:val="clear" w:color="auto" w:fill="F2F4F6"/>
+            <w:tcMar>
+              <w:top w:w="60" w:type="dxa"/>
+              <w:bottom w:w="60" w:type="dxa"/>
+              <w:left w:w="100" w:type="dxa"/>
+              <w:right w:w="100" w:type="dxa"/>
+            </w:tcMar>
+          </w:tcPr>
+          <w:p>
+            <w:pPr>
+              <w:spacing w:before="0" w:after="0"/>
+            </w:pPr>
+            <w:r/>
+            <w:r>
+              <w:rPr>
+                <w:color w:val="3C4752"/>
+                <w:sz w:val="19"/>
+              </w:rPr>
+              <w:t xml:space="preserve">Every way a listing can go live refuses while it is removed, including bulk publishing and reopening a vacancy; the owner can still edit it and is shown when and why it was removed.</w:t>
+            </w:r>
+          </w:p>
+        </w:tc>
+        <w:tc>
+          <w:tcPr>
+            <w:tcW w:type="dxa" w:w="1296"/>
+            <w:shd w:val="clear" w:color="auto" w:fill="F2F4F6"/>
+            <w:tcMar>
+              <w:top w:w="60" w:type="dxa"/>
+              <w:bottom w:w="60" w:type="dxa"/>
+              <w:left w:w="100" w:type="dxa"/>
+              <w:right w:w="100" w:type="dxa"/>
+            </w:tcMar>
+          </w:tcPr>
+          <w:p>
+            <w:pPr>
+              <w:spacing w:before="0" w:after="0"/>
+            </w:pPr>
+            <w:r/>
+            <w:r>
+              <w:rPr>
+                <w:color w:val="3C4752"/>
+                <w:sz w:val="19"/>
+              </w:rPr>
+              <w:t xml:space="preserve">Sprint 59</w:t>
+            </w:r>
+          </w:p>
+        </w:tc>
+      </w:tr>
+      <w:tr>
+        <w:tc>
+          <w:tcPr>
+            <w:tcW w:type="dxa" w:w="720"/>
+            <w:shd w:val="clear" w:color="auto" w:fill="FFFFFF"/>
+            <w:tcMar>
+              <w:top w:w="60" w:type="dxa"/>
+              <w:bottom w:w="60" w:type="dxa"/>
+              <w:left w:w="100" w:type="dxa"/>
+              <w:right w:w="100" w:type="dxa"/>
+            </w:tcMar>
+          </w:tcPr>
+          <w:p>
+            <w:pPr>
+              <w:spacing w:before="0" w:after="0"/>
+            </w:pPr>
+            <w:r/>
+            <w:r>
+              <w:rPr>
+                <w:color w:val="3C4752"/>
+                <w:sz w:val="19"/>
+              </w:rPr>
+              <w:t xml:space="preserve">13.100</w:t>
+            </w:r>
+          </w:p>
+        </w:tc>
+        <w:tc>
+          <w:tcPr>
+            <w:tcW w:type="dxa" w:w="6912"/>
+            <w:shd w:val="clear" w:color="auto" w:fill="FFFFFF"/>
+            <w:tcMar>
+              <w:top w:w="60" w:type="dxa"/>
+              <w:bottom w:w="60" w:type="dxa"/>
+              <w:left w:w="100" w:type="dxa"/>
+              <w:right w:w="100" w:type="dxa"/>
+            </w:tcMar>
+          </w:tcPr>
+          <w:p>
+            <w:pPr>
+              <w:spacing w:before="0" w:after="0"/>
+            </w:pPr>
+            <w:r/>
+            <w:r>
+              <w:rPr>
+                <w:color w:val="3C4752"/>
+                <w:sz w:val="19"/>
+              </w:rPr>
+              <w:t xml:space="preserve">Taking down or restoring is the admin tier's alone; support may read and dismiss. The organisation is emailed the reason, nobody is told who reported, and no number of reports removes anything by itself.</w:t>
+            </w:r>
+          </w:p>
+        </w:tc>
+        <w:tc>
+          <w:tcPr>
+            <w:tcW w:type="dxa" w:w="1296"/>
+            <w:shd w:val="clear" w:color="auto" w:fill="FFFFFF"/>
+            <w:tcMar>
+              <w:top w:w="60" w:type="dxa"/>
+              <w:bottom w:w="60" w:type="dxa"/>
+              <w:left w:w="100" w:type="dxa"/>
+              <w:right w:w="100" w:type="dxa"/>
+            </w:tcMar>
+          </w:tcPr>
+          <w:p>
+            <w:pPr>
+              <w:spacing w:before="0" w:after="0"/>
+            </w:pPr>
+            <w:r/>
+            <w:r>
+              <w:rPr>
+                <w:color w:val="3C4752"/>
+                <w:sz w:val="19"/>
+              </w:rPr>
+              <w:t xml:space="preserve">Sprint 59</w:t>
+            </w:r>
+          </w:p>
+        </w:tc>
+      </w:tr>
+      <w:tr>
+        <w:tc>
+          <w:tcPr>
+            <w:tcW w:type="dxa" w:w="720"/>
+            <w:shd w:val="clear" w:color="auto" w:fill="F2F4F6"/>
+            <w:tcMar>
+              <w:top w:w="60" w:type="dxa"/>
+              <w:bottom w:w="60" w:type="dxa"/>
+              <w:left w:w="100" w:type="dxa"/>
+              <w:right w:w="100" w:type="dxa"/>
+            </w:tcMar>
+          </w:tcPr>
+          <w:p>
+            <w:pPr>
+              <w:spacing w:before="0" w:after="0"/>
+            </w:pPr>
+            <w:r/>
+            <w:r>
+              <w:rPr>
+                <w:color w:val="3C4752"/>
+                <w:sz w:val="19"/>
+              </w:rPr>
+              <w:t xml:space="preserve">13.101</w:t>
+            </w:r>
+          </w:p>
+        </w:tc>
+        <w:tc>
+          <w:tcPr>
+            <w:tcW w:type="dxa" w:w="6912"/>
+            <w:shd w:val="clear" w:color="auto" w:fill="F2F4F6"/>
+            <w:tcMar>
+              <w:top w:w="60" w:type="dxa"/>
+              <w:bottom w:w="60" w:type="dxa"/>
+              <w:left w:w="100" w:type="dxa"/>
+              <w:right w:w="100" w:type="dxa"/>
+            </w:tcMar>
+          </w:tcPr>
+          <w:p>
+            <w:pPr>
+              <w:spacing w:before="0" w:after="0"/>
+            </w:pPr>
+            <w:r/>
+            <w:r>
+              <w:rPr>
+                <w:color w:val="3C4752"/>
+                <w:sz w:val="19"/>
+              </w:rPr>
+              <w:t xml:space="preserve">A restore returns a draft the owner publishes again themselves, and keeps a closure the takedown did not make; a person's own applications list says a removed vacancy was removed instead of linking to it.</w:t>
+            </w:r>
+          </w:p>
+        </w:tc>
+        <w:tc>
+          <w:tcPr>
+            <w:tcW w:type="dxa" w:w="1296"/>
+            <w:shd w:val="clear" w:color="auto" w:fill="F2F4F6"/>
+            <w:tcMar>
+              <w:top w:w="60" w:type="dxa"/>
+              <w:bottom w:w="60" w:type="dxa"/>
+              <w:left w:w="100" w:type="dxa"/>
+              <w:right w:w="100" w:type="dxa"/>
+            </w:tcMar>
+          </w:tcPr>
+          <w:p>
+            <w:pPr>
+              <w:spacing w:before="0" w:after="0"/>
+            </w:pPr>
+            <w:r/>
+            <w:r>
+              <w:rPr>
+                <w:color w:val="3C4752"/>
+                <w:sz w:val="19"/>
+              </w:rPr>
+              <w:t xml:space="preserve">Sprint 59</w:t>
+            </w:r>
+          </w:p>
+        </w:tc>
+      </w:tr>
+      <w:tr>
+        <w:tc>
+          <w:tcPr>
+            <w:tcW w:type="dxa" w:w="720"/>
+            <w:shd w:val="clear" w:color="auto" w:fill="FFFFFF"/>
+            <w:tcMar>
+              <w:top w:w="60" w:type="dxa"/>
+              <w:bottom w:w="60" w:type="dxa"/>
+              <w:left w:w="100" w:type="dxa"/>
+              <w:right w:w="100" w:type="dxa"/>
+            </w:tcMar>
+          </w:tcPr>
+          <w:p>
+            <w:pPr>
+              <w:spacing w:before="0" w:after="0"/>
+            </w:pPr>
+            <w:r/>
+            <w:r>
+              <w:rPr>
+                <w:color w:val="3C4752"/>
+                <w:sz w:val="19"/>
+              </w:rPr>
+              <w:t xml:space="preserve">13.102</w:t>
+            </w:r>
+          </w:p>
+        </w:tc>
+        <w:tc>
+          <w:tcPr>
+            <w:tcW w:type="dxa" w:w="6912"/>
+            <w:shd w:val="clear" w:color="auto" w:fill="FFFFFF"/>
+            <w:tcMar>
+              <w:top w:w="60" w:type="dxa"/>
+              <w:bottom w:w="60" w:type="dxa"/>
+              <w:left w:w="100" w:type="dxa"/>
+              <w:right w:w="100" w:type="dxa"/>
+            </w:tcMar>
+          </w:tcPr>
+          <w:p>
+            <w:pPr>
+              <w:spacing w:before="0" w:after="0"/>
+            </w:pPr>
+            <w:r/>
+            <w:r>
+              <w:rPr>
+                <w:color w:val="3C4752"/>
+                <w:sz w:val="19"/>
+              </w:rPr>
+              <w:t xml:space="preserve">Closed reports and reports about a deleted listing are purged, a person's reports are in their export and erased with their account, and a browser journey runs reporter, support, admin, applicant and owner.</w:t>
+            </w:r>
+          </w:p>
+        </w:tc>
+        <w:tc>
+          <w:tcPr>
+            <w:tcW w:type="dxa" w:w="1296"/>
+            <w:shd w:val="clear" w:color="auto" w:fill="FFFFFF"/>
+            <w:tcMar>
+              <w:top w:w="60" w:type="dxa"/>
+              <w:bottom w:w="60" w:type="dxa"/>
+              <w:left w:w="100" w:type="dxa"/>
+              <w:right w:w="100" w:type="dxa"/>
+            </w:tcMar>
+          </w:tcPr>
+          <w:p>
+            <w:pPr>
+              <w:spacing w:before="0" w:after="0"/>
+            </w:pPr>
+            <w:r/>
+            <w:r>
+              <w:rPr>
+                <w:color w:val="3C4752"/>
+                <w:sz w:val="19"/>
+              </w:rPr>
+              <w:t xml:space="preserve">Sprint 59</w:t>
+            </w:r>
+          </w:p>
+        </w:tc>
+      </w:tr>
     </w:tbl>
     <w:p>
       <w:pPr>
@@ -16070,7 +16711,7 @@
         <w:pStyle w:val="Heading2"/>
       </w:pPr>
       <w:r>
-        <w:t>Status at a Glance — Version 1.18 (2026-10-13)</w:t>
+        <w:t>Status at a Glance — Version 1.19 (2026-10-13)</w:t>
       </w:r>
     </w:p>
     <w:p>
@@ -21243,25 +21884,25 @@
         <w:tc>
           <w:tcPr>
             <w:tcW w:type="dxa" w:w="1250"/>
-            <w:shd w:val="clear" w:color="auto" w:fill="F2F4F6"/>
-            <w:tcMar>
-              <w:top w:w="60" w:type="dxa"/>
-              <w:bottom w:w="60" w:type="dxa"/>
-              <w:left w:w="100" w:type="dxa"/>
-              <w:right w:w="100" w:type="dxa"/>
-            </w:tcMar>
-          </w:tcPr>
-          <w:p>
-            <w:pPr>
-              <w:spacing w:before="0" w:after="0"/>
-            </w:pPr>
-            <w:r/>
-            <w:r>
-              <w:rPr>
-                <w:color w:val="3C4752"/>
-                <w:sz w:val="19"/>
-              </w:rPr>
-              <w:t xml:space="preserve">To do — Next</w:t>
+            <w:shd w:val="clear" w:color="auto" w:fill="E3F2E6"/>
+            <w:tcMar>
+              <w:top w:w="60" w:type="dxa"/>
+              <w:bottom w:w="60" w:type="dxa"/>
+              <w:left w:w="100" w:type="dxa"/>
+              <w:right w:w="100" w:type="dxa"/>
+            </w:tcMar>
+          </w:tcPr>
+          <w:p>
+            <w:pPr>
+              <w:spacing w:before="0" w:after="0"/>
+            </w:pPr>
+            <w:r/>
+            <w:r>
+              <w:rPr>
+                <w:color w:val="3C4752"/>
+                <w:sz w:val="19"/>
+              </w:rPr>
+              <w:t xml:space="preserve">Done</w:t>
             </w:r>
           </w:p>
         </w:tc>
@@ -21286,7 +21927,7 @@
                 <w:color w:val="3C4752"/>
                 <w:sz w:val="19"/>
               </w:rPr>
-              <w:t xml:space="preserve">New in v1.15. Sprint 59.</w:t>
+              <w:t xml:space="preserve">Sprint 59 (ADR-069). Reports grouped by listing; a takedown is a draft with a stamp, admin tier only.</w:t>
             </w:r>
           </w:p>
         </w:tc>
@@ -27076,7 +27717,7 @@
           <w:color w:val="3C4752"/>
           <w:sz w:val="18"/>
         </w:rPr>
-        <w:t>Not started. The owner unpublishing is the only moderation lever, and fake vacancies are the main trust risk of a jobs marketplace.</w:t>
+        <w:t>Done in Sprint 59 (ADR-069, migration 0052). A signed-in person reports a listing once; operators see the reports grouped by listing with the reporter masked, support may dismiss, and only an admin may take a listing down or restore it. A takedown is a draft plus a stamp, every route that could publish refuses while it is there, the organisation is emailed the reason and a vacancy's waiting applicants are told. Nothing is removed by a count. The reporter is not told the outcome, and learners with an interest in a removed course are not told.</w:t>
       </w:r>
     </w:p>
     <w:p>
@@ -28466,7 +29107,7 @@
     <w:p>
       <w:pPr/>
       <w:r>
-        <w:t xml:space="preserve">A record of what the sprints since version 1.1 delivered, followed by a proposal for the next one. Sprints 41 to 57 are merged into main (pull requests #17 to #43). Sprint 58 is on its own branch and not yet merged.</w:t>
+        <w:t xml:space="preserve">A record of what the sprints since version 1.1 delivered, followed by a proposal for the next one. Sprints 41 to 58 are merged into main (pull requests #17 to #44). Sprint 59 is on its own branch and not yet merged.</w:t>
       </w:r>
     </w:p>
     <w:tbl>
@@ -29987,11 +30628,63 @@
           </w:p>
         </w:tc>
       </w:tr>
+      <w:tr>
+        <w:tc>
+          <w:tcPr>
+            <w:tcW w:type="dxa" w:w="1200"/>
+            <w:shd w:val="clear" w:color="auto" w:fill="F2F4F6"/>
+            <w:tcMar>
+              <w:top w:w="60" w:type="dxa"/>
+              <w:bottom w:w="60" w:type="dxa"/>
+              <w:left w:w="100" w:type="dxa"/>
+              <w:right w:w="100" w:type="dxa"/>
+            </w:tcMar>
+          </w:tcPr>
+          <w:p>
+            <w:pPr>
+              <w:spacing w:before="0" w:after="0"/>
+            </w:pPr>
+            <w:r/>
+            <w:r>
+              <w:rPr>
+                <w:color w:val="3C4752"/>
+                <w:sz w:val="19"/>
+              </w:rPr>
+              <w:t xml:space="preserve">59</w:t>
+            </w:r>
+          </w:p>
+        </w:tc>
+        <w:tc>
+          <w:tcPr>
+            <w:tcW w:type="dxa" w:w="7728"/>
+            <w:shd w:val="clear" w:color="auto" w:fill="F2F4F6"/>
+            <w:tcMar>
+              <w:top w:w="60" w:type="dxa"/>
+              <w:bottom w:w="60" w:type="dxa"/>
+              <w:left w:w="100" w:type="dxa"/>
+              <w:right w:w="100" w:type="dxa"/>
+            </w:tcMar>
+          </w:tcPr>
+          <w:p>
+            <w:pPr>
+              <w:spacing w:before="0" w:after="0"/>
+            </w:pPr>
+            <w:r/>
+            <w:r>
+              <w:rPr>
+                <w:color w:val="3C4752"/>
+                <w:sz w:val="19"/>
+              </w:rPr>
+              <w:t xml:space="preserve">A marketplace you can trust: a signed-in person can report a vacancy or course; operators see reports grouped by listing with the reporter masked; a takedown is a draft plus a stamp (admin tier only) that every publishing route refuses, the organisation is emailed the reason, the waiting applicants are told, and no count removes anything (ADR-069, migration 0052).</w:t>
+            </w:r>
+          </w:p>
+        </w:tc>
+      </w:tr>
     </w:tbl>
     <w:p>
       <w:pPr/>
       <w:r>
-        <w:t xml:space="preserve">Proposal for Sprints 59 to 61, for discussion (version 1.18). SEO, deployment, monetisation and real external integrations stay deferred by the Product Owner; every sprint below is code-only. If one runs long, its cut line is: Sprint 59 ships report and takedown and defers the removal notice; Sprint 60 ships the message and defers the export; Sprint 61 can wait for a real agency.</w:t>
+        <w:t xml:space="preserve">Proposal for Sprints 60 to 61, for discussion (version 1.19). SEO, deployment, monetisation and real external integrations stay deferred by the Product Owner; every sprint below is code-only. If one runs long, its cut line is: Sprint 60 ships the message and defers the export; Sprint 61 can wait for a real agency.</w:t>
       </w:r>
     </w:p>
     <w:tbl>
@@ -30128,7 +30821,7 @@
                 <w:color w:val="3C4752"/>
                 <w:sz w:val="19"/>
               </w:rPr>
-              <w:t xml:space="preserve">BL-14.4: A marketplace you can trust (Sprint 59)</w:t>
+              <w:t xml:space="preserve">BL-14.7 to BL-14.9: Hiring that finishes (Sprint 60)</w:t>
             </w:r>
           </w:p>
         </w:tc>
@@ -30153,7 +30846,7 @@
                 <w:color w:val="3C4752"/>
                 <w:sz w:val="19"/>
               </w:rPr>
-              <w:t xml:space="preserve">Fake vacancies are the main trust risk of a jobs marketplace and the only lever today is the owner unpublishing. Large; reuses the operator queue built in Sprint 57.</w:t>
+              <w:t xml:space="preserve">The employer can change a status but cannot say when or where, and the candidate has no notification page.</w:t>
             </w:r>
           </w:p>
         </w:tc>
@@ -30205,7 +30898,7 @@
                 <w:color w:val="3C4752"/>
                 <w:sz w:val="19"/>
               </w:rPr>
-              <w:t xml:space="preserve">BL-14.7 to BL-14.9: Hiring that finishes (Sprint 60)</w:t>
+              <w:t xml:space="preserve">BL-14.10: A pilot with an agency (Sprint 61)</w:t>
             </w:r>
           </w:p>
         </w:tc>
@@ -30213,83 +30906,6 @@
           <w:tcPr>
             <w:tcW w:type="dxa" w:w="4128"/>
             <w:shd w:val="clear" w:color="auto" w:fill="FFFFFF"/>
-            <w:tcMar>
-              <w:top w:w="60" w:type="dxa"/>
-              <w:bottom w:w="60" w:type="dxa"/>
-              <w:left w:w="100" w:type="dxa"/>
-              <w:right w:w="100" w:type="dxa"/>
-            </w:tcMar>
-          </w:tcPr>
-          <w:p>
-            <w:pPr>
-              <w:spacing w:before="0" w:after="0"/>
-            </w:pPr>
-            <w:r/>
-            <w:r>
-              <w:rPr>
-                <w:color w:val="3C4752"/>
-                <w:sz w:val="19"/>
-              </w:rPr>
-              <w:t xml:space="preserve">The employer can change a status but cannot say when or where, and the candidate has no notification page.</w:t>
-            </w:r>
-          </w:p>
-        </w:tc>
-      </w:tr>
-      <w:tr>
-        <w:tc>
-          <w:tcPr>
-            <w:tcW w:type="dxa" w:w="1200"/>
-            <w:shd w:val="clear" w:color="auto" w:fill="F2F4F6"/>
-            <w:tcMar>
-              <w:top w:w="60" w:type="dxa"/>
-              <w:bottom w:w="60" w:type="dxa"/>
-              <w:left w:w="100" w:type="dxa"/>
-              <w:right w:w="100" w:type="dxa"/>
-            </w:tcMar>
-          </w:tcPr>
-          <w:p>
-            <w:pPr>
-              <w:spacing w:before="0" w:after="0"/>
-            </w:pPr>
-            <w:r/>
-            <w:r>
-              <w:rPr>
-                <w:color w:val="3C4752"/>
-                <w:sz w:val="19"/>
-              </w:rPr>
-              <w:t xml:space="preserve">3</w:t>
-            </w:r>
-          </w:p>
-        </w:tc>
-        <w:tc>
-          <w:tcPr>
-            <w:tcW w:type="dxa" w:w="3600"/>
-            <w:shd w:val="clear" w:color="auto" w:fill="F2F4F6"/>
-            <w:tcMar>
-              <w:top w:w="60" w:type="dxa"/>
-              <w:bottom w:w="60" w:type="dxa"/>
-              <w:left w:w="100" w:type="dxa"/>
-              <w:right w:w="100" w:type="dxa"/>
-            </w:tcMar>
-          </w:tcPr>
-          <w:p>
-            <w:pPr>
-              <w:spacing w:before="0" w:after="0"/>
-            </w:pPr>
-            <w:r/>
-            <w:r>
-              <w:rPr>
-                <w:color w:val="3C4752"/>
-                <w:sz w:val="19"/>
-              </w:rPr>
-              <w:t xml:space="preserve">BL-14.10: A pilot with an agency (Sprint 61)</w:t>
-            </w:r>
-          </w:p>
-        </w:tc>
-        <w:tc>
-          <w:tcPr>
-            <w:tcW w:type="dxa" w:w="4128"/>
-            <w:shd w:val="clear" w:color="auto" w:fill="F2F4F6"/>
             <w:tcMar>
               <w:top w:w="60" w:type="dxa"/>
               <w:bottom w:w="60" w:type="dxa"/>

--- a/docs/IISM-Product-Backlog.docx
+++ b/docs/IISM-Product-Backlog.docx
@@ -61,7 +61,7 @@
           <w:color w:val="3C4752"/>
           <w:sz w:val="24"/>
         </w:rPr>
-        <w:t>Document Version 1.19</w:t>
+        <w:t>Document Version 1.20</w:t>
       </w:r>
     </w:p>
     <w:p>
@@ -196,7 +196,7 @@
                 <w:color w:val="3C4752"/>
                 <w:sz w:val="19"/>
               </w:rPr>
-              <w:t>1.19</w:t>
+              <w:t>1.20</w:t>
             </w:r>
           </w:p>
         </w:tc>
@@ -2661,6 +2661,108 @@
           </w:p>
         </w:tc>
       </w:tr>
+      <w:tr>
+        <w:tc>
+          <w:tcPr>
+            <w:tcW w:type="dxa" w:w="1152"/>
+            <w:shd w:val="clear" w:color="auto" w:fill="FFFFFF"/>
+            <w:tcMar>
+              <w:top w:w="60" w:type="dxa"/>
+              <w:bottom w:w="60" w:type="dxa"/>
+              <w:left w:w="100" w:type="dxa"/>
+              <w:right w:w="100" w:type="dxa"/>
+            </w:tcMar>
+          </w:tcPr>
+          <w:p>
+            <w:pPr>
+              <w:spacing w:before="0" w:after="0"/>
+            </w:pPr>
+            <w:r/>
+            <w:r>
+              <w:rPr>
+                <w:color w:val="3C4752"/>
+                <w:sz w:val="19"/>
+              </w:rPr>
+              <w:t xml:space="preserve">1.20</w:t>
+            </w:r>
+          </w:p>
+        </w:tc>
+        <w:tc>
+          <w:tcPr>
+            <w:tcW w:type="dxa" w:w="1296"/>
+            <w:shd w:val="clear" w:color="auto" w:fill="FFFFFF"/>
+            <w:tcMar>
+              <w:top w:w="60" w:type="dxa"/>
+              <w:bottom w:w="60" w:type="dxa"/>
+              <w:left w:w="100" w:type="dxa"/>
+              <w:right w:w="100" w:type="dxa"/>
+            </w:tcMar>
+          </w:tcPr>
+          <w:p>
+            <w:pPr>
+              <w:spacing w:before="0" w:after="0"/>
+            </w:pPr>
+            <w:r/>
+            <w:r>
+              <w:rPr>
+                <w:color w:val="3C4752"/>
+                <w:sz w:val="19"/>
+              </w:rPr>
+              <w:t xml:space="preserve">2026-10-13</w:t>
+            </w:r>
+          </w:p>
+        </w:tc>
+        <w:tc>
+          <w:tcPr>
+            <w:tcW w:type="dxa" w:w="2592"/>
+            <w:shd w:val="clear" w:color="auto" w:fill="FFFFFF"/>
+            <w:tcMar>
+              <w:top w:w="60" w:type="dxa"/>
+              <w:bottom w:w="60" w:type="dxa"/>
+              <w:left w:w="100" w:type="dxa"/>
+              <w:right w:w="100" w:type="dxa"/>
+            </w:tcMar>
+          </w:tcPr>
+          <w:p>
+            <w:pPr>
+              <w:spacing w:before="0" w:after="0"/>
+            </w:pPr>
+            <w:r/>
+            <w:r>
+              <w:rPr>
+                <w:color w:val="3C4752"/>
+                <w:sz w:val="19"/>
+              </w:rPr>
+              <w:t xml:space="preserve">Product &amp; Engineering</w:t>
+            </w:r>
+          </w:p>
+        </w:tc>
+        <w:tc>
+          <w:tcPr>
+            <w:tcW w:type="dxa" w:w="3600"/>
+            <w:shd w:val="clear" w:color="auto" w:fill="FFFFFF"/>
+            <w:tcMar>
+              <w:top w:w="60" w:type="dxa"/>
+              <w:bottom w:w="60" w:type="dxa"/>
+              <w:left w:w="100" w:type="dxa"/>
+              <w:right w:w="100" w:type="dxa"/>
+            </w:tcMar>
+          </w:tcPr>
+          <w:p>
+            <w:pPr>
+              <w:spacing w:before="0" w:after="0"/>
+            </w:pPr>
+            <w:r/>
+            <w:r>
+              <w:rPr>
+                <w:color w:val="3C4752"/>
+                <w:sz w:val="19"/>
+              </w:rPr>
+              <w:t xml:space="preserve">Brought up to date through Sprint 60: Epic 13 gains seven stories (an employer's message with a status change that is never copied into the outbox, private applicant notes, a spreadsheet of applicants built by the same serialiser as the list with every cell formula-safe, a notification page with an unread count and paging, and a browser journey); BL-14.7, BL-14.8 and BL-14.9 done; section 4.4 records Sprint 60 and the next-sprint proposal now starts at Sprint 61.</w:t>
+            </w:r>
+          </w:p>
+        </w:tc>
+      </w:tr>
     </w:tbl>
     <w:p>
       <w:pPr>
@@ -3450,7 +3552,7 @@
           <w:b w:val="0"/>
           <w:i w:val="0"/>
         </w:rPr>
-        <w:t>Thirteen epics and one hundred and fifty-three stories, delivered from the walking skeleton through every-page browser checks, bulk update, layout stability, an enforced content-security policy and sign-in that cannot lock a person out (Sprint 56) a grievance route with a deadline (Sprint 57) course recommendations a person can act on (Sprint 58) and a way to report and remove a bad listing (Sprint 59). Epics 1 to 12 are grouped by theme, with the sprint each story shipped in named alongside it. Epic 13 collects everything delivered since version 1.1, in sprint order, because the later work cuts across the themes above.</w:t>
+        <w:t>Thirteen epics and one hundred and sixty stories, delivered from the walking skeleton through every-page browser checks, bulk update, layout stability, an enforced content-security policy and sign-in that cannot lock a person out (Sprint 56) a grievance route with a deadline (Sprint 57) course recommendations a person can act on (Sprint 58) a way to report and remove a bad listing (Sprint 59) and hiring that finishes: a message with a status, private notes, a spreadsheet and a notification page (Sprint 60). Epics 1 to 12 are grouped by theme, with the sprint each story shipped in named alongside it. Epic 13 collects everything delivered since version 1.1, in sprint order, because the later work cuts across the themes above.</w:t>
       </w:r>
     </w:p>
     <w:p>
@@ -16672,6 +16774,545 @@
           </w:p>
         </w:tc>
       </w:tr>
+      <w:tr>
+        <w:tc>
+          <w:tcPr>
+            <w:tcW w:type="dxa" w:w="720"/>
+            <w:shd w:val="clear" w:color="auto" w:fill="F2F4F6"/>
+            <w:tcMar>
+              <w:top w:w="60" w:type="dxa"/>
+              <w:bottom w:w="60" w:type="dxa"/>
+              <w:left w:w="100" w:type="dxa"/>
+              <w:right w:w="100" w:type="dxa"/>
+            </w:tcMar>
+          </w:tcPr>
+          <w:p>
+            <w:pPr>
+              <w:spacing w:before="0" w:after="0"/>
+            </w:pPr>
+            <w:r/>
+            <w:r>
+              <w:rPr>
+                <w:color w:val="3C4752"/>
+                <w:sz w:val="19"/>
+              </w:rPr>
+              <w:t xml:space="preserve">13.103</w:t>
+            </w:r>
+          </w:p>
+        </w:tc>
+        <w:tc>
+          <w:tcPr>
+            <w:tcW w:type="dxa" w:w="6912"/>
+            <w:shd w:val="clear" w:color="auto" w:fill="F2F4F6"/>
+            <w:tcMar>
+              <w:top w:w="60" w:type="dxa"/>
+              <w:bottom w:w="60" w:type="dxa"/>
+              <w:left w:w="100" w:type="dxa"/>
+              <w:right w:w="100" w:type="dxa"/>
+            </w:tcMar>
+          </w:tcPr>
+          <w:p>
+            <w:pPr>
+              <w:spacing w:before="0" w:after="0"/>
+            </w:pPr>
+            <w:r/>
+            <w:r>
+              <w:rPr>
+                <w:color w:val="3C4752"/>
+                <w:sz w:val="19"/>
+              </w:rPr>
+              <w:t xml:space="preserve">An employer can send a short message (up to 500 characters) with a status change; it is replaced when given, cleared when the status changes without one, and left alone by a repeated click on the same status.</w:t>
+            </w:r>
+          </w:p>
+        </w:tc>
+        <w:tc>
+          <w:tcPr>
+            <w:tcW w:type="dxa" w:w="1296"/>
+            <w:shd w:val="clear" w:color="auto" w:fill="F2F4F6"/>
+            <w:tcMar>
+              <w:top w:w="60" w:type="dxa"/>
+              <w:bottom w:w="60" w:type="dxa"/>
+              <w:left w:w="100" w:type="dxa"/>
+              <w:right w:w="100" w:type="dxa"/>
+            </w:tcMar>
+          </w:tcPr>
+          <w:p>
+            <w:pPr>
+              <w:spacing w:before="0" w:after="0"/>
+            </w:pPr>
+            <w:r/>
+            <w:r>
+              <w:rPr>
+                <w:color w:val="3C4752"/>
+                <w:sz w:val="19"/>
+              </w:rPr>
+              <w:t xml:space="preserve">Sprint 60</w:t>
+            </w:r>
+          </w:p>
+        </w:tc>
+      </w:tr>
+      <w:tr>
+        <w:tc>
+          <w:tcPr>
+            <w:tcW w:type="dxa" w:w="720"/>
+            <w:shd w:val="clear" w:color="auto" w:fill="FFFFFF"/>
+            <w:tcMar>
+              <w:top w:w="60" w:type="dxa"/>
+              <w:bottom w:w="60" w:type="dxa"/>
+              <w:left w:w="100" w:type="dxa"/>
+              <w:right w:w="100" w:type="dxa"/>
+            </w:tcMar>
+          </w:tcPr>
+          <w:p>
+            <w:pPr>
+              <w:spacing w:before="0" w:after="0"/>
+            </w:pPr>
+            <w:r/>
+            <w:r>
+              <w:rPr>
+                <w:color w:val="3C4752"/>
+                <w:sz w:val="19"/>
+              </w:rPr>
+              <w:t xml:space="preserve">13.104</w:t>
+            </w:r>
+          </w:p>
+        </w:tc>
+        <w:tc>
+          <w:tcPr>
+            <w:tcW w:type="dxa" w:w="6912"/>
+            <w:shd w:val="clear" w:color="auto" w:fill="FFFFFF"/>
+            <w:tcMar>
+              <w:top w:w="60" w:type="dxa"/>
+              <w:bottom w:w="60" w:type="dxa"/>
+              <w:left w:w="100" w:type="dxa"/>
+              <w:right w:w="100" w:type="dxa"/>
+            </w:tcMar>
+          </w:tcPr>
+          <w:p>
+            <w:pPr>
+              <w:spacing w:before="0" w:after="0"/>
+            </w:pPr>
+            <w:r/>
+            <w:r>
+              <w:rPr>
+                <w:color w:val="3C4752"/>
+                <w:sz w:val="19"/>
+              </w:rPr>
+              <w:t xml:space="preserve">The words of the message are never copied into the outbox: the notice says there is a message and the candidate reads it on their application, so a phone number in an interview contact is not mailed or kept in the notifications table.</w:t>
+            </w:r>
+          </w:p>
+        </w:tc>
+        <w:tc>
+          <w:tcPr>
+            <w:tcW w:type="dxa" w:w="1296"/>
+            <w:shd w:val="clear" w:color="auto" w:fill="FFFFFF"/>
+            <w:tcMar>
+              <w:top w:w="60" w:type="dxa"/>
+              <w:bottom w:w="60" w:type="dxa"/>
+              <w:left w:w="100" w:type="dxa"/>
+              <w:right w:w="100" w:type="dxa"/>
+            </w:tcMar>
+          </w:tcPr>
+          <w:p>
+            <w:pPr>
+              <w:spacing w:before="0" w:after="0"/>
+            </w:pPr>
+            <w:r/>
+            <w:r>
+              <w:rPr>
+                <w:color w:val="3C4752"/>
+                <w:sz w:val="19"/>
+              </w:rPr>
+              <w:t xml:space="preserve">Sprint 60</w:t>
+            </w:r>
+          </w:p>
+        </w:tc>
+      </w:tr>
+      <w:tr>
+        <w:tc>
+          <w:tcPr>
+            <w:tcW w:type="dxa" w:w="720"/>
+            <w:shd w:val="clear" w:color="auto" w:fill="F2F4F6"/>
+            <w:tcMar>
+              <w:top w:w="60" w:type="dxa"/>
+              <w:bottom w:w="60" w:type="dxa"/>
+              <w:left w:w="100" w:type="dxa"/>
+              <w:right w:w="100" w:type="dxa"/>
+            </w:tcMar>
+          </w:tcPr>
+          <w:p>
+            <w:pPr>
+              <w:spacing w:before="0" w:after="0"/>
+            </w:pPr>
+            <w:r/>
+            <w:r>
+              <w:rPr>
+                <w:color w:val="3C4752"/>
+                <w:sz w:val="19"/>
+              </w:rPr>
+              <w:t xml:space="preserve">13.105</w:t>
+            </w:r>
+          </w:p>
+        </w:tc>
+        <w:tc>
+          <w:tcPr>
+            <w:tcW w:type="dxa" w:w="6912"/>
+            <w:shd w:val="clear" w:color="auto" w:fill="F2F4F6"/>
+            <w:tcMar>
+              <w:top w:w="60" w:type="dxa"/>
+              <w:bottom w:w="60" w:type="dxa"/>
+              <w:left w:w="100" w:type="dxa"/>
+              <w:right w:w="100" w:type="dxa"/>
+            </w:tcMar>
+          </w:tcPr>
+          <w:p>
+            <w:pPr>
+              <w:spacing w:before="0" w:after="0"/>
+            </w:pPr>
+            <w:r/>
+            <w:r>
+              <w:rPr>
+                <w:color w:val="3C4752"/>
+                <w:sz w:val="19"/>
+              </w:rPr>
+              <w:t xml:space="preserve">An employer can keep a private note (up to 2,000 characters) on an applicant; it appears in no candidate-facing response, survives the candidate's withdrawal, is deleted with the application, and is listed in the person's data export.</w:t>
+            </w:r>
+          </w:p>
+        </w:tc>
+        <w:tc>
+          <w:tcPr>
+            <w:tcW w:type="dxa" w:w="1296"/>
+            <w:shd w:val="clear" w:color="auto" w:fill="F2F4F6"/>
+            <w:tcMar>
+              <w:top w:w="60" w:type="dxa"/>
+              <w:bottom w:w="60" w:type="dxa"/>
+              <w:left w:w="100" w:type="dxa"/>
+              <w:right w:w="100" w:type="dxa"/>
+            </w:tcMar>
+          </w:tcPr>
+          <w:p>
+            <w:pPr>
+              <w:spacing w:before="0" w:after="0"/>
+            </w:pPr>
+            <w:r/>
+            <w:r>
+              <w:rPr>
+                <w:color w:val="3C4752"/>
+                <w:sz w:val="19"/>
+              </w:rPr>
+              <w:t xml:space="preserve">Sprint 60</w:t>
+            </w:r>
+          </w:p>
+        </w:tc>
+      </w:tr>
+      <w:tr>
+        <w:tc>
+          <w:tcPr>
+            <w:tcW w:type="dxa" w:w="720"/>
+            <w:shd w:val="clear" w:color="auto" w:fill="FFFFFF"/>
+            <w:tcMar>
+              <w:top w:w="60" w:type="dxa"/>
+              <w:bottom w:w="60" w:type="dxa"/>
+              <w:left w:w="100" w:type="dxa"/>
+              <w:right w:w="100" w:type="dxa"/>
+            </w:tcMar>
+          </w:tcPr>
+          <w:p>
+            <w:pPr>
+              <w:spacing w:before="0" w:after="0"/>
+            </w:pPr>
+            <w:r/>
+            <w:r>
+              <w:rPr>
+                <w:color w:val="3C4752"/>
+                <w:sz w:val="19"/>
+              </w:rPr>
+              <w:t xml:space="preserve">13.106</w:t>
+            </w:r>
+          </w:p>
+        </w:tc>
+        <w:tc>
+          <w:tcPr>
+            <w:tcW w:type="dxa" w:w="6912"/>
+            <w:shd w:val="clear" w:color="auto" w:fill="FFFFFF"/>
+            <w:tcMar>
+              <w:top w:w="60" w:type="dxa"/>
+              <w:bottom w:w="60" w:type="dxa"/>
+              <w:left w:w="100" w:type="dxa"/>
+              <w:right w:w="100" w:type="dxa"/>
+            </w:tcMar>
+          </w:tcPr>
+          <w:p>
+            <w:pPr>
+              <w:spacing w:before="0" w:after="0"/>
+            </w:pPr>
+            <w:r/>
+            <w:r>
+              <w:rPr>
+                <w:color w:val="3C4752"/>
+                <w:sz w:val="19"/>
+              </w:rPr>
+              <w:t xml:space="preserve">An employer can download a vacancy's applicants as a spreadsheet built from the same serialiser as the list, so a withdrawn applicant's contact and covering note are blank, and the download is recorded as an event with a count and no name.</w:t>
+            </w:r>
+          </w:p>
+        </w:tc>
+        <w:tc>
+          <w:tcPr>
+            <w:tcW w:type="dxa" w:w="1296"/>
+            <w:shd w:val="clear" w:color="auto" w:fill="FFFFFF"/>
+            <w:tcMar>
+              <w:top w:w="60" w:type="dxa"/>
+              <w:bottom w:w="60" w:type="dxa"/>
+              <w:left w:w="100" w:type="dxa"/>
+              <w:right w:w="100" w:type="dxa"/>
+            </w:tcMar>
+          </w:tcPr>
+          <w:p>
+            <w:pPr>
+              <w:spacing w:before="0" w:after="0"/>
+            </w:pPr>
+            <w:r/>
+            <w:r>
+              <w:rPr>
+                <w:color w:val="3C4752"/>
+                <w:sz w:val="19"/>
+              </w:rPr>
+              <w:t xml:space="preserve">Sprint 60</w:t>
+            </w:r>
+          </w:p>
+        </w:tc>
+      </w:tr>
+      <w:tr>
+        <w:tc>
+          <w:tcPr>
+            <w:tcW w:type="dxa" w:w="720"/>
+            <w:shd w:val="clear" w:color="auto" w:fill="F2F4F6"/>
+            <w:tcMar>
+              <w:top w:w="60" w:type="dxa"/>
+              <w:bottom w:w="60" w:type="dxa"/>
+              <w:left w:w="100" w:type="dxa"/>
+              <w:right w:w="100" w:type="dxa"/>
+            </w:tcMar>
+          </w:tcPr>
+          <w:p>
+            <w:pPr>
+              <w:spacing w:before="0" w:after="0"/>
+            </w:pPr>
+            <w:r/>
+            <w:r>
+              <w:rPr>
+                <w:color w:val="3C4752"/>
+                <w:sz w:val="19"/>
+              </w:rPr>
+              <w:t xml:space="preserve">13.107</w:t>
+            </w:r>
+          </w:p>
+        </w:tc>
+        <w:tc>
+          <w:tcPr>
+            <w:tcW w:type="dxa" w:w="6912"/>
+            <w:shd w:val="clear" w:color="auto" w:fill="F2F4F6"/>
+            <w:tcMar>
+              <w:top w:w="60" w:type="dxa"/>
+              <w:bottom w:w="60" w:type="dxa"/>
+              <w:left w:w="100" w:type="dxa"/>
+              <w:right w:w="100" w:type="dxa"/>
+            </w:tcMar>
+          </w:tcPr>
+          <w:p>
+            <w:pPr>
+              <w:spacing w:before="0" w:after="0"/>
+            </w:pPr>
+            <w:r/>
+            <w:r>
+              <w:rPr>
+                <w:color w:val="3C4752"/>
+                <w:sz w:val="19"/>
+              </w:rPr>
+              <w:t xml:space="preserve">Every cell of a download is safe to open in a spreadsheet: a leading equals, at sign, tab, carriage return, or a plus or minus before anything that is not a plain number gets a quote, including bulk upload's error file.</w:t>
+            </w:r>
+          </w:p>
+        </w:tc>
+        <w:tc>
+          <w:tcPr>
+            <w:tcW w:type="dxa" w:w="1296"/>
+            <w:shd w:val="clear" w:color="auto" w:fill="F2F4F6"/>
+            <w:tcMar>
+              <w:top w:w="60" w:type="dxa"/>
+              <w:bottom w:w="60" w:type="dxa"/>
+              <w:left w:w="100" w:type="dxa"/>
+              <w:right w:w="100" w:type="dxa"/>
+            </w:tcMar>
+          </w:tcPr>
+          <w:p>
+            <w:pPr>
+              <w:spacing w:before="0" w:after="0"/>
+            </w:pPr>
+            <w:r/>
+            <w:r>
+              <w:rPr>
+                <w:color w:val="3C4752"/>
+                <w:sz w:val="19"/>
+              </w:rPr>
+              <w:t xml:space="preserve">Sprint 60</w:t>
+            </w:r>
+          </w:p>
+        </w:tc>
+      </w:tr>
+      <w:tr>
+        <w:tc>
+          <w:tcPr>
+            <w:tcW w:type="dxa" w:w="720"/>
+            <w:shd w:val="clear" w:color="auto" w:fill="FFFFFF"/>
+            <w:tcMar>
+              <w:top w:w="60" w:type="dxa"/>
+              <w:bottom w:w="60" w:type="dxa"/>
+              <w:left w:w="100" w:type="dxa"/>
+              <w:right w:w="100" w:type="dxa"/>
+            </w:tcMar>
+          </w:tcPr>
+          <w:p>
+            <w:pPr>
+              <w:spacing w:before="0" w:after="0"/>
+            </w:pPr>
+            <w:r/>
+            <w:r>
+              <w:rPr>
+                <w:color w:val="3C4752"/>
+                <w:sz w:val="19"/>
+              </w:rPr>
+              <w:t xml:space="preserve">13.108</w:t>
+            </w:r>
+          </w:p>
+        </w:tc>
+        <w:tc>
+          <w:tcPr>
+            <w:tcW w:type="dxa" w:w="6912"/>
+            <w:shd w:val="clear" w:color="auto" w:fill="FFFFFF"/>
+            <w:tcMar>
+              <w:top w:w="60" w:type="dxa"/>
+              <w:bottom w:w="60" w:type="dxa"/>
+              <w:left w:w="100" w:type="dxa"/>
+              <w:right w:w="100" w:type="dxa"/>
+            </w:tcMar>
+          </w:tcPr>
+          <w:p>
+            <w:pPr>
+              <w:spacing w:before="0" w:after="0"/>
+            </w:pPr>
+            <w:r/>
+            <w:r>
+              <w:rPr>
+                <w:color w:val="3C4752"/>
+                <w:sz w:val="19"/>
+              </w:rPr>
+              <w:t xml:space="preserve">A signed-in person has an Updates link in the header with an unread count, and a notifications page listing every notice, paged beyond fifty by a cursor on time and id, with mark one read and mark all read.</w:t>
+            </w:r>
+          </w:p>
+        </w:tc>
+        <w:tc>
+          <w:tcPr>
+            <w:tcW w:type="dxa" w:w="1296"/>
+            <w:shd w:val="clear" w:color="auto" w:fill="FFFFFF"/>
+            <w:tcMar>
+              <w:top w:w="60" w:type="dxa"/>
+              <w:bottom w:w="60" w:type="dxa"/>
+              <w:left w:w="100" w:type="dxa"/>
+              <w:right w:w="100" w:type="dxa"/>
+            </w:tcMar>
+          </w:tcPr>
+          <w:p>
+            <w:pPr>
+              <w:spacing w:before="0" w:after="0"/>
+            </w:pPr>
+            <w:r/>
+            <w:r>
+              <w:rPr>
+                <w:color w:val="3C4752"/>
+                <w:sz w:val="19"/>
+              </w:rPr>
+              <w:t xml:space="preserve">Sprint 60</w:t>
+            </w:r>
+          </w:p>
+        </w:tc>
+      </w:tr>
+      <w:tr>
+        <w:tc>
+          <w:tcPr>
+            <w:tcW w:type="dxa" w:w="720"/>
+            <w:shd w:val="clear" w:color="auto" w:fill="F2F4F6"/>
+            <w:tcMar>
+              <w:top w:w="60" w:type="dxa"/>
+              <w:bottom w:w="60" w:type="dxa"/>
+              <w:left w:w="100" w:type="dxa"/>
+              <w:right w:w="100" w:type="dxa"/>
+            </w:tcMar>
+          </w:tcPr>
+          <w:p>
+            <w:pPr>
+              <w:spacing w:before="0" w:after="0"/>
+            </w:pPr>
+            <w:r/>
+            <w:r>
+              <w:rPr>
+                <w:color w:val="3C4752"/>
+                <w:sz w:val="19"/>
+              </w:rPr>
+              <w:t xml:space="preserve">13.109</w:t>
+            </w:r>
+          </w:p>
+        </w:tc>
+        <w:tc>
+          <w:tcPr>
+            <w:tcW w:type="dxa" w:w="6912"/>
+            <w:shd w:val="clear" w:color="auto" w:fill="F2F4F6"/>
+            <w:tcMar>
+              <w:top w:w="60" w:type="dxa"/>
+              <w:bottom w:w="60" w:type="dxa"/>
+              <w:left w:w="100" w:type="dxa"/>
+              <w:right w:w="100" w:type="dxa"/>
+            </w:tcMar>
+          </w:tcPr>
+          <w:p>
+            <w:pPr>
+              <w:spacing w:before="0" w:after="0"/>
+            </w:pPr>
+            <w:r/>
+            <w:r>
+              <w:rPr>
+                <w:color w:val="3C4752"/>
+                <w:sz w:val="19"/>
+              </w:rPr>
+              <w:t xml:space="preserve">A browser journey runs an employer messaging and annotating an applicant and downloading the spreadsheet, and the candidate reading the message, the unread count and the notification page.</w:t>
+            </w:r>
+          </w:p>
+        </w:tc>
+        <w:tc>
+          <w:tcPr>
+            <w:tcW w:type="dxa" w:w="1296"/>
+            <w:shd w:val="clear" w:color="auto" w:fill="F2F4F6"/>
+            <w:tcMar>
+              <w:top w:w="60" w:type="dxa"/>
+              <w:bottom w:w="60" w:type="dxa"/>
+              <w:left w:w="100" w:type="dxa"/>
+              <w:right w:w="100" w:type="dxa"/>
+            </w:tcMar>
+          </w:tcPr>
+          <w:p>
+            <w:pPr>
+              <w:spacing w:before="0" w:after="0"/>
+            </w:pPr>
+            <w:r/>
+            <w:r>
+              <w:rPr>
+                <w:color w:val="3C4752"/>
+                <w:sz w:val="19"/>
+              </w:rPr>
+              <w:t xml:space="preserve">Sprint 60</w:t>
+            </w:r>
+          </w:p>
+        </w:tc>
+      </w:tr>
     </w:tbl>
     <w:p>
       <w:pPr>
@@ -16711,7 +17352,7 @@
         <w:pStyle w:val="Heading2"/>
       </w:pPr>
       <w:r>
-        <w:t>Status at a Glance — Version 1.19 (2026-10-13)</w:t>
+        <w:t>Status at a Glance — Version 1.20 (2026-10-13)</w:t>
       </w:r>
     </w:p>
     <w:p>
@@ -22190,25 +22831,25 @@
         <w:tc>
           <w:tcPr>
             <w:tcW w:type="dxa" w:w="1250"/>
-            <w:shd w:val="clear" w:color="auto" w:fill="FFFFFF"/>
-            <w:tcMar>
-              <w:top w:w="60" w:type="dxa"/>
-              <w:bottom w:w="60" w:type="dxa"/>
-              <w:left w:w="100" w:type="dxa"/>
-              <w:right w:w="100" w:type="dxa"/>
-            </w:tcMar>
-          </w:tcPr>
-          <w:p>
-            <w:pPr>
-              <w:spacing w:before="0" w:after="0"/>
-            </w:pPr>
-            <w:r/>
-            <w:r>
-              <w:rPr>
-                <w:color w:val="3C4752"/>
-                <w:sz w:val="19"/>
-              </w:rPr>
-              <w:t xml:space="preserve">To do — Next</w:t>
+            <w:shd w:val="clear" w:color="auto" w:fill="E3F2E6"/>
+            <w:tcMar>
+              <w:top w:w="60" w:type="dxa"/>
+              <w:bottom w:w="60" w:type="dxa"/>
+              <w:left w:w="100" w:type="dxa"/>
+              <w:right w:w="100" w:type="dxa"/>
+            </w:tcMar>
+          </w:tcPr>
+          <w:p>
+            <w:pPr>
+              <w:spacing w:before="0" w:after="0"/>
+            </w:pPr>
+            <w:r/>
+            <w:r>
+              <w:rPr>
+                <w:color w:val="3C4752"/>
+                <w:sz w:val="19"/>
+              </w:rPr>
+              <w:t xml:space="preserve">Done</w:t>
             </w:r>
           </w:p>
         </w:tc>
@@ -22233,7 +22874,7 @@
                 <w:color w:val="3C4752"/>
                 <w:sz w:val="19"/>
               </w:rPr>
-              <w:t xml:space="preserve">New in v1.15. Sprint 60.</w:t>
+              <w:t xml:space="preserve">Sprint 60 (ADR-070). The latest message per application, never in the outbox.</w:t>
             </w:r>
           </w:p>
         </w:tc>
@@ -22292,25 +22933,25 @@
         <w:tc>
           <w:tcPr>
             <w:tcW w:type="dxa" w:w="1250"/>
-            <w:shd w:val="clear" w:color="auto" w:fill="F2F4F6"/>
-            <w:tcMar>
-              <w:top w:w="60" w:type="dxa"/>
-              <w:bottom w:w="60" w:type="dxa"/>
-              <w:left w:w="100" w:type="dxa"/>
-              <w:right w:w="100" w:type="dxa"/>
-            </w:tcMar>
-          </w:tcPr>
-          <w:p>
-            <w:pPr>
-              <w:spacing w:before="0" w:after="0"/>
-            </w:pPr>
-            <w:r/>
-            <w:r>
-              <w:rPr>
-                <w:color w:val="3C4752"/>
-                <w:sz w:val="19"/>
-              </w:rPr>
-              <w:t xml:space="preserve">To do — Next</w:t>
+            <w:shd w:val="clear" w:color="auto" w:fill="E3F2E6"/>
+            <w:tcMar>
+              <w:top w:w="60" w:type="dxa"/>
+              <w:bottom w:w="60" w:type="dxa"/>
+              <w:left w:w="100" w:type="dxa"/>
+              <w:right w:w="100" w:type="dxa"/>
+            </w:tcMar>
+          </w:tcPr>
+          <w:p>
+            <w:pPr>
+              <w:spacing w:before="0" w:after="0"/>
+            </w:pPr>
+            <w:r/>
+            <w:r>
+              <w:rPr>
+                <w:color w:val="3C4752"/>
+                <w:sz w:val="19"/>
+              </w:rPr>
+              <w:t xml:space="preserve">Done</w:t>
             </w:r>
           </w:p>
         </w:tc>
@@ -22335,7 +22976,7 @@
                 <w:color w:val="3C4752"/>
                 <w:sz w:val="19"/>
               </w:rPr>
-              <w:t xml:space="preserve">New in v1.15. Sprint 60.</w:t>
+              <w:t xml:space="preserve">Sprint 60 (ADR-070). Private notes in the person's export; one serialiser feeds the list and the CSV.</w:t>
             </w:r>
           </w:p>
         </w:tc>
@@ -22394,25 +23035,25 @@
         <w:tc>
           <w:tcPr>
             <w:tcW w:type="dxa" w:w="1250"/>
-            <w:shd w:val="clear" w:color="auto" w:fill="FFFFFF"/>
-            <w:tcMar>
-              <w:top w:w="60" w:type="dxa"/>
-              <w:bottom w:w="60" w:type="dxa"/>
-              <w:left w:w="100" w:type="dxa"/>
-              <w:right w:w="100" w:type="dxa"/>
-            </w:tcMar>
-          </w:tcPr>
-          <w:p>
-            <w:pPr>
-              <w:spacing w:before="0" w:after="0"/>
-            </w:pPr>
-            <w:r/>
-            <w:r>
-              <w:rPr>
-                <w:color w:val="3C4752"/>
-                <w:sz w:val="19"/>
-              </w:rPr>
-              <w:t xml:space="preserve">To do — Next</w:t>
+            <w:shd w:val="clear" w:color="auto" w:fill="E3F2E6"/>
+            <w:tcMar>
+              <w:top w:w="60" w:type="dxa"/>
+              <w:bottom w:w="60" w:type="dxa"/>
+              <w:left w:w="100" w:type="dxa"/>
+              <w:right w:w="100" w:type="dxa"/>
+            </w:tcMar>
+          </w:tcPr>
+          <w:p>
+            <w:pPr>
+              <w:spacing w:before="0" w:after="0"/>
+            </w:pPr>
+            <w:r/>
+            <w:r>
+              <w:rPr>
+                <w:color w:val="3C4752"/>
+                <w:sz w:val="19"/>
+              </w:rPr>
+              <w:t xml:space="preserve">Done</w:t>
             </w:r>
           </w:p>
         </w:tc>
@@ -22437,7 +23078,7 @@
                 <w:color w:val="3C4752"/>
                 <w:sz w:val="19"/>
               </w:rPr>
-              <w:t xml:space="preserve">New in v1.15. Sprint 60.</w:t>
+              <w:t xml:space="preserve">Sprint 60 (ADR-070). Header count, paged notifications page, mark one or all read.</w:t>
             </w:r>
           </w:p>
         </w:tc>
@@ -27794,7 +28435,7 @@
           <w:color w:val="3C4752"/>
           <w:sz w:val="18"/>
         </w:rPr>
-        <w:t>Not started. A status change notifies the candidate but carries no detail.</w:t>
+        <w:t>Done in Sprint 60 (ADR-070, migration 0053). An employer sends up to 500 characters with a status change. The latest message is kept on the application and shown to the candidate there; the notice and the email say that there is a message and never carry its words, because an interview contact is likely to include a phone number and the outbox keeps free text for 90 days. The message is in the candidate's data export. It is one message, not a thread.</w:t>
       </w:r>
     </w:p>
     <w:p>
@@ -27871,7 +28512,7 @@
           <w:color w:val="3C4752"/>
           <w:sz w:val="18"/>
         </w:rPr>
-        <w:t>Not started.</w:t>
+        <w:t>Done in Sprint 60 (ADR-070). A private note of up to 2,000 characters per applicant, in no candidate-facing response and in the person's data export (a summary of what is held about them). The CSV is built from the same serialiser as the list, so a withdrawn applicant is blank; every cell is formula-safe, bulk upload's error file included; the download is recorded with a count.</w:t>
       </w:r>
     </w:p>
     <w:p>
@@ -27939,7 +28580,7 @@
           <w:color w:val="3C4752"/>
           <w:sz w:val="18"/>
         </w:rPr>
-        <w:t>Not started. Notices show only inside the applications page.</w:t>
+        <w:t>Done in Sprint 60 (ADR-070). An Updates link with an unread count in the header for any signed-in person, and a notifications page with every notice, paged by a cursor on time and id (a sweep queues hundreds in one transaction, so time alone would skip them), mark one read and mark all read.</w:t>
       </w:r>
     </w:p>
     <w:p>
@@ -29107,7 +29748,7 @@
     <w:p>
       <w:pPr/>
       <w:r>
-        <w:t xml:space="preserve">A record of what the sprints since version 1.1 delivered, followed by a proposal for the next one. Sprints 41 to 58 are merged into main (pull requests #17 to #44). Sprint 59 is on its own branch and not yet merged.</w:t>
+        <w:t xml:space="preserve">A record of what the sprints since version 1.1 delivered, followed by a proposal for the next one. Sprints 41 to 59 are merged into main (pull requests #17 to #45). Sprint 60 is on its own branch and not yet merged.</w:t>
       </w:r>
     </w:p>
     <w:tbl>
@@ -30680,11 +31321,63 @@
           </w:p>
         </w:tc>
       </w:tr>
+      <w:tr>
+        <w:tc>
+          <w:tcPr>
+            <w:tcW w:type="dxa" w:w="1200"/>
+            <w:shd w:val="clear" w:color="auto" w:fill="FFFFFF"/>
+            <w:tcMar>
+              <w:top w:w="60" w:type="dxa"/>
+              <w:bottom w:w="60" w:type="dxa"/>
+              <w:left w:w="100" w:type="dxa"/>
+              <w:right w:w="100" w:type="dxa"/>
+            </w:tcMar>
+          </w:tcPr>
+          <w:p>
+            <w:pPr>
+              <w:spacing w:before="0" w:after="0"/>
+            </w:pPr>
+            <w:r/>
+            <w:r>
+              <w:rPr>
+                <w:color w:val="3C4752"/>
+                <w:sz w:val="19"/>
+              </w:rPr>
+              <w:t xml:space="preserve">60</w:t>
+            </w:r>
+          </w:p>
+        </w:tc>
+        <w:tc>
+          <w:tcPr>
+            <w:tcW w:type="dxa" w:w="7728"/>
+            <w:shd w:val="clear" w:color="auto" w:fill="FFFFFF"/>
+            <w:tcMar>
+              <w:top w:w="60" w:type="dxa"/>
+              <w:bottom w:w="60" w:type="dxa"/>
+              <w:left w:w="100" w:type="dxa"/>
+              <w:right w:w="100" w:type="dxa"/>
+            </w:tcMar>
+          </w:tcPr>
+          <w:p>
+            <w:pPr>
+              <w:spacing w:before="0" w:after="0"/>
+            </w:pPr>
+            <w:r/>
+            <w:r>
+              <w:rPr>
+                <w:color w:val="3C4752"/>
+                <w:sz w:val="19"/>
+              </w:rPr>
+              <w:t xml:space="preserve">Hiring that finishes: an employer can send a message with a status change (the latest one, read from the application and never copied into the outbox), keep a private note and download the applicants as a formula-safe spreadsheet built by the same serialiser as the list; a person gets an Updates count in the header and a notifications page paged past fifty (ADR-070, migration 0053).</w:t>
+            </w:r>
+          </w:p>
+        </w:tc>
+      </w:tr>
     </w:tbl>
     <w:p>
       <w:pPr/>
       <w:r>
-        <w:t xml:space="preserve">Proposal for Sprints 60 to 61, for discussion (version 1.19). SEO, deployment, monetisation and real external integrations stay deferred by the Product Owner; every sprint below is code-only. If one runs long, its cut line is: Sprint 60 ships the message and defers the export; Sprint 61 can wait for a real agency.</w:t>
+        <w:t xml:space="preserve">Proposal for Sprint 61, for discussion (version 1.20). SEO, deployment, monetisation and real external integrations stay deferred by the Product Owner; every sprint below is code-only. If one runs long, its cut line is: Sprint 61 can wait for a real agency.</w:t>
       </w:r>
     </w:p>
     <w:tbl>
@@ -30821,7 +31514,7 @@
                 <w:color w:val="3C4752"/>
                 <w:sz w:val="19"/>
               </w:rPr>
-              <w:t xml:space="preserve">BL-14.7 to BL-14.9: Hiring that finishes (Sprint 60)</w:t>
+              <w:t xml:space="preserve">BL-14.10: A pilot with an agency (Sprint 61)</w:t>
             </w:r>
           </w:p>
         </w:tc>
@@ -30829,83 +31522,6 @@
           <w:tcPr>
             <w:tcW w:type="dxa" w:w="4128"/>
             <w:shd w:val="clear" w:color="auto" w:fill="F2F4F6"/>
-            <w:tcMar>
-              <w:top w:w="60" w:type="dxa"/>
-              <w:bottom w:w="60" w:type="dxa"/>
-              <w:left w:w="100" w:type="dxa"/>
-              <w:right w:w="100" w:type="dxa"/>
-            </w:tcMar>
-          </w:tcPr>
-          <w:p>
-            <w:pPr>
-              <w:spacing w:before="0" w:after="0"/>
-            </w:pPr>
-            <w:r/>
-            <w:r>
-              <w:rPr>
-                <w:color w:val="3C4752"/>
-                <w:sz w:val="19"/>
-              </w:rPr>
-              <w:t xml:space="preserve">The employer can change a status but cannot say when or where, and the candidate has no notification page.</w:t>
-            </w:r>
-          </w:p>
-        </w:tc>
-      </w:tr>
-      <w:tr>
-        <w:tc>
-          <w:tcPr>
-            <w:tcW w:type="dxa" w:w="1200"/>
-            <w:shd w:val="clear" w:color="auto" w:fill="FFFFFF"/>
-            <w:tcMar>
-              <w:top w:w="60" w:type="dxa"/>
-              <w:bottom w:w="60" w:type="dxa"/>
-              <w:left w:w="100" w:type="dxa"/>
-              <w:right w:w="100" w:type="dxa"/>
-            </w:tcMar>
-          </w:tcPr>
-          <w:p>
-            <w:pPr>
-              <w:spacing w:before="0" w:after="0"/>
-            </w:pPr>
-            <w:r/>
-            <w:r>
-              <w:rPr>
-                <w:color w:val="3C4752"/>
-                <w:sz w:val="19"/>
-              </w:rPr>
-              <w:t xml:space="preserve">2</w:t>
-            </w:r>
-          </w:p>
-        </w:tc>
-        <w:tc>
-          <w:tcPr>
-            <w:tcW w:type="dxa" w:w="3600"/>
-            <w:shd w:val="clear" w:color="auto" w:fill="FFFFFF"/>
-            <w:tcMar>
-              <w:top w:w="60" w:type="dxa"/>
-              <w:bottom w:w="60" w:type="dxa"/>
-              <w:left w:w="100" w:type="dxa"/>
-              <w:right w:w="100" w:type="dxa"/>
-            </w:tcMar>
-          </w:tcPr>
-          <w:p>
-            <w:pPr>
-              <w:spacing w:before="0" w:after="0"/>
-            </w:pPr>
-            <w:r/>
-            <w:r>
-              <w:rPr>
-                <w:color w:val="3C4752"/>
-                <w:sz w:val="19"/>
-              </w:rPr>
-              <w:t xml:space="preserve">BL-14.10: A pilot with an agency (Sprint 61)</w:t>
-            </w:r>
-          </w:p>
-        </w:tc>
-        <w:tc>
-          <w:tcPr>
-            <w:tcW w:type="dxa" w:w="4128"/>
-            <w:shd w:val="clear" w:color="auto" w:fill="FFFFFF"/>
             <w:tcMar>
               <w:top w:w="60" w:type="dxa"/>
               <w:bottom w:w="60" w:type="dxa"/>

--- a/docs/IISM-Product-Backlog.docx
+++ b/docs/IISM-Product-Backlog.docx
@@ -61,7 +61,7 @@
           <w:color w:val="3C4752"/>
           <w:sz w:val="24"/>
         </w:rPr>
-        <w:t>Document Version 1.20</w:t>
+        <w:t>Document Version 1.21</w:t>
       </w:r>
     </w:p>
     <w:p>
@@ -196,7 +196,7 @@
                 <w:color w:val="3C4752"/>
                 <w:sz w:val="19"/>
               </w:rPr>
-              <w:t>1.20</w:t>
+              <w:t>1.21</w:t>
             </w:r>
           </w:p>
         </w:tc>
@@ -2763,6 +2763,108 @@
           </w:p>
         </w:tc>
       </w:tr>
+      <w:tr>
+        <w:tc>
+          <w:tcPr>
+            <w:tcW w:type="dxa" w:w="1152"/>
+            <w:shd w:val="clear" w:color="auto" w:fill="F2F4F6"/>
+            <w:tcMar>
+              <w:top w:w="60" w:type="dxa"/>
+              <w:bottom w:w="60" w:type="dxa"/>
+              <w:left w:w="100" w:type="dxa"/>
+              <w:right w:w="100" w:type="dxa"/>
+            </w:tcMar>
+          </w:tcPr>
+          <w:p>
+            <w:pPr>
+              <w:spacing w:before="0" w:after="0"/>
+            </w:pPr>
+            <w:r/>
+            <w:r>
+              <w:rPr>
+                <w:color w:val="3C4752"/>
+                <w:sz w:val="19"/>
+              </w:rPr>
+              <w:t xml:space="preserve">1.21</w:t>
+            </w:r>
+          </w:p>
+        </w:tc>
+        <w:tc>
+          <w:tcPr>
+            <w:tcW w:type="dxa" w:w="1296"/>
+            <w:shd w:val="clear" w:color="auto" w:fill="F2F4F6"/>
+            <w:tcMar>
+              <w:top w:w="60" w:type="dxa"/>
+              <w:bottom w:w="60" w:type="dxa"/>
+              <w:left w:w="100" w:type="dxa"/>
+              <w:right w:w="100" w:type="dxa"/>
+            </w:tcMar>
+          </w:tcPr>
+          <w:p>
+            <w:pPr>
+              <w:spacing w:before="0" w:after="0"/>
+            </w:pPr>
+            <w:r/>
+            <w:r>
+              <w:rPr>
+                <w:color w:val="3C4752"/>
+                <w:sz w:val="19"/>
+              </w:rPr>
+              <w:t xml:space="preserve">2026-10-14</w:t>
+            </w:r>
+          </w:p>
+        </w:tc>
+        <w:tc>
+          <w:tcPr>
+            <w:tcW w:type="dxa" w:w="2592"/>
+            <w:shd w:val="clear" w:color="auto" w:fill="F2F4F6"/>
+            <w:tcMar>
+              <w:top w:w="60" w:type="dxa"/>
+              <w:bottom w:w="60" w:type="dxa"/>
+              <w:left w:w="100" w:type="dxa"/>
+              <w:right w:w="100" w:type="dxa"/>
+            </w:tcMar>
+          </w:tcPr>
+          <w:p>
+            <w:pPr>
+              <w:spacing w:before="0" w:after="0"/>
+            </w:pPr>
+            <w:r/>
+            <w:r>
+              <w:rPr>
+                <w:color w:val="3C4752"/>
+                <w:sz w:val="19"/>
+              </w:rPr>
+              <w:t xml:space="preserve">Product &amp; Engineering</w:t>
+            </w:r>
+          </w:p>
+        </w:tc>
+        <w:tc>
+          <w:tcPr>
+            <w:tcW w:type="dxa" w:w="3600"/>
+            <w:shd w:val="clear" w:color="auto" w:fill="F2F4F6"/>
+            <w:tcMar>
+              <w:top w:w="60" w:type="dxa"/>
+              <w:bottom w:w="60" w:type="dxa"/>
+              <w:left w:w="100" w:type="dxa"/>
+              <w:right w:w="100" w:type="dxa"/>
+            </w:tcMar>
+          </w:tcPr>
+          <w:p>
+            <w:pPr>
+              <w:spacing w:before="0" w:after="0"/>
+            </w:pPr>
+            <w:r/>
+            <w:r>
+              <w:rPr>
+                <w:color w:val="3C4752"/>
+                <w:sz w:val="19"/>
+              </w:rPr>
+              <w:t xml:space="preserve">Brought up to date through Sprint 61: Epic 13 gains seven stories (an operator enrols an agency's file from the back office on one engine shared with the script; the privacy notice must be attested and the attestation is recorded; nobody is overwritten; rows are validated properly; phones are masked and a person's export says how they came to be enrolled; and a browser journey); BL-14.10 done, which completes the Sprint 56 to 61 roadmap; section 4.4 records Sprint 61 and replaces the next-sprint proposal.</w:t>
+            </w:r>
+          </w:p>
+        </w:tc>
+      </w:tr>
     </w:tbl>
     <w:p>
       <w:pPr>
@@ -3552,7 +3654,7 @@
           <w:b w:val="0"/>
           <w:i w:val="0"/>
         </w:rPr>
-        <w:t>Thirteen epics and one hundred and sixty stories, delivered from the walking skeleton through every-page browser checks, bulk update, layout stability, an enforced content-security policy and sign-in that cannot lock a person out (Sprint 56) a grievance route with a deadline (Sprint 57) course recommendations a person can act on (Sprint 58) a way to report and remove a bad listing (Sprint 59) and hiring that finishes: a message with a status, private notes, a spreadsheet and a notification page (Sprint 60). Epics 1 to 12 are grouped by theme, with the sprint each story shipped in named alongside it. Epic 13 collects everything delivered since version 1.1, in sprint order, because the later work cuts across the themes above.</w:t>
+        <w:t>Thirteen epics and one hundred and sixty-seven stories, delivered from the walking skeleton through every-page browser checks, bulk update, layout stability, an enforced content-security policy and sign-in that cannot lock a person out (Sprint 56) a grievance route with a deadline (Sprint 57) course recommendations a person can act on (Sprint 58) a way to report and remove a bad listing (Sprint 59) and hiring that finishes: a message with a status, private notes, a spreadsheet and a notification page (Sprint 60) and an operator enrolling an agency's file with the notice attested (Sprint 61). Epics 1 to 12 are grouped by theme, with the sprint each story shipped in named alongside it. Epic 13 collects everything delivered since version 1.1, in sprint order, because the later work cuts across the themes above.</w:t>
       </w:r>
     </w:p>
     <w:p>
@@ -17313,6 +17415,545 @@
           </w:p>
         </w:tc>
       </w:tr>
+      <w:tr>
+        <w:tc>
+          <w:tcPr>
+            <w:tcW w:type="dxa" w:w="720"/>
+            <w:shd w:val="clear" w:color="auto" w:fill="FFFFFF"/>
+            <w:tcMar>
+              <w:top w:w="60" w:type="dxa"/>
+              <w:bottom w:w="60" w:type="dxa"/>
+              <w:left w:w="100" w:type="dxa"/>
+              <w:right w:w="100" w:type="dxa"/>
+            </w:tcMar>
+          </w:tcPr>
+          <w:p>
+            <w:pPr>
+              <w:spacing w:before="0" w:after="0"/>
+            </w:pPr>
+            <w:r/>
+            <w:r>
+              <w:rPr>
+                <w:color w:val="3C4752"/>
+                <w:sz w:val="19"/>
+              </w:rPr>
+              <w:t xml:space="preserve">13.110</w:t>
+            </w:r>
+          </w:p>
+        </w:tc>
+        <w:tc>
+          <w:tcPr>
+            <w:tcW w:type="dxa" w:w="6912"/>
+            <w:shd w:val="clear" w:color="auto" w:fill="FFFFFF"/>
+            <w:tcMar>
+              <w:top w:w="60" w:type="dxa"/>
+              <w:bottom w:w="60" w:type="dxa"/>
+              <w:left w:w="100" w:type="dxa"/>
+              <w:right w:w="100" w:type="dxa"/>
+            </w:tcMar>
+          </w:tcPr>
+          <w:p>
+            <w:pPr>
+              <w:spacing w:before="0" w:after="0"/>
+            </w:pPr>
+            <w:r/>
+            <w:r>
+              <w:rPr>
+                <w:color w:val="3C4752"/>
+                <w:sz w:val="19"/>
+              </w:rPr>
+              <w:t xml:space="preserve">An admin-tier operator can enrol an agency's file from the back office: choose a programme and a CSV, read what would happen to every row (writing nothing), and only then enrol; a support operator is not offered the panel and the server refuses them.</w:t>
+            </w:r>
+          </w:p>
+        </w:tc>
+        <w:tc>
+          <w:tcPr>
+            <w:tcW w:type="dxa" w:w="1296"/>
+            <w:shd w:val="clear" w:color="auto" w:fill="FFFFFF"/>
+            <w:tcMar>
+              <w:top w:w="60" w:type="dxa"/>
+              <w:bottom w:w="60" w:type="dxa"/>
+              <w:left w:w="100" w:type="dxa"/>
+              <w:right w:w="100" w:type="dxa"/>
+            </w:tcMar>
+          </w:tcPr>
+          <w:p>
+            <w:pPr>
+              <w:spacing w:before="0" w:after="0"/>
+            </w:pPr>
+            <w:r/>
+            <w:r>
+              <w:rPr>
+                <w:color w:val="3C4752"/>
+                <w:sz w:val="19"/>
+              </w:rPr>
+              <w:t xml:space="preserve">Sprint 61</w:t>
+            </w:r>
+          </w:p>
+        </w:tc>
+      </w:tr>
+      <w:tr>
+        <w:tc>
+          <w:tcPr>
+            <w:tcW w:type="dxa" w:w="720"/>
+            <w:shd w:val="clear" w:color="auto" w:fill="F2F4F6"/>
+            <w:tcMar>
+              <w:top w:w="60" w:type="dxa"/>
+              <w:bottom w:w="60" w:type="dxa"/>
+              <w:left w:w="100" w:type="dxa"/>
+              <w:right w:w="100" w:type="dxa"/>
+            </w:tcMar>
+          </w:tcPr>
+          <w:p>
+            <w:pPr>
+              <w:spacing w:before="0" w:after="0"/>
+            </w:pPr>
+            <w:r/>
+            <w:r>
+              <w:rPr>
+                <w:color w:val="3C4752"/>
+                <w:sz w:val="19"/>
+              </w:rPr>
+              <w:t xml:space="preserve">13.111</w:t>
+            </w:r>
+          </w:p>
+        </w:tc>
+        <w:tc>
+          <w:tcPr>
+            <w:tcW w:type="dxa" w:w="6912"/>
+            <w:shd w:val="clear" w:color="auto" w:fill="F2F4F6"/>
+            <w:tcMar>
+              <w:top w:w="60" w:type="dxa"/>
+              <w:bottom w:w="60" w:type="dxa"/>
+              <w:left w:w="100" w:type="dxa"/>
+              <w:right w:w="100" w:type="dxa"/>
+            </w:tcMar>
+          </w:tcPr>
+          <w:p>
+            <w:pPr>
+              <w:spacing w:before="0" w:after="0"/>
+            </w:pPr>
+            <w:r/>
+            <w:r>
+              <w:rPr>
+                <w:color w:val="3C4752"/>
+                <w:sz w:val="19"/>
+              </w:rPr>
+              <w:t xml:space="preserve">The check and the enrolment run one decision function, shared with the command-line script, which is now a thin caller; a check cannot promise what an enrolment would not do.</w:t>
+            </w:r>
+          </w:p>
+        </w:tc>
+        <w:tc>
+          <w:tcPr>
+            <w:tcW w:type="dxa" w:w="1296"/>
+            <w:shd w:val="clear" w:color="auto" w:fill="F2F4F6"/>
+            <w:tcMar>
+              <w:top w:w="60" w:type="dxa"/>
+              <w:bottom w:w="60" w:type="dxa"/>
+              <w:left w:w="100" w:type="dxa"/>
+              <w:right w:w="100" w:type="dxa"/>
+            </w:tcMar>
+          </w:tcPr>
+          <w:p>
+            <w:pPr>
+              <w:spacing w:before="0" w:after="0"/>
+            </w:pPr>
+            <w:r/>
+            <w:r>
+              <w:rPr>
+                <w:color w:val="3C4752"/>
+                <w:sz w:val="19"/>
+              </w:rPr>
+              <w:t xml:space="preserve">Sprint 61</w:t>
+            </w:r>
+          </w:p>
+        </w:tc>
+      </w:tr>
+      <w:tr>
+        <w:tc>
+          <w:tcPr>
+            <w:tcW w:type="dxa" w:w="720"/>
+            <w:shd w:val="clear" w:color="auto" w:fill="FFFFFF"/>
+            <w:tcMar>
+              <w:top w:w="60" w:type="dxa"/>
+              <w:bottom w:w="60" w:type="dxa"/>
+              <w:left w:w="100" w:type="dxa"/>
+              <w:right w:w="100" w:type="dxa"/>
+            </w:tcMar>
+          </w:tcPr>
+          <w:p>
+            <w:pPr>
+              <w:spacing w:before="0" w:after="0"/>
+            </w:pPr>
+            <w:r/>
+            <w:r>
+              <w:rPr>
+                <w:color w:val="3C4752"/>
+                <w:sz w:val="19"/>
+              </w:rPr>
+              <w:t xml:space="preserve">13.112</w:t>
+            </w:r>
+          </w:p>
+        </w:tc>
+        <w:tc>
+          <w:tcPr>
+            <w:tcW w:type="dxa" w:w="6912"/>
+            <w:shd w:val="clear" w:color="auto" w:fill="FFFFFF"/>
+            <w:tcMar>
+              <w:top w:w="60" w:type="dxa"/>
+              <w:bottom w:w="60" w:type="dxa"/>
+              <w:left w:w="100" w:type="dxa"/>
+              <w:right w:w="100" w:type="dxa"/>
+            </w:tcMar>
+          </w:tcPr>
+          <w:p>
+            <w:pPr>
+              <w:spacing w:before="0" w:after="0"/>
+            </w:pPr>
+            <w:r/>
+            <w:r>
+              <w:rPr>
+                <w:color w:val="3C4752"/>
+                <w:sz w:val="19"/>
+              </w:rPr>
+              <w:t xml:space="preserve">An enrolment is refused unless the operator confirms the privacy notice was read out to everyone in the file; the batch records who, when and which notice version, and the screen says plainly that this does not verify the conversation happened.</w:t>
+            </w:r>
+          </w:p>
+        </w:tc>
+        <w:tc>
+          <w:tcPr>
+            <w:tcW w:type="dxa" w:w="1296"/>
+            <w:shd w:val="clear" w:color="auto" w:fill="FFFFFF"/>
+            <w:tcMar>
+              <w:top w:w="60" w:type="dxa"/>
+              <w:bottom w:w="60" w:type="dxa"/>
+              <w:left w:w="100" w:type="dxa"/>
+              <w:right w:w="100" w:type="dxa"/>
+            </w:tcMar>
+          </w:tcPr>
+          <w:p>
+            <w:pPr>
+              <w:spacing w:before="0" w:after="0"/>
+            </w:pPr>
+            <w:r/>
+            <w:r>
+              <w:rPr>
+                <w:color w:val="3C4752"/>
+                <w:sz w:val="19"/>
+              </w:rPr>
+              <w:t xml:space="preserve">Sprint 61</w:t>
+            </w:r>
+          </w:p>
+        </w:tc>
+      </w:tr>
+      <w:tr>
+        <w:tc>
+          <w:tcPr>
+            <w:tcW w:type="dxa" w:w="720"/>
+            <w:shd w:val="clear" w:color="auto" w:fill="F2F4F6"/>
+            <w:tcMar>
+              <w:top w:w="60" w:type="dxa"/>
+              <w:bottom w:w="60" w:type="dxa"/>
+              <w:left w:w="100" w:type="dxa"/>
+              <w:right w:w="100" w:type="dxa"/>
+            </w:tcMar>
+          </w:tcPr>
+          <w:p>
+            <w:pPr>
+              <w:spacing w:before="0" w:after="0"/>
+            </w:pPr>
+            <w:r/>
+            <w:r>
+              <w:rPr>
+                <w:color w:val="3C4752"/>
+                <w:sz w:val="19"/>
+              </w:rPr>
+              <w:t xml:space="preserve">13.113</w:t>
+            </w:r>
+          </w:p>
+        </w:tc>
+        <w:tc>
+          <w:tcPr>
+            <w:tcW w:type="dxa" w:w="6912"/>
+            <w:shd w:val="clear" w:color="auto" w:fill="F2F4F6"/>
+            <w:tcMar>
+              <w:top w:w="60" w:type="dxa"/>
+              <w:bottom w:w="60" w:type="dxa"/>
+              <w:left w:w="100" w:type="dxa"/>
+              <w:right w:w="100" w:type="dxa"/>
+            </w:tcMar>
+          </w:tcPr>
+          <w:p>
+            <w:pPr>
+              <w:spacing w:before="0" w:after="0"/>
+            </w:pPr>
+            <w:r/>
+            <w:r>
+              <w:rPr>
+                <w:color w:val="3C4752"/>
+                <w:sz w:val="19"/>
+              </w:rPr>
+              <w:t xml:space="preserve">A person who already has an account keeps everything they entered and gains only the programme tag; a person already in a programme is left alone and named; a second run of the same file creates nobody.</w:t>
+            </w:r>
+          </w:p>
+        </w:tc>
+        <w:tc>
+          <w:tcPr>
+            <w:tcW w:type="dxa" w:w="1296"/>
+            <w:shd w:val="clear" w:color="auto" w:fill="F2F4F6"/>
+            <w:tcMar>
+              <w:top w:w="60" w:type="dxa"/>
+              <w:bottom w:w="60" w:type="dxa"/>
+              <w:left w:w="100" w:type="dxa"/>
+              <w:right w:w="100" w:type="dxa"/>
+            </w:tcMar>
+          </w:tcPr>
+          <w:p>
+            <w:pPr>
+              <w:spacing w:before="0" w:after="0"/>
+            </w:pPr>
+            <w:r/>
+            <w:r>
+              <w:rPr>
+                <w:color w:val="3C4752"/>
+                <w:sz w:val="19"/>
+              </w:rPr>
+              <w:t xml:space="preserve">Sprint 61</w:t>
+            </w:r>
+          </w:p>
+        </w:tc>
+      </w:tr>
+      <w:tr>
+        <w:tc>
+          <w:tcPr>
+            <w:tcW w:type="dxa" w:w="720"/>
+            <w:shd w:val="clear" w:color="auto" w:fill="FFFFFF"/>
+            <w:tcMar>
+              <w:top w:w="60" w:type="dxa"/>
+              <w:bottom w:w="60" w:type="dxa"/>
+              <w:left w:w="100" w:type="dxa"/>
+              <w:right w:w="100" w:type="dxa"/>
+            </w:tcMar>
+          </w:tcPr>
+          <w:p>
+            <w:pPr>
+              <w:spacing w:before="0" w:after="0"/>
+            </w:pPr>
+            <w:r/>
+            <w:r>
+              <w:rPr>
+                <w:color w:val="3C4752"/>
+                <w:sz w:val="19"/>
+              </w:rPr>
+              <w:t xml:space="preserve">13.114</w:t>
+            </w:r>
+          </w:p>
+        </w:tc>
+        <w:tc>
+          <w:tcPr>
+            <w:tcW w:type="dxa" w:w="6912"/>
+            <w:shd w:val="clear" w:color="auto" w:fill="FFFFFF"/>
+            <w:tcMar>
+              <w:top w:w="60" w:type="dxa"/>
+              <w:bottom w:w="60" w:type="dxa"/>
+              <w:left w:w="100" w:type="dxa"/>
+              <w:right w:w="100" w:type="dxa"/>
+            </w:tcMar>
+          </w:tcPr>
+          <w:p>
+            <w:pPr>
+              <w:spacing w:before="0" w:after="0"/>
+            </w:pPr>
+            <w:r/>
+            <w:r>
+              <w:rPr>
+                <w:color w:val="3C4752"/>
+                <w:sz w:val="19"/>
+              </w:rPr>
+              <w:t xml:space="preserve">Each row is checked as the profile editor would: an Indian mobile number, a number not repeated in the file, name, headline and years within their limits, an unrecognised place a warning not an error; one bad row costs one row, and a number created by another request in the meantime reads as already enrolled.</w:t>
+            </w:r>
+          </w:p>
+        </w:tc>
+        <w:tc>
+          <w:tcPr>
+            <w:tcW w:type="dxa" w:w="1296"/>
+            <w:shd w:val="clear" w:color="auto" w:fill="FFFFFF"/>
+            <w:tcMar>
+              <w:top w:w="60" w:type="dxa"/>
+              <w:bottom w:w="60" w:type="dxa"/>
+              <w:left w:w="100" w:type="dxa"/>
+              <w:right w:w="100" w:type="dxa"/>
+            </w:tcMar>
+          </w:tcPr>
+          <w:p>
+            <w:pPr>
+              <w:spacing w:before="0" w:after="0"/>
+            </w:pPr>
+            <w:r/>
+            <w:r>
+              <w:rPr>
+                <w:color w:val="3C4752"/>
+                <w:sz w:val="19"/>
+              </w:rPr>
+              <w:t xml:space="preserve">Sprint 61</w:t>
+            </w:r>
+          </w:p>
+        </w:tc>
+      </w:tr>
+      <w:tr>
+        <w:tc>
+          <w:tcPr>
+            <w:tcW w:type="dxa" w:w="720"/>
+            <w:shd w:val="clear" w:color="auto" w:fill="F2F4F6"/>
+            <w:tcMar>
+              <w:top w:w="60" w:type="dxa"/>
+              <w:bottom w:w="60" w:type="dxa"/>
+              <w:left w:w="100" w:type="dxa"/>
+              <w:right w:w="100" w:type="dxa"/>
+            </w:tcMar>
+          </w:tcPr>
+          <w:p>
+            <w:pPr>
+              <w:spacing w:before="0" w:after="0"/>
+            </w:pPr>
+            <w:r/>
+            <w:r>
+              <w:rPr>
+                <w:color w:val="3C4752"/>
+                <w:sz w:val="19"/>
+              </w:rPr>
+              <w:t xml:space="preserve">13.115</w:t>
+            </w:r>
+          </w:p>
+        </w:tc>
+        <w:tc>
+          <w:tcPr>
+            <w:tcW w:type="dxa" w:w="6912"/>
+            <w:shd w:val="clear" w:color="auto" w:fill="F2F4F6"/>
+            <w:tcMar>
+              <w:top w:w="60" w:type="dxa"/>
+              <w:bottom w:w="60" w:type="dxa"/>
+              <w:left w:w="100" w:type="dxa"/>
+              <w:right w:w="100" w:type="dxa"/>
+            </w:tcMar>
+          </w:tcPr>
+          <w:p>
+            <w:pPr>
+              <w:spacing w:before="0" w:after="0"/>
+            </w:pPr>
+            <w:r/>
+            <w:r>
+              <w:rPr>
+                <w:color w:val="3C4752"/>
+                <w:sz w:val="19"/>
+              </w:rPr>
+              <w:t xml:space="preserve">No phone number is ever shown whole: reports show it masked and the person by first name, the failed rows download as the operator's own file with an error column, a person's data export says how they came to be in a programme without naming the operator, and an operator's own erasure leaves the record.</w:t>
+            </w:r>
+          </w:p>
+        </w:tc>
+        <w:tc>
+          <w:tcPr>
+            <w:tcW w:type="dxa" w:w="1296"/>
+            <w:shd w:val="clear" w:color="auto" w:fill="F2F4F6"/>
+            <w:tcMar>
+              <w:top w:w="60" w:type="dxa"/>
+              <w:bottom w:w="60" w:type="dxa"/>
+              <w:left w:w="100" w:type="dxa"/>
+              <w:right w:w="100" w:type="dxa"/>
+            </w:tcMar>
+          </w:tcPr>
+          <w:p>
+            <w:pPr>
+              <w:spacing w:before="0" w:after="0"/>
+            </w:pPr>
+            <w:r/>
+            <w:r>
+              <w:rPr>
+                <w:color w:val="3C4752"/>
+                <w:sz w:val="19"/>
+              </w:rPr>
+              <w:t xml:space="preserve">Sprint 61</w:t>
+            </w:r>
+          </w:p>
+        </w:tc>
+      </w:tr>
+      <w:tr>
+        <w:tc>
+          <w:tcPr>
+            <w:tcW w:type="dxa" w:w="720"/>
+            <w:shd w:val="clear" w:color="auto" w:fill="FFFFFF"/>
+            <w:tcMar>
+              <w:top w:w="60" w:type="dxa"/>
+              <w:bottom w:w="60" w:type="dxa"/>
+              <w:left w:w="100" w:type="dxa"/>
+              <w:right w:w="100" w:type="dxa"/>
+            </w:tcMar>
+          </w:tcPr>
+          <w:p>
+            <w:pPr>
+              <w:spacing w:before="0" w:after="0"/>
+            </w:pPr>
+            <w:r/>
+            <w:r>
+              <w:rPr>
+                <w:color w:val="3C4752"/>
+                <w:sz w:val="19"/>
+              </w:rPr>
+              <w:t xml:space="preserve">13.116</w:t>
+            </w:r>
+          </w:p>
+        </w:tc>
+        <w:tc>
+          <w:tcPr>
+            <w:tcW w:type="dxa" w:w="6912"/>
+            <w:shd w:val="clear" w:color="auto" w:fill="FFFFFF"/>
+            <w:tcMar>
+              <w:top w:w="60" w:type="dxa"/>
+              <w:bottom w:w="60" w:type="dxa"/>
+              <w:left w:w="100" w:type="dxa"/>
+              <w:right w:w="100" w:type="dxa"/>
+            </w:tcMar>
+          </w:tcPr>
+          <w:p>
+            <w:pPr>
+              <w:spacing w:before="0" w:after="0"/>
+            </w:pPr>
+            <w:r/>
+            <w:r>
+              <w:rPr>
+                <w:color w:val="3C4752"/>
+                <w:sz w:val="19"/>
+              </w:rPr>
+              <w:t xml:space="preserve">A browser journey enrols a file as an admin operator, checks that nothing is written before the attestation, signs the enrolled person in by phone, and confirms a support operator never sees the panel.</w:t>
+            </w:r>
+          </w:p>
+        </w:tc>
+        <w:tc>
+          <w:tcPr>
+            <w:tcW w:type="dxa" w:w="1296"/>
+            <w:shd w:val="clear" w:color="auto" w:fill="FFFFFF"/>
+            <w:tcMar>
+              <w:top w:w="60" w:type="dxa"/>
+              <w:bottom w:w="60" w:type="dxa"/>
+              <w:left w:w="100" w:type="dxa"/>
+              <w:right w:w="100" w:type="dxa"/>
+            </w:tcMar>
+          </w:tcPr>
+          <w:p>
+            <w:pPr>
+              <w:spacing w:before="0" w:after="0"/>
+            </w:pPr>
+            <w:r/>
+            <w:r>
+              <w:rPr>
+                <w:color w:val="3C4752"/>
+                <w:sz w:val="19"/>
+              </w:rPr>
+              <w:t xml:space="preserve">Sprint 61</w:t>
+            </w:r>
+          </w:p>
+        </w:tc>
+      </w:tr>
     </w:tbl>
     <w:p>
       <w:pPr>
@@ -17352,7 +17993,7 @@
         <w:pStyle w:val="Heading2"/>
       </w:pPr>
       <w:r>
-        <w:t>Status at a Glance — Version 1.20 (2026-10-13)</w:t>
+        <w:t>Status at a Glance — Version 1.21 (2026-10-14)</w:t>
       </w:r>
     </w:p>
     <w:p>
@@ -23137,25 +23778,25 @@
         <w:tc>
           <w:tcPr>
             <w:tcW w:type="dxa" w:w="1250"/>
-            <w:shd w:val="clear" w:color="auto" w:fill="F2F4F6"/>
-            <w:tcMar>
-              <w:top w:w="60" w:type="dxa"/>
-              <w:bottom w:w="60" w:type="dxa"/>
-              <w:left w:w="100" w:type="dxa"/>
-              <w:right w:w="100" w:type="dxa"/>
-            </w:tcMar>
-          </w:tcPr>
-          <w:p>
-            <w:pPr>
-              <w:spacing w:before="0" w:after="0"/>
-            </w:pPr>
-            <w:r/>
-            <w:r>
-              <w:rPr>
-                <w:color w:val="3C4752"/>
-                <w:sz w:val="19"/>
-              </w:rPr>
-              <w:t xml:space="preserve">To do — Later</w:t>
+            <w:shd w:val="clear" w:color="auto" w:fill="E3F2E6"/>
+            <w:tcMar>
+              <w:top w:w="60" w:type="dxa"/>
+              <w:bottom w:w="60" w:type="dxa"/>
+              <w:left w:w="100" w:type="dxa"/>
+              <w:right w:w="100" w:type="dxa"/>
+            </w:tcMar>
+          </w:tcPr>
+          <w:p>
+            <w:pPr>
+              <w:spacing w:before="0" w:after="0"/>
+            </w:pPr>
+            <w:r/>
+            <w:r>
+              <w:rPr>
+                <w:color w:val="3C4752"/>
+                <w:sz w:val="19"/>
+              </w:rPr>
+              <w:t xml:space="preserve">Done</w:t>
             </w:r>
           </w:p>
         </w:tc>
@@ -23180,7 +23821,7 @@
                 <w:color w:val="3C4752"/>
                 <w:sz w:val="19"/>
               </w:rPr>
-              <w:t xml:space="preserve">New in v1.15. Sprint 61.</w:t>
+              <w:t xml:space="preserve">Sprint 61 (ADR-071). One engine for the back office and the script; the notice is attested and the attestation recorded; admin tier only.</w:t>
             </w:r>
           </w:p>
         </w:tc>
@@ -28666,7 +29307,7 @@
           <w:color w:val="3C4752"/>
           <w:sz w:val="18"/>
         </w:rPr>
-        <w:t>Not started. Enrolment today needs an engineer to run scripts/bulk_enrol_candidates.py.</w:t>
+        <w:t>Done in Sprint 61 (ADR-071, migration 0054). An admin-tier operator picks a programme and a CSV on the back office page, reads what would happen to each row (nothing is written), confirms the privacy notice was read out, and enrols. The command-line script now calls the same engine. The batch records who attested, when and which notice version; phones are masked in every report; a person already in the system keeps everything and gains only the tag. Consent is still asserted rather than verified, and the page says so; an agency login and a consent receipt from the person are not built.</w:t>
       </w:r>
     </w:p>
     <w:p>
@@ -29748,7 +30389,7 @@
     <w:p>
       <w:pPr/>
       <w:r>
-        <w:t xml:space="preserve">A record of what the sprints since version 1.1 delivered, followed by a proposal for the next one. Sprints 41 to 59 are merged into main (pull requests #17 to #45). Sprint 60 is on its own branch and not yet merged.</w:t>
+        <w:t xml:space="preserve">A record of what the sprints since version 1.1 delivered, followed by a proposal for the next one. Sprints 41 to 60 are merged into main (pull requests #17 to #49). Sprint 61 is on its own branch and not yet merged.</w:t>
       </w:r>
     </w:p>
     <w:tbl>
@@ -31373,11 +32014,63 @@
           </w:p>
         </w:tc>
       </w:tr>
+      <w:tr>
+        <w:tc>
+          <w:tcPr>
+            <w:tcW w:type="dxa" w:w="1200"/>
+            <w:shd w:val="clear" w:color="auto" w:fill="F2F4F6"/>
+            <w:tcMar>
+              <w:top w:w="60" w:type="dxa"/>
+              <w:bottom w:w="60" w:type="dxa"/>
+              <w:left w:w="100" w:type="dxa"/>
+              <w:right w:w="100" w:type="dxa"/>
+            </w:tcMar>
+          </w:tcPr>
+          <w:p>
+            <w:pPr>
+              <w:spacing w:before="0" w:after="0"/>
+            </w:pPr>
+            <w:r/>
+            <w:r>
+              <w:rPr>
+                <w:color w:val="3C4752"/>
+                <w:sz w:val="19"/>
+              </w:rPr>
+              <w:t xml:space="preserve">61</w:t>
+            </w:r>
+          </w:p>
+        </w:tc>
+        <w:tc>
+          <w:tcPr>
+            <w:tcW w:type="dxa" w:w="7728"/>
+            <w:shd w:val="clear" w:color="auto" w:fill="F2F4F6"/>
+            <w:tcMar>
+              <w:top w:w="60" w:type="dxa"/>
+              <w:bottom w:w="60" w:type="dxa"/>
+              <w:left w:w="100" w:type="dxa"/>
+              <w:right w:w="100" w:type="dxa"/>
+            </w:tcMar>
+          </w:tcPr>
+          <w:p>
+            <w:pPr>
+              <w:spacing w:before="0" w:after="0"/>
+            </w:pPr>
+            <w:r/>
+            <w:r>
+              <w:rPr>
+                <w:color w:val="3C4752"/>
+                <w:sz w:val="19"/>
+              </w:rPr>
+              <w:t xml:space="preserve">A pilot with an agency: an admin-tier operator can enrol an agency's CSV from the back office, with a check that writes nothing, an attestation that the privacy notice was read out (recorded with who, when and which notice version), nobody overwritten, phones masked, and one engine shared with the command-line script (ADR-071, migration 0054).</w:t>
+            </w:r>
+          </w:p>
+        </w:tc>
+      </w:tr>
     </w:tbl>
     <w:p>
       <w:pPr/>
       <w:r>
-        <w:t xml:space="preserve">Proposal for Sprint 61, for discussion (version 1.20). SEO, deployment, monetisation and real external integrations stay deferred by the Product Owner; every sprint below is code-only. If one runs long, its cut line is: Sprint 61 can wait for a real agency.</w:t>
+        <w:t xml:space="preserve">The Sprint 56 to 61 roadmap is complete (version 1.21). SEO, deployment, monetisation and real external integrations stay deferred by the Product Owner. What is left below needs a person or a decision from the Product Owner, or is held until real traffic, data or a deployment exists; none of it is code that can be started alone.</w:t>
       </w:r>
     </w:p>
     <w:tbl>
@@ -31463,83 +32156,6 @@
                 <w:sz w:val="19"/>
               </w:rPr>
               <w:t xml:space="preserve">Rationale</w:t>
-            </w:r>
-          </w:p>
-        </w:tc>
-      </w:tr>
-      <w:tr>
-        <w:tc>
-          <w:tcPr>
-            <w:tcW w:type="dxa" w:w="1200"/>
-            <w:shd w:val="clear" w:color="auto" w:fill="F2F4F6"/>
-            <w:tcMar>
-              <w:top w:w="60" w:type="dxa"/>
-              <w:bottom w:w="60" w:type="dxa"/>
-              <w:left w:w="100" w:type="dxa"/>
-              <w:right w:w="100" w:type="dxa"/>
-            </w:tcMar>
-          </w:tcPr>
-          <w:p>
-            <w:pPr>
-              <w:spacing w:before="0" w:after="0"/>
-            </w:pPr>
-            <w:r/>
-            <w:r>
-              <w:rPr>
-                <w:color w:val="3C4752"/>
-                <w:sz w:val="19"/>
-              </w:rPr>
-              <w:t xml:space="preserve">1</w:t>
-            </w:r>
-          </w:p>
-        </w:tc>
-        <w:tc>
-          <w:tcPr>
-            <w:tcW w:type="dxa" w:w="3600"/>
-            <w:shd w:val="clear" w:color="auto" w:fill="F2F4F6"/>
-            <w:tcMar>
-              <w:top w:w="60" w:type="dxa"/>
-              <w:bottom w:w="60" w:type="dxa"/>
-              <w:left w:w="100" w:type="dxa"/>
-              <w:right w:w="100" w:type="dxa"/>
-            </w:tcMar>
-          </w:tcPr>
-          <w:p>
-            <w:pPr>
-              <w:spacing w:before="0" w:after="0"/>
-            </w:pPr>
-            <w:r/>
-            <w:r>
-              <w:rPr>
-                <w:color w:val="3C4752"/>
-                <w:sz w:val="19"/>
-              </w:rPr>
-              <w:t xml:space="preserve">BL-14.10: A pilot with an agency (Sprint 61)</w:t>
-            </w:r>
-          </w:p>
-        </w:tc>
-        <w:tc>
-          <w:tcPr>
-            <w:tcW w:type="dxa" w:w="4128"/>
-            <w:shd w:val="clear" w:color="auto" w:fill="F2F4F6"/>
-            <w:tcMar>
-              <w:top w:w="60" w:type="dxa"/>
-              <w:bottom w:w="60" w:type="dxa"/>
-              <w:left w:w="100" w:type="dxa"/>
-              <w:right w:w="100" w:type="dxa"/>
-            </w:tcMar>
-          </w:tcPr>
-          <w:p>
-            <w:pPr>
-              <w:spacing w:before="0" w:after="0"/>
-            </w:pPr>
-            <w:r/>
-            <w:r>
-              <w:rPr>
-                <w:color w:val="3C4752"/>
-                <w:sz w:val="19"/>
-              </w:rPr>
-              <w:t xml:space="preserve">Enrolment is a script only an engineer can run. Can wait for a real agency.</w:t>
             </w:r>
           </w:p>
         </w:tc>

--- a/docs/IISM-Product-Backlog.docx
+++ b/docs/IISM-Product-Backlog.docx
@@ -61,7 +61,7 @@
           <w:color w:val="3C4752"/>
           <w:sz w:val="24"/>
         </w:rPr>
-        <w:t>Document Version 1.21</w:t>
+        <w:t>Document Version 1.22</w:t>
       </w:r>
     </w:p>
     <w:p>
@@ -196,7 +196,7 @@
                 <w:color w:val="3C4752"/>
                 <w:sz w:val="19"/>
               </w:rPr>
-              <w:t>1.21</w:t>
+              <w:t>1.22</w:t>
             </w:r>
           </w:p>
         </w:tc>
@@ -2865,6 +2865,108 @@
           </w:p>
         </w:tc>
       </w:tr>
+      <w:tr>
+        <w:tc>
+          <w:tcPr>
+            <w:tcW w:type="dxa" w:w="1152"/>
+            <w:shd w:val="clear" w:color="auto" w:fill="FFFFFF"/>
+            <w:tcMar>
+              <w:top w:w="60" w:type="dxa"/>
+              <w:bottom w:w="60" w:type="dxa"/>
+              <w:left w:w="100" w:type="dxa"/>
+              <w:right w:w="100" w:type="dxa"/>
+            </w:tcMar>
+          </w:tcPr>
+          <w:p>
+            <w:pPr>
+              <w:spacing w:before="0" w:after="0"/>
+            </w:pPr>
+            <w:r/>
+            <w:r>
+              <w:rPr>
+                <w:color w:val="3C4752"/>
+                <w:sz w:val="19"/>
+              </w:rPr>
+              <w:t xml:space="preserve">1.22</w:t>
+            </w:r>
+          </w:p>
+        </w:tc>
+        <w:tc>
+          <w:tcPr>
+            <w:tcW w:type="dxa" w:w="1296"/>
+            <w:shd w:val="clear" w:color="auto" w:fill="FFFFFF"/>
+            <w:tcMar>
+              <w:top w:w="60" w:type="dxa"/>
+              <w:bottom w:w="60" w:type="dxa"/>
+              <w:left w:w="100" w:type="dxa"/>
+              <w:right w:w="100" w:type="dxa"/>
+            </w:tcMar>
+          </w:tcPr>
+          <w:p>
+            <w:pPr>
+              <w:spacing w:before="0" w:after="0"/>
+            </w:pPr>
+            <w:r/>
+            <w:r>
+              <w:rPr>
+                <w:color w:val="3C4752"/>
+                <w:sz w:val="19"/>
+              </w:rPr>
+              <w:t xml:space="preserve">2026-10-14</w:t>
+            </w:r>
+          </w:p>
+        </w:tc>
+        <w:tc>
+          <w:tcPr>
+            <w:tcW w:type="dxa" w:w="2592"/>
+            <w:shd w:val="clear" w:color="auto" w:fill="FFFFFF"/>
+            <w:tcMar>
+              <w:top w:w="60" w:type="dxa"/>
+              <w:bottom w:w="60" w:type="dxa"/>
+              <w:left w:w="100" w:type="dxa"/>
+              <w:right w:w="100" w:type="dxa"/>
+            </w:tcMar>
+          </w:tcPr>
+          <w:p>
+            <w:pPr>
+              <w:spacing w:before="0" w:after="0"/>
+            </w:pPr>
+            <w:r/>
+            <w:r>
+              <w:rPr>
+                <w:color w:val="3C4752"/>
+                <w:sz w:val="19"/>
+              </w:rPr>
+              <w:t xml:space="preserve">Product &amp; Engineering</w:t>
+            </w:r>
+          </w:p>
+        </w:tc>
+        <w:tc>
+          <w:tcPr>
+            <w:tcW w:type="dxa" w:w="3600"/>
+            <w:shd w:val="clear" w:color="auto" w:fill="FFFFFF"/>
+            <w:tcMar>
+              <w:top w:w="60" w:type="dxa"/>
+              <w:bottom w:w="60" w:type="dxa"/>
+              <w:left w:w="100" w:type="dxa"/>
+              <w:right w:w="100" w:type="dxa"/>
+            </w:tcMar>
+          </w:tcPr>
+          <w:p>
+            <w:pPr>
+              <w:spacing w:before="0" w:after="0"/>
+            </w:pPr>
+            <w:r/>
+            <w:r>
+              <w:rPr>
+                <w:color w:val="3C4752"/>
+                <w:sz w:val="19"/>
+              </w:rPr>
+              <w:t xml:space="preserve">Brought up to date through Sprint 62: new Epic B15 (the mobile app, Android and iOS) with eight stories (BL-15.1 to BL-15.8), the owner's decisions recorded (a native rewrite in this repository, candidate-only for v1, deployment and the mobile launch together); BL-15.1 and BL-15.7 done, BL-15.1 partly verified because the React Native toolchain was not installed; Epic 13 gains seven stories; section 4.4 replaces the proposal with Sprints 63 to 66.</w:t>
+            </w:r>
+          </w:p>
+        </w:tc>
+      </w:tr>
     </w:tbl>
     <w:p>
       <w:pPr>
@@ -3654,7 +3756,7 @@
           <w:b w:val="0"/>
           <w:i w:val="0"/>
         </w:rPr>
-        <w:t>Thirteen epics and one hundred and sixty-seven stories, delivered from the walking skeleton through every-page browser checks, bulk update, layout stability, an enforced content-security policy and sign-in that cannot lock a person out (Sprint 56) a grievance route with a deadline (Sprint 57) course recommendations a person can act on (Sprint 58) a way to report and remove a bad listing (Sprint 59) and hiring that finishes: a message with a status, private notes, a spreadsheet and a notification page (Sprint 60) and an operator enrolling an agency's file with the notice attested (Sprint 61). Epics 1 to 12 are grouped by theme, with the sprint each story shipped in named alongside it. Epic 13 collects everything delivered since version 1.1, in sprint order, because the later work cuts across the themes above.</w:t>
+        <w:t>Thirteen epics and one hundred and seventy-four stories, delivered from the walking skeleton through every-page browser checks, bulk update, layout stability, an enforced content-security policy and sign-in that cannot lock a person out (Sprint 56) a grievance route with a deadline (Sprint 57) course recommendations a person can act on (Sprint 58) a way to report and remove a bad listing (Sprint 59) and hiring that finishes: a message with a status, private notes, a spreadsheet and a notification page (Sprint 60) and an operator enrolling an agency's file with the notice attested (Sprint 61) and the foundations of a native mobile app (Sprint 62). Epics 1 to 12 are grouped by theme, with the sprint each story shipped in named alongside it. Epic 13 collects everything delivered since version 1.1, in sprint order, because the later work cuts across the themes above.</w:t>
       </w:r>
     </w:p>
     <w:p>
@@ -17954,6 +18056,545 @@
           </w:p>
         </w:tc>
       </w:tr>
+      <w:tr>
+        <w:tc>
+          <w:tcPr>
+            <w:tcW w:type="dxa" w:w="720"/>
+            <w:shd w:val="clear" w:color="auto" w:fill="F2F4F6"/>
+            <w:tcMar>
+              <w:top w:w="60" w:type="dxa"/>
+              <w:bottom w:w="60" w:type="dxa"/>
+              <w:left w:w="100" w:type="dxa"/>
+              <w:right w:w="100" w:type="dxa"/>
+            </w:tcMar>
+          </w:tcPr>
+          <w:p>
+            <w:pPr>
+              <w:spacing w:before="0" w:after="0"/>
+            </w:pPr>
+            <w:r/>
+            <w:r>
+              <w:rPr>
+                <w:color w:val="3C4752"/>
+                <w:sz w:val="19"/>
+              </w:rPr>
+              <w:t xml:space="preserve">13.117</w:t>
+            </w:r>
+          </w:p>
+        </w:tc>
+        <w:tc>
+          <w:tcPr>
+            <w:tcW w:type="dxa" w:w="6912"/>
+            <w:shd w:val="clear" w:color="auto" w:fill="F2F4F6"/>
+            <w:tcMar>
+              <w:top w:w="60" w:type="dxa"/>
+              <w:bottom w:w="60" w:type="dxa"/>
+              <w:left w:w="100" w:type="dxa"/>
+              <w:right w:w="100" w:type="dxa"/>
+            </w:tcMar>
+          </w:tcPr>
+          <w:p>
+            <w:pPr>
+              <w:spacing w:before="0" w:after="0"/>
+            </w:pPr>
+            <w:r/>
+            <w:r>
+              <w:rPr>
+                <w:color w:val="3C4752"/>
+                <w:sz w:val="19"/>
+              </w:rPr>
+              <w:t xml:space="preserve">The mobile app lives in this repository as mobile/, beside web/ and api/, not on a fork or a rebaselined branch; work is on short mobile-N branches merged to main and a store release is tagged so a build can be reproduced.</w:t>
+            </w:r>
+          </w:p>
+        </w:tc>
+        <w:tc>
+          <w:tcPr>
+            <w:tcW w:type="dxa" w:w="1296"/>
+            <w:shd w:val="clear" w:color="auto" w:fill="F2F4F6"/>
+            <w:tcMar>
+              <w:top w:w="60" w:type="dxa"/>
+              <w:bottom w:w="60" w:type="dxa"/>
+              <w:left w:w="100" w:type="dxa"/>
+              <w:right w:w="100" w:type="dxa"/>
+            </w:tcMar>
+          </w:tcPr>
+          <w:p>
+            <w:pPr>
+              <w:spacing w:before="0" w:after="0"/>
+            </w:pPr>
+            <w:r/>
+            <w:r>
+              <w:rPr>
+                <w:color w:val="3C4752"/>
+                <w:sz w:val="19"/>
+              </w:rPr>
+              <w:t xml:space="preserve">Sprint 62</w:t>
+            </w:r>
+          </w:p>
+        </w:tc>
+      </w:tr>
+      <w:tr>
+        <w:tc>
+          <w:tcPr>
+            <w:tcW w:type="dxa" w:w="720"/>
+            <w:shd w:val="clear" w:color="auto" w:fill="FFFFFF"/>
+            <w:tcMar>
+              <w:top w:w="60" w:type="dxa"/>
+              <w:bottom w:w="60" w:type="dxa"/>
+              <w:left w:w="100" w:type="dxa"/>
+              <w:right w:w="100" w:type="dxa"/>
+            </w:tcMar>
+          </w:tcPr>
+          <w:p>
+            <w:pPr>
+              <w:spacing w:before="0" w:after="0"/>
+            </w:pPr>
+            <w:r/>
+            <w:r>
+              <w:rPr>
+                <w:color w:val="3C4752"/>
+                <w:sz w:val="19"/>
+              </w:rPr>
+              <w:t xml:space="preserve">13.118</w:t>
+            </w:r>
+          </w:p>
+        </w:tc>
+        <w:tc>
+          <w:tcPr>
+            <w:tcW w:type="dxa" w:w="6912"/>
+            <w:shd w:val="clear" w:color="auto" w:fill="FFFFFF"/>
+            <w:tcMar>
+              <w:top w:w="60" w:type="dxa"/>
+              <w:bottom w:w="60" w:type="dxa"/>
+              <w:left w:w="100" w:type="dxa"/>
+              <w:right w:w="100" w:type="dxa"/>
+            </w:tcMar>
+          </w:tcPr>
+          <w:p>
+            <w:pPr>
+              <w:spacing w:before="0" w:after="0"/>
+            </w:pPr>
+            <w:r/>
+            <w:r>
+              <w:rPr>
+                <w:color w:val="3C4752"/>
+                <w:sz w:val="19"/>
+              </w:rPr>
+              <w:t xml:space="preserve">The API tells an installed mobile app that is too old to update (426, with the minimum version), separately for Android and iOS; it never locks out a request whose headers it cannot read, never gates the health check, and the default retires nothing.</w:t>
+            </w:r>
+          </w:p>
+        </w:tc>
+        <w:tc>
+          <w:tcPr>
+            <w:tcW w:type="dxa" w:w="1296"/>
+            <w:shd w:val="clear" w:color="auto" w:fill="FFFFFF"/>
+            <w:tcMar>
+              <w:top w:w="60" w:type="dxa"/>
+              <w:bottom w:w="60" w:type="dxa"/>
+              <w:left w:w="100" w:type="dxa"/>
+              <w:right w:w="100" w:type="dxa"/>
+            </w:tcMar>
+          </w:tcPr>
+          <w:p>
+            <w:pPr>
+              <w:spacing w:before="0" w:after="0"/>
+            </w:pPr>
+            <w:r/>
+            <w:r>
+              <w:rPr>
+                <w:color w:val="3C4752"/>
+                <w:sz w:val="19"/>
+              </w:rPr>
+              <w:t xml:space="preserve">Sprint 62</w:t>
+            </w:r>
+          </w:p>
+        </w:tc>
+      </w:tr>
+      <w:tr>
+        <w:tc>
+          <w:tcPr>
+            <w:tcW w:type="dxa" w:w="720"/>
+            <w:shd w:val="clear" w:color="auto" w:fill="F2F4F6"/>
+            <w:tcMar>
+              <w:top w:w="60" w:type="dxa"/>
+              <w:bottom w:w="60" w:type="dxa"/>
+              <w:left w:w="100" w:type="dxa"/>
+              <w:right w:w="100" w:type="dxa"/>
+            </w:tcMar>
+          </w:tcPr>
+          <w:p>
+            <w:pPr>
+              <w:spacing w:before="0" w:after="0"/>
+            </w:pPr>
+            <w:r/>
+            <w:r>
+              <w:rPr>
+                <w:color w:val="3C4752"/>
+                <w:sz w:val="19"/>
+              </w:rPr>
+              <w:t xml:space="preserve">13.119</w:t>
+            </w:r>
+          </w:p>
+        </w:tc>
+        <w:tc>
+          <w:tcPr>
+            <w:tcW w:type="dxa" w:w="6912"/>
+            <w:shd w:val="clear" w:color="auto" w:fill="F2F4F6"/>
+            <w:tcMar>
+              <w:top w:w="60" w:type="dxa"/>
+              <w:bottom w:w="60" w:type="dxa"/>
+              <w:left w:w="100" w:type="dxa"/>
+              <w:right w:w="100" w:type="dxa"/>
+            </w:tcMar>
+          </w:tcPr>
+          <w:p>
+            <w:pPr>
+              <w:spacing w:before="0" w:after="0"/>
+            </w:pPr>
+            <w:r/>
+            <w:r>
+              <w:rPr>
+                <w:color w:val="3C4752"/>
+                <w:sz w:val="19"/>
+              </w:rPr>
+              <w:t xml:space="preserve">The API operations the released app calls are listed and recorded in a snapshot, and a change that would break them (a removed operation, a removed or retyped response property, a new required request property, a tighter limit, a narrower enum) fails the build; recording only ever adds operations.</w:t>
+            </w:r>
+          </w:p>
+        </w:tc>
+        <w:tc>
+          <w:tcPr>
+            <w:tcW w:type="dxa" w:w="1296"/>
+            <w:shd w:val="clear" w:color="auto" w:fill="F2F4F6"/>
+            <w:tcMar>
+              <w:top w:w="60" w:type="dxa"/>
+              <w:bottom w:w="60" w:type="dxa"/>
+              <w:left w:w="100" w:type="dxa"/>
+              <w:right w:w="100" w:type="dxa"/>
+            </w:tcMar>
+          </w:tcPr>
+          <w:p>
+            <w:pPr>
+              <w:spacing w:before="0" w:after="0"/>
+            </w:pPr>
+            <w:r/>
+            <w:r>
+              <w:rPr>
+                <w:color w:val="3C4752"/>
+                <w:sz w:val="19"/>
+              </w:rPr>
+              <w:t xml:space="preserve">Sprint 62</w:t>
+            </w:r>
+          </w:p>
+        </w:tc>
+      </w:tr>
+      <w:tr>
+        <w:tc>
+          <w:tcPr>
+            <w:tcW w:type="dxa" w:w="720"/>
+            <w:shd w:val="clear" w:color="auto" w:fill="FFFFFF"/>
+            <w:tcMar>
+              <w:top w:w="60" w:type="dxa"/>
+              <w:bottom w:w="60" w:type="dxa"/>
+              <w:left w:w="100" w:type="dxa"/>
+              <w:right w:w="100" w:type="dxa"/>
+            </w:tcMar>
+          </w:tcPr>
+          <w:p>
+            <w:pPr>
+              <w:spacing w:before="0" w:after="0"/>
+            </w:pPr>
+            <w:r/>
+            <w:r>
+              <w:rPr>
+                <w:color w:val="3C4752"/>
+                <w:sz w:val="19"/>
+              </w:rPr>
+              <w:t xml:space="preserve">13.120</w:t>
+            </w:r>
+          </w:p>
+        </w:tc>
+        <w:tc>
+          <w:tcPr>
+            <w:tcW w:type="dxa" w:w="6912"/>
+            <w:shd w:val="clear" w:color="auto" w:fill="FFFFFF"/>
+            <w:tcMar>
+              <w:top w:w="60" w:type="dxa"/>
+              <w:bottom w:w="60" w:type="dxa"/>
+              <w:left w:w="100" w:type="dxa"/>
+              <w:right w:w="100" w:type="dxa"/>
+            </w:tcMar>
+          </w:tcPr>
+          <w:p>
+            <w:pPr>
+              <w:spacing w:before="0" w:after="0"/>
+            </w:pPr>
+            <w:r/>
+            <w:r>
+              <w:rPr>
+                <w:color w:val="3C4752"/>
+                <w:sz w:val="19"/>
+              </w:rPr>
+              <w:t xml:space="preserve">The mobile app's typed client, message catalogues and colour tokens are generated from the web's, and a test fails when any of them is stale, when a screen names a colour, or when the list of operations it calls differs from the recorded surface.</w:t>
+            </w:r>
+          </w:p>
+        </w:tc>
+        <w:tc>
+          <w:tcPr>
+            <w:tcW w:type="dxa" w:w="1296"/>
+            <w:shd w:val="clear" w:color="auto" w:fill="FFFFFF"/>
+            <w:tcMar>
+              <w:top w:w="60" w:type="dxa"/>
+              <w:bottom w:w="60" w:type="dxa"/>
+              <w:left w:w="100" w:type="dxa"/>
+              <w:right w:w="100" w:type="dxa"/>
+            </w:tcMar>
+          </w:tcPr>
+          <w:p>
+            <w:pPr>
+              <w:spacing w:before="0" w:after="0"/>
+            </w:pPr>
+            <w:r/>
+            <w:r>
+              <w:rPr>
+                <w:color w:val="3C4752"/>
+                <w:sz w:val="19"/>
+              </w:rPr>
+              <w:t xml:space="preserve">Sprint 62</w:t>
+            </w:r>
+          </w:p>
+        </w:tc>
+      </w:tr>
+      <w:tr>
+        <w:tc>
+          <w:tcPr>
+            <w:tcW w:type="dxa" w:w="720"/>
+            <w:shd w:val="clear" w:color="auto" w:fill="F2F4F6"/>
+            <w:tcMar>
+              <w:top w:w="60" w:type="dxa"/>
+              <w:bottom w:w="60" w:type="dxa"/>
+              <w:left w:w="100" w:type="dxa"/>
+              <w:right w:w="100" w:type="dxa"/>
+            </w:tcMar>
+          </w:tcPr>
+          <w:p>
+            <w:pPr>
+              <w:spacing w:before="0" w:after="0"/>
+            </w:pPr>
+            <w:r/>
+            <w:r>
+              <w:rPr>
+                <w:color w:val="3C4752"/>
+                <w:sz w:val="19"/>
+              </w:rPr>
+              <w:t xml:space="preserve">13.121</w:t>
+            </w:r>
+          </w:p>
+        </w:tc>
+        <w:tc>
+          <w:tcPr>
+            <w:tcW w:type="dxa" w:w="6912"/>
+            <w:shd w:val="clear" w:color="auto" w:fill="F2F4F6"/>
+            <w:tcMar>
+              <w:top w:w="60" w:type="dxa"/>
+              <w:bottom w:w="60" w:type="dxa"/>
+              <w:left w:w="100" w:type="dxa"/>
+              <w:right w:w="100" w:type="dxa"/>
+            </w:tcMar>
+          </w:tcPr>
+          <w:p>
+            <w:pPr>
+              <w:spacing w:before="0" w:after="0"/>
+            </w:pPr>
+            <w:r/>
+            <w:r>
+              <w:rPr>
+                <w:color w:val="3C4752"/>
+                <w:sz w:val="19"/>
+              </w:rPr>
+              <w:t xml:space="preserve">The app's API client keeps the web client's rules (one token refresh at a time, auth endpoints matched by exact path, the request cloned before sending), adds the build and platform to every request, and stores the session in the phone's secure store, where a locked store means signed out.</w:t>
+            </w:r>
+          </w:p>
+        </w:tc>
+        <w:tc>
+          <w:tcPr>
+            <w:tcW w:type="dxa" w:w="1296"/>
+            <w:shd w:val="clear" w:color="auto" w:fill="F2F4F6"/>
+            <w:tcMar>
+              <w:top w:w="60" w:type="dxa"/>
+              <w:bottom w:w="60" w:type="dxa"/>
+              <w:left w:w="100" w:type="dxa"/>
+              <w:right w:w="100" w:type="dxa"/>
+            </w:tcMar>
+          </w:tcPr>
+          <w:p>
+            <w:pPr>
+              <w:spacing w:before="0" w:after="0"/>
+            </w:pPr>
+            <w:r/>
+            <w:r>
+              <w:rPr>
+                <w:color w:val="3C4752"/>
+                <w:sz w:val="19"/>
+              </w:rPr>
+              <w:t xml:space="preserve">Sprint 62</w:t>
+            </w:r>
+          </w:p>
+        </w:tc>
+      </w:tr>
+      <w:tr>
+        <w:tc>
+          <w:tcPr>
+            <w:tcW w:type="dxa" w:w="720"/>
+            <w:shd w:val="clear" w:color="auto" w:fill="FFFFFF"/>
+            <w:tcMar>
+              <w:top w:w="60" w:type="dxa"/>
+              <w:bottom w:w="60" w:type="dxa"/>
+              <w:left w:w="100" w:type="dxa"/>
+              <w:right w:w="100" w:type="dxa"/>
+            </w:tcMar>
+          </w:tcPr>
+          <w:p>
+            <w:pPr>
+              <w:spacing w:before="0" w:after="0"/>
+            </w:pPr>
+            <w:r/>
+            <w:r>
+              <w:rPr>
+                <w:color w:val="3C4752"/>
+                <w:sz w:val="19"/>
+              </w:rPr>
+              <w:t xml:space="preserve">13.122</w:t>
+            </w:r>
+          </w:p>
+        </w:tc>
+        <w:tc>
+          <w:tcPr>
+            <w:tcW w:type="dxa" w:w="6912"/>
+            <w:shd w:val="clear" w:color="auto" w:fill="FFFFFF"/>
+            <w:tcMar>
+              <w:top w:w="60" w:type="dxa"/>
+              <w:bottom w:w="60" w:type="dxa"/>
+              <w:left w:w="100" w:type="dxa"/>
+              <w:right w:w="100" w:type="dxa"/>
+            </w:tcMar>
+          </w:tcPr>
+          <w:p>
+            <w:pPr>
+              <w:spacing w:before="0" w:after="0"/>
+            </w:pPr>
+            <w:r/>
+            <w:r>
+              <w:rPr>
+                <w:color w:val="3C4752"/>
+                <w:sz w:val="19"/>
+              </w:rPr>
+              <w:t xml:space="preserve">A person can sign in or sign up by phone code on the phone, with the privacy notice agreed on the code step, a resend countdown taken from the server's cooldown, and an update screen when the server asks for one.</w:t>
+            </w:r>
+          </w:p>
+        </w:tc>
+        <w:tc>
+          <w:tcPr>
+            <w:tcW w:type="dxa" w:w="1296"/>
+            <w:shd w:val="clear" w:color="auto" w:fill="FFFFFF"/>
+            <w:tcMar>
+              <w:top w:w="60" w:type="dxa"/>
+              <w:bottom w:w="60" w:type="dxa"/>
+              <w:left w:w="100" w:type="dxa"/>
+              <w:right w:w="100" w:type="dxa"/>
+            </w:tcMar>
+          </w:tcPr>
+          <w:p>
+            <w:pPr>
+              <w:spacing w:before="0" w:after="0"/>
+            </w:pPr>
+            <w:r/>
+            <w:r>
+              <w:rPr>
+                <w:color w:val="3C4752"/>
+                <w:sz w:val="19"/>
+              </w:rPr>
+              <w:t xml:space="preserve">Sprint 62</w:t>
+            </w:r>
+          </w:p>
+        </w:tc>
+      </w:tr>
+      <w:tr>
+        <w:tc>
+          <w:tcPr>
+            <w:tcW w:type="dxa" w:w="720"/>
+            <w:shd w:val="clear" w:color="auto" w:fill="F2F4F6"/>
+            <w:tcMar>
+              <w:top w:w="60" w:type="dxa"/>
+              <w:bottom w:w="60" w:type="dxa"/>
+              <w:left w:w="100" w:type="dxa"/>
+              <w:right w:w="100" w:type="dxa"/>
+            </w:tcMar>
+          </w:tcPr>
+          <w:p>
+            <w:pPr>
+              <w:spacing w:before="0" w:after="0"/>
+            </w:pPr>
+            <w:r/>
+            <w:r>
+              <w:rPr>
+                <w:color w:val="3C4752"/>
+                <w:sz w:val="19"/>
+              </w:rPr>
+              <w:t xml:space="preserve">13.123</w:t>
+            </w:r>
+          </w:p>
+        </w:tc>
+        <w:tc>
+          <w:tcPr>
+            <w:tcW w:type="dxa" w:w="6912"/>
+            <w:shd w:val="clear" w:color="auto" w:fill="F2F4F6"/>
+            <w:tcMar>
+              <w:top w:w="60" w:type="dxa"/>
+              <w:bottom w:w="60" w:type="dxa"/>
+              <w:left w:w="100" w:type="dxa"/>
+              <w:right w:w="100" w:type="dxa"/>
+            </w:tcMar>
+          </w:tcPr>
+          <w:p>
+            <w:pPr>
+              <w:spacing w:before="0" w:after="0"/>
+            </w:pPr>
+            <w:r/>
+            <w:r>
+              <w:rPr>
+                <w:color w:val="3C4752"/>
+                <w:sz w:val="19"/>
+              </w:rPr>
+              <w:t xml:space="preserve">What could not be verified is stated: the React Native layer was written without the toolchain installed and has never been compiled, while the portable core passes strict type-checking and its tests under the web's tools.</w:t>
+            </w:r>
+          </w:p>
+        </w:tc>
+        <w:tc>
+          <w:tcPr>
+            <w:tcW w:type="dxa" w:w="1296"/>
+            <w:shd w:val="clear" w:color="auto" w:fill="F2F4F6"/>
+            <w:tcMar>
+              <w:top w:w="60" w:type="dxa"/>
+              <w:bottom w:w="60" w:type="dxa"/>
+              <w:left w:w="100" w:type="dxa"/>
+              <w:right w:w="100" w:type="dxa"/>
+            </w:tcMar>
+          </w:tcPr>
+          <w:p>
+            <w:pPr>
+              <w:spacing w:before="0" w:after="0"/>
+            </w:pPr>
+            <w:r/>
+            <w:r>
+              <w:rPr>
+                <w:color w:val="3C4752"/>
+                <w:sz w:val="19"/>
+              </w:rPr>
+              <w:t xml:space="preserve">Sprint 62</w:t>
+            </w:r>
+          </w:p>
+        </w:tc>
+      </w:tr>
     </w:tbl>
     <w:p>
       <w:pPr>
@@ -17993,7 +18634,7 @@
         <w:pStyle w:val="Heading2"/>
       </w:pPr>
       <w:r>
-        <w:t>Status at a Glance — Version 1.21 (2026-10-14)</w:t>
+        <w:t>Status at a Glance — Version 1.22 (2026-10-14)</w:t>
       </w:r>
     </w:p>
     <w:p>
@@ -23826,6 +24467,822 @@
           </w:p>
         </w:tc>
       </w:tr>
+      <w:tr>
+        <w:tc>
+          <w:tcPr>
+            <w:tcW w:type="dxa" w:w="1100"/>
+            <w:shd w:val="clear" w:color="auto" w:fill="F2F4F6"/>
+            <w:tcMar>
+              <w:top w:w="60" w:type="dxa"/>
+              <w:bottom w:w="60" w:type="dxa"/>
+              <w:left w:w="100" w:type="dxa"/>
+              <w:right w:w="100" w:type="dxa"/>
+            </w:tcMar>
+          </w:tcPr>
+          <w:p>
+            <w:pPr>
+              <w:spacing w:before="0" w:after="0"/>
+            </w:pPr>
+            <w:r/>
+            <w:r>
+              <w:rPr>
+                <w:color w:val="3C4752"/>
+                <w:sz w:val="19"/>
+              </w:rPr>
+              <w:t xml:space="preserve">BL-15.1</w:t>
+            </w:r>
+          </w:p>
+        </w:tc>
+        <w:tc>
+          <w:tcPr>
+            <w:tcW w:type="dxa" w:w="3300"/>
+            <w:shd w:val="clear" w:color="auto" w:fill="F2F4F6"/>
+            <w:tcMar>
+              <w:top w:w="60" w:type="dxa"/>
+              <w:bottom w:w="60" w:type="dxa"/>
+              <w:left w:w="100" w:type="dxa"/>
+              <w:right w:w="100" w:type="dxa"/>
+            </w:tcMar>
+          </w:tcPr>
+          <w:p>
+            <w:pPr>
+              <w:spacing w:before="0" w:after="0"/>
+            </w:pPr>
+            <w:r/>
+            <w:r>
+              <w:rPr>
+                <w:color w:val="3C4752"/>
+                <w:sz w:val="19"/>
+              </w:rPr>
+              <w:t xml:space="preserve">Mobile app foundations (M1)</w:t>
+            </w:r>
+          </w:p>
+        </w:tc>
+        <w:tc>
+          <w:tcPr>
+            <w:tcW w:type="dxa" w:w="1250"/>
+            <w:shd w:val="clear" w:color="auto" w:fill="E3F2E6"/>
+            <w:tcMar>
+              <w:top w:w="60" w:type="dxa"/>
+              <w:bottom w:w="60" w:type="dxa"/>
+              <w:left w:w="100" w:type="dxa"/>
+              <w:right w:w="100" w:type="dxa"/>
+            </w:tcMar>
+          </w:tcPr>
+          <w:p>
+            <w:pPr>
+              <w:spacing w:before="0" w:after="0"/>
+            </w:pPr>
+            <w:r/>
+            <w:r>
+              <w:rPr>
+                <w:color w:val="3C4752"/>
+                <w:sz w:val="19"/>
+              </w:rPr>
+              <w:t xml:space="preserve">Done</w:t>
+            </w:r>
+          </w:p>
+        </w:tc>
+        <w:tc>
+          <w:tcPr>
+            <w:tcW w:type="dxa" w:w="3278"/>
+            <w:shd w:val="clear" w:color="auto" w:fill="F2F4F6"/>
+            <w:tcMar>
+              <w:top w:w="60" w:type="dxa"/>
+              <w:bottom w:w="60" w:type="dxa"/>
+              <w:left w:w="100" w:type="dxa"/>
+              <w:right w:w="100" w:type="dxa"/>
+            </w:tcMar>
+          </w:tcPr>
+          <w:p>
+            <w:pPr>
+              <w:spacing w:before="0" w:after="0"/>
+            </w:pPr>
+            <w:r/>
+            <w:r>
+              <w:rPr>
+                <w:color w:val="3C4752"/>
+                <w:sz w:val="19"/>
+              </w:rPr>
+              <w:t xml:space="preserve">Sprint 62 (ADR-072). Expo app in mobile/; generated client, messages and colours; sign-in. Partly verified: the React Native layer is uncompiled.</w:t>
+            </w:r>
+          </w:p>
+        </w:tc>
+      </w:tr>
+      <w:tr>
+        <w:tc>
+          <w:tcPr>
+            <w:tcW w:type="dxa" w:w="1100"/>
+            <w:shd w:val="clear" w:color="auto" w:fill="F2F4F6"/>
+            <w:tcMar>
+              <w:top w:w="60" w:type="dxa"/>
+              <w:bottom w:w="60" w:type="dxa"/>
+              <w:left w:w="100" w:type="dxa"/>
+              <w:right w:w="100" w:type="dxa"/>
+            </w:tcMar>
+          </w:tcPr>
+          <w:p>
+            <w:pPr>
+              <w:spacing w:before="0" w:after="0"/>
+            </w:pPr>
+            <w:r/>
+            <w:r>
+              <w:rPr>
+                <w:color w:val="3C4752"/>
+                <w:sz w:val="19"/>
+              </w:rPr>
+              <w:t xml:space="preserve">BL-15.2</w:t>
+            </w:r>
+          </w:p>
+        </w:tc>
+        <w:tc>
+          <w:tcPr>
+            <w:tcW w:type="dxa" w:w="3300"/>
+            <w:shd w:val="clear" w:color="auto" w:fill="F2F4F6"/>
+            <w:tcMar>
+              <w:top w:w="60" w:type="dxa"/>
+              <w:bottom w:w="60" w:type="dxa"/>
+              <w:left w:w="100" w:type="dxa"/>
+              <w:right w:w="100" w:type="dxa"/>
+            </w:tcMar>
+          </w:tcPr>
+          <w:p>
+            <w:pPr>
+              <w:spacing w:before="0" w:after="0"/>
+            </w:pPr>
+            <w:r/>
+            <w:r>
+              <w:rPr>
+                <w:color w:val="3C4752"/>
+                <w:sz w:val="19"/>
+              </w:rPr>
+              <w:t xml:space="preserve">Browse on the phone (M2)</w:t>
+            </w:r>
+          </w:p>
+        </w:tc>
+        <w:tc>
+          <w:tcPr>
+            <w:tcW w:type="dxa" w:w="1250"/>
+            <w:shd w:val="clear" w:color="auto" w:fill="F2F4F6"/>
+            <w:tcMar>
+              <w:top w:w="60" w:type="dxa"/>
+              <w:bottom w:w="60" w:type="dxa"/>
+              <w:left w:w="100" w:type="dxa"/>
+              <w:right w:w="100" w:type="dxa"/>
+            </w:tcMar>
+          </w:tcPr>
+          <w:p>
+            <w:pPr>
+              <w:spacing w:before="0" w:after="0"/>
+            </w:pPr>
+            <w:r/>
+            <w:r>
+              <w:rPr>
+                <w:color w:val="3C4752"/>
+                <w:sz w:val="19"/>
+              </w:rPr>
+              <w:t xml:space="preserve">To do — Next</w:t>
+            </w:r>
+          </w:p>
+        </w:tc>
+        <w:tc>
+          <w:tcPr>
+            <w:tcW w:type="dxa" w:w="3278"/>
+            <w:shd w:val="clear" w:color="auto" w:fill="F2F4F6"/>
+            <w:tcMar>
+              <w:top w:w="60" w:type="dxa"/>
+              <w:bottom w:w="60" w:type="dxa"/>
+              <w:left w:w="100" w:type="dxa"/>
+              <w:right w:w="100" w:type="dxa"/>
+            </w:tcMar>
+          </w:tcPr>
+          <w:p>
+            <w:pPr>
+              <w:spacing w:before="0" w:after="0"/>
+            </w:pPr>
+            <w:r/>
+            <w:r>
+              <w:rPr>
+                <w:color w:val="3C4752"/>
+                <w:sz w:val="19"/>
+              </w:rPr>
+              <w:t xml:space="preserve">Sprint 63. Home, search, jobs, courses, skills; language switch; public data only.</w:t>
+            </w:r>
+          </w:p>
+        </w:tc>
+      </w:tr>
+      <w:tr>
+        <w:tc>
+          <w:tcPr>
+            <w:tcW w:type="dxa" w:w="1100"/>
+            <w:shd w:val="clear" w:color="auto" w:fill="F2F4F6"/>
+            <w:tcMar>
+              <w:top w:w="60" w:type="dxa"/>
+              <w:bottom w:w="60" w:type="dxa"/>
+              <w:left w:w="100" w:type="dxa"/>
+              <w:right w:w="100" w:type="dxa"/>
+            </w:tcMar>
+          </w:tcPr>
+          <w:p>
+            <w:pPr>
+              <w:spacing w:before="0" w:after="0"/>
+            </w:pPr>
+            <w:r/>
+            <w:r>
+              <w:rPr>
+                <w:color w:val="3C4752"/>
+                <w:sz w:val="19"/>
+              </w:rPr>
+              <w:t xml:space="preserve">BL-15.3</w:t>
+            </w:r>
+          </w:p>
+        </w:tc>
+        <w:tc>
+          <w:tcPr>
+            <w:tcW w:type="dxa" w:w="3300"/>
+            <w:shd w:val="clear" w:color="auto" w:fill="F2F4F6"/>
+            <w:tcMar>
+              <w:top w:w="60" w:type="dxa"/>
+              <w:bottom w:w="60" w:type="dxa"/>
+              <w:left w:w="100" w:type="dxa"/>
+              <w:right w:w="100" w:type="dxa"/>
+            </w:tcMar>
+          </w:tcPr>
+          <w:p>
+            <w:pPr>
+              <w:spacing w:before="0" w:after="0"/>
+            </w:pPr>
+            <w:r/>
+            <w:r>
+              <w:rPr>
+                <w:color w:val="3C4752"/>
+                <w:sz w:val="19"/>
+              </w:rPr>
+              <w:t xml:space="preserve">Profile, matches and applying on the phone (M3)</w:t>
+            </w:r>
+          </w:p>
+        </w:tc>
+        <w:tc>
+          <w:tcPr>
+            <w:tcW w:type="dxa" w:w="1250"/>
+            <w:shd w:val="clear" w:color="auto" w:fill="F2F4F6"/>
+            <w:tcMar>
+              <w:top w:w="60" w:type="dxa"/>
+              <w:bottom w:w="60" w:type="dxa"/>
+              <w:left w:w="100" w:type="dxa"/>
+              <w:right w:w="100" w:type="dxa"/>
+            </w:tcMar>
+          </w:tcPr>
+          <w:p>
+            <w:pPr>
+              <w:spacing w:before="0" w:after="0"/>
+            </w:pPr>
+            <w:r/>
+            <w:r>
+              <w:rPr>
+                <w:color w:val="3C4752"/>
+                <w:sz w:val="19"/>
+              </w:rPr>
+              <w:t xml:space="preserve">To do — Next</w:t>
+            </w:r>
+          </w:p>
+        </w:tc>
+        <w:tc>
+          <w:tcPr>
+            <w:tcW w:type="dxa" w:w="3278"/>
+            <w:shd w:val="clear" w:color="auto" w:fill="F2F4F6"/>
+            <w:tcMar>
+              <w:top w:w="60" w:type="dxa"/>
+              <w:bottom w:w="60" w:type="dxa"/>
+              <w:left w:w="100" w:type="dxa"/>
+              <w:right w:w="100" w:type="dxa"/>
+            </w:tcMar>
+          </w:tcPr>
+          <w:p>
+            <w:pPr>
+              <w:spacing w:before="0" w:after="0"/>
+            </w:pPr>
+            <w:r/>
+            <w:r>
+              <w:rPr>
+                <w:color w:val="3C4752"/>
+                <w:sz w:val="19"/>
+              </w:rPr>
+              <w:t xml:space="preserve">Sprint 64. The largest sprint.</w:t>
+            </w:r>
+          </w:p>
+        </w:tc>
+      </w:tr>
+      <w:tr>
+        <w:tc>
+          <w:tcPr>
+            <w:tcW w:type="dxa" w:w="1100"/>
+            <w:shd w:val="clear" w:color="auto" w:fill="F2F4F6"/>
+            <w:tcMar>
+              <w:top w:w="60" w:type="dxa"/>
+              <w:bottom w:w="60" w:type="dxa"/>
+              <w:left w:w="100" w:type="dxa"/>
+              <w:right w:w="100" w:type="dxa"/>
+            </w:tcMar>
+          </w:tcPr>
+          <w:p>
+            <w:pPr>
+              <w:spacing w:before="0" w:after="0"/>
+            </w:pPr>
+            <w:r/>
+            <w:r>
+              <w:rPr>
+                <w:color w:val="3C4752"/>
+                <w:sz w:val="19"/>
+              </w:rPr>
+              <w:t xml:space="preserve">BL-15.4</w:t>
+            </w:r>
+          </w:p>
+        </w:tc>
+        <w:tc>
+          <w:tcPr>
+            <w:tcW w:type="dxa" w:w="3300"/>
+            <w:shd w:val="clear" w:color="auto" w:fill="F2F4F6"/>
+            <w:tcMar>
+              <w:top w:w="60" w:type="dxa"/>
+              <w:bottom w:w="60" w:type="dxa"/>
+              <w:left w:w="100" w:type="dxa"/>
+              <w:right w:w="100" w:type="dxa"/>
+            </w:tcMar>
+          </w:tcPr>
+          <w:p>
+            <w:pPr>
+              <w:spacing w:before="0" w:after="0"/>
+            </w:pPr>
+            <w:r/>
+            <w:r>
+              <w:rPr>
+                <w:color w:val="3C4752"/>
+                <w:sz w:val="19"/>
+              </w:rPr>
+              <w:t xml:space="preserve">Alerts and account on the phone (M4)</w:t>
+            </w:r>
+          </w:p>
+        </w:tc>
+        <w:tc>
+          <w:tcPr>
+            <w:tcW w:type="dxa" w:w="1250"/>
+            <w:shd w:val="clear" w:color="auto" w:fill="F2F4F6"/>
+            <w:tcMar>
+              <w:top w:w="60" w:type="dxa"/>
+              <w:bottom w:w="60" w:type="dxa"/>
+              <w:left w:w="100" w:type="dxa"/>
+              <w:right w:w="100" w:type="dxa"/>
+            </w:tcMar>
+          </w:tcPr>
+          <w:p>
+            <w:pPr>
+              <w:spacing w:before="0" w:after="0"/>
+            </w:pPr>
+            <w:r/>
+            <w:r>
+              <w:rPr>
+                <w:color w:val="3C4752"/>
+                <w:sz w:val="19"/>
+              </w:rPr>
+              <w:t xml:space="preserve">To do — Next</w:t>
+            </w:r>
+          </w:p>
+        </w:tc>
+        <w:tc>
+          <w:tcPr>
+            <w:tcW w:type="dxa" w:w="3278"/>
+            <w:shd w:val="clear" w:color="auto" w:fill="F2F4F6"/>
+            <w:tcMar>
+              <w:top w:w="60" w:type="dxa"/>
+              <w:bottom w:w="60" w:type="dxa"/>
+              <w:left w:w="100" w:type="dxa"/>
+              <w:right w:w="100" w:type="dxa"/>
+            </w:tcMar>
+          </w:tcPr>
+          <w:p>
+            <w:pPr>
+              <w:spacing w:before="0" w:after="0"/>
+            </w:pPr>
+            <w:r/>
+            <w:r>
+              <w:rPr>
+                <w:color w:val="3C4752"/>
+                <w:sz w:val="19"/>
+              </w:rPr>
+              <w:t xml:space="preserve">Sprint 65. Notifications, deep links, export, delete, grievance, report.</w:t>
+            </w:r>
+          </w:p>
+        </w:tc>
+      </w:tr>
+      <w:tr>
+        <w:tc>
+          <w:tcPr>
+            <w:tcW w:type="dxa" w:w="1100"/>
+            <w:shd w:val="clear" w:color="auto" w:fill="F2F4F6"/>
+            <w:tcMar>
+              <w:top w:w="60" w:type="dxa"/>
+              <w:bottom w:w="60" w:type="dxa"/>
+              <w:left w:w="100" w:type="dxa"/>
+              <w:right w:w="100" w:type="dxa"/>
+            </w:tcMar>
+          </w:tcPr>
+          <w:p>
+            <w:pPr>
+              <w:spacing w:before="0" w:after="0"/>
+            </w:pPr>
+            <w:r/>
+            <w:r>
+              <w:rPr>
+                <w:color w:val="3C4752"/>
+                <w:sz w:val="19"/>
+              </w:rPr>
+              <w:t xml:space="preserve">BL-15.5</w:t>
+            </w:r>
+          </w:p>
+        </w:tc>
+        <w:tc>
+          <w:tcPr>
+            <w:tcW w:type="dxa" w:w="3300"/>
+            <w:shd w:val="clear" w:color="auto" w:fill="F2F4F6"/>
+            <w:tcMar>
+              <w:top w:w="60" w:type="dxa"/>
+              <w:bottom w:w="60" w:type="dxa"/>
+              <w:left w:w="100" w:type="dxa"/>
+              <w:right w:w="100" w:type="dxa"/>
+            </w:tcMar>
+          </w:tcPr>
+          <w:p>
+            <w:pPr>
+              <w:spacing w:before="0" w:after="0"/>
+            </w:pPr>
+            <w:r/>
+            <w:r>
+              <w:rPr>
+                <w:color w:val="3C4752"/>
+                <w:sz w:val="19"/>
+              </w:rPr>
+              <w:t xml:space="preserve">Store readiness and release (M5)</w:t>
+            </w:r>
+          </w:p>
+        </w:tc>
+        <w:tc>
+          <w:tcPr>
+            <w:tcW w:type="dxa" w:w="1250"/>
+            <w:shd w:val="clear" w:color="auto" w:fill="F2F4F6"/>
+            <w:tcMar>
+              <w:top w:w="60" w:type="dxa"/>
+              <w:bottom w:w="60" w:type="dxa"/>
+              <w:left w:w="100" w:type="dxa"/>
+              <w:right w:w="100" w:type="dxa"/>
+            </w:tcMar>
+          </w:tcPr>
+          <w:p>
+            <w:pPr>
+              <w:spacing w:before="0" w:after="0"/>
+            </w:pPr>
+            <w:r/>
+            <w:r>
+              <w:rPr>
+                <w:color w:val="3C4752"/>
+                <w:sz w:val="19"/>
+              </w:rPr>
+              <w:t xml:space="preserve">To do — Next</w:t>
+            </w:r>
+          </w:p>
+        </w:tc>
+        <w:tc>
+          <w:tcPr>
+            <w:tcW w:type="dxa" w:w="3278"/>
+            <w:shd w:val="clear" w:color="auto" w:fill="F2F4F6"/>
+            <w:tcMar>
+              <w:top w:w="60" w:type="dxa"/>
+              <w:bottom w:w="60" w:type="dxa"/>
+              <w:left w:w="100" w:type="dxa"/>
+              <w:right w:w="100" w:type="dxa"/>
+            </w:tcMar>
+          </w:tcPr>
+          <w:p>
+            <w:pPr>
+              <w:spacing w:before="0" w:after="0"/>
+            </w:pPr>
+            <w:r/>
+            <w:r>
+              <w:rPr>
+                <w:color w:val="3C4752"/>
+                <w:sz w:val="19"/>
+              </w:rPr>
+              <w:t xml:space="preserve">Sprint 66. Listings, privacy answers, accessibility, TestFlight and Play testing.</w:t>
+            </w:r>
+          </w:p>
+        </w:tc>
+      </w:tr>
+      <w:tr>
+        <w:tc>
+          <w:tcPr>
+            <w:tcW w:type="dxa" w:w="1100"/>
+            <w:shd w:val="clear" w:color="auto" w:fill="F2F4F6"/>
+            <w:tcMar>
+              <w:top w:w="60" w:type="dxa"/>
+              <w:bottom w:w="60" w:type="dxa"/>
+              <w:left w:w="100" w:type="dxa"/>
+              <w:right w:w="100" w:type="dxa"/>
+            </w:tcMar>
+          </w:tcPr>
+          <w:p>
+            <w:pPr>
+              <w:spacing w:before="0" w:after="0"/>
+            </w:pPr>
+            <w:r/>
+            <w:r>
+              <w:rPr>
+                <w:color w:val="3C4752"/>
+                <w:sz w:val="19"/>
+              </w:rPr>
+              <w:t xml:space="preserve">BL-15.6</w:t>
+            </w:r>
+          </w:p>
+        </w:tc>
+        <w:tc>
+          <w:tcPr>
+            <w:tcW w:type="dxa" w:w="3300"/>
+            <w:shd w:val="clear" w:color="auto" w:fill="F2F4F6"/>
+            <w:tcMar>
+              <w:top w:w="60" w:type="dxa"/>
+              <w:bottom w:w="60" w:type="dxa"/>
+              <w:left w:w="100" w:type="dxa"/>
+              <w:right w:w="100" w:type="dxa"/>
+            </w:tcMar>
+          </w:tcPr>
+          <w:p>
+            <w:pPr>
+              <w:spacing w:before="0" w:after="0"/>
+            </w:pPr>
+            <w:r/>
+            <w:r>
+              <w:rPr>
+                <w:color w:val="3C4752"/>
+                <w:sz w:val="19"/>
+              </w:rPr>
+              <w:t xml:space="preserve">Push notifications</w:t>
+            </w:r>
+          </w:p>
+        </w:tc>
+        <w:tc>
+          <w:tcPr>
+            <w:tcW w:type="dxa" w:w="1250"/>
+            <w:shd w:val="clear" w:color="auto" w:fill="F2F4F6"/>
+            <w:tcMar>
+              <w:top w:w="60" w:type="dxa"/>
+              <w:bottom w:w="60" w:type="dxa"/>
+              <w:left w:w="100" w:type="dxa"/>
+              <w:right w:w="100" w:type="dxa"/>
+            </w:tcMar>
+          </w:tcPr>
+          <w:p>
+            <w:pPr>
+              <w:spacing w:before="0" w:after="0"/>
+            </w:pPr>
+            <w:r/>
+            <w:r>
+              <w:rPr>
+                <w:color w:val="3C4752"/>
+                <w:sz w:val="19"/>
+              </w:rPr>
+              <w:t xml:space="preserve">To do — Next</w:t>
+            </w:r>
+          </w:p>
+        </w:tc>
+        <w:tc>
+          <w:tcPr>
+            <w:tcW w:type="dxa" w:w="3278"/>
+            <w:shd w:val="clear" w:color="auto" w:fill="F2F4F6"/>
+            <w:tcMar>
+              <w:top w:w="60" w:type="dxa"/>
+              <w:bottom w:w="60" w:type="dxa"/>
+              <w:left w:w="100" w:type="dxa"/>
+              <w:right w:w="100" w:type="dxa"/>
+            </w:tcMar>
+          </w:tcPr>
+          <w:p>
+            <w:pPr>
+              <w:spacing w:before="0" w:after="0"/>
+            </w:pPr>
+            <w:r/>
+            <w:r>
+              <w:rPr>
+                <w:color w:val="3C4752"/>
+                <w:sz w:val="19"/>
+              </w:rPr>
+              <w:t xml:space="preserve">Sprint 65. A push channel in the outbox, a push adapter, device tokens (migration 0055).</w:t>
+            </w:r>
+          </w:p>
+        </w:tc>
+      </w:tr>
+      <w:tr>
+        <w:tc>
+          <w:tcPr>
+            <w:tcW w:type="dxa" w:w="1100"/>
+            <w:shd w:val="clear" w:color="auto" w:fill="F2F4F6"/>
+            <w:tcMar>
+              <w:top w:w="60" w:type="dxa"/>
+              <w:bottom w:w="60" w:type="dxa"/>
+              <w:left w:w="100" w:type="dxa"/>
+              <w:right w:w="100" w:type="dxa"/>
+            </w:tcMar>
+          </w:tcPr>
+          <w:p>
+            <w:pPr>
+              <w:spacing w:before="0" w:after="0"/>
+            </w:pPr>
+            <w:r/>
+            <w:r>
+              <w:rPr>
+                <w:color w:val="3C4752"/>
+                <w:sz w:val="19"/>
+              </w:rPr>
+              <w:t xml:space="preserve">BL-15.7</w:t>
+            </w:r>
+          </w:p>
+        </w:tc>
+        <w:tc>
+          <w:tcPr>
+            <w:tcW w:type="dxa" w:w="3300"/>
+            <w:shd w:val="clear" w:color="auto" w:fill="F2F4F6"/>
+            <w:tcMar>
+              <w:top w:w="60" w:type="dxa"/>
+              <w:bottom w:w="60" w:type="dxa"/>
+              <w:left w:w="100" w:type="dxa"/>
+              <w:right w:w="100" w:type="dxa"/>
+            </w:tcMar>
+          </w:tcPr>
+          <w:p>
+            <w:pPr>
+              <w:spacing w:before="0" w:after="0"/>
+            </w:pPr>
+            <w:r/>
+            <w:r>
+              <w:rPr>
+                <w:color w:val="3C4752"/>
+                <w:sz w:val="19"/>
+              </w:rPr>
+              <w:t xml:space="preserve">An old app is told to update; released operations cannot break</w:t>
+            </w:r>
+          </w:p>
+        </w:tc>
+        <w:tc>
+          <w:tcPr>
+            <w:tcW w:type="dxa" w:w="1250"/>
+            <w:shd w:val="clear" w:color="auto" w:fill="E3F2E6"/>
+            <w:tcMar>
+              <w:top w:w="60" w:type="dxa"/>
+              <w:bottom w:w="60" w:type="dxa"/>
+              <w:left w:w="100" w:type="dxa"/>
+              <w:right w:w="100" w:type="dxa"/>
+            </w:tcMar>
+          </w:tcPr>
+          <w:p>
+            <w:pPr>
+              <w:spacing w:before="0" w:after="0"/>
+            </w:pPr>
+            <w:r/>
+            <w:r>
+              <w:rPr>
+                <w:color w:val="3C4752"/>
+                <w:sz w:val="19"/>
+              </w:rPr>
+              <w:t xml:space="preserve">Done</w:t>
+            </w:r>
+          </w:p>
+        </w:tc>
+        <w:tc>
+          <w:tcPr>
+            <w:tcW w:type="dxa" w:w="3278"/>
+            <w:shd w:val="clear" w:color="auto" w:fill="F2F4F6"/>
+            <w:tcMar>
+              <w:top w:w="60" w:type="dxa"/>
+              <w:bottom w:w="60" w:type="dxa"/>
+              <w:left w:w="100" w:type="dxa"/>
+              <w:right w:w="100" w:type="dxa"/>
+            </w:tcMar>
+          </w:tcPr>
+          <w:p>
+            <w:pPr>
+              <w:spacing w:before="0" w:after="0"/>
+            </w:pPr>
+            <w:r/>
+            <w:r>
+              <w:rPr>
+                <w:color w:val="3C4752"/>
+                <w:sz w:val="19"/>
+              </w:rPr>
+              <w:t xml:space="preserve">Sprint 62 (ADR-072). 426 gate and the contract check.</w:t>
+            </w:r>
+          </w:p>
+        </w:tc>
+      </w:tr>
+      <w:tr>
+        <w:tc>
+          <w:tcPr>
+            <w:tcW w:type="dxa" w:w="1100"/>
+            <w:shd w:val="clear" w:color="auto" w:fill="F2F4F6"/>
+            <w:tcMar>
+              <w:top w:w="60" w:type="dxa"/>
+              <w:bottom w:w="60" w:type="dxa"/>
+              <w:left w:w="100" w:type="dxa"/>
+              <w:right w:w="100" w:type="dxa"/>
+            </w:tcMar>
+          </w:tcPr>
+          <w:p>
+            <w:pPr>
+              <w:spacing w:before="0" w:after="0"/>
+            </w:pPr>
+            <w:r/>
+            <w:r>
+              <w:rPr>
+                <w:color w:val="3C4752"/>
+                <w:sz w:val="19"/>
+              </w:rPr>
+              <w:t xml:space="preserve">BL-15.8</w:t>
+            </w:r>
+          </w:p>
+        </w:tc>
+        <w:tc>
+          <w:tcPr>
+            <w:tcW w:type="dxa" w:w="3300"/>
+            <w:shd w:val="clear" w:color="auto" w:fill="F2F4F6"/>
+            <w:tcMar>
+              <w:top w:w="60" w:type="dxa"/>
+              <w:bottom w:w="60" w:type="dxa"/>
+              <w:left w:w="100" w:type="dxa"/>
+              <w:right w:w="100" w:type="dxa"/>
+            </w:tcMar>
+          </w:tcPr>
+          <w:p>
+            <w:pPr>
+              <w:spacing w:before="0" w:after="0"/>
+            </w:pPr>
+            <w:r/>
+            <w:r>
+              <w:rPr>
+                <w:color w:val="3C4752"/>
+                <w:sz w:val="19"/>
+              </w:rPr>
+              <w:t xml:space="preserve">A way for store reviewers to sign in</w:t>
+            </w:r>
+          </w:p>
+        </w:tc>
+        <w:tc>
+          <w:tcPr>
+            <w:tcW w:type="dxa" w:w="1250"/>
+            <w:shd w:val="clear" w:color="auto" w:fill="F2F4F6"/>
+            <w:tcMar>
+              <w:top w:w="60" w:type="dxa"/>
+              <w:bottom w:w="60" w:type="dxa"/>
+              <w:left w:w="100" w:type="dxa"/>
+              <w:right w:w="100" w:type="dxa"/>
+            </w:tcMar>
+          </w:tcPr>
+          <w:p>
+            <w:pPr>
+              <w:spacing w:before="0" w:after="0"/>
+            </w:pPr>
+            <w:r/>
+            <w:r>
+              <w:rPr>
+                <w:color w:val="3C4752"/>
+                <w:sz w:val="19"/>
+              </w:rPr>
+              <w:t xml:space="preserve">To do — Next</w:t>
+            </w:r>
+          </w:p>
+        </w:tc>
+        <w:tc>
+          <w:tcPr>
+            <w:tcW w:type="dxa" w:w="3278"/>
+            <w:shd w:val="clear" w:color="auto" w:fill="F2F4F6"/>
+            <w:tcMar>
+              <w:top w:w="60" w:type="dxa"/>
+              <w:bottom w:w="60" w:type="dxa"/>
+              <w:left w:w="100" w:type="dxa"/>
+              <w:right w:w="100" w:type="dxa"/>
+            </w:tcMar>
+          </w:tcPr>
+          <w:p>
+            <w:pPr>
+              <w:spacing w:before="0" w:after="0"/>
+            </w:pPr>
+            <w:r/>
+            <w:r>
+              <w:rPr>
+                <w:color w:val="3C4752"/>
+                <w:sz w:val="19"/>
+              </w:rPr>
+              <w:t xml:space="preserve">Sprint 65. Needs the owner's decision and its own record.</w:t>
+            </w:r>
+          </w:p>
+        </w:tc>
+      </w:tr>
     </w:tbl>
     <w:p>
       <w:pPr>
@@ -29324,6 +30781,750 @@
       </w:pPr>
       <w:r>
         <w:t xml:space="preserve">Considered and not scheduled: alert preferences beyond the on and off switch (the job alert is the only message sent unasked; revisit on demand); a partner write interface for applicant-tracking systems (BL-12.18; no partner has asked, and it needs signed outbound webhooks); CV upload and résumé extraction (BL-4.1, BL-4.2), to be built together with the encryption path (BL-13.2) when an employer segment asks; the real embedding model (BL-5.3), to be shadow-evaluated against the golden set first.</w:t>
+      </w:r>
+    </w:p>
+    <w:p>
+      <w:pPr>
+        <w:pStyle w:val="Heading2"/>
+      </w:pPr>
+      <w:r>
+        <w:t>Epic B15 — The Mobile App (Android and iOS)</w:t>
+      </w:r>
+    </w:p>
+    <w:p>
+      <w:pPr/>
+      <w:r>
+        <w:t xml:space="preserve">Added in version 1.22. The owner asked whether the product should be forked and rebaselined to ship in the Play Store and the App Store. The answer is no: the backend is the one contract and the app is a second client of it, built as a native Expo / React Native app in a new mobile/ directory of this repository, on short mobile-N branches merged to main (ADR-072). Decisions taken by the owner on 2026-10-14: a native rewrite, version 1 for the job seeker only (employers, providers and operators stay on the website), and deployment and the mobile launch run together. Three things outside the code gate a launch more than any screen: real SMS delivery for sign-in codes (BL-12.9, held), deployment of the API and website (deferred), and the store accounts. The application identifier in.iism.app and the name IISM are placeholders until those exist.</w:t>
+      </w:r>
+    </w:p>
+    <w:p>
+      <w:pPr>
+        <w:spacing w:before="160" w:after="40"/>
+      </w:pPr>
+      <w:r>
+        <w:rPr>
+          <w:rStyle w:val="ReqID"/>
+        </w:rPr>
+        <w:t xml:space="preserve">BL-15.1  </w:t>
+      </w:r>
+      <w:r>
+        <w:rPr>
+          <w:b/>
+          <w:color w:val="3C4752"/>
+        </w:rPr>
+        <w:t xml:space="preserve">[NOW]  </w:t>
+      </w:r>
+      <w:r>
+        <w:t>Mobile app foundations: an Expo app in mobile/ that signs a job seeker in.</w:t>
+      </w:r>
+    </w:p>
+    <w:p>
+      <w:pPr>
+        <w:pStyle w:val="BRHead"/>
+      </w:pPr>
+      <w:r>
+        <w:t>Acceptance Criteria</w:t>
+      </w:r>
+    </w:p>
+    <w:p>
+      <w:pPr>
+        <w:pStyle w:val="ListBullet2"/>
+        <w:spacing w:before="0" w:after="40"/>
+      </w:pPr>
+      <w:r>
+        <w:t>The app lives in mobile/ in this repository; web/ and api/ are not moved.</w:t>
+      </w:r>
+    </w:p>
+    <w:p>
+      <w:pPr>
+        <w:pStyle w:val="ListBullet2"/>
+        <w:spacing w:before="0" w:after="40"/>
+      </w:pPr>
+      <w:r>
+        <w:t>Its typed API client, message catalogues and colour tokens are generated from the web's, and a test fails when any is stale.</w:t>
+      </w:r>
+    </w:p>
+    <w:p>
+      <w:pPr>
+        <w:pStyle w:val="ListBullet2"/>
+        <w:spacing w:before="0" w:after="40"/>
+      </w:pPr>
+      <w:r>
+        <w:t>The session is kept in the phone's secure store, the API client refreshes a token once at a time, and every request names the build and the platform.</w:t>
+      </w:r>
+    </w:p>
+    <w:p>
+      <w:pPr>
+        <w:pStyle w:val="ListBullet2"/>
+        <w:spacing w:before="0" w:after="40"/>
+      </w:pPr>
+      <w:r>
+        <w:t>A person can sign in or sign up by phone code, agreeing to the privacy notice, with a resend countdown from the server's cooldown.</w:t>
+      </w:r>
+    </w:p>
+    <w:p>
+      <w:pPr>
+        <w:pStyle w:val="ListBullet2"/>
+        <w:spacing w:before="0" w:after="40"/>
+      </w:pPr>
+      <w:r>
+        <w:t>A CI job compiles the app and runs its tests.</w:t>
+      </w:r>
+    </w:p>
+    <w:p>
+      <w:pPr>
+        <w:spacing w:before="0" w:after="60"/>
+      </w:pPr>
+      <w:r>
+        <w:rPr>
+          <w:b/>
+          <w:i/>
+          <w:color w:val="B0760E"/>
+          <w:sz w:val="18"/>
+        </w:rPr>
+        <w:t xml:space="preserve">Status: </w:t>
+      </w:r>
+      <w:r>
+        <w:rPr>
+          <w:i/>
+          <w:color w:val="3C4752"/>
+          <w:sz w:val="18"/>
+        </w:rPr>
+        <w:t>Done in Sprint 62 (ADR-072), partly verified. Everything that does not need the React Native toolchain is checked: the portable core passes strict type-checking and 39 tests under the web's tools, and the generated files and the agreement with the API are guarded by tests. The screens, the UI primitives, the theme hook, the i18n provider and the Expo configuration were written without the toolchain installed and have never been compiled; there is no package.json yet (mobile/README.md creates one). The CI job is not yet added because there is nothing to install. First job once the toolchain is allowed: install, compile, run the core tests under jest-expo, fix what turns up, add the CI job.</w:t>
+      </w:r>
+    </w:p>
+    <w:p>
+      <w:pPr>
+        <w:pStyle w:val="Caption2"/>
+      </w:pPr>
+      <w:r>
+        <w:t>Size: M   |   Depends on: None   |   Sprint 62; no migration; new decision record</w:t>
+      </w:r>
+    </w:p>
+    <w:p>
+      <w:pPr>
+        <w:spacing w:before="160" w:after="40"/>
+      </w:pPr>
+      <w:r>
+        <w:rPr>
+          <w:rStyle w:val="ReqID"/>
+        </w:rPr>
+        <w:t xml:space="preserve">BL-15.2  </w:t>
+      </w:r>
+      <w:r>
+        <w:rPr>
+          <w:b/>
+          <w:color w:val="3C4752"/>
+        </w:rPr>
+        <w:t xml:space="preserve">[NEXT]  </w:t>
+      </w:r>
+      <w:r>
+        <w:t>Browse on the phone: home, search, vacancies, courses and standards.</w:t>
+      </w:r>
+    </w:p>
+    <w:p>
+      <w:pPr>
+        <w:pStyle w:val="BRHead"/>
+      </w:pPr>
+      <w:r>
+        <w:t>Acceptance Criteria</w:t>
+      </w:r>
+    </w:p>
+    <w:p>
+      <w:pPr>
+        <w:pStyle w:val="ListBullet2"/>
+        <w:spacing w:before="0" w:after="40"/>
+      </w:pPr>
+      <w:r>
+        <w:t>The public lists and detail pages for vacancies, courses and standards, and search, are available without signing in.</w:t>
+      </w:r>
+    </w:p>
+    <w:p>
+      <w:pPr>
+        <w:pStyle w:val="ListBullet2"/>
+        <w:spacing w:before="0" w:after="40"/>
+      </w:pPr>
+      <w:r>
+        <w:t>The language can be switched between English and Hindi and is remembered.</w:t>
+      </w:r>
+    </w:p>
+    <w:p>
+      <w:pPr>
+        <w:pStyle w:val="ListBullet2"/>
+        <w:spacing w:before="0" w:after="40"/>
+      </w:pPr>
+      <w:r>
+        <w:t>Only public data is kept for offline reading; nothing about a person is ever cached, mirroring the website's cache deny list.</w:t>
+      </w:r>
+    </w:p>
+    <w:p>
+      <w:pPr>
+        <w:pStyle w:val="ListBullet2"/>
+        <w:spacing w:before="0" w:after="40"/>
+      </w:pPr>
+      <w:r>
+        <w:t>Hindi text, including plurals, renders correctly on a low-end Android device.</w:t>
+      </w:r>
+    </w:p>
+    <w:p>
+      <w:pPr>
+        <w:spacing w:before="0" w:after="60"/>
+      </w:pPr>
+      <w:r>
+        <w:rPr>
+          <w:b/>
+          <w:i/>
+          <w:color w:val="B0760E"/>
+          <w:sz w:val="18"/>
+        </w:rPr>
+        <w:t xml:space="preserve">Status: </w:t>
+      </w:r>
+      <w:r>
+        <w:rPr>
+          <w:i/>
+          <w:color w:val="3C4752"/>
+          <w:sz w:val="18"/>
+        </w:rPr>
+        <w:t>Not started. First verify, in a day, that the shared message catalogues and their plural rules work on the phone's JavaScript engine.</w:t>
+      </w:r>
+    </w:p>
+    <w:p>
+      <w:pPr>
+        <w:pStyle w:val="Caption2"/>
+      </w:pPr>
+      <w:r>
+        <w:t>Size: M   |   Depends on: BL-15.1   |   Sprint 63</w:t>
+      </w:r>
+    </w:p>
+    <w:p>
+      <w:pPr>
+        <w:spacing w:before="160" w:after="40"/>
+      </w:pPr>
+      <w:r>
+        <w:rPr>
+          <w:rStyle w:val="ReqID"/>
+        </w:rPr>
+        <w:t xml:space="preserve">BL-15.3  </w:t>
+      </w:r>
+      <w:r>
+        <w:rPr>
+          <w:b/>
+          <w:color w:val="3C4752"/>
+        </w:rPr>
+        <w:t xml:space="preserve">[NEXT]  </w:t>
+      </w:r>
+      <w:r>
+        <w:t>Profile, matches and applying on the phone.</w:t>
+      </w:r>
+    </w:p>
+    <w:p>
+      <w:pPr>
+        <w:pStyle w:val="BRHead"/>
+      </w:pPr>
+      <w:r>
+        <w:t>Acceptance Criteria</w:t>
+      </w:r>
+    </w:p>
+    <w:p>
+      <w:pPr>
+        <w:pStyle w:val="ListBullet2"/>
+        <w:spacing w:before="0" w:after="40"/>
+      </w:pPr>
+      <w:r>
+        <w:t>A candidate can build their profile and pick the standards they hold by naming a role, as on the website.</w:t>
+      </w:r>
+    </w:p>
+    <w:p>
+      <w:pPr>
+        <w:pStyle w:val="ListBullet2"/>
+        <w:spacing w:before="0" w:after="40"/>
+      </w:pPr>
+      <w:r>
+        <w:t>Matches show the score, the gap standard by standard, and the suggested courses with where, when and what they cost.</w:t>
+      </w:r>
+    </w:p>
+    <w:p>
+      <w:pPr>
+        <w:pStyle w:val="ListBullet2"/>
+        <w:spacing w:before="0" w:after="40"/>
+      </w:pPr>
+      <w:r>
+        <w:t>A candidate can apply, withdraw, save a vacancy, register interest in a course, and see their applications and what an employer said.</w:t>
+      </w:r>
+    </w:p>
+    <w:p>
+      <w:pPr>
+        <w:pStyle w:val="ListBullet2"/>
+        <w:spacing w:before="0" w:after="40"/>
+      </w:pPr>
+      <w:r>
+        <w:t>Every write reports its own failure, and a signed-out person is sent to sign in rather than shown an error.</w:t>
+      </w:r>
+    </w:p>
+    <w:p>
+      <w:pPr>
+        <w:spacing w:before="0" w:after="60"/>
+      </w:pPr>
+      <w:r>
+        <w:rPr>
+          <w:b/>
+          <w:i/>
+          <w:color w:val="B0760E"/>
+          <w:sz w:val="18"/>
+        </w:rPr>
+        <w:t xml:space="preserve">Status: </w:t>
+      </w:r>
+      <w:r>
+        <w:rPr>
+          <w:i/>
+          <w:color w:val="3C4752"/>
+          <w:sz w:val="18"/>
+        </w:rPr>
+        <w:t>Not started. The largest sprint: the website's components are rebuilt, only the data layer carries over.</w:t>
+      </w:r>
+    </w:p>
+    <w:p>
+      <w:pPr>
+        <w:pStyle w:val="Caption2"/>
+      </w:pPr>
+      <w:r>
+        <w:t>Size: L   |   Depends on: BL-15.2   |   Sprint 64</w:t>
+      </w:r>
+    </w:p>
+    <w:p>
+      <w:pPr>
+        <w:spacing w:before="160" w:after="40"/>
+      </w:pPr>
+      <w:r>
+        <w:rPr>
+          <w:rStyle w:val="ReqID"/>
+        </w:rPr>
+        <w:t xml:space="preserve">BL-15.4  </w:t>
+      </w:r>
+      <w:r>
+        <w:rPr>
+          <w:b/>
+          <w:color w:val="3C4752"/>
+        </w:rPr>
+        <w:t xml:space="preserve">[NEXT]  </w:t>
+      </w:r>
+      <w:r>
+        <w:t>Alerts and account on the phone.</w:t>
+      </w:r>
+    </w:p>
+    <w:p>
+      <w:pPr>
+        <w:pStyle w:val="BRHead"/>
+      </w:pPr>
+      <w:r>
+        <w:t>Acceptance Criteria</w:t>
+      </w:r>
+    </w:p>
+    <w:p>
+      <w:pPr>
+        <w:pStyle w:val="ListBullet2"/>
+        <w:spacing w:before="0" w:after="40"/>
+      </w:pPr>
+      <w:r>
+        <w:t>A candidate sees their notifications with an unread count and can mark them read.</w:t>
+      </w:r>
+    </w:p>
+    <w:p>
+      <w:pPr>
+        <w:pStyle w:val="ListBullet2"/>
+        <w:spacing w:before="0" w:after="40"/>
+      </w:pPr>
+      <w:r>
+        <w:t>A link to a vacancy or an invitation opens in the app.</w:t>
+      </w:r>
+    </w:p>
+    <w:p>
+      <w:pPr>
+        <w:pStyle w:val="ListBullet2"/>
+        <w:spacing w:before="0" w:after="40"/>
+      </w:pPr>
+      <w:r>
+        <w:t>A candidate can export their data through the share sheet and delete their account from inside the app.</w:t>
+      </w:r>
+    </w:p>
+    <w:p>
+      <w:pPr>
+        <w:pStyle w:val="ListBullet2"/>
+        <w:spacing w:before="0" w:after="40"/>
+      </w:pPr>
+      <w:r>
+        <w:t>A candidate can contact the team, raise a grievance, and report a vacancy or a course.</w:t>
+      </w:r>
+    </w:p>
+    <w:p>
+      <w:pPr>
+        <w:spacing w:before="0" w:after="60"/>
+      </w:pPr>
+      <w:r>
+        <w:rPr>
+          <w:b/>
+          <w:i/>
+          <w:color w:val="B0760E"/>
+          <w:sz w:val="18"/>
+        </w:rPr>
+        <w:t xml:space="preserve">Status: </w:t>
+      </w:r>
+      <w:r>
+        <w:rPr>
+          <w:i/>
+          <w:color w:val="3C4752"/>
+          <w:sz w:val="18"/>
+        </w:rPr>
+        <w:t>Not started. The stores require in-app deletion, a privacy-policy link and a way to report content; the website already provides all three.</w:t>
+      </w:r>
+    </w:p>
+    <w:p>
+      <w:pPr>
+        <w:pStyle w:val="Caption2"/>
+      </w:pPr>
+      <w:r>
+        <w:t>Size: M   |   Depends on: BL-15.3, BL-15.6   |   Sprint 65</w:t>
+      </w:r>
+    </w:p>
+    <w:p>
+      <w:pPr>
+        <w:spacing w:before="160" w:after="40"/>
+      </w:pPr>
+      <w:r>
+        <w:rPr>
+          <w:rStyle w:val="ReqID"/>
+        </w:rPr>
+        <w:t xml:space="preserve">BL-15.5  </w:t>
+      </w:r>
+      <w:r>
+        <w:rPr>
+          <w:b/>
+          <w:color w:val="3C4752"/>
+        </w:rPr>
+        <w:t xml:space="preserve">[NEXT]  </w:t>
+      </w:r>
+      <w:r>
+        <w:t>Store readiness and release.</w:t>
+      </w:r>
+    </w:p>
+    <w:p>
+      <w:pPr>
+        <w:pStyle w:val="BRHead"/>
+      </w:pPr>
+      <w:r>
+        <w:t>Acceptance Criteria</w:t>
+      </w:r>
+    </w:p>
+    <w:p>
+      <w:pPr>
+        <w:pStyle w:val="ListBullet2"/>
+        <w:spacing w:before="0" w:after="40"/>
+      </w:pPr>
+      <w:r>
+        <w:t>Icons, splash screens, screenshots and store listings exist in English and Hindi, and the privacy and data-safety answers match what the product collects.</w:t>
+      </w:r>
+    </w:p>
+    <w:p>
+      <w:pPr>
+        <w:pStyle w:val="ListBullet2"/>
+        <w:spacing w:before="0" w:after="40"/>
+      </w:pPr>
+      <w:r>
+        <w:t>TalkBack and VoiceOver can use every screen, and the app is usable on a low-end Android device on mobile data.</w:t>
+      </w:r>
+    </w:p>
+    <w:p>
+      <w:pPr>
+        <w:pStyle w:val="ListBullet2"/>
+        <w:spacing w:before="0" w:after="40"/>
+      </w:pPr>
+      <w:r>
+        <w:t>A build runs through internal testing, a closed test and production on both stores, with a written release runbook.</w:t>
+      </w:r>
+    </w:p>
+    <w:p>
+      <w:pPr>
+        <w:spacing w:before="0" w:after="60"/>
+      </w:pPr>
+      <w:r>
+        <w:rPr>
+          <w:b/>
+          <w:i/>
+          <w:color w:val="B0760E"/>
+          <w:sz w:val="18"/>
+        </w:rPr>
+        <w:t xml:space="preserve">Status: </w:t>
+      </w:r>
+      <w:r>
+        <w:rPr>
+          <w:i/>
+          <w:color w:val="3C4752"/>
+          <w:sz w:val="18"/>
+        </w:rPr>
+        <w:t>Not started. Needs the owner's store accounts, the real bundle identifier and a deployed API.</w:t>
+      </w:r>
+    </w:p>
+    <w:p>
+      <w:pPr>
+        <w:pStyle w:val="Caption2"/>
+      </w:pPr>
+      <w:r>
+        <w:t>Size: M   |   Depends on: BL-15.4, BL-15.8   |   Sprint 66</w:t>
+      </w:r>
+    </w:p>
+    <w:p>
+      <w:pPr>
+        <w:spacing w:before="160" w:after="40"/>
+      </w:pPr>
+      <w:r>
+        <w:rPr>
+          <w:rStyle w:val="ReqID"/>
+        </w:rPr>
+        <w:t xml:space="preserve">BL-15.6  </w:t>
+      </w:r>
+      <w:r>
+        <w:rPr>
+          <w:b/>
+          <w:color w:val="3C4752"/>
+        </w:rPr>
+        <w:t xml:space="preserve">[NEXT]  </w:t>
+      </w:r>
+      <w:r>
+        <w:t>Push notifications: a push channel in the outbox, a push adapter and device tokens.</w:t>
+      </w:r>
+    </w:p>
+    <w:p>
+      <w:pPr>
+        <w:pStyle w:val="BRHead"/>
+      </w:pPr>
+      <w:r>
+        <w:t>Acceptance Criteria</w:t>
+      </w:r>
+    </w:p>
+    <w:p>
+      <w:pPr>
+        <w:pStyle w:val="ListBullet2"/>
+        <w:spacing w:before="0" w:after="40"/>
+      </w:pPr>
+      <w:r>
+        <w:t>A phone registers a device token when a person signs in and removes it when they sign out.</w:t>
+      </w:r>
+    </w:p>
+    <w:p>
+      <w:pPr>
+        <w:pStyle w:val="ListBullet2"/>
+        <w:spacing w:before="0" w:after="40"/>
+      </w:pPr>
+      <w:r>
+        <w:t>A notification is delivered to the phone through the existing outbox, behind an adapter, and carries no free text that may hold a phone number.</w:t>
+      </w:r>
+    </w:p>
+    <w:p>
+      <w:pPr>
+        <w:pStyle w:val="ListBullet2"/>
+        <w:spacing w:before="0" w:after="40"/>
+      </w:pPr>
+      <w:r>
+        <w:t>Device tokens are in the person's data export and are deleted with their account.</w:t>
+      </w:r>
+    </w:p>
+    <w:p>
+      <w:pPr>
+        <w:spacing w:before="0" w:after="60"/>
+      </w:pPr>
+      <w:r>
+        <w:rPr>
+          <w:b/>
+          <w:i/>
+          <w:color w:val="B0760E"/>
+          <w:sz w:val="18"/>
+        </w:rPr>
+        <w:t xml:space="preserve">Status: </w:t>
+      </w:r>
+      <w:r>
+        <w:rPr>
+          <w:i/>
+          <w:color w:val="3C4752"/>
+          <w:sz w:val="18"/>
+        </w:rPr>
+        <w:t>Not started. A new table that references a person, so the export and erasure guards apply.</w:t>
+      </w:r>
+    </w:p>
+    <w:p>
+      <w:pPr>
+        <w:pStyle w:val="Caption2"/>
+      </w:pPr>
+      <w:r>
+        <w:t>Size: M   |   Depends on: BL-15.1   |   Sprint 65; migration 0055</w:t>
+      </w:r>
+    </w:p>
+    <w:p>
+      <w:pPr>
+        <w:spacing w:before="160" w:after="40"/>
+      </w:pPr>
+      <w:r>
+        <w:rPr>
+          <w:rStyle w:val="ReqID"/>
+        </w:rPr>
+        <w:t xml:space="preserve">BL-15.7  </w:t>
+      </w:r>
+      <w:r>
+        <w:rPr>
+          <w:b/>
+          <w:color w:val="3C4752"/>
+        </w:rPr>
+        <w:t xml:space="preserve">[NOW]  </w:t>
+      </w:r>
+      <w:r>
+        <w:t>An old app is told to update, and the operations a released app calls cannot break.</w:t>
+      </w:r>
+    </w:p>
+    <w:p>
+      <w:pPr>
+        <w:pStyle w:val="BRHead"/>
+      </w:pPr>
+      <w:r>
+        <w:t>Acceptance Criteria</w:t>
+      </w:r>
+    </w:p>
+    <w:p>
+      <w:pPr>
+        <w:pStyle w:val="ListBullet2"/>
+        <w:spacing w:before="0" w:after="40"/>
+      </w:pPr>
+      <w:r>
+        <w:t>An installed app below the minimum version for its platform is answered with 426 and the minimum, and shows an update screen.</w:t>
+      </w:r>
+    </w:p>
+    <w:p>
+      <w:pPr>
+        <w:pStyle w:val="ListBullet2"/>
+        <w:spacing w:before="0" w:after="40"/>
+      </w:pPr>
+      <w:r>
+        <w:t>A request with no version header, an unreadable one or an unknown platform is served, and the health check is never gated.</w:t>
+      </w:r>
+    </w:p>
+    <w:p>
+      <w:pPr>
+        <w:pStyle w:val="ListBullet2"/>
+        <w:spacing w:before="0" w:after="40"/>
+      </w:pPr>
+      <w:r>
+        <w:t>The operations the released app calls are recorded, and a change that would break an installed app fails the build.</w:t>
+      </w:r>
+    </w:p>
+    <w:p>
+      <w:pPr>
+        <w:spacing w:before="0" w:after="60"/>
+      </w:pPr>
+      <w:r>
+        <w:rPr>
+          <w:b/>
+          <w:i/>
+          <w:color w:val="B0760E"/>
+          <w:sz w:val="18"/>
+        </w:rPr>
+        <w:t xml:space="preserve">Status: </w:t>
+      </w:r>
+      <w:r>
+        <w:rPr>
+          <w:i/>
+          <w:color w:val="3C4752"/>
+          <w:sz w:val="18"/>
+        </w:rPr>
+        <w:t>Done in Sprint 62 (ADR-072). Separate minimums for Android and iOS, a snapshot with every schema reference expanded, ten kinds of breaking change detected (fifteen deliberate breakages each fail a test), and a recording command that only ever adds operations.</w:t>
+      </w:r>
+    </w:p>
+    <w:p>
+      <w:pPr>
+        <w:pStyle w:val="Caption2"/>
+      </w:pPr>
+      <w:r>
+        <w:t>Size: S   |   Depends on: None   |   Sprint 62; no migration; new decision record</w:t>
+      </w:r>
+    </w:p>
+    <w:p>
+      <w:pPr>
+        <w:spacing w:before="160" w:after="40"/>
+      </w:pPr>
+      <w:r>
+        <w:rPr>
+          <w:rStyle w:val="ReqID"/>
+        </w:rPr>
+        <w:t xml:space="preserve">BL-15.8  </w:t>
+      </w:r>
+      <w:r>
+        <w:rPr>
+          <w:b/>
+          <w:color w:val="3C4752"/>
+        </w:rPr>
+        <w:t xml:space="preserve">[NEXT]  </w:t>
+      </w:r>
+      <w:r>
+        <w:t>A way for the store reviewers to sign in.</w:t>
+      </w:r>
+    </w:p>
+    <w:p>
+      <w:pPr>
+        <w:pStyle w:val="BRHead"/>
+      </w:pPr>
+      <w:r>
+        <w:t>Acceptance Criteria</w:t>
+      </w:r>
+    </w:p>
+    <w:p>
+      <w:pPr>
+        <w:pStyle w:val="ListBullet2"/>
+        <w:spacing w:before="0" w:after="40"/>
+      </w:pPr>
+      <w:r>
+        <w:t>A reviewer can sign in with credentials given in the store submission, although a code sent to a phone cannot reach them.</w:t>
+      </w:r>
+    </w:p>
+    <w:p>
+      <w:pPr>
+        <w:pStyle w:val="ListBullet2"/>
+        <w:spacing w:before="0" w:after="40"/>
+      </w:pPr>
+      <w:r>
+        <w:t>The mechanism is switched on by an explicit production setting, is limited to named test accounts, and has its own decision record: the setting that echoes one-time codes must never be on in production.</w:t>
+      </w:r>
+    </w:p>
+    <w:p>
+      <w:pPr>
+        <w:spacing w:before="0" w:after="60"/>
+      </w:pPr>
+      <w:r>
+        <w:rPr>
+          <w:b/>
+          <w:i/>
+          <w:color w:val="B0760E"/>
+          <w:sz w:val="18"/>
+        </w:rPr>
+        <w:t xml:space="preserve">Status: </w:t>
+      </w:r>
+      <w:r>
+        <w:rPr>
+          <w:i/>
+          <w:color w:val="3C4752"/>
+          <w:sz w:val="18"/>
+        </w:rPr>
+        <w:t>Not started. Needs the owner's decision on the mechanism. Both stores reject an app they cannot sign in to.</w:t>
+      </w:r>
+    </w:p>
+    <w:p>
+      <w:pPr>
+        <w:pStyle w:val="Caption2"/>
+      </w:pPr>
+      <w:r>
+        <w:t>Size: S   |   Depends on: BL-15.1   |   Sprint 65; new decision record</w:t>
+      </w:r>
+    </w:p>
+    <w:p>
+      <w:pPr/>
+      <w:r>
+        <w:t xml:space="preserve">Considered and not scheduled: an employer, provider or operator experience on the phone (the website is responsive and these users work at a desk); a Capacitor shell over the hosted website (kept as a fallback if the schedule slips, with the store's minimum-functionality risk); a bundled static export of the website (every dynamic page would have to be reworked); an in-app payment or subscription (monetisation, BL-1.3, stays deferred).</w:t>
       </w:r>
     </w:p>
     <w:p>
@@ -30389,7 +32590,7 @@
     <w:p>
       <w:pPr/>
       <w:r>
-        <w:t xml:space="preserve">A record of what the sprints since version 1.1 delivered, followed by a proposal for the next one. Sprints 41 to 60 are merged into main (pull requests #17 to #49). Sprint 61 is on its own branch and not yet merged.</w:t>
+        <w:t xml:space="preserve">A record of what the sprints since version 1.1 delivered, followed by a proposal for the next one. Sprints 41 to 61 are merged into main (pull requests #17 to #50). Sprint 62 is on its own branch and not yet merged.</w:t>
       </w:r>
     </w:p>
     <w:tbl>
@@ -32066,11 +34267,63 @@
           </w:p>
         </w:tc>
       </w:tr>
+      <w:tr>
+        <w:tc>
+          <w:tcPr>
+            <w:tcW w:type="dxa" w:w="1200"/>
+            <w:shd w:val="clear" w:color="auto" w:fill="FFFFFF"/>
+            <w:tcMar>
+              <w:top w:w="60" w:type="dxa"/>
+              <w:bottom w:w="60" w:type="dxa"/>
+              <w:left w:w="100" w:type="dxa"/>
+              <w:right w:w="100" w:type="dxa"/>
+            </w:tcMar>
+          </w:tcPr>
+          <w:p>
+            <w:pPr>
+              <w:spacing w:before="0" w:after="0"/>
+            </w:pPr>
+            <w:r/>
+            <w:r>
+              <w:rPr>
+                <w:color w:val="3C4752"/>
+                <w:sz w:val="19"/>
+              </w:rPr>
+              <w:t xml:space="preserve">62</w:t>
+            </w:r>
+          </w:p>
+        </w:tc>
+        <w:tc>
+          <w:tcPr>
+            <w:tcW w:type="dxa" w:w="7728"/>
+            <w:shd w:val="clear" w:color="auto" w:fill="FFFFFF"/>
+            <w:tcMar>
+              <w:top w:w="60" w:type="dxa"/>
+              <w:bottom w:w="60" w:type="dxa"/>
+              <w:left w:w="100" w:type="dxa"/>
+              <w:right w:w="100" w:type="dxa"/>
+            </w:tcMar>
+          </w:tcPr>
+          <w:p>
+            <w:pPr>
+              <w:spacing w:before="0" w:after="0"/>
+            </w:pPr>
+            <w:r/>
+            <w:r>
+              <w:rPr>
+                <w:color w:val="3C4752"/>
+                <w:sz w:val="19"/>
+              </w:rPr>
+              <w:t xml:space="preserve">M1 of the mobile app, foundations: the Expo app in mobile/ in this repository (no fork), the 426 update gate for an installed app that is too old, a recorded and checked contract for the operations the released app calls, the typed client, messages and colours generated from the web's, and phone sign-in. Partly verified: the React Native layer has not been compiled (ADR-072).</w:t>
+            </w:r>
+          </w:p>
+        </w:tc>
+      </w:tr>
     </w:tbl>
     <w:p>
       <w:pPr/>
       <w:r>
-        <w:t xml:space="preserve">The Sprint 56 to 61 roadmap is complete (version 1.21). SEO, deployment, monetisation and real external integrations stay deferred by the Product Owner. What is left below needs a person or a decision from the Product Owner, or is held until real traffic, data or a deployment exists; none of it is code that can be started alone.</w:t>
+        <w:t xml:space="preserve">Proposal for Sprints 63 to 66, for discussion (version 1.22): the rest of the mobile app (Epic B15). The Sprint 56 to 61 roadmap is complete. SEO, deployment, monetisation and real external integrations stay deferred by the Product Owner, except that deployment, real SMS delivery and the store accounts are now on the mobile launch's critical path and need the Product Owner's decision. Each build sprint is code-only; each carries the cut line that if it runs long the next screen waits, never the contract check.</w:t>
       </w:r>
     </w:p>
     <w:tbl>
@@ -32156,6 +34409,391 @@
                 <w:sz w:val="19"/>
               </w:rPr>
               <w:t xml:space="preserve">Rationale</w:t>
+            </w:r>
+          </w:p>
+        </w:tc>
+      </w:tr>
+      <w:tr>
+        <w:tc>
+          <w:tcPr>
+            <w:tcW w:type="dxa" w:w="1200"/>
+            <w:shd w:val="clear" w:color="auto" w:fill="FFFFFF"/>
+            <w:tcMar>
+              <w:top w:w="60" w:type="dxa"/>
+              <w:bottom w:w="60" w:type="dxa"/>
+              <w:left w:w="100" w:type="dxa"/>
+              <w:right w:w="100" w:type="dxa"/>
+            </w:tcMar>
+          </w:tcPr>
+          <w:p>
+            <w:pPr>
+              <w:spacing w:before="0" w:after="0"/>
+            </w:pPr>
+            <w:r/>
+            <w:r>
+              <w:rPr>
+                <w:color w:val="3C4752"/>
+                <w:sz w:val="19"/>
+              </w:rPr>
+              <w:t xml:space="preserve">1</w:t>
+            </w:r>
+          </w:p>
+        </w:tc>
+        <w:tc>
+          <w:tcPr>
+            <w:tcW w:type="dxa" w:w="3600"/>
+            <w:shd w:val="clear" w:color="auto" w:fill="FFFFFF"/>
+            <w:tcMar>
+              <w:top w:w="60" w:type="dxa"/>
+              <w:bottom w:w="60" w:type="dxa"/>
+              <w:left w:w="100" w:type="dxa"/>
+              <w:right w:w="100" w:type="dxa"/>
+            </w:tcMar>
+          </w:tcPr>
+          <w:p>
+            <w:pPr>
+              <w:spacing w:before="0" w:after="0"/>
+            </w:pPr>
+            <w:r/>
+            <w:r>
+              <w:rPr>
+                <w:color w:val="3C4752"/>
+                <w:sz w:val="19"/>
+              </w:rPr>
+              <w:t xml:space="preserve">BL-15.2: Browse on the phone (Sprint 63)</w:t>
+            </w:r>
+          </w:p>
+        </w:tc>
+        <w:tc>
+          <w:tcPr>
+            <w:tcW w:type="dxa" w:w="4128"/>
+            <w:shd w:val="clear" w:color="auto" w:fill="FFFFFF"/>
+            <w:tcMar>
+              <w:top w:w="60" w:type="dxa"/>
+              <w:bottom w:w="60" w:type="dxa"/>
+              <w:left w:w="100" w:type="dxa"/>
+              <w:right w:w="100" w:type="dxa"/>
+            </w:tcMar>
+          </w:tcPr>
+          <w:p>
+            <w:pPr>
+              <w:spacing w:before="0" w:after="0"/>
+            </w:pPr>
+            <w:r/>
+            <w:r>
+              <w:rPr>
+                <w:color w:val="3C4752"/>
+                <w:sz w:val="19"/>
+              </w:rPr>
+              <w:t xml:space="preserve">Public reads only, the first screens a real person sees. Starts by installing the toolchain so M1's uncompiled layer is compiled and its tests run.</w:t>
+            </w:r>
+          </w:p>
+        </w:tc>
+      </w:tr>
+      <w:tr>
+        <w:tc>
+          <w:tcPr>
+            <w:tcW w:type="dxa" w:w="1200"/>
+            <w:shd w:val="clear" w:color="auto" w:fill="FFFFFF"/>
+            <w:tcMar>
+              <w:top w:w="60" w:type="dxa"/>
+              <w:bottom w:w="60" w:type="dxa"/>
+              <w:left w:w="100" w:type="dxa"/>
+              <w:right w:w="100" w:type="dxa"/>
+            </w:tcMar>
+          </w:tcPr>
+          <w:p>
+            <w:pPr>
+              <w:spacing w:before="0" w:after="0"/>
+            </w:pPr>
+            <w:r/>
+            <w:r>
+              <w:rPr>
+                <w:color w:val="3C4752"/>
+                <w:sz w:val="19"/>
+              </w:rPr>
+              <w:t xml:space="preserve">2</w:t>
+            </w:r>
+          </w:p>
+        </w:tc>
+        <w:tc>
+          <w:tcPr>
+            <w:tcW w:type="dxa" w:w="3600"/>
+            <w:shd w:val="clear" w:color="auto" w:fill="FFFFFF"/>
+            <w:tcMar>
+              <w:top w:w="60" w:type="dxa"/>
+              <w:bottom w:w="60" w:type="dxa"/>
+              <w:left w:w="100" w:type="dxa"/>
+              <w:right w:w="100" w:type="dxa"/>
+            </w:tcMar>
+          </w:tcPr>
+          <w:p>
+            <w:pPr>
+              <w:spacing w:before="0" w:after="0"/>
+            </w:pPr>
+            <w:r/>
+            <w:r>
+              <w:rPr>
+                <w:color w:val="3C4752"/>
+                <w:sz w:val="19"/>
+              </w:rPr>
+              <w:t xml:space="preserve">BL-15.3: Profile, matches and applying (Sprint 64)</w:t>
+            </w:r>
+          </w:p>
+        </w:tc>
+        <w:tc>
+          <w:tcPr>
+            <w:tcW w:type="dxa" w:w="4128"/>
+            <w:shd w:val="clear" w:color="auto" w:fill="FFFFFF"/>
+            <w:tcMar>
+              <w:top w:w="60" w:type="dxa"/>
+              <w:bottom w:w="60" w:type="dxa"/>
+              <w:left w:w="100" w:type="dxa"/>
+              <w:right w:w="100" w:type="dxa"/>
+            </w:tcMar>
+          </w:tcPr>
+          <w:p>
+            <w:pPr>
+              <w:spacing w:before="0" w:after="0"/>
+            </w:pPr>
+            <w:r/>
+            <w:r>
+              <w:rPr>
+                <w:color w:val="3C4752"/>
+                <w:sz w:val="19"/>
+              </w:rPr>
+              <w:t xml:space="preserve">The largest sprint: the website's components are rebuilt on the phone.</w:t>
+            </w:r>
+          </w:p>
+        </w:tc>
+      </w:tr>
+      <w:tr>
+        <w:tc>
+          <w:tcPr>
+            <w:tcW w:type="dxa" w:w="1200"/>
+            <w:shd w:val="clear" w:color="auto" w:fill="FFFFFF"/>
+            <w:tcMar>
+              <w:top w:w="60" w:type="dxa"/>
+              <w:bottom w:w="60" w:type="dxa"/>
+              <w:left w:w="100" w:type="dxa"/>
+              <w:right w:w="100" w:type="dxa"/>
+            </w:tcMar>
+          </w:tcPr>
+          <w:p>
+            <w:pPr>
+              <w:spacing w:before="0" w:after="0"/>
+            </w:pPr>
+            <w:r/>
+            <w:r>
+              <w:rPr>
+                <w:color w:val="3C4752"/>
+                <w:sz w:val="19"/>
+              </w:rPr>
+              <w:t xml:space="preserve">3</w:t>
+            </w:r>
+          </w:p>
+        </w:tc>
+        <w:tc>
+          <w:tcPr>
+            <w:tcW w:type="dxa" w:w="3600"/>
+            <w:shd w:val="clear" w:color="auto" w:fill="FFFFFF"/>
+            <w:tcMar>
+              <w:top w:w="60" w:type="dxa"/>
+              <w:bottom w:w="60" w:type="dxa"/>
+              <w:left w:w="100" w:type="dxa"/>
+              <w:right w:w="100" w:type="dxa"/>
+            </w:tcMar>
+          </w:tcPr>
+          <w:p>
+            <w:pPr>
+              <w:spacing w:before="0" w:after="0"/>
+            </w:pPr>
+            <w:r/>
+            <w:r>
+              <w:rPr>
+                <w:color w:val="3C4752"/>
+                <w:sz w:val="19"/>
+              </w:rPr>
+              <w:t xml:space="preserve">BL-15.4, BL-15.6, BL-15.8: Alerts and account (Sprint 65)</w:t>
+            </w:r>
+          </w:p>
+        </w:tc>
+        <w:tc>
+          <w:tcPr>
+            <w:tcW w:type="dxa" w:w="4128"/>
+            <w:shd w:val="clear" w:color="auto" w:fill="FFFFFF"/>
+            <w:tcMar>
+              <w:top w:w="60" w:type="dxa"/>
+              <w:bottom w:w="60" w:type="dxa"/>
+              <w:left w:w="100" w:type="dxa"/>
+              <w:right w:w="100" w:type="dxa"/>
+            </w:tcMar>
+          </w:tcPr>
+          <w:p>
+            <w:pPr>
+              <w:spacing w:before="0" w:after="0"/>
+            </w:pPr>
+            <w:r/>
+            <w:r>
+              <w:rPr>
+                <w:color w:val="3C4752"/>
+                <w:sz w:val="19"/>
+              </w:rPr>
+              <w:t xml:space="preserve">Push, notifications, deep links, export and deletion, and the reviewer login. Migration 0055.</w:t>
+            </w:r>
+          </w:p>
+        </w:tc>
+      </w:tr>
+      <w:tr>
+        <w:tc>
+          <w:tcPr>
+            <w:tcW w:type="dxa" w:w="1200"/>
+            <w:shd w:val="clear" w:color="auto" w:fill="FFFFFF"/>
+            <w:tcMar>
+              <w:top w:w="60" w:type="dxa"/>
+              <w:bottom w:w="60" w:type="dxa"/>
+              <w:left w:w="100" w:type="dxa"/>
+              <w:right w:w="100" w:type="dxa"/>
+            </w:tcMar>
+          </w:tcPr>
+          <w:p>
+            <w:pPr>
+              <w:spacing w:before="0" w:after="0"/>
+            </w:pPr>
+            <w:r/>
+            <w:r>
+              <w:rPr>
+                <w:color w:val="3C4752"/>
+                <w:sz w:val="19"/>
+              </w:rPr>
+              <w:t xml:space="preserve">4</w:t>
+            </w:r>
+          </w:p>
+        </w:tc>
+        <w:tc>
+          <w:tcPr>
+            <w:tcW w:type="dxa" w:w="3600"/>
+            <w:shd w:val="clear" w:color="auto" w:fill="FFFFFF"/>
+            <w:tcMar>
+              <w:top w:w="60" w:type="dxa"/>
+              <w:bottom w:w="60" w:type="dxa"/>
+              <w:left w:w="100" w:type="dxa"/>
+              <w:right w:w="100" w:type="dxa"/>
+            </w:tcMar>
+          </w:tcPr>
+          <w:p>
+            <w:pPr>
+              <w:spacing w:before="0" w:after="0"/>
+            </w:pPr>
+            <w:r/>
+            <w:r>
+              <w:rPr>
+                <w:color w:val="3C4752"/>
+                <w:sz w:val="19"/>
+              </w:rPr>
+              <w:t xml:space="preserve">BL-15.5: Store readiness and release (Sprint 66)</w:t>
+            </w:r>
+          </w:p>
+        </w:tc>
+        <w:tc>
+          <w:tcPr>
+            <w:tcW w:type="dxa" w:w="4128"/>
+            <w:shd w:val="clear" w:color="auto" w:fill="FFFFFF"/>
+            <w:tcMar>
+              <w:top w:w="60" w:type="dxa"/>
+              <w:bottom w:w="60" w:type="dxa"/>
+              <w:left w:w="100" w:type="dxa"/>
+              <w:right w:w="100" w:type="dxa"/>
+            </w:tcMar>
+          </w:tcPr>
+          <w:p>
+            <w:pPr>
+              <w:spacing w:before="0" w:after="0"/>
+            </w:pPr>
+            <w:r/>
+            <w:r>
+              <w:rPr>
+                <w:color w:val="3C4752"/>
+                <w:sz w:val="19"/>
+              </w:rPr>
+              <w:t xml:space="preserve">Listings, privacy answers, accessibility, low-end performance, then internal, closed and production testing on both stores.</w:t>
+            </w:r>
+          </w:p>
+        </w:tc>
+      </w:tr>
+      <w:tr>
+        <w:tc>
+          <w:tcPr>
+            <w:tcW w:type="dxa" w:w="1200"/>
+            <w:shd w:val="clear" w:color="auto" w:fill="FFFFFF"/>
+            <w:tcMar>
+              <w:top w:w="60" w:type="dxa"/>
+              <w:bottom w:w="60" w:type="dxa"/>
+              <w:left w:w="100" w:type="dxa"/>
+              <w:right w:w="100" w:type="dxa"/>
+            </w:tcMar>
+          </w:tcPr>
+          <w:p>
+            <w:pPr>
+              <w:spacing w:before="0" w:after="0"/>
+            </w:pPr>
+            <w:r/>
+            <w:r>
+              <w:rPr>
+                <w:color w:val="3C4752"/>
+                <w:sz w:val="19"/>
+              </w:rPr>
+              <w:t xml:space="preserve">Needs the owner</w:t>
+            </w:r>
+          </w:p>
+        </w:tc>
+        <w:tc>
+          <w:tcPr>
+            <w:tcW w:type="dxa" w:w="3600"/>
+            <w:shd w:val="clear" w:color="auto" w:fill="FFFFFF"/>
+            <w:tcMar>
+              <w:top w:w="60" w:type="dxa"/>
+              <w:bottom w:w="60" w:type="dxa"/>
+              <w:left w:w="100" w:type="dxa"/>
+              <w:right w:w="100" w:type="dxa"/>
+            </w:tcMar>
+          </w:tcPr>
+          <w:p>
+            <w:pPr>
+              <w:spacing w:before="0" w:after="0"/>
+            </w:pPr>
+            <w:r/>
+            <w:r>
+              <w:rPr>
+                <w:color w:val="3C4752"/>
+                <w:sz w:val="19"/>
+              </w:rPr>
+              <w:t xml:space="preserve">BL-15 prerequisites: the app name and bundle identifier, the Apple and Google accounts, deployment, SMS delivery (DLT), the reviewer login</w:t>
+            </w:r>
+          </w:p>
+        </w:tc>
+        <w:tc>
+          <w:tcPr>
+            <w:tcW w:type="dxa" w:w="4128"/>
+            <w:shd w:val="clear" w:color="auto" w:fill="FFFFFF"/>
+            <w:tcMar>
+              <w:top w:w="60" w:type="dxa"/>
+              <w:bottom w:w="60" w:type="dxa"/>
+              <w:left w:w="100" w:type="dxa"/>
+              <w:right w:w="100" w:type="dxa"/>
+            </w:tcMar>
+          </w:tcPr>
+          <w:p>
+            <w:pPr>
+              <w:spacing w:before="0" w:after="0"/>
+            </w:pPr>
+            <w:r/>
+            <w:r>
+              <w:rPr>
+                <w:color w:val="3C4752"/>
+                <w:sz w:val="19"/>
+              </w:rPr>
+              <w:t xml:space="preserve">None of the build sprints can ship to a store without them; the additive-only API policy (ADR-072) also awaits the Product Owner's explicit approval.</w:t>
             </w:r>
           </w:p>
         </w:tc>
